--- a/note_airbnb2.docx
+++ b/note_airbnb2.docx
@@ -113,9 +113,825 @@
           <w:lang w:val="fr-FR"/>
         </w:rPr>
       </w:pPr>
-    </w:p>
-    <w:p>
-      <w:pPr>
+      <w:r>
+        <w:rPr>
+          <w:rFonts w:hint="eastAsia"/>
+          <w:lang w:val="fr-FR"/>
+        </w:rPr>
+        <w:t>整理存档：11底之前的进度</w:t>
+      </w:r>
+    </w:p>
+    <w:p>
+      <w:pPr>
+        <w:rPr>
+          <w:lang w:val="fr-FR"/>
+        </w:rPr>
+      </w:pPr>
+    </w:p>
+    <w:p>
+      <w:pPr>
+        <w:pStyle w:val="2"/>
+      </w:pPr>
+      <w:proofErr w:type="spellStart"/>
+      <w:r>
+        <w:t>A_preprocess</w:t>
+      </w:r>
+      <w:proofErr w:type="spellEnd"/>
+      <w:r>
+        <w:t xml:space="preserve"> </w:t>
+      </w:r>
+      <w:r>
+        <w:t>+</w:t>
+      </w:r>
+      <w:proofErr w:type="spellStart"/>
+      <w:proofErr w:type="gramStart"/>
+      <w:r>
+        <w:t>utils.preprocess</w:t>
+      </w:r>
+      <w:proofErr w:type="gramEnd"/>
+      <w:r>
+        <w:t>_data</w:t>
+      </w:r>
+      <w:proofErr w:type="spellEnd"/>
+      <w:r>
+        <w:t>:</w:t>
+      </w:r>
+    </w:p>
+    <w:p>
+      <w:pPr>
+        <w:rPr>
+          <w:b/>
+          <w:bCs/>
+        </w:rPr>
+      </w:pPr>
+      <w:r>
+        <w:rPr>
+          <w:rFonts w:hint="eastAsia"/>
+          <w:b/>
+          <w:bCs/>
+          <w:highlight w:val="yellow"/>
+        </w:rPr>
+        <w:t>Dat</w:t>
+      </w:r>
+      <w:r>
+        <w:rPr>
+          <w:b/>
+          <w:bCs/>
+          <w:highlight w:val="yellow"/>
+        </w:rPr>
+        <w:t xml:space="preserve">a_jo_0_raw : .csv.gz </w:t>
+      </w:r>
+      <w:r>
+        <w:rPr>
+          <w:rFonts w:hint="eastAsia"/>
+          <w:b/>
+          <w:bCs/>
+          <w:highlight w:val="yellow"/>
+        </w:rPr>
+        <w:t>数据</w:t>
+      </w:r>
+    </w:p>
+    <w:p>
+      <w:pPr>
+        <w:rPr>
+          <w:rFonts w:hint="eastAsia"/>
+        </w:rPr>
+      </w:pPr>
+    </w:p>
+    <w:p>
+      <w:pPr>
+        <w:rPr>
+          <w:lang w:val="fr-FR"/>
+        </w:rPr>
+      </w:pPr>
+      <w:r>
+        <w:rPr>
+          <w:rFonts w:hint="eastAsia"/>
+          <w:lang w:val="fr-FR"/>
+        </w:rPr>
+        <w:t xml:space="preserve">选择数据范围 : </w:t>
+      </w:r>
+      <w:proofErr w:type="spellStart"/>
+      <w:proofErr w:type="gramStart"/>
+      <w:r>
+        <w:rPr>
+          <w:rFonts w:hint="eastAsia"/>
+          <w:lang w:val="fr-FR"/>
+        </w:rPr>
+        <w:t>paris</w:t>
+      </w:r>
+      <w:proofErr w:type="gramEnd"/>
+      <w:r>
+        <w:rPr>
+          <w:rFonts w:hint="eastAsia"/>
+          <w:lang w:val="fr-FR"/>
+        </w:rPr>
+        <w:t>+london</w:t>
+      </w:r>
+      <w:proofErr w:type="spellEnd"/>
+      <w:r>
+        <w:rPr>
+          <w:lang w:val="fr-FR"/>
+        </w:rPr>
+        <w:t xml:space="preserve">, </w:t>
+      </w:r>
+      <w:r>
+        <w:rPr>
+          <w:rFonts w:hint="eastAsia"/>
+          <w:lang w:val="fr-FR"/>
+        </w:rPr>
+        <w:t>2024</w:t>
+      </w:r>
+      <w:r>
+        <w:rPr>
+          <w:lang w:val="fr-FR"/>
+        </w:rPr>
+        <w:t>,</w:t>
+      </w:r>
+      <w:r>
+        <w:rPr>
+          <w:lang w:val="fr-FR"/>
+        </w:rPr>
+        <w:t> </w:t>
+      </w:r>
+      <w:proofErr w:type="spellStart"/>
+      <w:r>
+        <w:rPr>
+          <w:rFonts w:hint="eastAsia"/>
+          <w:lang w:val="fr-FR"/>
+        </w:rPr>
+        <w:t>mars+juin</w:t>
+      </w:r>
+      <w:proofErr w:type="spellEnd"/>
+    </w:p>
+    <w:p>
+      <w:pPr>
+        <w:pStyle w:val="a9"/>
+        <w:numPr>
+          <w:ilvl w:val="0"/>
+          <w:numId w:val="2"/>
+        </w:numPr>
+        <w:rPr>
+          <w:rFonts w:hint="eastAsia"/>
+          <w:lang w:val="fr-FR"/>
+        </w:rPr>
+      </w:pPr>
+      <w:r>
+        <w:rPr>
+          <w:lang w:val="fr-FR"/>
+        </w:rPr>
+        <w:t>~</w:t>
+      </w:r>
+      <w:r>
+        <w:rPr>
+          <w:rFonts w:hint="eastAsia"/>
+          <w:lang w:val="fr-FR"/>
+        </w:rPr>
+        <w:t>90k/city/quater</w:t>
+      </w:r>
+    </w:p>
+    <w:p>
+      <w:pPr>
+        <w:pStyle w:val="a9"/>
+        <w:numPr>
+          <w:ilvl w:val="0"/>
+          <w:numId w:val="4"/>
+        </w:numPr>
+        <w:rPr>
+          <w:rFonts w:hint="eastAsia"/>
+          <w:b/>
+          <w:bCs/>
+          <w:highlight w:val="yellow"/>
+          <w:lang w:val="fr-FR"/>
+        </w:rPr>
+      </w:pPr>
+      <w:proofErr w:type="gramStart"/>
+      <w:r>
+        <w:rPr>
+          <w:rFonts w:hint="eastAsia"/>
+          <w:b/>
+          <w:bCs/>
+          <w:highlight w:val="yellow"/>
+          <w:lang w:val="fr-FR"/>
+        </w:rPr>
+        <w:t>d</w:t>
+      </w:r>
+      <w:r>
+        <w:rPr>
+          <w:rFonts w:hint="eastAsia"/>
+          <w:b/>
+          <w:bCs/>
+          <w:highlight w:val="yellow"/>
+          <w:lang w:val="fr-FR"/>
+        </w:rPr>
+        <w:t>ata</w:t>
+      </w:r>
+      <w:proofErr w:type="gramEnd"/>
+      <w:r>
+        <w:rPr>
+          <w:b/>
+          <w:bCs/>
+          <w:highlight w:val="yellow"/>
+          <w:lang w:val="fr-FR"/>
+        </w:rPr>
+        <w:t>_jo_</w:t>
+      </w:r>
+      <w:r>
+        <w:rPr>
+          <w:rFonts w:hint="eastAsia"/>
+          <w:b/>
+          <w:bCs/>
+          <w:highlight w:val="yellow"/>
+          <w:lang w:val="fr-FR"/>
+        </w:rPr>
+        <w:t>1</w:t>
+      </w:r>
+    </w:p>
+    <w:p>
+      <w:pPr>
+        <w:rPr>
+          <w:lang w:val="fr-FR"/>
+        </w:rPr>
+      </w:pPr>
+    </w:p>
+    <w:p>
+      <w:pPr>
+        <w:rPr>
+          <w:lang w:val="fr-FR"/>
+        </w:rPr>
+      </w:pPr>
+      <w:r>
+        <w:rPr>
+          <w:rFonts w:hint="eastAsia"/>
+          <w:lang w:val="fr-FR"/>
+        </w:rPr>
+        <w:t>不直接选择6月/9月的数据：</w:t>
+      </w:r>
+    </w:p>
+    <w:p>
+      <w:pPr>
+        <w:pStyle w:val="a9"/>
+        <w:numPr>
+          <w:ilvl w:val="0"/>
+          <w:numId w:val="1"/>
+        </w:numPr>
+        <w:rPr>
+          <w:lang w:val="fr-FR"/>
+        </w:rPr>
+      </w:pPr>
+      <w:r>
+        <w:rPr>
+          <w:rFonts w:hint="eastAsia"/>
+          <w:lang w:val="fr-FR"/>
+        </w:rPr>
+        <w:t>直接按</w:t>
+      </w:r>
+      <w:proofErr w:type="spellStart"/>
+      <w:r>
+        <w:rPr>
+          <w:rFonts w:hint="eastAsia"/>
+          <w:lang w:val="fr-FR"/>
+        </w:rPr>
+        <w:t>hos</w:t>
+      </w:r>
+      <w:r>
+        <w:rPr>
+          <w:lang w:val="fr-FR"/>
+        </w:rPr>
+        <w:t>t_since</w:t>
+      </w:r>
+      <w:proofErr w:type="spellEnd"/>
+      <w:r>
+        <w:rPr>
+          <w:rFonts w:hint="eastAsia"/>
+          <w:lang w:val="fr-FR"/>
+        </w:rPr>
+        <w:t>选择新房东熟练过少</w:t>
+      </w:r>
+      <w:r>
+        <w:rPr>
+          <w:rFonts w:hint="eastAsia"/>
+          <w:lang w:val="fr-FR"/>
+        </w:rPr>
+        <w:t>2K</w:t>
+      </w:r>
+    </w:p>
+    <w:p>
+      <w:pPr>
+        <w:pStyle w:val="a9"/>
+        <w:numPr>
+          <w:ilvl w:val="0"/>
+          <w:numId w:val="1"/>
+        </w:numPr>
+        <w:rPr>
+          <w:lang w:val="fr-FR"/>
+        </w:rPr>
+      </w:pPr>
+      <w:r>
+        <w:rPr>
+          <w:rFonts w:hint="eastAsia"/>
+          <w:lang w:val="fr-FR"/>
+        </w:rPr>
+        <w:t>无法</w:t>
+      </w:r>
+      <w:r>
+        <w:rPr>
+          <w:rFonts w:hint="eastAsia"/>
+          <w:lang w:val="fr-FR"/>
+        </w:rPr>
+        <w:t>定位重新</w:t>
+      </w:r>
+      <w:proofErr w:type="gramStart"/>
+      <w:r>
+        <w:rPr>
+          <w:rFonts w:hint="eastAsia"/>
+          <w:lang w:val="fr-FR"/>
+        </w:rPr>
+        <w:t>新</w:t>
+      </w:r>
+      <w:proofErr w:type="gramEnd"/>
+      <w:r>
+        <w:rPr>
+          <w:rFonts w:hint="eastAsia"/>
+          <w:lang w:val="fr-FR"/>
+        </w:rPr>
+        <w:t>活跃的</w:t>
+      </w:r>
+      <w:r>
+        <w:rPr>
+          <w:rFonts w:hint="eastAsia"/>
+          <w:lang w:val="fr-FR"/>
+        </w:rPr>
+        <w:t>房东</w:t>
+      </w:r>
+    </w:p>
+    <w:p>
+      <w:proofErr w:type="spellStart"/>
+      <w:r>
+        <w:rPr>
+          <w:rFonts w:hint="eastAsia"/>
+        </w:rPr>
+        <w:t>Is</w:t>
+      </w:r>
+      <w:r>
+        <w:t>_changed</w:t>
+      </w:r>
+      <w:proofErr w:type="spellEnd"/>
+      <w:r>
+        <w:t>=</w:t>
+      </w:r>
+      <w:proofErr w:type="spellStart"/>
+      <w:r>
+        <w:t>new_host</w:t>
+      </w:r>
+      <w:proofErr w:type="spellEnd"/>
+      <w:r>
+        <w:t xml:space="preserve"> | </w:t>
+      </w:r>
+      <w:proofErr w:type="spellStart"/>
+      <w:r>
+        <w:t>reactive_host</w:t>
+      </w:r>
+      <w:proofErr w:type="spellEnd"/>
+      <w:r>
+        <w:t xml:space="preserve"> | </w:t>
+      </w:r>
+      <w:proofErr w:type="spellStart"/>
+      <w:r>
+        <w:t>presentation_change</w:t>
+      </w:r>
+      <w:proofErr w:type="spellEnd"/>
+    </w:p>
+    <w:p>
+      <w:pPr>
+        <w:pStyle w:val="a9"/>
+        <w:numPr>
+          <w:ilvl w:val="0"/>
+          <w:numId w:val="3"/>
+        </w:numPr>
+        <w:rPr>
+          <w:rFonts w:hint="eastAsia"/>
+          <w:b/>
+          <w:bCs/>
+          <w:highlight w:val="yellow"/>
+          <w:lang w:val="fr-FR"/>
+        </w:rPr>
+      </w:pPr>
+      <w:r>
+        <w:rPr>
+          <w:rFonts w:hint="eastAsia"/>
+          <w:b/>
+          <w:bCs/>
+          <w:highlight w:val="yellow"/>
+          <w:lang w:val="fr-FR"/>
+        </w:rPr>
+        <w:t>Data</w:t>
+      </w:r>
+      <w:r>
+        <w:rPr>
+          <w:b/>
+          <w:bCs/>
+          <w:highlight w:val="yellow"/>
+          <w:lang w:val="fr-FR"/>
+        </w:rPr>
+        <w:t>_jo_2_grouped</w:t>
+      </w:r>
+    </w:p>
+    <w:p>
+      <w:pPr>
+        <w:rPr>
+          <w:lang w:val="fr-FR"/>
+        </w:rPr>
+      </w:pPr>
+    </w:p>
+    <w:p>
+      <w:pPr>
+        <w:rPr>
+          <w:lang w:val="fr-FR"/>
+        </w:rPr>
+      </w:pPr>
+    </w:p>
+    <w:p>
+      <w:pPr>
+        <w:rPr>
+          <w:rFonts w:hint="eastAsia"/>
+          <w:b/>
+          <w:bCs/>
+          <w:lang w:val="fr-FR"/>
+        </w:rPr>
+      </w:pPr>
+      <w:r>
+        <w:rPr>
+          <w:rFonts w:hint="eastAsia"/>
+          <w:b/>
+          <w:bCs/>
+          <w:lang w:val="fr-FR"/>
+        </w:rPr>
+        <w:t>处理变量：</w:t>
+      </w:r>
+    </w:p>
+    <w:p>
+      <w:pPr>
+        <w:pStyle w:val="a9"/>
+        <w:numPr>
+          <w:ilvl w:val="0"/>
+          <w:numId w:val="1"/>
+        </w:numPr>
+        <w:rPr>
+          <w:lang w:val="fr-FR"/>
+        </w:rPr>
+      </w:pPr>
+      <w:r>
+        <w:rPr>
+          <w:rFonts w:hint="eastAsia"/>
+          <w:lang w:val="fr-FR"/>
+        </w:rPr>
+        <w:t>房东相关变量：</w:t>
+      </w:r>
+    </w:p>
+    <w:p>
+      <w:pPr>
+        <w:pStyle w:val="a9"/>
+        <w:numPr>
+          <w:ilvl w:val="0"/>
+          <w:numId w:val="1"/>
+        </w:numPr>
+        <w:rPr>
+          <w:lang w:val="fr-FR"/>
+        </w:rPr>
+      </w:pPr>
+      <w:r>
+        <w:rPr>
+          <w:rFonts w:hint="eastAsia"/>
+          <w:lang w:val="fr-FR"/>
+        </w:rPr>
+        <w:t>客观变量：</w:t>
+      </w:r>
+    </w:p>
+    <w:p>
+      <w:pPr>
+        <w:pStyle w:val="a9"/>
+        <w:numPr>
+          <w:ilvl w:val="0"/>
+          <w:numId w:val="1"/>
+        </w:numPr>
+        <w:rPr>
+          <w:rFonts w:hint="eastAsia"/>
+          <w:lang w:val="fr-FR"/>
+        </w:rPr>
+      </w:pPr>
+      <w:r>
+        <w:rPr>
+          <w:rFonts w:hint="eastAsia"/>
+          <w:lang w:val="fr-FR"/>
+        </w:rPr>
+        <w:t>绩效指标</w:t>
+      </w:r>
+    </w:p>
+    <w:p>
+      <w:pPr>
+        <w:rPr>
+          <w:rFonts w:hint="eastAsia"/>
+          <w:lang w:val="fr-FR"/>
+        </w:rPr>
+      </w:pPr>
+      <w:r>
+        <w:rPr>
+          <w:rFonts w:hint="eastAsia"/>
+          <w:lang w:val="fr-FR"/>
+        </w:rPr>
+        <w:t>处理步骤键</w:t>
+      </w:r>
+      <w:proofErr w:type="spellStart"/>
+      <w:r>
+        <w:rPr>
+          <w:rFonts w:hint="eastAsia"/>
+          <w:lang w:val="fr-FR"/>
+        </w:rPr>
+        <w:t>utils</w:t>
+      </w:r>
+      <w:proofErr w:type="spellEnd"/>
+      <w:r>
+        <w:rPr>
+          <w:rFonts w:hint="eastAsia"/>
+          <w:lang w:val="fr-FR"/>
+        </w:rPr>
+        <w:t>，新增字段见字典</w:t>
+      </w:r>
+    </w:p>
+    <w:p>
+      <w:pPr>
+        <w:pStyle w:val="a9"/>
+        <w:numPr>
+          <w:ilvl w:val="0"/>
+          <w:numId w:val="3"/>
+        </w:numPr>
+        <w:rPr>
+          <w:rFonts w:hint="eastAsia"/>
+          <w:b/>
+          <w:bCs/>
+          <w:highlight w:val="yellow"/>
+          <w:lang w:val="fr-FR"/>
+        </w:rPr>
+      </w:pPr>
+      <w:r>
+        <w:rPr>
+          <w:rFonts w:hint="eastAsia"/>
+          <w:b/>
+          <w:bCs/>
+          <w:highlight w:val="yellow"/>
+          <w:lang w:val="fr-FR"/>
+        </w:rPr>
+        <w:t>Data</w:t>
+      </w:r>
+      <w:r>
+        <w:rPr>
+          <w:b/>
+          <w:bCs/>
+          <w:highlight w:val="yellow"/>
+          <w:lang w:val="fr-FR"/>
+        </w:rPr>
+        <w:t>_jo_</w:t>
+      </w:r>
+      <w:r>
+        <w:rPr>
+          <w:rFonts w:hint="eastAsia"/>
+          <w:b/>
+          <w:bCs/>
+          <w:highlight w:val="yellow"/>
+          <w:lang w:val="fr-FR"/>
+        </w:rPr>
+        <w:t>3</w:t>
+      </w:r>
+      <w:r>
+        <w:rPr>
+          <w:b/>
+          <w:bCs/>
+          <w:highlight w:val="yellow"/>
+          <w:lang w:val="fr-FR"/>
+        </w:rPr>
+        <w:t>_processed</w:t>
+      </w:r>
+    </w:p>
+    <w:p>
+      <w:pPr>
+        <w:rPr>
+          <w:b/>
+          <w:bCs/>
+          <w:lang w:val="fr-FR"/>
+        </w:rPr>
+      </w:pPr>
+    </w:p>
+    <w:p>
+      <w:pPr>
+        <w:rPr>
+          <w:b/>
+          <w:bCs/>
+          <w:lang w:val="fr-FR"/>
+        </w:rPr>
+      </w:pPr>
+    </w:p>
+    <w:p>
+      <w:pPr>
+        <w:rPr>
+          <w:b/>
+          <w:bCs/>
+          <w:lang w:val="fr-FR"/>
+        </w:rPr>
+      </w:pPr>
+    </w:p>
+    <w:p>
+      <w:pPr>
+        <w:pStyle w:val="2"/>
+        <w:rPr>
+          <w:rStyle w:val="af2"/>
+        </w:rPr>
+      </w:pPr>
+      <w:proofErr w:type="spellStart"/>
+      <w:r>
+        <w:rPr>
+          <w:rFonts w:hint="eastAsia"/>
+          <w:lang w:val="fr-FR"/>
+        </w:rPr>
+        <w:t>B</w:t>
+      </w:r>
+      <w:r>
+        <w:rPr>
+          <w:lang w:val="fr-FR"/>
+        </w:rPr>
+        <w:t>_images</w:t>
+      </w:r>
+      <w:r>
+        <w:rPr>
+          <w:lang w:val="fr-FR"/>
+        </w:rPr>
+        <w:t>+</w:t>
+      </w:r>
+      <w:proofErr w:type="gramStart"/>
+      <w:r>
+        <w:rPr>
+          <w:lang w:val="fr-FR"/>
+        </w:rPr>
+        <w:t>utils.</w:t>
+      </w:r>
+      <w:r>
+        <w:rPr>
+          <w:lang w:val="fr-FR"/>
+        </w:rPr>
+        <w:t>images</w:t>
+      </w:r>
+      <w:proofErr w:type="gramEnd"/>
+      <w:r>
+        <w:rPr>
+          <w:lang w:val="fr-FR"/>
+        </w:rPr>
+        <w:t>_auto_annotation</w:t>
+      </w:r>
+      <w:proofErr w:type="spellEnd"/>
+      <w:r>
+        <w:rPr>
+          <w:lang w:val="fr-FR"/>
+        </w:rPr>
+        <w:t> :</w:t>
+      </w:r>
+    </w:p>
+    <w:p>
+      <w:pPr>
+        <w:rPr>
+          <w:lang w:val="fr-FR"/>
+        </w:rPr>
+      </w:pPr>
+    </w:p>
+    <w:p>
+      <w:pPr>
+        <w:rPr>
+          <w:lang w:val="fr-FR"/>
+        </w:rPr>
+      </w:pPr>
+      <w:r>
+        <w:rPr>
+          <w:rFonts w:hint="eastAsia"/>
+          <w:lang w:val="fr-FR"/>
+        </w:rPr>
+        <w:t>思路：</w:t>
+      </w:r>
+    </w:p>
+    <w:p>
+      <w:pPr>
+        <w:rPr>
+          <w:lang w:val="fr-FR"/>
+        </w:rPr>
+      </w:pPr>
+    </w:p>
+    <w:p>
+      <w:pPr>
+        <w:rPr>
+          <w:lang w:val="fr-FR"/>
+        </w:rPr>
+      </w:pPr>
+      <w:proofErr w:type="spellStart"/>
+      <w:r>
+        <w:rPr>
+          <w:rFonts w:hint="eastAsia"/>
+          <w:lang w:val="fr-FR"/>
+        </w:rPr>
+        <w:t>I</w:t>
+      </w:r>
+      <w:r>
+        <w:rPr>
+          <w:lang w:val="fr-FR"/>
+        </w:rPr>
+        <w:t>mages_TEST</w:t>
+      </w:r>
+      <w:proofErr w:type="spellEnd"/>
+      <w:r>
+        <w:rPr>
+          <w:lang w:val="fr-FR"/>
+        </w:rPr>
+        <w:t xml:space="preserve">, </w:t>
+      </w:r>
+      <w:proofErr w:type="spellStart"/>
+      <w:r>
+        <w:rPr>
+          <w:lang w:val="fr-FR"/>
+        </w:rPr>
+        <w:t>images_TRAIN</w:t>
+      </w:r>
+      <w:proofErr w:type="spellEnd"/>
+      <w:r>
+        <w:rPr>
+          <w:lang w:val="fr-FR"/>
+        </w:rPr>
+        <w:t xml:space="preserve">, </w:t>
+      </w:r>
+      <w:proofErr w:type="spellStart"/>
+      <w:r>
+        <w:rPr>
+          <w:lang w:val="fr-FR"/>
+        </w:rPr>
+        <w:t>images_POOL</w:t>
+      </w:r>
+      <w:proofErr w:type="spellEnd"/>
+      <w:r>
+        <w:rPr>
+          <w:lang w:val="fr-FR"/>
+        </w:rPr>
+        <w:t> :300 </w:t>
+      </w:r>
+    </w:p>
+    <w:p>
+      <w:pPr>
+        <w:rPr>
+          <w:lang w:val="fr-FR"/>
+        </w:rPr>
+      </w:pPr>
+      <w:proofErr w:type="spellStart"/>
+      <w:r>
+        <w:rPr>
+          <w:rFonts w:hint="eastAsia"/>
+          <w:lang w:val="fr-FR"/>
+        </w:rPr>
+        <w:t>L</w:t>
+      </w:r>
+      <w:r>
+        <w:rPr>
+          <w:lang w:val="fr-FR"/>
+        </w:rPr>
+        <w:t>s_annotations</w:t>
+      </w:r>
+      <w:proofErr w:type="spellEnd"/>
+      <w:r>
+        <w:rPr>
+          <w:lang w:val="fr-FR"/>
+        </w:rPr>
+        <w:t> :</w:t>
+      </w:r>
+    </w:p>
+    <w:p>
+      <w:pPr>
+        <w:rPr>
+          <w:rFonts w:hint="eastAsia"/>
+          <w:lang w:val="fr-FR"/>
+        </w:rPr>
+      </w:pPr>
+    </w:p>
+    <w:p>
+      <w:pPr>
+        <w:rPr>
+          <w:lang w:val="fr-FR"/>
+        </w:rPr>
+      </w:pPr>
+    </w:p>
+    <w:p>
+      <w:pPr>
+        <w:rPr>
+          <w:lang w:val="fr-FR"/>
+        </w:rPr>
+      </w:pPr>
+    </w:p>
+    <w:p>
+      <w:pPr>
+        <w:pStyle w:val="2"/>
         <w:rPr>
           <w:lang w:val="fr-FR"/>
         </w:rPr>
@@ -212,6 +1028,471 @@
     </w:p>
   </w:footnote>
 </w:footnotes>
+</file>
+
+<file path=word/numbering.xml><?xml version="1.0" encoding="utf-8"?>
+<w:numbering xmlns:wpc="http://schemas.microsoft.com/office/word/2010/wordprocessingCanvas" xmlns:cx="http://schemas.microsoft.com/office/drawing/2014/chartex" xmlns:cx1="http://schemas.microsoft.com/office/drawing/2015/9/8/chartex" xmlns:cx2="http://schemas.microsoft.com/office/drawing/2015/10/21/chartex" xmlns:cx3="http://schemas.microsoft.com/office/drawing/2016/5/9/chartex" xmlns:cx4="http://schemas.microsoft.com/office/drawing/2016/5/10/chartex" xmlns:cx5="http://schemas.microsoft.com/office/drawing/2016/5/11/chartex" xmlns:cx6="http://schemas.microsoft.com/office/drawing/2016/5/12/chartex" xmlns:cx7="http://schemas.microsoft.com/office/drawing/2016/5/13/chartex" xmlns:cx8="http://schemas.microsoft.com/office/drawing/2016/5/14/chartex" xmlns:mc="http://schemas.openxmlformats.org/markup-compatibility/2006" xmlns:aink="http://schemas.microsoft.com/office/drawing/2016/ink" xmlns:am3d="http://schemas.microsoft.com/office/drawing/2017/model3d" xmlns:o="urn:schemas-microsoft-com:office:office" xmlns:oel="http://schemas.microsoft.com/office/2019/extlst" xmlns:r="http://schemas.openxmlformats.org/officeDocument/2006/relationships" xmlns:m="http://schemas.openxmlformats.org/officeDocument/2006/math" xmlns:v="urn:schemas-microsoft-com:vml" xmlns:wp14="http://schemas.microsoft.com/office/word/2010/wordprocessingDrawing" xmlns:wp="http://schemas.openxmlformats.org/drawingml/2006/wordprocessingDrawing" xmlns:w10="urn:schemas-microsoft-com:office:word" xmlns:w="http://schemas.openxmlformats.org/wordprocessingml/2006/main" xmlns:w14="http://schemas.microsoft.com/office/word/2010/wordml" xmlns:w15="http://schemas.microsoft.com/office/word/2012/wordml" xmlns:w16cex="http://schemas.microsoft.com/office/word/2018/wordml/cex" xmlns:w16cid="http://schemas.microsoft.com/office/word/2016/wordml/cid" xmlns:w16="http://schemas.microsoft.com/office/word/2018/wordml" xmlns:w16du="http://schemas.microsoft.com/office/word/2023/wordml/word16du" xmlns:w16sdtdh="http://schemas.microsoft.com/office/word/2020/wordml/sdtdatahash" xmlns:w16sdtfl="http://schemas.microsoft.com/office/word/2024/wordml/sdtformatlock" xmlns:w16se="http://schemas.microsoft.com/office/word/2015/wordml/symex" xmlns:wpg="http://schemas.microsoft.com/office/word/2010/wordprocessingGroup" xmlns:wpi="http://schemas.microsoft.com/office/word/2010/wordprocessingInk" xmlns:wne="http://schemas.microsoft.com/office/word/2006/wordml" xmlns:wps="http://schemas.microsoft.com/office/word/2010/wordprocessingShape" mc:Ignorable="w14 w15 w16se w16cid w16 w16cex w16sdtdh w16sdtfl w16du wp14">
+  <w:abstractNum w:abstractNumId="0" w15:restartNumberingAfterBreak="0">
+    <w:nsid w:val="03B61D4B"/>
+    <w:multiLevelType w:val="hybridMultilevel"/>
+    <w:tmpl w:val="97AE8D6C"/>
+    <w:lvl w:ilvl="0" w:tplc="23385CD4">
+      <w:numFmt w:val="bullet"/>
+      <w:lvlText w:val="-"/>
+      <w:lvlJc w:val="left"/>
+      <w:pPr>
+        <w:ind w:left="360" w:hanging="360"/>
+      </w:pPr>
+      <w:rPr>
+        <w:rFonts w:ascii="等线" w:eastAsia="等线" w:hAnsi="等线" w:cstheme="minorBidi" w:hint="eastAsia"/>
+      </w:rPr>
+    </w:lvl>
+    <w:lvl w:ilvl="1" w:tplc="04090003" w:tentative="1">
+      <w:start w:val="1"/>
+      <w:numFmt w:val="bullet"/>
+      <w:lvlText w:val=""/>
+      <w:lvlJc w:val="left"/>
+      <w:pPr>
+        <w:ind w:left="880" w:hanging="440"/>
+      </w:pPr>
+      <w:rPr>
+        <w:rFonts w:ascii="Wingdings" w:hAnsi="Wingdings" w:hint="default"/>
+      </w:rPr>
+    </w:lvl>
+    <w:lvl w:ilvl="2" w:tplc="04090005" w:tentative="1">
+      <w:start w:val="1"/>
+      <w:numFmt w:val="bullet"/>
+      <w:lvlText w:val=""/>
+      <w:lvlJc w:val="left"/>
+      <w:pPr>
+        <w:ind w:left="1320" w:hanging="440"/>
+      </w:pPr>
+      <w:rPr>
+        <w:rFonts w:ascii="Wingdings" w:hAnsi="Wingdings" w:hint="default"/>
+      </w:rPr>
+    </w:lvl>
+    <w:lvl w:ilvl="3" w:tplc="04090001" w:tentative="1">
+      <w:start w:val="1"/>
+      <w:numFmt w:val="bullet"/>
+      <w:lvlText w:val=""/>
+      <w:lvlJc w:val="left"/>
+      <w:pPr>
+        <w:ind w:left="1760" w:hanging="440"/>
+      </w:pPr>
+      <w:rPr>
+        <w:rFonts w:ascii="Wingdings" w:hAnsi="Wingdings" w:hint="default"/>
+      </w:rPr>
+    </w:lvl>
+    <w:lvl w:ilvl="4" w:tplc="04090003" w:tentative="1">
+      <w:start w:val="1"/>
+      <w:numFmt w:val="bullet"/>
+      <w:lvlText w:val=""/>
+      <w:lvlJc w:val="left"/>
+      <w:pPr>
+        <w:ind w:left="2200" w:hanging="440"/>
+      </w:pPr>
+      <w:rPr>
+        <w:rFonts w:ascii="Wingdings" w:hAnsi="Wingdings" w:hint="default"/>
+      </w:rPr>
+    </w:lvl>
+    <w:lvl w:ilvl="5" w:tplc="04090005" w:tentative="1">
+      <w:start w:val="1"/>
+      <w:numFmt w:val="bullet"/>
+      <w:lvlText w:val=""/>
+      <w:lvlJc w:val="left"/>
+      <w:pPr>
+        <w:ind w:left="2640" w:hanging="440"/>
+      </w:pPr>
+      <w:rPr>
+        <w:rFonts w:ascii="Wingdings" w:hAnsi="Wingdings" w:hint="default"/>
+      </w:rPr>
+    </w:lvl>
+    <w:lvl w:ilvl="6" w:tplc="04090001" w:tentative="1">
+      <w:start w:val="1"/>
+      <w:numFmt w:val="bullet"/>
+      <w:lvlText w:val=""/>
+      <w:lvlJc w:val="left"/>
+      <w:pPr>
+        <w:ind w:left="3080" w:hanging="440"/>
+      </w:pPr>
+      <w:rPr>
+        <w:rFonts w:ascii="Wingdings" w:hAnsi="Wingdings" w:hint="default"/>
+      </w:rPr>
+    </w:lvl>
+    <w:lvl w:ilvl="7" w:tplc="04090003" w:tentative="1">
+      <w:start w:val="1"/>
+      <w:numFmt w:val="bullet"/>
+      <w:lvlText w:val=""/>
+      <w:lvlJc w:val="left"/>
+      <w:pPr>
+        <w:ind w:left="3520" w:hanging="440"/>
+      </w:pPr>
+      <w:rPr>
+        <w:rFonts w:ascii="Wingdings" w:hAnsi="Wingdings" w:hint="default"/>
+      </w:rPr>
+    </w:lvl>
+    <w:lvl w:ilvl="8" w:tplc="04090005" w:tentative="1">
+      <w:start w:val="1"/>
+      <w:numFmt w:val="bullet"/>
+      <w:lvlText w:val=""/>
+      <w:lvlJc w:val="left"/>
+      <w:pPr>
+        <w:ind w:left="3960" w:hanging="440"/>
+      </w:pPr>
+      <w:rPr>
+        <w:rFonts w:ascii="Wingdings" w:hAnsi="Wingdings" w:hint="default"/>
+      </w:rPr>
+    </w:lvl>
+  </w:abstractNum>
+  <w:abstractNum w:abstractNumId="1" w15:restartNumberingAfterBreak="0">
+    <w:nsid w:val="233B5312"/>
+    <w:multiLevelType w:val="hybridMultilevel"/>
+    <w:tmpl w:val="344CD5C0"/>
+    <w:lvl w:ilvl="0" w:tplc="86C49EA2">
+      <w:numFmt w:val="bullet"/>
+      <w:lvlText w:val=""/>
+      <w:lvlJc w:val="left"/>
+      <w:pPr>
+        <w:ind w:left="360" w:hanging="360"/>
+      </w:pPr>
+      <w:rPr>
+        <w:rFonts w:ascii="Wingdings" w:eastAsiaTheme="minorEastAsia" w:hAnsi="Wingdings" w:cstheme="minorBidi" w:hint="default"/>
+      </w:rPr>
+    </w:lvl>
+    <w:lvl w:ilvl="1" w:tplc="04090003" w:tentative="1">
+      <w:start w:val="1"/>
+      <w:numFmt w:val="bullet"/>
+      <w:lvlText w:val=""/>
+      <w:lvlJc w:val="left"/>
+      <w:pPr>
+        <w:ind w:left="880" w:hanging="440"/>
+      </w:pPr>
+      <w:rPr>
+        <w:rFonts w:ascii="Wingdings" w:hAnsi="Wingdings" w:hint="default"/>
+      </w:rPr>
+    </w:lvl>
+    <w:lvl w:ilvl="2" w:tplc="04090005" w:tentative="1">
+      <w:start w:val="1"/>
+      <w:numFmt w:val="bullet"/>
+      <w:lvlText w:val=""/>
+      <w:lvlJc w:val="left"/>
+      <w:pPr>
+        <w:ind w:left="1320" w:hanging="440"/>
+      </w:pPr>
+      <w:rPr>
+        <w:rFonts w:ascii="Wingdings" w:hAnsi="Wingdings" w:hint="default"/>
+      </w:rPr>
+    </w:lvl>
+    <w:lvl w:ilvl="3" w:tplc="04090001" w:tentative="1">
+      <w:start w:val="1"/>
+      <w:numFmt w:val="bullet"/>
+      <w:lvlText w:val=""/>
+      <w:lvlJc w:val="left"/>
+      <w:pPr>
+        <w:ind w:left="1760" w:hanging="440"/>
+      </w:pPr>
+      <w:rPr>
+        <w:rFonts w:ascii="Wingdings" w:hAnsi="Wingdings" w:hint="default"/>
+      </w:rPr>
+    </w:lvl>
+    <w:lvl w:ilvl="4" w:tplc="04090003" w:tentative="1">
+      <w:start w:val="1"/>
+      <w:numFmt w:val="bullet"/>
+      <w:lvlText w:val=""/>
+      <w:lvlJc w:val="left"/>
+      <w:pPr>
+        <w:ind w:left="2200" w:hanging="440"/>
+      </w:pPr>
+      <w:rPr>
+        <w:rFonts w:ascii="Wingdings" w:hAnsi="Wingdings" w:hint="default"/>
+      </w:rPr>
+    </w:lvl>
+    <w:lvl w:ilvl="5" w:tplc="04090005" w:tentative="1">
+      <w:start w:val="1"/>
+      <w:numFmt w:val="bullet"/>
+      <w:lvlText w:val=""/>
+      <w:lvlJc w:val="left"/>
+      <w:pPr>
+        <w:ind w:left="2640" w:hanging="440"/>
+      </w:pPr>
+      <w:rPr>
+        <w:rFonts w:ascii="Wingdings" w:hAnsi="Wingdings" w:hint="default"/>
+      </w:rPr>
+    </w:lvl>
+    <w:lvl w:ilvl="6" w:tplc="04090001" w:tentative="1">
+      <w:start w:val="1"/>
+      <w:numFmt w:val="bullet"/>
+      <w:lvlText w:val=""/>
+      <w:lvlJc w:val="left"/>
+      <w:pPr>
+        <w:ind w:left="3080" w:hanging="440"/>
+      </w:pPr>
+      <w:rPr>
+        <w:rFonts w:ascii="Wingdings" w:hAnsi="Wingdings" w:hint="default"/>
+      </w:rPr>
+    </w:lvl>
+    <w:lvl w:ilvl="7" w:tplc="04090003" w:tentative="1">
+      <w:start w:val="1"/>
+      <w:numFmt w:val="bullet"/>
+      <w:lvlText w:val=""/>
+      <w:lvlJc w:val="left"/>
+      <w:pPr>
+        <w:ind w:left="3520" w:hanging="440"/>
+      </w:pPr>
+      <w:rPr>
+        <w:rFonts w:ascii="Wingdings" w:hAnsi="Wingdings" w:hint="default"/>
+      </w:rPr>
+    </w:lvl>
+    <w:lvl w:ilvl="8" w:tplc="04090005" w:tentative="1">
+      <w:start w:val="1"/>
+      <w:numFmt w:val="bullet"/>
+      <w:lvlText w:val=""/>
+      <w:lvlJc w:val="left"/>
+      <w:pPr>
+        <w:ind w:left="3960" w:hanging="440"/>
+      </w:pPr>
+      <w:rPr>
+        <w:rFonts w:ascii="Wingdings" w:hAnsi="Wingdings" w:hint="default"/>
+      </w:rPr>
+    </w:lvl>
+  </w:abstractNum>
+  <w:abstractNum w:abstractNumId="2" w15:restartNumberingAfterBreak="0">
+    <w:nsid w:val="3E4E6549"/>
+    <w:multiLevelType w:val="hybridMultilevel"/>
+    <w:tmpl w:val="AF4A2326"/>
+    <w:lvl w:ilvl="0" w:tplc="FA4600EC">
+      <w:numFmt w:val="bullet"/>
+      <w:lvlText w:val="-"/>
+      <w:lvlJc w:val="left"/>
+      <w:pPr>
+        <w:ind w:left="360" w:hanging="360"/>
+      </w:pPr>
+      <w:rPr>
+        <w:rFonts w:ascii="等线" w:eastAsia="等线" w:hAnsi="等线" w:cstheme="minorBidi" w:hint="eastAsia"/>
+      </w:rPr>
+    </w:lvl>
+    <w:lvl w:ilvl="1" w:tplc="04090003" w:tentative="1">
+      <w:start w:val="1"/>
+      <w:numFmt w:val="bullet"/>
+      <w:lvlText w:val=""/>
+      <w:lvlJc w:val="left"/>
+      <w:pPr>
+        <w:ind w:left="880" w:hanging="440"/>
+      </w:pPr>
+      <w:rPr>
+        <w:rFonts w:ascii="Wingdings" w:hAnsi="Wingdings" w:hint="default"/>
+      </w:rPr>
+    </w:lvl>
+    <w:lvl w:ilvl="2" w:tplc="04090005" w:tentative="1">
+      <w:start w:val="1"/>
+      <w:numFmt w:val="bullet"/>
+      <w:lvlText w:val=""/>
+      <w:lvlJc w:val="left"/>
+      <w:pPr>
+        <w:ind w:left="1320" w:hanging="440"/>
+      </w:pPr>
+      <w:rPr>
+        <w:rFonts w:ascii="Wingdings" w:hAnsi="Wingdings" w:hint="default"/>
+      </w:rPr>
+    </w:lvl>
+    <w:lvl w:ilvl="3" w:tplc="04090001" w:tentative="1">
+      <w:start w:val="1"/>
+      <w:numFmt w:val="bullet"/>
+      <w:lvlText w:val=""/>
+      <w:lvlJc w:val="left"/>
+      <w:pPr>
+        <w:ind w:left="1760" w:hanging="440"/>
+      </w:pPr>
+      <w:rPr>
+        <w:rFonts w:ascii="Wingdings" w:hAnsi="Wingdings" w:hint="default"/>
+      </w:rPr>
+    </w:lvl>
+    <w:lvl w:ilvl="4" w:tplc="04090003" w:tentative="1">
+      <w:start w:val="1"/>
+      <w:numFmt w:val="bullet"/>
+      <w:lvlText w:val=""/>
+      <w:lvlJc w:val="left"/>
+      <w:pPr>
+        <w:ind w:left="2200" w:hanging="440"/>
+      </w:pPr>
+      <w:rPr>
+        <w:rFonts w:ascii="Wingdings" w:hAnsi="Wingdings" w:hint="default"/>
+      </w:rPr>
+    </w:lvl>
+    <w:lvl w:ilvl="5" w:tplc="04090005" w:tentative="1">
+      <w:start w:val="1"/>
+      <w:numFmt w:val="bullet"/>
+      <w:lvlText w:val=""/>
+      <w:lvlJc w:val="left"/>
+      <w:pPr>
+        <w:ind w:left="2640" w:hanging="440"/>
+      </w:pPr>
+      <w:rPr>
+        <w:rFonts w:ascii="Wingdings" w:hAnsi="Wingdings" w:hint="default"/>
+      </w:rPr>
+    </w:lvl>
+    <w:lvl w:ilvl="6" w:tplc="04090001" w:tentative="1">
+      <w:start w:val="1"/>
+      <w:numFmt w:val="bullet"/>
+      <w:lvlText w:val=""/>
+      <w:lvlJc w:val="left"/>
+      <w:pPr>
+        <w:ind w:left="3080" w:hanging="440"/>
+      </w:pPr>
+      <w:rPr>
+        <w:rFonts w:ascii="Wingdings" w:hAnsi="Wingdings" w:hint="default"/>
+      </w:rPr>
+    </w:lvl>
+    <w:lvl w:ilvl="7" w:tplc="04090003" w:tentative="1">
+      <w:start w:val="1"/>
+      <w:numFmt w:val="bullet"/>
+      <w:lvlText w:val=""/>
+      <w:lvlJc w:val="left"/>
+      <w:pPr>
+        <w:ind w:left="3520" w:hanging="440"/>
+      </w:pPr>
+      <w:rPr>
+        <w:rFonts w:ascii="Wingdings" w:hAnsi="Wingdings" w:hint="default"/>
+      </w:rPr>
+    </w:lvl>
+    <w:lvl w:ilvl="8" w:tplc="04090005" w:tentative="1">
+      <w:start w:val="1"/>
+      <w:numFmt w:val="bullet"/>
+      <w:lvlText w:val=""/>
+      <w:lvlJc w:val="left"/>
+      <w:pPr>
+        <w:ind w:left="3960" w:hanging="440"/>
+      </w:pPr>
+      <w:rPr>
+        <w:rFonts w:ascii="Wingdings" w:hAnsi="Wingdings" w:hint="default"/>
+      </w:rPr>
+    </w:lvl>
+  </w:abstractNum>
+  <w:abstractNum w:abstractNumId="3" w15:restartNumberingAfterBreak="0">
+    <w:nsid w:val="65912B09"/>
+    <w:multiLevelType w:val="hybridMultilevel"/>
+    <w:tmpl w:val="8430CDBE"/>
+    <w:lvl w:ilvl="0" w:tplc="669619BC">
+      <w:numFmt w:val="bullet"/>
+      <w:lvlText w:val=""/>
+      <w:lvlJc w:val="left"/>
+      <w:pPr>
+        <w:ind w:left="360" w:hanging="360"/>
+      </w:pPr>
+      <w:rPr>
+        <w:rFonts w:ascii="Wingdings" w:eastAsiaTheme="minorEastAsia" w:hAnsi="Wingdings" w:cstheme="minorBidi" w:hint="default"/>
+      </w:rPr>
+    </w:lvl>
+    <w:lvl w:ilvl="1" w:tplc="04090003" w:tentative="1">
+      <w:start w:val="1"/>
+      <w:numFmt w:val="bullet"/>
+      <w:lvlText w:val=""/>
+      <w:lvlJc w:val="left"/>
+      <w:pPr>
+        <w:ind w:left="880" w:hanging="440"/>
+      </w:pPr>
+      <w:rPr>
+        <w:rFonts w:ascii="Wingdings" w:hAnsi="Wingdings" w:hint="default"/>
+      </w:rPr>
+    </w:lvl>
+    <w:lvl w:ilvl="2" w:tplc="04090005" w:tentative="1">
+      <w:start w:val="1"/>
+      <w:numFmt w:val="bullet"/>
+      <w:lvlText w:val=""/>
+      <w:lvlJc w:val="left"/>
+      <w:pPr>
+        <w:ind w:left="1320" w:hanging="440"/>
+      </w:pPr>
+      <w:rPr>
+        <w:rFonts w:ascii="Wingdings" w:hAnsi="Wingdings" w:hint="default"/>
+      </w:rPr>
+    </w:lvl>
+    <w:lvl w:ilvl="3" w:tplc="04090001" w:tentative="1">
+      <w:start w:val="1"/>
+      <w:numFmt w:val="bullet"/>
+      <w:lvlText w:val=""/>
+      <w:lvlJc w:val="left"/>
+      <w:pPr>
+        <w:ind w:left="1760" w:hanging="440"/>
+      </w:pPr>
+      <w:rPr>
+        <w:rFonts w:ascii="Wingdings" w:hAnsi="Wingdings" w:hint="default"/>
+      </w:rPr>
+    </w:lvl>
+    <w:lvl w:ilvl="4" w:tplc="04090003" w:tentative="1">
+      <w:start w:val="1"/>
+      <w:numFmt w:val="bullet"/>
+      <w:lvlText w:val=""/>
+      <w:lvlJc w:val="left"/>
+      <w:pPr>
+        <w:ind w:left="2200" w:hanging="440"/>
+      </w:pPr>
+      <w:rPr>
+        <w:rFonts w:ascii="Wingdings" w:hAnsi="Wingdings" w:hint="default"/>
+      </w:rPr>
+    </w:lvl>
+    <w:lvl w:ilvl="5" w:tplc="04090005" w:tentative="1">
+      <w:start w:val="1"/>
+      <w:numFmt w:val="bullet"/>
+      <w:lvlText w:val=""/>
+      <w:lvlJc w:val="left"/>
+      <w:pPr>
+        <w:ind w:left="2640" w:hanging="440"/>
+      </w:pPr>
+      <w:rPr>
+        <w:rFonts w:ascii="Wingdings" w:hAnsi="Wingdings" w:hint="default"/>
+      </w:rPr>
+    </w:lvl>
+    <w:lvl w:ilvl="6" w:tplc="04090001" w:tentative="1">
+      <w:start w:val="1"/>
+      <w:numFmt w:val="bullet"/>
+      <w:lvlText w:val=""/>
+      <w:lvlJc w:val="left"/>
+      <w:pPr>
+        <w:ind w:left="3080" w:hanging="440"/>
+      </w:pPr>
+      <w:rPr>
+        <w:rFonts w:ascii="Wingdings" w:hAnsi="Wingdings" w:hint="default"/>
+      </w:rPr>
+    </w:lvl>
+    <w:lvl w:ilvl="7" w:tplc="04090003" w:tentative="1">
+      <w:start w:val="1"/>
+      <w:numFmt w:val="bullet"/>
+      <w:lvlText w:val=""/>
+      <w:lvlJc w:val="left"/>
+      <w:pPr>
+        <w:ind w:left="3520" w:hanging="440"/>
+      </w:pPr>
+      <w:rPr>
+        <w:rFonts w:ascii="Wingdings" w:hAnsi="Wingdings" w:hint="default"/>
+      </w:rPr>
+    </w:lvl>
+    <w:lvl w:ilvl="8" w:tplc="04090005" w:tentative="1">
+      <w:start w:val="1"/>
+      <w:numFmt w:val="bullet"/>
+      <w:lvlText w:val=""/>
+      <w:lvlJc w:val="left"/>
+      <w:pPr>
+        <w:ind w:left="3960" w:hanging="440"/>
+      </w:pPr>
+      <w:rPr>
+        <w:rFonts w:ascii="Wingdings" w:hAnsi="Wingdings" w:hint="default"/>
+      </w:rPr>
+    </w:lvl>
+  </w:abstractNum>
+  <w:num w:numId="1" w16cid:durableId="1439595140">
+    <w:abstractNumId w:val="2"/>
+  </w:num>
+  <w:num w:numId="2" w16cid:durableId="2062240809">
+    <w:abstractNumId w:val="0"/>
+  </w:num>
+  <w:num w:numId="3" w16cid:durableId="532497400">
+    <w:abstractNumId w:val="1"/>
+  </w:num>
+  <w:num w:numId="4" w16cid:durableId="1934361557">
+    <w:abstractNumId w:val="3"/>
+  </w:num>
+</w:numbering>
 </file>
 
 <file path=word/styles.xml><?xml version="1.0" encoding="utf-8"?>
@@ -645,7 +1926,6 @@
     <w:next w:val="a"/>
     <w:link w:val="20"/>
     <w:uiPriority w:val="9"/>
-    <w:semiHidden/>
     <w:unhideWhenUsed/>
     <w:qFormat/>
     <w:rsid w:val="008D23FF"/>
@@ -863,7 +2143,6 @@
     <w:basedOn w:val="a0"/>
     <w:link w:val="2"/>
     <w:uiPriority w:val="9"/>
-    <w:semiHidden/>
     <w:rsid w:val="008D23FF"/>
     <w:rPr>
       <w:rFonts w:asciiTheme="majorHAnsi" w:eastAsiaTheme="majorEastAsia" w:hAnsiTheme="majorHAnsi" w:cstheme="majorBidi"/>
@@ -1199,6 +2478,18 @@
     <w:rPr>
       <w:sz w:val="18"/>
       <w:szCs w:val="18"/>
+    </w:rPr>
+  </w:style>
+  <w:style w:type="character" w:styleId="af2">
+    <w:name w:val="Subtle Emphasis"/>
+    <w:basedOn w:val="a0"/>
+    <w:uiPriority w:val="19"/>
+    <w:qFormat/>
+    <w:rsid w:val="00AB6406"/>
+    <w:rPr>
+      <w:i/>
+      <w:iCs/>
+      <w:color w:val="404040" w:themeColor="text1" w:themeTint="BF"/>
     </w:rPr>
   </w:style>
 </w:styles>

--- a/note_airbnb2.docx
+++ b/note_airbnb2.docx
@@ -5,19 +5,21 @@
     <w:p>
       <w:pPr>
         <w:pStyle w:val="1"/>
-      </w:pPr>
-      <w:proofErr w:type="spellStart"/>
+        <w:rPr>
+          <w:rFonts w:hint="eastAsia"/>
+        </w:rPr>
+      </w:pPr>
       <w:r>
         <w:rPr>
           <w:rFonts w:hint="eastAsia"/>
         </w:rPr>
         <w:t>SelfPresentation_Multimodal_airbnb</w:t>
       </w:r>
-      <w:proofErr w:type="spellEnd"/>
-    </w:p>
-    <w:p>
-      <w:pPr>
-        <w:rPr>
+    </w:p>
+    <w:p>
+      <w:pPr>
+        <w:rPr>
+          <w:rFonts w:hint="eastAsia"/>
           <w:lang w:val="fr-FR"/>
         </w:rPr>
       </w:pPr>
@@ -38,26 +40,23 @@
     <w:p>
       <w:pPr>
         <w:rPr>
-          <w:lang w:val="fr-FR"/>
-        </w:rPr>
-      </w:pPr>
-      <w:r>
-        <w:rPr>
-          <w:lang w:val="fr-FR"/>
-        </w:rPr>
-        <w:t xml:space="preserve">ENV : </w:t>
-      </w:r>
-      <w:proofErr w:type="spellStart"/>
-      <w:r>
-        <w:rPr>
-          <w:lang w:val="fr-FR"/>
-        </w:rPr>
-        <w:t>airbnb_env</w:t>
-      </w:r>
-      <w:proofErr w:type="spellEnd"/>
-    </w:p>
-    <w:p>
-      <w:proofErr w:type="spellStart"/>
+          <w:rFonts w:hint="eastAsia"/>
+          <w:lang w:val="fr-FR"/>
+        </w:rPr>
+      </w:pPr>
+      <w:r>
+        <w:rPr>
+          <w:lang w:val="fr-FR"/>
+        </w:rPr>
+        <w:t>ENV : airbnb_env</w:t>
+      </w:r>
+    </w:p>
+    <w:p>
+      <w:pPr>
+        <w:rPr>
+          <w:rFonts w:hint="eastAsia"/>
+        </w:rPr>
+      </w:pPr>
       <w:r>
         <w:rPr>
           <w:rFonts w:hint="eastAsia"/>
@@ -67,20 +66,11 @@
       <w:r>
         <w:t>ithub</w:t>
       </w:r>
-      <w:proofErr w:type="spellEnd"/>
-      <w:r>
-        <w:t xml:space="preserve"> </w:t>
-      </w:r>
-      <w:proofErr w:type="gramStart"/>
-      <w:r>
-        <w:t>folder</w:t>
-      </w:r>
-      <w:r>
-        <w:t> :</w:t>
-      </w:r>
-      <w:proofErr w:type="gramEnd"/>
-      <w:r>
-        <w:t xml:space="preserve"> </w:t>
+      <w:r>
+        <w:t xml:space="preserve"> folder</w:t>
+      </w:r>
+      <w:r>
+        <w:t xml:space="preserve"> : </w:t>
       </w:r>
       <w:r>
         <w:rPr>
@@ -89,14 +79,39 @@
         <w:t>D:\Edu\SelfPresentation_Multimodal_airbnb</w:t>
       </w:r>
     </w:p>
-    <w:p/>
-    <w:p/>
-    <w:p/>
-    <w:p/>
+    <w:p>
+      <w:pPr>
+        <w:rPr>
+          <w:rFonts w:hint="eastAsia"/>
+        </w:rPr>
+      </w:pPr>
+    </w:p>
+    <w:p>
+      <w:pPr>
+        <w:rPr>
+          <w:rFonts w:hint="eastAsia"/>
+        </w:rPr>
+      </w:pPr>
+    </w:p>
+    <w:p>
+      <w:pPr>
+        <w:rPr>
+          <w:rFonts w:hint="eastAsia"/>
+        </w:rPr>
+      </w:pPr>
+    </w:p>
+    <w:p>
+      <w:pPr>
+        <w:rPr>
+          <w:rFonts w:hint="eastAsia"/>
+        </w:rPr>
+      </w:pPr>
+    </w:p>
     <w:p>
       <w:pPr>
         <w:pStyle w:val="1"/>
         <w:rPr>
+          <w:rFonts w:hint="eastAsia"/>
           <w:lang w:val="fr-FR"/>
         </w:rPr>
       </w:pPr>
@@ -110,6 +125,7 @@
     <w:p>
       <w:pPr>
         <w:rPr>
+          <w:rFonts w:hint="eastAsia"/>
           <w:lang w:val="fr-FR"/>
         </w:rPr>
       </w:pPr>
@@ -124,6 +140,7 @@
     <w:p>
       <w:pPr>
         <w:rPr>
+          <w:rFonts w:hint="eastAsia"/>
           <w:lang w:val="fr-FR"/>
         </w:rPr>
       </w:pPr>
@@ -131,28 +148,16 @@
     <w:p>
       <w:pPr>
         <w:pStyle w:val="2"/>
-      </w:pPr>
-      <w:proofErr w:type="spellStart"/>
-      <w:r>
-        <w:t>A_preprocess</w:t>
-      </w:r>
-      <w:proofErr w:type="spellEnd"/>
-      <w:r>
-        <w:t xml:space="preserve"> </w:t>
-      </w:r>
-      <w:r>
-        <w:t>+</w:t>
-      </w:r>
-      <w:proofErr w:type="spellStart"/>
-      <w:proofErr w:type="gramStart"/>
-      <w:r>
-        <w:t>utils.preprocess</w:t>
-      </w:r>
-      <w:proofErr w:type="gramEnd"/>
-      <w:r>
-        <w:t>_data</w:t>
-      </w:r>
-      <w:proofErr w:type="spellEnd"/>
+        <w:rPr>
+          <w:rFonts w:hint="eastAsia"/>
+        </w:rPr>
+      </w:pPr>
+      <w:r>
+        <w:t xml:space="preserve">A_preprocess </w:t>
+      </w:r>
+      <w:r>
+        <w:t>+utils.preprocess_data</w:t>
+      </w:r>
       <w:r>
         <w:t>:</w:t>
       </w:r>
@@ -160,6 +165,7 @@
     <w:p>
       <w:pPr>
         <w:rPr>
+          <w:rFonts w:hint="eastAsia"/>
           <w:b/>
           <w:bCs/>
         </w:rPr>
@@ -201,34 +207,17 @@
     <w:p>
       <w:pPr>
         <w:rPr>
-          <w:lang w:val="fr-FR"/>
-        </w:rPr>
-      </w:pPr>
-      <w:r>
-        <w:rPr>
-          <w:rFonts w:hint="eastAsia"/>
-          <w:lang w:val="fr-FR"/>
-        </w:rPr>
-        <w:t xml:space="preserve">选择数据范围 : </w:t>
-      </w:r>
-      <w:proofErr w:type="spellStart"/>
-      <w:proofErr w:type="gramStart"/>
-      <w:r>
-        <w:rPr>
-          <w:rFonts w:hint="eastAsia"/>
-          <w:lang w:val="fr-FR"/>
-        </w:rPr>
-        <w:t>paris</w:t>
-      </w:r>
-      <w:proofErr w:type="gramEnd"/>
-      <w:r>
-        <w:rPr>
-          <w:rFonts w:hint="eastAsia"/>
-          <w:lang w:val="fr-FR"/>
-        </w:rPr>
-        <w:t>+london</w:t>
-      </w:r>
-      <w:proofErr w:type="spellEnd"/>
+          <w:rFonts w:hint="eastAsia"/>
+          <w:lang w:val="fr-FR"/>
+        </w:rPr>
+      </w:pPr>
+      <w:r>
+        <w:rPr>
+          <w:rFonts w:hint="eastAsia"/>
+          <w:lang w:val="fr-FR"/>
+        </w:rPr>
+        <w:t>选择数据范围 : paris+london</w:t>
+      </w:r>
       <w:r>
         <w:rPr>
           <w:lang w:val="fr-FR"/>
@@ -254,7 +243,6 @@
         </w:rPr>
         <w:t> </w:t>
       </w:r>
-      <w:proofErr w:type="spellStart"/>
       <w:r>
         <w:rPr>
           <w:rFonts w:hint="eastAsia"/>
@@ -262,7 +250,6 @@
         </w:rPr>
         <w:t>mars+juin</w:t>
       </w:r>
-      <w:proofErr w:type="spellEnd"/>
     </w:p>
     <w:p>
       <w:pPr>
@@ -305,7 +292,6 @@
           <w:lang w:val="fr-FR"/>
         </w:rPr>
       </w:pPr>
-      <w:proofErr w:type="gramStart"/>
       <w:r>
         <w:rPr>
           <w:rFonts w:hint="eastAsia"/>
@@ -314,49 +300,40 @@
           <w:highlight w:val="yellow"/>
           <w:lang w:val="fr-FR"/>
         </w:rPr>
-        <w:t>d</w:t>
-      </w:r>
-      <w:r>
-        <w:rPr>
-          <w:rFonts w:hint="eastAsia"/>
+        <w:t>data</w:t>
+      </w:r>
+      <w:r>
+        <w:rPr>
           <w:b/>
           <w:bCs/>
           <w:highlight w:val="yellow"/>
           <w:lang w:val="fr-FR"/>
         </w:rPr>
-        <w:t>ata</w:t>
-      </w:r>
-      <w:proofErr w:type="gramEnd"/>
-      <w:r>
-        <w:rPr>
+        <w:t>_jo_</w:t>
+      </w:r>
+      <w:r>
+        <w:rPr>
+          <w:rFonts w:hint="eastAsia"/>
           <w:b/>
           <w:bCs/>
           <w:highlight w:val="yellow"/>
           <w:lang w:val="fr-FR"/>
         </w:rPr>
-        <w:t>_jo_</w:t>
-      </w:r>
-      <w:r>
-        <w:rPr>
-          <w:rFonts w:hint="eastAsia"/>
-          <w:b/>
-          <w:bCs/>
-          <w:highlight w:val="yellow"/>
-          <w:lang w:val="fr-FR"/>
-        </w:rPr>
         <w:t>1</w:t>
       </w:r>
     </w:p>
     <w:p>
       <w:pPr>
         <w:rPr>
-          <w:lang w:val="fr-FR"/>
-        </w:rPr>
-      </w:pPr>
-    </w:p>
-    <w:p>
-      <w:pPr>
-        <w:rPr>
+          <w:rFonts w:hint="eastAsia"/>
+          <w:lang w:val="fr-FR"/>
+        </w:rPr>
+      </w:pPr>
+    </w:p>
+    <w:p>
+      <w:pPr>
+        <w:rPr>
+          <w:rFonts w:hint="eastAsia"/>
           <w:lang w:val="fr-FR"/>
         </w:rPr>
       </w:pPr>
@@ -376,23 +353,16 @@
           <w:numId w:val="1"/>
         </w:numPr>
         <w:rPr>
-          <w:lang w:val="fr-FR"/>
-        </w:rPr>
-      </w:pPr>
-      <w:r>
-        <w:rPr>
-          <w:rFonts w:hint="eastAsia"/>
-          <w:lang w:val="fr-FR"/>
-        </w:rPr>
-        <w:t>直接按</w:t>
-      </w:r>
-      <w:proofErr w:type="spellStart"/>
-      <w:r>
-        <w:rPr>
-          <w:rFonts w:hint="eastAsia"/>
-          <w:lang w:val="fr-FR"/>
-        </w:rPr>
-        <w:t>hos</w:t>
+          <w:rFonts w:hint="eastAsia"/>
+          <w:lang w:val="fr-FR"/>
+        </w:rPr>
+      </w:pPr>
+      <w:r>
+        <w:rPr>
+          <w:rFonts w:hint="eastAsia"/>
+          <w:lang w:val="fr-FR"/>
+        </w:rPr>
+        <w:t>直接按hos</w:t>
       </w:r>
       <w:r>
         <w:rPr>
@@ -400,7 +370,6 @@
         </w:rPr>
         <w:t>t_since</w:t>
       </w:r>
-      <w:proofErr w:type="spellEnd"/>
       <w:r>
         <w:rPr>
           <w:rFonts w:hint="eastAsia"/>
@@ -424,6 +393,7 @@
           <w:numId w:val="1"/>
         </w:numPr>
         <w:rPr>
+          <w:rFonts w:hint="eastAsia"/>
           <w:lang w:val="fr-FR"/>
         </w:rPr>
       </w:pPr>
@@ -441,21 +411,12 @@
         </w:rPr>
         <w:t>定位重新</w:t>
       </w:r>
-      <w:proofErr w:type="gramStart"/>
-      <w:r>
-        <w:rPr>
-          <w:rFonts w:hint="eastAsia"/>
-          <w:lang w:val="fr-FR"/>
-        </w:rPr>
-        <w:t>新</w:t>
-      </w:r>
-      <w:proofErr w:type="gramEnd"/>
-      <w:r>
-        <w:rPr>
-          <w:rFonts w:hint="eastAsia"/>
-          <w:lang w:val="fr-FR"/>
-        </w:rPr>
-        <w:t>活跃的</w:t>
+      <w:r>
+        <w:rPr>
+          <w:rFonts w:hint="eastAsia"/>
+          <w:lang w:val="fr-FR"/>
+        </w:rPr>
+        <w:t>新活跃的</w:t>
       </w:r>
       <w:r>
         <w:rPr>
@@ -466,7 +427,11 @@
       </w:r>
     </w:p>
     <w:p>
-      <w:proofErr w:type="spellStart"/>
+      <w:pPr>
+        <w:rPr>
+          <w:rFonts w:hint="eastAsia"/>
+        </w:rPr>
+      </w:pPr>
       <w:r>
         <w:rPr>
           <w:rFonts w:hint="eastAsia"/>
@@ -474,33 +439,11 @@
         <w:t>Is</w:t>
       </w:r>
       <w:r>
-        <w:t>_changed</w:t>
-      </w:r>
-      <w:proofErr w:type="spellEnd"/>
-      <w:r>
-        <w:t>=</w:t>
-      </w:r>
-      <w:proofErr w:type="spellStart"/>
-      <w:r>
-        <w:t>new_host</w:t>
-      </w:r>
-      <w:proofErr w:type="spellEnd"/>
-      <w:r>
-        <w:t xml:space="preserve"> | </w:t>
-      </w:r>
-      <w:proofErr w:type="spellStart"/>
-      <w:r>
-        <w:t>reactive_host</w:t>
-      </w:r>
-      <w:proofErr w:type="spellEnd"/>
-      <w:r>
-        <w:t xml:space="preserve"> | </w:t>
-      </w:r>
-      <w:proofErr w:type="spellStart"/>
-      <w:r>
-        <w:t>presentation_change</w:t>
-      </w:r>
-      <w:proofErr w:type="spellEnd"/>
+        <w:t xml:space="preserve">_changed=new_host | </w:t>
+      </w:r>
+      <w:r>
+        <w:t>reactive_host | presentation_change</w:t>
+      </w:r>
     </w:p>
     <w:p>
       <w:pPr>
@@ -540,13 +483,15 @@
     <w:p>
       <w:pPr>
         <w:rPr>
-          <w:lang w:val="fr-FR"/>
-        </w:rPr>
-      </w:pPr>
-    </w:p>
-    <w:p>
-      <w:pPr>
-        <w:rPr>
+          <w:rFonts w:hint="eastAsia"/>
+          <w:lang w:val="fr-FR"/>
+        </w:rPr>
+      </w:pPr>
+    </w:p>
+    <w:p>
+      <w:pPr>
+        <w:rPr>
+          <w:rFonts w:hint="eastAsia"/>
           <w:lang w:val="fr-FR"/>
         </w:rPr>
       </w:pPr>
@@ -578,6 +523,7 @@
           <w:numId w:val="1"/>
         </w:numPr>
         <w:rPr>
+          <w:rFonts w:hint="eastAsia"/>
           <w:lang w:val="fr-FR"/>
         </w:rPr>
       </w:pPr>
@@ -597,6 +543,7 @@
           <w:numId w:val="1"/>
         </w:numPr>
         <w:rPr>
+          <w:rFonts w:hint="eastAsia"/>
           <w:lang w:val="fr-FR"/>
         </w:rPr>
       </w:pPr>
@@ -640,23 +587,7 @@
           <w:rFonts w:hint="eastAsia"/>
           <w:lang w:val="fr-FR"/>
         </w:rPr>
-        <w:t>处理步骤键</w:t>
-      </w:r>
-      <w:proofErr w:type="spellStart"/>
-      <w:r>
-        <w:rPr>
-          <w:rFonts w:hint="eastAsia"/>
-          <w:lang w:val="fr-FR"/>
-        </w:rPr>
-        <w:t>utils</w:t>
-      </w:r>
-      <w:proofErr w:type="spellEnd"/>
-      <w:r>
-        <w:rPr>
-          <w:rFonts w:hint="eastAsia"/>
-          <w:lang w:val="fr-FR"/>
-        </w:rPr>
-        <w:t>，新增字段见字典</w:t>
+        <w:t>处理步骤键utils，新增字段见字典</w:t>
       </w:r>
     </w:p>
     <w:p>
@@ -716,6 +647,7 @@
     <w:p>
       <w:pPr>
         <w:rPr>
+          <w:rFonts w:hint="eastAsia"/>
           <w:b/>
           <w:bCs/>
           <w:lang w:val="fr-FR"/>
@@ -725,6 +657,7 @@
     <w:p>
       <w:pPr>
         <w:rPr>
+          <w:rFonts w:hint="eastAsia"/>
           <w:b/>
           <w:bCs/>
           <w:lang w:val="fr-FR"/>
@@ -734,6 +667,7 @@
     <w:p>
       <w:pPr>
         <w:rPr>
+          <w:rFonts w:hint="eastAsia"/>
           <w:b/>
           <w:bCs/>
           <w:lang w:val="fr-FR"/>
@@ -745,9 +679,9 @@
         <w:pStyle w:val="2"/>
         <w:rPr>
           <w:rStyle w:val="af2"/>
-        </w:rPr>
-      </w:pPr>
-      <w:proofErr w:type="spellStart"/>
+          <w:rFonts w:hint="eastAsia"/>
+        </w:rPr>
+      </w:pPr>
       <w:r>
         <w:rPr>
           <w:rFonts w:hint="eastAsia"/>
@@ -767,7 +701,6 @@
         </w:rPr>
         <w:t>+</w:t>
       </w:r>
-      <w:proofErr w:type="gramStart"/>
       <w:r>
         <w:rPr>
           <w:lang w:val="fr-FR"/>
@@ -778,16 +711,8 @@
         <w:rPr>
           <w:lang w:val="fr-FR"/>
         </w:rPr>
-        <w:t>images</w:t>
-      </w:r>
-      <w:proofErr w:type="gramEnd"/>
-      <w:r>
-        <w:rPr>
-          <w:lang w:val="fr-FR"/>
-        </w:rPr>
-        <w:t>_auto_annotation</w:t>
-      </w:r>
-      <w:proofErr w:type="spellEnd"/>
+        <w:t>images_auto_annotation</w:t>
+      </w:r>
       <w:r>
         <w:rPr>
           <w:lang w:val="fr-FR"/>
@@ -798,13 +723,15 @@
     <w:p>
       <w:pPr>
         <w:rPr>
-          <w:lang w:val="fr-FR"/>
-        </w:rPr>
-      </w:pPr>
-    </w:p>
-    <w:p>
-      <w:pPr>
-        <w:rPr>
+          <w:rFonts w:hint="eastAsia"/>
+          <w:lang w:val="fr-FR"/>
+        </w:rPr>
+      </w:pPr>
+    </w:p>
+    <w:p>
+      <w:pPr>
+        <w:rPr>
+          <w:rFonts w:hint="eastAsia"/>
           <w:lang w:val="fr-FR"/>
         </w:rPr>
       </w:pPr>
@@ -819,17 +746,18 @@
     <w:p>
       <w:pPr>
         <w:rPr>
-          <w:lang w:val="fr-FR"/>
-        </w:rPr>
-      </w:pPr>
-    </w:p>
-    <w:p>
-      <w:pPr>
-        <w:rPr>
-          <w:lang w:val="fr-FR"/>
-        </w:rPr>
-      </w:pPr>
-      <w:proofErr w:type="spellStart"/>
+          <w:rFonts w:hint="eastAsia"/>
+          <w:lang w:val="fr-FR"/>
+        </w:rPr>
+      </w:pPr>
+    </w:p>
+    <w:p>
+      <w:pPr>
+        <w:rPr>
+          <w:rFonts w:hint="eastAsia"/>
+          <w:lang w:val="fr-FR"/>
+        </w:rPr>
+      </w:pPr>
       <w:r>
         <w:rPr>
           <w:rFonts w:hint="eastAsia"/>
@@ -841,51 +769,16 @@
         <w:rPr>
           <w:lang w:val="fr-FR"/>
         </w:rPr>
-        <w:t>mages_TEST</w:t>
-      </w:r>
-      <w:proofErr w:type="spellEnd"/>
-      <w:r>
-        <w:rPr>
-          <w:lang w:val="fr-FR"/>
-        </w:rPr>
-        <w:t xml:space="preserve">, </w:t>
-      </w:r>
-      <w:proofErr w:type="spellStart"/>
-      <w:r>
-        <w:rPr>
-          <w:lang w:val="fr-FR"/>
-        </w:rPr>
-        <w:t>images_TRAIN</w:t>
-      </w:r>
-      <w:proofErr w:type="spellEnd"/>
-      <w:r>
-        <w:rPr>
-          <w:lang w:val="fr-FR"/>
-        </w:rPr>
-        <w:t xml:space="preserve">, </w:t>
-      </w:r>
-      <w:proofErr w:type="spellStart"/>
-      <w:r>
-        <w:rPr>
-          <w:lang w:val="fr-FR"/>
-        </w:rPr>
-        <w:t>images_POOL</w:t>
-      </w:r>
-      <w:proofErr w:type="spellEnd"/>
-      <w:r>
-        <w:rPr>
-          <w:lang w:val="fr-FR"/>
-        </w:rPr>
-        <w:t> :300 </w:t>
-      </w:r>
-    </w:p>
-    <w:p>
-      <w:pPr>
-        <w:rPr>
-          <w:lang w:val="fr-FR"/>
-        </w:rPr>
-      </w:pPr>
-      <w:proofErr w:type="spellStart"/>
+        <w:t>mages_TEST, images_TRAIN, images_POOL :300 </w:t>
+      </w:r>
+    </w:p>
+    <w:p>
+      <w:pPr>
+        <w:rPr>
+          <w:rFonts w:hint="eastAsia"/>
+          <w:lang w:val="fr-FR"/>
+        </w:rPr>
+      </w:pPr>
       <w:r>
         <w:rPr>
           <w:rFonts w:hint="eastAsia"/>
@@ -899,7 +792,6 @@
         </w:rPr>
         <w:t>s_annotations</w:t>
       </w:r>
-      <w:proofErr w:type="spellEnd"/>
       <w:r>
         <w:rPr>
           <w:lang w:val="fr-FR"/>
@@ -921,10 +813,271 @@
           <w:lang w:val="fr-FR"/>
         </w:rPr>
       </w:pPr>
-    </w:p>
-    <w:p>
-      <w:pPr>
-        <w:rPr>
+      <w:r>
+        <w:rPr>
+          <w:rFonts w:hint="eastAsia"/>
+          <w:lang w:val="fr-FR"/>
+        </w:rPr>
+        <w:t>分类维度：</w:t>
+      </w:r>
+    </w:p>
+    <w:p>
+      <w:pPr>
+        <w:pStyle w:val="a9"/>
+        <w:numPr>
+          <w:ilvl w:val="0"/>
+          <w:numId w:val="6"/>
+        </w:numPr>
+        <w:rPr>
+          <w:lang w:val="fr-FR"/>
+        </w:rPr>
+      </w:pPr>
+      <w:r>
+        <w:rPr>
+          <w:rFonts w:hint="eastAsia"/>
+          <w:lang w:val="fr-FR"/>
+        </w:rPr>
+        <w:t>I</w:t>
+      </w:r>
+      <w:r>
+        <w:rPr>
+          <w:lang w:val="fr-FR"/>
+        </w:rPr>
+        <w:t>s_default_pic :</w:t>
+      </w:r>
+    </w:p>
+    <w:p>
+      <w:pPr>
+        <w:rPr>
+          <w:lang w:val="fr-FR"/>
+        </w:rPr>
+      </w:pPr>
+    </w:p>
+    <w:p>
+      <w:pPr>
+        <w:pStyle w:val="a9"/>
+        <w:numPr>
+          <w:ilvl w:val="0"/>
+          <w:numId w:val="6"/>
+        </w:numPr>
+      </w:pPr>
+      <w:r>
+        <w:rPr>
+          <w:rFonts w:hint="eastAsia"/>
+        </w:rPr>
+        <w:t>H</w:t>
+      </w:r>
+      <w:r>
+        <w:t>as_person :1/0</w:t>
+      </w:r>
+    </w:p>
+    <w:p>
+      <w:r>
+        <w:t>X</w:t>
+      </w:r>
+    </w:p>
+    <w:p>
+      <w:pPr>
+        <w:pStyle w:val="a9"/>
+        <w:numPr>
+          <w:ilvl w:val="0"/>
+          <w:numId w:val="5"/>
+        </w:numPr>
+        <w:rPr>
+          <w:lang w:val="fr-FR"/>
+        </w:rPr>
+      </w:pPr>
+      <w:r>
+        <w:rPr>
+          <w:rFonts w:hint="eastAsia"/>
+        </w:rPr>
+        <w:t>T</w:t>
+      </w:r>
+      <w:r>
+        <w:t xml:space="preserve">ype : </w:t>
+      </w:r>
+      <w:r>
+        <w:t xml:space="preserve">(activity) </w:t>
+      </w:r>
+      <w:r>
+        <w:t>lifestyle, headshot</w:t>
+      </w:r>
+      <w:r>
+        <w:rPr>
+          <w:lang w:val="fr-FR"/>
+        </w:rPr>
+        <w:t>(prostyle)</w:t>
+      </w:r>
+      <w:r>
+        <w:rPr>
+          <w:lang w:val="fr-FR"/>
+        </w:rPr>
+        <w:t> </w:t>
+      </w:r>
+    </w:p>
+    <w:p>
+      <w:pPr>
+        <w:rPr>
+          <w:lang w:val="fr-FR"/>
+        </w:rPr>
+      </w:pPr>
+    </w:p>
+    <w:p>
+      <w:pPr>
+        <w:rPr>
+          <w:lang w:val="fr-FR"/>
+        </w:rPr>
+      </w:pPr>
+    </w:p>
+    <w:p>
+      <w:pPr>
+        <w:pStyle w:val="a9"/>
+        <w:numPr>
+          <w:ilvl w:val="0"/>
+          <w:numId w:val="5"/>
+        </w:numPr>
+        <w:rPr>
+          <w:lang w:val="fr-FR"/>
+        </w:rPr>
+      </w:pPr>
+      <w:r>
+        <w:rPr>
+          <w:rFonts w:hint="eastAsia"/>
+          <w:lang w:val="fr-FR"/>
+        </w:rPr>
+        <w:t>I</w:t>
+      </w:r>
+      <w:r>
+        <w:rPr>
+          <w:lang w:val="fr-FR"/>
+        </w:rPr>
+        <w:t>s_smiling</w:t>
+      </w:r>
+    </w:p>
+    <w:p>
+      <w:pPr>
+        <w:pStyle w:val="a9"/>
+        <w:numPr>
+          <w:ilvl w:val="0"/>
+          <w:numId w:val="5"/>
+        </w:numPr>
+        <w:rPr>
+          <w:lang w:val="fr-FR"/>
+        </w:rPr>
+      </w:pPr>
+      <w:r>
+        <w:rPr>
+          <w:rFonts w:hint="eastAsia"/>
+          <w:lang w:val="fr-FR"/>
+        </w:rPr>
+        <w:lastRenderedPageBreak/>
+        <w:t>Q</w:t>
+      </w:r>
+      <w:r>
+        <w:rPr>
+          <w:lang w:val="fr-FR"/>
+        </w:rPr>
+        <w:t>uality</w:t>
+      </w:r>
+    </w:p>
+    <w:p>
+      <w:pPr>
+        <w:pStyle w:val="a9"/>
+        <w:numPr>
+          <w:ilvl w:val="0"/>
+          <w:numId w:val="5"/>
+        </w:numPr>
+        <w:rPr>
+          <w:lang w:val="fr-FR"/>
+        </w:rPr>
+      </w:pPr>
+      <w:r>
+        <w:rPr>
+          <w:rFonts w:hint="eastAsia"/>
+          <w:lang w:val="fr-FR"/>
+        </w:rPr>
+        <w:t>S</w:t>
+      </w:r>
+      <w:r>
+        <w:rPr>
+          <w:lang w:val="fr-FR"/>
+        </w:rPr>
+        <w:t>ex : F/M/MIX/UNK</w:t>
+      </w:r>
+    </w:p>
+    <w:p>
+      <w:pPr>
+        <w:rPr>
+          <w:lang w:val="fr-FR"/>
+        </w:rPr>
+      </w:pPr>
+    </w:p>
+    <w:p>
+      <w:pPr>
+        <w:rPr>
+          <w:lang w:val="fr-FR"/>
+        </w:rPr>
+      </w:pPr>
+    </w:p>
+    <w:p>
+      <w:pPr>
+        <w:rPr>
+          <w:lang w:val="fr-FR"/>
+        </w:rPr>
+      </w:pPr>
+    </w:p>
+    <w:p>
+      <w:pPr>
+        <w:rPr>
+          <w:lang w:val="fr-FR"/>
+        </w:rPr>
+      </w:pPr>
+      <w:r>
+        <w:rPr>
+          <w:lang w:val="fr-FR"/>
+        </w:rPr>
+        <w:t>==sex X has_person</w:t>
+      </w:r>
+      <w:r>
+        <w:rPr>
+          <w:lang w:val="fr-FR"/>
+        </w:rPr>
+        <w:t> ?</w:t>
+      </w:r>
+    </w:p>
+    <w:p>
+      <w:pPr>
+        <w:rPr>
+          <w:lang w:val="fr-FR"/>
+        </w:rPr>
+      </w:pPr>
+    </w:p>
+    <w:p>
+      <w:pPr>
+        <w:rPr>
+          <w:lang w:val="fr-FR"/>
+        </w:rPr>
+      </w:pPr>
+    </w:p>
+    <w:p>
+      <w:pPr>
+        <w:rPr>
+          <w:lang w:val="fr-FR"/>
+        </w:rPr>
+      </w:pPr>
+    </w:p>
+    <w:p>
+      <w:pPr>
+        <w:rPr>
+          <w:rFonts w:hint="eastAsia"/>
+          <w:lang w:val="fr-FR"/>
+        </w:rPr>
+      </w:pPr>
+    </w:p>
+    <w:p>
+      <w:pPr>
+        <w:rPr>
+          <w:rFonts w:hint="eastAsia"/>
           <w:lang w:val="fr-FR"/>
         </w:rPr>
       </w:pPr>
@@ -933,28 +1086,17 @@
       <w:pPr>
         <w:pStyle w:val="2"/>
         <w:rPr>
-          <w:lang w:val="fr-FR"/>
-        </w:rPr>
-      </w:pPr>
-      <w:proofErr w:type="spellStart"/>
-      <w:r>
-        <w:rPr>
-          <w:lang w:val="fr-FR"/>
-        </w:rPr>
-        <w:t>Tiamat</w:t>
-      </w:r>
-      <w:proofErr w:type="spellEnd"/>
-      <w:r>
-        <w:rPr>
-          <w:lang w:val="fr-FR"/>
-        </w:rPr>
-        <w:t> :</w:t>
-      </w:r>
-    </w:p>
-    <w:p>
-      <w:pPr>
-        <w:rPr>
-          <w:lang w:val="fr-FR"/>
+          <w:rFonts w:hint="eastAsia"/>
+        </w:rPr>
+      </w:pPr>
+      <w:r>
+        <w:t>Tiamat :</w:t>
+      </w:r>
+    </w:p>
+    <w:p>
+      <w:pPr>
+        <w:rPr>
+          <w:rFonts w:hint="eastAsia"/>
         </w:rPr>
       </w:pPr>
     </w:p>
@@ -1257,6 +1399,119 @@
     </w:lvl>
   </w:abstractNum>
   <w:abstractNum w:abstractNumId="2" w15:restartNumberingAfterBreak="0">
+    <w:nsid w:val="3D99671B"/>
+    <w:multiLevelType w:val="hybridMultilevel"/>
+    <w:tmpl w:val="B5867C7C"/>
+    <w:lvl w:ilvl="0" w:tplc="7E10B106">
+      <w:start w:val="8"/>
+      <w:numFmt w:val="bullet"/>
+      <w:lvlText w:val=""/>
+      <w:lvlJc w:val="left"/>
+      <w:pPr>
+        <w:ind w:left="360" w:hanging="360"/>
+      </w:pPr>
+      <w:rPr>
+        <w:rFonts w:ascii="Wingdings" w:eastAsiaTheme="minorEastAsia" w:hAnsi="Wingdings" w:cstheme="minorBidi" w:hint="default"/>
+      </w:rPr>
+    </w:lvl>
+    <w:lvl w:ilvl="1" w:tplc="04090003" w:tentative="1">
+      <w:start w:val="1"/>
+      <w:numFmt w:val="bullet"/>
+      <w:lvlText w:val=""/>
+      <w:lvlJc w:val="left"/>
+      <w:pPr>
+        <w:ind w:left="880" w:hanging="440"/>
+      </w:pPr>
+      <w:rPr>
+        <w:rFonts w:ascii="Wingdings" w:hAnsi="Wingdings" w:hint="default"/>
+      </w:rPr>
+    </w:lvl>
+    <w:lvl w:ilvl="2" w:tplc="04090005" w:tentative="1">
+      <w:start w:val="1"/>
+      <w:numFmt w:val="bullet"/>
+      <w:lvlText w:val=""/>
+      <w:lvlJc w:val="left"/>
+      <w:pPr>
+        <w:ind w:left="1320" w:hanging="440"/>
+      </w:pPr>
+      <w:rPr>
+        <w:rFonts w:ascii="Wingdings" w:hAnsi="Wingdings" w:hint="default"/>
+      </w:rPr>
+    </w:lvl>
+    <w:lvl w:ilvl="3" w:tplc="04090001" w:tentative="1">
+      <w:start w:val="1"/>
+      <w:numFmt w:val="bullet"/>
+      <w:lvlText w:val=""/>
+      <w:lvlJc w:val="left"/>
+      <w:pPr>
+        <w:ind w:left="1760" w:hanging="440"/>
+      </w:pPr>
+      <w:rPr>
+        <w:rFonts w:ascii="Wingdings" w:hAnsi="Wingdings" w:hint="default"/>
+      </w:rPr>
+    </w:lvl>
+    <w:lvl w:ilvl="4" w:tplc="04090003" w:tentative="1">
+      <w:start w:val="1"/>
+      <w:numFmt w:val="bullet"/>
+      <w:lvlText w:val=""/>
+      <w:lvlJc w:val="left"/>
+      <w:pPr>
+        <w:ind w:left="2200" w:hanging="440"/>
+      </w:pPr>
+      <w:rPr>
+        <w:rFonts w:ascii="Wingdings" w:hAnsi="Wingdings" w:hint="default"/>
+      </w:rPr>
+    </w:lvl>
+    <w:lvl w:ilvl="5" w:tplc="04090005" w:tentative="1">
+      <w:start w:val="1"/>
+      <w:numFmt w:val="bullet"/>
+      <w:lvlText w:val=""/>
+      <w:lvlJc w:val="left"/>
+      <w:pPr>
+        <w:ind w:left="2640" w:hanging="440"/>
+      </w:pPr>
+      <w:rPr>
+        <w:rFonts w:ascii="Wingdings" w:hAnsi="Wingdings" w:hint="default"/>
+      </w:rPr>
+    </w:lvl>
+    <w:lvl w:ilvl="6" w:tplc="04090001" w:tentative="1">
+      <w:start w:val="1"/>
+      <w:numFmt w:val="bullet"/>
+      <w:lvlText w:val=""/>
+      <w:lvlJc w:val="left"/>
+      <w:pPr>
+        <w:ind w:left="3080" w:hanging="440"/>
+      </w:pPr>
+      <w:rPr>
+        <w:rFonts w:ascii="Wingdings" w:hAnsi="Wingdings" w:hint="default"/>
+      </w:rPr>
+    </w:lvl>
+    <w:lvl w:ilvl="7" w:tplc="04090003" w:tentative="1">
+      <w:start w:val="1"/>
+      <w:numFmt w:val="bullet"/>
+      <w:lvlText w:val=""/>
+      <w:lvlJc w:val="left"/>
+      <w:pPr>
+        <w:ind w:left="3520" w:hanging="440"/>
+      </w:pPr>
+      <w:rPr>
+        <w:rFonts w:ascii="Wingdings" w:hAnsi="Wingdings" w:hint="default"/>
+      </w:rPr>
+    </w:lvl>
+    <w:lvl w:ilvl="8" w:tplc="04090005" w:tentative="1">
+      <w:start w:val="1"/>
+      <w:numFmt w:val="bullet"/>
+      <w:lvlText w:val=""/>
+      <w:lvlJc w:val="left"/>
+      <w:pPr>
+        <w:ind w:left="3960" w:hanging="440"/>
+      </w:pPr>
+      <w:rPr>
+        <w:rFonts w:ascii="Wingdings" w:hAnsi="Wingdings" w:hint="default"/>
+      </w:rPr>
+    </w:lvl>
+  </w:abstractNum>
+  <w:abstractNum w:abstractNumId="3" w15:restartNumberingAfterBreak="0">
     <w:nsid w:val="3E4E6549"/>
     <w:multiLevelType w:val="hybridMultilevel"/>
     <w:tmpl w:val="AF4A2326"/>
@@ -1368,7 +1623,7 @@
       </w:rPr>
     </w:lvl>
   </w:abstractNum>
-  <w:abstractNum w:abstractNumId="3" w15:restartNumberingAfterBreak="0">
+  <w:abstractNum w:abstractNumId="4" w15:restartNumberingAfterBreak="0">
     <w:nsid w:val="65912B09"/>
     <w:multiLevelType w:val="hybridMultilevel"/>
     <w:tmpl w:val="8430CDBE"/>
@@ -1480,8 +1735,121 @@
       </w:rPr>
     </w:lvl>
   </w:abstractNum>
+  <w:abstractNum w:abstractNumId="5" w15:restartNumberingAfterBreak="0">
+    <w:nsid w:val="6D21497D"/>
+    <w:multiLevelType w:val="hybridMultilevel"/>
+    <w:tmpl w:val="ACC459E4"/>
+    <w:lvl w:ilvl="0" w:tplc="F1724894">
+      <w:start w:val="8"/>
+      <w:numFmt w:val="bullet"/>
+      <w:lvlText w:val=""/>
+      <w:lvlJc w:val="left"/>
+      <w:pPr>
+        <w:ind w:left="360" w:hanging="360"/>
+      </w:pPr>
+      <w:rPr>
+        <w:rFonts w:ascii="Wingdings" w:eastAsiaTheme="minorEastAsia" w:hAnsi="Wingdings" w:cstheme="minorBidi" w:hint="default"/>
+      </w:rPr>
+    </w:lvl>
+    <w:lvl w:ilvl="1" w:tplc="04090003" w:tentative="1">
+      <w:start w:val="1"/>
+      <w:numFmt w:val="bullet"/>
+      <w:lvlText w:val=""/>
+      <w:lvlJc w:val="left"/>
+      <w:pPr>
+        <w:ind w:left="880" w:hanging="440"/>
+      </w:pPr>
+      <w:rPr>
+        <w:rFonts w:ascii="Wingdings" w:hAnsi="Wingdings" w:hint="default"/>
+      </w:rPr>
+    </w:lvl>
+    <w:lvl w:ilvl="2" w:tplc="04090005" w:tentative="1">
+      <w:start w:val="1"/>
+      <w:numFmt w:val="bullet"/>
+      <w:lvlText w:val=""/>
+      <w:lvlJc w:val="left"/>
+      <w:pPr>
+        <w:ind w:left="1320" w:hanging="440"/>
+      </w:pPr>
+      <w:rPr>
+        <w:rFonts w:ascii="Wingdings" w:hAnsi="Wingdings" w:hint="default"/>
+      </w:rPr>
+    </w:lvl>
+    <w:lvl w:ilvl="3" w:tplc="04090001" w:tentative="1">
+      <w:start w:val="1"/>
+      <w:numFmt w:val="bullet"/>
+      <w:lvlText w:val=""/>
+      <w:lvlJc w:val="left"/>
+      <w:pPr>
+        <w:ind w:left="1760" w:hanging="440"/>
+      </w:pPr>
+      <w:rPr>
+        <w:rFonts w:ascii="Wingdings" w:hAnsi="Wingdings" w:hint="default"/>
+      </w:rPr>
+    </w:lvl>
+    <w:lvl w:ilvl="4" w:tplc="04090003" w:tentative="1">
+      <w:start w:val="1"/>
+      <w:numFmt w:val="bullet"/>
+      <w:lvlText w:val=""/>
+      <w:lvlJc w:val="left"/>
+      <w:pPr>
+        <w:ind w:left="2200" w:hanging="440"/>
+      </w:pPr>
+      <w:rPr>
+        <w:rFonts w:ascii="Wingdings" w:hAnsi="Wingdings" w:hint="default"/>
+      </w:rPr>
+    </w:lvl>
+    <w:lvl w:ilvl="5" w:tplc="04090005" w:tentative="1">
+      <w:start w:val="1"/>
+      <w:numFmt w:val="bullet"/>
+      <w:lvlText w:val=""/>
+      <w:lvlJc w:val="left"/>
+      <w:pPr>
+        <w:ind w:left="2640" w:hanging="440"/>
+      </w:pPr>
+      <w:rPr>
+        <w:rFonts w:ascii="Wingdings" w:hAnsi="Wingdings" w:hint="default"/>
+      </w:rPr>
+    </w:lvl>
+    <w:lvl w:ilvl="6" w:tplc="04090001" w:tentative="1">
+      <w:start w:val="1"/>
+      <w:numFmt w:val="bullet"/>
+      <w:lvlText w:val=""/>
+      <w:lvlJc w:val="left"/>
+      <w:pPr>
+        <w:ind w:left="3080" w:hanging="440"/>
+      </w:pPr>
+      <w:rPr>
+        <w:rFonts w:ascii="Wingdings" w:hAnsi="Wingdings" w:hint="default"/>
+      </w:rPr>
+    </w:lvl>
+    <w:lvl w:ilvl="7" w:tplc="04090003" w:tentative="1">
+      <w:start w:val="1"/>
+      <w:numFmt w:val="bullet"/>
+      <w:lvlText w:val=""/>
+      <w:lvlJc w:val="left"/>
+      <w:pPr>
+        <w:ind w:left="3520" w:hanging="440"/>
+      </w:pPr>
+      <w:rPr>
+        <w:rFonts w:ascii="Wingdings" w:hAnsi="Wingdings" w:hint="default"/>
+      </w:rPr>
+    </w:lvl>
+    <w:lvl w:ilvl="8" w:tplc="04090005" w:tentative="1">
+      <w:start w:val="1"/>
+      <w:numFmt w:val="bullet"/>
+      <w:lvlText w:val=""/>
+      <w:lvlJc w:val="left"/>
+      <w:pPr>
+        <w:ind w:left="3960" w:hanging="440"/>
+      </w:pPr>
+      <w:rPr>
+        <w:rFonts w:ascii="Wingdings" w:hAnsi="Wingdings" w:hint="default"/>
+      </w:rPr>
+    </w:lvl>
+  </w:abstractNum>
   <w:num w:numId="1" w16cid:durableId="1439595140">
-    <w:abstractNumId w:val="2"/>
+    <w:abstractNumId w:val="3"/>
   </w:num>
   <w:num w:numId="2" w16cid:durableId="2062240809">
     <w:abstractNumId w:val="0"/>
@@ -1490,7 +1858,13 @@
     <w:abstractNumId w:val="1"/>
   </w:num>
   <w:num w:numId="4" w16cid:durableId="1934361557">
-    <w:abstractNumId w:val="3"/>
+    <w:abstractNumId w:val="4"/>
+  </w:num>
+  <w:num w:numId="5" w16cid:durableId="433944698">
+    <w:abstractNumId w:val="2"/>
+  </w:num>
+  <w:num w:numId="6" w16cid:durableId="552036275">
+    <w:abstractNumId w:val="5"/>
   </w:num>
 </w:numbering>
 </file>

--- a/note_airbnb2.docx
+++ b/note_airbnb2.docx
@@ -9,54 +9,63 @@
           <w:rFonts w:hint="eastAsia"/>
         </w:rPr>
       </w:pPr>
+      <w:proofErr w:type="spellStart"/>
       <w:r>
         <w:rPr>
           <w:rFonts w:hint="eastAsia"/>
         </w:rPr>
         <w:t>SelfPresentation_Multimodal_airbnb</w:t>
       </w:r>
-    </w:p>
-    <w:p>
-      <w:pPr>
-        <w:rPr>
-          <w:rFonts w:hint="eastAsia"/>
-          <w:lang w:val="fr-FR"/>
-        </w:rPr>
-      </w:pPr>
-      <w:r>
-        <w:rPr>
-          <w:rFonts w:hint="eastAsia"/>
-          <w:lang w:val="fr-FR"/>
+      <w:proofErr w:type="spellEnd"/>
+    </w:p>
+    <w:p>
+      <w:pPr>
+        <w:rPr>
+          <w:rFonts w:hint="eastAsia"/>
+        </w:rPr>
+      </w:pPr>
+      <w:proofErr w:type="gramStart"/>
+      <w:r>
+        <w:rPr>
+          <w:rFonts w:hint="eastAsia"/>
         </w:rPr>
         <w:t>D</w:t>
       </w:r>
       <w:r>
-        <w:rPr>
-          <w:lang w:val="fr-FR"/>
-        </w:rPr>
-        <w:t>ate : 28/11/2025</w:t>
-      </w:r>
-    </w:p>
-    <w:p>
-      <w:pPr>
-        <w:rPr>
-          <w:rFonts w:hint="eastAsia"/>
-          <w:lang w:val="fr-FR"/>
-        </w:rPr>
-      </w:pPr>
-      <w:r>
-        <w:rPr>
-          <w:lang w:val="fr-FR"/>
-        </w:rPr>
-        <w:t>ENV : airbnb_env</w:t>
-      </w:r>
-    </w:p>
-    <w:p>
-      <w:pPr>
-        <w:rPr>
-          <w:rFonts w:hint="eastAsia"/>
-        </w:rPr>
-      </w:pPr>
+        <w:t>ate :</w:t>
+      </w:r>
+      <w:proofErr w:type="gramEnd"/>
+      <w:r>
+        <w:t xml:space="preserve"> 28/11/2025</w:t>
+      </w:r>
+    </w:p>
+    <w:p>
+      <w:pPr>
+        <w:rPr>
+          <w:rFonts w:hint="eastAsia"/>
+        </w:rPr>
+      </w:pPr>
+      <w:proofErr w:type="gramStart"/>
+      <w:r>
+        <w:t>ENV :</w:t>
+      </w:r>
+      <w:proofErr w:type="gramEnd"/>
+      <w:r>
+        <w:t xml:space="preserve"> </w:t>
+      </w:r>
+      <w:proofErr w:type="spellStart"/>
+      <w:r>
+        <w:t>airbnb_env</w:t>
+      </w:r>
+      <w:proofErr w:type="spellEnd"/>
+    </w:p>
+    <w:p>
+      <w:pPr>
+        <w:rPr>
+          <w:rFonts w:hint="eastAsia"/>
+        </w:rPr>
+      </w:pPr>
+      <w:proofErr w:type="spellStart"/>
       <w:r>
         <w:rPr>
           <w:rFonts w:hint="eastAsia"/>
@@ -66,11 +75,20 @@
       <w:r>
         <w:t>ithub</w:t>
       </w:r>
-      <w:r>
-        <w:t xml:space="preserve"> folder</w:t>
-      </w:r>
-      <w:r>
-        <w:t xml:space="preserve"> : </w:t>
+      <w:proofErr w:type="spellEnd"/>
+      <w:r>
+        <w:t xml:space="preserve"> </w:t>
+      </w:r>
+      <w:proofErr w:type="gramStart"/>
+      <w:r>
+        <w:t>folder</w:t>
+      </w:r>
+      <w:r>
+        <w:t> :</w:t>
+      </w:r>
+      <w:proofErr w:type="gramEnd"/>
+      <w:r>
+        <w:t xml:space="preserve"> </w:t>
       </w:r>
       <w:r>
         <w:rPr>
@@ -152,12 +170,27 @@
           <w:rFonts w:hint="eastAsia"/>
         </w:rPr>
       </w:pPr>
-      <w:r>
-        <w:t xml:space="preserve">A_preprocess </w:t>
-      </w:r>
-      <w:r>
-        <w:t>+utils.preprocess_data</w:t>
-      </w:r>
+      <w:proofErr w:type="spellStart"/>
+      <w:r>
+        <w:t>A_preprocess</w:t>
+      </w:r>
+      <w:proofErr w:type="spellEnd"/>
+      <w:r>
+        <w:t xml:space="preserve"> </w:t>
+      </w:r>
+      <w:r>
+        <w:t>+</w:t>
+      </w:r>
+      <w:proofErr w:type="spellStart"/>
+      <w:proofErr w:type="gramStart"/>
+      <w:r>
+        <w:t>utils.preprocess</w:t>
+      </w:r>
+      <w:proofErr w:type="gramEnd"/>
+      <w:r>
+        <w:t>_data</w:t>
+      </w:r>
+      <w:proofErr w:type="spellEnd"/>
       <w:r>
         <w:t>:</w:t>
       </w:r>
@@ -216,8 +249,26 @@
           <w:rFonts w:hint="eastAsia"/>
           <w:lang w:val="fr-FR"/>
         </w:rPr>
-        <w:t>选择数据范围 : paris+london</w:t>
-      </w:r>
+        <w:t xml:space="preserve">选择数据范围 : </w:t>
+      </w:r>
+      <w:proofErr w:type="spellStart"/>
+      <w:proofErr w:type="gramStart"/>
+      <w:r>
+        <w:rPr>
+          <w:rFonts w:hint="eastAsia"/>
+          <w:lang w:val="fr-FR"/>
+        </w:rPr>
+        <w:t>paris</w:t>
+      </w:r>
+      <w:proofErr w:type="gramEnd"/>
+      <w:r>
+        <w:rPr>
+          <w:rFonts w:hint="eastAsia"/>
+          <w:lang w:val="fr-FR"/>
+        </w:rPr>
+        <w:t>+london</w:t>
+      </w:r>
+      <w:proofErr w:type="spellEnd"/>
       <w:r>
         <w:rPr>
           <w:lang w:val="fr-FR"/>
@@ -243,6 +294,7 @@
         </w:rPr>
         <w:t> </w:t>
       </w:r>
+      <w:proofErr w:type="spellStart"/>
       <w:r>
         <w:rPr>
           <w:rFonts w:hint="eastAsia"/>
@@ -250,6 +302,7 @@
         </w:rPr>
         <w:t>mars+juin</w:t>
       </w:r>
+      <w:proofErr w:type="spellEnd"/>
     </w:p>
     <w:p>
       <w:pPr>
@@ -292,6 +345,7 @@
           <w:lang w:val="fr-FR"/>
         </w:rPr>
       </w:pPr>
+      <w:proofErr w:type="gramStart"/>
       <w:r>
         <w:rPr>
           <w:rFonts w:hint="eastAsia"/>
@@ -302,6 +356,7 @@
         </w:rPr>
         <w:t>data</w:t>
       </w:r>
+      <w:proofErr w:type="gramEnd"/>
       <w:r>
         <w:rPr>
           <w:b/>
@@ -362,7 +417,15 @@
           <w:rFonts w:hint="eastAsia"/>
           <w:lang w:val="fr-FR"/>
         </w:rPr>
-        <w:t>直接按hos</w:t>
+        <w:t>直接按</w:t>
+      </w:r>
+      <w:proofErr w:type="spellStart"/>
+      <w:r>
+        <w:rPr>
+          <w:rFonts w:hint="eastAsia"/>
+          <w:lang w:val="fr-FR"/>
+        </w:rPr>
+        <w:t>hos</w:t>
       </w:r>
       <w:r>
         <w:rPr>
@@ -370,6 +433,7 @@
         </w:rPr>
         <w:t>t_since</w:t>
       </w:r>
+      <w:proofErr w:type="spellEnd"/>
       <w:r>
         <w:rPr>
           <w:rFonts w:hint="eastAsia"/>
@@ -411,12 +475,21 @@
         </w:rPr>
         <w:t>定位重新</w:t>
       </w:r>
-      <w:r>
-        <w:rPr>
-          <w:rFonts w:hint="eastAsia"/>
-          <w:lang w:val="fr-FR"/>
-        </w:rPr>
-        <w:t>新活跃的</w:t>
+      <w:proofErr w:type="gramStart"/>
+      <w:r>
+        <w:rPr>
+          <w:rFonts w:hint="eastAsia"/>
+          <w:lang w:val="fr-FR"/>
+        </w:rPr>
+        <w:t>新</w:t>
+      </w:r>
+      <w:proofErr w:type="gramEnd"/>
+      <w:r>
+        <w:rPr>
+          <w:rFonts w:hint="eastAsia"/>
+          <w:lang w:val="fr-FR"/>
+        </w:rPr>
+        <w:t>活跃的</w:t>
       </w:r>
       <w:r>
         <w:rPr>
@@ -432,6 +505,7 @@
           <w:rFonts w:hint="eastAsia"/>
         </w:rPr>
       </w:pPr>
+      <w:proofErr w:type="spellStart"/>
       <w:r>
         <w:rPr>
           <w:rFonts w:hint="eastAsia"/>
@@ -439,11 +513,33 @@
         <w:t>Is</w:t>
       </w:r>
       <w:r>
-        <w:t xml:space="preserve">_changed=new_host | </w:t>
-      </w:r>
-      <w:r>
-        <w:t>reactive_host | presentation_change</w:t>
-      </w:r>
+        <w:t>_changed</w:t>
+      </w:r>
+      <w:proofErr w:type="spellEnd"/>
+      <w:r>
+        <w:t>=</w:t>
+      </w:r>
+      <w:proofErr w:type="spellStart"/>
+      <w:r>
+        <w:t>new_host</w:t>
+      </w:r>
+      <w:proofErr w:type="spellEnd"/>
+      <w:r>
+        <w:t xml:space="preserve"> | </w:t>
+      </w:r>
+      <w:proofErr w:type="spellStart"/>
+      <w:r>
+        <w:t>reactive_host</w:t>
+      </w:r>
+      <w:proofErr w:type="spellEnd"/>
+      <w:r>
+        <w:t xml:space="preserve"> | </w:t>
+      </w:r>
+      <w:proofErr w:type="spellStart"/>
+      <w:r>
+        <w:t>presentation_change</w:t>
+      </w:r>
+      <w:proofErr w:type="spellEnd"/>
     </w:p>
     <w:p>
       <w:pPr>
@@ -587,7 +683,23 @@
           <w:rFonts w:hint="eastAsia"/>
           <w:lang w:val="fr-FR"/>
         </w:rPr>
-        <w:t>处理步骤键utils，新增字段见字典</w:t>
+        <w:t>处理步骤键</w:t>
+      </w:r>
+      <w:proofErr w:type="spellStart"/>
+      <w:r>
+        <w:rPr>
+          <w:rFonts w:hint="eastAsia"/>
+          <w:lang w:val="fr-FR"/>
+        </w:rPr>
+        <w:t>utils</w:t>
+      </w:r>
+      <w:proofErr w:type="spellEnd"/>
+      <w:r>
+        <w:rPr>
+          <w:rFonts w:hint="eastAsia"/>
+          <w:lang w:val="fr-FR"/>
+        </w:rPr>
+        <w:t>，新增字段见字典</w:t>
       </w:r>
     </w:p>
     <w:p>
@@ -682,6 +794,7 @@
           <w:rFonts w:hint="eastAsia"/>
         </w:rPr>
       </w:pPr>
+      <w:proofErr w:type="spellStart"/>
       <w:r>
         <w:rPr>
           <w:rFonts w:hint="eastAsia"/>
@@ -701,6 +814,7 @@
         </w:rPr>
         <w:t>+</w:t>
       </w:r>
+      <w:proofErr w:type="gramStart"/>
       <w:r>
         <w:rPr>
           <w:lang w:val="fr-FR"/>
@@ -711,8 +825,16 @@
         <w:rPr>
           <w:lang w:val="fr-FR"/>
         </w:rPr>
-        <w:t>images_auto_annotation</w:t>
-      </w:r>
+        <w:t>images</w:t>
+      </w:r>
+      <w:proofErr w:type="gramEnd"/>
+      <w:r>
+        <w:rPr>
+          <w:lang w:val="fr-FR"/>
+        </w:rPr>
+        <w:t>_auto_annotation</w:t>
+      </w:r>
+      <w:proofErr w:type="spellEnd"/>
       <w:r>
         <w:rPr>
           <w:lang w:val="fr-FR"/>
@@ -758,6 +880,7 @@
           <w:lang w:val="fr-FR"/>
         </w:rPr>
       </w:pPr>
+      <w:proofErr w:type="spellStart"/>
       <w:r>
         <w:rPr>
           <w:rFonts w:hint="eastAsia"/>
@@ -769,16 +892,52 @@
         <w:rPr>
           <w:lang w:val="fr-FR"/>
         </w:rPr>
-        <w:t>mages_TEST, images_TRAIN, images_POOL :300 </w:t>
-      </w:r>
-    </w:p>
-    <w:p>
-      <w:pPr>
-        <w:rPr>
-          <w:rFonts w:hint="eastAsia"/>
-          <w:lang w:val="fr-FR"/>
-        </w:rPr>
-      </w:pPr>
+        <w:t>mages_TEST</w:t>
+      </w:r>
+      <w:proofErr w:type="spellEnd"/>
+      <w:r>
+        <w:rPr>
+          <w:lang w:val="fr-FR"/>
+        </w:rPr>
+        <w:t xml:space="preserve">, </w:t>
+      </w:r>
+      <w:proofErr w:type="spellStart"/>
+      <w:r>
+        <w:rPr>
+          <w:lang w:val="fr-FR"/>
+        </w:rPr>
+        <w:t>images_TRAIN</w:t>
+      </w:r>
+      <w:proofErr w:type="spellEnd"/>
+      <w:r>
+        <w:rPr>
+          <w:lang w:val="fr-FR"/>
+        </w:rPr>
+        <w:t xml:space="preserve">, </w:t>
+      </w:r>
+      <w:proofErr w:type="spellStart"/>
+      <w:r>
+        <w:rPr>
+          <w:lang w:val="fr-FR"/>
+        </w:rPr>
+        <w:t>images_POOL</w:t>
+      </w:r>
+      <w:proofErr w:type="spellEnd"/>
+      <w:r>
+        <w:rPr>
+          <w:lang w:val="fr-FR"/>
+        </w:rPr>
+        <w:t> :300 </w:t>
+      </w:r>
+    </w:p>
+    <w:p>
+      <w:pPr>
+        <w:rPr>
+          <w:rFonts w:hint="eastAsia"/>
+          <w:lang w:val="fr-FR"/>
+        </w:rPr>
+      </w:pPr>
+      <w:proofErr w:type="spellStart"/>
       <w:r>
         <w:rPr>
           <w:rFonts w:hint="eastAsia"/>
@@ -792,6 +951,7 @@
         </w:rPr>
         <w:t>s_annotations</w:t>
       </w:r>
+      <w:proofErr w:type="spellEnd"/>
       <w:r>
         <w:rPr>
           <w:lang w:val="fr-FR"/>
@@ -810,6 +970,7 @@
     <w:p>
       <w:pPr>
         <w:rPr>
+          <w:rFonts w:hint="eastAsia"/>
           <w:lang w:val="fr-FR"/>
         </w:rPr>
       </w:pPr>
@@ -829,9 +990,11 @@
           <w:numId w:val="6"/>
         </w:numPr>
         <w:rPr>
-          <w:lang w:val="fr-FR"/>
-        </w:rPr>
-      </w:pPr>
+          <w:rFonts w:hint="eastAsia"/>
+          <w:lang w:val="fr-FR"/>
+        </w:rPr>
+      </w:pPr>
+      <w:proofErr w:type="spellStart"/>
       <w:r>
         <w:rPr>
           <w:rFonts w:hint="eastAsia"/>
@@ -843,12 +1006,20 @@
         <w:rPr>
           <w:lang w:val="fr-FR"/>
         </w:rPr>
-        <w:t>s_default_pic :</w:t>
-      </w:r>
-    </w:p>
-    <w:p>
-      <w:pPr>
-        <w:rPr>
+        <w:t>s_default_pic</w:t>
+      </w:r>
+      <w:proofErr w:type="spellEnd"/>
+      <w:r>
+        <w:rPr>
+          <w:lang w:val="fr-FR"/>
+        </w:rPr>
+        <w:t> :</w:t>
+      </w:r>
+    </w:p>
+    <w:p>
+      <w:pPr>
+        <w:rPr>
+          <w:rFonts w:hint="eastAsia"/>
           <w:lang w:val="fr-FR"/>
         </w:rPr>
       </w:pPr>
@@ -860,7 +1031,11 @@
           <w:ilvl w:val="0"/>
           <w:numId w:val="6"/>
         </w:numPr>
-      </w:pPr>
+        <w:rPr>
+          <w:rFonts w:hint="eastAsia"/>
+        </w:rPr>
+      </w:pPr>
+      <w:proofErr w:type="spellStart"/>
       <w:r>
         <w:rPr>
           <w:rFonts w:hint="eastAsia"/>
@@ -868,10 +1043,19 @@
         <w:t>H</w:t>
       </w:r>
       <w:r>
-        <w:t>as_person :1/0</w:t>
-      </w:r>
-    </w:p>
-    <w:p>
+        <w:t>as_person</w:t>
+      </w:r>
+      <w:proofErr w:type="spellEnd"/>
+      <w:r>
+        <w:t> :1/0</w:t>
+      </w:r>
+    </w:p>
+    <w:p>
+      <w:pPr>
+        <w:rPr>
+          <w:rFonts w:hint="eastAsia"/>
+        </w:rPr>
+      </w:pPr>
       <w:r>
         <w:t>X</w:t>
       </w:r>
@@ -884,9 +1068,10 @@
           <w:numId w:val="5"/>
         </w:numPr>
         <w:rPr>
-          <w:lang w:val="fr-FR"/>
-        </w:rPr>
-      </w:pPr>
+          <w:rFonts w:hint="eastAsia"/>
+        </w:rPr>
+      </w:pPr>
+      <w:proofErr w:type="gramStart"/>
       <w:r>
         <w:rPr>
           <w:rFonts w:hint="eastAsia"/>
@@ -894,7 +1079,11 @@
         <w:t>T</w:t>
       </w:r>
       <w:r>
-        <w:t xml:space="preserve">ype : </w:t>
+        <w:t>ype :</w:t>
+      </w:r>
+      <w:proofErr w:type="gramEnd"/>
+      <w:r>
+        <w:t xml:space="preserve"> </w:t>
       </w:r>
       <w:r>
         <w:t xml:space="preserve">(activity) </w:t>
@@ -903,29 +1092,23 @@
         <w:t>lifestyle, headshot</w:t>
       </w:r>
       <w:r>
-        <w:rPr>
-          <w:lang w:val="fr-FR"/>
-        </w:rPr>
         <w:t>(prostyle)</w:t>
       </w:r>
       <w:r>
-        <w:rPr>
-          <w:lang w:val="fr-FR"/>
-        </w:rPr>
         <w:t> </w:t>
       </w:r>
     </w:p>
     <w:p>
       <w:pPr>
         <w:rPr>
-          <w:lang w:val="fr-FR"/>
-        </w:rPr>
-      </w:pPr>
-    </w:p>
-    <w:p>
-      <w:pPr>
-        <w:rPr>
-          <w:lang w:val="fr-FR"/>
+          <w:rFonts w:hint="eastAsia"/>
+        </w:rPr>
+      </w:pPr>
+    </w:p>
+    <w:p>
+      <w:pPr>
+        <w:rPr>
+          <w:rFonts w:hint="eastAsia"/>
         </w:rPr>
       </w:pPr>
     </w:p>
@@ -937,9 +1120,11 @@
           <w:numId w:val="5"/>
         </w:numPr>
         <w:rPr>
-          <w:lang w:val="fr-FR"/>
-        </w:rPr>
-      </w:pPr>
+          <w:rFonts w:hint="eastAsia"/>
+          <w:lang w:val="fr-FR"/>
+        </w:rPr>
+      </w:pPr>
+      <w:proofErr w:type="spellStart"/>
       <w:r>
         <w:rPr>
           <w:rFonts w:hint="eastAsia"/>
@@ -953,6 +1138,7 @@
         </w:rPr>
         <w:t>s_smiling</w:t>
       </w:r>
+      <w:proofErr w:type="spellEnd"/>
     </w:p>
     <w:p>
       <w:pPr>
@@ -962,9 +1148,11 @@
           <w:numId w:val="5"/>
         </w:numPr>
         <w:rPr>
-          <w:lang w:val="fr-FR"/>
-        </w:rPr>
-      </w:pPr>
+          <w:rFonts w:hint="eastAsia"/>
+          <w:lang w:val="fr-FR"/>
+        </w:rPr>
+      </w:pPr>
+      <w:proofErr w:type="spellStart"/>
       <w:r>
         <w:rPr>
           <w:rFonts w:hint="eastAsia"/>
@@ -979,6 +1167,7 @@
         </w:rPr>
         <w:t>uality</w:t>
       </w:r>
+      <w:proofErr w:type="spellEnd"/>
     </w:p>
     <w:p>
       <w:pPr>
@@ -988,9 +1177,11 @@
           <w:numId w:val="5"/>
         </w:numPr>
         <w:rPr>
-          <w:lang w:val="fr-FR"/>
-        </w:rPr>
-      </w:pPr>
+          <w:rFonts w:hint="eastAsia"/>
+          <w:lang w:val="fr-FR"/>
+        </w:rPr>
+      </w:pPr>
+      <w:proofErr w:type="spellStart"/>
       <w:r>
         <w:rPr>
           <w:rFonts w:hint="eastAsia"/>
@@ -1002,42 +1193,75 @@
         <w:rPr>
           <w:lang w:val="fr-FR"/>
         </w:rPr>
-        <w:t>ex : F/M/MIX/UNK</w:t>
-      </w:r>
-    </w:p>
-    <w:p>
-      <w:pPr>
-        <w:rPr>
-          <w:lang w:val="fr-FR"/>
-        </w:rPr>
-      </w:pPr>
-    </w:p>
-    <w:p>
-      <w:pPr>
-        <w:rPr>
-          <w:lang w:val="fr-FR"/>
-        </w:rPr>
-      </w:pPr>
-    </w:p>
-    <w:p>
-      <w:pPr>
-        <w:rPr>
-          <w:lang w:val="fr-FR"/>
-        </w:rPr>
-      </w:pPr>
-    </w:p>
-    <w:p>
-      <w:pPr>
-        <w:rPr>
-          <w:lang w:val="fr-FR"/>
-        </w:rPr>
-      </w:pPr>
-      <w:r>
-        <w:rPr>
-          <w:lang w:val="fr-FR"/>
-        </w:rPr>
-        <w:t>==sex X has_person</w:t>
-      </w:r>
+        <w:t>ex</w:t>
+      </w:r>
+      <w:proofErr w:type="spellEnd"/>
+      <w:r>
+        <w:rPr>
+          <w:lang w:val="fr-FR"/>
+        </w:rPr>
+        <w:t> : F/M/MIX/UNK</w:t>
+      </w:r>
+    </w:p>
+    <w:p>
+      <w:pPr>
+        <w:rPr>
+          <w:rFonts w:hint="eastAsia"/>
+          <w:lang w:val="fr-FR"/>
+        </w:rPr>
+      </w:pPr>
+    </w:p>
+    <w:p>
+      <w:pPr>
+        <w:rPr>
+          <w:rFonts w:hint="eastAsia"/>
+          <w:lang w:val="fr-FR"/>
+        </w:rPr>
+      </w:pPr>
+    </w:p>
+    <w:p>
+      <w:pPr>
+        <w:rPr>
+          <w:rFonts w:hint="eastAsia"/>
+          <w:lang w:val="fr-FR"/>
+        </w:rPr>
+      </w:pPr>
+    </w:p>
+    <w:p>
+      <w:pPr>
+        <w:rPr>
+          <w:rFonts w:hint="eastAsia"/>
+          <w:lang w:val="fr-FR"/>
+        </w:rPr>
+      </w:pPr>
+      <w:r>
+        <w:rPr>
+          <w:lang w:val="fr-FR"/>
+        </w:rPr>
+        <w:t>==</w:t>
+      </w:r>
+      <w:proofErr w:type="spellStart"/>
+      <w:r>
+        <w:rPr>
+          <w:lang w:val="fr-FR"/>
+        </w:rPr>
+        <w:t>sex</w:t>
+      </w:r>
+      <w:proofErr w:type="spellEnd"/>
+      <w:r>
+        <w:rPr>
+          <w:lang w:val="fr-FR"/>
+        </w:rPr>
+        <w:t xml:space="preserve"> X </w:t>
+      </w:r>
+      <w:proofErr w:type="spellStart"/>
+      <w:r>
+        <w:rPr>
+          <w:lang w:val="fr-FR"/>
+        </w:rPr>
+        <w:t>has_person</w:t>
+      </w:r>
+      <w:proofErr w:type="spellEnd"/>
       <w:r>
         <w:rPr>
           <w:lang w:val="fr-FR"/>
@@ -1048,36 +1272,52 @@
     <w:p>
       <w:pPr>
         <w:rPr>
-          <w:lang w:val="fr-FR"/>
-        </w:rPr>
-      </w:pPr>
-    </w:p>
-    <w:p>
-      <w:pPr>
-        <w:rPr>
-          <w:lang w:val="fr-FR"/>
-        </w:rPr>
-      </w:pPr>
-    </w:p>
-    <w:p>
-      <w:pPr>
-        <w:rPr>
-          <w:lang w:val="fr-FR"/>
-        </w:rPr>
-      </w:pPr>
-    </w:p>
-    <w:p>
-      <w:pPr>
-        <w:rPr>
-          <w:rFonts w:hint="eastAsia"/>
-          <w:lang w:val="fr-FR"/>
-        </w:rPr>
-      </w:pPr>
-    </w:p>
-    <w:p>
-      <w:pPr>
-        <w:rPr>
-          <w:rFonts w:hint="eastAsia"/>
+          <w:rFonts w:hint="eastAsia"/>
+          <w:lang w:val="fr-FR"/>
+        </w:rPr>
+      </w:pPr>
+    </w:p>
+    <w:p>
+      <w:pPr>
+        <w:rPr>
+          <w:rFonts w:hint="eastAsia"/>
+          <w:lang w:val="fr-FR"/>
+        </w:rPr>
+      </w:pPr>
+    </w:p>
+    <w:p>
+      <w:pPr>
+        <w:rPr>
+          <w:rFonts w:hint="eastAsia"/>
+          <w:lang w:val="fr-FR"/>
+        </w:rPr>
+      </w:pPr>
+    </w:p>
+    <w:p>
+      <w:pPr>
+        <w:rPr>
+          <w:rFonts w:hint="eastAsia"/>
+          <w:lang w:val="fr-FR"/>
+        </w:rPr>
+      </w:pPr>
+    </w:p>
+    <w:p>
+      <w:pPr>
+        <w:pStyle w:val="1"/>
+        <w:rPr>
+          <w:lang w:val="fr-FR"/>
+        </w:rPr>
+      </w:pPr>
+      <w:r>
+        <w:rPr>
+          <w:lang w:val="fr-FR"/>
+        </w:rPr>
+        <w:t>19/12/2025</w:t>
+      </w:r>
+    </w:p>
+    <w:p>
+      <w:pPr>
+        <w:rPr>
           <w:lang w:val="fr-FR"/>
         </w:rPr>
       </w:pPr>
@@ -1086,17 +1326,291 @@
       <w:pPr>
         <w:pStyle w:val="2"/>
         <w:rPr>
-          <w:rFonts w:hint="eastAsia"/>
-        </w:rPr>
-      </w:pPr>
-      <w:r>
-        <w:t>Tiamat :</w:t>
-      </w:r>
-    </w:p>
-    <w:p>
-      <w:pPr>
-        <w:rPr>
-          <w:rFonts w:hint="eastAsia"/>
+          <w:lang w:val="fr-FR"/>
+        </w:rPr>
+      </w:pPr>
+      <w:proofErr w:type="spellStart"/>
+      <w:r>
+        <w:rPr>
+          <w:rFonts w:hint="eastAsia"/>
+          <w:lang w:val="fr-FR"/>
+        </w:rPr>
+        <w:t>R</w:t>
+      </w:r>
+      <w:r>
+        <w:rPr>
+          <w:lang w:val="fr-FR"/>
+        </w:rPr>
+        <w:t>un_zsc</w:t>
+      </w:r>
+      <w:proofErr w:type="spellEnd"/>
+    </w:p>
+    <w:tbl>
+      <w:tblPr>
+        <w:tblW w:w="0" w:type="auto"/>
+        <w:tblCellSpacing w:w="15" w:type="dxa"/>
+        <w:tblCellMar>
+          <w:top w:w="15" w:type="dxa"/>
+          <w:left w:w="15" w:type="dxa"/>
+          <w:bottom w:w="15" w:type="dxa"/>
+          <w:right w:w="15" w:type="dxa"/>
+        </w:tblCellMar>
+        <w:tblLook w:val="04A0" w:firstRow="1" w:lastRow="0" w:firstColumn="1" w:lastColumn="0" w:noHBand="0" w:noVBand="1"/>
+      </w:tblPr>
+      <w:tblGrid>
+        <w:gridCol w:w="1175"/>
+        <w:gridCol w:w="3808"/>
+      </w:tblGrid>
+      <w:tr>
+        <w:trPr>
+          <w:tblHeader/>
+          <w:tblCellSpacing w:w="15" w:type="dxa"/>
+        </w:trPr>
+        <w:tc>
+          <w:tcPr>
+            <w:tcW w:w="0" w:type="auto"/>
+            <w:vAlign w:val="center"/>
+            <w:hideMark/>
+          </w:tcPr>
+          <w:p>
+            <w:pPr>
+              <w:rPr>
+                <w:b/>
+                <w:bCs/>
+                <w:color w:val="0070C0"/>
+              </w:rPr>
+            </w:pPr>
+            <w:r>
+              <w:rPr>
+                <w:b/>
+                <w:bCs/>
+                <w:color w:val="0070C0"/>
+              </w:rPr>
+              <w:t>状态</w:t>
+            </w:r>
+          </w:p>
+        </w:tc>
+        <w:tc>
+          <w:tcPr>
+            <w:tcW w:w="0" w:type="auto"/>
+            <w:vAlign w:val="center"/>
+            <w:hideMark/>
+          </w:tcPr>
+          <w:p>
+            <w:pPr>
+              <w:rPr>
+                <w:b/>
+                <w:bCs/>
+                <w:color w:val="0070C0"/>
+              </w:rPr>
+            </w:pPr>
+            <w:r>
+              <w:rPr>
+                <w:b/>
+                <w:bCs/>
+                <w:color w:val="0070C0"/>
+              </w:rPr>
+              <w:t>怎么存</w:t>
+            </w:r>
+          </w:p>
+        </w:tc>
+      </w:tr>
+      <w:tr>
+        <w:trPr>
+          <w:tblCellSpacing w:w="15" w:type="dxa"/>
+        </w:trPr>
+        <w:tc>
+          <w:tcPr>
+            <w:tcW w:w="0" w:type="auto"/>
+            <w:vAlign w:val="center"/>
+            <w:hideMark/>
+          </w:tcPr>
+          <w:p>
+            <w:pPr>
+              <w:rPr>
+                <w:color w:val="0070C0"/>
+              </w:rPr>
+            </w:pPr>
+            <w:r>
+              <w:rPr>
+                <w:color w:val="0070C0"/>
+              </w:rPr>
+              <w:t>原始数据</w:t>
+            </w:r>
+          </w:p>
+        </w:tc>
+        <w:tc>
+          <w:tcPr>
+            <w:tcW w:w="0" w:type="auto"/>
+            <w:vAlign w:val="center"/>
+            <w:hideMark/>
+          </w:tcPr>
+          <w:p>
+            <w:pPr>
+              <w:rPr>
+                <w:color w:val="0070C0"/>
+              </w:rPr>
+            </w:pPr>
+            <w:r>
+              <w:rPr>
+                <w:color w:val="0070C0"/>
+              </w:rPr>
+              <w:t xml:space="preserve">原始 </w:t>
+            </w:r>
+            <w:proofErr w:type="spellStart"/>
+            <w:r>
+              <w:rPr>
+                <w:color w:val="0070C0"/>
+              </w:rPr>
+              <w:t>df</w:t>
+            </w:r>
+            <w:proofErr w:type="spellEnd"/>
+            <w:r>
+              <w:rPr>
+                <w:color w:val="0070C0"/>
+              </w:rPr>
+              <w:t>（不动）</w:t>
+            </w:r>
+          </w:p>
+        </w:tc>
+      </w:tr>
+      <w:tr>
+        <w:trPr>
+          <w:tblCellSpacing w:w="15" w:type="dxa"/>
+        </w:trPr>
+        <w:tc>
+          <w:tcPr>
+            <w:tcW w:w="0" w:type="auto"/>
+            <w:vAlign w:val="center"/>
+            <w:hideMark/>
+          </w:tcPr>
+          <w:p>
+            <w:pPr>
+              <w:rPr>
+                <w:color w:val="0070C0"/>
+              </w:rPr>
+            </w:pPr>
+            <w:r>
+              <w:rPr>
+                <w:color w:val="0070C0"/>
+              </w:rPr>
+              <w:t>已完成结果</w:t>
+            </w:r>
+          </w:p>
+        </w:tc>
+        <w:tc>
+          <w:tcPr>
+            <w:tcW w:w="0" w:type="auto"/>
+            <w:vAlign w:val="center"/>
+            <w:hideMark/>
+          </w:tcPr>
+          <w:p>
+            <w:pPr>
+              <w:rPr>
+                <w:color w:val="0070C0"/>
+              </w:rPr>
+            </w:pPr>
+            <w:r>
+              <w:rPr>
+                <w:color w:val="0070C0"/>
+              </w:rPr>
+              <w:t>result CSV</w:t>
+            </w:r>
+          </w:p>
+        </w:tc>
+      </w:tr>
+      <w:tr>
+        <w:trPr>
+          <w:tblCellSpacing w:w="15" w:type="dxa"/>
+        </w:trPr>
+        <w:tc>
+          <w:tcPr>
+            <w:tcW w:w="0" w:type="auto"/>
+            <w:vAlign w:val="center"/>
+            <w:hideMark/>
+          </w:tcPr>
+          <w:p>
+            <w:pPr>
+              <w:rPr>
+                <w:color w:val="0070C0"/>
+              </w:rPr>
+            </w:pPr>
+            <w:r>
+              <w:rPr>
+                <w:color w:val="0070C0"/>
+              </w:rPr>
+              <w:t>当前进度</w:t>
+            </w:r>
+          </w:p>
+        </w:tc>
+        <w:tc>
+          <w:tcPr>
+            <w:tcW w:w="0" w:type="auto"/>
+            <w:vAlign w:val="center"/>
+            <w:hideMark/>
+          </w:tcPr>
+          <w:p>
+            <w:pPr>
+              <w:rPr>
+                <w:color w:val="0070C0"/>
+              </w:rPr>
+            </w:pPr>
+            <w:r>
+              <w:rPr>
+                <w:color w:val="0070C0"/>
+              </w:rPr>
+              <w:t xml:space="preserve">从 result 推断（而不是手写 </w:t>
+            </w:r>
+            <w:proofErr w:type="spellStart"/>
+            <w:r>
+              <w:rPr>
+                <w:color w:val="0070C0"/>
+              </w:rPr>
+              <w:t>start_at</w:t>
+            </w:r>
+            <w:proofErr w:type="spellEnd"/>
+            <w:r>
+              <w:rPr>
+                <w:color w:val="0070C0"/>
+              </w:rPr>
+              <w:t>）</w:t>
+            </w:r>
+          </w:p>
+        </w:tc>
+      </w:tr>
+    </w:tbl>
+    <w:p>
+      <w:pPr>
+        <w:rPr>
+          <w:lang w:val="fr-FR"/>
+        </w:rPr>
+      </w:pPr>
+    </w:p>
+    <w:p>
+      <w:pPr>
+        <w:rPr>
+          <w:lang w:val="fr-FR"/>
+        </w:rPr>
+      </w:pPr>
+    </w:p>
+    <w:p>
+      <w:pPr>
+        <w:rPr>
+          <w:lang w:val="fr-FR"/>
+        </w:rPr>
+      </w:pPr>
+    </w:p>
+    <w:p>
+      <w:pPr>
+        <w:rPr>
+          <w:lang w:val="fr-FR"/>
+        </w:rPr>
+      </w:pPr>
+    </w:p>
+    <w:p>
+      <w:pPr>
+        <w:rPr>
+          <w:lang w:val="fr-FR"/>
         </w:rPr>
       </w:pPr>
     </w:p>
@@ -2475,7 +2989,6 @@
   <w:style w:type="character" w:default="1" w:styleId="a0">
     <w:name w:val="Default Paragraph Font"/>
     <w:uiPriority w:val="1"/>
-    <w:semiHidden/>
     <w:unhideWhenUsed/>
   </w:style>
   <w:style w:type="table" w:default="1" w:styleId="a1">

--- a/note_airbnb2.docx
+++ b/note_airbnb2.docx
@@ -1588,32 +1588,449 @@
     </w:p>
     <w:p>
       <w:pPr>
-        <w:rPr>
-          <w:lang w:val="fr-FR"/>
-        </w:rPr>
-      </w:pPr>
-    </w:p>
-    <w:p>
-      <w:pPr>
-        <w:rPr>
-          <w:lang w:val="fr-FR"/>
-        </w:rPr>
-      </w:pPr>
-    </w:p>
-    <w:p>
-      <w:pPr>
-        <w:rPr>
-          <w:lang w:val="fr-FR"/>
-        </w:rPr>
-      </w:pPr>
-    </w:p>
-    <w:p>
-      <w:pPr>
-        <w:rPr>
-          <w:lang w:val="fr-FR"/>
-        </w:rPr>
-      </w:pPr>
-    </w:p>
+        <w:pStyle w:val="2"/>
+        <w:rPr>
+          <w:b/>
+          <w:bCs/>
+        </w:rPr>
+      </w:pPr>
+      <w:r>
+        <w:rPr>
+          <w:rFonts w:hint="eastAsia"/>
+          <w:b/>
+          <w:bCs/>
+        </w:rPr>
+        <w:t>P</w:t>
+      </w:r>
+      <w:r>
+        <w:rPr>
+          <w:b/>
+          <w:bCs/>
+        </w:rPr>
+        <w:t>rocess:</w:t>
+      </w:r>
+    </w:p>
+    <w:p>
+      <w:pPr>
+        <w:rPr>
+          <w:b/>
+          <w:bCs/>
+        </w:rPr>
+      </w:pPr>
+      <w:proofErr w:type="spellStart"/>
+      <w:r>
+        <w:rPr>
+          <w:rFonts w:hint="eastAsia"/>
+          <w:b/>
+          <w:bCs/>
+        </w:rPr>
+        <w:t>D</w:t>
+      </w:r>
+      <w:r>
+        <w:rPr>
+          <w:b/>
+          <w:bCs/>
+        </w:rPr>
+        <w:t>f</w:t>
+      </w:r>
+      <w:proofErr w:type="spellEnd"/>
+      <w:r>
+        <w:rPr>
+          <w:b/>
+          <w:bCs/>
+        </w:rPr>
+        <w:t>__raw</w:t>
+      </w:r>
+    </w:p>
+    <w:p>
+      <w:pPr>
+        <w:rPr>
+          <w:b/>
+          <w:bCs/>
+        </w:rPr>
+      </w:pPr>
+      <w:proofErr w:type="spellStart"/>
+      <w:r>
+        <w:rPr>
+          <w:rFonts w:hint="eastAsia"/>
+          <w:b/>
+          <w:bCs/>
+        </w:rPr>
+        <w:t>D</w:t>
+      </w:r>
+      <w:r>
+        <w:rPr>
+          <w:b/>
+          <w:bCs/>
+        </w:rPr>
+        <w:t>f_split</w:t>
+      </w:r>
+      <w:proofErr w:type="spellEnd"/>
+    </w:p>
+    <w:p>
+      <w:pPr>
+        <w:rPr>
+          <w:b/>
+          <w:bCs/>
+        </w:rPr>
+      </w:pPr>
+      <w:proofErr w:type="spellStart"/>
+      <w:r>
+        <w:rPr>
+          <w:rFonts w:hint="eastAsia"/>
+          <w:b/>
+          <w:bCs/>
+        </w:rPr>
+        <w:t>D</w:t>
+      </w:r>
+      <w:r>
+        <w:rPr>
+          <w:b/>
+          <w:bCs/>
+        </w:rPr>
+        <w:t>f_</w:t>
+      </w:r>
+      <w:proofErr w:type="gramStart"/>
+      <w:r>
+        <w:rPr>
+          <w:b/>
+          <w:bCs/>
+        </w:rPr>
+        <w:t>processed</w:t>
+      </w:r>
+      <w:proofErr w:type="spellEnd"/>
+      <w:r>
+        <w:rPr>
+          <w:b/>
+          <w:bCs/>
+        </w:rPr>
+        <w:t> :</w:t>
+      </w:r>
+      <w:proofErr w:type="gramEnd"/>
+      <w:r>
+        <w:rPr>
+          <w:b/>
+          <w:bCs/>
+        </w:rPr>
+        <w:t xml:space="preserve"> </w:t>
+      </w:r>
+      <w:proofErr w:type="spellStart"/>
+      <w:r>
+        <w:rPr>
+          <w:b/>
+          <w:bCs/>
+        </w:rPr>
+        <w:t>host_variables</w:t>
+      </w:r>
+      <w:proofErr w:type="spellEnd"/>
+    </w:p>
+    <w:p>
+      <w:pPr>
+        <w:rPr>
+          <w:b/>
+          <w:bCs/>
+        </w:rPr>
+      </w:pPr>
+      <w:proofErr w:type="spellStart"/>
+      <w:r>
+        <w:rPr>
+          <w:rFonts w:hint="eastAsia"/>
+          <w:b/>
+          <w:bCs/>
+        </w:rPr>
+        <w:t>D</w:t>
+      </w:r>
+      <w:r>
+        <w:rPr>
+          <w:b/>
+          <w:bCs/>
+        </w:rPr>
+        <w:t>f_filtered</w:t>
+      </w:r>
+      <w:proofErr w:type="spellEnd"/>
+      <w:r>
+        <w:rPr>
+          <w:b/>
+          <w:bCs/>
+        </w:rPr>
+        <w:t xml:space="preserve">: proxy, obj vars, location, </w:t>
+      </w:r>
+      <w:proofErr w:type="spellStart"/>
+      <w:r>
+        <w:rPr>
+          <w:b/>
+          <w:bCs/>
+        </w:rPr>
+        <w:t>cols_to_keep</w:t>
+      </w:r>
+      <w:proofErr w:type="spellEnd"/>
+    </w:p>
+    <w:p>
+      <w:pPr>
+        <w:rPr>
+          <w:b/>
+          <w:bCs/>
+        </w:rPr>
+      </w:pPr>
+      <w:proofErr w:type="spellStart"/>
+      <w:r>
+        <w:rPr>
+          <w:rFonts w:hint="eastAsia"/>
+          <w:b/>
+          <w:bCs/>
+        </w:rPr>
+        <w:t>D</w:t>
+      </w:r>
+      <w:r>
+        <w:rPr>
+          <w:b/>
+          <w:bCs/>
+        </w:rPr>
+        <w:t>f_</w:t>
+      </w:r>
+      <w:proofErr w:type="gramStart"/>
+      <w:r>
+        <w:rPr>
+          <w:b/>
+          <w:bCs/>
+        </w:rPr>
+        <w:t>unique</w:t>
+      </w:r>
+      <w:proofErr w:type="spellEnd"/>
+      <w:r>
+        <w:rPr>
+          <w:b/>
+          <w:bCs/>
+        </w:rPr>
+        <w:t> :</w:t>
+      </w:r>
+      <w:proofErr w:type="gramEnd"/>
+      <w:r>
+        <w:rPr>
+          <w:b/>
+          <w:bCs/>
+        </w:rPr>
+        <w:t xml:space="preserve"> </w:t>
+      </w:r>
+      <w:proofErr w:type="spellStart"/>
+      <w:r>
+        <w:rPr>
+          <w:b/>
+          <w:bCs/>
+        </w:rPr>
+        <w:t>dropna</w:t>
+      </w:r>
+      <w:proofErr w:type="spellEnd"/>
+      <w:r>
+        <w:rPr>
+          <w:b/>
+          <w:bCs/>
+        </w:rPr>
+        <w:t xml:space="preserve">, </w:t>
+      </w:r>
+      <w:proofErr w:type="spellStart"/>
+      <w:r>
+        <w:rPr>
+          <w:b/>
+          <w:bCs/>
+        </w:rPr>
+        <w:t>drop_duplicates</w:t>
+      </w:r>
+      <w:proofErr w:type="spellEnd"/>
+      <w:r>
+        <w:rPr>
+          <w:b/>
+          <w:bCs/>
+        </w:rPr>
+        <w:t xml:space="preserve"> on </w:t>
+      </w:r>
+      <w:proofErr w:type="spellStart"/>
+      <w:r>
+        <w:rPr>
+          <w:b/>
+          <w:bCs/>
+        </w:rPr>
+        <w:t>host_about</w:t>
+      </w:r>
+      <w:proofErr w:type="spellEnd"/>
+    </w:p>
+    <w:p>
+      <w:pPr>
+        <w:tabs>
+          <w:tab w:val="left" w:pos="1114"/>
+        </w:tabs>
+        <w:rPr>
+          <w:b/>
+          <w:bCs/>
+          <w:lang w:val="fr-FR"/>
+        </w:rPr>
+      </w:pPr>
+      <w:proofErr w:type="spellStart"/>
+      <w:r>
+        <w:rPr>
+          <w:rFonts w:hint="eastAsia"/>
+          <w:b/>
+          <w:bCs/>
+          <w:lang w:val="fr-FR"/>
+        </w:rPr>
+        <w:lastRenderedPageBreak/>
+        <w:t>D</w:t>
+      </w:r>
+      <w:r>
+        <w:rPr>
+          <w:b/>
+          <w:bCs/>
+          <w:lang w:val="fr-FR"/>
+        </w:rPr>
+        <w:t>f_</w:t>
+      </w:r>
+      <w:proofErr w:type="gramStart"/>
+      <w:r>
+        <w:rPr>
+          <w:b/>
+          <w:bCs/>
+          <w:lang w:val="fr-FR"/>
+        </w:rPr>
+        <w:t>zsc</w:t>
+      </w:r>
+      <w:proofErr w:type="spellEnd"/>
+      <w:r>
+        <w:rPr>
+          <w:b/>
+          <w:bCs/>
+          <w:lang w:val="fr-FR"/>
+        </w:rPr>
+        <w:t>:</w:t>
+      </w:r>
+      <w:proofErr w:type="gramEnd"/>
+      <w:r>
+        <w:rPr>
+          <w:b/>
+          <w:bCs/>
+          <w:lang w:val="fr-FR"/>
+        </w:rPr>
+        <w:t xml:space="preserve"> </w:t>
+      </w:r>
+      <w:proofErr w:type="spellStart"/>
+      <w:r>
+        <w:rPr>
+          <w:b/>
+          <w:bCs/>
+          <w:lang w:val="fr-FR"/>
+        </w:rPr>
+        <w:t>zsc</w:t>
+      </w:r>
+      <w:proofErr w:type="spellEnd"/>
+      <w:r>
+        <w:rPr>
+          <w:rFonts w:hint="eastAsia"/>
+          <w:b/>
+          <w:bCs/>
+          <w:lang w:val="fr-FR"/>
+        </w:rPr>
+        <w:tab/>
+      </w:r>
+      <w:r>
+        <w:rPr>
+          <w:b/>
+          <w:bCs/>
+          <w:lang w:val="fr-FR"/>
+        </w:rPr>
+        <w:t xml:space="preserve">par langue </w:t>
+      </w:r>
+      <w:r>
+        <w:rPr>
+          <w:b/>
+          <w:bCs/>
+          <w:lang w:val="fr-FR"/>
+        </w:rPr>
+        <w:t>+ log</w:t>
+      </w:r>
+    </w:p>
+    <w:p>
+      <w:pPr>
+        <w:rPr>
+          <w:rFonts w:hint="eastAsia"/>
+          <w:b/>
+          <w:bCs/>
+          <w:lang w:val="fr-FR"/>
+        </w:rPr>
+      </w:pPr>
+      <w:proofErr w:type="spellStart"/>
+      <w:r>
+        <w:rPr>
+          <w:rFonts w:hint="eastAsia"/>
+          <w:b/>
+          <w:bCs/>
+        </w:rPr>
+        <w:t>D</w:t>
+      </w:r>
+      <w:r>
+        <w:rPr>
+          <w:b/>
+          <w:bCs/>
+        </w:rPr>
+        <w:t>f_</w:t>
+      </w:r>
+      <w:proofErr w:type="gramStart"/>
+      <w:r>
+        <w:rPr>
+          <w:b/>
+          <w:bCs/>
+        </w:rPr>
+        <w:t>items</w:t>
+      </w:r>
+      <w:proofErr w:type="spellEnd"/>
+      <w:r>
+        <w:rPr>
+          <w:b/>
+          <w:bCs/>
+        </w:rPr>
+        <w:t> :</w:t>
+      </w:r>
+      <w:proofErr w:type="gramEnd"/>
+      <w:r>
+        <w:rPr>
+          <w:b/>
+          <w:bCs/>
+        </w:rPr>
+        <w:t xml:space="preserve"> </w:t>
+      </w:r>
+      <w:proofErr w:type="spellStart"/>
+      <w:r>
+        <w:rPr>
+          <w:b/>
+          <w:bCs/>
+        </w:rPr>
+        <w:t>zsc</w:t>
+      </w:r>
+      <w:proofErr w:type="spellEnd"/>
+      <w:r>
+        <w:rPr>
+          <w:b/>
+          <w:bCs/>
+        </w:rPr>
+        <w:t xml:space="preserve"> merged back to </w:t>
+      </w:r>
+      <w:proofErr w:type="spellStart"/>
+      <w:r>
+        <w:rPr>
+          <w:b/>
+          <w:bCs/>
+        </w:rPr>
+        <w:t>df_filtered</w:t>
+      </w:r>
+      <w:proofErr w:type="spellEnd"/>
+      <w:r>
+        <w:rPr>
+          <w:b/>
+          <w:bCs/>
+        </w:rPr>
+        <w:t xml:space="preserve"> </w:t>
+      </w:r>
+    </w:p>
+    <w:p/>
+    <w:p/>
     <w:sectPr>
       <w:pgSz w:w="11906" w:h="16838"/>
       <w:pgMar w:top="1440" w:right="1800" w:bottom="1440" w:left="1800" w:header="851" w:footer="992" w:gutter="0"/>

--- a/note_airbnb2.docx
+++ b/note_airbnb2.docx
@@ -1305,6 +1305,7 @@
       <w:pPr>
         <w:pStyle w:val="1"/>
         <w:rPr>
+          <w:rFonts w:hint="eastAsia"/>
           <w:lang w:val="fr-FR"/>
         </w:rPr>
       </w:pPr>
@@ -1318,6 +1319,7 @@
     <w:p>
       <w:pPr>
         <w:rPr>
+          <w:rFonts w:hint="eastAsia"/>
           <w:lang w:val="fr-FR"/>
         </w:rPr>
       </w:pPr>
@@ -1326,6 +1328,7 @@
       <w:pPr>
         <w:pStyle w:val="2"/>
         <w:rPr>
+          <w:rFonts w:hint="eastAsia"/>
           <w:lang w:val="fr-FR"/>
         </w:rPr>
       </w:pPr>
@@ -1375,6 +1378,7 @@
           <w:p>
             <w:pPr>
               <w:rPr>
+                <w:rFonts w:hint="eastAsia"/>
                 <w:b/>
                 <w:bCs/>
                 <w:color w:val="0070C0"/>
@@ -1399,6 +1403,7 @@
           <w:p>
             <w:pPr>
               <w:rPr>
+                <w:rFonts w:hint="eastAsia"/>
                 <w:b/>
                 <w:bCs/>
                 <w:color w:val="0070C0"/>
@@ -1428,6 +1433,7 @@
           <w:p>
             <w:pPr>
               <w:rPr>
+                <w:rFonts w:hint="eastAsia"/>
                 <w:color w:val="0070C0"/>
               </w:rPr>
             </w:pPr>
@@ -1448,6 +1454,7 @@
           <w:p>
             <w:pPr>
               <w:rPr>
+                <w:rFonts w:hint="eastAsia"/>
                 <w:color w:val="0070C0"/>
               </w:rPr>
             </w:pPr>
@@ -1487,6 +1494,7 @@
           <w:p>
             <w:pPr>
               <w:rPr>
+                <w:rFonts w:hint="eastAsia"/>
                 <w:color w:val="0070C0"/>
               </w:rPr>
             </w:pPr>
@@ -1507,6 +1515,7 @@
           <w:p>
             <w:pPr>
               <w:rPr>
+                <w:rFonts w:hint="eastAsia"/>
                 <w:color w:val="0070C0"/>
               </w:rPr>
             </w:pPr>
@@ -1532,6 +1541,7 @@
           <w:p>
             <w:pPr>
               <w:rPr>
+                <w:rFonts w:hint="eastAsia"/>
                 <w:color w:val="0070C0"/>
               </w:rPr>
             </w:pPr>
@@ -1552,6 +1562,7 @@
           <w:p>
             <w:pPr>
               <w:rPr>
+                <w:rFonts w:hint="eastAsia"/>
                 <w:color w:val="0070C0"/>
               </w:rPr>
             </w:pPr>
@@ -1582,6 +1593,7 @@
     <w:p>
       <w:pPr>
         <w:rPr>
+          <w:rFonts w:hint="eastAsia"/>
           <w:lang w:val="fr-FR"/>
         </w:rPr>
       </w:pPr>
@@ -1590,6 +1602,7 @@
       <w:pPr>
         <w:pStyle w:val="2"/>
         <w:rPr>
+          <w:rFonts w:hint="eastAsia"/>
           <w:b/>
           <w:bCs/>
         </w:rPr>
@@ -1613,6 +1626,7 @@
     <w:p>
       <w:pPr>
         <w:rPr>
+          <w:rFonts w:hint="eastAsia"/>
           <w:b/>
           <w:bCs/>
         </w:rPr>
@@ -1645,6 +1659,7 @@
     <w:p>
       <w:pPr>
         <w:rPr>
+          <w:rFonts w:hint="eastAsia"/>
           <w:b/>
           <w:bCs/>
         </w:rPr>
@@ -1670,6 +1685,7 @@
     <w:p>
       <w:pPr>
         <w:rPr>
+          <w:rFonts w:hint="eastAsia"/>
           <w:b/>
           <w:bCs/>
         </w:rPr>
@@ -1727,6 +1743,7 @@
     <w:p>
       <w:pPr>
         <w:rPr>
+          <w:rFonts w:hint="eastAsia"/>
           <w:b/>
           <w:bCs/>
         </w:rPr>
@@ -1768,8 +1785,10 @@
     <w:p>
       <w:pPr>
         <w:rPr>
-          <w:b/>
-          <w:bCs/>
+          <w:rFonts w:hint="eastAsia"/>
+          <w:b/>
+          <w:bCs/>
+          <w:lang w:val="fr-FR"/>
         </w:rPr>
       </w:pPr>
       <w:proofErr w:type="spellStart"/>
@@ -1778,6 +1797,7 @@
           <w:rFonts w:hint="eastAsia"/>
           <w:b/>
           <w:bCs/>
+          <w:lang w:val="fr-FR"/>
         </w:rPr>
         <w:t>D</w:t>
       </w:r>
@@ -1785,38 +1805,25 @@
         <w:rPr>
           <w:b/>
           <w:bCs/>
-        </w:rPr>
-        <w:t>f_</w:t>
-      </w:r>
-      <w:proofErr w:type="gramStart"/>
-      <w:r>
-        <w:rPr>
-          <w:b/>
-          <w:bCs/>
-        </w:rPr>
-        <w:t>unique</w:t>
+          <w:lang w:val="fr-FR"/>
+        </w:rPr>
+        <w:t>f_unique</w:t>
       </w:r>
       <w:proofErr w:type="spellEnd"/>
       <w:r>
         <w:rPr>
           <w:b/>
           <w:bCs/>
-        </w:rPr>
-        <w:t> :</w:t>
-      </w:r>
-      <w:proofErr w:type="gramEnd"/>
-      <w:r>
-        <w:rPr>
-          <w:b/>
-          <w:bCs/>
-        </w:rPr>
-        <w:t xml:space="preserve"> </w:t>
+          <w:lang w:val="fr-FR"/>
+        </w:rPr>
+        <w:t xml:space="preserve"> : </w:t>
       </w:r>
       <w:proofErr w:type="spellStart"/>
       <w:r>
         <w:rPr>
           <w:b/>
           <w:bCs/>
+          <w:lang w:val="fr-FR"/>
         </w:rPr>
         <w:t>dropna</w:t>
       </w:r>
@@ -1825,6 +1832,7 @@
         <w:rPr>
           <w:b/>
           <w:bCs/>
+          <w:lang w:val="fr-FR"/>
         </w:rPr>
         <w:t xml:space="preserve">, </w:t>
       </w:r>
@@ -1833,6 +1841,7 @@
         <w:rPr>
           <w:b/>
           <w:bCs/>
+          <w:lang w:val="fr-FR"/>
         </w:rPr>
         <w:t>drop_duplicates</w:t>
       </w:r>
@@ -1841,6 +1850,7 @@
         <w:rPr>
           <w:b/>
           <w:bCs/>
+          <w:lang w:val="fr-FR"/>
         </w:rPr>
         <w:t xml:space="preserve"> on </w:t>
       </w:r>
@@ -1849,6 +1859,7 @@
         <w:rPr>
           <w:b/>
           <w:bCs/>
+          <w:lang w:val="fr-FR"/>
         </w:rPr>
         <w:t>host_about</w:t>
       </w:r>
@@ -1860,6 +1871,7 @@
           <w:tab w:val="left" w:pos="1114"/>
         </w:tabs>
         <w:rPr>
+          <w:rFonts w:hint="eastAsia"/>
           <w:b/>
           <w:bCs/>
           <w:lang w:val="fr-FR"/>
@@ -1953,7 +1965,6 @@
           <w:rFonts w:hint="eastAsia"/>
           <w:b/>
           <w:bCs/>
-          <w:lang w:val="fr-FR"/>
         </w:rPr>
       </w:pPr>
       <w:proofErr w:type="spellStart"/>
@@ -2029,8 +2040,1471 @@
         <w:t xml:space="preserve"> </w:t>
       </w:r>
     </w:p>
-    <w:p/>
-    <w:p/>
+    <w:p>
+      <w:pPr>
+        <w:rPr>
+          <w:rFonts w:hint="eastAsia"/>
+        </w:rPr>
+      </w:pPr>
+    </w:p>
+    <w:p>
+      <w:pPr>
+        <w:pStyle w:val="1"/>
+        <w:rPr>
+          <w:rFonts w:hint="eastAsia"/>
+        </w:rPr>
+      </w:pPr>
+      <w:r>
+        <w:rPr>
+          <w:rFonts w:hint="eastAsia"/>
+        </w:rPr>
+        <w:t>2</w:t>
+      </w:r>
+      <w:r>
+        <w:rPr>
+          <w:rFonts w:hint="eastAsia"/>
+        </w:rPr>
+        <w:t>1</w:t>
+      </w:r>
+      <w:r>
+        <w:rPr>
+          <w:rFonts w:hint="eastAsia"/>
+        </w:rPr>
+        <w:t>/12/2025：</w:t>
+      </w:r>
+    </w:p>
+    <w:p>
+      <w:pPr>
+        <w:rPr>
+          <w:lang w:val="fr-FR"/>
+        </w:rPr>
+      </w:pPr>
+      <w:r>
+        <w:rPr>
+          <w:rFonts w:hint="eastAsia"/>
+          <w:lang w:val="fr-FR"/>
+        </w:rPr>
+        <w:t>F</w:t>
+      </w:r>
+      <w:r>
+        <w:rPr>
+          <w:lang w:val="fr-FR"/>
+        </w:rPr>
+        <w:t xml:space="preserve">irst </w:t>
+      </w:r>
+      <w:proofErr w:type="spellStart"/>
+      <w:r>
+        <w:rPr>
+          <w:lang w:val="fr-FR"/>
+        </w:rPr>
+        <w:t>try</w:t>
+      </w:r>
+      <w:proofErr w:type="spellEnd"/>
+      <w:r>
+        <w:rPr>
+          <w:lang w:val="fr-FR"/>
+        </w:rPr>
+        <w:t xml:space="preserve"> </w:t>
+      </w:r>
+      <w:proofErr w:type="spellStart"/>
+      <w:r>
+        <w:rPr>
+          <w:lang w:val="fr-FR"/>
+        </w:rPr>
+        <w:t>zsc</w:t>
+      </w:r>
+      <w:proofErr w:type="spellEnd"/>
+      <w:r>
+        <w:rPr>
+          <w:lang w:val="fr-FR"/>
+        </w:rPr>
+        <w:t> :</w:t>
+      </w:r>
+    </w:p>
+    <w:p>
+      <w:pPr>
+        <w:rPr>
+          <w:lang w:val="fr-FR"/>
+        </w:rPr>
+      </w:pPr>
+      <w:r>
+        <w:rPr>
+          <w:rFonts w:hint="eastAsia"/>
+          <w:lang w:val="fr-FR"/>
+        </w:rPr>
+        <w:t>I</w:t>
+      </w:r>
+      <w:r>
+        <w:rPr>
+          <w:lang w:val="fr-FR"/>
+        </w:rPr>
+        <w:t>nput : listings_paris2406_unique18449</w:t>
+      </w:r>
+    </w:p>
+    <w:p>
+      <w:pPr>
+        <w:rPr>
+          <w:lang w:val="fr-FR"/>
+        </w:rPr>
+      </w:pPr>
+      <w:r>
+        <w:rPr>
+          <w:rFonts w:hint="eastAsia"/>
+          <w:lang w:val="fr-FR"/>
+        </w:rPr>
+        <w:t>B</w:t>
+      </w:r>
+      <w:r>
+        <w:rPr>
+          <w:lang w:val="fr-FR"/>
+        </w:rPr>
+        <w:t xml:space="preserve">y </w:t>
+      </w:r>
+      <w:proofErr w:type="spellStart"/>
+      <w:r>
+        <w:rPr>
+          <w:lang w:val="fr-FR"/>
+        </w:rPr>
+        <w:t>modernbert_large_nli</w:t>
+      </w:r>
+      <w:proofErr w:type="spellEnd"/>
+    </w:p>
+    <w:p>
+      <w:pPr>
+        <w:rPr>
+          <w:lang w:val="fr-FR"/>
+        </w:rPr>
+      </w:pPr>
+      <w:r>
+        <w:rPr>
+          <w:lang w:val="fr-FR"/>
+        </w:rPr>
+        <w:t>22 labels en /</w:t>
+      </w:r>
+      <w:proofErr w:type="spellStart"/>
+      <w:r>
+        <w:rPr>
+          <w:lang w:val="fr-FR"/>
+        </w:rPr>
+        <w:t>fr</w:t>
+      </w:r>
+      <w:proofErr w:type="spellEnd"/>
+    </w:p>
+    <w:p>
+      <w:pPr>
+        <w:rPr>
+          <w:lang w:val="fr-FR"/>
+        </w:rPr>
+      </w:pPr>
+      <w:r>
+        <w:rPr>
+          <w:rFonts w:hint="eastAsia"/>
+          <w:lang w:val="fr-FR"/>
+        </w:rPr>
+        <w:t>R</w:t>
+      </w:r>
+      <w:r>
+        <w:rPr>
+          <w:lang w:val="fr-FR"/>
+        </w:rPr>
+        <w:t xml:space="preserve">untime : </w:t>
+      </w:r>
+    </w:p>
+    <w:p>
+      <w:pPr>
+        <w:rPr>
+          <w:lang w:val="fr-FR"/>
+        </w:rPr>
+      </w:pPr>
+    </w:p>
+    <w:p>
+      <w:pPr>
+        <w:rPr>
+          <w:lang w:val="fr-FR"/>
+        </w:rPr>
+      </w:pPr>
+    </w:p>
+    <w:p>
+      <w:pPr>
+        <w:pStyle w:val="2"/>
+        <w:rPr>
+          <w:lang w:val="fr-FR"/>
+        </w:rPr>
+      </w:pPr>
+      <w:proofErr w:type="spellStart"/>
+      <w:r>
+        <w:rPr>
+          <w:rFonts w:hint="eastAsia"/>
+          <w:lang w:val="fr-FR"/>
+        </w:rPr>
+        <w:t>M</w:t>
+      </w:r>
+      <w:r>
+        <w:rPr>
+          <w:lang w:val="fr-FR"/>
+        </w:rPr>
+        <w:t>odernbert_large_nli</w:t>
+      </w:r>
+      <w:proofErr w:type="spellEnd"/>
+      <w:r>
+        <w:rPr>
+          <w:lang w:val="fr-FR"/>
+        </w:rPr>
+        <w:t> :</w:t>
+      </w:r>
+    </w:p>
+    <w:p>
+      <w:pPr>
+        <w:rPr>
+          <w:lang w:val="fr-FR"/>
+        </w:rPr>
+      </w:pPr>
+      <w:proofErr w:type="gramStart"/>
+      <w:r>
+        <w:rPr>
+          <w:rFonts w:hint="eastAsia"/>
+          <w:lang w:val="fr-FR"/>
+        </w:rPr>
+        <w:t>pipe</w:t>
+      </w:r>
+      <w:proofErr w:type="gramEnd"/>
+      <w:r>
+        <w:rPr>
+          <w:rFonts w:hint="eastAsia"/>
+          <w:lang w:val="fr-FR"/>
+        </w:rPr>
+        <w:t xml:space="preserve"> = </w:t>
+      </w:r>
+      <w:proofErr w:type="gramStart"/>
+      <w:r>
+        <w:rPr>
+          <w:rFonts w:hint="eastAsia"/>
+          <w:lang w:val="fr-FR"/>
+        </w:rPr>
+        <w:t>pipeline(</w:t>
+      </w:r>
+      <w:proofErr w:type="gramEnd"/>
+      <w:r>
+        <w:rPr>
+          <w:rFonts w:hint="eastAsia"/>
+          <w:lang w:val="fr-FR"/>
+        </w:rPr>
+        <w:t>"</w:t>
+      </w:r>
+      <w:proofErr w:type="spellStart"/>
+      <w:r>
+        <w:rPr>
+          <w:rFonts w:hint="eastAsia"/>
+          <w:lang w:val="fr-FR"/>
+        </w:rPr>
+        <w:t>zero</w:t>
+      </w:r>
+      <w:proofErr w:type="spellEnd"/>
+      <w:r>
+        <w:rPr>
+          <w:rFonts w:hint="eastAsia"/>
+          <w:lang w:val="fr-FR"/>
+        </w:rPr>
+        <w:t>-shot-classification", model="</w:t>
+      </w:r>
+      <w:proofErr w:type="spellStart"/>
+      <w:r>
+        <w:rPr>
+          <w:rFonts w:hint="eastAsia"/>
+          <w:lang w:val="fr-FR"/>
+        </w:rPr>
+        <w:t>tasksource</w:t>
+      </w:r>
+      <w:proofErr w:type="spellEnd"/>
+      <w:r>
+        <w:rPr>
+          <w:rFonts w:hint="eastAsia"/>
+          <w:lang w:val="fr-FR"/>
+        </w:rPr>
+        <w:t>/</w:t>
+      </w:r>
+      <w:proofErr w:type="spellStart"/>
+      <w:r>
+        <w:rPr>
+          <w:rFonts w:hint="eastAsia"/>
+          <w:lang w:val="fr-FR"/>
+        </w:rPr>
+        <w:t>ModernBERT</w:t>
+      </w:r>
+      <w:proofErr w:type="spellEnd"/>
+      <w:r>
+        <w:rPr>
+          <w:rFonts w:hint="eastAsia"/>
+          <w:lang w:val="fr-FR"/>
+        </w:rPr>
+        <w:t>-large-</w:t>
+      </w:r>
+      <w:proofErr w:type="spellStart"/>
+      <w:r>
+        <w:rPr>
+          <w:rFonts w:hint="eastAsia"/>
+          <w:lang w:val="fr-FR"/>
+        </w:rPr>
+        <w:t>nli</w:t>
+      </w:r>
+      <w:proofErr w:type="spellEnd"/>
+      <w:r>
+        <w:rPr>
+          <w:rFonts w:hint="eastAsia"/>
+          <w:lang w:val="fr-FR"/>
+        </w:rPr>
+        <w:t xml:space="preserve">")      </w:t>
+      </w:r>
+    </w:p>
+    <w:p>
+      <w:pPr>
+        <w:rPr>
+          <w:lang w:val="fr-FR"/>
+        </w:rPr>
+      </w:pPr>
+      <w:r>
+        <w:t xml:space="preserve">  "</w:t>
+      </w:r>
+      <w:proofErr w:type="spellStart"/>
+      <w:proofErr w:type="gramStart"/>
+      <w:r>
+        <w:t>model</w:t>
+      </w:r>
+      <w:proofErr w:type="gramEnd"/>
+      <w:r>
+        <w:t>_max_length</w:t>
+      </w:r>
+      <w:proofErr w:type="spellEnd"/>
+      <w:r>
+        <w:t>": 1000000000000000019884624838656,</w:t>
+      </w:r>
+    </w:p>
+    <w:p>
+      <w:pPr>
+        <w:rPr>
+          <w:lang w:val="fr-FR"/>
+        </w:rPr>
+      </w:pPr>
+    </w:p>
+    <w:p>
+      <w:pPr>
+        <w:rPr>
+          <w:b/>
+          <w:bCs/>
+          <w:color w:val="0070C0"/>
+        </w:rPr>
+      </w:pPr>
+      <w:r>
+        <w:rPr>
+          <w:rFonts w:ascii="Segoe UI Emoji" w:hAnsi="Segoe UI Emoji" w:cs="Segoe UI Emoji"/>
+          <w:b/>
+          <w:bCs/>
+          <w:color w:val="0070C0"/>
+        </w:rPr>
+        <w:t>❌</w:t>
+      </w:r>
+      <w:r>
+        <w:rPr>
+          <w:b/>
+          <w:bCs/>
+          <w:color w:val="0070C0"/>
+        </w:rPr>
+        <w:t xml:space="preserve"> 不是真正的多语言模型</w:t>
+      </w:r>
+    </w:p>
+    <w:p>
+      <w:pPr>
+        <w:numPr>
+          <w:ilvl w:val="0"/>
+          <w:numId w:val="9"/>
+        </w:numPr>
+        <w:rPr>
+          <w:color w:val="0070C0"/>
+        </w:rPr>
+      </w:pPr>
+      <w:proofErr w:type="spellStart"/>
+      <w:r>
+        <w:rPr>
+          <w:color w:val="0070C0"/>
+        </w:rPr>
+        <w:t>ModernBERT</w:t>
+      </w:r>
+      <w:proofErr w:type="spellEnd"/>
+      <w:r>
+        <w:rPr>
+          <w:color w:val="0070C0"/>
+        </w:rPr>
+        <w:t xml:space="preserve"> ≈ 英语为主</w:t>
+      </w:r>
+    </w:p>
+    <w:p>
+      <w:pPr>
+        <w:numPr>
+          <w:ilvl w:val="0"/>
+          <w:numId w:val="9"/>
+        </w:numPr>
+        <w:rPr>
+          <w:color w:val="0070C0"/>
+        </w:rPr>
+      </w:pPr>
+      <w:r>
+        <w:rPr>
+          <w:color w:val="0070C0"/>
+        </w:rPr>
+        <w:t>少量其他语言（如果有）只是“碰巧见过”</w:t>
+      </w:r>
+    </w:p>
+    <w:p>
+      <w:pPr>
+        <w:numPr>
+          <w:ilvl w:val="0"/>
+          <w:numId w:val="9"/>
+        </w:numPr>
+        <w:rPr>
+          <w:color w:val="0070C0"/>
+        </w:rPr>
+      </w:pPr>
+      <w:r>
+        <w:rPr>
+          <w:b/>
+          <w:bCs/>
+          <w:color w:val="0070C0"/>
+        </w:rPr>
+        <w:t>没有系统性 multilingual pretraining</w:t>
+      </w:r>
+    </w:p>
+    <w:p>
+      <w:pPr>
+        <w:rPr>
+          <w:color w:val="0070C0"/>
+          <w:lang w:val="fr-FR"/>
+        </w:rPr>
+      </w:pPr>
+    </w:p>
+    <w:p>
+      <w:pPr>
+        <w:rPr>
+          <w:lang w:val="fr-FR"/>
+        </w:rPr>
+      </w:pPr>
+    </w:p>
+    <w:p>
+      <w:pPr>
+        <w:rPr>
+          <w:rFonts w:hint="eastAsia"/>
+          <w:lang w:val="fr-FR"/>
+        </w:rPr>
+      </w:pPr>
+    </w:p>
+    <w:p>
+      <w:pPr>
+        <w:pStyle w:val="2"/>
+        <w:rPr>
+          <w:lang w:val="fr-FR"/>
+        </w:rPr>
+      </w:pPr>
+      <w:r>
+        <w:rPr>
+          <w:rFonts w:ascii="Segoe UI Emoji" w:hAnsi="Segoe UI Emoji" w:cs="Segoe UI Emoji" w:hint="eastAsia"/>
+          <w:lang w:val="fr-FR"/>
+        </w:rPr>
+        <w:t xml:space="preserve">⭐ </w:t>
+      </w:r>
+      <w:proofErr w:type="spellStart"/>
+      <w:r>
+        <w:rPr>
+          <w:rFonts w:hint="eastAsia"/>
+          <w:lang w:val="fr-FR"/>
+        </w:rPr>
+        <w:t>bge</w:t>
+      </w:r>
+      <w:proofErr w:type="spellEnd"/>
+      <w:r>
+        <w:rPr>
+          <w:lang w:val="fr-FR"/>
+        </w:rPr>
+        <w:t> :</w:t>
+      </w:r>
+    </w:p>
+    <w:p>
+      <w:pPr>
+        <w:rPr>
+          <w:rFonts w:hint="eastAsia"/>
+          <w:lang w:val="fr-FR"/>
+        </w:rPr>
+      </w:pPr>
+      <w:proofErr w:type="gramStart"/>
+      <w:r>
+        <w:rPr>
+          <w:b/>
+          <w:bCs/>
+          <w:lang w:val="fr-FR"/>
+        </w:rPr>
+        <w:t>deberta</w:t>
+      </w:r>
+      <w:proofErr w:type="gramEnd"/>
+      <w:r>
+        <w:rPr>
+          <w:b/>
+          <w:bCs/>
+          <w:lang w:val="fr-FR"/>
+        </w:rPr>
+        <w:t xml:space="preserve">-v3-zeroshot vs. </w:t>
+      </w:r>
+      <w:proofErr w:type="spellStart"/>
+      <w:r>
+        <w:rPr>
+          <w:b/>
+          <w:bCs/>
+          <w:lang w:val="fr-FR"/>
+        </w:rPr>
+        <w:t>roberta-zeroshot</w:t>
+      </w:r>
+      <w:proofErr w:type="spellEnd"/>
+      <w:r>
+        <w:rPr>
+          <w:lang w:val="fr-FR"/>
+        </w:rPr>
+        <w:t>:</w:t>
+      </w:r>
+      <w:r>
+        <w:rPr>
+          <w:rFonts w:ascii="Source Sans Pro" w:hAnsi="Source Sans Pro"/>
+          <w:color w:val="4A5565"/>
+          <w:sz w:val="25"/>
+          <w:szCs w:val="25"/>
+          <w:shd w:val="clear" w:color="auto" w:fill="FFFFFF"/>
+          <w:lang w:val="fr-FR"/>
+        </w:rPr>
+        <w:t xml:space="preserve"> </w:t>
+      </w:r>
+      <w:r>
+        <w:rPr>
+          <w:lang w:val="fr-FR"/>
+        </w:rPr>
+        <w:t xml:space="preserve">deberta-v3 </w:t>
+      </w:r>
+      <w:r>
+        <w:t>的性能明显优于</w:t>
+      </w:r>
+      <w:r>
+        <w:rPr>
+          <w:lang w:val="fr-FR"/>
+        </w:rPr>
+        <w:t xml:space="preserve"> </w:t>
+      </w:r>
+      <w:proofErr w:type="spellStart"/>
+      <w:r>
+        <w:rPr>
+          <w:lang w:val="fr-FR"/>
+        </w:rPr>
+        <w:t>roberta</w:t>
+      </w:r>
+      <w:proofErr w:type="spellEnd"/>
+      <w:r>
+        <w:rPr>
+          <w:lang w:val="fr-FR"/>
+        </w:rPr>
+        <w:t>，</w:t>
+      </w:r>
+      <w:r>
+        <w:t>但</w:t>
+      </w:r>
+      <w:r>
+        <w:lastRenderedPageBreak/>
+        <w:t>速度稍慢。</w:t>
+      </w:r>
+      <w:r>
+        <w:rPr>
+          <w:lang w:val="fr-FR"/>
+        </w:rPr>
+        <w:t xml:space="preserve">512 </w:t>
+      </w:r>
+      <w:proofErr w:type="spellStart"/>
+      <w:r>
+        <w:rPr>
+          <w:lang w:val="fr-FR"/>
+        </w:rPr>
+        <w:t>tokens</w:t>
+      </w:r>
+      <w:proofErr w:type="spellEnd"/>
+      <w:r>
+        <w:rPr>
+          <w:lang w:val="fr-FR"/>
+        </w:rPr>
+        <w:t xml:space="preserve">, </w:t>
+      </w:r>
+      <w:r>
+        <w:rPr>
+          <w:rFonts w:hint="eastAsia"/>
+          <w:lang w:val="fr-FR"/>
+        </w:rPr>
+        <w:t>多语言弱。</w:t>
+      </w:r>
+    </w:p>
+    <w:p>
+      <w:pPr>
+        <w:rPr>
+          <w:lang w:val="fr-FR"/>
+        </w:rPr>
+      </w:pPr>
+    </w:p>
+    <w:p>
+      <w:pPr>
+        <w:rPr>
+          <w:lang w:val="fr-FR"/>
+        </w:rPr>
+      </w:pPr>
+    </w:p>
+    <w:p>
+      <w:pPr>
+        <w:rPr>
+          <w:lang w:val="fr-FR"/>
+        </w:rPr>
+      </w:pPr>
+      <w:r>
+        <w:rPr>
+          <w:b/>
+          <w:bCs/>
+          <w:highlight w:val="yellow"/>
+        </w:rPr>
+        <w:t>多语言</w:t>
+      </w:r>
+      <w:r>
+        <w:rPr>
+          <w:b/>
+          <w:bCs/>
+          <w:highlight w:val="yellow"/>
+          <w:lang w:val="fr-FR"/>
+        </w:rPr>
+        <w:t>/</w:t>
+      </w:r>
+      <w:r>
+        <w:rPr>
+          <w:b/>
+          <w:bCs/>
+          <w:highlight w:val="yellow"/>
+        </w:rPr>
+        <w:t>非英语</w:t>
+      </w:r>
+      <w:r>
+        <w:rPr>
+          <w:b/>
+          <w:bCs/>
+        </w:rPr>
+        <w:t>用例</w:t>
+      </w:r>
+      <w:r>
+        <w:rPr>
+          <w:b/>
+          <w:bCs/>
+          <w:lang w:val="fr-FR"/>
+        </w:rPr>
+        <w:t> </w:t>
+      </w:r>
+      <w:r>
+        <w:rPr>
+          <w:lang w:val="fr-FR"/>
+        </w:rPr>
+        <w:t>：</w:t>
+      </w:r>
+      <w:r>
+        <w:t>请使用</w:t>
+      </w:r>
+      <w:r>
+        <w:rPr>
+          <w:lang w:val="fr-FR"/>
+        </w:rPr>
+        <w:t> </w:t>
+      </w:r>
+      <w:hyperlink r:id="rId7" w:history="1">
+        <w:r>
+          <w:rPr>
+            <w:rStyle w:val="af3"/>
+            <w:lang w:val="fr-FR"/>
+          </w:rPr>
+          <w:t>bge-m3-zeroshot-v2.0</w:t>
+        </w:r>
+      </w:hyperlink>
+      <w:r>
+        <w:rPr>
+          <w:lang w:val="fr-FR"/>
+        </w:rPr>
+        <w:t> </w:t>
+      </w:r>
+      <w:r>
+        <w:t>或</w:t>
+      </w:r>
+      <w:r>
+        <w:rPr>
+          <w:lang w:val="fr-FR"/>
+        </w:rPr>
+        <w:t> </w:t>
+      </w:r>
+      <w:hyperlink r:id="rId8" w:history="1">
+        <w:r>
+          <w:rPr>
+            <w:rStyle w:val="af3"/>
+            <w:lang w:val="fr-FR"/>
+          </w:rPr>
+          <w:t>bge-m3-zeroshot-v2.0-c</w:t>
+        </w:r>
+      </w:hyperlink>
+      <w:r>
+        <w:rPr>
+          <w:lang w:val="fr-FR"/>
+        </w:rPr>
+        <w:t> </w:t>
+      </w:r>
+      <w:r>
+        <w:t>。多语言模型的性能不如仅使用英语的模型。因此，您也可以先使用 </w:t>
+      </w:r>
+      <w:proofErr w:type="spellStart"/>
+      <w:r>
+        <w:rPr>
+          <w:rFonts w:hint="eastAsia"/>
+        </w:rPr>
+        <w:fldChar w:fldCharType="begin"/>
+      </w:r>
+      <w:r>
+        <w:rPr>
+          <w:rFonts w:hint="eastAsia"/>
+        </w:rPr>
+        <w:instrText>HYPERLINK "https://github.com/UKPLab/EasyNMT"</w:instrText>
+      </w:r>
+      <w:r>
+        <w:rPr>
+          <w:rFonts w:hint="eastAsia"/>
+        </w:rPr>
+      </w:r>
+      <w:r>
+        <w:rPr>
+          <w:rFonts w:hint="eastAsia"/>
+        </w:rPr>
+        <w:fldChar w:fldCharType="separate"/>
+      </w:r>
+      <w:r>
+        <w:rPr>
+          <w:rStyle w:val="af3"/>
+        </w:rPr>
+        <w:t>EasyNMT</w:t>
+      </w:r>
+      <w:proofErr w:type="spellEnd"/>
+      <w:r>
+        <w:rPr>
+          <w:rFonts w:hint="eastAsia"/>
+        </w:rPr>
+        <w:fldChar w:fldCharType="end"/>
+      </w:r>
+      <w:proofErr w:type="gramStart"/>
+      <w:r>
+        <w:t> 等库将</w:t>
+      </w:r>
+      <w:proofErr w:type="gramEnd"/>
+      <w:r>
+        <w:t>文本机器翻译成英语。</w:t>
+      </w:r>
+    </w:p>
+    <w:p>
+      <w:pPr>
+        <w:rPr>
+          <w:lang w:val="fr-FR"/>
+        </w:rPr>
+      </w:pPr>
+    </w:p>
+    <w:p>
+      <w:r>
+        <w:rPr>
+          <w:b/>
+          <w:bCs/>
+        </w:rPr>
+        <w:t>上下文窗口 </w:t>
+      </w:r>
+      <w:r>
+        <w:t xml:space="preserve">： bge-m3 模型最多可处理 </w:t>
+      </w:r>
+      <w:r>
+        <w:rPr>
+          <w:highlight w:val="yellow"/>
+        </w:rPr>
+        <w:t xml:space="preserve">8192 </w:t>
+      </w:r>
+      <w:proofErr w:type="gramStart"/>
+      <w:r>
+        <w:rPr>
+          <w:highlight w:val="yellow"/>
+        </w:rPr>
+        <w:t>个</w:t>
+      </w:r>
+      <w:proofErr w:type="gramEnd"/>
+      <w:r>
+        <w:rPr>
+          <w:highlight w:val="yellow"/>
+        </w:rPr>
+        <w:t>词元</w:t>
+      </w:r>
+      <w:r>
+        <w:t xml:space="preserve">。其他模型最多可处理 512 </w:t>
+      </w:r>
+      <w:proofErr w:type="gramStart"/>
+      <w:r>
+        <w:t>个</w:t>
+      </w:r>
+      <w:proofErr w:type="gramEnd"/>
+      <w:r>
+        <w:t xml:space="preserve">词元。请注意，较长的文本输入会降低模型的处理速度和性能，因此，如果您处理的文本每页不超过 400 </w:t>
+      </w:r>
+      <w:proofErr w:type="gramStart"/>
+      <w:r>
+        <w:t>个</w:t>
+      </w:r>
+      <w:proofErr w:type="gramEnd"/>
+      <w:r>
+        <w:t xml:space="preserve">单词，请使用例如 </w:t>
+      </w:r>
+      <w:proofErr w:type="spellStart"/>
+      <w:r>
+        <w:t>deberta</w:t>
+      </w:r>
+      <w:proofErr w:type="spellEnd"/>
+      <w:r>
+        <w:t xml:space="preserve"> 模型以获得更好的性能。</w:t>
+      </w:r>
+    </w:p>
+    <w:p>
+      <w:pPr>
+        <w:rPr>
+          <w:color w:val="0070C0"/>
+        </w:rPr>
+      </w:pPr>
+    </w:p>
+    <w:p>
+      <w:pPr>
+        <w:rPr>
+          <w:color w:val="0070C0"/>
+        </w:rPr>
+      </w:pPr>
+    </w:p>
+    <w:p>
+      <w:pPr>
+        <w:rPr>
+          <w:b/>
+          <w:bCs/>
+          <w:color w:val="0070C0"/>
+        </w:rPr>
+      </w:pPr>
+      <w:r>
+        <w:rPr>
+          <w:rFonts w:ascii="Segoe UI Emoji" w:hAnsi="Segoe UI Emoji" w:cs="Segoe UI Emoji" w:hint="eastAsia"/>
+          <w:b/>
+          <w:bCs/>
+          <w:color w:val="0070C0"/>
+        </w:rPr>
+        <w:t>备选：</w:t>
+      </w:r>
+      <w:r>
+        <w:rPr>
+          <w:b/>
+          <w:bCs/>
+          <w:color w:val="0070C0"/>
+        </w:rPr>
+        <w:t xml:space="preserve"> </w:t>
+      </w:r>
+      <w:proofErr w:type="spellStart"/>
+      <w:r>
+        <w:rPr>
+          <w:b/>
+          <w:bCs/>
+          <w:color w:val="0070C0"/>
+        </w:rPr>
+        <w:t>facebook</w:t>
+      </w:r>
+      <w:proofErr w:type="spellEnd"/>
+      <w:r>
+        <w:rPr>
+          <w:b/>
+          <w:bCs/>
+          <w:color w:val="0070C0"/>
+        </w:rPr>
+        <w:t>/</w:t>
+      </w:r>
+      <w:proofErr w:type="spellStart"/>
+      <w:r>
+        <w:rPr>
+          <w:b/>
+          <w:bCs/>
+          <w:color w:val="0070C0"/>
+        </w:rPr>
+        <w:t>xlm</w:t>
+      </w:r>
+      <w:proofErr w:type="spellEnd"/>
+      <w:r>
+        <w:rPr>
+          <w:b/>
+          <w:bCs/>
+          <w:color w:val="0070C0"/>
+        </w:rPr>
+        <w:t>-</w:t>
+      </w:r>
+      <w:proofErr w:type="spellStart"/>
+      <w:r>
+        <w:rPr>
+          <w:b/>
+          <w:bCs/>
+          <w:color w:val="0070C0"/>
+        </w:rPr>
+        <w:t>roberta</w:t>
+      </w:r>
+      <w:proofErr w:type="spellEnd"/>
+      <w:r>
+        <w:rPr>
+          <w:b/>
+          <w:bCs/>
+          <w:color w:val="0070C0"/>
+        </w:rPr>
+        <w:t>-large-</w:t>
+      </w:r>
+      <w:proofErr w:type="spellStart"/>
+      <w:r>
+        <w:rPr>
+          <w:b/>
+          <w:bCs/>
+          <w:color w:val="0070C0"/>
+        </w:rPr>
+        <w:t>xnli</w:t>
+      </w:r>
+      <w:proofErr w:type="spellEnd"/>
+    </w:p>
+    <w:p>
+      <w:pPr>
+        <w:numPr>
+          <w:ilvl w:val="0"/>
+          <w:numId w:val="7"/>
+        </w:numPr>
+        <w:rPr>
+          <w:color w:val="0070C0"/>
+        </w:rPr>
+      </w:pPr>
+      <w:r>
+        <w:rPr>
+          <w:color w:val="0070C0"/>
+        </w:rPr>
+        <w:t>真正多语言</w:t>
+      </w:r>
+    </w:p>
+    <w:p>
+      <w:pPr>
+        <w:numPr>
+          <w:ilvl w:val="0"/>
+          <w:numId w:val="7"/>
+        </w:numPr>
+        <w:rPr>
+          <w:color w:val="0070C0"/>
+        </w:rPr>
+      </w:pPr>
+      <w:r>
+        <w:rPr>
+          <w:color w:val="0070C0"/>
+        </w:rPr>
+        <w:t>法语稳定</w:t>
+      </w:r>
+    </w:p>
+    <w:p>
+      <w:pPr>
+        <w:numPr>
+          <w:ilvl w:val="0"/>
+          <w:numId w:val="7"/>
+        </w:numPr>
+        <w:rPr>
+          <w:color w:val="0070C0"/>
+        </w:rPr>
+      </w:pPr>
+      <w:r>
+        <w:rPr>
+          <w:color w:val="0070C0"/>
+        </w:rPr>
+        <w:t>但：</w:t>
+      </w:r>
+    </w:p>
+    <w:p>
+      <w:pPr>
+        <w:numPr>
+          <w:ilvl w:val="1"/>
+          <w:numId w:val="7"/>
+        </w:numPr>
+        <w:rPr>
+          <w:color w:val="0070C0"/>
+        </w:rPr>
+      </w:pPr>
+      <w:r>
+        <w:rPr>
+          <w:color w:val="0070C0"/>
+        </w:rPr>
+        <w:t>上下文短（512）</w:t>
+      </w:r>
+    </w:p>
+    <w:p>
+      <w:pPr>
+        <w:numPr>
+          <w:ilvl w:val="1"/>
+          <w:numId w:val="7"/>
+        </w:numPr>
+        <w:rPr>
+          <w:color w:val="0070C0"/>
+        </w:rPr>
+      </w:pPr>
+      <w:r>
+        <w:rPr>
+          <w:color w:val="0070C0"/>
+        </w:rPr>
+        <w:t>推理慢</w:t>
+      </w:r>
+    </w:p>
+    <w:p>
+      <w:pPr>
+        <w:numPr>
+          <w:ilvl w:val="1"/>
+          <w:numId w:val="7"/>
+        </w:numPr>
+        <w:rPr>
+          <w:color w:val="0070C0"/>
+        </w:rPr>
+      </w:pPr>
+      <w:r>
+        <w:rPr>
+          <w:color w:val="0070C0"/>
+        </w:rPr>
+        <w:t>zero-shot 精度略逊于 BGE-M3</w:t>
+      </w:r>
+    </w:p>
+    <w:p>
+      <w:pPr>
+        <w:rPr>
+          <w:color w:val="0070C0"/>
+        </w:rPr>
+      </w:pPr>
+      <w:r>
+        <w:rPr>
+          <w:color w:val="0070C0"/>
+        </w:rPr>
+        <w:t>适合：</w:t>
+      </w:r>
+    </w:p>
+    <w:p>
+      <w:pPr>
+        <w:numPr>
+          <w:ilvl w:val="0"/>
+          <w:numId w:val="8"/>
+        </w:numPr>
+        <w:rPr>
+          <w:color w:val="0070C0"/>
+        </w:rPr>
+      </w:pPr>
+      <w:r>
+        <w:rPr>
+          <w:color w:val="0070C0"/>
+        </w:rPr>
+        <w:t xml:space="preserve">想做 </w:t>
+      </w:r>
+      <w:r>
+        <w:rPr>
+          <w:b/>
+          <w:bCs/>
+          <w:color w:val="0070C0"/>
+        </w:rPr>
+        <w:t>NLI-style 分析</w:t>
+      </w:r>
+    </w:p>
+    <w:p>
+      <w:pPr>
+        <w:numPr>
+          <w:ilvl w:val="0"/>
+          <w:numId w:val="8"/>
+        </w:numPr>
+        <w:rPr>
+          <w:color w:val="0070C0"/>
+        </w:rPr>
+      </w:pPr>
+      <w:r>
+        <w:rPr>
+          <w:color w:val="0070C0"/>
+        </w:rPr>
+        <w:t>或学术对比实验</w:t>
+      </w:r>
+    </w:p>
+    <w:p>
+      <w:pPr>
+        <w:rPr>
+          <w:lang w:val="fr-FR"/>
+        </w:rPr>
+      </w:pPr>
+    </w:p>
+    <w:p>
+      <w:pPr>
+        <w:rPr>
+          <w:lang w:val="fr-FR"/>
+        </w:rPr>
+      </w:pPr>
+    </w:p>
+    <w:p>
+      <w:pPr>
+        <w:rPr>
+          <w:lang w:val="fr-FR"/>
+        </w:rPr>
+      </w:pPr>
+    </w:p>
+    <w:p>
+      <w:pPr>
+        <w:pStyle w:val="2"/>
+        <w:rPr>
+          <w:rFonts w:hint="eastAsia"/>
+          <w:lang w:val="fr-FR"/>
+        </w:rPr>
+      </w:pPr>
+      <w:r>
+        <w:rPr>
+          <w:rFonts w:hint="eastAsia"/>
+          <w:lang w:val="fr-FR"/>
+        </w:rPr>
+        <w:t>F</w:t>
+      </w:r>
+      <w:r>
+        <w:rPr>
+          <w:lang w:val="fr-FR"/>
+        </w:rPr>
+        <w:t>a </w:t>
+      </w:r>
+      <w:r>
+        <w:rPr>
+          <w:rFonts w:hint="eastAsia"/>
+          <w:lang w:val="fr-FR"/>
+        </w:rPr>
+        <w:t>样本数量</w:t>
+      </w:r>
+      <w:r>
+        <w:rPr>
+          <w:lang w:val="fr-FR"/>
+        </w:rPr>
+        <w:t xml:space="preserve">: </w:t>
+      </w:r>
+    </w:p>
+    <w:p>
+      <w:pPr>
+        <w:rPr>
+          <w:b/>
+          <w:bCs/>
+          <w:color w:val="0070C0"/>
+        </w:rPr>
+      </w:pPr>
+      <w:r>
+        <w:rPr>
+          <w:rFonts w:ascii="Segoe UI Emoji" w:hAnsi="Segoe UI Emoji" w:cs="Segoe UI Emoji"/>
+          <w:b/>
+          <w:bCs/>
+          <w:color w:val="0070C0"/>
+        </w:rPr>
+        <w:t>✅</w:t>
+      </w:r>
+      <w:r>
+        <w:rPr>
+          <w:b/>
+          <w:bCs/>
+          <w:color w:val="0070C0"/>
+        </w:rPr>
+        <w:t xml:space="preserve"> 最低可用下限</w:t>
+      </w:r>
+    </w:p>
+    <w:p>
+      <w:pPr>
+        <w:numPr>
+          <w:ilvl w:val="0"/>
+          <w:numId w:val="10"/>
+        </w:numPr>
+        <w:rPr>
+          <w:color w:val="0070C0"/>
+        </w:rPr>
+      </w:pPr>
+      <w:r>
+        <w:rPr>
+          <w:b/>
+          <w:bCs/>
+          <w:color w:val="0070C0"/>
+        </w:rPr>
+        <w:lastRenderedPageBreak/>
+        <w:t>≈ 300–500 条文本</w:t>
+      </w:r>
+      <w:r>
+        <w:rPr>
+          <w:color w:val="0070C0"/>
+        </w:rPr>
+        <w:br/>
+      </w:r>
+      <w:r>
+        <w:rPr>
+          <w:rFonts w:ascii="Segoe UI Emoji" w:hAnsi="Segoe UI Emoji" w:cs="Segoe UI Emoji"/>
+          <w:color w:val="0070C0"/>
+        </w:rPr>
+        <w:t>👉</w:t>
+      </w:r>
+      <w:r>
+        <w:rPr>
+          <w:color w:val="0070C0"/>
+        </w:rPr>
+        <w:t xml:space="preserve"> 只能用于</w:t>
+      </w:r>
+      <w:r>
+        <w:rPr>
+          <w:b/>
+          <w:bCs/>
+          <w:color w:val="0070C0"/>
+        </w:rPr>
+        <w:t>探索性 FA（EFA）</w:t>
+      </w:r>
+      <w:r>
+        <w:rPr>
+          <w:color w:val="0070C0"/>
+        </w:rPr>
+        <w:t>，结果不稳定，只能看趋势</w:t>
+      </w:r>
+    </w:p>
+    <w:p>
+      <w:pPr>
+        <w:rPr>
+          <w:b/>
+          <w:bCs/>
+          <w:color w:val="0070C0"/>
+        </w:rPr>
+      </w:pPr>
+      <w:r>
+        <w:rPr>
+          <w:rFonts w:ascii="Segoe UI Emoji" w:hAnsi="Segoe UI Emoji" w:cs="Segoe UI Emoji"/>
+          <w:b/>
+          <w:bCs/>
+          <w:color w:val="0070C0"/>
+        </w:rPr>
+        <w:t>✅</w:t>
+      </w:r>
+      <w:r>
+        <w:rPr>
+          <w:b/>
+          <w:bCs/>
+          <w:color w:val="0070C0"/>
+        </w:rPr>
+        <w:t xml:space="preserve"> 相对稳妥（推荐）</w:t>
+      </w:r>
+    </w:p>
+    <w:p>
+      <w:pPr>
+        <w:numPr>
+          <w:ilvl w:val="0"/>
+          <w:numId w:val="11"/>
+        </w:numPr>
+        <w:rPr>
+          <w:color w:val="0070C0"/>
+        </w:rPr>
+      </w:pPr>
+      <w:r>
+        <w:rPr>
+          <w:b/>
+          <w:bCs/>
+          <w:color w:val="0070C0"/>
+        </w:rPr>
+        <w:t>≈ 800–1500 条文本</w:t>
+      </w:r>
+      <w:r>
+        <w:rPr>
+          <w:color w:val="0070C0"/>
+        </w:rPr>
+        <w:br/>
+      </w:r>
+      <w:r>
+        <w:rPr>
+          <w:rFonts w:ascii="Segoe UI Emoji" w:hAnsi="Segoe UI Emoji" w:cs="Segoe UI Emoji"/>
+          <w:color w:val="0070C0"/>
+        </w:rPr>
+        <w:t>👉</w:t>
+      </w:r>
+      <w:r>
+        <w:rPr>
+          <w:color w:val="0070C0"/>
+        </w:rPr>
+        <w:t xml:space="preserve"> 可以开始相信 factor 结构</w:t>
+      </w:r>
+    </w:p>
+    <w:p>
+      <w:pPr>
+        <w:rPr>
+          <w:b/>
+          <w:bCs/>
+          <w:color w:val="0070C0"/>
+        </w:rPr>
+      </w:pPr>
+      <w:r>
+        <w:rPr>
+          <w:rFonts w:ascii="Segoe UI Emoji" w:hAnsi="Segoe UI Emoji" w:cs="Segoe UI Emoji"/>
+          <w:b/>
+          <w:bCs/>
+          <w:color w:val="0070C0"/>
+        </w:rPr>
+        <w:t>✅</w:t>
+      </w:r>
+      <w:r>
+        <w:rPr>
+          <w:b/>
+          <w:bCs/>
+          <w:color w:val="0070C0"/>
+        </w:rPr>
+        <w:t xml:space="preserve"> 非常稳健（论文级）</w:t>
+      </w:r>
+    </w:p>
+    <w:p>
+      <w:pPr>
+        <w:numPr>
+          <w:ilvl w:val="0"/>
+          <w:numId w:val="12"/>
+        </w:numPr>
+        <w:rPr>
+          <w:color w:val="0070C0"/>
+        </w:rPr>
+      </w:pPr>
+      <w:r>
+        <w:rPr>
+          <w:b/>
+          <w:bCs/>
+          <w:color w:val="0070C0"/>
+        </w:rPr>
+        <w:t>≥ 2000 条文本</w:t>
+      </w:r>
+      <w:r>
+        <w:rPr>
+          <w:color w:val="0070C0"/>
+        </w:rPr>
+        <w:br/>
+      </w:r>
+      <w:r>
+        <w:rPr>
+          <w:rFonts w:ascii="Segoe UI Emoji" w:hAnsi="Segoe UI Emoji" w:cs="Segoe UI Emoji"/>
+          <w:color w:val="0070C0"/>
+        </w:rPr>
+        <w:t>👉</w:t>
+      </w:r>
+      <w:r>
+        <w:rPr>
+          <w:color w:val="0070C0"/>
+        </w:rPr>
+        <w:t xml:space="preserve"> factor 稳定、可解释、可复现</w:t>
+      </w:r>
+    </w:p>
+    <w:p>
+      <w:pPr>
+        <w:rPr>
+          <w:color w:val="0070C0"/>
+        </w:rPr>
+      </w:pPr>
+      <w:r>
+        <w:rPr>
+          <w:rFonts w:ascii="Segoe UI Emoji" w:hAnsi="Segoe UI Emoji" w:cs="Segoe UI Emoji"/>
+          <w:color w:val="0070C0"/>
+        </w:rPr>
+        <w:t>📌</w:t>
+      </w:r>
+      <w:r>
+        <w:rPr>
+          <w:color w:val="0070C0"/>
+        </w:rPr>
+        <w:t xml:space="preserve"> 你现在有 </w:t>
+      </w:r>
+      <w:r>
+        <w:rPr>
+          <w:b/>
+          <w:bCs/>
+          <w:color w:val="0070C0"/>
+        </w:rPr>
+        <w:t>18,449 条</w:t>
+      </w:r>
+      <w:r>
+        <w:rPr>
+          <w:color w:val="0070C0"/>
+        </w:rPr>
+        <w:br/>
+      </w:r>
+      <w:r>
+        <w:rPr>
+          <w:rFonts w:ascii="Segoe UI Emoji" w:hAnsi="Segoe UI Emoji" w:cs="Segoe UI Emoji"/>
+          <w:color w:val="0070C0"/>
+        </w:rPr>
+        <w:t>➡️</w:t>
+      </w:r>
+      <w:r>
+        <w:rPr>
+          <w:color w:val="0070C0"/>
+        </w:rPr>
+        <w:t xml:space="preserve"> </w:t>
+      </w:r>
+      <w:r>
+        <w:rPr>
+          <w:b/>
+          <w:bCs/>
+          <w:color w:val="0070C0"/>
+        </w:rPr>
+        <w:t>样本量完全不是问题（严重够用）</w:t>
+      </w:r>
+    </w:p>
+    <w:p>
+      <w:pPr>
+        <w:rPr>
+          <w:color w:val="0070C0"/>
+        </w:rPr>
+      </w:pPr>
+    </w:p>
+    <w:p>
+      <w:pPr>
+        <w:rPr>
+          <w:color w:val="0070C0"/>
+          <w:lang w:val="fr-FR"/>
+        </w:rPr>
+      </w:pPr>
+    </w:p>
+    <w:p>
+      <w:pPr>
+        <w:pStyle w:val="2"/>
+        <w:rPr>
+          <w:lang w:val="fr-FR"/>
+        </w:rPr>
+      </w:pPr>
+      <w:r>
+        <w:rPr>
+          <w:rFonts w:hint="eastAsia"/>
+          <w:lang w:val="fr-FR"/>
+        </w:rPr>
+        <w:t>R</w:t>
+      </w:r>
+      <w:r>
+        <w:rPr>
+          <w:lang w:val="fr-FR"/>
+        </w:rPr>
+        <w:t xml:space="preserve">epense des </w:t>
+      </w:r>
+      <w:r>
+        <w:rPr>
+          <w:rFonts w:hint="eastAsia"/>
+          <w:lang w:val="fr-FR"/>
+        </w:rPr>
+        <w:t>Ite</w:t>
+      </w:r>
+      <w:r>
+        <w:rPr>
+          <w:lang w:val="fr-FR"/>
+        </w:rPr>
+        <w:t>ms</w:t>
+      </w:r>
+      <w:r>
+        <w:rPr>
+          <w:lang w:val="fr-FR"/>
+        </w:rPr>
+        <w:t xml:space="preserve"> : </w:t>
+      </w:r>
+    </w:p>
     <w:sectPr>
       <w:pgSz w:w="11906" w:h="16838"/>
       <w:pgMar w:top="1440" w:right="1800" w:bottom="1440" w:left="1800" w:header="851" w:footer="992" w:gutter="0"/>
@@ -2218,6 +3692,304 @@
     </w:lvl>
   </w:abstractNum>
   <w:abstractNum w:abstractNumId="1" w15:restartNumberingAfterBreak="0">
+    <w:nsid w:val="06A802E2"/>
+    <w:multiLevelType w:val="multilevel"/>
+    <w:tmpl w:val="7CC89C38"/>
+    <w:lvl w:ilvl="0">
+      <w:start w:val="1"/>
+      <w:numFmt w:val="bullet"/>
+      <w:lvlText w:val=""/>
+      <w:lvlJc w:val="left"/>
+      <w:pPr>
+        <w:tabs>
+          <w:tab w:val="num" w:pos="720"/>
+        </w:tabs>
+        <w:ind w:left="720" w:hanging="360"/>
+      </w:pPr>
+      <w:rPr>
+        <w:rFonts w:ascii="Symbol" w:hAnsi="Symbol" w:hint="default"/>
+        <w:sz w:val="20"/>
+      </w:rPr>
+    </w:lvl>
+    <w:lvl w:ilvl="1" w:tentative="1">
+      <w:start w:val="1"/>
+      <w:numFmt w:val="bullet"/>
+      <w:lvlText w:val="o"/>
+      <w:lvlJc w:val="left"/>
+      <w:pPr>
+        <w:tabs>
+          <w:tab w:val="num" w:pos="1440"/>
+        </w:tabs>
+        <w:ind w:left="1440" w:hanging="360"/>
+      </w:pPr>
+      <w:rPr>
+        <w:rFonts w:ascii="Courier New" w:hAnsi="Courier New" w:hint="default"/>
+        <w:sz w:val="20"/>
+      </w:rPr>
+    </w:lvl>
+    <w:lvl w:ilvl="2" w:tentative="1">
+      <w:start w:val="1"/>
+      <w:numFmt w:val="bullet"/>
+      <w:lvlText w:val=""/>
+      <w:lvlJc w:val="left"/>
+      <w:pPr>
+        <w:tabs>
+          <w:tab w:val="num" w:pos="2160"/>
+        </w:tabs>
+        <w:ind w:left="2160" w:hanging="360"/>
+      </w:pPr>
+      <w:rPr>
+        <w:rFonts w:ascii="Wingdings" w:hAnsi="Wingdings" w:hint="default"/>
+        <w:sz w:val="20"/>
+      </w:rPr>
+    </w:lvl>
+    <w:lvl w:ilvl="3" w:tentative="1">
+      <w:start w:val="1"/>
+      <w:numFmt w:val="bullet"/>
+      <w:lvlText w:val=""/>
+      <w:lvlJc w:val="left"/>
+      <w:pPr>
+        <w:tabs>
+          <w:tab w:val="num" w:pos="2880"/>
+        </w:tabs>
+        <w:ind w:left="2880" w:hanging="360"/>
+      </w:pPr>
+      <w:rPr>
+        <w:rFonts w:ascii="Wingdings" w:hAnsi="Wingdings" w:hint="default"/>
+        <w:sz w:val="20"/>
+      </w:rPr>
+    </w:lvl>
+    <w:lvl w:ilvl="4" w:tentative="1">
+      <w:start w:val="1"/>
+      <w:numFmt w:val="bullet"/>
+      <w:lvlText w:val=""/>
+      <w:lvlJc w:val="left"/>
+      <w:pPr>
+        <w:tabs>
+          <w:tab w:val="num" w:pos="3600"/>
+        </w:tabs>
+        <w:ind w:left="3600" w:hanging="360"/>
+      </w:pPr>
+      <w:rPr>
+        <w:rFonts w:ascii="Wingdings" w:hAnsi="Wingdings" w:hint="default"/>
+        <w:sz w:val="20"/>
+      </w:rPr>
+    </w:lvl>
+    <w:lvl w:ilvl="5" w:tentative="1">
+      <w:start w:val="1"/>
+      <w:numFmt w:val="bullet"/>
+      <w:lvlText w:val=""/>
+      <w:lvlJc w:val="left"/>
+      <w:pPr>
+        <w:tabs>
+          <w:tab w:val="num" w:pos="4320"/>
+        </w:tabs>
+        <w:ind w:left="4320" w:hanging="360"/>
+      </w:pPr>
+      <w:rPr>
+        <w:rFonts w:ascii="Wingdings" w:hAnsi="Wingdings" w:hint="default"/>
+        <w:sz w:val="20"/>
+      </w:rPr>
+    </w:lvl>
+    <w:lvl w:ilvl="6" w:tentative="1">
+      <w:start w:val="1"/>
+      <w:numFmt w:val="bullet"/>
+      <w:lvlText w:val=""/>
+      <w:lvlJc w:val="left"/>
+      <w:pPr>
+        <w:tabs>
+          <w:tab w:val="num" w:pos="5040"/>
+        </w:tabs>
+        <w:ind w:left="5040" w:hanging="360"/>
+      </w:pPr>
+      <w:rPr>
+        <w:rFonts w:ascii="Wingdings" w:hAnsi="Wingdings" w:hint="default"/>
+        <w:sz w:val="20"/>
+      </w:rPr>
+    </w:lvl>
+    <w:lvl w:ilvl="7" w:tentative="1">
+      <w:start w:val="1"/>
+      <w:numFmt w:val="bullet"/>
+      <w:lvlText w:val=""/>
+      <w:lvlJc w:val="left"/>
+      <w:pPr>
+        <w:tabs>
+          <w:tab w:val="num" w:pos="5760"/>
+        </w:tabs>
+        <w:ind w:left="5760" w:hanging="360"/>
+      </w:pPr>
+      <w:rPr>
+        <w:rFonts w:ascii="Wingdings" w:hAnsi="Wingdings" w:hint="default"/>
+        <w:sz w:val="20"/>
+      </w:rPr>
+    </w:lvl>
+    <w:lvl w:ilvl="8" w:tentative="1">
+      <w:start w:val="1"/>
+      <w:numFmt w:val="bullet"/>
+      <w:lvlText w:val=""/>
+      <w:lvlJc w:val="left"/>
+      <w:pPr>
+        <w:tabs>
+          <w:tab w:val="num" w:pos="6480"/>
+        </w:tabs>
+        <w:ind w:left="6480" w:hanging="360"/>
+      </w:pPr>
+      <w:rPr>
+        <w:rFonts w:ascii="Wingdings" w:hAnsi="Wingdings" w:hint="default"/>
+        <w:sz w:val="20"/>
+      </w:rPr>
+    </w:lvl>
+  </w:abstractNum>
+  <w:abstractNum w:abstractNumId="2" w15:restartNumberingAfterBreak="0">
+    <w:nsid w:val="20BA3333"/>
+    <w:multiLevelType w:val="multilevel"/>
+    <w:tmpl w:val="E2A67B5C"/>
+    <w:lvl w:ilvl="0">
+      <w:start w:val="1"/>
+      <w:numFmt w:val="bullet"/>
+      <w:lvlText w:val=""/>
+      <w:lvlJc w:val="left"/>
+      <w:pPr>
+        <w:tabs>
+          <w:tab w:val="num" w:pos="720"/>
+        </w:tabs>
+        <w:ind w:left="720" w:hanging="360"/>
+      </w:pPr>
+      <w:rPr>
+        <w:rFonts w:ascii="Symbol" w:hAnsi="Symbol" w:hint="default"/>
+        <w:sz w:val="20"/>
+      </w:rPr>
+    </w:lvl>
+    <w:lvl w:ilvl="1">
+      <w:start w:val="1"/>
+      <w:numFmt w:val="bullet"/>
+      <w:lvlText w:val="o"/>
+      <w:lvlJc w:val="left"/>
+      <w:pPr>
+        <w:tabs>
+          <w:tab w:val="num" w:pos="1440"/>
+        </w:tabs>
+        <w:ind w:left="1440" w:hanging="360"/>
+      </w:pPr>
+      <w:rPr>
+        <w:rFonts w:ascii="Courier New" w:hAnsi="Courier New" w:hint="default"/>
+        <w:sz w:val="20"/>
+      </w:rPr>
+    </w:lvl>
+    <w:lvl w:ilvl="2" w:tentative="1">
+      <w:start w:val="1"/>
+      <w:numFmt w:val="bullet"/>
+      <w:lvlText w:val=""/>
+      <w:lvlJc w:val="left"/>
+      <w:pPr>
+        <w:tabs>
+          <w:tab w:val="num" w:pos="2160"/>
+        </w:tabs>
+        <w:ind w:left="2160" w:hanging="360"/>
+      </w:pPr>
+      <w:rPr>
+        <w:rFonts w:ascii="Wingdings" w:hAnsi="Wingdings" w:hint="default"/>
+        <w:sz w:val="20"/>
+      </w:rPr>
+    </w:lvl>
+    <w:lvl w:ilvl="3" w:tentative="1">
+      <w:start w:val="1"/>
+      <w:numFmt w:val="bullet"/>
+      <w:lvlText w:val=""/>
+      <w:lvlJc w:val="left"/>
+      <w:pPr>
+        <w:tabs>
+          <w:tab w:val="num" w:pos="2880"/>
+        </w:tabs>
+        <w:ind w:left="2880" w:hanging="360"/>
+      </w:pPr>
+      <w:rPr>
+        <w:rFonts w:ascii="Wingdings" w:hAnsi="Wingdings" w:hint="default"/>
+        <w:sz w:val="20"/>
+      </w:rPr>
+    </w:lvl>
+    <w:lvl w:ilvl="4" w:tentative="1">
+      <w:start w:val="1"/>
+      <w:numFmt w:val="bullet"/>
+      <w:lvlText w:val=""/>
+      <w:lvlJc w:val="left"/>
+      <w:pPr>
+        <w:tabs>
+          <w:tab w:val="num" w:pos="3600"/>
+        </w:tabs>
+        <w:ind w:left="3600" w:hanging="360"/>
+      </w:pPr>
+      <w:rPr>
+        <w:rFonts w:ascii="Wingdings" w:hAnsi="Wingdings" w:hint="default"/>
+        <w:sz w:val="20"/>
+      </w:rPr>
+    </w:lvl>
+    <w:lvl w:ilvl="5" w:tentative="1">
+      <w:start w:val="1"/>
+      <w:numFmt w:val="bullet"/>
+      <w:lvlText w:val=""/>
+      <w:lvlJc w:val="left"/>
+      <w:pPr>
+        <w:tabs>
+          <w:tab w:val="num" w:pos="4320"/>
+        </w:tabs>
+        <w:ind w:left="4320" w:hanging="360"/>
+      </w:pPr>
+      <w:rPr>
+        <w:rFonts w:ascii="Wingdings" w:hAnsi="Wingdings" w:hint="default"/>
+        <w:sz w:val="20"/>
+      </w:rPr>
+    </w:lvl>
+    <w:lvl w:ilvl="6" w:tentative="1">
+      <w:start w:val="1"/>
+      <w:numFmt w:val="bullet"/>
+      <w:lvlText w:val=""/>
+      <w:lvlJc w:val="left"/>
+      <w:pPr>
+        <w:tabs>
+          <w:tab w:val="num" w:pos="5040"/>
+        </w:tabs>
+        <w:ind w:left="5040" w:hanging="360"/>
+      </w:pPr>
+      <w:rPr>
+        <w:rFonts w:ascii="Wingdings" w:hAnsi="Wingdings" w:hint="default"/>
+        <w:sz w:val="20"/>
+      </w:rPr>
+    </w:lvl>
+    <w:lvl w:ilvl="7" w:tentative="1">
+      <w:start w:val="1"/>
+      <w:numFmt w:val="bullet"/>
+      <w:lvlText w:val=""/>
+      <w:lvlJc w:val="left"/>
+      <w:pPr>
+        <w:tabs>
+          <w:tab w:val="num" w:pos="5760"/>
+        </w:tabs>
+        <w:ind w:left="5760" w:hanging="360"/>
+      </w:pPr>
+      <w:rPr>
+        <w:rFonts w:ascii="Wingdings" w:hAnsi="Wingdings" w:hint="default"/>
+        <w:sz w:val="20"/>
+      </w:rPr>
+    </w:lvl>
+    <w:lvl w:ilvl="8" w:tentative="1">
+      <w:start w:val="1"/>
+      <w:numFmt w:val="bullet"/>
+      <w:lvlText w:val=""/>
+      <w:lvlJc w:val="left"/>
+      <w:pPr>
+        <w:tabs>
+          <w:tab w:val="num" w:pos="6480"/>
+        </w:tabs>
+        <w:ind w:left="6480" w:hanging="360"/>
+      </w:pPr>
+      <w:rPr>
+        <w:rFonts w:ascii="Wingdings" w:hAnsi="Wingdings" w:hint="default"/>
+        <w:sz w:val="20"/>
+      </w:rPr>
+    </w:lvl>
+  </w:abstractNum>
+  <w:abstractNum w:abstractNumId="3" w15:restartNumberingAfterBreak="0">
     <w:nsid w:val="233B5312"/>
     <w:multiLevelType w:val="hybridMultilevel"/>
     <w:tmpl w:val="344CD5C0"/>
@@ -2329,7 +4101,156 @@
       </w:rPr>
     </w:lvl>
   </w:abstractNum>
-  <w:abstractNum w:abstractNumId="2" w15:restartNumberingAfterBreak="0">
+  <w:abstractNum w:abstractNumId="4" w15:restartNumberingAfterBreak="0">
+    <w:nsid w:val="29A71C16"/>
+    <w:multiLevelType w:val="multilevel"/>
+    <w:tmpl w:val="4D540B7A"/>
+    <w:lvl w:ilvl="0">
+      <w:start w:val="1"/>
+      <w:numFmt w:val="bullet"/>
+      <w:lvlText w:val=""/>
+      <w:lvlJc w:val="left"/>
+      <w:pPr>
+        <w:tabs>
+          <w:tab w:val="num" w:pos="720"/>
+        </w:tabs>
+        <w:ind w:left="720" w:hanging="360"/>
+      </w:pPr>
+      <w:rPr>
+        <w:rFonts w:ascii="Symbol" w:hAnsi="Symbol" w:hint="default"/>
+        <w:sz w:val="20"/>
+      </w:rPr>
+    </w:lvl>
+    <w:lvl w:ilvl="1" w:tentative="1">
+      <w:start w:val="1"/>
+      <w:numFmt w:val="bullet"/>
+      <w:lvlText w:val="o"/>
+      <w:lvlJc w:val="left"/>
+      <w:pPr>
+        <w:tabs>
+          <w:tab w:val="num" w:pos="1440"/>
+        </w:tabs>
+        <w:ind w:left="1440" w:hanging="360"/>
+      </w:pPr>
+      <w:rPr>
+        <w:rFonts w:ascii="Courier New" w:hAnsi="Courier New" w:hint="default"/>
+        <w:sz w:val="20"/>
+      </w:rPr>
+    </w:lvl>
+    <w:lvl w:ilvl="2" w:tentative="1">
+      <w:start w:val="1"/>
+      <w:numFmt w:val="bullet"/>
+      <w:lvlText w:val=""/>
+      <w:lvlJc w:val="left"/>
+      <w:pPr>
+        <w:tabs>
+          <w:tab w:val="num" w:pos="2160"/>
+        </w:tabs>
+        <w:ind w:left="2160" w:hanging="360"/>
+      </w:pPr>
+      <w:rPr>
+        <w:rFonts w:ascii="Wingdings" w:hAnsi="Wingdings" w:hint="default"/>
+        <w:sz w:val="20"/>
+      </w:rPr>
+    </w:lvl>
+    <w:lvl w:ilvl="3" w:tentative="1">
+      <w:start w:val="1"/>
+      <w:numFmt w:val="bullet"/>
+      <w:lvlText w:val=""/>
+      <w:lvlJc w:val="left"/>
+      <w:pPr>
+        <w:tabs>
+          <w:tab w:val="num" w:pos="2880"/>
+        </w:tabs>
+        <w:ind w:left="2880" w:hanging="360"/>
+      </w:pPr>
+      <w:rPr>
+        <w:rFonts w:ascii="Wingdings" w:hAnsi="Wingdings" w:hint="default"/>
+        <w:sz w:val="20"/>
+      </w:rPr>
+    </w:lvl>
+    <w:lvl w:ilvl="4" w:tentative="1">
+      <w:start w:val="1"/>
+      <w:numFmt w:val="bullet"/>
+      <w:lvlText w:val=""/>
+      <w:lvlJc w:val="left"/>
+      <w:pPr>
+        <w:tabs>
+          <w:tab w:val="num" w:pos="3600"/>
+        </w:tabs>
+        <w:ind w:left="3600" w:hanging="360"/>
+      </w:pPr>
+      <w:rPr>
+        <w:rFonts w:ascii="Wingdings" w:hAnsi="Wingdings" w:hint="default"/>
+        <w:sz w:val="20"/>
+      </w:rPr>
+    </w:lvl>
+    <w:lvl w:ilvl="5" w:tentative="1">
+      <w:start w:val="1"/>
+      <w:numFmt w:val="bullet"/>
+      <w:lvlText w:val=""/>
+      <w:lvlJc w:val="left"/>
+      <w:pPr>
+        <w:tabs>
+          <w:tab w:val="num" w:pos="4320"/>
+        </w:tabs>
+        <w:ind w:left="4320" w:hanging="360"/>
+      </w:pPr>
+      <w:rPr>
+        <w:rFonts w:ascii="Wingdings" w:hAnsi="Wingdings" w:hint="default"/>
+        <w:sz w:val="20"/>
+      </w:rPr>
+    </w:lvl>
+    <w:lvl w:ilvl="6" w:tentative="1">
+      <w:start w:val="1"/>
+      <w:numFmt w:val="bullet"/>
+      <w:lvlText w:val=""/>
+      <w:lvlJc w:val="left"/>
+      <w:pPr>
+        <w:tabs>
+          <w:tab w:val="num" w:pos="5040"/>
+        </w:tabs>
+        <w:ind w:left="5040" w:hanging="360"/>
+      </w:pPr>
+      <w:rPr>
+        <w:rFonts w:ascii="Wingdings" w:hAnsi="Wingdings" w:hint="default"/>
+        <w:sz w:val="20"/>
+      </w:rPr>
+    </w:lvl>
+    <w:lvl w:ilvl="7" w:tentative="1">
+      <w:start w:val="1"/>
+      <w:numFmt w:val="bullet"/>
+      <w:lvlText w:val=""/>
+      <w:lvlJc w:val="left"/>
+      <w:pPr>
+        <w:tabs>
+          <w:tab w:val="num" w:pos="5760"/>
+        </w:tabs>
+        <w:ind w:left="5760" w:hanging="360"/>
+      </w:pPr>
+      <w:rPr>
+        <w:rFonts w:ascii="Wingdings" w:hAnsi="Wingdings" w:hint="default"/>
+        <w:sz w:val="20"/>
+      </w:rPr>
+    </w:lvl>
+    <w:lvl w:ilvl="8" w:tentative="1">
+      <w:start w:val="1"/>
+      <w:numFmt w:val="bullet"/>
+      <w:lvlText w:val=""/>
+      <w:lvlJc w:val="left"/>
+      <w:pPr>
+        <w:tabs>
+          <w:tab w:val="num" w:pos="6480"/>
+        </w:tabs>
+        <w:ind w:left="6480" w:hanging="360"/>
+      </w:pPr>
+      <w:rPr>
+        <w:rFonts w:ascii="Wingdings" w:hAnsi="Wingdings" w:hint="default"/>
+        <w:sz w:val="20"/>
+      </w:rPr>
+    </w:lvl>
+  </w:abstractNum>
+  <w:abstractNum w:abstractNumId="5" w15:restartNumberingAfterBreak="0">
     <w:nsid w:val="3D99671B"/>
     <w:multiLevelType w:val="hybridMultilevel"/>
     <w:tmpl w:val="B5867C7C"/>
@@ -2442,7 +4363,7 @@
       </w:rPr>
     </w:lvl>
   </w:abstractNum>
-  <w:abstractNum w:abstractNumId="3" w15:restartNumberingAfterBreak="0">
+  <w:abstractNum w:abstractNumId="6" w15:restartNumberingAfterBreak="0">
     <w:nsid w:val="3E4E6549"/>
     <w:multiLevelType w:val="hybridMultilevel"/>
     <w:tmpl w:val="AF4A2326"/>
@@ -2554,7 +4475,305 @@
       </w:rPr>
     </w:lvl>
   </w:abstractNum>
-  <w:abstractNum w:abstractNumId="4" w15:restartNumberingAfterBreak="0">
+  <w:abstractNum w:abstractNumId="7" w15:restartNumberingAfterBreak="0">
+    <w:nsid w:val="553C22C1"/>
+    <w:multiLevelType w:val="multilevel"/>
+    <w:tmpl w:val="0C684A48"/>
+    <w:lvl w:ilvl="0">
+      <w:start w:val="1"/>
+      <w:numFmt w:val="bullet"/>
+      <w:lvlText w:val=""/>
+      <w:lvlJc w:val="left"/>
+      <w:pPr>
+        <w:tabs>
+          <w:tab w:val="num" w:pos="720"/>
+        </w:tabs>
+        <w:ind w:left="720" w:hanging="360"/>
+      </w:pPr>
+      <w:rPr>
+        <w:rFonts w:ascii="Symbol" w:hAnsi="Symbol" w:hint="default"/>
+        <w:sz w:val="20"/>
+      </w:rPr>
+    </w:lvl>
+    <w:lvl w:ilvl="1" w:tentative="1">
+      <w:start w:val="1"/>
+      <w:numFmt w:val="bullet"/>
+      <w:lvlText w:val="o"/>
+      <w:lvlJc w:val="left"/>
+      <w:pPr>
+        <w:tabs>
+          <w:tab w:val="num" w:pos="1440"/>
+        </w:tabs>
+        <w:ind w:left="1440" w:hanging="360"/>
+      </w:pPr>
+      <w:rPr>
+        <w:rFonts w:ascii="Courier New" w:hAnsi="Courier New" w:hint="default"/>
+        <w:sz w:val="20"/>
+      </w:rPr>
+    </w:lvl>
+    <w:lvl w:ilvl="2" w:tentative="1">
+      <w:start w:val="1"/>
+      <w:numFmt w:val="bullet"/>
+      <w:lvlText w:val=""/>
+      <w:lvlJc w:val="left"/>
+      <w:pPr>
+        <w:tabs>
+          <w:tab w:val="num" w:pos="2160"/>
+        </w:tabs>
+        <w:ind w:left="2160" w:hanging="360"/>
+      </w:pPr>
+      <w:rPr>
+        <w:rFonts w:ascii="Wingdings" w:hAnsi="Wingdings" w:hint="default"/>
+        <w:sz w:val="20"/>
+      </w:rPr>
+    </w:lvl>
+    <w:lvl w:ilvl="3" w:tentative="1">
+      <w:start w:val="1"/>
+      <w:numFmt w:val="bullet"/>
+      <w:lvlText w:val=""/>
+      <w:lvlJc w:val="left"/>
+      <w:pPr>
+        <w:tabs>
+          <w:tab w:val="num" w:pos="2880"/>
+        </w:tabs>
+        <w:ind w:left="2880" w:hanging="360"/>
+      </w:pPr>
+      <w:rPr>
+        <w:rFonts w:ascii="Wingdings" w:hAnsi="Wingdings" w:hint="default"/>
+        <w:sz w:val="20"/>
+      </w:rPr>
+    </w:lvl>
+    <w:lvl w:ilvl="4" w:tentative="1">
+      <w:start w:val="1"/>
+      <w:numFmt w:val="bullet"/>
+      <w:lvlText w:val=""/>
+      <w:lvlJc w:val="left"/>
+      <w:pPr>
+        <w:tabs>
+          <w:tab w:val="num" w:pos="3600"/>
+        </w:tabs>
+        <w:ind w:left="3600" w:hanging="360"/>
+      </w:pPr>
+      <w:rPr>
+        <w:rFonts w:ascii="Wingdings" w:hAnsi="Wingdings" w:hint="default"/>
+        <w:sz w:val="20"/>
+      </w:rPr>
+    </w:lvl>
+    <w:lvl w:ilvl="5" w:tentative="1">
+      <w:start w:val="1"/>
+      <w:numFmt w:val="bullet"/>
+      <w:lvlText w:val=""/>
+      <w:lvlJc w:val="left"/>
+      <w:pPr>
+        <w:tabs>
+          <w:tab w:val="num" w:pos="4320"/>
+        </w:tabs>
+        <w:ind w:left="4320" w:hanging="360"/>
+      </w:pPr>
+      <w:rPr>
+        <w:rFonts w:ascii="Wingdings" w:hAnsi="Wingdings" w:hint="default"/>
+        <w:sz w:val="20"/>
+      </w:rPr>
+    </w:lvl>
+    <w:lvl w:ilvl="6" w:tentative="1">
+      <w:start w:val="1"/>
+      <w:numFmt w:val="bullet"/>
+      <w:lvlText w:val=""/>
+      <w:lvlJc w:val="left"/>
+      <w:pPr>
+        <w:tabs>
+          <w:tab w:val="num" w:pos="5040"/>
+        </w:tabs>
+        <w:ind w:left="5040" w:hanging="360"/>
+      </w:pPr>
+      <w:rPr>
+        <w:rFonts w:ascii="Wingdings" w:hAnsi="Wingdings" w:hint="default"/>
+        <w:sz w:val="20"/>
+      </w:rPr>
+    </w:lvl>
+    <w:lvl w:ilvl="7" w:tentative="1">
+      <w:start w:val="1"/>
+      <w:numFmt w:val="bullet"/>
+      <w:lvlText w:val=""/>
+      <w:lvlJc w:val="left"/>
+      <w:pPr>
+        <w:tabs>
+          <w:tab w:val="num" w:pos="5760"/>
+        </w:tabs>
+        <w:ind w:left="5760" w:hanging="360"/>
+      </w:pPr>
+      <w:rPr>
+        <w:rFonts w:ascii="Wingdings" w:hAnsi="Wingdings" w:hint="default"/>
+        <w:sz w:val="20"/>
+      </w:rPr>
+    </w:lvl>
+    <w:lvl w:ilvl="8" w:tentative="1">
+      <w:start w:val="1"/>
+      <w:numFmt w:val="bullet"/>
+      <w:lvlText w:val=""/>
+      <w:lvlJc w:val="left"/>
+      <w:pPr>
+        <w:tabs>
+          <w:tab w:val="num" w:pos="6480"/>
+        </w:tabs>
+        <w:ind w:left="6480" w:hanging="360"/>
+      </w:pPr>
+      <w:rPr>
+        <w:rFonts w:ascii="Wingdings" w:hAnsi="Wingdings" w:hint="default"/>
+        <w:sz w:val="20"/>
+      </w:rPr>
+    </w:lvl>
+  </w:abstractNum>
+  <w:abstractNum w:abstractNumId="8" w15:restartNumberingAfterBreak="0">
+    <w:nsid w:val="653269B6"/>
+    <w:multiLevelType w:val="multilevel"/>
+    <w:tmpl w:val="91585018"/>
+    <w:lvl w:ilvl="0">
+      <w:start w:val="1"/>
+      <w:numFmt w:val="bullet"/>
+      <w:lvlText w:val=""/>
+      <w:lvlJc w:val="left"/>
+      <w:pPr>
+        <w:tabs>
+          <w:tab w:val="num" w:pos="720"/>
+        </w:tabs>
+        <w:ind w:left="720" w:hanging="360"/>
+      </w:pPr>
+      <w:rPr>
+        <w:rFonts w:ascii="Symbol" w:hAnsi="Symbol" w:hint="default"/>
+        <w:sz w:val="20"/>
+      </w:rPr>
+    </w:lvl>
+    <w:lvl w:ilvl="1" w:tentative="1">
+      <w:start w:val="1"/>
+      <w:numFmt w:val="bullet"/>
+      <w:lvlText w:val="o"/>
+      <w:lvlJc w:val="left"/>
+      <w:pPr>
+        <w:tabs>
+          <w:tab w:val="num" w:pos="1440"/>
+        </w:tabs>
+        <w:ind w:left="1440" w:hanging="360"/>
+      </w:pPr>
+      <w:rPr>
+        <w:rFonts w:ascii="Courier New" w:hAnsi="Courier New" w:hint="default"/>
+        <w:sz w:val="20"/>
+      </w:rPr>
+    </w:lvl>
+    <w:lvl w:ilvl="2" w:tentative="1">
+      <w:start w:val="1"/>
+      <w:numFmt w:val="bullet"/>
+      <w:lvlText w:val=""/>
+      <w:lvlJc w:val="left"/>
+      <w:pPr>
+        <w:tabs>
+          <w:tab w:val="num" w:pos="2160"/>
+        </w:tabs>
+        <w:ind w:left="2160" w:hanging="360"/>
+      </w:pPr>
+      <w:rPr>
+        <w:rFonts w:ascii="Wingdings" w:hAnsi="Wingdings" w:hint="default"/>
+        <w:sz w:val="20"/>
+      </w:rPr>
+    </w:lvl>
+    <w:lvl w:ilvl="3" w:tentative="1">
+      <w:start w:val="1"/>
+      <w:numFmt w:val="bullet"/>
+      <w:lvlText w:val=""/>
+      <w:lvlJc w:val="left"/>
+      <w:pPr>
+        <w:tabs>
+          <w:tab w:val="num" w:pos="2880"/>
+        </w:tabs>
+        <w:ind w:left="2880" w:hanging="360"/>
+      </w:pPr>
+      <w:rPr>
+        <w:rFonts w:ascii="Wingdings" w:hAnsi="Wingdings" w:hint="default"/>
+        <w:sz w:val="20"/>
+      </w:rPr>
+    </w:lvl>
+    <w:lvl w:ilvl="4" w:tentative="1">
+      <w:start w:val="1"/>
+      <w:numFmt w:val="bullet"/>
+      <w:lvlText w:val=""/>
+      <w:lvlJc w:val="left"/>
+      <w:pPr>
+        <w:tabs>
+          <w:tab w:val="num" w:pos="3600"/>
+        </w:tabs>
+        <w:ind w:left="3600" w:hanging="360"/>
+      </w:pPr>
+      <w:rPr>
+        <w:rFonts w:ascii="Wingdings" w:hAnsi="Wingdings" w:hint="default"/>
+        <w:sz w:val="20"/>
+      </w:rPr>
+    </w:lvl>
+    <w:lvl w:ilvl="5" w:tentative="1">
+      <w:start w:val="1"/>
+      <w:numFmt w:val="bullet"/>
+      <w:lvlText w:val=""/>
+      <w:lvlJc w:val="left"/>
+      <w:pPr>
+        <w:tabs>
+          <w:tab w:val="num" w:pos="4320"/>
+        </w:tabs>
+        <w:ind w:left="4320" w:hanging="360"/>
+      </w:pPr>
+      <w:rPr>
+        <w:rFonts w:ascii="Wingdings" w:hAnsi="Wingdings" w:hint="default"/>
+        <w:sz w:val="20"/>
+      </w:rPr>
+    </w:lvl>
+    <w:lvl w:ilvl="6" w:tentative="1">
+      <w:start w:val="1"/>
+      <w:numFmt w:val="bullet"/>
+      <w:lvlText w:val=""/>
+      <w:lvlJc w:val="left"/>
+      <w:pPr>
+        <w:tabs>
+          <w:tab w:val="num" w:pos="5040"/>
+        </w:tabs>
+        <w:ind w:left="5040" w:hanging="360"/>
+      </w:pPr>
+      <w:rPr>
+        <w:rFonts w:ascii="Wingdings" w:hAnsi="Wingdings" w:hint="default"/>
+        <w:sz w:val="20"/>
+      </w:rPr>
+    </w:lvl>
+    <w:lvl w:ilvl="7" w:tentative="1">
+      <w:start w:val="1"/>
+      <w:numFmt w:val="bullet"/>
+      <w:lvlText w:val=""/>
+      <w:lvlJc w:val="left"/>
+      <w:pPr>
+        <w:tabs>
+          <w:tab w:val="num" w:pos="5760"/>
+        </w:tabs>
+        <w:ind w:left="5760" w:hanging="360"/>
+      </w:pPr>
+      <w:rPr>
+        <w:rFonts w:ascii="Wingdings" w:hAnsi="Wingdings" w:hint="default"/>
+        <w:sz w:val="20"/>
+      </w:rPr>
+    </w:lvl>
+    <w:lvl w:ilvl="8" w:tentative="1">
+      <w:start w:val="1"/>
+      <w:numFmt w:val="bullet"/>
+      <w:lvlText w:val=""/>
+      <w:lvlJc w:val="left"/>
+      <w:pPr>
+        <w:tabs>
+          <w:tab w:val="num" w:pos="6480"/>
+        </w:tabs>
+        <w:ind w:left="6480" w:hanging="360"/>
+      </w:pPr>
+      <w:rPr>
+        <w:rFonts w:ascii="Wingdings" w:hAnsi="Wingdings" w:hint="default"/>
+        <w:sz w:val="20"/>
+      </w:rPr>
+    </w:lvl>
+  </w:abstractNum>
+  <w:abstractNum w:abstractNumId="9" w15:restartNumberingAfterBreak="0">
     <w:nsid w:val="65912B09"/>
     <w:multiLevelType w:val="hybridMultilevel"/>
     <w:tmpl w:val="8430CDBE"/>
@@ -2666,7 +4885,7 @@
       </w:rPr>
     </w:lvl>
   </w:abstractNum>
-  <w:abstractNum w:abstractNumId="5" w15:restartNumberingAfterBreak="0">
+  <w:abstractNum w:abstractNumId="10" w15:restartNumberingAfterBreak="0">
     <w:nsid w:val="6D21497D"/>
     <w:multiLevelType w:val="hybridMultilevel"/>
     <w:tmpl w:val="ACC459E4"/>
@@ -2779,23 +4998,190 @@
       </w:rPr>
     </w:lvl>
   </w:abstractNum>
+  <w:abstractNum w:abstractNumId="11" w15:restartNumberingAfterBreak="0">
+    <w:nsid w:val="7DF1687F"/>
+    <w:multiLevelType w:val="multilevel"/>
+    <w:tmpl w:val="5BC4C2D8"/>
+    <w:lvl w:ilvl="0">
+      <w:start w:val="1"/>
+      <w:numFmt w:val="bullet"/>
+      <w:lvlText w:val=""/>
+      <w:lvlJc w:val="left"/>
+      <w:pPr>
+        <w:tabs>
+          <w:tab w:val="num" w:pos="720"/>
+        </w:tabs>
+        <w:ind w:left="720" w:hanging="360"/>
+      </w:pPr>
+      <w:rPr>
+        <w:rFonts w:ascii="Symbol" w:hAnsi="Symbol" w:hint="default"/>
+        <w:sz w:val="20"/>
+      </w:rPr>
+    </w:lvl>
+    <w:lvl w:ilvl="1" w:tentative="1">
+      <w:start w:val="1"/>
+      <w:numFmt w:val="bullet"/>
+      <w:lvlText w:val="o"/>
+      <w:lvlJc w:val="left"/>
+      <w:pPr>
+        <w:tabs>
+          <w:tab w:val="num" w:pos="1440"/>
+        </w:tabs>
+        <w:ind w:left="1440" w:hanging="360"/>
+      </w:pPr>
+      <w:rPr>
+        <w:rFonts w:ascii="Courier New" w:hAnsi="Courier New" w:hint="default"/>
+        <w:sz w:val="20"/>
+      </w:rPr>
+    </w:lvl>
+    <w:lvl w:ilvl="2" w:tentative="1">
+      <w:start w:val="1"/>
+      <w:numFmt w:val="bullet"/>
+      <w:lvlText w:val=""/>
+      <w:lvlJc w:val="left"/>
+      <w:pPr>
+        <w:tabs>
+          <w:tab w:val="num" w:pos="2160"/>
+        </w:tabs>
+        <w:ind w:left="2160" w:hanging="360"/>
+      </w:pPr>
+      <w:rPr>
+        <w:rFonts w:ascii="Wingdings" w:hAnsi="Wingdings" w:hint="default"/>
+        <w:sz w:val="20"/>
+      </w:rPr>
+    </w:lvl>
+    <w:lvl w:ilvl="3" w:tentative="1">
+      <w:start w:val="1"/>
+      <w:numFmt w:val="bullet"/>
+      <w:lvlText w:val=""/>
+      <w:lvlJc w:val="left"/>
+      <w:pPr>
+        <w:tabs>
+          <w:tab w:val="num" w:pos="2880"/>
+        </w:tabs>
+        <w:ind w:left="2880" w:hanging="360"/>
+      </w:pPr>
+      <w:rPr>
+        <w:rFonts w:ascii="Wingdings" w:hAnsi="Wingdings" w:hint="default"/>
+        <w:sz w:val="20"/>
+      </w:rPr>
+    </w:lvl>
+    <w:lvl w:ilvl="4" w:tentative="1">
+      <w:start w:val="1"/>
+      <w:numFmt w:val="bullet"/>
+      <w:lvlText w:val=""/>
+      <w:lvlJc w:val="left"/>
+      <w:pPr>
+        <w:tabs>
+          <w:tab w:val="num" w:pos="3600"/>
+        </w:tabs>
+        <w:ind w:left="3600" w:hanging="360"/>
+      </w:pPr>
+      <w:rPr>
+        <w:rFonts w:ascii="Wingdings" w:hAnsi="Wingdings" w:hint="default"/>
+        <w:sz w:val="20"/>
+      </w:rPr>
+    </w:lvl>
+    <w:lvl w:ilvl="5" w:tentative="1">
+      <w:start w:val="1"/>
+      <w:numFmt w:val="bullet"/>
+      <w:lvlText w:val=""/>
+      <w:lvlJc w:val="left"/>
+      <w:pPr>
+        <w:tabs>
+          <w:tab w:val="num" w:pos="4320"/>
+        </w:tabs>
+        <w:ind w:left="4320" w:hanging="360"/>
+      </w:pPr>
+      <w:rPr>
+        <w:rFonts w:ascii="Wingdings" w:hAnsi="Wingdings" w:hint="default"/>
+        <w:sz w:val="20"/>
+      </w:rPr>
+    </w:lvl>
+    <w:lvl w:ilvl="6" w:tentative="1">
+      <w:start w:val="1"/>
+      <w:numFmt w:val="bullet"/>
+      <w:lvlText w:val=""/>
+      <w:lvlJc w:val="left"/>
+      <w:pPr>
+        <w:tabs>
+          <w:tab w:val="num" w:pos="5040"/>
+        </w:tabs>
+        <w:ind w:left="5040" w:hanging="360"/>
+      </w:pPr>
+      <w:rPr>
+        <w:rFonts w:ascii="Wingdings" w:hAnsi="Wingdings" w:hint="default"/>
+        <w:sz w:val="20"/>
+      </w:rPr>
+    </w:lvl>
+    <w:lvl w:ilvl="7" w:tentative="1">
+      <w:start w:val="1"/>
+      <w:numFmt w:val="bullet"/>
+      <w:lvlText w:val=""/>
+      <w:lvlJc w:val="left"/>
+      <w:pPr>
+        <w:tabs>
+          <w:tab w:val="num" w:pos="5760"/>
+        </w:tabs>
+        <w:ind w:left="5760" w:hanging="360"/>
+      </w:pPr>
+      <w:rPr>
+        <w:rFonts w:ascii="Wingdings" w:hAnsi="Wingdings" w:hint="default"/>
+        <w:sz w:val="20"/>
+      </w:rPr>
+    </w:lvl>
+    <w:lvl w:ilvl="8" w:tentative="1">
+      <w:start w:val="1"/>
+      <w:numFmt w:val="bullet"/>
+      <w:lvlText w:val=""/>
+      <w:lvlJc w:val="left"/>
+      <w:pPr>
+        <w:tabs>
+          <w:tab w:val="num" w:pos="6480"/>
+        </w:tabs>
+        <w:ind w:left="6480" w:hanging="360"/>
+      </w:pPr>
+      <w:rPr>
+        <w:rFonts w:ascii="Wingdings" w:hAnsi="Wingdings" w:hint="default"/>
+        <w:sz w:val="20"/>
+      </w:rPr>
+    </w:lvl>
+  </w:abstractNum>
   <w:num w:numId="1" w16cid:durableId="1439595140">
-    <w:abstractNumId w:val="3"/>
+    <w:abstractNumId w:val="6"/>
   </w:num>
   <w:num w:numId="2" w16cid:durableId="2062240809">
     <w:abstractNumId w:val="0"/>
   </w:num>
   <w:num w:numId="3" w16cid:durableId="532497400">
+    <w:abstractNumId w:val="3"/>
+  </w:num>
+  <w:num w:numId="4" w16cid:durableId="1934361557">
+    <w:abstractNumId w:val="9"/>
+  </w:num>
+  <w:num w:numId="5" w16cid:durableId="433944698">
+    <w:abstractNumId w:val="5"/>
+  </w:num>
+  <w:num w:numId="6" w16cid:durableId="552036275">
+    <w:abstractNumId w:val="10"/>
+  </w:num>
+  <w:num w:numId="7" w16cid:durableId="111286976">
+    <w:abstractNumId w:val="2"/>
+  </w:num>
+  <w:num w:numId="8" w16cid:durableId="474489656">
+    <w:abstractNumId w:val="8"/>
+  </w:num>
+  <w:num w:numId="9" w16cid:durableId="1624995908">
     <w:abstractNumId w:val="1"/>
   </w:num>
-  <w:num w:numId="4" w16cid:durableId="1934361557">
+  <w:num w:numId="10" w16cid:durableId="947083625">
+    <w:abstractNumId w:val="11"/>
+  </w:num>
+  <w:num w:numId="11" w16cid:durableId="523638412">
+    <w:abstractNumId w:val="7"/>
+  </w:num>
+  <w:num w:numId="12" w16cid:durableId="1609894514">
     <w:abstractNumId w:val="4"/>
-  </w:num>
-  <w:num w:numId="5" w16cid:durableId="433944698">
-    <w:abstractNumId w:val="2"/>
-  </w:num>
-  <w:num w:numId="6" w16cid:durableId="552036275">
-    <w:abstractNumId w:val="5"/>
   </w:num>
 </w:numbering>
 </file>
@@ -3796,6 +6182,29 @@
       <w:color w:val="404040" w:themeColor="text1" w:themeTint="BF"/>
     </w:rPr>
   </w:style>
+  <w:style w:type="character" w:styleId="af3">
+    <w:name w:val="Hyperlink"/>
+    <w:basedOn w:val="a0"/>
+    <w:uiPriority w:val="99"/>
+    <w:unhideWhenUsed/>
+    <w:rsid w:val="00DF185C"/>
+    <w:rPr>
+      <w:color w:val="467886" w:themeColor="hyperlink"/>
+      <w:u w:val="single"/>
+    </w:rPr>
+  </w:style>
+  <w:style w:type="character" w:styleId="af4">
+    <w:name w:val="Unresolved Mention"/>
+    <w:basedOn w:val="a0"/>
+    <w:uiPriority w:val="99"/>
+    <w:semiHidden/>
+    <w:unhideWhenUsed/>
+    <w:rsid w:val="00DF185C"/>
+    <w:rPr>
+      <w:color w:val="605E5C"/>
+      <w:shd w:val="clear" w:color="auto" w:fill="E1DFDD"/>
+    </w:rPr>
+  </w:style>
 </w:styles>
 </file>
 

--- a/note_airbnb2.docx
+++ b/note_airbnb2.docx
@@ -1130,6 +1130,7 @@
           <w:rFonts w:hint="eastAsia"/>
           <w:lang w:val="fr-FR"/>
         </w:rPr>
+        <w:lastRenderedPageBreak/>
         <w:t>I</w:t>
       </w:r>
       <w:r>
@@ -1158,7 +1159,6 @@
           <w:rFonts w:hint="eastAsia"/>
           <w:lang w:val="fr-FR"/>
         </w:rPr>
-        <w:lastRenderedPageBreak/>
         <w:t>Q</w:t>
       </w:r>
       <w:r>
@@ -1799,92 +1799,6 @@
           <w:bCs/>
           <w:lang w:val="fr-FR"/>
         </w:rPr>
-        <w:t>D</w:t>
-      </w:r>
-      <w:r>
-        <w:rPr>
-          <w:b/>
-          <w:bCs/>
-          <w:lang w:val="fr-FR"/>
-        </w:rPr>
-        <w:t>f_unique</w:t>
-      </w:r>
-      <w:proofErr w:type="spellEnd"/>
-      <w:r>
-        <w:rPr>
-          <w:b/>
-          <w:bCs/>
-          <w:lang w:val="fr-FR"/>
-        </w:rPr>
-        <w:t xml:space="preserve"> : </w:t>
-      </w:r>
-      <w:proofErr w:type="spellStart"/>
-      <w:r>
-        <w:rPr>
-          <w:b/>
-          <w:bCs/>
-          <w:lang w:val="fr-FR"/>
-        </w:rPr>
-        <w:t>dropna</w:t>
-      </w:r>
-      <w:proofErr w:type="spellEnd"/>
-      <w:r>
-        <w:rPr>
-          <w:b/>
-          <w:bCs/>
-          <w:lang w:val="fr-FR"/>
-        </w:rPr>
-        <w:t xml:space="preserve">, </w:t>
-      </w:r>
-      <w:proofErr w:type="spellStart"/>
-      <w:r>
-        <w:rPr>
-          <w:b/>
-          <w:bCs/>
-          <w:lang w:val="fr-FR"/>
-        </w:rPr>
-        <w:t>drop_duplicates</w:t>
-      </w:r>
-      <w:proofErr w:type="spellEnd"/>
-      <w:r>
-        <w:rPr>
-          <w:b/>
-          <w:bCs/>
-          <w:lang w:val="fr-FR"/>
-        </w:rPr>
-        <w:t xml:space="preserve"> on </w:t>
-      </w:r>
-      <w:proofErr w:type="spellStart"/>
-      <w:r>
-        <w:rPr>
-          <w:b/>
-          <w:bCs/>
-          <w:lang w:val="fr-FR"/>
-        </w:rPr>
-        <w:t>host_about</w:t>
-      </w:r>
-      <w:proofErr w:type="spellEnd"/>
-    </w:p>
-    <w:p>
-      <w:pPr>
-        <w:tabs>
-          <w:tab w:val="left" w:pos="1114"/>
-        </w:tabs>
-        <w:rPr>
-          <w:rFonts w:hint="eastAsia"/>
-          <w:b/>
-          <w:bCs/>
-          <w:lang w:val="fr-FR"/>
-        </w:rPr>
-      </w:pPr>
-      <w:proofErr w:type="spellStart"/>
-      <w:r>
-        <w:rPr>
-          <w:rFonts w:hint="eastAsia"/>
-          <w:b/>
-          <w:bCs/>
-          <w:lang w:val="fr-FR"/>
-        </w:rPr>
         <w:lastRenderedPageBreak/>
         <w:t>D</w:t>
       </w:r>
@@ -1894,6 +1808,92 @@
           <w:bCs/>
           <w:lang w:val="fr-FR"/>
         </w:rPr>
+        <w:t>f_unique</w:t>
+      </w:r>
+      <w:proofErr w:type="spellEnd"/>
+      <w:r>
+        <w:rPr>
+          <w:b/>
+          <w:bCs/>
+          <w:lang w:val="fr-FR"/>
+        </w:rPr>
+        <w:t xml:space="preserve"> : </w:t>
+      </w:r>
+      <w:proofErr w:type="spellStart"/>
+      <w:r>
+        <w:rPr>
+          <w:b/>
+          <w:bCs/>
+          <w:lang w:val="fr-FR"/>
+        </w:rPr>
+        <w:t>dropna</w:t>
+      </w:r>
+      <w:proofErr w:type="spellEnd"/>
+      <w:r>
+        <w:rPr>
+          <w:b/>
+          <w:bCs/>
+          <w:lang w:val="fr-FR"/>
+        </w:rPr>
+        <w:t xml:space="preserve">, </w:t>
+      </w:r>
+      <w:proofErr w:type="spellStart"/>
+      <w:r>
+        <w:rPr>
+          <w:b/>
+          <w:bCs/>
+          <w:lang w:val="fr-FR"/>
+        </w:rPr>
+        <w:t>drop_duplicates</w:t>
+      </w:r>
+      <w:proofErr w:type="spellEnd"/>
+      <w:r>
+        <w:rPr>
+          <w:b/>
+          <w:bCs/>
+          <w:lang w:val="fr-FR"/>
+        </w:rPr>
+        <w:t xml:space="preserve"> on </w:t>
+      </w:r>
+      <w:proofErr w:type="spellStart"/>
+      <w:r>
+        <w:rPr>
+          <w:b/>
+          <w:bCs/>
+          <w:lang w:val="fr-FR"/>
+        </w:rPr>
+        <w:t>host_about</w:t>
+      </w:r>
+      <w:proofErr w:type="spellEnd"/>
+    </w:p>
+    <w:p>
+      <w:pPr>
+        <w:tabs>
+          <w:tab w:val="left" w:pos="1114"/>
+        </w:tabs>
+        <w:rPr>
+          <w:rFonts w:hint="eastAsia"/>
+          <w:b/>
+          <w:bCs/>
+          <w:lang w:val="fr-FR"/>
+        </w:rPr>
+      </w:pPr>
+      <w:proofErr w:type="spellStart"/>
+      <w:r>
+        <w:rPr>
+          <w:rFonts w:hint="eastAsia"/>
+          <w:b/>
+          <w:bCs/>
+          <w:lang w:val="fr-FR"/>
+        </w:rPr>
+        <w:t>D</w:t>
+      </w:r>
+      <w:r>
+        <w:rPr>
+          <w:b/>
+          <w:bCs/>
+          <w:lang w:val="fr-FR"/>
+        </w:rPr>
         <w:t>f_</w:t>
       </w:r>
       <w:proofErr w:type="gramStart"/>
@@ -2076,322 +2076,324 @@
     <w:p>
       <w:pPr>
         <w:rPr>
-          <w:lang w:val="fr-FR"/>
-        </w:rPr>
-      </w:pPr>
-      <w:r>
-        <w:rPr>
-          <w:rFonts w:hint="eastAsia"/>
-          <w:lang w:val="fr-FR"/>
+          <w:rFonts w:hint="eastAsia"/>
+        </w:rPr>
+      </w:pPr>
+      <w:r>
+        <w:rPr>
+          <w:rFonts w:hint="eastAsia"/>
         </w:rPr>
         <w:t>F</w:t>
       </w:r>
       <w:r>
-        <w:rPr>
-          <w:lang w:val="fr-FR"/>
-        </w:rPr>
-        <w:t xml:space="preserve">irst </w:t>
-      </w:r>
-      <w:proofErr w:type="spellStart"/>
-      <w:r>
-        <w:rPr>
-          <w:lang w:val="fr-FR"/>
-        </w:rPr>
-        <w:t>try</w:t>
-      </w:r>
-      <w:proofErr w:type="spellEnd"/>
-      <w:r>
-        <w:rPr>
-          <w:lang w:val="fr-FR"/>
-        </w:rPr>
-        <w:t xml:space="preserve"> </w:t>
-      </w:r>
-      <w:proofErr w:type="spellStart"/>
-      <w:r>
-        <w:rPr>
-          <w:lang w:val="fr-FR"/>
-        </w:rPr>
-        <w:t>zsc</w:t>
-      </w:r>
-      <w:proofErr w:type="spellEnd"/>
-      <w:r>
-        <w:rPr>
-          <w:lang w:val="fr-FR"/>
-        </w:rPr>
-        <w:t> :</w:t>
-      </w:r>
-    </w:p>
-    <w:p>
-      <w:pPr>
-        <w:rPr>
-          <w:lang w:val="fr-FR"/>
-        </w:rPr>
-      </w:pPr>
-      <w:r>
-        <w:rPr>
-          <w:rFonts w:hint="eastAsia"/>
-          <w:lang w:val="fr-FR"/>
-        </w:rPr>
-        <w:t>I</w:t>
-      </w:r>
-      <w:r>
-        <w:rPr>
-          <w:lang w:val="fr-FR"/>
-        </w:rPr>
-        <w:t>nput : listings_paris2406_unique18449</w:t>
-      </w:r>
-    </w:p>
-    <w:p>
-      <w:pPr>
-        <w:rPr>
-          <w:lang w:val="fr-FR"/>
-        </w:rPr>
-      </w:pPr>
-      <w:r>
-        <w:rPr>
-          <w:rFonts w:hint="eastAsia"/>
-          <w:lang w:val="fr-FR"/>
-        </w:rPr>
-        <w:t>B</w:t>
-      </w:r>
-      <w:r>
-        <w:rPr>
-          <w:lang w:val="fr-FR"/>
-        </w:rPr>
-        <w:t xml:space="preserve">y </w:t>
-      </w:r>
-      <w:proofErr w:type="spellStart"/>
-      <w:r>
-        <w:rPr>
-          <w:lang w:val="fr-FR"/>
-        </w:rPr>
-        <w:t>modernbert_large_nli</w:t>
-      </w:r>
-      <w:proofErr w:type="spellEnd"/>
-    </w:p>
-    <w:p>
-      <w:pPr>
-        <w:rPr>
-          <w:lang w:val="fr-FR"/>
-        </w:rPr>
-      </w:pPr>
-      <w:r>
-        <w:rPr>
-          <w:lang w:val="fr-FR"/>
-        </w:rPr>
-        <w:t>22 labels en /</w:t>
-      </w:r>
-      <w:proofErr w:type="spellStart"/>
-      <w:r>
-        <w:rPr>
-          <w:lang w:val="fr-FR"/>
-        </w:rPr>
-        <w:t>fr</w:t>
-      </w:r>
-      <w:proofErr w:type="spellEnd"/>
-    </w:p>
-    <w:p>
-      <w:pPr>
-        <w:rPr>
-          <w:lang w:val="fr-FR"/>
-        </w:rPr>
-      </w:pPr>
-      <w:r>
-        <w:rPr>
-          <w:rFonts w:hint="eastAsia"/>
-          <w:lang w:val="fr-FR"/>
-        </w:rPr>
-        <w:t>R</w:t>
-      </w:r>
-      <w:r>
-        <w:rPr>
-          <w:lang w:val="fr-FR"/>
-        </w:rPr>
-        <w:t xml:space="preserve">untime : </w:t>
-      </w:r>
-    </w:p>
-    <w:p>
-      <w:pPr>
-        <w:rPr>
-          <w:lang w:val="fr-FR"/>
-        </w:rPr>
-      </w:pPr>
-    </w:p>
-    <w:p>
-      <w:pPr>
-        <w:rPr>
-          <w:lang w:val="fr-FR"/>
-        </w:rPr>
-      </w:pPr>
-    </w:p>
-    <w:p>
-      <w:pPr>
-        <w:pStyle w:val="2"/>
-        <w:rPr>
-          <w:lang w:val="fr-FR"/>
-        </w:rPr>
-      </w:pPr>
-      <w:proofErr w:type="spellStart"/>
-      <w:r>
-        <w:rPr>
-          <w:rFonts w:hint="eastAsia"/>
-          <w:lang w:val="fr-FR"/>
-        </w:rPr>
-        <w:t>M</w:t>
-      </w:r>
-      <w:r>
-        <w:rPr>
-          <w:lang w:val="fr-FR"/>
-        </w:rPr>
-        <w:t>odernbert_large_nli</w:t>
-      </w:r>
-      <w:proofErr w:type="spellEnd"/>
-      <w:r>
-        <w:rPr>
-          <w:lang w:val="fr-FR"/>
-        </w:rPr>
-        <w:t> :</w:t>
-      </w:r>
-    </w:p>
-    <w:p>
-      <w:pPr>
-        <w:rPr>
-          <w:lang w:val="fr-FR"/>
-        </w:rPr>
-      </w:pPr>
-      <w:proofErr w:type="gramStart"/>
-      <w:r>
-        <w:rPr>
-          <w:rFonts w:hint="eastAsia"/>
-          <w:lang w:val="fr-FR"/>
-        </w:rPr>
-        <w:t>pipe</w:t>
-      </w:r>
-      <w:proofErr w:type="gramEnd"/>
-      <w:r>
-        <w:rPr>
-          <w:rFonts w:hint="eastAsia"/>
-          <w:lang w:val="fr-FR"/>
-        </w:rPr>
-        <w:t xml:space="preserve"> = </w:t>
-      </w:r>
-      <w:proofErr w:type="gramStart"/>
-      <w:r>
-        <w:rPr>
-          <w:rFonts w:hint="eastAsia"/>
-          <w:lang w:val="fr-FR"/>
-        </w:rPr>
-        <w:t>pipeline(</w:t>
-      </w:r>
-      <w:proofErr w:type="gramEnd"/>
-      <w:r>
-        <w:rPr>
-          <w:rFonts w:hint="eastAsia"/>
-          <w:lang w:val="fr-FR"/>
-        </w:rPr>
-        <w:t>"</w:t>
-      </w:r>
-      <w:proofErr w:type="spellStart"/>
-      <w:r>
-        <w:rPr>
-          <w:rFonts w:hint="eastAsia"/>
-          <w:lang w:val="fr-FR"/>
-        </w:rPr>
-        <w:t>zero</w:t>
-      </w:r>
-      <w:proofErr w:type="spellEnd"/>
-      <w:r>
-        <w:rPr>
-          <w:rFonts w:hint="eastAsia"/>
-          <w:lang w:val="fr-FR"/>
-        </w:rPr>
-        <w:t>-shot-classification", model="</w:t>
-      </w:r>
-      <w:proofErr w:type="spellStart"/>
-      <w:r>
-        <w:rPr>
-          <w:rFonts w:hint="eastAsia"/>
-          <w:lang w:val="fr-FR"/>
-        </w:rPr>
-        <w:t>tasksource</w:t>
-      </w:r>
-      <w:proofErr w:type="spellEnd"/>
-      <w:r>
-        <w:rPr>
-          <w:rFonts w:hint="eastAsia"/>
-          <w:lang w:val="fr-FR"/>
-        </w:rPr>
-        <w:t>/</w:t>
-      </w:r>
-      <w:proofErr w:type="spellStart"/>
-      <w:r>
-        <w:rPr>
-          <w:rFonts w:hint="eastAsia"/>
-          <w:lang w:val="fr-FR"/>
-        </w:rPr>
-        <w:t>ModernBERT</w:t>
-      </w:r>
-      <w:proofErr w:type="spellEnd"/>
-      <w:r>
-        <w:rPr>
-          <w:rFonts w:hint="eastAsia"/>
-          <w:lang w:val="fr-FR"/>
-        </w:rPr>
-        <w:t>-large-</w:t>
-      </w:r>
-      <w:proofErr w:type="spellStart"/>
-      <w:r>
-        <w:rPr>
-          <w:rFonts w:hint="eastAsia"/>
-          <w:lang w:val="fr-FR"/>
-        </w:rPr>
-        <w:t>nli</w:t>
-      </w:r>
-      <w:proofErr w:type="spellEnd"/>
-      <w:r>
-        <w:rPr>
-          <w:rFonts w:hint="eastAsia"/>
-          <w:lang w:val="fr-FR"/>
-        </w:rPr>
-        <w:t xml:space="preserve">")      </w:t>
-      </w:r>
-    </w:p>
-    <w:p>
-      <w:pPr>
-        <w:rPr>
-          <w:lang w:val="fr-FR"/>
-        </w:rPr>
-      </w:pPr>
-      <w:r>
-        <w:t xml:space="preserve">  "</w:t>
+        <w:t xml:space="preserve">irst try </w:t>
       </w:r>
       <w:proofErr w:type="spellStart"/>
       <w:proofErr w:type="gramStart"/>
       <w:r>
-        <w:t>model</w:t>
+        <w:t>zsc</w:t>
+      </w:r>
+      <w:proofErr w:type="spellEnd"/>
+      <w:r>
+        <w:t> :</w:t>
       </w:r>
       <w:proofErr w:type="gramEnd"/>
-      <w:r>
-        <w:t>_max_length</w:t>
+    </w:p>
+    <w:p>
+      <w:pPr>
+        <w:rPr>
+          <w:rFonts w:hint="eastAsia"/>
+        </w:rPr>
+      </w:pPr>
+      <w:proofErr w:type="gramStart"/>
+      <w:r>
+        <w:rPr>
+          <w:rFonts w:hint="eastAsia"/>
+        </w:rPr>
+        <w:t>I</w:t>
+      </w:r>
+      <w:r>
+        <w:t>nput :</w:t>
+      </w:r>
+      <w:proofErr w:type="gramEnd"/>
+      <w:r>
+        <w:t xml:space="preserve"> listings_paris2406_unique18449</w:t>
+      </w:r>
+    </w:p>
+    <w:p>
+      <w:pPr>
+        <w:rPr>
+          <w:rFonts w:hint="eastAsia"/>
+          <w:lang w:val="fr-FR"/>
+        </w:rPr>
+      </w:pPr>
+      <w:r>
+        <w:rPr>
+          <w:rFonts w:hint="eastAsia"/>
+          <w:lang w:val="fr-FR"/>
+        </w:rPr>
+        <w:t>B</w:t>
+      </w:r>
+      <w:r>
+        <w:rPr>
+          <w:lang w:val="fr-FR"/>
+        </w:rPr>
+        <w:t xml:space="preserve">y </w:t>
+      </w:r>
+      <w:proofErr w:type="spellStart"/>
+      <w:r>
+        <w:rPr>
+          <w:lang w:val="fr-FR"/>
+        </w:rPr>
+        <w:t>modernbert_large_nli</w:t>
       </w:r>
       <w:proofErr w:type="spellEnd"/>
-      <w:r>
-        <w:t>": 1000000000000000019884624838656,</w:t>
-      </w:r>
-    </w:p>
-    <w:p>
-      <w:pPr>
-        <w:rPr>
-          <w:lang w:val="fr-FR"/>
-        </w:rPr>
-      </w:pPr>
-    </w:p>
-    <w:p>
-      <w:pPr>
-        <w:rPr>
-          <w:b/>
-          <w:bCs/>
-          <w:color w:val="0070C0"/>
+    </w:p>
+    <w:p>
+      <w:pPr>
+        <w:rPr>
+          <w:rFonts w:hint="eastAsia"/>
+          <w:lang w:val="fr-FR"/>
+        </w:rPr>
+      </w:pPr>
+      <w:r>
+        <w:rPr>
+          <w:lang w:val="fr-FR"/>
+        </w:rPr>
+        <w:t>22 labels en /</w:t>
+      </w:r>
+      <w:proofErr w:type="spellStart"/>
+      <w:r>
+        <w:rPr>
+          <w:lang w:val="fr-FR"/>
+        </w:rPr>
+        <w:t>fr</w:t>
+      </w:r>
+      <w:proofErr w:type="spellEnd"/>
+    </w:p>
+    <w:p>
+      <w:pPr>
+        <w:rPr>
+          <w:rFonts w:hint="eastAsia"/>
+          <w:lang w:val="fr-FR"/>
+        </w:rPr>
+      </w:pPr>
+      <w:r>
+        <w:rPr>
+          <w:rFonts w:hint="eastAsia"/>
+          <w:lang w:val="fr-FR"/>
+        </w:rPr>
+        <w:t>R</w:t>
+      </w:r>
+      <w:r>
+        <w:rPr>
+          <w:lang w:val="fr-FR"/>
+        </w:rPr>
+        <w:t xml:space="preserve">untime : </w:t>
+      </w:r>
+    </w:p>
+    <w:p>
+      <w:pPr>
+        <w:rPr>
+          <w:rFonts w:hint="eastAsia"/>
+          <w:lang w:val="fr-FR"/>
+        </w:rPr>
+      </w:pPr>
+    </w:p>
+    <w:p>
+      <w:pPr>
+        <w:rPr>
+          <w:rFonts w:hint="eastAsia"/>
+          <w:lang w:val="fr-FR"/>
+        </w:rPr>
+      </w:pPr>
+    </w:p>
+    <w:p>
+      <w:pPr>
+        <w:pStyle w:val="2"/>
+        <w:rPr>
+          <w:rFonts w:hint="eastAsia"/>
+          <w:lang w:val="fr-FR"/>
+        </w:rPr>
+      </w:pPr>
+      <w:proofErr w:type="spellStart"/>
+      <w:r>
+        <w:rPr>
+          <w:rFonts w:hint="eastAsia"/>
+          <w:lang w:val="fr-FR"/>
+        </w:rPr>
+        <w:t>M</w:t>
+      </w:r>
+      <w:r>
+        <w:rPr>
+          <w:lang w:val="fr-FR"/>
+        </w:rPr>
+        <w:t>odernbert_large_nli</w:t>
+      </w:r>
+      <w:proofErr w:type="spellEnd"/>
+      <w:r>
+        <w:rPr>
+          <w:lang w:val="fr-FR"/>
+        </w:rPr>
+        <w:t> :</w:t>
+      </w:r>
+    </w:p>
+    <w:p>
+      <w:pPr>
+        <w:rPr>
+          <w:rFonts w:hint="eastAsia"/>
+          <w:lang w:val="fr-FR"/>
+        </w:rPr>
+      </w:pPr>
+      <w:proofErr w:type="gramStart"/>
+      <w:r>
+        <w:rPr>
+          <w:rFonts w:hint="eastAsia"/>
+          <w:lang w:val="fr-FR"/>
+        </w:rPr>
+        <w:t>pipe</w:t>
+      </w:r>
+      <w:proofErr w:type="gramEnd"/>
+      <w:r>
+        <w:rPr>
+          <w:rFonts w:hint="eastAsia"/>
+          <w:lang w:val="fr-FR"/>
+        </w:rPr>
+        <w:t xml:space="preserve"> = </w:t>
+      </w:r>
+      <w:proofErr w:type="gramStart"/>
+      <w:r>
+        <w:rPr>
+          <w:rFonts w:hint="eastAsia"/>
+          <w:lang w:val="fr-FR"/>
+        </w:rPr>
+        <w:t>pipeline(</w:t>
+      </w:r>
+      <w:proofErr w:type="gramEnd"/>
+      <w:r>
+        <w:rPr>
+          <w:rFonts w:hint="eastAsia"/>
+          <w:lang w:val="fr-FR"/>
+        </w:rPr>
+        <w:t>"</w:t>
+      </w:r>
+      <w:proofErr w:type="spellStart"/>
+      <w:r>
+        <w:rPr>
+          <w:rFonts w:hint="eastAsia"/>
+          <w:lang w:val="fr-FR"/>
+        </w:rPr>
+        <w:t>zero</w:t>
+      </w:r>
+      <w:proofErr w:type="spellEnd"/>
+      <w:r>
+        <w:rPr>
+          <w:rFonts w:hint="eastAsia"/>
+          <w:lang w:val="fr-FR"/>
+        </w:rPr>
+        <w:t>-shot-classification", model="</w:t>
+      </w:r>
+      <w:proofErr w:type="spellStart"/>
+      <w:r>
+        <w:rPr>
+          <w:rFonts w:hint="eastAsia"/>
+          <w:lang w:val="fr-FR"/>
+        </w:rPr>
+        <w:t>tasksource</w:t>
+      </w:r>
+      <w:proofErr w:type="spellEnd"/>
+      <w:r>
+        <w:rPr>
+          <w:rFonts w:hint="eastAsia"/>
+          <w:lang w:val="fr-FR"/>
+        </w:rPr>
+        <w:t>/</w:t>
+      </w:r>
+      <w:proofErr w:type="spellStart"/>
+      <w:r>
+        <w:rPr>
+          <w:rFonts w:hint="eastAsia"/>
+          <w:lang w:val="fr-FR"/>
+        </w:rPr>
+        <w:t>ModernBERT</w:t>
+      </w:r>
+      <w:proofErr w:type="spellEnd"/>
+      <w:r>
+        <w:rPr>
+          <w:rFonts w:hint="eastAsia"/>
+          <w:lang w:val="fr-FR"/>
+        </w:rPr>
+        <w:t>-large-</w:t>
+      </w:r>
+      <w:proofErr w:type="spellStart"/>
+      <w:r>
+        <w:rPr>
+          <w:rFonts w:hint="eastAsia"/>
+          <w:lang w:val="fr-FR"/>
+        </w:rPr>
+        <w:t>nli</w:t>
+      </w:r>
+      <w:proofErr w:type="spellEnd"/>
+      <w:r>
+        <w:rPr>
+          <w:rFonts w:hint="eastAsia"/>
+          <w:lang w:val="fr-FR"/>
+        </w:rPr>
+        <w:t xml:space="preserve">")      </w:t>
+      </w:r>
+    </w:p>
+    <w:p>
+      <w:pPr>
+        <w:rPr>
+          <w:rFonts w:hint="eastAsia"/>
+          <w:lang w:val="fr-FR"/>
+        </w:rPr>
+      </w:pPr>
+      <w:r>
+        <w:rPr>
+          <w:lang w:val="fr-FR"/>
+        </w:rPr>
+        <w:t xml:space="preserve">  "</w:t>
+      </w:r>
+      <w:proofErr w:type="spellStart"/>
+      <w:r>
+        <w:rPr>
+          <w:lang w:val="fr-FR"/>
+        </w:rPr>
+        <w:t>model_max_length</w:t>
+      </w:r>
+      <w:proofErr w:type="spellEnd"/>
+      <w:proofErr w:type="gramStart"/>
+      <w:r>
+        <w:rPr>
+          <w:lang w:val="fr-FR"/>
+        </w:rPr>
+        <w:t>":</w:t>
+      </w:r>
+      <w:proofErr w:type="gramEnd"/>
+      <w:r>
+        <w:rPr>
+          <w:lang w:val="fr-FR"/>
+        </w:rPr>
+        <w:t xml:space="preserve"> 1000000000000000019884624838656,</w:t>
+      </w:r>
+    </w:p>
+    <w:p>
+      <w:pPr>
+        <w:rPr>
+          <w:rFonts w:hint="eastAsia"/>
+          <w:lang w:val="fr-FR"/>
+        </w:rPr>
+      </w:pPr>
+    </w:p>
+    <w:p>
+      <w:pPr>
+        <w:rPr>
+          <w:rFonts w:hint="eastAsia"/>
+          <w:b/>
+          <w:bCs/>
+          <w:color w:val="0070C0"/>
+          <w:lang w:val="fr-FR"/>
         </w:rPr>
       </w:pPr>
       <w:r>
@@ -2400,6 +2402,7 @@
           <w:b/>
           <w:bCs/>
           <w:color w:val="0070C0"/>
+          <w:lang w:val="fr-FR"/>
         </w:rPr>
         <w:t>❌</w:t>
       </w:r>
@@ -2408,8 +2411,17 @@
           <w:b/>
           <w:bCs/>
           <w:color w:val="0070C0"/>
-        </w:rPr>
-        <w:t xml:space="preserve"> 不是真正的多语言模型</w:t>
+          <w:lang w:val="fr-FR"/>
+        </w:rPr>
+        <w:t xml:space="preserve"> </w:t>
+      </w:r>
+      <w:r>
+        <w:rPr>
+          <w:b/>
+          <w:bCs/>
+          <w:color w:val="0070C0"/>
+        </w:rPr>
+        <w:t>不是真正的多语言模型</w:t>
       </w:r>
     </w:p>
     <w:p>
@@ -2419,6 +2431,7 @@
           <w:numId w:val="9"/>
         </w:numPr>
         <w:rPr>
+          <w:rFonts w:hint="eastAsia"/>
           <w:color w:val="0070C0"/>
         </w:rPr>
       </w:pPr>
@@ -2444,6 +2457,7 @@
           <w:numId w:val="9"/>
         </w:numPr>
         <w:rPr>
+          <w:rFonts w:hint="eastAsia"/>
           <w:color w:val="0070C0"/>
         </w:rPr>
       </w:pPr>
@@ -2461,6 +2475,7 @@
           <w:numId w:val="9"/>
         </w:numPr>
         <w:rPr>
+          <w:rFonts w:hint="eastAsia"/>
           <w:color w:val="0070C0"/>
         </w:rPr>
       </w:pPr>
@@ -2476,14 +2491,16 @@
     <w:p>
       <w:pPr>
         <w:rPr>
-          <w:color w:val="0070C0"/>
-          <w:lang w:val="fr-FR"/>
-        </w:rPr>
-      </w:pPr>
-    </w:p>
-    <w:p>
-      <w:pPr>
-        <w:rPr>
+          <w:rFonts w:hint="eastAsia"/>
+          <w:color w:val="0070C0"/>
+          <w:lang w:val="fr-FR"/>
+        </w:rPr>
+      </w:pPr>
+    </w:p>
+    <w:p>
+      <w:pPr>
+        <w:rPr>
+          <w:rFonts w:hint="eastAsia"/>
           <w:lang w:val="fr-FR"/>
         </w:rPr>
       </w:pPr>
@@ -2500,6 +2517,7 @@
       <w:pPr>
         <w:pStyle w:val="2"/>
         <w:rPr>
+          <w:rFonts w:hint="eastAsia"/>
           <w:lang w:val="fr-FR"/>
         </w:rPr>
       </w:pPr>
@@ -2508,6 +2526,7 @@
           <w:rFonts w:ascii="Segoe UI Emoji" w:hAnsi="Segoe UI Emoji" w:cs="Segoe UI Emoji" w:hint="eastAsia"/>
           <w:lang w:val="fr-FR"/>
         </w:rPr>
+        <w:lastRenderedPageBreak/>
         <w:t xml:space="preserve">⭐ </w:t>
       </w:r>
       <w:proofErr w:type="spellStart"/>
@@ -2608,11 +2627,7 @@
         <w:t>，</w:t>
       </w:r>
       <w:r>
-        <w:t>但</w:t>
-      </w:r>
-      <w:r>
-        <w:lastRenderedPageBreak/>
-        <w:t>速度稍慢。</w:t>
+        <w:t>但速度稍慢。</w:t>
       </w:r>
       <w:r>
         <w:rPr>
@@ -2645,20 +2660,23 @@
     <w:p>
       <w:pPr>
         <w:rPr>
-          <w:lang w:val="fr-FR"/>
-        </w:rPr>
-      </w:pPr>
-    </w:p>
-    <w:p>
-      <w:pPr>
-        <w:rPr>
-          <w:lang w:val="fr-FR"/>
-        </w:rPr>
-      </w:pPr>
-    </w:p>
-    <w:p>
-      <w:pPr>
-        <w:rPr>
+          <w:rFonts w:hint="eastAsia"/>
+          <w:lang w:val="fr-FR"/>
+        </w:rPr>
+      </w:pPr>
+    </w:p>
+    <w:p>
+      <w:pPr>
+        <w:rPr>
+          <w:rFonts w:hint="eastAsia"/>
+          <w:lang w:val="fr-FR"/>
+        </w:rPr>
+      </w:pPr>
+    </w:p>
+    <w:p>
+      <w:pPr>
+        <w:rPr>
+          <w:rFonts w:hint="eastAsia"/>
           <w:lang w:val="fr-FR"/>
         </w:rPr>
       </w:pPr>
@@ -2808,11 +2826,17 @@
     <w:p>
       <w:pPr>
         <w:rPr>
-          <w:lang w:val="fr-FR"/>
-        </w:rPr>
-      </w:pPr>
-    </w:p>
-    <w:p>
+          <w:rFonts w:hint="eastAsia"/>
+          <w:lang w:val="fr-FR"/>
+        </w:rPr>
+      </w:pPr>
+    </w:p>
+    <w:p>
+      <w:pPr>
+        <w:rPr>
+          <w:rFonts w:hint="eastAsia"/>
+        </w:rPr>
+      </w:pPr>
       <w:r>
         <w:rPr>
           <w:b/>
@@ -2874,20 +2898,23 @@
     <w:p>
       <w:pPr>
         <w:rPr>
-          <w:color w:val="0070C0"/>
-        </w:rPr>
-      </w:pPr>
-    </w:p>
-    <w:p>
-      <w:pPr>
-        <w:rPr>
-          <w:color w:val="0070C0"/>
-        </w:rPr>
-      </w:pPr>
-    </w:p>
-    <w:p>
-      <w:pPr>
-        <w:rPr>
+          <w:rFonts w:hint="eastAsia"/>
+          <w:color w:val="0070C0"/>
+        </w:rPr>
+      </w:pPr>
+    </w:p>
+    <w:p>
+      <w:pPr>
+        <w:rPr>
+          <w:rFonts w:hint="eastAsia"/>
+          <w:color w:val="0070C0"/>
+        </w:rPr>
+      </w:pPr>
+    </w:p>
+    <w:p>
+      <w:pPr>
+        <w:rPr>
+          <w:rFonts w:hint="eastAsia"/>
           <w:b/>
           <w:bCs/>
           <w:color w:val="0070C0"/>
@@ -2982,6 +3009,7 @@
           <w:numId w:val="7"/>
         </w:numPr>
         <w:rPr>
+          <w:rFonts w:hint="eastAsia"/>
           <w:color w:val="0070C0"/>
         </w:rPr>
       </w:pPr>
@@ -2999,6 +3027,7 @@
           <w:numId w:val="7"/>
         </w:numPr>
         <w:rPr>
+          <w:rFonts w:hint="eastAsia"/>
           <w:color w:val="0070C0"/>
         </w:rPr>
       </w:pPr>
@@ -3016,6 +3045,7 @@
           <w:numId w:val="7"/>
         </w:numPr>
         <w:rPr>
+          <w:rFonts w:hint="eastAsia"/>
           <w:color w:val="0070C0"/>
         </w:rPr>
       </w:pPr>
@@ -3033,6 +3063,7 @@
           <w:numId w:val="7"/>
         </w:numPr>
         <w:rPr>
+          <w:rFonts w:hint="eastAsia"/>
           <w:color w:val="0070C0"/>
         </w:rPr>
       </w:pPr>
@@ -3050,6 +3081,7 @@
           <w:numId w:val="7"/>
         </w:numPr>
         <w:rPr>
+          <w:rFonts w:hint="eastAsia"/>
           <w:color w:val="0070C0"/>
         </w:rPr>
       </w:pPr>
@@ -3067,6 +3099,7 @@
           <w:numId w:val="7"/>
         </w:numPr>
         <w:rPr>
+          <w:rFonts w:hint="eastAsia"/>
           <w:color w:val="0070C0"/>
         </w:rPr>
       </w:pPr>
@@ -3080,6 +3113,7 @@
     <w:p>
       <w:pPr>
         <w:rPr>
+          <w:rFonts w:hint="eastAsia"/>
           <w:color w:val="0070C0"/>
         </w:rPr>
       </w:pPr>
@@ -3097,6 +3131,7 @@
           <w:numId w:val="8"/>
         </w:numPr>
         <w:rPr>
+          <w:rFonts w:hint="eastAsia"/>
           <w:color w:val="0070C0"/>
         </w:rPr>
       </w:pPr>
@@ -3122,6 +3157,7 @@
           <w:numId w:val="8"/>
         </w:numPr>
         <w:rPr>
+          <w:rFonts w:hint="eastAsia"/>
           <w:color w:val="0070C0"/>
         </w:rPr>
       </w:pPr>
@@ -3135,20 +3171,23 @@
     <w:p>
       <w:pPr>
         <w:rPr>
-          <w:lang w:val="fr-FR"/>
-        </w:rPr>
-      </w:pPr>
-    </w:p>
-    <w:p>
-      <w:pPr>
-        <w:rPr>
-          <w:lang w:val="fr-FR"/>
-        </w:rPr>
-      </w:pPr>
-    </w:p>
-    <w:p>
-      <w:pPr>
-        <w:rPr>
+          <w:rFonts w:hint="eastAsia"/>
+          <w:lang w:val="fr-FR"/>
+        </w:rPr>
+      </w:pPr>
+    </w:p>
+    <w:p>
+      <w:pPr>
+        <w:rPr>
+          <w:rFonts w:hint="eastAsia"/>
+          <w:lang w:val="fr-FR"/>
+        </w:rPr>
+      </w:pPr>
+    </w:p>
+    <w:p>
+      <w:pPr>
+        <w:rPr>
+          <w:rFonts w:hint="eastAsia"/>
           <w:lang w:val="fr-FR"/>
         </w:rPr>
       </w:pPr>
@@ -3166,6 +3205,7 @@
           <w:rFonts w:hint="eastAsia"/>
           <w:lang w:val="fr-FR"/>
         </w:rPr>
+        <w:lastRenderedPageBreak/>
         <w:t>F</w:t>
       </w:r>
       <w:r>
@@ -3191,6 +3231,7 @@
     <w:p>
       <w:pPr>
         <w:rPr>
+          <w:rFonts w:hint="eastAsia"/>
           <w:b/>
           <w:bCs/>
           <w:color w:val="0070C0"/>
@@ -3221,16 +3262,16 @@
           <w:numId w:val="10"/>
         </w:numPr>
         <w:rPr>
-          <w:color w:val="0070C0"/>
-        </w:rPr>
-      </w:pPr>
-      <w:r>
-        <w:rPr>
-          <w:b/>
-          <w:bCs/>
-          <w:color w:val="0070C0"/>
-        </w:rPr>
-        <w:lastRenderedPageBreak/>
+          <w:rFonts w:hint="eastAsia"/>
+          <w:color w:val="0070C0"/>
+        </w:rPr>
+      </w:pPr>
+      <w:r>
+        <w:rPr>
+          <w:b/>
+          <w:bCs/>
+          <w:color w:val="0070C0"/>
+        </w:rPr>
         <w:t>≈ 300–500 条文本</w:t>
       </w:r>
       <w:r>
@@ -3270,6 +3311,7 @@
     <w:p>
       <w:pPr>
         <w:rPr>
+          <w:rFonts w:hint="eastAsia"/>
           <w:b/>
           <w:bCs/>
           <w:color w:val="0070C0"/>
@@ -3300,6 +3342,7 @@
           <w:numId w:val="11"/>
         </w:numPr>
         <w:rPr>
+          <w:rFonts w:hint="eastAsia"/>
           <w:color w:val="0070C0"/>
         </w:rPr>
       </w:pPr>
@@ -3334,6 +3377,7 @@
     <w:p>
       <w:pPr>
         <w:rPr>
+          <w:rFonts w:hint="eastAsia"/>
           <w:b/>
           <w:bCs/>
           <w:color w:val="0070C0"/>
@@ -3364,6 +3408,7 @@
           <w:numId w:val="12"/>
         </w:numPr>
         <w:rPr>
+          <w:rFonts w:hint="eastAsia"/>
           <w:color w:val="0070C0"/>
         </w:rPr>
       </w:pPr>
@@ -3398,6 +3443,7 @@
     <w:p>
       <w:pPr>
         <w:rPr>
+          <w:rFonts w:hint="eastAsia"/>
           <w:color w:val="0070C0"/>
         </w:rPr>
       </w:pPr>
@@ -3453,13 +3499,15 @@
     <w:p>
       <w:pPr>
         <w:rPr>
-          <w:color w:val="0070C0"/>
-        </w:rPr>
-      </w:pPr>
-    </w:p>
-    <w:p>
-      <w:pPr>
-        <w:rPr>
+          <w:rFonts w:hint="eastAsia"/>
+          <w:color w:val="0070C0"/>
+        </w:rPr>
+      </w:pPr>
+    </w:p>
+    <w:p>
+      <w:pPr>
+        <w:rPr>
+          <w:rFonts w:hint="eastAsia"/>
           <w:color w:val="0070C0"/>
           <w:lang w:val="fr-FR"/>
         </w:rPr>
@@ -3505,7 +3553,517 @@
         <w:t xml:space="preserve"> : </w:t>
       </w:r>
     </w:p>
+    <w:p>
+      <w:pPr>
+        <w:rPr>
+          <w:lang w:val="fr-FR"/>
+        </w:rPr>
+      </w:pPr>
+    </w:p>
+    <w:p>
+      <w:pPr>
+        <w:rPr>
+          <w:lang w:val="fr-FR"/>
+        </w:rPr>
+      </w:pPr>
+    </w:p>
+    <w:p>
+      <w:pPr>
+        <w:rPr>
+          <w:lang w:val="fr-FR"/>
+        </w:rPr>
+      </w:pPr>
+    </w:p>
+    <w:p>
+      <w:pPr>
+        <w:rPr>
+          <w:lang w:val="fr-FR"/>
+        </w:rPr>
+      </w:pPr>
+    </w:p>
+    <w:p>
+      <w:pPr>
+        <w:pStyle w:val="1"/>
+        <w:rPr>
+          <w:lang w:val="fr-FR"/>
+        </w:rPr>
+      </w:pPr>
+      <w:r>
+        <w:rPr>
+          <w:lang w:val="fr-FR"/>
+        </w:rPr>
+        <w:t>31/01/2026 :</w:t>
+      </w:r>
+    </w:p>
+    <w:p>
+      <w:pPr>
+        <w:rPr>
+          <w:lang w:val="fr-FR"/>
+        </w:rPr>
+      </w:pPr>
+    </w:p>
+    <w:p>
+      <w:pPr>
+        <w:rPr>
+          <w:lang w:val="fr-FR"/>
+        </w:rPr>
+      </w:pPr>
+    </w:p>
+    <w:p>
+      <w:pPr>
+        <w:rPr>
+          <w:b/>
+          <w:bCs/>
+        </w:rPr>
+      </w:pPr>
+      <w:r>
+        <w:rPr>
+          <w:b/>
+          <w:bCs/>
+        </w:rPr>
+        <w:t>3️</w:t>
+      </w:r>
+      <w:r>
+        <w:rPr>
+          <w:rFonts w:ascii="Segoe UI Symbol" w:hAnsi="Segoe UI Symbol" w:cs="Segoe UI Symbol"/>
+          <w:b/>
+          <w:bCs/>
+        </w:rPr>
+        <w:t>⃣</w:t>
+      </w:r>
+      <w:r>
+        <w:rPr>
+          <w:b/>
+          <w:bCs/>
+        </w:rPr>
+        <w:t xml:space="preserve"> price + </w:t>
+      </w:r>
+      <w:proofErr w:type="spellStart"/>
+      <w:r>
+        <w:rPr>
+          <w:b/>
+          <w:bCs/>
+        </w:rPr>
+        <w:t>booking_rate</w:t>
+      </w:r>
+      <w:proofErr w:type="spellEnd"/>
+    </w:p>
+    <w:p>
+      <w:r>
+        <w:t>存在</w:t>
+      </w:r>
+      <w:r>
+        <w:rPr>
+          <w:b/>
+          <w:bCs/>
+        </w:rPr>
+        <w:t>反向因果</w:t>
+      </w:r>
+    </w:p>
+    <w:p>
+      <w:pPr>
+        <w:numPr>
+          <w:ilvl w:val="0"/>
+          <w:numId w:val="13"/>
+        </w:numPr>
+      </w:pPr>
+      <w:r>
+        <w:t>高 booking → 房东提价</w:t>
+      </w:r>
+    </w:p>
+    <w:p>
+      <w:pPr>
+        <w:numPr>
+          <w:ilvl w:val="0"/>
+          <w:numId w:val="13"/>
+        </w:numPr>
+      </w:pPr>
+      <w:r>
+        <w:t>高价 → booking 下降</w:t>
+      </w:r>
+    </w:p>
+    <w:p>
+      <w:r>
+        <w:rPr>
+          <w:rFonts w:ascii="Segoe UI Emoji" w:hAnsi="Segoe UI Emoji" w:cs="Segoe UI Emoji"/>
+        </w:rPr>
+        <w:t>👉</w:t>
+      </w:r>
+      <w:r>
+        <w:t xml:space="preserve"> reviewer 很可能会问</w:t>
+      </w:r>
+      <w:r>
+        <w:br/>
+      </w:r>
+      <w:r>
+        <w:rPr>
+          <w:rFonts w:ascii="Segoe UI Emoji" w:hAnsi="Segoe UI Emoji" w:cs="Segoe UI Emoji"/>
+        </w:rPr>
+        <w:t>✔️</w:t>
+      </w:r>
+      <w:r>
+        <w:t xml:space="preserve"> 你可以：</w:t>
+      </w:r>
+    </w:p>
+    <w:p>
+      <w:pPr>
+        <w:numPr>
+          <w:ilvl w:val="0"/>
+          <w:numId w:val="14"/>
+        </w:numPr>
+      </w:pPr>
+      <w:r>
+        <w:t>明确承认</w:t>
+      </w:r>
+    </w:p>
+    <w:p>
+      <w:pPr>
+        <w:numPr>
+          <w:ilvl w:val="0"/>
+          <w:numId w:val="14"/>
+        </w:numPr>
+      </w:pPr>
+      <w:r>
+        <w:t>解释为 reduced-form</w:t>
+      </w:r>
+    </w:p>
+    <w:p>
+      <w:pPr>
+        <w:rPr>
+          <w:lang w:val="fr-FR"/>
+        </w:rPr>
+      </w:pPr>
+    </w:p>
+    <w:p>
+      <w:pPr>
+        <w:rPr>
+          <w:color w:val="0070C0"/>
+          <w:lang w:val="fr-FR"/>
+        </w:rPr>
+      </w:pPr>
+    </w:p>
+    <w:p>
+      <w:pPr>
+        <w:rPr>
+          <w:b/>
+          <w:bCs/>
+          <w:color w:val="0070C0"/>
+        </w:rPr>
+      </w:pPr>
+      <w:r>
+        <w:rPr>
+          <w:rFonts w:ascii="Segoe UI Emoji" w:hAnsi="Segoe UI Emoji" w:cs="Segoe UI Emoji"/>
+          <w:b/>
+          <w:bCs/>
+          <w:color w:val="0070C0"/>
+        </w:rPr>
+        <w:t>🔹</w:t>
+      </w:r>
+      <w:r>
+        <w:rPr>
+          <w:b/>
+          <w:bCs/>
+          <w:color w:val="0070C0"/>
+        </w:rPr>
+        <w:t xml:space="preserve"> DID 的核心思想</w:t>
+      </w:r>
+    </w:p>
+    <w:p>
+      <w:pPr>
+        <w:numPr>
+          <w:ilvl w:val="0"/>
+          <w:numId w:val="16"/>
+        </w:numPr>
+        <w:rPr>
+          <w:b/>
+          <w:bCs/>
+          <w:color w:val="0070C0"/>
+        </w:rPr>
+      </w:pPr>
+      <w:r>
+        <w:rPr>
+          <w:b/>
+          <w:bCs/>
+          <w:color w:val="0070C0"/>
+        </w:rPr>
+        <w:t>处理组（Treated）：Paris 受到 JO 冲击的房东</w:t>
+      </w:r>
+    </w:p>
+    <w:p>
+      <w:pPr>
+        <w:numPr>
+          <w:ilvl w:val="0"/>
+          <w:numId w:val="16"/>
+        </w:numPr>
+        <w:rPr>
+          <w:b/>
+          <w:bCs/>
+          <w:color w:val="0070C0"/>
+        </w:rPr>
+      </w:pPr>
+      <w:r>
+        <w:rPr>
+          <w:b/>
+          <w:bCs/>
+          <w:color w:val="0070C0"/>
+        </w:rPr>
+        <w:t>对照组（Control）：London 房东，未受 JO 冲击</w:t>
+      </w:r>
+    </w:p>
+    <w:p>
+      <w:pPr>
+        <w:numPr>
+          <w:ilvl w:val="0"/>
+          <w:numId w:val="16"/>
+        </w:numPr>
+        <w:rPr>
+          <w:b/>
+          <w:bCs/>
+          <w:color w:val="0070C0"/>
+        </w:rPr>
+      </w:pPr>
+      <w:r>
+        <w:rPr>
+          <w:b/>
+          <w:bCs/>
+          <w:color w:val="0070C0"/>
+        </w:rPr>
+        <w:t>时间维度（Before/After）：事件前 vs 事件后</w:t>
+      </w:r>
+    </w:p>
+    <w:p>
+      <w:pPr>
+        <w:rPr>
+          <w:b/>
+          <w:bCs/>
+          <w:color w:val="0070C0"/>
+        </w:rPr>
+      </w:pPr>
+      <w:r>
+        <w:rPr>
+          <w:b/>
+          <w:bCs/>
+          <w:color w:val="0070C0"/>
+        </w:rPr>
+        <w:t>DID 衡量的是：</w:t>
+      </w:r>
+    </w:p>
+    <w:p>
+      <w:pPr>
+        <w:rPr>
+          <w:color w:val="0070C0"/>
+          <w:lang w:val="fr-FR"/>
+        </w:rPr>
+      </w:pPr>
+      <m:oMathPara>
+        <m:oMath>
+          <m:r>
+            <m:rPr>
+              <m:nor/>
+            </m:rPr>
+            <w:rPr>
+              <w:b/>
+              <w:bCs/>
+              <w:color w:val="0070C0"/>
+            </w:rPr>
+            <m:t xml:space="preserve">DID effect </m:t>
+          </m:r>
+          <m:r>
+            <m:rPr>
+              <m:sty m:val="bi"/>
+            </m:rPr>
+            <w:rPr>
+              <w:rFonts w:ascii="Cambria Math" w:hAnsi="Cambria Math"/>
+              <w:color w:val="0070C0"/>
+            </w:rPr>
+            <m:t>=(</m:t>
+          </m:r>
+          <m:r>
+            <m:rPr>
+              <m:nor/>
+            </m:rPr>
+            <w:rPr>
+              <w:b/>
+              <w:bCs/>
+              <w:color w:val="0070C0"/>
+            </w:rPr>
+            <m:t>Paris, Post</m:t>
+          </m:r>
+          <m:r>
+            <m:rPr>
+              <m:sty m:val="bi"/>
+            </m:rPr>
+            <w:rPr>
+              <w:rFonts w:ascii="Cambria Math" w:hAnsi="Cambria Math"/>
+              <w:color w:val="0070C0"/>
+            </w:rPr>
+            <m:t>-</m:t>
+          </m:r>
+          <m:r>
+            <m:rPr>
+              <m:nor/>
+            </m:rPr>
+            <w:rPr>
+              <w:b/>
+              <w:bCs/>
+              <w:color w:val="0070C0"/>
+            </w:rPr>
+            <m:t>Paris, Pre</m:t>
+          </m:r>
+          <m:r>
+            <m:rPr>
+              <m:sty m:val="bi"/>
+            </m:rPr>
+            <w:rPr>
+              <w:rFonts w:ascii="Cambria Math" w:hAnsi="Cambria Math"/>
+              <w:color w:val="0070C0"/>
+            </w:rPr>
+            <m:t>)-(</m:t>
+          </m:r>
+          <m:r>
+            <m:rPr>
+              <m:nor/>
+            </m:rPr>
+            <w:rPr>
+              <w:b/>
+              <w:bCs/>
+              <w:color w:val="0070C0"/>
+            </w:rPr>
+            <m:t>London, Post</m:t>
+          </m:r>
+          <m:r>
+            <m:rPr>
+              <m:sty m:val="bi"/>
+            </m:rPr>
+            <w:rPr>
+              <w:rFonts w:ascii="Cambria Math" w:hAnsi="Cambria Math"/>
+              <w:color w:val="0070C0"/>
+            </w:rPr>
+            <m:t>-</m:t>
+          </m:r>
+          <m:r>
+            <m:rPr>
+              <m:nor/>
+            </m:rPr>
+            <w:rPr>
+              <w:b/>
+              <w:bCs/>
+              <w:color w:val="0070C0"/>
+            </w:rPr>
+            <m:t>London, Pre</m:t>
+          </m:r>
+          <m:r>
+            <m:rPr>
+              <m:sty m:val="bi"/>
+            </m:rPr>
+            <w:rPr>
+              <w:rFonts w:ascii="Cambria Math" w:hAnsi="Cambria Math"/>
+              <w:color w:val="0070C0"/>
+            </w:rPr>
+            <m:t>)</m:t>
+          </m:r>
+          <m:r>
+            <w:rPr>
+              <w:b/>
+              <w:bCs/>
+              <w:i/>
+              <w:color w:val="0070C0"/>
+            </w:rPr>
+            <w:br/>
+          </m:r>
+        </m:oMath>
+      </m:oMathPara>
+    </w:p>
+    <w:p>
+      <w:pPr>
+        <w:rPr>
+          <w:color w:val="0070C0"/>
+          <w:lang w:val="fr-FR"/>
+        </w:rPr>
+      </w:pPr>
+    </w:p>
+    <w:p>
+      <w:pPr>
+        <w:rPr>
+          <w:color w:val="0070C0"/>
+        </w:rPr>
+      </w:pPr>
+      <w:r>
+        <w:rPr>
+          <w:b/>
+          <w:bCs/>
+          <w:color w:val="0070C0"/>
+        </w:rPr>
+        <w:t>解释</w:t>
+      </w:r>
+      <w:r>
+        <w:rPr>
+          <w:color w:val="0070C0"/>
+        </w:rPr>
+        <w:t>：</w:t>
+      </w:r>
+    </w:p>
+    <w:p>
+      <w:pPr>
+        <w:numPr>
+          <w:ilvl w:val="0"/>
+          <w:numId w:val="17"/>
+        </w:numPr>
+        <w:rPr>
+          <w:color w:val="0070C0"/>
+        </w:rPr>
+      </w:pPr>
+      <w:r>
+        <w:rPr>
+          <w:color w:val="0070C0"/>
+        </w:rPr>
+        <w:t>(Paris, Post - Paris, Pre) = Paris 房东事件前后变化</w:t>
+      </w:r>
+    </w:p>
+    <w:p>
+      <w:pPr>
+        <w:numPr>
+          <w:ilvl w:val="0"/>
+          <w:numId w:val="17"/>
+        </w:numPr>
+        <w:rPr>
+          <w:color w:val="0070C0"/>
+        </w:rPr>
+      </w:pPr>
+      <w:r>
+        <w:rPr>
+          <w:color w:val="0070C0"/>
+        </w:rPr>
+        <w:t>(London, Post - London, Pre) = 对照组自然变化/季节性波动</w:t>
+      </w:r>
+    </w:p>
+    <w:p>
+      <w:pPr>
+        <w:numPr>
+          <w:ilvl w:val="0"/>
+          <w:numId w:val="17"/>
+        </w:numPr>
+        <w:rPr>
+          <w:color w:val="0070C0"/>
+        </w:rPr>
+      </w:pPr>
+      <w:r>
+        <w:rPr>
+          <w:b/>
+          <w:bCs/>
+          <w:color w:val="0070C0"/>
+        </w:rPr>
+        <w:t>差值就是 JO 对 Paris 房东的净冲击</w:t>
+      </w:r>
+    </w:p>
+    <w:p/>
     <w:sectPr>
+      <w:headerReference w:type="even" r:id="rId9"/>
+      <w:headerReference w:type="default" r:id="rId10"/>
+      <w:footerReference w:type="even" r:id="rId11"/>
+      <w:footerReference w:type="default" r:id="rId12"/>
+      <w:headerReference w:type="first" r:id="rId13"/>
+      <w:footerReference w:type="first" r:id="rId14"/>
       <w:pgSz w:w="11906" w:h="16838"/>
       <w:pgMar w:top="1440" w:right="1800" w:bottom="1440" w:left="1800" w:header="851" w:footer="992" w:gutter="0"/>
       <w:cols w:space="425"/>
@@ -3546,6 +4104,83 @@
 </w:endnotes>
 </file>
 
+<file path=word/footer1.xml><?xml version="1.0" encoding="utf-8"?>
+<w:ftr xmlns:wpc="http://schemas.microsoft.com/office/word/2010/wordprocessingCanvas" xmlns:cx="http://schemas.microsoft.com/office/drawing/2014/chartex" xmlns:cx1="http://schemas.microsoft.com/office/drawing/2015/9/8/chartex" xmlns:cx2="http://schemas.microsoft.com/office/drawing/2015/10/21/chartex" xmlns:cx3="http://schemas.microsoft.com/office/drawing/2016/5/9/chartex" xmlns:cx4="http://schemas.microsoft.com/office/drawing/2016/5/10/chartex" xmlns:cx5="http://schemas.microsoft.com/office/drawing/2016/5/11/chartex" xmlns:cx6="http://schemas.microsoft.com/office/drawing/2016/5/12/chartex" xmlns:cx7="http://schemas.microsoft.com/office/drawing/2016/5/13/chartex" xmlns:cx8="http://schemas.microsoft.com/office/drawing/2016/5/14/chartex" xmlns:mc="http://schemas.openxmlformats.org/markup-compatibility/2006" xmlns:aink="http://schemas.microsoft.com/office/drawing/2016/ink" xmlns:am3d="http://schemas.microsoft.com/office/drawing/2017/model3d" xmlns:o="urn:schemas-microsoft-com:office:office" xmlns:oel="http://schemas.microsoft.com/office/2019/extlst" xmlns:r="http://schemas.openxmlformats.org/officeDocument/2006/relationships" xmlns:m="http://schemas.openxmlformats.org/officeDocument/2006/math" xmlns:v="urn:schemas-microsoft-com:vml" xmlns:wp14="http://schemas.microsoft.com/office/word/2010/wordprocessingDrawing" xmlns:wp="http://schemas.openxmlformats.org/drawingml/2006/wordprocessingDrawing" xmlns:w10="urn:schemas-microsoft-com:office:word" xmlns:w="http://schemas.openxmlformats.org/wordprocessingml/2006/main" xmlns:w14="http://schemas.microsoft.com/office/word/2010/wordml" xmlns:w15="http://schemas.microsoft.com/office/word/2012/wordml" xmlns:w16cex="http://schemas.microsoft.com/office/word/2018/wordml/cex" xmlns:w16cid="http://schemas.microsoft.com/office/word/2016/wordml/cid" xmlns:w16="http://schemas.microsoft.com/office/word/2018/wordml" xmlns:w16du="http://schemas.microsoft.com/office/word/2023/wordml/word16du" xmlns:w16sdtdh="http://schemas.microsoft.com/office/word/2020/wordml/sdtdatahash" xmlns:w16sdtfl="http://schemas.microsoft.com/office/word/2024/wordml/sdtformatlock" xmlns:w16se="http://schemas.microsoft.com/office/word/2015/wordml/symex" xmlns:wpg="http://schemas.microsoft.com/office/word/2010/wordprocessingGroup" xmlns:wpi="http://schemas.microsoft.com/office/word/2010/wordprocessingInk" xmlns:wne="http://schemas.microsoft.com/office/word/2006/wordml" xmlns:wps="http://schemas.microsoft.com/office/word/2010/wordprocessingShape" mc:Ignorable="w14 w15 w16se w16cid w16 w16cex w16sdtdh w16sdtfl w16du wp14">
+  <w:p>
+    <w:pPr>
+      <w:pStyle w:val="af0"/>
+      <w:rPr>
+        <w:rFonts w:hint="eastAsia"/>
+      </w:rPr>
+    </w:pPr>
+  </w:p>
+</w:ftr>
+</file>
+
+<file path=word/footer2.xml><?xml version="1.0" encoding="utf-8"?>
+<w:ftr xmlns:wpc="http://schemas.microsoft.com/office/word/2010/wordprocessingCanvas" xmlns:cx="http://schemas.microsoft.com/office/drawing/2014/chartex" xmlns:cx1="http://schemas.microsoft.com/office/drawing/2015/9/8/chartex" xmlns:cx2="http://schemas.microsoft.com/office/drawing/2015/10/21/chartex" xmlns:cx3="http://schemas.microsoft.com/office/drawing/2016/5/9/chartex" xmlns:cx4="http://schemas.microsoft.com/office/drawing/2016/5/10/chartex" xmlns:cx5="http://schemas.microsoft.com/office/drawing/2016/5/11/chartex" xmlns:cx6="http://schemas.microsoft.com/office/drawing/2016/5/12/chartex" xmlns:cx7="http://schemas.microsoft.com/office/drawing/2016/5/13/chartex" xmlns:cx8="http://schemas.microsoft.com/office/drawing/2016/5/14/chartex" xmlns:mc="http://schemas.openxmlformats.org/markup-compatibility/2006" xmlns:aink="http://schemas.microsoft.com/office/drawing/2016/ink" xmlns:am3d="http://schemas.microsoft.com/office/drawing/2017/model3d" xmlns:o="urn:schemas-microsoft-com:office:office" xmlns:oel="http://schemas.microsoft.com/office/2019/extlst" xmlns:r="http://schemas.openxmlformats.org/officeDocument/2006/relationships" xmlns:m="http://schemas.openxmlformats.org/officeDocument/2006/math" xmlns:v="urn:schemas-microsoft-com:vml" xmlns:wp14="http://schemas.microsoft.com/office/word/2010/wordprocessingDrawing" xmlns:wp="http://schemas.openxmlformats.org/drawingml/2006/wordprocessingDrawing" xmlns:w10="urn:schemas-microsoft-com:office:word" xmlns:w="http://schemas.openxmlformats.org/wordprocessingml/2006/main" xmlns:w14="http://schemas.microsoft.com/office/word/2010/wordml" xmlns:w15="http://schemas.microsoft.com/office/word/2012/wordml" xmlns:w16cex="http://schemas.microsoft.com/office/word/2018/wordml/cex" xmlns:w16cid="http://schemas.microsoft.com/office/word/2016/wordml/cid" xmlns:w16="http://schemas.microsoft.com/office/word/2018/wordml" xmlns:w16du="http://schemas.microsoft.com/office/word/2023/wordml/word16du" xmlns:w16sdtdh="http://schemas.microsoft.com/office/word/2020/wordml/sdtdatahash" xmlns:w16sdtfl="http://schemas.microsoft.com/office/word/2024/wordml/sdtformatlock" xmlns:w16se="http://schemas.microsoft.com/office/word/2015/wordml/symex" xmlns:wpg="http://schemas.microsoft.com/office/word/2010/wordprocessingGroup" xmlns:wpi="http://schemas.microsoft.com/office/word/2010/wordprocessingInk" xmlns:wne="http://schemas.microsoft.com/office/word/2006/wordml" xmlns:wps="http://schemas.microsoft.com/office/word/2010/wordprocessingShape" mc:Ignorable="w14 w15 w16se w16cid w16 w16cex w16sdtdh w16sdtfl w16du wp14">
+  <w:sdt>
+    <w:sdtPr>
+      <w:id w:val="-220987625"/>
+      <w:docPartObj>
+        <w:docPartGallery w:val="Page Numbers (Bottom of Page)"/>
+        <w:docPartUnique/>
+      </w:docPartObj>
+    </w:sdtPr>
+    <w:sdtContent>
+      <w:p>
+        <w:pPr>
+          <w:pStyle w:val="af0"/>
+          <w:jc w:val="center"/>
+          <w:rPr>
+            <w:rFonts w:hint="eastAsia"/>
+          </w:rPr>
+        </w:pPr>
+        <w:r>
+          <w:fldChar w:fldCharType="begin"/>
+        </w:r>
+        <w:r>
+          <w:instrText>PAGE   \* MERGEFORMAT</w:instrText>
+        </w:r>
+        <w:r>
+          <w:fldChar w:fldCharType="separate"/>
+        </w:r>
+        <w:r>
+          <w:rPr>
+            <w:lang w:val="zh-CN"/>
+          </w:rPr>
+          <w:t>2</w:t>
+        </w:r>
+        <w:r>
+          <w:fldChar w:fldCharType="end"/>
+        </w:r>
+      </w:p>
+    </w:sdtContent>
+  </w:sdt>
+  <w:p>
+    <w:pPr>
+      <w:pStyle w:val="af0"/>
+      <w:rPr>
+        <w:rFonts w:hint="eastAsia"/>
+      </w:rPr>
+    </w:pPr>
+  </w:p>
+</w:ftr>
+</file>
+
+<file path=word/footer3.xml><?xml version="1.0" encoding="utf-8"?>
+<w:ftr xmlns:wpc="http://schemas.microsoft.com/office/word/2010/wordprocessingCanvas" xmlns:cx="http://schemas.microsoft.com/office/drawing/2014/chartex" xmlns:cx1="http://schemas.microsoft.com/office/drawing/2015/9/8/chartex" xmlns:cx2="http://schemas.microsoft.com/office/drawing/2015/10/21/chartex" xmlns:cx3="http://schemas.microsoft.com/office/drawing/2016/5/9/chartex" xmlns:cx4="http://schemas.microsoft.com/office/drawing/2016/5/10/chartex" xmlns:cx5="http://schemas.microsoft.com/office/drawing/2016/5/11/chartex" xmlns:cx6="http://schemas.microsoft.com/office/drawing/2016/5/12/chartex" xmlns:cx7="http://schemas.microsoft.com/office/drawing/2016/5/13/chartex" xmlns:cx8="http://schemas.microsoft.com/office/drawing/2016/5/14/chartex" xmlns:mc="http://schemas.openxmlformats.org/markup-compatibility/2006" xmlns:aink="http://schemas.microsoft.com/office/drawing/2016/ink" xmlns:am3d="http://schemas.microsoft.com/office/drawing/2017/model3d" xmlns:o="urn:schemas-microsoft-com:office:office" xmlns:oel="http://schemas.microsoft.com/office/2019/extlst" xmlns:r="http://schemas.openxmlformats.org/officeDocument/2006/relationships" xmlns:m="http://schemas.openxmlformats.org/officeDocument/2006/math" xmlns:v="urn:schemas-microsoft-com:vml" xmlns:wp14="http://schemas.microsoft.com/office/word/2010/wordprocessingDrawing" xmlns:wp="http://schemas.openxmlformats.org/drawingml/2006/wordprocessingDrawing" xmlns:w10="urn:schemas-microsoft-com:office:word" xmlns:w="http://schemas.openxmlformats.org/wordprocessingml/2006/main" xmlns:w14="http://schemas.microsoft.com/office/word/2010/wordml" xmlns:w15="http://schemas.microsoft.com/office/word/2012/wordml" xmlns:w16cex="http://schemas.microsoft.com/office/word/2018/wordml/cex" xmlns:w16cid="http://schemas.microsoft.com/office/word/2016/wordml/cid" xmlns:w16="http://schemas.microsoft.com/office/word/2018/wordml" xmlns:w16du="http://schemas.microsoft.com/office/word/2023/wordml/word16du" xmlns:w16sdtdh="http://schemas.microsoft.com/office/word/2020/wordml/sdtdatahash" xmlns:w16sdtfl="http://schemas.microsoft.com/office/word/2024/wordml/sdtformatlock" xmlns:w16se="http://schemas.microsoft.com/office/word/2015/wordml/symex" xmlns:wpg="http://schemas.microsoft.com/office/word/2010/wordprocessingGroup" xmlns:wpi="http://schemas.microsoft.com/office/word/2010/wordprocessingInk" xmlns:wne="http://schemas.microsoft.com/office/word/2006/wordml" xmlns:wps="http://schemas.microsoft.com/office/word/2010/wordprocessingShape" mc:Ignorable="w14 w15 w16se w16cid w16 w16cex w16sdtdh w16sdtfl w16du wp14">
+  <w:p>
+    <w:pPr>
+      <w:pStyle w:val="af0"/>
+      <w:rPr>
+        <w:rFonts w:hint="eastAsia"/>
+      </w:rPr>
+    </w:pPr>
+  </w:p>
+</w:ftr>
+</file>
+
 <file path=word/footnotes.xml><?xml version="1.0" encoding="utf-8"?>
 <w:footnotes xmlns:wpc="http://schemas.microsoft.com/office/word/2010/wordprocessingCanvas" xmlns:cx="http://schemas.microsoft.com/office/drawing/2014/chartex" xmlns:cx1="http://schemas.microsoft.com/office/drawing/2015/9/8/chartex" xmlns:cx2="http://schemas.microsoft.com/office/drawing/2015/10/21/chartex" xmlns:cx3="http://schemas.microsoft.com/office/drawing/2016/5/9/chartex" xmlns:cx4="http://schemas.microsoft.com/office/drawing/2016/5/10/chartex" xmlns:cx5="http://schemas.microsoft.com/office/drawing/2016/5/11/chartex" xmlns:cx6="http://schemas.microsoft.com/office/drawing/2016/5/12/chartex" xmlns:cx7="http://schemas.microsoft.com/office/drawing/2016/5/13/chartex" xmlns:cx8="http://schemas.microsoft.com/office/drawing/2016/5/14/chartex" xmlns:mc="http://schemas.openxmlformats.org/markup-compatibility/2006" xmlns:aink="http://schemas.microsoft.com/office/drawing/2016/ink" xmlns:am3d="http://schemas.microsoft.com/office/drawing/2017/model3d" xmlns:o="urn:schemas-microsoft-com:office:office" xmlns:oel="http://schemas.microsoft.com/office/2019/extlst" xmlns:r="http://schemas.openxmlformats.org/officeDocument/2006/relationships" xmlns:m="http://schemas.openxmlformats.org/officeDocument/2006/math" xmlns:v="urn:schemas-microsoft-com:vml" xmlns:wp14="http://schemas.microsoft.com/office/word/2010/wordprocessingDrawing" xmlns:wp="http://schemas.openxmlformats.org/drawingml/2006/wordprocessingDrawing" xmlns:w10="urn:schemas-microsoft-com:office:word" xmlns:w="http://schemas.openxmlformats.org/wordprocessingml/2006/main" xmlns:w14="http://schemas.microsoft.com/office/word/2010/wordml" xmlns:w15="http://schemas.microsoft.com/office/word/2012/wordml" xmlns:w16cex="http://schemas.microsoft.com/office/word/2018/wordml/cex" xmlns:w16cid="http://schemas.microsoft.com/office/word/2016/wordml/cid" xmlns:w16="http://schemas.microsoft.com/office/word/2018/wordml" xmlns:w16du="http://schemas.microsoft.com/office/word/2023/wordml/word16du" xmlns:w16sdtdh="http://schemas.microsoft.com/office/word/2020/wordml/sdtdatahash" xmlns:w16sdtfl="http://schemas.microsoft.com/office/word/2024/wordml/sdtformatlock" xmlns:w16se="http://schemas.microsoft.com/office/word/2015/wordml/symex" xmlns:wpg="http://schemas.microsoft.com/office/word/2010/wordprocessingGroup" xmlns:wpi="http://schemas.microsoft.com/office/word/2010/wordprocessingInk" xmlns:wne="http://schemas.microsoft.com/office/word/2006/wordml" xmlns:wps="http://schemas.microsoft.com/office/word/2010/wordprocessingShape" mc:Ignorable="w14 w15 w16se w16cid w16 w16cex w16sdtdh w16sdtfl w16du wp14">
   <w:footnote w:type="separator" w:id="-1">
@@ -3575,6 +4210,45 @@
     </w:p>
   </w:footnote>
 </w:footnotes>
+</file>
+
+<file path=word/header1.xml><?xml version="1.0" encoding="utf-8"?>
+<w:hdr xmlns:wpc="http://schemas.microsoft.com/office/word/2010/wordprocessingCanvas" xmlns:cx="http://schemas.microsoft.com/office/drawing/2014/chartex" xmlns:cx1="http://schemas.microsoft.com/office/drawing/2015/9/8/chartex" xmlns:cx2="http://schemas.microsoft.com/office/drawing/2015/10/21/chartex" xmlns:cx3="http://schemas.microsoft.com/office/drawing/2016/5/9/chartex" xmlns:cx4="http://schemas.microsoft.com/office/drawing/2016/5/10/chartex" xmlns:cx5="http://schemas.microsoft.com/office/drawing/2016/5/11/chartex" xmlns:cx6="http://schemas.microsoft.com/office/drawing/2016/5/12/chartex" xmlns:cx7="http://schemas.microsoft.com/office/drawing/2016/5/13/chartex" xmlns:cx8="http://schemas.microsoft.com/office/drawing/2016/5/14/chartex" xmlns:mc="http://schemas.openxmlformats.org/markup-compatibility/2006" xmlns:aink="http://schemas.microsoft.com/office/drawing/2016/ink" xmlns:am3d="http://schemas.microsoft.com/office/drawing/2017/model3d" xmlns:o="urn:schemas-microsoft-com:office:office" xmlns:oel="http://schemas.microsoft.com/office/2019/extlst" xmlns:r="http://schemas.openxmlformats.org/officeDocument/2006/relationships" xmlns:m="http://schemas.openxmlformats.org/officeDocument/2006/math" xmlns:v="urn:schemas-microsoft-com:vml" xmlns:wp14="http://schemas.microsoft.com/office/word/2010/wordprocessingDrawing" xmlns:wp="http://schemas.openxmlformats.org/drawingml/2006/wordprocessingDrawing" xmlns:w10="urn:schemas-microsoft-com:office:word" xmlns:w="http://schemas.openxmlformats.org/wordprocessingml/2006/main" xmlns:w14="http://schemas.microsoft.com/office/word/2010/wordml" xmlns:w15="http://schemas.microsoft.com/office/word/2012/wordml" xmlns:w16cex="http://schemas.microsoft.com/office/word/2018/wordml/cex" xmlns:w16cid="http://schemas.microsoft.com/office/word/2016/wordml/cid" xmlns:w16="http://schemas.microsoft.com/office/word/2018/wordml" xmlns:w16du="http://schemas.microsoft.com/office/word/2023/wordml/word16du" xmlns:w16sdtdh="http://schemas.microsoft.com/office/word/2020/wordml/sdtdatahash" xmlns:w16sdtfl="http://schemas.microsoft.com/office/word/2024/wordml/sdtformatlock" xmlns:w16se="http://schemas.microsoft.com/office/word/2015/wordml/symex" xmlns:wpg="http://schemas.microsoft.com/office/word/2010/wordprocessingGroup" xmlns:wpi="http://schemas.microsoft.com/office/word/2010/wordprocessingInk" xmlns:wne="http://schemas.microsoft.com/office/word/2006/wordml" xmlns:wps="http://schemas.microsoft.com/office/word/2010/wordprocessingShape" mc:Ignorable="w14 w15 w16se w16cid w16 w16cex w16sdtdh w16sdtfl w16du wp14">
+  <w:p>
+    <w:pPr>
+      <w:pStyle w:val="ae"/>
+      <w:rPr>
+        <w:rFonts w:hint="eastAsia"/>
+      </w:rPr>
+    </w:pPr>
+  </w:p>
+</w:hdr>
+</file>
+
+<file path=word/header2.xml><?xml version="1.0" encoding="utf-8"?>
+<w:hdr xmlns:wpc="http://schemas.microsoft.com/office/word/2010/wordprocessingCanvas" xmlns:cx="http://schemas.microsoft.com/office/drawing/2014/chartex" xmlns:cx1="http://schemas.microsoft.com/office/drawing/2015/9/8/chartex" xmlns:cx2="http://schemas.microsoft.com/office/drawing/2015/10/21/chartex" xmlns:cx3="http://schemas.microsoft.com/office/drawing/2016/5/9/chartex" xmlns:cx4="http://schemas.microsoft.com/office/drawing/2016/5/10/chartex" xmlns:cx5="http://schemas.microsoft.com/office/drawing/2016/5/11/chartex" xmlns:cx6="http://schemas.microsoft.com/office/drawing/2016/5/12/chartex" xmlns:cx7="http://schemas.microsoft.com/office/drawing/2016/5/13/chartex" xmlns:cx8="http://schemas.microsoft.com/office/drawing/2016/5/14/chartex" xmlns:mc="http://schemas.openxmlformats.org/markup-compatibility/2006" xmlns:aink="http://schemas.microsoft.com/office/drawing/2016/ink" xmlns:am3d="http://schemas.microsoft.com/office/drawing/2017/model3d" xmlns:o="urn:schemas-microsoft-com:office:office" xmlns:oel="http://schemas.microsoft.com/office/2019/extlst" xmlns:r="http://schemas.openxmlformats.org/officeDocument/2006/relationships" xmlns:m="http://schemas.openxmlformats.org/officeDocument/2006/math" xmlns:v="urn:schemas-microsoft-com:vml" xmlns:wp14="http://schemas.microsoft.com/office/word/2010/wordprocessingDrawing" xmlns:wp="http://schemas.openxmlformats.org/drawingml/2006/wordprocessingDrawing" xmlns:w10="urn:schemas-microsoft-com:office:word" xmlns:w="http://schemas.openxmlformats.org/wordprocessingml/2006/main" xmlns:w14="http://schemas.microsoft.com/office/word/2010/wordml" xmlns:w15="http://schemas.microsoft.com/office/word/2012/wordml" xmlns:w16cex="http://schemas.microsoft.com/office/word/2018/wordml/cex" xmlns:w16cid="http://schemas.microsoft.com/office/word/2016/wordml/cid" xmlns:w16="http://schemas.microsoft.com/office/word/2018/wordml" xmlns:w16du="http://schemas.microsoft.com/office/word/2023/wordml/word16du" xmlns:w16sdtdh="http://schemas.microsoft.com/office/word/2020/wordml/sdtdatahash" xmlns:w16sdtfl="http://schemas.microsoft.com/office/word/2024/wordml/sdtformatlock" xmlns:w16se="http://schemas.microsoft.com/office/word/2015/wordml/symex" xmlns:wpg="http://schemas.microsoft.com/office/word/2010/wordprocessingGroup" xmlns:wpi="http://schemas.microsoft.com/office/word/2010/wordprocessingInk" xmlns:wne="http://schemas.microsoft.com/office/word/2006/wordml" xmlns:wps="http://schemas.microsoft.com/office/word/2010/wordprocessingShape" mc:Ignorable="w14 w15 w16se w16cid w16 w16cex w16sdtdh w16sdtfl w16du wp14">
+  <w:p>
+    <w:pPr>
+      <w:pStyle w:val="ae"/>
+      <w:rPr>
+        <w:rFonts w:hint="eastAsia"/>
+      </w:rPr>
+    </w:pPr>
+  </w:p>
+</w:hdr>
+</file>
+
+<file path=word/header3.xml><?xml version="1.0" encoding="utf-8"?>
+<w:hdr xmlns:wpc="http://schemas.microsoft.com/office/word/2010/wordprocessingCanvas" xmlns:cx="http://schemas.microsoft.com/office/drawing/2014/chartex" xmlns:cx1="http://schemas.microsoft.com/office/drawing/2015/9/8/chartex" xmlns:cx2="http://schemas.microsoft.com/office/drawing/2015/10/21/chartex" xmlns:cx3="http://schemas.microsoft.com/office/drawing/2016/5/9/chartex" xmlns:cx4="http://schemas.microsoft.com/office/drawing/2016/5/10/chartex" xmlns:cx5="http://schemas.microsoft.com/office/drawing/2016/5/11/chartex" xmlns:cx6="http://schemas.microsoft.com/office/drawing/2016/5/12/chartex" xmlns:cx7="http://schemas.microsoft.com/office/drawing/2016/5/13/chartex" xmlns:cx8="http://schemas.microsoft.com/office/drawing/2016/5/14/chartex" xmlns:mc="http://schemas.openxmlformats.org/markup-compatibility/2006" xmlns:aink="http://schemas.microsoft.com/office/drawing/2016/ink" xmlns:am3d="http://schemas.microsoft.com/office/drawing/2017/model3d" xmlns:o="urn:schemas-microsoft-com:office:office" xmlns:oel="http://schemas.microsoft.com/office/2019/extlst" xmlns:r="http://schemas.openxmlformats.org/officeDocument/2006/relationships" xmlns:m="http://schemas.openxmlformats.org/officeDocument/2006/math" xmlns:v="urn:schemas-microsoft-com:vml" xmlns:wp14="http://schemas.microsoft.com/office/word/2010/wordprocessingDrawing" xmlns:wp="http://schemas.openxmlformats.org/drawingml/2006/wordprocessingDrawing" xmlns:w10="urn:schemas-microsoft-com:office:word" xmlns:w="http://schemas.openxmlformats.org/wordprocessingml/2006/main" xmlns:w14="http://schemas.microsoft.com/office/word/2010/wordml" xmlns:w15="http://schemas.microsoft.com/office/word/2012/wordml" xmlns:w16cex="http://schemas.microsoft.com/office/word/2018/wordml/cex" xmlns:w16cid="http://schemas.microsoft.com/office/word/2016/wordml/cid" xmlns:w16="http://schemas.microsoft.com/office/word/2018/wordml" xmlns:w16du="http://schemas.microsoft.com/office/word/2023/wordml/word16du" xmlns:w16sdtdh="http://schemas.microsoft.com/office/word/2020/wordml/sdtdatahash" xmlns:w16sdtfl="http://schemas.microsoft.com/office/word/2024/wordml/sdtformatlock" xmlns:w16se="http://schemas.microsoft.com/office/word/2015/wordml/symex" xmlns:wpg="http://schemas.microsoft.com/office/word/2010/wordprocessingGroup" xmlns:wpi="http://schemas.microsoft.com/office/word/2010/wordprocessingInk" xmlns:wne="http://schemas.microsoft.com/office/word/2006/wordml" xmlns:wps="http://schemas.microsoft.com/office/word/2010/wordprocessingShape" mc:Ignorable="w14 w15 w16se w16cid w16 w16cex w16sdtdh w16sdtfl w16du wp14">
+  <w:p>
+    <w:pPr>
+      <w:pStyle w:val="ae"/>
+      <w:rPr>
+        <w:rFonts w:hint="eastAsia"/>
+      </w:rPr>
+    </w:pPr>
+  </w:p>
+</w:hdr>
 </file>
 
 <file path=word/numbering.xml><?xml version="1.0" encoding="utf-8"?>
@@ -3841,6 +4515,155 @@
     </w:lvl>
   </w:abstractNum>
   <w:abstractNum w:abstractNumId="2" w15:restartNumberingAfterBreak="0">
+    <w:nsid w:val="10BA7142"/>
+    <w:multiLevelType w:val="multilevel"/>
+    <w:tmpl w:val="71BCA152"/>
+    <w:lvl w:ilvl="0">
+      <w:start w:val="1"/>
+      <w:numFmt w:val="bullet"/>
+      <w:lvlText w:val=""/>
+      <w:lvlJc w:val="left"/>
+      <w:pPr>
+        <w:tabs>
+          <w:tab w:val="num" w:pos="720"/>
+        </w:tabs>
+        <w:ind w:left="720" w:hanging="360"/>
+      </w:pPr>
+      <w:rPr>
+        <w:rFonts w:ascii="Symbol" w:hAnsi="Symbol" w:hint="default"/>
+        <w:sz w:val="20"/>
+      </w:rPr>
+    </w:lvl>
+    <w:lvl w:ilvl="1" w:tentative="1">
+      <w:start w:val="1"/>
+      <w:numFmt w:val="bullet"/>
+      <w:lvlText w:val="o"/>
+      <w:lvlJc w:val="left"/>
+      <w:pPr>
+        <w:tabs>
+          <w:tab w:val="num" w:pos="1440"/>
+        </w:tabs>
+        <w:ind w:left="1440" w:hanging="360"/>
+      </w:pPr>
+      <w:rPr>
+        <w:rFonts w:ascii="Courier New" w:hAnsi="Courier New" w:hint="default"/>
+        <w:sz w:val="20"/>
+      </w:rPr>
+    </w:lvl>
+    <w:lvl w:ilvl="2" w:tentative="1">
+      <w:start w:val="1"/>
+      <w:numFmt w:val="bullet"/>
+      <w:lvlText w:val=""/>
+      <w:lvlJc w:val="left"/>
+      <w:pPr>
+        <w:tabs>
+          <w:tab w:val="num" w:pos="2160"/>
+        </w:tabs>
+        <w:ind w:left="2160" w:hanging="360"/>
+      </w:pPr>
+      <w:rPr>
+        <w:rFonts w:ascii="Wingdings" w:hAnsi="Wingdings" w:hint="default"/>
+        <w:sz w:val="20"/>
+      </w:rPr>
+    </w:lvl>
+    <w:lvl w:ilvl="3" w:tentative="1">
+      <w:start w:val="1"/>
+      <w:numFmt w:val="bullet"/>
+      <w:lvlText w:val=""/>
+      <w:lvlJc w:val="left"/>
+      <w:pPr>
+        <w:tabs>
+          <w:tab w:val="num" w:pos="2880"/>
+        </w:tabs>
+        <w:ind w:left="2880" w:hanging="360"/>
+      </w:pPr>
+      <w:rPr>
+        <w:rFonts w:ascii="Wingdings" w:hAnsi="Wingdings" w:hint="default"/>
+        <w:sz w:val="20"/>
+      </w:rPr>
+    </w:lvl>
+    <w:lvl w:ilvl="4" w:tentative="1">
+      <w:start w:val="1"/>
+      <w:numFmt w:val="bullet"/>
+      <w:lvlText w:val=""/>
+      <w:lvlJc w:val="left"/>
+      <w:pPr>
+        <w:tabs>
+          <w:tab w:val="num" w:pos="3600"/>
+        </w:tabs>
+        <w:ind w:left="3600" w:hanging="360"/>
+      </w:pPr>
+      <w:rPr>
+        <w:rFonts w:ascii="Wingdings" w:hAnsi="Wingdings" w:hint="default"/>
+        <w:sz w:val="20"/>
+      </w:rPr>
+    </w:lvl>
+    <w:lvl w:ilvl="5" w:tentative="1">
+      <w:start w:val="1"/>
+      <w:numFmt w:val="bullet"/>
+      <w:lvlText w:val=""/>
+      <w:lvlJc w:val="left"/>
+      <w:pPr>
+        <w:tabs>
+          <w:tab w:val="num" w:pos="4320"/>
+        </w:tabs>
+        <w:ind w:left="4320" w:hanging="360"/>
+      </w:pPr>
+      <w:rPr>
+        <w:rFonts w:ascii="Wingdings" w:hAnsi="Wingdings" w:hint="default"/>
+        <w:sz w:val="20"/>
+      </w:rPr>
+    </w:lvl>
+    <w:lvl w:ilvl="6" w:tentative="1">
+      <w:start w:val="1"/>
+      <w:numFmt w:val="bullet"/>
+      <w:lvlText w:val=""/>
+      <w:lvlJc w:val="left"/>
+      <w:pPr>
+        <w:tabs>
+          <w:tab w:val="num" w:pos="5040"/>
+        </w:tabs>
+        <w:ind w:left="5040" w:hanging="360"/>
+      </w:pPr>
+      <w:rPr>
+        <w:rFonts w:ascii="Wingdings" w:hAnsi="Wingdings" w:hint="default"/>
+        <w:sz w:val="20"/>
+      </w:rPr>
+    </w:lvl>
+    <w:lvl w:ilvl="7" w:tentative="1">
+      <w:start w:val="1"/>
+      <w:numFmt w:val="bullet"/>
+      <w:lvlText w:val=""/>
+      <w:lvlJc w:val="left"/>
+      <w:pPr>
+        <w:tabs>
+          <w:tab w:val="num" w:pos="5760"/>
+        </w:tabs>
+        <w:ind w:left="5760" w:hanging="360"/>
+      </w:pPr>
+      <w:rPr>
+        <w:rFonts w:ascii="Wingdings" w:hAnsi="Wingdings" w:hint="default"/>
+        <w:sz w:val="20"/>
+      </w:rPr>
+    </w:lvl>
+    <w:lvl w:ilvl="8" w:tentative="1">
+      <w:start w:val="1"/>
+      <w:numFmt w:val="bullet"/>
+      <w:lvlText w:val=""/>
+      <w:lvlJc w:val="left"/>
+      <w:pPr>
+        <w:tabs>
+          <w:tab w:val="num" w:pos="6480"/>
+        </w:tabs>
+        <w:ind w:left="6480" w:hanging="360"/>
+      </w:pPr>
+      <w:rPr>
+        <w:rFonts w:ascii="Wingdings" w:hAnsi="Wingdings" w:hint="default"/>
+        <w:sz w:val="20"/>
+      </w:rPr>
+    </w:lvl>
+  </w:abstractNum>
+  <w:abstractNum w:abstractNumId="3" w15:restartNumberingAfterBreak="0">
     <w:nsid w:val="20BA3333"/>
     <w:multiLevelType w:val="multilevel"/>
     <w:tmpl w:val="E2A67B5C"/>
@@ -3989,7 +4812,7 @@
       </w:rPr>
     </w:lvl>
   </w:abstractNum>
-  <w:abstractNum w:abstractNumId="3" w15:restartNumberingAfterBreak="0">
+  <w:abstractNum w:abstractNumId="4" w15:restartNumberingAfterBreak="0">
     <w:nsid w:val="233B5312"/>
     <w:multiLevelType w:val="hybridMultilevel"/>
     <w:tmpl w:val="344CD5C0"/>
@@ -4101,7 +4924,7 @@
       </w:rPr>
     </w:lvl>
   </w:abstractNum>
-  <w:abstractNum w:abstractNumId="4" w15:restartNumberingAfterBreak="0">
+  <w:abstractNum w:abstractNumId="5" w15:restartNumberingAfterBreak="0">
     <w:nsid w:val="29A71C16"/>
     <w:multiLevelType w:val="multilevel"/>
     <w:tmpl w:val="4D540B7A"/>
@@ -4250,7 +5073,156 @@
       </w:rPr>
     </w:lvl>
   </w:abstractNum>
-  <w:abstractNum w:abstractNumId="5" w15:restartNumberingAfterBreak="0">
+  <w:abstractNum w:abstractNumId="6" w15:restartNumberingAfterBreak="0">
+    <w:nsid w:val="365B100F"/>
+    <w:multiLevelType w:val="multilevel"/>
+    <w:tmpl w:val="82DEE06C"/>
+    <w:lvl w:ilvl="0">
+      <w:start w:val="1"/>
+      <w:numFmt w:val="bullet"/>
+      <w:lvlText w:val=""/>
+      <w:lvlJc w:val="left"/>
+      <w:pPr>
+        <w:tabs>
+          <w:tab w:val="num" w:pos="720"/>
+        </w:tabs>
+        <w:ind w:left="720" w:hanging="360"/>
+      </w:pPr>
+      <w:rPr>
+        <w:rFonts w:ascii="Symbol" w:hAnsi="Symbol" w:hint="default"/>
+        <w:sz w:val="20"/>
+      </w:rPr>
+    </w:lvl>
+    <w:lvl w:ilvl="1" w:tentative="1">
+      <w:start w:val="1"/>
+      <w:numFmt w:val="bullet"/>
+      <w:lvlText w:val="o"/>
+      <w:lvlJc w:val="left"/>
+      <w:pPr>
+        <w:tabs>
+          <w:tab w:val="num" w:pos="1440"/>
+        </w:tabs>
+        <w:ind w:left="1440" w:hanging="360"/>
+      </w:pPr>
+      <w:rPr>
+        <w:rFonts w:ascii="Courier New" w:hAnsi="Courier New" w:hint="default"/>
+        <w:sz w:val="20"/>
+      </w:rPr>
+    </w:lvl>
+    <w:lvl w:ilvl="2" w:tentative="1">
+      <w:start w:val="1"/>
+      <w:numFmt w:val="bullet"/>
+      <w:lvlText w:val=""/>
+      <w:lvlJc w:val="left"/>
+      <w:pPr>
+        <w:tabs>
+          <w:tab w:val="num" w:pos="2160"/>
+        </w:tabs>
+        <w:ind w:left="2160" w:hanging="360"/>
+      </w:pPr>
+      <w:rPr>
+        <w:rFonts w:ascii="Wingdings" w:hAnsi="Wingdings" w:hint="default"/>
+        <w:sz w:val="20"/>
+      </w:rPr>
+    </w:lvl>
+    <w:lvl w:ilvl="3" w:tentative="1">
+      <w:start w:val="1"/>
+      <w:numFmt w:val="bullet"/>
+      <w:lvlText w:val=""/>
+      <w:lvlJc w:val="left"/>
+      <w:pPr>
+        <w:tabs>
+          <w:tab w:val="num" w:pos="2880"/>
+        </w:tabs>
+        <w:ind w:left="2880" w:hanging="360"/>
+      </w:pPr>
+      <w:rPr>
+        <w:rFonts w:ascii="Wingdings" w:hAnsi="Wingdings" w:hint="default"/>
+        <w:sz w:val="20"/>
+      </w:rPr>
+    </w:lvl>
+    <w:lvl w:ilvl="4" w:tentative="1">
+      <w:start w:val="1"/>
+      <w:numFmt w:val="bullet"/>
+      <w:lvlText w:val=""/>
+      <w:lvlJc w:val="left"/>
+      <w:pPr>
+        <w:tabs>
+          <w:tab w:val="num" w:pos="3600"/>
+        </w:tabs>
+        <w:ind w:left="3600" w:hanging="360"/>
+      </w:pPr>
+      <w:rPr>
+        <w:rFonts w:ascii="Wingdings" w:hAnsi="Wingdings" w:hint="default"/>
+        <w:sz w:val="20"/>
+      </w:rPr>
+    </w:lvl>
+    <w:lvl w:ilvl="5" w:tentative="1">
+      <w:start w:val="1"/>
+      <w:numFmt w:val="bullet"/>
+      <w:lvlText w:val=""/>
+      <w:lvlJc w:val="left"/>
+      <w:pPr>
+        <w:tabs>
+          <w:tab w:val="num" w:pos="4320"/>
+        </w:tabs>
+        <w:ind w:left="4320" w:hanging="360"/>
+      </w:pPr>
+      <w:rPr>
+        <w:rFonts w:ascii="Wingdings" w:hAnsi="Wingdings" w:hint="default"/>
+        <w:sz w:val="20"/>
+      </w:rPr>
+    </w:lvl>
+    <w:lvl w:ilvl="6" w:tentative="1">
+      <w:start w:val="1"/>
+      <w:numFmt w:val="bullet"/>
+      <w:lvlText w:val=""/>
+      <w:lvlJc w:val="left"/>
+      <w:pPr>
+        <w:tabs>
+          <w:tab w:val="num" w:pos="5040"/>
+        </w:tabs>
+        <w:ind w:left="5040" w:hanging="360"/>
+      </w:pPr>
+      <w:rPr>
+        <w:rFonts w:ascii="Wingdings" w:hAnsi="Wingdings" w:hint="default"/>
+        <w:sz w:val="20"/>
+      </w:rPr>
+    </w:lvl>
+    <w:lvl w:ilvl="7" w:tentative="1">
+      <w:start w:val="1"/>
+      <w:numFmt w:val="bullet"/>
+      <w:lvlText w:val=""/>
+      <w:lvlJc w:val="left"/>
+      <w:pPr>
+        <w:tabs>
+          <w:tab w:val="num" w:pos="5760"/>
+        </w:tabs>
+        <w:ind w:left="5760" w:hanging="360"/>
+      </w:pPr>
+      <w:rPr>
+        <w:rFonts w:ascii="Wingdings" w:hAnsi="Wingdings" w:hint="default"/>
+        <w:sz w:val="20"/>
+      </w:rPr>
+    </w:lvl>
+    <w:lvl w:ilvl="8" w:tentative="1">
+      <w:start w:val="1"/>
+      <w:numFmt w:val="bullet"/>
+      <w:lvlText w:val=""/>
+      <w:lvlJc w:val="left"/>
+      <w:pPr>
+        <w:tabs>
+          <w:tab w:val="num" w:pos="6480"/>
+        </w:tabs>
+        <w:ind w:left="6480" w:hanging="360"/>
+      </w:pPr>
+      <w:rPr>
+        <w:rFonts w:ascii="Wingdings" w:hAnsi="Wingdings" w:hint="default"/>
+        <w:sz w:val="20"/>
+      </w:rPr>
+    </w:lvl>
+  </w:abstractNum>
+  <w:abstractNum w:abstractNumId="7" w15:restartNumberingAfterBreak="0">
     <w:nsid w:val="3D99671B"/>
     <w:multiLevelType w:val="hybridMultilevel"/>
     <w:tmpl w:val="B5867C7C"/>
@@ -4363,7 +5335,7 @@
       </w:rPr>
     </w:lvl>
   </w:abstractNum>
-  <w:abstractNum w:abstractNumId="6" w15:restartNumberingAfterBreak="0">
+  <w:abstractNum w:abstractNumId="8" w15:restartNumberingAfterBreak="0">
     <w:nsid w:val="3E4E6549"/>
     <w:multiLevelType w:val="hybridMultilevel"/>
     <w:tmpl w:val="AF4A2326"/>
@@ -4475,7 +5447,7 @@
       </w:rPr>
     </w:lvl>
   </w:abstractNum>
-  <w:abstractNum w:abstractNumId="7" w15:restartNumberingAfterBreak="0">
+  <w:abstractNum w:abstractNumId="9" w15:restartNumberingAfterBreak="0">
     <w:nsid w:val="553C22C1"/>
     <w:multiLevelType w:val="multilevel"/>
     <w:tmpl w:val="0C684A48"/>
@@ -4624,7 +5596,156 @@
       </w:rPr>
     </w:lvl>
   </w:abstractNum>
-  <w:abstractNum w:abstractNumId="8" w15:restartNumberingAfterBreak="0">
+  <w:abstractNum w:abstractNumId="10" w15:restartNumberingAfterBreak="0">
+    <w:nsid w:val="5FF86FFE"/>
+    <w:multiLevelType w:val="multilevel"/>
+    <w:tmpl w:val="48C8A528"/>
+    <w:lvl w:ilvl="0">
+      <w:start w:val="1"/>
+      <w:numFmt w:val="bullet"/>
+      <w:lvlText w:val=""/>
+      <w:lvlJc w:val="left"/>
+      <w:pPr>
+        <w:tabs>
+          <w:tab w:val="num" w:pos="720"/>
+        </w:tabs>
+        <w:ind w:left="720" w:hanging="360"/>
+      </w:pPr>
+      <w:rPr>
+        <w:rFonts w:ascii="Symbol" w:hAnsi="Symbol" w:hint="default"/>
+        <w:sz w:val="20"/>
+      </w:rPr>
+    </w:lvl>
+    <w:lvl w:ilvl="1" w:tentative="1">
+      <w:start w:val="1"/>
+      <w:numFmt w:val="bullet"/>
+      <w:lvlText w:val="o"/>
+      <w:lvlJc w:val="left"/>
+      <w:pPr>
+        <w:tabs>
+          <w:tab w:val="num" w:pos="1440"/>
+        </w:tabs>
+        <w:ind w:left="1440" w:hanging="360"/>
+      </w:pPr>
+      <w:rPr>
+        <w:rFonts w:ascii="Courier New" w:hAnsi="Courier New" w:hint="default"/>
+        <w:sz w:val="20"/>
+      </w:rPr>
+    </w:lvl>
+    <w:lvl w:ilvl="2" w:tentative="1">
+      <w:start w:val="1"/>
+      <w:numFmt w:val="bullet"/>
+      <w:lvlText w:val=""/>
+      <w:lvlJc w:val="left"/>
+      <w:pPr>
+        <w:tabs>
+          <w:tab w:val="num" w:pos="2160"/>
+        </w:tabs>
+        <w:ind w:left="2160" w:hanging="360"/>
+      </w:pPr>
+      <w:rPr>
+        <w:rFonts w:ascii="Wingdings" w:hAnsi="Wingdings" w:hint="default"/>
+        <w:sz w:val="20"/>
+      </w:rPr>
+    </w:lvl>
+    <w:lvl w:ilvl="3" w:tentative="1">
+      <w:start w:val="1"/>
+      <w:numFmt w:val="bullet"/>
+      <w:lvlText w:val=""/>
+      <w:lvlJc w:val="left"/>
+      <w:pPr>
+        <w:tabs>
+          <w:tab w:val="num" w:pos="2880"/>
+        </w:tabs>
+        <w:ind w:left="2880" w:hanging="360"/>
+      </w:pPr>
+      <w:rPr>
+        <w:rFonts w:ascii="Wingdings" w:hAnsi="Wingdings" w:hint="default"/>
+        <w:sz w:val="20"/>
+      </w:rPr>
+    </w:lvl>
+    <w:lvl w:ilvl="4" w:tentative="1">
+      <w:start w:val="1"/>
+      <w:numFmt w:val="bullet"/>
+      <w:lvlText w:val=""/>
+      <w:lvlJc w:val="left"/>
+      <w:pPr>
+        <w:tabs>
+          <w:tab w:val="num" w:pos="3600"/>
+        </w:tabs>
+        <w:ind w:left="3600" w:hanging="360"/>
+      </w:pPr>
+      <w:rPr>
+        <w:rFonts w:ascii="Wingdings" w:hAnsi="Wingdings" w:hint="default"/>
+        <w:sz w:val="20"/>
+      </w:rPr>
+    </w:lvl>
+    <w:lvl w:ilvl="5" w:tentative="1">
+      <w:start w:val="1"/>
+      <w:numFmt w:val="bullet"/>
+      <w:lvlText w:val=""/>
+      <w:lvlJc w:val="left"/>
+      <w:pPr>
+        <w:tabs>
+          <w:tab w:val="num" w:pos="4320"/>
+        </w:tabs>
+        <w:ind w:left="4320" w:hanging="360"/>
+      </w:pPr>
+      <w:rPr>
+        <w:rFonts w:ascii="Wingdings" w:hAnsi="Wingdings" w:hint="default"/>
+        <w:sz w:val="20"/>
+      </w:rPr>
+    </w:lvl>
+    <w:lvl w:ilvl="6" w:tentative="1">
+      <w:start w:val="1"/>
+      <w:numFmt w:val="bullet"/>
+      <w:lvlText w:val=""/>
+      <w:lvlJc w:val="left"/>
+      <w:pPr>
+        <w:tabs>
+          <w:tab w:val="num" w:pos="5040"/>
+        </w:tabs>
+        <w:ind w:left="5040" w:hanging="360"/>
+      </w:pPr>
+      <w:rPr>
+        <w:rFonts w:ascii="Wingdings" w:hAnsi="Wingdings" w:hint="default"/>
+        <w:sz w:val="20"/>
+      </w:rPr>
+    </w:lvl>
+    <w:lvl w:ilvl="7" w:tentative="1">
+      <w:start w:val="1"/>
+      <w:numFmt w:val="bullet"/>
+      <w:lvlText w:val=""/>
+      <w:lvlJc w:val="left"/>
+      <w:pPr>
+        <w:tabs>
+          <w:tab w:val="num" w:pos="5760"/>
+        </w:tabs>
+        <w:ind w:left="5760" w:hanging="360"/>
+      </w:pPr>
+      <w:rPr>
+        <w:rFonts w:ascii="Wingdings" w:hAnsi="Wingdings" w:hint="default"/>
+        <w:sz w:val="20"/>
+      </w:rPr>
+    </w:lvl>
+    <w:lvl w:ilvl="8" w:tentative="1">
+      <w:start w:val="1"/>
+      <w:numFmt w:val="bullet"/>
+      <w:lvlText w:val=""/>
+      <w:lvlJc w:val="left"/>
+      <w:pPr>
+        <w:tabs>
+          <w:tab w:val="num" w:pos="6480"/>
+        </w:tabs>
+        <w:ind w:left="6480" w:hanging="360"/>
+      </w:pPr>
+      <w:rPr>
+        <w:rFonts w:ascii="Wingdings" w:hAnsi="Wingdings" w:hint="default"/>
+        <w:sz w:val="20"/>
+      </w:rPr>
+    </w:lvl>
+  </w:abstractNum>
+  <w:abstractNum w:abstractNumId="11" w15:restartNumberingAfterBreak="0">
     <w:nsid w:val="653269B6"/>
     <w:multiLevelType w:val="multilevel"/>
     <w:tmpl w:val="91585018"/>
@@ -4773,7 +5894,7 @@
       </w:rPr>
     </w:lvl>
   </w:abstractNum>
-  <w:abstractNum w:abstractNumId="9" w15:restartNumberingAfterBreak="0">
+  <w:abstractNum w:abstractNumId="12" w15:restartNumberingAfterBreak="0">
     <w:nsid w:val="65912B09"/>
     <w:multiLevelType w:val="hybridMultilevel"/>
     <w:tmpl w:val="8430CDBE"/>
@@ -4885,7 +6006,156 @@
       </w:rPr>
     </w:lvl>
   </w:abstractNum>
-  <w:abstractNum w:abstractNumId="10" w15:restartNumberingAfterBreak="0">
+  <w:abstractNum w:abstractNumId="13" w15:restartNumberingAfterBreak="0">
+    <w:nsid w:val="682104CE"/>
+    <w:multiLevelType w:val="multilevel"/>
+    <w:tmpl w:val="13F2A468"/>
+    <w:lvl w:ilvl="0">
+      <w:start w:val="1"/>
+      <w:numFmt w:val="bullet"/>
+      <w:lvlText w:val=""/>
+      <w:lvlJc w:val="left"/>
+      <w:pPr>
+        <w:tabs>
+          <w:tab w:val="num" w:pos="720"/>
+        </w:tabs>
+        <w:ind w:left="720" w:hanging="360"/>
+      </w:pPr>
+      <w:rPr>
+        <w:rFonts w:ascii="Symbol" w:hAnsi="Symbol" w:hint="default"/>
+        <w:sz w:val="20"/>
+      </w:rPr>
+    </w:lvl>
+    <w:lvl w:ilvl="1" w:tentative="1">
+      <w:start w:val="1"/>
+      <w:numFmt w:val="bullet"/>
+      <w:lvlText w:val="o"/>
+      <w:lvlJc w:val="left"/>
+      <w:pPr>
+        <w:tabs>
+          <w:tab w:val="num" w:pos="1440"/>
+        </w:tabs>
+        <w:ind w:left="1440" w:hanging="360"/>
+      </w:pPr>
+      <w:rPr>
+        <w:rFonts w:ascii="Courier New" w:hAnsi="Courier New" w:hint="default"/>
+        <w:sz w:val="20"/>
+      </w:rPr>
+    </w:lvl>
+    <w:lvl w:ilvl="2" w:tentative="1">
+      <w:start w:val="1"/>
+      <w:numFmt w:val="bullet"/>
+      <w:lvlText w:val=""/>
+      <w:lvlJc w:val="left"/>
+      <w:pPr>
+        <w:tabs>
+          <w:tab w:val="num" w:pos="2160"/>
+        </w:tabs>
+        <w:ind w:left="2160" w:hanging="360"/>
+      </w:pPr>
+      <w:rPr>
+        <w:rFonts w:ascii="Wingdings" w:hAnsi="Wingdings" w:hint="default"/>
+        <w:sz w:val="20"/>
+      </w:rPr>
+    </w:lvl>
+    <w:lvl w:ilvl="3" w:tentative="1">
+      <w:start w:val="1"/>
+      <w:numFmt w:val="bullet"/>
+      <w:lvlText w:val=""/>
+      <w:lvlJc w:val="left"/>
+      <w:pPr>
+        <w:tabs>
+          <w:tab w:val="num" w:pos="2880"/>
+        </w:tabs>
+        <w:ind w:left="2880" w:hanging="360"/>
+      </w:pPr>
+      <w:rPr>
+        <w:rFonts w:ascii="Wingdings" w:hAnsi="Wingdings" w:hint="default"/>
+        <w:sz w:val="20"/>
+      </w:rPr>
+    </w:lvl>
+    <w:lvl w:ilvl="4" w:tentative="1">
+      <w:start w:val="1"/>
+      <w:numFmt w:val="bullet"/>
+      <w:lvlText w:val=""/>
+      <w:lvlJc w:val="left"/>
+      <w:pPr>
+        <w:tabs>
+          <w:tab w:val="num" w:pos="3600"/>
+        </w:tabs>
+        <w:ind w:left="3600" w:hanging="360"/>
+      </w:pPr>
+      <w:rPr>
+        <w:rFonts w:ascii="Wingdings" w:hAnsi="Wingdings" w:hint="default"/>
+        <w:sz w:val="20"/>
+      </w:rPr>
+    </w:lvl>
+    <w:lvl w:ilvl="5" w:tentative="1">
+      <w:start w:val="1"/>
+      <w:numFmt w:val="bullet"/>
+      <w:lvlText w:val=""/>
+      <w:lvlJc w:val="left"/>
+      <w:pPr>
+        <w:tabs>
+          <w:tab w:val="num" w:pos="4320"/>
+        </w:tabs>
+        <w:ind w:left="4320" w:hanging="360"/>
+      </w:pPr>
+      <w:rPr>
+        <w:rFonts w:ascii="Wingdings" w:hAnsi="Wingdings" w:hint="default"/>
+        <w:sz w:val="20"/>
+      </w:rPr>
+    </w:lvl>
+    <w:lvl w:ilvl="6" w:tentative="1">
+      <w:start w:val="1"/>
+      <w:numFmt w:val="bullet"/>
+      <w:lvlText w:val=""/>
+      <w:lvlJc w:val="left"/>
+      <w:pPr>
+        <w:tabs>
+          <w:tab w:val="num" w:pos="5040"/>
+        </w:tabs>
+        <w:ind w:left="5040" w:hanging="360"/>
+      </w:pPr>
+      <w:rPr>
+        <w:rFonts w:ascii="Wingdings" w:hAnsi="Wingdings" w:hint="default"/>
+        <w:sz w:val="20"/>
+      </w:rPr>
+    </w:lvl>
+    <w:lvl w:ilvl="7" w:tentative="1">
+      <w:start w:val="1"/>
+      <w:numFmt w:val="bullet"/>
+      <w:lvlText w:val=""/>
+      <w:lvlJc w:val="left"/>
+      <w:pPr>
+        <w:tabs>
+          <w:tab w:val="num" w:pos="5760"/>
+        </w:tabs>
+        <w:ind w:left="5760" w:hanging="360"/>
+      </w:pPr>
+      <w:rPr>
+        <w:rFonts w:ascii="Wingdings" w:hAnsi="Wingdings" w:hint="default"/>
+        <w:sz w:val="20"/>
+      </w:rPr>
+    </w:lvl>
+    <w:lvl w:ilvl="8" w:tentative="1">
+      <w:start w:val="1"/>
+      <w:numFmt w:val="bullet"/>
+      <w:lvlText w:val=""/>
+      <w:lvlJc w:val="left"/>
+      <w:pPr>
+        <w:tabs>
+          <w:tab w:val="num" w:pos="6480"/>
+        </w:tabs>
+        <w:ind w:left="6480" w:hanging="360"/>
+      </w:pPr>
+      <w:rPr>
+        <w:rFonts w:ascii="Wingdings" w:hAnsi="Wingdings" w:hint="default"/>
+        <w:sz w:val="20"/>
+      </w:rPr>
+    </w:lvl>
+  </w:abstractNum>
+  <w:abstractNum w:abstractNumId="14" w15:restartNumberingAfterBreak="0">
     <w:nsid w:val="6D21497D"/>
     <w:multiLevelType w:val="hybridMultilevel"/>
     <w:tmpl w:val="ACC459E4"/>
@@ -4998,7 +6268,156 @@
       </w:rPr>
     </w:lvl>
   </w:abstractNum>
-  <w:abstractNum w:abstractNumId="11" w15:restartNumberingAfterBreak="0">
+  <w:abstractNum w:abstractNumId="15" w15:restartNumberingAfterBreak="0">
+    <w:nsid w:val="72016576"/>
+    <w:multiLevelType w:val="multilevel"/>
+    <w:tmpl w:val="749C0542"/>
+    <w:lvl w:ilvl="0">
+      <w:start w:val="1"/>
+      <w:numFmt w:val="bullet"/>
+      <w:lvlText w:val=""/>
+      <w:lvlJc w:val="left"/>
+      <w:pPr>
+        <w:tabs>
+          <w:tab w:val="num" w:pos="720"/>
+        </w:tabs>
+        <w:ind w:left="720" w:hanging="360"/>
+      </w:pPr>
+      <w:rPr>
+        <w:rFonts w:ascii="Symbol" w:hAnsi="Symbol" w:hint="default"/>
+        <w:sz w:val="20"/>
+      </w:rPr>
+    </w:lvl>
+    <w:lvl w:ilvl="1" w:tentative="1">
+      <w:start w:val="1"/>
+      <w:numFmt w:val="bullet"/>
+      <w:lvlText w:val="o"/>
+      <w:lvlJc w:val="left"/>
+      <w:pPr>
+        <w:tabs>
+          <w:tab w:val="num" w:pos="1440"/>
+        </w:tabs>
+        <w:ind w:left="1440" w:hanging="360"/>
+      </w:pPr>
+      <w:rPr>
+        <w:rFonts w:ascii="Courier New" w:hAnsi="Courier New" w:hint="default"/>
+        <w:sz w:val="20"/>
+      </w:rPr>
+    </w:lvl>
+    <w:lvl w:ilvl="2" w:tentative="1">
+      <w:start w:val="1"/>
+      <w:numFmt w:val="bullet"/>
+      <w:lvlText w:val=""/>
+      <w:lvlJc w:val="left"/>
+      <w:pPr>
+        <w:tabs>
+          <w:tab w:val="num" w:pos="2160"/>
+        </w:tabs>
+        <w:ind w:left="2160" w:hanging="360"/>
+      </w:pPr>
+      <w:rPr>
+        <w:rFonts w:ascii="Wingdings" w:hAnsi="Wingdings" w:hint="default"/>
+        <w:sz w:val="20"/>
+      </w:rPr>
+    </w:lvl>
+    <w:lvl w:ilvl="3" w:tentative="1">
+      <w:start w:val="1"/>
+      <w:numFmt w:val="bullet"/>
+      <w:lvlText w:val=""/>
+      <w:lvlJc w:val="left"/>
+      <w:pPr>
+        <w:tabs>
+          <w:tab w:val="num" w:pos="2880"/>
+        </w:tabs>
+        <w:ind w:left="2880" w:hanging="360"/>
+      </w:pPr>
+      <w:rPr>
+        <w:rFonts w:ascii="Wingdings" w:hAnsi="Wingdings" w:hint="default"/>
+        <w:sz w:val="20"/>
+      </w:rPr>
+    </w:lvl>
+    <w:lvl w:ilvl="4" w:tentative="1">
+      <w:start w:val="1"/>
+      <w:numFmt w:val="bullet"/>
+      <w:lvlText w:val=""/>
+      <w:lvlJc w:val="left"/>
+      <w:pPr>
+        <w:tabs>
+          <w:tab w:val="num" w:pos="3600"/>
+        </w:tabs>
+        <w:ind w:left="3600" w:hanging="360"/>
+      </w:pPr>
+      <w:rPr>
+        <w:rFonts w:ascii="Wingdings" w:hAnsi="Wingdings" w:hint="default"/>
+        <w:sz w:val="20"/>
+      </w:rPr>
+    </w:lvl>
+    <w:lvl w:ilvl="5" w:tentative="1">
+      <w:start w:val="1"/>
+      <w:numFmt w:val="bullet"/>
+      <w:lvlText w:val=""/>
+      <w:lvlJc w:val="left"/>
+      <w:pPr>
+        <w:tabs>
+          <w:tab w:val="num" w:pos="4320"/>
+        </w:tabs>
+        <w:ind w:left="4320" w:hanging="360"/>
+      </w:pPr>
+      <w:rPr>
+        <w:rFonts w:ascii="Wingdings" w:hAnsi="Wingdings" w:hint="default"/>
+        <w:sz w:val="20"/>
+      </w:rPr>
+    </w:lvl>
+    <w:lvl w:ilvl="6" w:tentative="1">
+      <w:start w:val="1"/>
+      <w:numFmt w:val="bullet"/>
+      <w:lvlText w:val=""/>
+      <w:lvlJc w:val="left"/>
+      <w:pPr>
+        <w:tabs>
+          <w:tab w:val="num" w:pos="5040"/>
+        </w:tabs>
+        <w:ind w:left="5040" w:hanging="360"/>
+      </w:pPr>
+      <w:rPr>
+        <w:rFonts w:ascii="Wingdings" w:hAnsi="Wingdings" w:hint="default"/>
+        <w:sz w:val="20"/>
+      </w:rPr>
+    </w:lvl>
+    <w:lvl w:ilvl="7" w:tentative="1">
+      <w:start w:val="1"/>
+      <w:numFmt w:val="bullet"/>
+      <w:lvlText w:val=""/>
+      <w:lvlJc w:val="left"/>
+      <w:pPr>
+        <w:tabs>
+          <w:tab w:val="num" w:pos="5760"/>
+        </w:tabs>
+        <w:ind w:left="5760" w:hanging="360"/>
+      </w:pPr>
+      <w:rPr>
+        <w:rFonts w:ascii="Wingdings" w:hAnsi="Wingdings" w:hint="default"/>
+        <w:sz w:val="20"/>
+      </w:rPr>
+    </w:lvl>
+    <w:lvl w:ilvl="8" w:tentative="1">
+      <w:start w:val="1"/>
+      <w:numFmt w:val="bullet"/>
+      <w:lvlText w:val=""/>
+      <w:lvlJc w:val="left"/>
+      <w:pPr>
+        <w:tabs>
+          <w:tab w:val="num" w:pos="6480"/>
+        </w:tabs>
+        <w:ind w:left="6480" w:hanging="360"/>
+      </w:pPr>
+      <w:rPr>
+        <w:rFonts w:ascii="Wingdings" w:hAnsi="Wingdings" w:hint="default"/>
+        <w:sz w:val="20"/>
+      </w:rPr>
+    </w:lvl>
+  </w:abstractNum>
+  <w:abstractNum w:abstractNumId="16" w15:restartNumberingAfterBreak="0">
     <w:nsid w:val="7DF1687F"/>
     <w:multiLevelType w:val="multilevel"/>
     <w:tmpl w:val="5BC4C2D8"/>
@@ -5148,40 +6567,55 @@
     </w:lvl>
   </w:abstractNum>
   <w:num w:numId="1" w16cid:durableId="1439595140">
-    <w:abstractNumId w:val="6"/>
+    <w:abstractNumId w:val="8"/>
   </w:num>
   <w:num w:numId="2" w16cid:durableId="2062240809">
     <w:abstractNumId w:val="0"/>
   </w:num>
   <w:num w:numId="3" w16cid:durableId="532497400">
+    <w:abstractNumId w:val="4"/>
+  </w:num>
+  <w:num w:numId="4" w16cid:durableId="1934361557">
+    <w:abstractNumId w:val="12"/>
+  </w:num>
+  <w:num w:numId="5" w16cid:durableId="433944698">
+    <w:abstractNumId w:val="7"/>
+  </w:num>
+  <w:num w:numId="6" w16cid:durableId="552036275">
+    <w:abstractNumId w:val="14"/>
+  </w:num>
+  <w:num w:numId="7" w16cid:durableId="111286976">
     <w:abstractNumId w:val="3"/>
   </w:num>
-  <w:num w:numId="4" w16cid:durableId="1934361557">
-    <w:abstractNumId w:val="9"/>
-  </w:num>
-  <w:num w:numId="5" w16cid:durableId="433944698">
-    <w:abstractNumId w:val="5"/>
-  </w:num>
-  <w:num w:numId="6" w16cid:durableId="552036275">
-    <w:abstractNumId w:val="10"/>
-  </w:num>
-  <w:num w:numId="7" w16cid:durableId="111286976">
-    <w:abstractNumId w:val="2"/>
-  </w:num>
   <w:num w:numId="8" w16cid:durableId="474489656">
-    <w:abstractNumId w:val="8"/>
+    <w:abstractNumId w:val="11"/>
   </w:num>
   <w:num w:numId="9" w16cid:durableId="1624995908">
     <w:abstractNumId w:val="1"/>
   </w:num>
   <w:num w:numId="10" w16cid:durableId="947083625">
-    <w:abstractNumId w:val="11"/>
+    <w:abstractNumId w:val="16"/>
   </w:num>
   <w:num w:numId="11" w16cid:durableId="523638412">
-    <w:abstractNumId w:val="7"/>
+    <w:abstractNumId w:val="9"/>
   </w:num>
   <w:num w:numId="12" w16cid:durableId="1609894514">
-    <w:abstractNumId w:val="4"/>
+    <w:abstractNumId w:val="5"/>
+  </w:num>
+  <w:num w:numId="13" w16cid:durableId="1329097906">
+    <w:abstractNumId w:val="13"/>
+  </w:num>
+  <w:num w:numId="14" w16cid:durableId="110826479">
+    <w:abstractNumId w:val="6"/>
+  </w:num>
+  <w:num w:numId="15" w16cid:durableId="734277969">
+    <w:abstractNumId w:val="10"/>
+  </w:num>
+  <w:num w:numId="16" w16cid:durableId="2107918069">
+    <w:abstractNumId w:val="15"/>
+  </w:num>
+  <w:num w:numId="17" w16cid:durableId="482236572">
+    <w:abstractNumId w:val="2"/>
   </w:num>
 </w:numbering>
 </file>

--- a/note_airbnb2.docx
+++ b/note_airbnb2.docx
@@ -9,22 +9,19 @@
           <w:rFonts w:hint="eastAsia"/>
         </w:rPr>
       </w:pPr>
-      <w:proofErr w:type="spellStart"/>
       <w:r>
         <w:rPr>
           <w:rFonts w:hint="eastAsia"/>
         </w:rPr>
         <w:t>SelfPresentation_Multimodal_airbnb</w:t>
       </w:r>
-      <w:proofErr w:type="spellEnd"/>
-    </w:p>
-    <w:p>
-      <w:pPr>
-        <w:rPr>
-          <w:rFonts w:hint="eastAsia"/>
-        </w:rPr>
-      </w:pPr>
-      <w:proofErr w:type="gramStart"/>
+    </w:p>
+    <w:p>
+      <w:pPr>
+        <w:rPr>
+          <w:rFonts w:hint="eastAsia"/>
+        </w:rPr>
+      </w:pPr>
       <w:r>
         <w:rPr>
           <w:rFonts w:hint="eastAsia"/>
@@ -32,40 +29,25 @@
         <w:t>D</w:t>
       </w:r>
       <w:r>
-        <w:t>ate :</w:t>
-      </w:r>
-      <w:proofErr w:type="gramEnd"/>
-      <w:r>
-        <w:t xml:space="preserve"> 28/11/2025</w:t>
-      </w:r>
-    </w:p>
-    <w:p>
-      <w:pPr>
-        <w:rPr>
-          <w:rFonts w:hint="eastAsia"/>
-        </w:rPr>
-      </w:pPr>
-      <w:proofErr w:type="gramStart"/>
-      <w:r>
-        <w:t>ENV :</w:t>
-      </w:r>
-      <w:proofErr w:type="gramEnd"/>
-      <w:r>
-        <w:t xml:space="preserve"> </w:t>
-      </w:r>
-      <w:proofErr w:type="spellStart"/>
-      <w:r>
-        <w:t>airbnb_env</w:t>
-      </w:r>
-      <w:proofErr w:type="spellEnd"/>
-    </w:p>
-    <w:p>
-      <w:pPr>
-        <w:rPr>
-          <w:rFonts w:hint="eastAsia"/>
-        </w:rPr>
-      </w:pPr>
-      <w:proofErr w:type="spellStart"/>
+        <w:t>ate : 28/11/2025</w:t>
+      </w:r>
+    </w:p>
+    <w:p>
+      <w:pPr>
+        <w:rPr>
+          <w:rFonts w:hint="eastAsia"/>
+        </w:rPr>
+      </w:pPr>
+      <w:r>
+        <w:t>ENV : airbnb_env</w:t>
+      </w:r>
+    </w:p>
+    <w:p>
+      <w:pPr>
+        <w:rPr>
+          <w:rFonts w:hint="eastAsia"/>
+        </w:rPr>
+      </w:pPr>
       <w:r>
         <w:rPr>
           <w:rFonts w:hint="eastAsia"/>
@@ -75,20 +57,11 @@
       <w:r>
         <w:t>ithub</w:t>
       </w:r>
-      <w:proofErr w:type="spellEnd"/>
-      <w:r>
-        <w:t xml:space="preserve"> </w:t>
-      </w:r>
-      <w:proofErr w:type="gramStart"/>
-      <w:r>
-        <w:t>folder</w:t>
-      </w:r>
-      <w:r>
-        <w:t> :</w:t>
-      </w:r>
-      <w:proofErr w:type="gramEnd"/>
-      <w:r>
-        <w:t xml:space="preserve"> </w:t>
+      <w:r>
+        <w:t xml:space="preserve"> folder</w:t>
+      </w:r>
+      <w:r>
+        <w:t xml:space="preserve"> : </w:t>
       </w:r>
       <w:r>
         <w:rPr>
@@ -170,27 +143,12 @@
           <w:rFonts w:hint="eastAsia"/>
         </w:rPr>
       </w:pPr>
-      <w:proofErr w:type="spellStart"/>
-      <w:r>
-        <w:t>A_preprocess</w:t>
-      </w:r>
-      <w:proofErr w:type="spellEnd"/>
-      <w:r>
-        <w:t xml:space="preserve"> </w:t>
-      </w:r>
-      <w:r>
-        <w:t>+</w:t>
-      </w:r>
-      <w:proofErr w:type="spellStart"/>
-      <w:proofErr w:type="gramStart"/>
-      <w:r>
-        <w:t>utils.preprocess</w:t>
-      </w:r>
-      <w:proofErr w:type="gramEnd"/>
-      <w:r>
-        <w:t>_data</w:t>
-      </w:r>
-      <w:proofErr w:type="spellEnd"/>
+      <w:r>
+        <w:t xml:space="preserve">A_preprocess </w:t>
+      </w:r>
+      <w:r>
+        <w:t>+utils.preprocess_data</w:t>
+      </w:r>
       <w:r>
         <w:t>:</w:t>
       </w:r>
@@ -249,26 +207,8 @@
           <w:rFonts w:hint="eastAsia"/>
           <w:lang w:val="fr-FR"/>
         </w:rPr>
-        <w:t xml:space="preserve">选择数据范围 : </w:t>
-      </w:r>
-      <w:proofErr w:type="spellStart"/>
-      <w:proofErr w:type="gramStart"/>
-      <w:r>
-        <w:rPr>
-          <w:rFonts w:hint="eastAsia"/>
-          <w:lang w:val="fr-FR"/>
-        </w:rPr>
-        <w:t>paris</w:t>
-      </w:r>
-      <w:proofErr w:type="gramEnd"/>
-      <w:r>
-        <w:rPr>
-          <w:rFonts w:hint="eastAsia"/>
-          <w:lang w:val="fr-FR"/>
-        </w:rPr>
-        <w:t>+london</w:t>
-      </w:r>
-      <w:proofErr w:type="spellEnd"/>
+        <w:t>选择数据范围 : paris+london</w:t>
+      </w:r>
       <w:r>
         <w:rPr>
           <w:lang w:val="fr-FR"/>
@@ -294,7 +234,6 @@
         </w:rPr>
         <w:t> </w:t>
       </w:r>
-      <w:proofErr w:type="spellStart"/>
       <w:r>
         <w:rPr>
           <w:rFonts w:hint="eastAsia"/>
@@ -302,7 +241,6 @@
         </w:rPr>
         <w:t>mars+juin</w:t>
       </w:r>
-      <w:proofErr w:type="spellEnd"/>
     </w:p>
     <w:p>
       <w:pPr>
@@ -345,7 +283,6 @@
           <w:lang w:val="fr-FR"/>
         </w:rPr>
       </w:pPr>
-      <w:proofErr w:type="gramStart"/>
       <w:r>
         <w:rPr>
           <w:rFonts w:hint="eastAsia"/>
@@ -356,7 +293,6 @@
         </w:rPr>
         <w:t>data</w:t>
       </w:r>
-      <w:proofErr w:type="gramEnd"/>
       <w:r>
         <w:rPr>
           <w:b/>
@@ -417,15 +353,7 @@
           <w:rFonts w:hint="eastAsia"/>
           <w:lang w:val="fr-FR"/>
         </w:rPr>
-        <w:t>直接按</w:t>
-      </w:r>
-      <w:proofErr w:type="spellStart"/>
-      <w:r>
-        <w:rPr>
-          <w:rFonts w:hint="eastAsia"/>
-          <w:lang w:val="fr-FR"/>
-        </w:rPr>
-        <w:t>hos</w:t>
+        <w:t>直接按hos</w:t>
       </w:r>
       <w:r>
         <w:rPr>
@@ -433,7 +361,6 @@
         </w:rPr>
         <w:t>t_since</w:t>
       </w:r>
-      <w:proofErr w:type="spellEnd"/>
       <w:r>
         <w:rPr>
           <w:rFonts w:hint="eastAsia"/>
@@ -475,21 +402,12 @@
         </w:rPr>
         <w:t>定位重新</w:t>
       </w:r>
-      <w:proofErr w:type="gramStart"/>
-      <w:r>
-        <w:rPr>
-          <w:rFonts w:hint="eastAsia"/>
-          <w:lang w:val="fr-FR"/>
-        </w:rPr>
-        <w:t>新</w:t>
-      </w:r>
-      <w:proofErr w:type="gramEnd"/>
-      <w:r>
-        <w:rPr>
-          <w:rFonts w:hint="eastAsia"/>
-          <w:lang w:val="fr-FR"/>
-        </w:rPr>
-        <w:t>活跃的</w:t>
+      <w:r>
+        <w:rPr>
+          <w:rFonts w:hint="eastAsia"/>
+          <w:lang w:val="fr-FR"/>
+        </w:rPr>
+        <w:t>新活跃的</w:t>
       </w:r>
       <w:r>
         <w:rPr>
@@ -505,7 +423,6 @@
           <w:rFonts w:hint="eastAsia"/>
         </w:rPr>
       </w:pPr>
-      <w:proofErr w:type="spellStart"/>
       <w:r>
         <w:rPr>
           <w:rFonts w:hint="eastAsia"/>
@@ -513,33 +430,11 @@
         <w:t>Is</w:t>
       </w:r>
       <w:r>
-        <w:t>_changed</w:t>
-      </w:r>
-      <w:proofErr w:type="spellEnd"/>
-      <w:r>
-        <w:t>=</w:t>
-      </w:r>
-      <w:proofErr w:type="spellStart"/>
-      <w:r>
-        <w:t>new_host</w:t>
-      </w:r>
-      <w:proofErr w:type="spellEnd"/>
-      <w:r>
-        <w:t xml:space="preserve"> | </w:t>
-      </w:r>
-      <w:proofErr w:type="spellStart"/>
-      <w:r>
-        <w:t>reactive_host</w:t>
-      </w:r>
-      <w:proofErr w:type="spellEnd"/>
-      <w:r>
-        <w:t xml:space="preserve"> | </w:t>
-      </w:r>
-      <w:proofErr w:type="spellStart"/>
-      <w:r>
-        <w:t>presentation_change</w:t>
-      </w:r>
-      <w:proofErr w:type="spellEnd"/>
+        <w:t xml:space="preserve">_changed=new_host | </w:t>
+      </w:r>
+      <w:r>
+        <w:t>reactive_host | presentation_change</w:t>
+      </w:r>
     </w:p>
     <w:p>
       <w:pPr>
@@ -683,23 +578,7 @@
           <w:rFonts w:hint="eastAsia"/>
           <w:lang w:val="fr-FR"/>
         </w:rPr>
-        <w:t>处理步骤键</w:t>
-      </w:r>
-      <w:proofErr w:type="spellStart"/>
-      <w:r>
-        <w:rPr>
-          <w:rFonts w:hint="eastAsia"/>
-          <w:lang w:val="fr-FR"/>
-        </w:rPr>
-        <w:t>utils</w:t>
-      </w:r>
-      <w:proofErr w:type="spellEnd"/>
-      <w:r>
-        <w:rPr>
-          <w:rFonts w:hint="eastAsia"/>
-          <w:lang w:val="fr-FR"/>
-        </w:rPr>
-        <w:t>，新增字段见字典</w:t>
+        <w:t>处理步骤键utils，新增字段见字典</w:t>
       </w:r>
     </w:p>
     <w:p>
@@ -794,7 +673,6 @@
           <w:rFonts w:hint="eastAsia"/>
         </w:rPr>
       </w:pPr>
-      <w:proofErr w:type="spellStart"/>
       <w:r>
         <w:rPr>
           <w:rFonts w:hint="eastAsia"/>
@@ -814,7 +692,6 @@
         </w:rPr>
         <w:t>+</w:t>
       </w:r>
-      <w:proofErr w:type="gramStart"/>
       <w:r>
         <w:rPr>
           <w:lang w:val="fr-FR"/>
@@ -825,16 +702,8 @@
         <w:rPr>
           <w:lang w:val="fr-FR"/>
         </w:rPr>
-        <w:t>images</w:t>
-      </w:r>
-      <w:proofErr w:type="gramEnd"/>
-      <w:r>
-        <w:rPr>
-          <w:lang w:val="fr-FR"/>
-        </w:rPr>
-        <w:t>_auto_annotation</w:t>
-      </w:r>
-      <w:proofErr w:type="spellEnd"/>
+        <w:t>images_auto_annotation</w:t>
+      </w:r>
       <w:r>
         <w:rPr>
           <w:lang w:val="fr-FR"/>
@@ -880,7 +749,6 @@
           <w:lang w:val="fr-FR"/>
         </w:rPr>
       </w:pPr>
-      <w:proofErr w:type="spellStart"/>
       <w:r>
         <w:rPr>
           <w:rFonts w:hint="eastAsia"/>
@@ -892,52 +760,16 @@
         <w:rPr>
           <w:lang w:val="fr-FR"/>
         </w:rPr>
-        <w:t>mages_TEST</w:t>
-      </w:r>
-      <w:proofErr w:type="spellEnd"/>
-      <w:r>
-        <w:rPr>
-          <w:lang w:val="fr-FR"/>
-        </w:rPr>
-        <w:t xml:space="preserve">, </w:t>
-      </w:r>
-      <w:proofErr w:type="spellStart"/>
-      <w:r>
-        <w:rPr>
-          <w:lang w:val="fr-FR"/>
-        </w:rPr>
-        <w:t>images_TRAIN</w:t>
-      </w:r>
-      <w:proofErr w:type="spellEnd"/>
-      <w:r>
-        <w:rPr>
-          <w:lang w:val="fr-FR"/>
-        </w:rPr>
-        <w:t xml:space="preserve">, </w:t>
-      </w:r>
-      <w:proofErr w:type="spellStart"/>
-      <w:r>
-        <w:rPr>
-          <w:lang w:val="fr-FR"/>
-        </w:rPr>
-        <w:t>images_POOL</w:t>
-      </w:r>
-      <w:proofErr w:type="spellEnd"/>
-      <w:r>
-        <w:rPr>
-          <w:lang w:val="fr-FR"/>
-        </w:rPr>
-        <w:t> :300 </w:t>
-      </w:r>
-    </w:p>
-    <w:p>
-      <w:pPr>
-        <w:rPr>
-          <w:rFonts w:hint="eastAsia"/>
-          <w:lang w:val="fr-FR"/>
-        </w:rPr>
-      </w:pPr>
-      <w:proofErr w:type="spellStart"/>
+        <w:t>mages_TEST, images_TRAIN, images_POOL :300 </w:t>
+      </w:r>
+    </w:p>
+    <w:p>
+      <w:pPr>
+        <w:rPr>
+          <w:rFonts w:hint="eastAsia"/>
+          <w:lang w:val="fr-FR"/>
+        </w:rPr>
+      </w:pPr>
       <w:r>
         <w:rPr>
           <w:rFonts w:hint="eastAsia"/>
@@ -951,7 +783,6 @@
         </w:rPr>
         <w:t>s_annotations</w:t>
       </w:r>
-      <w:proofErr w:type="spellEnd"/>
       <w:r>
         <w:rPr>
           <w:lang w:val="fr-FR"/>
@@ -994,7 +825,6 @@
           <w:lang w:val="fr-FR"/>
         </w:rPr>
       </w:pPr>
-      <w:proofErr w:type="spellStart"/>
       <w:r>
         <w:rPr>
           <w:rFonts w:hint="eastAsia"/>
@@ -1006,14 +836,7 @@
         <w:rPr>
           <w:lang w:val="fr-FR"/>
         </w:rPr>
-        <w:t>s_default_pic</w:t>
-      </w:r>
-      <w:proofErr w:type="spellEnd"/>
-      <w:r>
-        <w:rPr>
-          <w:lang w:val="fr-FR"/>
-        </w:rPr>
-        <w:t> :</w:t>
+        <w:t>s_default_pic :</w:t>
       </w:r>
     </w:p>
     <w:p>
@@ -1035,7 +858,6 @@
           <w:rFonts w:hint="eastAsia"/>
         </w:rPr>
       </w:pPr>
-      <w:proofErr w:type="spellStart"/>
       <w:r>
         <w:rPr>
           <w:rFonts w:hint="eastAsia"/>
@@ -1043,11 +865,7 @@
         <w:t>H</w:t>
       </w:r>
       <w:r>
-        <w:t>as_person</w:t>
-      </w:r>
-      <w:proofErr w:type="spellEnd"/>
-      <w:r>
-        <w:t> :1/0</w:t>
+        <w:t>as_person :1/0</w:t>
       </w:r>
     </w:p>
     <w:p>
@@ -1071,7 +889,6 @@
           <w:rFonts w:hint="eastAsia"/>
         </w:rPr>
       </w:pPr>
-      <w:proofErr w:type="gramStart"/>
       <w:r>
         <w:rPr>
           <w:rFonts w:hint="eastAsia"/>
@@ -1079,11 +896,7 @@
         <w:t>T</w:t>
       </w:r>
       <w:r>
-        <w:t>ype :</w:t>
-      </w:r>
-      <w:proofErr w:type="gramEnd"/>
-      <w:r>
-        <w:t xml:space="preserve"> </w:t>
+        <w:t xml:space="preserve">ype : </w:t>
       </w:r>
       <w:r>
         <w:t xml:space="preserve">(activity) </w:t>
@@ -1124,7 +937,6 @@
           <w:lang w:val="fr-FR"/>
         </w:rPr>
       </w:pPr>
-      <w:proofErr w:type="spellStart"/>
       <w:r>
         <w:rPr>
           <w:rFonts w:hint="eastAsia"/>
@@ -1139,7 +951,6 @@
         </w:rPr>
         <w:t>s_smiling</w:t>
       </w:r>
-      <w:proofErr w:type="spellEnd"/>
     </w:p>
     <w:p>
       <w:pPr>
@@ -1153,7 +964,6 @@
           <w:lang w:val="fr-FR"/>
         </w:rPr>
       </w:pPr>
-      <w:proofErr w:type="spellStart"/>
       <w:r>
         <w:rPr>
           <w:rFonts w:hint="eastAsia"/>
@@ -1167,7 +977,6 @@
         </w:rPr>
         <w:t>uality</w:t>
       </w:r>
-      <w:proofErr w:type="spellEnd"/>
     </w:p>
     <w:p>
       <w:pPr>
@@ -1181,7 +990,6 @@
           <w:lang w:val="fr-FR"/>
         </w:rPr>
       </w:pPr>
-      <w:proofErr w:type="spellStart"/>
       <w:r>
         <w:rPr>
           <w:rFonts w:hint="eastAsia"/>
@@ -1193,75 +1001,46 @@
         <w:rPr>
           <w:lang w:val="fr-FR"/>
         </w:rPr>
-        <w:t>ex</w:t>
-      </w:r>
-      <w:proofErr w:type="spellEnd"/>
-      <w:r>
-        <w:rPr>
-          <w:lang w:val="fr-FR"/>
-        </w:rPr>
-        <w:t> : F/M/MIX/UNK</w:t>
-      </w:r>
-    </w:p>
-    <w:p>
-      <w:pPr>
-        <w:rPr>
-          <w:rFonts w:hint="eastAsia"/>
-          <w:lang w:val="fr-FR"/>
-        </w:rPr>
-      </w:pPr>
-    </w:p>
-    <w:p>
-      <w:pPr>
-        <w:rPr>
-          <w:rFonts w:hint="eastAsia"/>
-          <w:lang w:val="fr-FR"/>
-        </w:rPr>
-      </w:pPr>
-    </w:p>
-    <w:p>
-      <w:pPr>
-        <w:rPr>
-          <w:rFonts w:hint="eastAsia"/>
-          <w:lang w:val="fr-FR"/>
-        </w:rPr>
-      </w:pPr>
-    </w:p>
-    <w:p>
-      <w:pPr>
-        <w:rPr>
-          <w:rFonts w:hint="eastAsia"/>
-          <w:lang w:val="fr-FR"/>
-        </w:rPr>
-      </w:pPr>
-      <w:r>
-        <w:rPr>
-          <w:lang w:val="fr-FR"/>
-        </w:rPr>
-        <w:t>==</w:t>
-      </w:r>
-      <w:proofErr w:type="spellStart"/>
-      <w:r>
-        <w:rPr>
-          <w:lang w:val="fr-FR"/>
-        </w:rPr>
-        <w:t>sex</w:t>
-      </w:r>
-      <w:proofErr w:type="spellEnd"/>
-      <w:r>
-        <w:rPr>
-          <w:lang w:val="fr-FR"/>
-        </w:rPr>
-        <w:t xml:space="preserve"> X </w:t>
-      </w:r>
-      <w:proofErr w:type="spellStart"/>
-      <w:r>
-        <w:rPr>
-          <w:lang w:val="fr-FR"/>
-        </w:rPr>
-        <w:t>has_person</w:t>
-      </w:r>
-      <w:proofErr w:type="spellEnd"/>
+        <w:t>ex : F/M/MIX/UNK</w:t>
+      </w:r>
+    </w:p>
+    <w:p>
+      <w:pPr>
+        <w:rPr>
+          <w:rFonts w:hint="eastAsia"/>
+          <w:lang w:val="fr-FR"/>
+        </w:rPr>
+      </w:pPr>
+    </w:p>
+    <w:p>
+      <w:pPr>
+        <w:rPr>
+          <w:rFonts w:hint="eastAsia"/>
+          <w:lang w:val="fr-FR"/>
+        </w:rPr>
+      </w:pPr>
+    </w:p>
+    <w:p>
+      <w:pPr>
+        <w:rPr>
+          <w:rFonts w:hint="eastAsia"/>
+          <w:lang w:val="fr-FR"/>
+        </w:rPr>
+      </w:pPr>
+    </w:p>
+    <w:p>
+      <w:pPr>
+        <w:rPr>
+          <w:rFonts w:hint="eastAsia"/>
+          <w:lang w:val="fr-FR"/>
+        </w:rPr>
+      </w:pPr>
+      <w:r>
+        <w:rPr>
+          <w:lang w:val="fr-FR"/>
+        </w:rPr>
+        <w:t>==sex X has_person</w:t>
+      </w:r>
       <w:r>
         <w:rPr>
           <w:lang w:val="fr-FR"/>
@@ -1332,7 +1111,6 @@
           <w:lang w:val="fr-FR"/>
         </w:rPr>
       </w:pPr>
-      <w:proofErr w:type="spellStart"/>
       <w:r>
         <w:rPr>
           <w:rFonts w:hint="eastAsia"/>
@@ -1346,7 +1124,6 @@
         </w:rPr>
         <w:t>un_zsc</w:t>
       </w:r>
-      <w:proofErr w:type="spellEnd"/>
     </w:p>
     <w:tbl>
       <w:tblPr>
@@ -1462,21 +1239,7 @@
               <w:rPr>
                 <w:color w:val="0070C0"/>
               </w:rPr>
-              <w:t xml:space="preserve">原始 </w:t>
-            </w:r>
-            <w:proofErr w:type="spellStart"/>
-            <w:r>
-              <w:rPr>
-                <w:color w:val="0070C0"/>
-              </w:rPr>
-              <w:t>df</w:t>
-            </w:r>
-            <w:proofErr w:type="spellEnd"/>
-            <w:r>
-              <w:rPr>
-                <w:color w:val="0070C0"/>
-              </w:rPr>
-              <w:t>（不动）</w:t>
+              <w:t>原始 df（不动）</w:t>
             </w:r>
           </w:p>
         </w:tc>
@@ -1570,21 +1333,7 @@
               <w:rPr>
                 <w:color w:val="0070C0"/>
               </w:rPr>
-              <w:t xml:space="preserve">从 result 推断（而不是手写 </w:t>
-            </w:r>
-            <w:proofErr w:type="spellStart"/>
-            <w:r>
-              <w:rPr>
-                <w:color w:val="0070C0"/>
-              </w:rPr>
-              <w:t>start_at</w:t>
-            </w:r>
-            <w:proofErr w:type="spellEnd"/>
-            <w:r>
-              <w:rPr>
-                <w:color w:val="0070C0"/>
-              </w:rPr>
-              <w:t>）</w:t>
+              <w:t>从 result 推断（而不是手写 start_at）</w:t>
             </w:r>
           </w:p>
         </w:tc>
@@ -1631,7 +1380,6 @@
           <w:bCs/>
         </w:rPr>
       </w:pPr>
-      <w:proofErr w:type="spellStart"/>
       <w:r>
         <w:rPr>
           <w:rFonts w:hint="eastAsia"/>
@@ -1645,26 +1393,17 @@
           <w:b/>
           <w:bCs/>
         </w:rPr>
-        <w:t>f</w:t>
-      </w:r>
-      <w:proofErr w:type="spellEnd"/>
-      <w:r>
-        <w:rPr>
-          <w:b/>
-          <w:bCs/>
-        </w:rPr>
-        <w:t>__raw</w:t>
-      </w:r>
-    </w:p>
-    <w:p>
-      <w:pPr>
-        <w:rPr>
-          <w:rFonts w:hint="eastAsia"/>
-          <w:b/>
-          <w:bCs/>
-        </w:rPr>
-      </w:pPr>
-      <w:proofErr w:type="spellStart"/>
+        <w:t>f__raw</w:t>
+      </w:r>
+    </w:p>
+    <w:p>
+      <w:pPr>
+        <w:rPr>
+          <w:rFonts w:hint="eastAsia"/>
+          <w:b/>
+          <w:bCs/>
+        </w:rPr>
+      </w:pPr>
       <w:r>
         <w:rPr>
           <w:rFonts w:hint="eastAsia"/>
@@ -1680,17 +1419,15 @@
         </w:rPr>
         <w:t>f_split</w:t>
       </w:r>
-      <w:proofErr w:type="spellEnd"/>
-    </w:p>
-    <w:p>
-      <w:pPr>
-        <w:rPr>
-          <w:rFonts w:hint="eastAsia"/>
-          <w:b/>
-          <w:bCs/>
-        </w:rPr>
-      </w:pPr>
-      <w:proofErr w:type="spellStart"/>
+    </w:p>
+    <w:p>
+      <w:pPr>
+        <w:rPr>
+          <w:rFonts w:hint="eastAsia"/>
+          <w:b/>
+          <w:bCs/>
+        </w:rPr>
+      </w:pPr>
       <w:r>
         <w:rPr>
           <w:rFonts w:hint="eastAsia"/>
@@ -1704,51 +1441,17 @@
           <w:b/>
           <w:bCs/>
         </w:rPr>
-        <w:t>f_</w:t>
-      </w:r>
-      <w:proofErr w:type="gramStart"/>
-      <w:r>
-        <w:rPr>
-          <w:b/>
-          <w:bCs/>
-        </w:rPr>
-        <w:t>processed</w:t>
-      </w:r>
-      <w:proofErr w:type="spellEnd"/>
-      <w:r>
-        <w:rPr>
-          <w:b/>
-          <w:bCs/>
-        </w:rPr>
-        <w:t> :</w:t>
-      </w:r>
-      <w:proofErr w:type="gramEnd"/>
-      <w:r>
-        <w:rPr>
-          <w:b/>
-          <w:bCs/>
-        </w:rPr>
-        <w:t xml:space="preserve"> </w:t>
-      </w:r>
-      <w:proofErr w:type="spellStart"/>
-      <w:r>
-        <w:rPr>
-          <w:b/>
-          <w:bCs/>
-        </w:rPr>
-        <w:t>host_variables</w:t>
-      </w:r>
-      <w:proofErr w:type="spellEnd"/>
-    </w:p>
-    <w:p>
-      <w:pPr>
-        <w:rPr>
-          <w:rFonts w:hint="eastAsia"/>
-          <w:b/>
-          <w:bCs/>
-        </w:rPr>
-      </w:pPr>
-      <w:proofErr w:type="spellStart"/>
+        <w:t>f_processed : host_variables</w:t>
+      </w:r>
+    </w:p>
+    <w:p>
+      <w:pPr>
+        <w:rPr>
+          <w:rFonts w:hint="eastAsia"/>
+          <w:b/>
+          <w:bCs/>
+        </w:rPr>
+      </w:pPr>
       <w:r>
         <w:rPr>
           <w:rFonts w:hint="eastAsia"/>
@@ -1762,36 +1465,18 @@
           <w:b/>
           <w:bCs/>
         </w:rPr>
-        <w:t>f_filtered</w:t>
-      </w:r>
-      <w:proofErr w:type="spellEnd"/>
-      <w:r>
-        <w:rPr>
-          <w:b/>
-          <w:bCs/>
-        </w:rPr>
-        <w:t xml:space="preserve">: proxy, obj vars, location, </w:t>
-      </w:r>
-      <w:proofErr w:type="spellStart"/>
-      <w:r>
-        <w:rPr>
-          <w:b/>
-          <w:bCs/>
-        </w:rPr>
-        <w:t>cols_to_keep</w:t>
-      </w:r>
-      <w:proofErr w:type="spellEnd"/>
-    </w:p>
-    <w:p>
-      <w:pPr>
-        <w:rPr>
-          <w:rFonts w:hint="eastAsia"/>
-          <w:b/>
-          <w:bCs/>
-          <w:lang w:val="fr-FR"/>
-        </w:rPr>
-      </w:pPr>
-      <w:proofErr w:type="spellStart"/>
+        <w:t>f_filtered: proxy, obj vars, location, cols_to_keep</w:t>
+      </w:r>
+    </w:p>
+    <w:p>
+      <w:pPr>
+        <w:rPr>
+          <w:rFonts w:hint="eastAsia"/>
+          <w:b/>
+          <w:bCs/>
+          <w:lang w:val="fr-FR"/>
+        </w:rPr>
+      </w:pPr>
       <w:r>
         <w:rPr>
           <w:rFonts w:hint="eastAsia"/>
@@ -1808,63 +1493,8 @@
           <w:bCs/>
           <w:lang w:val="fr-FR"/>
         </w:rPr>
-        <w:t>f_unique</w:t>
-      </w:r>
-      <w:proofErr w:type="spellEnd"/>
-      <w:r>
-        <w:rPr>
-          <w:b/>
-          <w:bCs/>
-          <w:lang w:val="fr-FR"/>
-        </w:rPr>
-        <w:t xml:space="preserve"> : </w:t>
-      </w:r>
-      <w:proofErr w:type="spellStart"/>
-      <w:r>
-        <w:rPr>
-          <w:b/>
-          <w:bCs/>
-          <w:lang w:val="fr-FR"/>
-        </w:rPr>
-        <w:t>dropna</w:t>
-      </w:r>
-      <w:proofErr w:type="spellEnd"/>
-      <w:r>
-        <w:rPr>
-          <w:b/>
-          <w:bCs/>
-          <w:lang w:val="fr-FR"/>
-        </w:rPr>
-        <w:t xml:space="preserve">, </w:t>
-      </w:r>
-      <w:proofErr w:type="spellStart"/>
-      <w:r>
-        <w:rPr>
-          <w:b/>
-          <w:bCs/>
-          <w:lang w:val="fr-FR"/>
-        </w:rPr>
-        <w:t>drop_duplicates</w:t>
-      </w:r>
-      <w:proofErr w:type="spellEnd"/>
-      <w:r>
-        <w:rPr>
-          <w:b/>
-          <w:bCs/>
-          <w:lang w:val="fr-FR"/>
-        </w:rPr>
-        <w:t xml:space="preserve"> on </w:t>
-      </w:r>
-      <w:proofErr w:type="spellStart"/>
-      <w:r>
-        <w:rPr>
-          <w:b/>
-          <w:bCs/>
-          <w:lang w:val="fr-FR"/>
-        </w:rPr>
-        <w:t>host_about</w:t>
-      </w:r>
-      <w:proofErr w:type="spellEnd"/>
+        <w:t>f_unique : dropna, drop_duplicates on host_about</w:t>
+      </w:r>
     </w:p>
     <w:p>
       <w:pPr>
@@ -1878,7 +1508,6 @@
           <w:lang w:val="fr-FR"/>
         </w:rPr>
       </w:pPr>
-      <w:proofErr w:type="spellStart"/>
       <w:r>
         <w:rPr>
           <w:rFonts w:hint="eastAsia"/>
@@ -1894,45 +1523,8 @@
           <w:bCs/>
           <w:lang w:val="fr-FR"/>
         </w:rPr>
-        <w:t>f_</w:t>
-      </w:r>
-      <w:proofErr w:type="gramStart"/>
-      <w:r>
-        <w:rPr>
-          <w:b/>
-          <w:bCs/>
-          <w:lang w:val="fr-FR"/>
-        </w:rPr>
-        <w:t>zsc</w:t>
-      </w:r>
-      <w:proofErr w:type="spellEnd"/>
-      <w:r>
-        <w:rPr>
-          <w:b/>
-          <w:bCs/>
-          <w:lang w:val="fr-FR"/>
-        </w:rPr>
-        <w:t>:</w:t>
-      </w:r>
-      <w:proofErr w:type="gramEnd"/>
-      <w:r>
-        <w:rPr>
-          <w:b/>
-          <w:bCs/>
-          <w:lang w:val="fr-FR"/>
-        </w:rPr>
-        <w:t xml:space="preserve"> </w:t>
-      </w:r>
-      <w:proofErr w:type="spellStart"/>
-      <w:r>
-        <w:rPr>
-          <w:b/>
-          <w:bCs/>
-          <w:lang w:val="fr-FR"/>
-        </w:rPr>
-        <w:t>zsc</w:t>
-      </w:r>
-      <w:proofErr w:type="spellEnd"/>
+        <w:t>f_zsc: zsc</w:t>
+      </w:r>
       <w:r>
         <w:rPr>
           <w:rFonts w:hint="eastAsia"/>
@@ -1967,7 +1559,6 @@
           <w:bCs/>
         </w:rPr>
       </w:pPr>
-      <w:proofErr w:type="spellStart"/>
       <w:r>
         <w:rPr>
           <w:rFonts w:hint="eastAsia"/>
@@ -1981,63 +1572,7 @@
           <w:b/>
           <w:bCs/>
         </w:rPr>
-        <w:t>f_</w:t>
-      </w:r>
-      <w:proofErr w:type="gramStart"/>
-      <w:r>
-        <w:rPr>
-          <w:b/>
-          <w:bCs/>
-        </w:rPr>
-        <w:t>items</w:t>
-      </w:r>
-      <w:proofErr w:type="spellEnd"/>
-      <w:r>
-        <w:rPr>
-          <w:b/>
-          <w:bCs/>
-        </w:rPr>
-        <w:t> :</w:t>
-      </w:r>
-      <w:proofErr w:type="gramEnd"/>
-      <w:r>
-        <w:rPr>
-          <w:b/>
-          <w:bCs/>
-        </w:rPr>
-        <w:t xml:space="preserve"> </w:t>
-      </w:r>
-      <w:proofErr w:type="spellStart"/>
-      <w:r>
-        <w:rPr>
-          <w:b/>
-          <w:bCs/>
-        </w:rPr>
-        <w:t>zsc</w:t>
-      </w:r>
-      <w:proofErr w:type="spellEnd"/>
-      <w:r>
-        <w:rPr>
-          <w:b/>
-          <w:bCs/>
-        </w:rPr>
-        <w:t xml:space="preserve"> merged back to </w:t>
-      </w:r>
-      <w:proofErr w:type="spellStart"/>
-      <w:r>
-        <w:rPr>
-          <w:b/>
-          <w:bCs/>
-        </w:rPr>
-        <w:t>df_filtered</w:t>
-      </w:r>
-      <w:proofErr w:type="spellEnd"/>
-      <w:r>
-        <w:rPr>
-          <w:b/>
-          <w:bCs/>
-        </w:rPr>
-        <w:t xml:space="preserve"> </w:t>
+        <w:t xml:space="preserve">f_items : zsc merged back to df_filtered </w:t>
       </w:r>
     </w:p>
     <w:p>
@@ -2086,26 +1621,15 @@
         <w:t>F</w:t>
       </w:r>
       <w:r>
-        <w:t xml:space="preserve">irst try </w:t>
-      </w:r>
-      <w:proofErr w:type="spellStart"/>
-      <w:proofErr w:type="gramStart"/>
-      <w:r>
-        <w:t>zsc</w:t>
-      </w:r>
-      <w:proofErr w:type="spellEnd"/>
-      <w:r>
-        <w:t> :</w:t>
-      </w:r>
-      <w:proofErr w:type="gramEnd"/>
-    </w:p>
-    <w:p>
-      <w:pPr>
-        <w:rPr>
-          <w:rFonts w:hint="eastAsia"/>
-        </w:rPr>
-      </w:pPr>
-      <w:proofErr w:type="gramStart"/>
+        <w:t>irst try zsc :</w:t>
+      </w:r>
+    </w:p>
+    <w:p>
+      <w:pPr>
+        <w:rPr>
+          <w:rFonts w:hint="eastAsia"/>
+        </w:rPr>
+      </w:pPr>
       <w:r>
         <w:rPr>
           <w:rFonts w:hint="eastAsia"/>
@@ -2113,11 +1637,7 @@
         <w:t>I</w:t>
       </w:r>
       <w:r>
-        <w:t>nput :</w:t>
-      </w:r>
-      <w:proofErr w:type="gramEnd"/>
-      <w:r>
-        <w:t xml:space="preserve"> listings_paris2406_unique18449</w:t>
+        <w:t>nput : listings_paris2406_unique18449</w:t>
       </w:r>
     </w:p>
     <w:p>
@@ -2138,38 +1658,22 @@
         <w:rPr>
           <w:lang w:val="fr-FR"/>
         </w:rPr>
-        <w:t xml:space="preserve">y </w:t>
-      </w:r>
-      <w:proofErr w:type="spellStart"/>
-      <w:r>
-        <w:rPr>
-          <w:lang w:val="fr-FR"/>
-        </w:rPr>
-        <w:t>modernbert_large_nli</w:t>
-      </w:r>
-      <w:proofErr w:type="spellEnd"/>
-    </w:p>
-    <w:p>
-      <w:pPr>
-        <w:rPr>
-          <w:rFonts w:hint="eastAsia"/>
-          <w:lang w:val="fr-FR"/>
-        </w:rPr>
-      </w:pPr>
-      <w:r>
-        <w:rPr>
-          <w:lang w:val="fr-FR"/>
-        </w:rPr>
-        <w:t>22 labels en /</w:t>
-      </w:r>
-      <w:proofErr w:type="spellStart"/>
-      <w:r>
-        <w:rPr>
-          <w:lang w:val="fr-FR"/>
-        </w:rPr>
-        <w:t>fr</w:t>
-      </w:r>
-      <w:proofErr w:type="spellEnd"/>
+        <w:t>y modernbert_large_nli</w:t>
+      </w:r>
+    </w:p>
+    <w:p>
+      <w:pPr>
+        <w:rPr>
+          <w:rFonts w:hint="eastAsia"/>
+          <w:lang w:val="fr-FR"/>
+        </w:rPr>
+      </w:pPr>
+      <w:r>
+        <w:rPr>
+          <w:lang w:val="fr-FR"/>
+        </w:rPr>
+        <w:t>22 labels en /fr</w:t>
+      </w:r>
     </w:p>
     <w:p>
       <w:pPr>
@@ -2216,7 +1720,6 @@
           <w:lang w:val="fr-FR"/>
         </w:rPr>
       </w:pPr>
-      <w:proofErr w:type="spellStart"/>
       <w:r>
         <w:rPr>
           <w:rFonts w:hint="eastAsia"/>
@@ -2228,161 +1731,36 @@
         <w:rPr>
           <w:lang w:val="fr-FR"/>
         </w:rPr>
-        <w:t>odernbert_large_nli</w:t>
-      </w:r>
-      <w:proofErr w:type="spellEnd"/>
-      <w:r>
-        <w:rPr>
-          <w:lang w:val="fr-FR"/>
-        </w:rPr>
-        <w:t> :</w:t>
-      </w:r>
-    </w:p>
-    <w:p>
-      <w:pPr>
-        <w:rPr>
-          <w:rFonts w:hint="eastAsia"/>
-          <w:lang w:val="fr-FR"/>
-        </w:rPr>
-      </w:pPr>
-      <w:proofErr w:type="gramStart"/>
-      <w:r>
-        <w:rPr>
-          <w:rFonts w:hint="eastAsia"/>
-          <w:lang w:val="fr-FR"/>
-        </w:rPr>
-        <w:t>pipe</w:t>
-      </w:r>
-      <w:proofErr w:type="gramEnd"/>
-      <w:r>
-        <w:rPr>
-          <w:rFonts w:hint="eastAsia"/>
-          <w:lang w:val="fr-FR"/>
-        </w:rPr>
-        <w:t xml:space="preserve"> = </w:t>
-      </w:r>
-      <w:proofErr w:type="gramStart"/>
-      <w:r>
-        <w:rPr>
-          <w:rFonts w:hint="eastAsia"/>
-          <w:lang w:val="fr-FR"/>
-        </w:rPr>
-        <w:t>pipeline(</w:t>
-      </w:r>
-      <w:proofErr w:type="gramEnd"/>
-      <w:r>
-        <w:rPr>
-          <w:rFonts w:hint="eastAsia"/>
-          <w:lang w:val="fr-FR"/>
-        </w:rPr>
-        <w:t>"</w:t>
-      </w:r>
-      <w:proofErr w:type="spellStart"/>
-      <w:r>
-        <w:rPr>
-          <w:rFonts w:hint="eastAsia"/>
-          <w:lang w:val="fr-FR"/>
-        </w:rPr>
-        <w:t>zero</w:t>
-      </w:r>
-      <w:proofErr w:type="spellEnd"/>
-      <w:r>
-        <w:rPr>
-          <w:rFonts w:hint="eastAsia"/>
-          <w:lang w:val="fr-FR"/>
-        </w:rPr>
-        <w:t>-shot-classification", model="</w:t>
-      </w:r>
-      <w:proofErr w:type="spellStart"/>
-      <w:r>
-        <w:rPr>
-          <w:rFonts w:hint="eastAsia"/>
-          <w:lang w:val="fr-FR"/>
-        </w:rPr>
-        <w:t>tasksource</w:t>
-      </w:r>
-      <w:proofErr w:type="spellEnd"/>
-      <w:r>
-        <w:rPr>
-          <w:rFonts w:hint="eastAsia"/>
-          <w:lang w:val="fr-FR"/>
-        </w:rPr>
-        <w:t>/</w:t>
-      </w:r>
-      <w:proofErr w:type="spellStart"/>
-      <w:r>
-        <w:rPr>
-          <w:rFonts w:hint="eastAsia"/>
-          <w:lang w:val="fr-FR"/>
-        </w:rPr>
-        <w:t>ModernBERT</w:t>
-      </w:r>
-      <w:proofErr w:type="spellEnd"/>
-      <w:r>
-        <w:rPr>
-          <w:rFonts w:hint="eastAsia"/>
-          <w:lang w:val="fr-FR"/>
-        </w:rPr>
-        <w:t>-large-</w:t>
-      </w:r>
-      <w:proofErr w:type="spellStart"/>
-      <w:r>
-        <w:rPr>
-          <w:rFonts w:hint="eastAsia"/>
-          <w:lang w:val="fr-FR"/>
-        </w:rPr>
-        <w:t>nli</w:t>
-      </w:r>
-      <w:proofErr w:type="spellEnd"/>
-      <w:r>
-        <w:rPr>
-          <w:rFonts w:hint="eastAsia"/>
-          <w:lang w:val="fr-FR"/>
-        </w:rPr>
-        <w:t xml:space="preserve">")      </w:t>
-      </w:r>
-    </w:p>
-    <w:p>
-      <w:pPr>
-        <w:rPr>
-          <w:rFonts w:hint="eastAsia"/>
-          <w:lang w:val="fr-FR"/>
-        </w:rPr>
-      </w:pPr>
-      <w:r>
-        <w:rPr>
-          <w:lang w:val="fr-FR"/>
-        </w:rPr>
-        <w:t xml:space="preserve">  "</w:t>
-      </w:r>
-      <w:proofErr w:type="spellStart"/>
-      <w:r>
-        <w:rPr>
-          <w:lang w:val="fr-FR"/>
-        </w:rPr>
-        <w:t>model_max_length</w:t>
-      </w:r>
-      <w:proofErr w:type="spellEnd"/>
-      <w:proofErr w:type="gramStart"/>
-      <w:r>
-        <w:rPr>
-          <w:lang w:val="fr-FR"/>
-        </w:rPr>
-        <w:t>":</w:t>
-      </w:r>
-      <w:proofErr w:type="gramEnd"/>
-      <w:r>
-        <w:rPr>
-          <w:lang w:val="fr-FR"/>
-        </w:rPr>
-        <w:t xml:space="preserve"> 1000000000000000019884624838656,</w:t>
-      </w:r>
-    </w:p>
-    <w:p>
-      <w:pPr>
-        <w:rPr>
-          <w:rFonts w:hint="eastAsia"/>
-          <w:lang w:val="fr-FR"/>
+        <w:t>odernbert_large_nli :</w:t>
+      </w:r>
+    </w:p>
+    <w:p>
+      <w:pPr>
+        <w:rPr>
+          <w:rFonts w:hint="eastAsia"/>
+        </w:rPr>
+      </w:pPr>
+      <w:r>
+        <w:rPr>
+          <w:rFonts w:hint="eastAsia"/>
+        </w:rPr>
+        <w:t xml:space="preserve">pipe = pipeline("zero-shot-classification", model="tasksource/ModernBERT-large-nli")      </w:t>
+      </w:r>
+    </w:p>
+    <w:p>
+      <w:pPr>
+        <w:rPr>
+          <w:rFonts w:hint="eastAsia"/>
+        </w:rPr>
+      </w:pPr>
+      <w:r>
+        <w:t xml:space="preserve">  "model_max_length": 1000000000000000019884624838656,</w:t>
+      </w:r>
+    </w:p>
+    <w:p>
+      <w:pPr>
+        <w:rPr>
+          <w:rFonts w:hint="eastAsia"/>
         </w:rPr>
       </w:pPr>
     </w:p>
@@ -2435,19 +1813,11 @@
           <w:color w:val="0070C0"/>
         </w:rPr>
       </w:pPr>
-      <w:proofErr w:type="spellStart"/>
-      <w:r>
-        <w:rPr>
-          <w:color w:val="0070C0"/>
-        </w:rPr>
-        <w:t>ModernBERT</w:t>
-      </w:r>
-      <w:proofErr w:type="spellEnd"/>
-      <w:r>
-        <w:rPr>
-          <w:color w:val="0070C0"/>
-        </w:rPr>
-        <w:t xml:space="preserve"> ≈ 英语为主</w:t>
+      <w:r>
+        <w:rPr>
+          <w:color w:val="0070C0"/>
+        </w:rPr>
+        <w:t>ModernBERT ≈ 英语为主</w:t>
       </w:r>
     </w:p>
     <w:p>
@@ -2529,7 +1899,6 @@
         <w:lastRenderedPageBreak/>
         <w:t xml:space="preserve">⭐ </w:t>
       </w:r>
-      <w:proofErr w:type="spellStart"/>
       <w:r>
         <w:rPr>
           <w:rFonts w:hint="eastAsia"/>
@@ -2537,7 +1906,6 @@
         </w:rPr>
         <w:t>bge</w:t>
       </w:r>
-      <w:proofErr w:type="spellEnd"/>
       <w:r>
         <w:rPr>
           <w:lang w:val="fr-FR"/>
@@ -2552,34 +1920,14 @@
           <w:lang w:val="fr-FR"/>
         </w:rPr>
       </w:pPr>
-      <w:proofErr w:type="gramStart"/>
-      <w:r>
-        <w:rPr>
-          <w:b/>
-          <w:bCs/>
-          <w:lang w:val="fr-FR"/>
-        </w:rPr>
-        <w:t>deberta</w:t>
-      </w:r>
-      <w:proofErr w:type="gramEnd"/>
-      <w:r>
-        <w:rPr>
-          <w:b/>
-          <w:bCs/>
-          <w:lang w:val="fr-FR"/>
-        </w:rPr>
-        <w:t xml:space="preserve">-v3-zeroshot vs. </w:t>
-      </w:r>
-      <w:proofErr w:type="spellStart"/>
-      <w:r>
-        <w:rPr>
-          <w:b/>
-          <w:bCs/>
-          <w:lang w:val="fr-FR"/>
-        </w:rPr>
-        <w:t>roberta-zeroshot</w:t>
-      </w:r>
-      <w:proofErr w:type="spellEnd"/>
+      <w:r>
+        <w:rPr>
+          <w:b/>
+          <w:bCs/>
+          <w:lang w:val="fr-FR"/>
+        </w:rPr>
+        <w:t>deberta-v3-zeroshot vs. roberta-zeroshot</w:t>
+      </w:r>
       <w:r>
         <w:rPr>
           <w:lang w:val="fr-FR"/>
@@ -2610,21 +1958,7 @@
         <w:rPr>
           <w:lang w:val="fr-FR"/>
         </w:rPr>
-        <w:t xml:space="preserve"> </w:t>
-      </w:r>
-      <w:proofErr w:type="spellStart"/>
-      <w:r>
-        <w:rPr>
-          <w:lang w:val="fr-FR"/>
-        </w:rPr>
-        <w:t>roberta</w:t>
-      </w:r>
-      <w:proofErr w:type="spellEnd"/>
-      <w:r>
-        <w:rPr>
-          <w:lang w:val="fr-FR"/>
-        </w:rPr>
-        <w:t>，</w:t>
+        <w:t xml:space="preserve"> roberta，</w:t>
       </w:r>
       <w:r>
         <w:t>但速度稍慢。</w:t>
@@ -2633,21 +1967,7 @@
         <w:rPr>
           <w:lang w:val="fr-FR"/>
         </w:rPr>
-        <w:t xml:space="preserve">512 </w:t>
-      </w:r>
-      <w:proofErr w:type="spellStart"/>
-      <w:r>
-        <w:rPr>
-          <w:lang w:val="fr-FR"/>
-        </w:rPr>
-        <w:t>tokens</w:t>
-      </w:r>
-      <w:proofErr w:type="spellEnd"/>
-      <w:r>
-        <w:rPr>
-          <w:lang w:val="fr-FR"/>
-        </w:rPr>
-        <w:t xml:space="preserve">, </w:t>
+        <w:t xml:space="preserve">512 tokens, </w:t>
       </w:r>
       <w:r>
         <w:rPr>
@@ -2777,50 +2097,16 @@
       <w:r>
         <w:t>。多语言模型的性能不如仅使用英语的模型。因此，您也可以先使用 </w:t>
       </w:r>
-      <w:proofErr w:type="spellStart"/>
-      <w:r>
-        <w:rPr>
-          <w:rFonts w:hint="eastAsia"/>
-        </w:rPr>
-        <w:fldChar w:fldCharType="begin"/>
-      </w:r>
-      <w:r>
-        <w:rPr>
-          <w:rFonts w:hint="eastAsia"/>
-        </w:rPr>
-        <w:instrText>HYPERLINK "https://github.com/UKPLab/EasyNMT"</w:instrText>
-      </w:r>
-      <w:r>
-        <w:rPr>
-          <w:rFonts w:hint="eastAsia"/>
-        </w:rPr>
-      </w:r>
-      <w:r>
-        <w:rPr>
-          <w:rFonts w:hint="eastAsia"/>
-        </w:rPr>
-        <w:fldChar w:fldCharType="separate"/>
-      </w:r>
-      <w:r>
-        <w:rPr>
-          <w:rStyle w:val="af3"/>
-        </w:rPr>
-        <w:t>EasyNMT</w:t>
-      </w:r>
-      <w:proofErr w:type="spellEnd"/>
-      <w:r>
-        <w:rPr>
-          <w:rFonts w:hint="eastAsia"/>
-        </w:rPr>
-        <w:fldChar w:fldCharType="end"/>
-      </w:r>
-      <w:proofErr w:type="gramStart"/>
-      <w:r>
-        <w:t> 等库将</w:t>
-      </w:r>
-      <w:proofErr w:type="gramEnd"/>
-      <w:r>
-        <w:t>文本机器翻译成英语。</w:t>
+      <w:hyperlink r:id="rId9" w:history="1">
+        <w:r>
+          <w:rPr>
+            <w:rStyle w:val="af3"/>
+          </w:rPr>
+          <w:t>EasyNMT</w:t>
+        </w:r>
+      </w:hyperlink>
+      <w:r>
+        <w:t> 等库将文本机器翻译成英语。</w:t>
       </w:r>
     </w:p>
     <w:p>
@@ -2851,48 +2137,10 @@
         <w:rPr>
           <w:highlight w:val="yellow"/>
         </w:rPr>
-        <w:t xml:space="preserve">8192 </w:t>
-      </w:r>
-      <w:proofErr w:type="gramStart"/>
-      <w:r>
-        <w:rPr>
-          <w:highlight w:val="yellow"/>
-        </w:rPr>
-        <w:t>个</w:t>
-      </w:r>
-      <w:proofErr w:type="gramEnd"/>
-      <w:r>
-        <w:rPr>
-          <w:highlight w:val="yellow"/>
-        </w:rPr>
-        <w:t>词元</w:t>
-      </w:r>
-      <w:r>
-        <w:t xml:space="preserve">。其他模型最多可处理 512 </w:t>
-      </w:r>
-      <w:proofErr w:type="gramStart"/>
-      <w:r>
-        <w:t>个</w:t>
-      </w:r>
-      <w:proofErr w:type="gramEnd"/>
-      <w:r>
-        <w:t xml:space="preserve">词元。请注意，较长的文本输入会降低模型的处理速度和性能，因此，如果您处理的文本每页不超过 400 </w:t>
-      </w:r>
-      <w:proofErr w:type="gramStart"/>
-      <w:r>
-        <w:t>个</w:t>
-      </w:r>
-      <w:proofErr w:type="gramEnd"/>
-      <w:r>
-        <w:t xml:space="preserve">单词，请使用例如 </w:t>
-      </w:r>
-      <w:proofErr w:type="spellStart"/>
-      <w:r>
-        <w:t>deberta</w:t>
-      </w:r>
-      <w:proofErr w:type="spellEnd"/>
-      <w:r>
-        <w:t xml:space="preserve"> 模型以获得更好的性能。</w:t>
+        <w:t>8192 个词元</w:t>
+      </w:r>
+      <w:r>
+        <w:t>。其他模型最多可处理 512 个词元。请注意，较长的文本输入会降低模型的处理速度和性能，因此，如果您处理的文本每页不超过 400 个单词，请使用例如 deberta 模型以获得更好的性能。</w:t>
       </w:r>
     </w:p>
     <w:p>
@@ -2935,72 +2183,8 @@
           <w:bCs/>
           <w:color w:val="0070C0"/>
         </w:rPr>
-        <w:t xml:space="preserve"> </w:t>
-      </w:r>
-      <w:proofErr w:type="spellStart"/>
-      <w:r>
-        <w:rPr>
-          <w:b/>
-          <w:bCs/>
-          <w:color w:val="0070C0"/>
-        </w:rPr>
-        <w:t>facebook</w:t>
-      </w:r>
-      <w:proofErr w:type="spellEnd"/>
-      <w:r>
-        <w:rPr>
-          <w:b/>
-          <w:bCs/>
-          <w:color w:val="0070C0"/>
-        </w:rPr>
-        <w:t>/</w:t>
-      </w:r>
-      <w:proofErr w:type="spellStart"/>
-      <w:r>
-        <w:rPr>
-          <w:b/>
-          <w:bCs/>
-          <w:color w:val="0070C0"/>
-        </w:rPr>
-        <w:t>xlm</w:t>
-      </w:r>
-      <w:proofErr w:type="spellEnd"/>
-      <w:r>
-        <w:rPr>
-          <w:b/>
-          <w:bCs/>
-          <w:color w:val="0070C0"/>
-        </w:rPr>
-        <w:t>-</w:t>
-      </w:r>
-      <w:proofErr w:type="spellStart"/>
-      <w:r>
-        <w:rPr>
-          <w:b/>
-          <w:bCs/>
-          <w:color w:val="0070C0"/>
-        </w:rPr>
-        <w:t>roberta</w:t>
-      </w:r>
-      <w:proofErr w:type="spellEnd"/>
-      <w:r>
-        <w:rPr>
-          <w:b/>
-          <w:bCs/>
-          <w:color w:val="0070C0"/>
-        </w:rPr>
-        <w:t>-large-</w:t>
-      </w:r>
-      <w:proofErr w:type="spellStart"/>
-      <w:r>
-        <w:rPr>
-          <w:b/>
-          <w:bCs/>
-          <w:color w:val="0070C0"/>
-        </w:rPr>
-        <w:t>xnli</w:t>
-      </w:r>
-      <w:proofErr w:type="spellEnd"/>
+        <w:t xml:space="preserve"> facebook/xlm-roberta-large-xnli</w:t>
+      </w:r>
     </w:p>
     <w:p>
       <w:pPr>
@@ -3517,67 +2701,56 @@
       <w:pPr>
         <w:pStyle w:val="2"/>
         <w:rPr>
-          <w:lang w:val="fr-FR"/>
-        </w:rPr>
-      </w:pPr>
-      <w:r>
-        <w:rPr>
-          <w:rFonts w:hint="eastAsia"/>
-          <w:lang w:val="fr-FR"/>
+          <w:rFonts w:hint="eastAsia"/>
+        </w:rPr>
+      </w:pPr>
+      <w:r>
+        <w:rPr>
+          <w:rFonts w:hint="eastAsia"/>
         </w:rPr>
         <w:t>R</w:t>
       </w:r>
       <w:r>
-        <w:rPr>
-          <w:lang w:val="fr-FR"/>
-        </w:rPr>
         <w:t xml:space="preserve">epense des </w:t>
       </w:r>
       <w:r>
         <w:rPr>
           <w:rFonts w:hint="eastAsia"/>
-          <w:lang w:val="fr-FR"/>
         </w:rPr>
         <w:t>Ite</w:t>
       </w:r>
       <w:r>
-        <w:rPr>
-          <w:lang w:val="fr-FR"/>
-        </w:rPr>
         <w:t>ms</w:t>
       </w:r>
       <w:r>
-        <w:rPr>
-          <w:lang w:val="fr-FR"/>
-        </w:rPr>
         <w:t xml:space="preserve"> : </w:t>
       </w:r>
     </w:p>
     <w:p>
       <w:pPr>
         <w:rPr>
-          <w:lang w:val="fr-FR"/>
-        </w:rPr>
-      </w:pPr>
-    </w:p>
-    <w:p>
-      <w:pPr>
-        <w:rPr>
-          <w:lang w:val="fr-FR"/>
-        </w:rPr>
-      </w:pPr>
-    </w:p>
-    <w:p>
-      <w:pPr>
-        <w:rPr>
-          <w:lang w:val="fr-FR"/>
-        </w:rPr>
-      </w:pPr>
-    </w:p>
-    <w:p>
-      <w:pPr>
-        <w:rPr>
-          <w:lang w:val="fr-FR"/>
+          <w:rFonts w:hint="eastAsia"/>
+        </w:rPr>
+      </w:pPr>
+    </w:p>
+    <w:p>
+      <w:pPr>
+        <w:rPr>
+          <w:rFonts w:hint="eastAsia"/>
+        </w:rPr>
+      </w:pPr>
+    </w:p>
+    <w:p>
+      <w:pPr>
+        <w:rPr>
+          <w:rFonts w:hint="eastAsia"/>
+        </w:rPr>
+      </w:pPr>
+    </w:p>
+    <w:p>
+      <w:pPr>
+        <w:rPr>
+          <w:rFonts w:hint="eastAsia"/>
         </w:rPr>
       </w:pPr>
     </w:p>
@@ -3585,33 +2758,31 @@
       <w:pPr>
         <w:pStyle w:val="1"/>
         <w:rPr>
-          <w:lang w:val="fr-FR"/>
-        </w:rPr>
-      </w:pPr>
-      <w:r>
-        <w:rPr>
-          <w:lang w:val="fr-FR"/>
-        </w:rPr>
+          <w:rFonts w:hint="eastAsia"/>
+        </w:rPr>
+      </w:pPr>
+      <w:r>
         <w:t>31/01/2026 :</w:t>
       </w:r>
     </w:p>
     <w:p>
       <w:pPr>
         <w:rPr>
-          <w:lang w:val="fr-FR"/>
-        </w:rPr>
-      </w:pPr>
-    </w:p>
-    <w:p>
-      <w:pPr>
-        <w:rPr>
-          <w:lang w:val="fr-FR"/>
-        </w:rPr>
-      </w:pPr>
-    </w:p>
-    <w:p>
-      <w:pPr>
-        <w:rPr>
+          <w:rFonts w:hint="eastAsia"/>
+        </w:rPr>
+      </w:pPr>
+    </w:p>
+    <w:p>
+      <w:pPr>
+        <w:rPr>
+          <w:rFonts w:hint="eastAsia"/>
+        </w:rPr>
+      </w:pPr>
+    </w:p>
+    <w:p>
+      <w:pPr>
+        <w:rPr>
+          <w:rFonts w:hint="eastAsia"/>
           <w:b/>
           <w:bCs/>
         </w:rPr>
@@ -3636,19 +2807,15 @@
           <w:b/>
           <w:bCs/>
         </w:rPr>
-        <w:t xml:space="preserve"> price + </w:t>
-      </w:r>
-      <w:proofErr w:type="spellStart"/>
-      <w:r>
-        <w:rPr>
-          <w:b/>
-          <w:bCs/>
-        </w:rPr>
-        <w:t>booking_rate</w:t>
-      </w:r>
-      <w:proofErr w:type="spellEnd"/>
-    </w:p>
-    <w:p>
+        <w:t xml:space="preserve"> price + booking_rate</w:t>
+      </w:r>
+    </w:p>
+    <w:p>
+      <w:pPr>
+        <w:rPr>
+          <w:rFonts w:hint="eastAsia"/>
+        </w:rPr>
+      </w:pPr>
       <w:r>
         <w:t>存在</w:t>
       </w:r>
@@ -3666,6 +2833,9 @@
           <w:ilvl w:val="0"/>
           <w:numId w:val="13"/>
         </w:numPr>
+        <w:rPr>
+          <w:rFonts w:hint="eastAsia"/>
+        </w:rPr>
       </w:pPr>
       <w:r>
         <w:t>高 booking → 房东提价</w:t>
@@ -3677,12 +2847,20 @@
           <w:ilvl w:val="0"/>
           <w:numId w:val="13"/>
         </w:numPr>
+        <w:rPr>
+          <w:rFonts w:hint="eastAsia"/>
+        </w:rPr>
       </w:pPr>
       <w:r>
         <w:t>高价 → booking 下降</w:t>
       </w:r>
     </w:p>
     <w:p>
+      <w:pPr>
+        <w:rPr>
+          <w:rFonts w:hint="eastAsia"/>
+        </w:rPr>
+      </w:pPr>
       <w:r>
         <w:rPr>
           <w:rFonts w:ascii="Segoe UI Emoji" w:hAnsi="Segoe UI Emoji" w:cs="Segoe UI Emoji"/>
@@ -3711,6 +2889,9 @@
           <w:ilvl w:val="0"/>
           <w:numId w:val="14"/>
         </w:numPr>
+        <w:rPr>
+          <w:rFonts w:hint="eastAsia"/>
+        </w:rPr>
       </w:pPr>
       <w:r>
         <w:t>明确承认</w:t>
@@ -3722,6 +2903,9 @@
           <w:ilvl w:val="0"/>
           <w:numId w:val="14"/>
         </w:numPr>
+        <w:rPr>
+          <w:rFonts w:hint="eastAsia"/>
+        </w:rPr>
       </w:pPr>
       <w:r>
         <w:t>解释为 reduced-form</w:t>
@@ -3730,21 +2914,24 @@
     <w:p>
       <w:pPr>
         <w:rPr>
-          <w:lang w:val="fr-FR"/>
-        </w:rPr>
-      </w:pPr>
-    </w:p>
-    <w:p>
-      <w:pPr>
-        <w:rPr>
-          <w:color w:val="0070C0"/>
-          <w:lang w:val="fr-FR"/>
-        </w:rPr>
-      </w:pPr>
-    </w:p>
-    <w:p>
-      <w:pPr>
-        <w:rPr>
+          <w:rFonts w:hint="eastAsia"/>
+          <w:lang w:val="fr-FR"/>
+        </w:rPr>
+      </w:pPr>
+    </w:p>
+    <w:p>
+      <w:pPr>
+        <w:rPr>
+          <w:rFonts w:hint="eastAsia"/>
+          <w:color w:val="0070C0"/>
+          <w:lang w:val="fr-FR"/>
+        </w:rPr>
+      </w:pPr>
+    </w:p>
+    <w:p>
+      <w:pPr>
+        <w:rPr>
+          <w:rFonts w:hint="eastAsia"/>
           <w:b/>
           <w:bCs/>
           <w:color w:val="0070C0"/>
@@ -3775,6 +2962,7 @@
           <w:numId w:val="16"/>
         </w:numPr>
         <w:rPr>
+          <w:rFonts w:hint="eastAsia"/>
           <w:b/>
           <w:bCs/>
           <w:color w:val="0070C0"/>
@@ -3796,6 +2984,7 @@
           <w:numId w:val="16"/>
         </w:numPr>
         <w:rPr>
+          <w:rFonts w:hint="eastAsia"/>
           <w:b/>
           <w:bCs/>
           <w:color w:val="0070C0"/>
@@ -3817,6 +3006,7 @@
           <w:numId w:val="16"/>
         </w:numPr>
         <w:rPr>
+          <w:rFonts w:hint="eastAsia"/>
           <w:b/>
           <w:bCs/>
           <w:color w:val="0070C0"/>
@@ -3834,6 +3024,7 @@
     <w:p>
       <w:pPr>
         <w:rPr>
+          <w:rFonts w:hint="eastAsia"/>
           <w:b/>
           <w:bCs/>
           <w:color w:val="0070C0"/>
@@ -3851,6 +3042,7 @@
     <w:p>
       <w:pPr>
         <w:rPr>
+          <w:rFonts w:hint="eastAsia"/>
           <w:color w:val="0070C0"/>
           <w:lang w:val="fr-FR"/>
         </w:rPr>
@@ -3963,10 +3155,10 @@
             <m:t>)</m:t>
           </m:r>
           <m:r>
+            <m:rPr>
+              <m:sty m:val="bi"/>
+            </m:rPr>
             <w:rPr>
-              <w:b/>
-              <w:bCs/>
-              <w:i/>
               <w:color w:val="0070C0"/>
             </w:rPr>
             <w:br/>
@@ -3977,14 +3169,16 @@
     <w:p>
       <w:pPr>
         <w:rPr>
-          <w:color w:val="0070C0"/>
-          <w:lang w:val="fr-FR"/>
-        </w:rPr>
-      </w:pPr>
-    </w:p>
-    <w:p>
-      <w:pPr>
-        <w:rPr>
+          <w:rFonts w:hint="eastAsia"/>
+          <w:color w:val="0070C0"/>
+          <w:lang w:val="fr-FR"/>
+        </w:rPr>
+      </w:pPr>
+    </w:p>
+    <w:p>
+      <w:pPr>
+        <w:rPr>
+          <w:rFonts w:hint="eastAsia"/>
           <w:color w:val="0070C0"/>
         </w:rPr>
       </w:pPr>
@@ -4010,6 +3204,7 @@
           <w:numId w:val="17"/>
         </w:numPr>
         <w:rPr>
+          <w:rFonts w:hint="eastAsia"/>
           <w:color w:val="0070C0"/>
         </w:rPr>
       </w:pPr>
@@ -4027,6 +3222,7 @@
           <w:numId w:val="17"/>
         </w:numPr>
         <w:rPr>
+          <w:rFonts w:hint="eastAsia"/>
           <w:color w:val="0070C0"/>
         </w:rPr>
       </w:pPr>
@@ -4044,6 +3240,7 @@
           <w:numId w:val="17"/>
         </w:numPr>
         <w:rPr>
+          <w:rFonts w:hint="eastAsia"/>
           <w:color w:val="0070C0"/>
         </w:rPr>
       </w:pPr>
@@ -4057,13 +3254,825 @@
       </w:r>
     </w:p>
     <w:p/>
+    <w:p/>
+    <w:p/>
+    <w:p>
+      <w:pPr>
+        <w:pStyle w:val="1"/>
+        <w:rPr>
+          <w:lang w:val="fr-FR"/>
+        </w:rPr>
+      </w:pPr>
+      <w:r>
+        <w:rPr>
+          <w:lang w:val="fr-FR"/>
+        </w:rPr>
+        <w:t>01/02/2026 :</w:t>
+      </w:r>
+    </w:p>
+    <w:p>
+      <w:pPr>
+        <w:pStyle w:val="2"/>
+        <w:rPr>
+          <w:b/>
+          <w:bCs/>
+          <w:lang w:val="fr-FR"/>
+        </w:rPr>
+      </w:pPr>
+      <w:r>
+        <w:rPr>
+          <w:rFonts w:hint="eastAsia"/>
+          <w:b/>
+          <w:bCs/>
+          <w:lang w:val="fr-FR"/>
+        </w:rPr>
+        <w:t>D</w:t>
+      </w:r>
+      <w:r>
+        <w:rPr>
+          <w:b/>
+          <w:bCs/>
+          <w:lang w:val="fr-FR"/>
+        </w:rPr>
+        <w:t>esc</w:t>
+      </w:r>
+    </w:p>
+    <w:p>
+      <w:pPr>
+        <w:rPr>
+          <w:rFonts w:hint="eastAsia"/>
+          <w:b/>
+          <w:bCs/>
+          <w:lang w:val="fr-FR"/>
+        </w:rPr>
+      </w:pPr>
+      <w:r>
+        <w:rPr>
+          <w:rFonts w:hint="eastAsia"/>
+          <w:b/>
+          <w:bCs/>
+          <w:lang w:val="fr-FR"/>
+        </w:rPr>
+        <w:t>整体而言</w:t>
+      </w:r>
+      <w:r>
+        <w:rPr>
+          <w:rFonts w:hint="eastAsia"/>
+          <w:b/>
+          <w:bCs/>
+          <w:lang w:val="fr-FR"/>
+        </w:rPr>
+        <w:t>，</w:t>
+      </w:r>
+      <w:r>
+        <w:rPr>
+          <w:rFonts w:hint="eastAsia"/>
+          <w:b/>
+          <w:bCs/>
+          <w:lang w:val="fr-FR"/>
+        </w:rPr>
+        <w:t>5tactics在城市之间显著区别？？</w:t>
+      </w:r>
+      <w:r>
+        <w:rPr>
+          <w:rFonts w:hint="eastAsia"/>
+          <w:b/>
+          <w:bCs/>
+          <w:lang w:val="fr-FR"/>
+        </w:rPr>
+        <w:t>太多噪音？</w:t>
+      </w:r>
+    </w:p>
+    <w:p>
+      <w:pPr>
+        <w:rPr>
+          <w:b/>
+          <w:bCs/>
+          <w:lang w:val="fr-FR"/>
+        </w:rPr>
+      </w:pPr>
+      <w:r>
+        <w:rPr>
+          <w:rFonts w:hint="eastAsia"/>
+          <w:b/>
+          <w:bCs/>
+          <w:lang w:val="fr-FR"/>
+        </w:rPr>
+        <w:t>Paris中，status</w:t>
+      </w:r>
+      <w:r>
+        <w:rPr>
+          <w:b/>
+          <w:bCs/>
+          <w:lang w:val="fr-FR"/>
+        </w:rPr>
+        <w:t>_changed</w:t>
+      </w:r>
+      <w:r>
+        <w:rPr>
+          <w:rFonts w:hint="eastAsia"/>
+          <w:b/>
+          <w:bCs/>
+          <w:lang w:val="fr-FR"/>
+        </w:rPr>
+        <w:t>/</w:t>
+      </w:r>
+      <w:r>
+        <w:rPr>
+          <w:b/>
+          <w:bCs/>
+          <w:lang w:val="fr-FR"/>
+        </w:rPr>
+        <w:t>sp_changed/old_host_sp_changed</w:t>
+      </w:r>
+      <w:r>
+        <w:rPr>
+          <w:rFonts w:hint="eastAsia"/>
+          <w:b/>
+          <w:bCs/>
+          <w:lang w:val="fr-FR"/>
+        </w:rPr>
+        <w:t>的tactics有显著差别</w:t>
+      </w:r>
+    </w:p>
+    <w:p>
+      <w:pPr>
+        <w:rPr>
+          <w:b/>
+          <w:bCs/>
+          <w:lang w:val="fr-FR"/>
+        </w:rPr>
+      </w:pPr>
+      <w:r>
+        <w:rPr>
+          <w:rFonts w:hint="eastAsia"/>
+          <w:b/>
+          <w:bCs/>
+          <w:lang w:val="fr-FR"/>
+        </w:rPr>
+        <w:t>但是</w:t>
+      </w:r>
+      <w:r>
+        <w:rPr>
+          <w:rFonts w:hint="eastAsia"/>
+          <w:b/>
+          <w:bCs/>
+          <w:lang w:val="fr-FR"/>
+        </w:rPr>
+        <w:t>Is</w:t>
+      </w:r>
+      <w:r>
+        <w:rPr>
+          <w:b/>
+          <w:bCs/>
+          <w:lang w:val="fr-FR"/>
+        </w:rPr>
+        <w:t xml:space="preserve">_changed : </w:t>
+      </w:r>
+      <w:r>
+        <w:rPr>
+          <w:rFonts w:hint="eastAsia"/>
+          <w:b/>
+          <w:bCs/>
+          <w:lang w:val="fr-FR"/>
+        </w:rPr>
+        <w:t>除了exemplarite其余tactics都没有显著差异</w:t>
+      </w:r>
+    </w:p>
+    <w:p>
+      <w:pPr>
+        <w:rPr>
+          <w:b/>
+          <w:bCs/>
+          <w:lang w:val="fr-FR"/>
+        </w:rPr>
+      </w:pPr>
+    </w:p>
+    <w:p>
+      <w:pPr>
+        <w:rPr>
+          <w:b/>
+          <w:bCs/>
+          <w:lang w:val="fr-FR"/>
+        </w:rPr>
+      </w:pPr>
+    </w:p>
+    <w:p>
+      <w:pPr>
+        <w:rPr>
+          <w:rFonts w:hint="eastAsia"/>
+          <w:b/>
+          <w:bCs/>
+          <w:lang w:val="fr-FR"/>
+        </w:rPr>
+      </w:pPr>
+    </w:p>
+    <w:p>
+      <w:pPr>
+        <w:pStyle w:val="a9"/>
+        <w:numPr>
+          <w:ilvl w:val="0"/>
+          <w:numId w:val="3"/>
+        </w:numPr>
+        <w:rPr>
+          <w:color w:val="0070C0"/>
+          <w:lang w:val="fr-FR"/>
+        </w:rPr>
+      </w:pPr>
+      <w:r>
+        <w:rPr>
+          <w:color w:val="0070C0"/>
+        </w:rPr>
+        <w:t>组越粗，噪声越大，显著性越难显现</w:t>
+      </w:r>
+    </w:p>
+    <w:p>
+      <w:pPr>
+        <w:pStyle w:val="a9"/>
+        <w:ind w:left="360"/>
+        <w:rPr>
+          <w:color w:val="0070C0"/>
+        </w:rPr>
+      </w:pPr>
+      <w:r>
+        <w:rPr>
+          <w:color w:val="0070C0"/>
+        </w:rPr>
+        <w:t>不同 tactics 对不同子群体反应不同</w:t>
+      </w:r>
+      <w:r>
+        <w:rPr>
+          <w:rFonts w:hint="eastAsia"/>
+          <w:color w:val="0070C0"/>
+        </w:rPr>
+        <w:t>。</w:t>
+      </w:r>
+    </w:p>
+    <w:p>
+      <w:pPr>
+        <w:pStyle w:val="a9"/>
+        <w:ind w:left="360"/>
+        <w:rPr>
+          <w:rFonts w:hint="eastAsia"/>
+          <w:color w:val="0070C0"/>
+        </w:rPr>
+      </w:pPr>
+      <w:r>
+        <w:rPr>
+          <w:color w:val="0070C0"/>
+        </w:rPr>
+        <w:t>当混合在一起（is_changed） → 平均效果被稀释 → 只有差异最大、最稳定的 exemplarite 能显著</w:t>
+      </w:r>
+    </w:p>
+    <w:p>
+      <w:pPr>
+        <w:tabs>
+          <w:tab w:val="num" w:pos="720"/>
+        </w:tabs>
+        <w:rPr>
+          <w:color w:val="0070C0"/>
+          <w:lang w:val="fr-FR"/>
+        </w:rPr>
+      </w:pPr>
+      <w:r>
+        <w:rPr>
+          <w:b/>
+          <w:bCs/>
+          <w:color w:val="0070C0"/>
+          <w:lang w:val="fr-FR"/>
+        </w:rPr>
+        <w:t xml:space="preserve">Exemplarite </w:t>
+      </w:r>
+      <w:r>
+        <w:rPr>
+          <w:b/>
+          <w:bCs/>
+          <w:color w:val="0070C0"/>
+        </w:rPr>
+        <w:t>是最敏感的策略</w:t>
+      </w:r>
+      <w:r>
+        <w:rPr>
+          <w:color w:val="0070C0"/>
+          <w:lang w:val="fr-FR"/>
+        </w:rPr>
+        <w:t>：</w:t>
+      </w:r>
+      <w:r>
+        <w:rPr>
+          <w:color w:val="0070C0"/>
+        </w:rPr>
+        <w:t xml:space="preserve">说明 JO 对房东影响主要通过 </w:t>
+      </w:r>
+      <w:r>
+        <w:rPr>
+          <w:b/>
+          <w:bCs/>
+          <w:color w:val="0070C0"/>
+        </w:rPr>
+        <w:t>展示质量 / 榜样行为</w:t>
+      </w:r>
+      <w:r>
+        <w:rPr>
+          <w:color w:val="0070C0"/>
+        </w:rPr>
+        <w:t xml:space="preserve"> 渠道</w:t>
+      </w:r>
+    </w:p>
+    <w:p>
+      <w:pPr>
+        <w:rPr>
+          <w:color w:val="0070C0"/>
+        </w:rPr>
+      </w:pPr>
+      <w:r>
+        <w:rPr>
+          <w:b/>
+          <w:bCs/>
+          <w:color w:val="0070C0"/>
+        </w:rPr>
+        <w:t>其他策略需要区分细分房东类型</w:t>
+      </w:r>
+      <w:r>
+        <w:rPr>
+          <w:color w:val="0070C0"/>
+        </w:rPr>
+        <w:t>：状态变化型、SP调整型老房东等</w:t>
+      </w:r>
+      <w:r>
+        <w:rPr>
+          <w:rFonts w:hint="eastAsia"/>
+          <w:color w:val="0070C0"/>
+        </w:rPr>
+        <w:t>，</w:t>
+      </w:r>
+      <w:r>
+        <w:rPr>
+          <w:color w:val="0070C0"/>
+        </w:rPr>
+        <w:t>才能观察到策略差异</w:t>
+      </w:r>
+    </w:p>
+    <w:p>
+      <w:pPr>
+        <w:rPr>
+          <w:lang w:val="fr-FR"/>
+        </w:rPr>
+      </w:pPr>
+    </w:p>
+    <w:p>
+      <w:pPr>
+        <w:rPr>
+          <w:color w:val="0070C0"/>
+          <w:lang w:val="fr-FR"/>
+        </w:rPr>
+      </w:pPr>
+      <w:r>
+        <w:rPr>
+          <w:rFonts w:hint="eastAsia"/>
+          <w:color w:val="0070C0"/>
+          <w:lang w:val="fr-FR"/>
+        </w:rPr>
+        <w:t>房东状态变量：</w:t>
+      </w:r>
+      <w:r>
+        <w:rPr>
+          <w:color w:val="0070C0"/>
+          <w:lang w:val="fr-FR"/>
+        </w:rPr>
+        <w:t>status         status_changed  sp_changed  old_host_sp_changed  no_change</w:t>
+      </w:r>
+    </w:p>
+    <w:p>
+      <w:pPr>
+        <w:rPr>
+          <w:rFonts w:hint="eastAsia"/>
+          <w:b/>
+          <w:bCs/>
+          <w:color w:val="0070C0"/>
+          <w:lang w:val="fr-FR"/>
+        </w:rPr>
+      </w:pPr>
+      <w:r>
+        <w:rPr>
+          <w:b/>
+          <w:bCs/>
+          <w:color w:val="0070C0"/>
+          <w:lang w:val="fr-FR"/>
+        </w:rPr>
+        <w:t xml:space="preserve">old_host_sp_changed </w:t>
+      </w:r>
+      <w:r>
+        <w:rPr>
+          <w:b/>
+          <w:bCs/>
+          <w:color w:val="0070C0"/>
+        </w:rPr>
+        <w:t>的定义严格针对</w:t>
+      </w:r>
+      <w:r>
+        <w:rPr>
+          <w:b/>
+          <w:bCs/>
+          <w:color w:val="0070C0"/>
+          <w:lang w:val="fr-FR"/>
+        </w:rPr>
+        <w:t>“</w:t>
+      </w:r>
+      <w:r>
+        <w:rPr>
+          <w:b/>
+          <w:bCs/>
+          <w:color w:val="0070C0"/>
+        </w:rPr>
+        <w:t>连续活跃老房东的策略调整</w:t>
+      </w:r>
+      <w:r>
+        <w:rPr>
+          <w:b/>
+          <w:bCs/>
+          <w:color w:val="0070C0"/>
+          <w:lang w:val="fr-FR"/>
+        </w:rPr>
+        <w:t>”</w:t>
+      </w:r>
+      <w:r>
+        <w:rPr>
+          <w:rFonts w:hint="eastAsia"/>
+          <w:b/>
+          <w:bCs/>
+          <w:color w:val="0070C0"/>
+          <w:lang w:val="fr-FR"/>
+        </w:rPr>
+        <w:t>，不包括reopen+sp</w:t>
+      </w:r>
+      <w:r>
+        <w:rPr>
+          <w:b/>
+          <w:bCs/>
+          <w:color w:val="0070C0"/>
+          <w:lang w:val="fr-FR"/>
+        </w:rPr>
+        <w:t>_changed</w:t>
+      </w:r>
+      <w:r>
+        <w:rPr>
+          <w:rFonts w:hint="eastAsia"/>
+          <w:b/>
+          <w:bCs/>
+          <w:color w:val="0070C0"/>
+          <w:lang w:val="fr-FR"/>
+        </w:rPr>
+        <w:t>（</w:t>
+      </w:r>
+      <w:r>
+        <w:rPr>
+          <w:rFonts w:hint="eastAsia"/>
+          <w:b/>
+          <w:bCs/>
+          <w:color w:val="0070C0"/>
+        </w:rPr>
+        <w:t>不连续活跃</w:t>
+      </w:r>
+      <w:r>
+        <w:rPr>
+          <w:rFonts w:hint="eastAsia"/>
+          <w:b/>
+          <w:bCs/>
+          <w:color w:val="0070C0"/>
+          <w:lang w:val="fr-FR"/>
+        </w:rPr>
+        <w:t>）</w:t>
+      </w:r>
+    </w:p>
+    <w:p>
+      <w:pPr>
+        <w:rPr>
+          <w:rFonts w:hint="eastAsia"/>
+          <w:lang w:val="fr-FR"/>
+        </w:rPr>
+      </w:pPr>
+    </w:p>
+    <w:p>
+      <w:pPr>
+        <w:rPr>
+          <w:color w:val="0070C0"/>
+          <w:lang w:val="fr-FR"/>
+        </w:rPr>
+      </w:pPr>
+      <w:r>
+        <w:rPr>
+          <w:color w:val="0070C0"/>
+          <w:lang w:val="fr-FR"/>
+        </w:rPr>
+        <w:t xml:space="preserve">“Extensive margin” </w:t>
+      </w:r>
+      <w:r>
+        <w:rPr>
+          <w:color w:val="0070C0"/>
+        </w:rPr>
+        <w:t>是经济学里常用的术语</w:t>
+      </w:r>
+      <w:r>
+        <w:rPr>
+          <w:color w:val="0070C0"/>
+          <w:lang w:val="fr-FR"/>
+        </w:rPr>
+        <w:t>，</w:t>
+      </w:r>
+      <w:r>
+        <w:rPr>
+          <w:color w:val="0070C0"/>
+        </w:rPr>
+        <w:t>指</w:t>
+      </w:r>
+      <w:r>
+        <w:rPr>
+          <w:b/>
+          <w:bCs/>
+          <w:color w:val="0070C0"/>
+        </w:rPr>
+        <w:t>是否进入</w:t>
+      </w:r>
+      <w:r>
+        <w:rPr>
+          <w:b/>
+          <w:bCs/>
+          <w:color w:val="0070C0"/>
+          <w:lang w:val="fr-FR"/>
+        </w:rPr>
+        <w:t>/</w:t>
+      </w:r>
+      <w:r>
+        <w:rPr>
+          <w:b/>
+          <w:bCs/>
+          <w:color w:val="0070C0"/>
+        </w:rPr>
+        <w:t>退出市场</w:t>
+      </w:r>
+      <w:r>
+        <w:rPr>
+          <w:color w:val="0070C0"/>
+        </w:rPr>
+        <w:t>、</w:t>
+      </w:r>
+      <w:r>
+        <w:rPr>
+          <w:b/>
+          <w:bCs/>
+          <w:color w:val="0070C0"/>
+        </w:rPr>
+        <w:t>是否有活动</w:t>
+      </w:r>
+      <w:r>
+        <w:rPr>
+          <w:color w:val="0070C0"/>
+        </w:rPr>
+        <w:t>这种</w:t>
+      </w:r>
+      <w:r>
+        <w:rPr>
+          <w:color w:val="0070C0"/>
+          <w:lang w:val="fr-FR"/>
+        </w:rPr>
+        <w:t>“</w:t>
+      </w:r>
+      <w:r>
+        <w:rPr>
+          <w:color w:val="0070C0"/>
+        </w:rPr>
+        <w:t>量的变化</w:t>
+      </w:r>
+      <w:r>
+        <w:rPr>
+          <w:color w:val="0070C0"/>
+          <w:lang w:val="fr-FR"/>
+        </w:rPr>
+        <w:t>”</w:t>
+      </w:r>
+      <w:r>
+        <w:rPr>
+          <w:color w:val="0070C0"/>
+        </w:rPr>
+        <w:t>。</w:t>
+      </w:r>
+    </w:p>
+    <w:p>
+      <w:pPr>
+        <w:rPr>
+          <w:color w:val="0070C0"/>
+        </w:rPr>
+      </w:pPr>
+      <w:r>
+        <w:rPr>
+          <w:color w:val="0070C0"/>
+        </w:rPr>
+        <w:t>对你的数据来说：</w:t>
+      </w:r>
+    </w:p>
+    <w:p>
+      <w:pPr>
+        <w:numPr>
+          <w:ilvl w:val="0"/>
+          <w:numId w:val="18"/>
+        </w:numPr>
+        <w:rPr>
+          <w:color w:val="0070C0"/>
+        </w:rPr>
+      </w:pPr>
+      <w:r>
+        <w:rPr>
+          <w:color w:val="0070C0"/>
+        </w:rPr>
+        <w:lastRenderedPageBreak/>
+        <w:t>status_changed = 1 表示房东</w:t>
+      </w:r>
+      <w:r>
+        <w:rPr>
+          <w:b/>
+          <w:bCs/>
+          <w:color w:val="0070C0"/>
+        </w:rPr>
+        <w:t>在 JO 事件期间发生了状态变化</w:t>
+      </w:r>
+      <w:r>
+        <w:rPr>
+          <w:color w:val="0070C0"/>
+        </w:rPr>
+        <w:t>（reopen / reactive / new_host）</w:t>
+      </w:r>
+    </w:p>
+    <w:p>
+      <w:pPr>
+        <w:numPr>
+          <w:ilvl w:val="0"/>
+          <w:numId w:val="18"/>
+        </w:numPr>
+        <w:rPr>
+          <w:color w:val="0070C0"/>
+        </w:rPr>
+      </w:pPr>
+      <w:r>
+        <w:rPr>
+          <w:color w:val="0070C0"/>
+        </w:rPr>
+        <w:t xml:space="preserve">这是你想测量的 </w:t>
+      </w:r>
+      <w:r>
+        <w:rPr>
+          <w:b/>
+          <w:bCs/>
+          <w:color w:val="0070C0"/>
+        </w:rPr>
+        <w:t>JO 对房东市场参与的直接影响</w:t>
+      </w:r>
+    </w:p>
+    <w:p>
+      <w:pPr>
+        <w:rPr>
+          <w:color w:val="0070C0"/>
+        </w:rPr>
+      </w:pPr>
+    </w:p>
+    <w:p>
+      <w:pPr>
+        <w:rPr>
+          <w:b/>
+          <w:bCs/>
+          <w:color w:val="0070C0"/>
+          <w:lang w:val="fr-FR"/>
+        </w:rPr>
+      </w:pPr>
+      <w:r>
+        <w:rPr>
+          <w:b/>
+          <w:bCs/>
+          <w:color w:val="0070C0"/>
+        </w:rPr>
+        <w:t>old_host_sp_changed → 真正的策略调整（intensive margin）</w:t>
+      </w:r>
+    </w:p>
+    <w:p>
+      <w:pPr>
+        <w:rPr>
+          <w:lang w:val="fr-FR"/>
+        </w:rPr>
+      </w:pPr>
+    </w:p>
+    <w:p>
+      <w:pPr>
+        <w:rPr>
+          <w:lang w:val="fr-FR"/>
+        </w:rPr>
+      </w:pPr>
+    </w:p>
+    <w:p>
+      <w:pPr>
+        <w:pStyle w:val="2"/>
+        <w:rPr>
+          <w:lang w:val="fr-FR"/>
+        </w:rPr>
+      </w:pPr>
+      <w:r>
+        <w:rPr>
+          <w:lang w:val="fr-FR"/>
+        </w:rPr>
+        <w:t>OLS :</w:t>
+      </w:r>
+    </w:p>
+    <w:p>
+      <w:pPr>
+        <w:rPr>
+          <w:lang w:val="fr-FR"/>
+        </w:rPr>
+      </w:pPr>
+    </w:p>
+    <w:p>
+      <w:r>
+        <w:rPr>
+          <w:rFonts w:hint="eastAsia"/>
+        </w:rPr>
+        <w:t>G</w:t>
+      </w:r>
+      <w:r>
+        <w:t>roup_col</w:t>
+      </w:r>
+      <w:r>
+        <w:rPr>
+          <w:rFonts w:hint="eastAsia"/>
+        </w:rPr>
+        <w:t>==</w:t>
+      </w:r>
+      <w:r>
+        <w:t>is_changed</w:t>
+      </w:r>
+      <w:r>
+        <w:rPr>
+          <w:rFonts w:hint="eastAsia"/>
+        </w:rPr>
+        <w:t>交互不显著</w:t>
+      </w:r>
+    </w:p>
+    <w:p>
+      <w:pPr>
+        <w:rPr>
+          <w:rFonts w:hint="eastAsia"/>
+        </w:rPr>
+      </w:pPr>
+      <w:r>
+        <w:rPr>
+          <w:rFonts w:hint="eastAsia"/>
+        </w:rPr>
+        <w:t>==</w:t>
+      </w:r>
+      <w:r>
+        <w:t xml:space="preserve">status_changed/sp_changed </w:t>
+      </w:r>
+      <w:r>
+        <w:rPr>
+          <w:rFonts w:hint="eastAsia"/>
+        </w:rPr>
+        <w:t>仅仅</w:t>
+      </w:r>
+    </w:p>
+    <w:p/>
+    <w:p>
+      <w:pPr>
+        <w:rPr>
+          <w:rFonts w:hint="eastAsia"/>
+          <w:lang w:val="fr-FR"/>
+        </w:rPr>
+      </w:pPr>
+      <w:r>
+        <w:rPr>
+          <w:rFonts w:hint="eastAsia"/>
+        </w:rPr>
+        <w:t>Booking</w:t>
+      </w:r>
+      <w:r>
+        <w:rPr>
+          <w:lang w:val="fr-FR"/>
+        </w:rPr>
+        <w:t>90=ctrl+city*tactics</w:t>
+      </w:r>
+    </w:p>
+    <w:p>
+      <w:r>
+        <w:t>在 JO 冲击下（Paris vs London），</w:t>
+      </w:r>
+      <w:r>
+        <w:br/>
+        <w:t>不同自我展示策略是否具有差异化的平均回报？</w:t>
+      </w:r>
+    </w:p>
     <w:sectPr>
-      <w:headerReference w:type="even" r:id="rId9"/>
-      <w:headerReference w:type="default" r:id="rId10"/>
-      <w:footerReference w:type="even" r:id="rId11"/>
-      <w:footerReference w:type="default" r:id="rId12"/>
-      <w:headerReference w:type="first" r:id="rId13"/>
-      <w:footerReference w:type="first" r:id="rId14"/>
+      <w:headerReference w:type="even" r:id="rId10"/>
+      <w:headerReference w:type="default" r:id="rId11"/>
+      <w:footerReference w:type="even" r:id="rId12"/>
+      <w:footerReference w:type="default" r:id="rId13"/>
+      <w:headerReference w:type="first" r:id="rId14"/>
+      <w:footerReference w:type="first" r:id="rId15"/>
       <w:pgSz w:w="11906" w:h="16838"/>
       <w:pgMar w:top="1440" w:right="1800" w:bottom="1440" w:left="1800" w:header="851" w:footer="992" w:gutter="0"/>
       <w:cols w:space="425"/>
@@ -4366,6 +4375,155 @@
     </w:lvl>
   </w:abstractNum>
   <w:abstractNum w:abstractNumId="1" w15:restartNumberingAfterBreak="0">
+    <w:nsid w:val="04391D63"/>
+    <w:multiLevelType w:val="multilevel"/>
+    <w:tmpl w:val="43520730"/>
+    <w:lvl w:ilvl="0">
+      <w:start w:val="1"/>
+      <w:numFmt w:val="bullet"/>
+      <w:lvlText w:val=""/>
+      <w:lvlJc w:val="left"/>
+      <w:pPr>
+        <w:tabs>
+          <w:tab w:val="num" w:pos="720"/>
+        </w:tabs>
+        <w:ind w:left="720" w:hanging="360"/>
+      </w:pPr>
+      <w:rPr>
+        <w:rFonts w:ascii="Symbol" w:hAnsi="Symbol" w:hint="default"/>
+        <w:sz w:val="20"/>
+      </w:rPr>
+    </w:lvl>
+    <w:lvl w:ilvl="1" w:tentative="1">
+      <w:start w:val="1"/>
+      <w:numFmt w:val="bullet"/>
+      <w:lvlText w:val="o"/>
+      <w:lvlJc w:val="left"/>
+      <w:pPr>
+        <w:tabs>
+          <w:tab w:val="num" w:pos="1440"/>
+        </w:tabs>
+        <w:ind w:left="1440" w:hanging="360"/>
+      </w:pPr>
+      <w:rPr>
+        <w:rFonts w:ascii="Courier New" w:hAnsi="Courier New" w:hint="default"/>
+        <w:sz w:val="20"/>
+      </w:rPr>
+    </w:lvl>
+    <w:lvl w:ilvl="2" w:tentative="1">
+      <w:start w:val="1"/>
+      <w:numFmt w:val="bullet"/>
+      <w:lvlText w:val=""/>
+      <w:lvlJc w:val="left"/>
+      <w:pPr>
+        <w:tabs>
+          <w:tab w:val="num" w:pos="2160"/>
+        </w:tabs>
+        <w:ind w:left="2160" w:hanging="360"/>
+      </w:pPr>
+      <w:rPr>
+        <w:rFonts w:ascii="Wingdings" w:hAnsi="Wingdings" w:hint="default"/>
+        <w:sz w:val="20"/>
+      </w:rPr>
+    </w:lvl>
+    <w:lvl w:ilvl="3" w:tentative="1">
+      <w:start w:val="1"/>
+      <w:numFmt w:val="bullet"/>
+      <w:lvlText w:val=""/>
+      <w:lvlJc w:val="left"/>
+      <w:pPr>
+        <w:tabs>
+          <w:tab w:val="num" w:pos="2880"/>
+        </w:tabs>
+        <w:ind w:left="2880" w:hanging="360"/>
+      </w:pPr>
+      <w:rPr>
+        <w:rFonts w:ascii="Wingdings" w:hAnsi="Wingdings" w:hint="default"/>
+        <w:sz w:val="20"/>
+      </w:rPr>
+    </w:lvl>
+    <w:lvl w:ilvl="4" w:tentative="1">
+      <w:start w:val="1"/>
+      <w:numFmt w:val="bullet"/>
+      <w:lvlText w:val=""/>
+      <w:lvlJc w:val="left"/>
+      <w:pPr>
+        <w:tabs>
+          <w:tab w:val="num" w:pos="3600"/>
+        </w:tabs>
+        <w:ind w:left="3600" w:hanging="360"/>
+      </w:pPr>
+      <w:rPr>
+        <w:rFonts w:ascii="Wingdings" w:hAnsi="Wingdings" w:hint="default"/>
+        <w:sz w:val="20"/>
+      </w:rPr>
+    </w:lvl>
+    <w:lvl w:ilvl="5" w:tentative="1">
+      <w:start w:val="1"/>
+      <w:numFmt w:val="bullet"/>
+      <w:lvlText w:val=""/>
+      <w:lvlJc w:val="left"/>
+      <w:pPr>
+        <w:tabs>
+          <w:tab w:val="num" w:pos="4320"/>
+        </w:tabs>
+        <w:ind w:left="4320" w:hanging="360"/>
+      </w:pPr>
+      <w:rPr>
+        <w:rFonts w:ascii="Wingdings" w:hAnsi="Wingdings" w:hint="default"/>
+        <w:sz w:val="20"/>
+      </w:rPr>
+    </w:lvl>
+    <w:lvl w:ilvl="6" w:tentative="1">
+      <w:start w:val="1"/>
+      <w:numFmt w:val="bullet"/>
+      <w:lvlText w:val=""/>
+      <w:lvlJc w:val="left"/>
+      <w:pPr>
+        <w:tabs>
+          <w:tab w:val="num" w:pos="5040"/>
+        </w:tabs>
+        <w:ind w:left="5040" w:hanging="360"/>
+      </w:pPr>
+      <w:rPr>
+        <w:rFonts w:ascii="Wingdings" w:hAnsi="Wingdings" w:hint="default"/>
+        <w:sz w:val="20"/>
+      </w:rPr>
+    </w:lvl>
+    <w:lvl w:ilvl="7" w:tentative="1">
+      <w:start w:val="1"/>
+      <w:numFmt w:val="bullet"/>
+      <w:lvlText w:val=""/>
+      <w:lvlJc w:val="left"/>
+      <w:pPr>
+        <w:tabs>
+          <w:tab w:val="num" w:pos="5760"/>
+        </w:tabs>
+        <w:ind w:left="5760" w:hanging="360"/>
+      </w:pPr>
+      <w:rPr>
+        <w:rFonts w:ascii="Wingdings" w:hAnsi="Wingdings" w:hint="default"/>
+        <w:sz w:val="20"/>
+      </w:rPr>
+    </w:lvl>
+    <w:lvl w:ilvl="8" w:tentative="1">
+      <w:start w:val="1"/>
+      <w:numFmt w:val="bullet"/>
+      <w:lvlText w:val=""/>
+      <w:lvlJc w:val="left"/>
+      <w:pPr>
+        <w:tabs>
+          <w:tab w:val="num" w:pos="6480"/>
+        </w:tabs>
+        <w:ind w:left="6480" w:hanging="360"/>
+      </w:pPr>
+      <w:rPr>
+        <w:rFonts w:ascii="Wingdings" w:hAnsi="Wingdings" w:hint="default"/>
+        <w:sz w:val="20"/>
+      </w:rPr>
+    </w:lvl>
+  </w:abstractNum>
+  <w:abstractNum w:abstractNumId="2" w15:restartNumberingAfterBreak="0">
     <w:nsid w:val="06A802E2"/>
     <w:multiLevelType w:val="multilevel"/>
     <w:tmpl w:val="7CC89C38"/>
@@ -4514,7 +4672,156 @@
       </w:rPr>
     </w:lvl>
   </w:abstractNum>
-  <w:abstractNum w:abstractNumId="2" w15:restartNumberingAfterBreak="0">
+  <w:abstractNum w:abstractNumId="3" w15:restartNumberingAfterBreak="0">
+    <w:nsid w:val="0E894E0C"/>
+    <w:multiLevelType w:val="multilevel"/>
+    <w:tmpl w:val="B60A27E6"/>
+    <w:lvl w:ilvl="0">
+      <w:start w:val="1"/>
+      <w:numFmt w:val="bullet"/>
+      <w:lvlText w:val=""/>
+      <w:lvlJc w:val="left"/>
+      <w:pPr>
+        <w:tabs>
+          <w:tab w:val="num" w:pos="720"/>
+        </w:tabs>
+        <w:ind w:left="720" w:hanging="360"/>
+      </w:pPr>
+      <w:rPr>
+        <w:rFonts w:ascii="Symbol" w:hAnsi="Symbol" w:hint="default"/>
+        <w:sz w:val="20"/>
+      </w:rPr>
+    </w:lvl>
+    <w:lvl w:ilvl="1" w:tentative="1">
+      <w:start w:val="1"/>
+      <w:numFmt w:val="bullet"/>
+      <w:lvlText w:val="o"/>
+      <w:lvlJc w:val="left"/>
+      <w:pPr>
+        <w:tabs>
+          <w:tab w:val="num" w:pos="1440"/>
+        </w:tabs>
+        <w:ind w:left="1440" w:hanging="360"/>
+      </w:pPr>
+      <w:rPr>
+        <w:rFonts w:ascii="Courier New" w:hAnsi="Courier New" w:hint="default"/>
+        <w:sz w:val="20"/>
+      </w:rPr>
+    </w:lvl>
+    <w:lvl w:ilvl="2" w:tentative="1">
+      <w:start w:val="1"/>
+      <w:numFmt w:val="bullet"/>
+      <w:lvlText w:val=""/>
+      <w:lvlJc w:val="left"/>
+      <w:pPr>
+        <w:tabs>
+          <w:tab w:val="num" w:pos="2160"/>
+        </w:tabs>
+        <w:ind w:left="2160" w:hanging="360"/>
+      </w:pPr>
+      <w:rPr>
+        <w:rFonts w:ascii="Wingdings" w:hAnsi="Wingdings" w:hint="default"/>
+        <w:sz w:val="20"/>
+      </w:rPr>
+    </w:lvl>
+    <w:lvl w:ilvl="3" w:tentative="1">
+      <w:start w:val="1"/>
+      <w:numFmt w:val="bullet"/>
+      <w:lvlText w:val=""/>
+      <w:lvlJc w:val="left"/>
+      <w:pPr>
+        <w:tabs>
+          <w:tab w:val="num" w:pos="2880"/>
+        </w:tabs>
+        <w:ind w:left="2880" w:hanging="360"/>
+      </w:pPr>
+      <w:rPr>
+        <w:rFonts w:ascii="Wingdings" w:hAnsi="Wingdings" w:hint="default"/>
+        <w:sz w:val="20"/>
+      </w:rPr>
+    </w:lvl>
+    <w:lvl w:ilvl="4" w:tentative="1">
+      <w:start w:val="1"/>
+      <w:numFmt w:val="bullet"/>
+      <w:lvlText w:val=""/>
+      <w:lvlJc w:val="left"/>
+      <w:pPr>
+        <w:tabs>
+          <w:tab w:val="num" w:pos="3600"/>
+        </w:tabs>
+        <w:ind w:left="3600" w:hanging="360"/>
+      </w:pPr>
+      <w:rPr>
+        <w:rFonts w:ascii="Wingdings" w:hAnsi="Wingdings" w:hint="default"/>
+        <w:sz w:val="20"/>
+      </w:rPr>
+    </w:lvl>
+    <w:lvl w:ilvl="5" w:tentative="1">
+      <w:start w:val="1"/>
+      <w:numFmt w:val="bullet"/>
+      <w:lvlText w:val=""/>
+      <w:lvlJc w:val="left"/>
+      <w:pPr>
+        <w:tabs>
+          <w:tab w:val="num" w:pos="4320"/>
+        </w:tabs>
+        <w:ind w:left="4320" w:hanging="360"/>
+      </w:pPr>
+      <w:rPr>
+        <w:rFonts w:ascii="Wingdings" w:hAnsi="Wingdings" w:hint="default"/>
+        <w:sz w:val="20"/>
+      </w:rPr>
+    </w:lvl>
+    <w:lvl w:ilvl="6" w:tentative="1">
+      <w:start w:val="1"/>
+      <w:numFmt w:val="bullet"/>
+      <w:lvlText w:val=""/>
+      <w:lvlJc w:val="left"/>
+      <w:pPr>
+        <w:tabs>
+          <w:tab w:val="num" w:pos="5040"/>
+        </w:tabs>
+        <w:ind w:left="5040" w:hanging="360"/>
+      </w:pPr>
+      <w:rPr>
+        <w:rFonts w:ascii="Wingdings" w:hAnsi="Wingdings" w:hint="default"/>
+        <w:sz w:val="20"/>
+      </w:rPr>
+    </w:lvl>
+    <w:lvl w:ilvl="7" w:tentative="1">
+      <w:start w:val="1"/>
+      <w:numFmt w:val="bullet"/>
+      <w:lvlText w:val=""/>
+      <w:lvlJc w:val="left"/>
+      <w:pPr>
+        <w:tabs>
+          <w:tab w:val="num" w:pos="5760"/>
+        </w:tabs>
+        <w:ind w:left="5760" w:hanging="360"/>
+      </w:pPr>
+      <w:rPr>
+        <w:rFonts w:ascii="Wingdings" w:hAnsi="Wingdings" w:hint="default"/>
+        <w:sz w:val="20"/>
+      </w:rPr>
+    </w:lvl>
+    <w:lvl w:ilvl="8" w:tentative="1">
+      <w:start w:val="1"/>
+      <w:numFmt w:val="bullet"/>
+      <w:lvlText w:val=""/>
+      <w:lvlJc w:val="left"/>
+      <w:pPr>
+        <w:tabs>
+          <w:tab w:val="num" w:pos="6480"/>
+        </w:tabs>
+        <w:ind w:left="6480" w:hanging="360"/>
+      </w:pPr>
+      <w:rPr>
+        <w:rFonts w:ascii="Wingdings" w:hAnsi="Wingdings" w:hint="default"/>
+        <w:sz w:val="20"/>
+      </w:rPr>
+    </w:lvl>
+  </w:abstractNum>
+  <w:abstractNum w:abstractNumId="4" w15:restartNumberingAfterBreak="0">
     <w:nsid w:val="10BA7142"/>
     <w:multiLevelType w:val="multilevel"/>
     <w:tmpl w:val="71BCA152"/>
@@ -4663,7 +4970,7 @@
       </w:rPr>
     </w:lvl>
   </w:abstractNum>
-  <w:abstractNum w:abstractNumId="3" w15:restartNumberingAfterBreak="0">
+  <w:abstractNum w:abstractNumId="5" w15:restartNumberingAfterBreak="0">
     <w:nsid w:val="20BA3333"/>
     <w:multiLevelType w:val="multilevel"/>
     <w:tmpl w:val="E2A67B5C"/>
@@ -4812,7 +5119,7 @@
       </w:rPr>
     </w:lvl>
   </w:abstractNum>
-  <w:abstractNum w:abstractNumId="4" w15:restartNumberingAfterBreak="0">
+  <w:abstractNum w:abstractNumId="6" w15:restartNumberingAfterBreak="0">
     <w:nsid w:val="233B5312"/>
     <w:multiLevelType w:val="hybridMultilevel"/>
     <w:tmpl w:val="344CD5C0"/>
@@ -4924,7 +5231,7 @@
       </w:rPr>
     </w:lvl>
   </w:abstractNum>
-  <w:abstractNum w:abstractNumId="5" w15:restartNumberingAfterBreak="0">
+  <w:abstractNum w:abstractNumId="7" w15:restartNumberingAfterBreak="0">
     <w:nsid w:val="29A71C16"/>
     <w:multiLevelType w:val="multilevel"/>
     <w:tmpl w:val="4D540B7A"/>
@@ -5073,7 +5380,7 @@
       </w:rPr>
     </w:lvl>
   </w:abstractNum>
-  <w:abstractNum w:abstractNumId="6" w15:restartNumberingAfterBreak="0">
+  <w:abstractNum w:abstractNumId="8" w15:restartNumberingAfterBreak="0">
     <w:nsid w:val="365B100F"/>
     <w:multiLevelType w:val="multilevel"/>
     <w:tmpl w:val="82DEE06C"/>
@@ -5222,7 +5529,156 @@
       </w:rPr>
     </w:lvl>
   </w:abstractNum>
-  <w:abstractNum w:abstractNumId="7" w15:restartNumberingAfterBreak="0">
+  <w:abstractNum w:abstractNumId="9" w15:restartNumberingAfterBreak="0">
+    <w:nsid w:val="3A4B7D24"/>
+    <w:multiLevelType w:val="multilevel"/>
+    <w:tmpl w:val="284C62FC"/>
+    <w:lvl w:ilvl="0">
+      <w:start w:val="1"/>
+      <w:numFmt w:val="bullet"/>
+      <w:lvlText w:val=""/>
+      <w:lvlJc w:val="left"/>
+      <w:pPr>
+        <w:tabs>
+          <w:tab w:val="num" w:pos="720"/>
+        </w:tabs>
+        <w:ind w:left="720" w:hanging="360"/>
+      </w:pPr>
+      <w:rPr>
+        <w:rFonts w:ascii="Symbol" w:hAnsi="Symbol" w:hint="default"/>
+        <w:sz w:val="20"/>
+      </w:rPr>
+    </w:lvl>
+    <w:lvl w:ilvl="1" w:tentative="1">
+      <w:start w:val="1"/>
+      <w:numFmt w:val="bullet"/>
+      <w:lvlText w:val="o"/>
+      <w:lvlJc w:val="left"/>
+      <w:pPr>
+        <w:tabs>
+          <w:tab w:val="num" w:pos="1440"/>
+        </w:tabs>
+        <w:ind w:left="1440" w:hanging="360"/>
+      </w:pPr>
+      <w:rPr>
+        <w:rFonts w:ascii="Courier New" w:hAnsi="Courier New" w:hint="default"/>
+        <w:sz w:val="20"/>
+      </w:rPr>
+    </w:lvl>
+    <w:lvl w:ilvl="2" w:tentative="1">
+      <w:start w:val="1"/>
+      <w:numFmt w:val="bullet"/>
+      <w:lvlText w:val=""/>
+      <w:lvlJc w:val="left"/>
+      <w:pPr>
+        <w:tabs>
+          <w:tab w:val="num" w:pos="2160"/>
+        </w:tabs>
+        <w:ind w:left="2160" w:hanging="360"/>
+      </w:pPr>
+      <w:rPr>
+        <w:rFonts w:ascii="Wingdings" w:hAnsi="Wingdings" w:hint="default"/>
+        <w:sz w:val="20"/>
+      </w:rPr>
+    </w:lvl>
+    <w:lvl w:ilvl="3" w:tentative="1">
+      <w:start w:val="1"/>
+      <w:numFmt w:val="bullet"/>
+      <w:lvlText w:val=""/>
+      <w:lvlJc w:val="left"/>
+      <w:pPr>
+        <w:tabs>
+          <w:tab w:val="num" w:pos="2880"/>
+        </w:tabs>
+        <w:ind w:left="2880" w:hanging="360"/>
+      </w:pPr>
+      <w:rPr>
+        <w:rFonts w:ascii="Wingdings" w:hAnsi="Wingdings" w:hint="default"/>
+        <w:sz w:val="20"/>
+      </w:rPr>
+    </w:lvl>
+    <w:lvl w:ilvl="4" w:tentative="1">
+      <w:start w:val="1"/>
+      <w:numFmt w:val="bullet"/>
+      <w:lvlText w:val=""/>
+      <w:lvlJc w:val="left"/>
+      <w:pPr>
+        <w:tabs>
+          <w:tab w:val="num" w:pos="3600"/>
+        </w:tabs>
+        <w:ind w:left="3600" w:hanging="360"/>
+      </w:pPr>
+      <w:rPr>
+        <w:rFonts w:ascii="Wingdings" w:hAnsi="Wingdings" w:hint="default"/>
+        <w:sz w:val="20"/>
+      </w:rPr>
+    </w:lvl>
+    <w:lvl w:ilvl="5" w:tentative="1">
+      <w:start w:val="1"/>
+      <w:numFmt w:val="bullet"/>
+      <w:lvlText w:val=""/>
+      <w:lvlJc w:val="left"/>
+      <w:pPr>
+        <w:tabs>
+          <w:tab w:val="num" w:pos="4320"/>
+        </w:tabs>
+        <w:ind w:left="4320" w:hanging="360"/>
+      </w:pPr>
+      <w:rPr>
+        <w:rFonts w:ascii="Wingdings" w:hAnsi="Wingdings" w:hint="default"/>
+        <w:sz w:val="20"/>
+      </w:rPr>
+    </w:lvl>
+    <w:lvl w:ilvl="6" w:tentative="1">
+      <w:start w:val="1"/>
+      <w:numFmt w:val="bullet"/>
+      <w:lvlText w:val=""/>
+      <w:lvlJc w:val="left"/>
+      <w:pPr>
+        <w:tabs>
+          <w:tab w:val="num" w:pos="5040"/>
+        </w:tabs>
+        <w:ind w:left="5040" w:hanging="360"/>
+      </w:pPr>
+      <w:rPr>
+        <w:rFonts w:ascii="Wingdings" w:hAnsi="Wingdings" w:hint="default"/>
+        <w:sz w:val="20"/>
+      </w:rPr>
+    </w:lvl>
+    <w:lvl w:ilvl="7" w:tentative="1">
+      <w:start w:val="1"/>
+      <w:numFmt w:val="bullet"/>
+      <w:lvlText w:val=""/>
+      <w:lvlJc w:val="left"/>
+      <w:pPr>
+        <w:tabs>
+          <w:tab w:val="num" w:pos="5760"/>
+        </w:tabs>
+        <w:ind w:left="5760" w:hanging="360"/>
+      </w:pPr>
+      <w:rPr>
+        <w:rFonts w:ascii="Wingdings" w:hAnsi="Wingdings" w:hint="default"/>
+        <w:sz w:val="20"/>
+      </w:rPr>
+    </w:lvl>
+    <w:lvl w:ilvl="8" w:tentative="1">
+      <w:start w:val="1"/>
+      <w:numFmt w:val="bullet"/>
+      <w:lvlText w:val=""/>
+      <w:lvlJc w:val="left"/>
+      <w:pPr>
+        <w:tabs>
+          <w:tab w:val="num" w:pos="6480"/>
+        </w:tabs>
+        <w:ind w:left="6480" w:hanging="360"/>
+      </w:pPr>
+      <w:rPr>
+        <w:rFonts w:ascii="Wingdings" w:hAnsi="Wingdings" w:hint="default"/>
+        <w:sz w:val="20"/>
+      </w:rPr>
+    </w:lvl>
+  </w:abstractNum>
+  <w:abstractNum w:abstractNumId="10" w15:restartNumberingAfterBreak="0">
     <w:nsid w:val="3D99671B"/>
     <w:multiLevelType w:val="hybridMultilevel"/>
     <w:tmpl w:val="B5867C7C"/>
@@ -5335,7 +5791,7 @@
       </w:rPr>
     </w:lvl>
   </w:abstractNum>
-  <w:abstractNum w:abstractNumId="8" w15:restartNumberingAfterBreak="0">
+  <w:abstractNum w:abstractNumId="11" w15:restartNumberingAfterBreak="0">
     <w:nsid w:val="3E4E6549"/>
     <w:multiLevelType w:val="hybridMultilevel"/>
     <w:tmpl w:val="AF4A2326"/>
@@ -5447,7 +5903,7 @@
       </w:rPr>
     </w:lvl>
   </w:abstractNum>
-  <w:abstractNum w:abstractNumId="9" w15:restartNumberingAfterBreak="0">
+  <w:abstractNum w:abstractNumId="12" w15:restartNumberingAfterBreak="0">
     <w:nsid w:val="553C22C1"/>
     <w:multiLevelType w:val="multilevel"/>
     <w:tmpl w:val="0C684A48"/>
@@ -5596,7 +6052,7 @@
       </w:rPr>
     </w:lvl>
   </w:abstractNum>
-  <w:abstractNum w:abstractNumId="10" w15:restartNumberingAfterBreak="0">
+  <w:abstractNum w:abstractNumId="13" w15:restartNumberingAfterBreak="0">
     <w:nsid w:val="5FF86FFE"/>
     <w:multiLevelType w:val="multilevel"/>
     <w:tmpl w:val="48C8A528"/>
@@ -5745,7 +6201,7 @@
       </w:rPr>
     </w:lvl>
   </w:abstractNum>
-  <w:abstractNum w:abstractNumId="11" w15:restartNumberingAfterBreak="0">
+  <w:abstractNum w:abstractNumId="14" w15:restartNumberingAfterBreak="0">
     <w:nsid w:val="653269B6"/>
     <w:multiLevelType w:val="multilevel"/>
     <w:tmpl w:val="91585018"/>
@@ -5894,7 +6350,7 @@
       </w:rPr>
     </w:lvl>
   </w:abstractNum>
-  <w:abstractNum w:abstractNumId="12" w15:restartNumberingAfterBreak="0">
+  <w:abstractNum w:abstractNumId="15" w15:restartNumberingAfterBreak="0">
     <w:nsid w:val="65912B09"/>
     <w:multiLevelType w:val="hybridMultilevel"/>
     <w:tmpl w:val="8430CDBE"/>
@@ -6006,7 +6462,7 @@
       </w:rPr>
     </w:lvl>
   </w:abstractNum>
-  <w:abstractNum w:abstractNumId="13" w15:restartNumberingAfterBreak="0">
+  <w:abstractNum w:abstractNumId="16" w15:restartNumberingAfterBreak="0">
     <w:nsid w:val="682104CE"/>
     <w:multiLevelType w:val="multilevel"/>
     <w:tmpl w:val="13F2A468"/>
@@ -6155,7 +6611,7 @@
       </w:rPr>
     </w:lvl>
   </w:abstractNum>
-  <w:abstractNum w:abstractNumId="14" w15:restartNumberingAfterBreak="0">
+  <w:abstractNum w:abstractNumId="17" w15:restartNumberingAfterBreak="0">
     <w:nsid w:val="6D21497D"/>
     <w:multiLevelType w:val="hybridMultilevel"/>
     <w:tmpl w:val="ACC459E4"/>
@@ -6268,7 +6724,7 @@
       </w:rPr>
     </w:lvl>
   </w:abstractNum>
-  <w:abstractNum w:abstractNumId="15" w15:restartNumberingAfterBreak="0">
+  <w:abstractNum w:abstractNumId="18" w15:restartNumberingAfterBreak="0">
     <w:nsid w:val="72016576"/>
     <w:multiLevelType w:val="multilevel"/>
     <w:tmpl w:val="749C0542"/>
@@ -6417,7 +6873,7 @@
       </w:rPr>
     </w:lvl>
   </w:abstractNum>
-  <w:abstractNum w:abstractNumId="16" w15:restartNumberingAfterBreak="0">
+  <w:abstractNum w:abstractNumId="19" w15:restartNumberingAfterBreak="0">
     <w:nsid w:val="7DF1687F"/>
     <w:multiLevelType w:val="multilevel"/>
     <w:tmpl w:val="5BC4C2D8"/>
@@ -6567,55 +7023,64 @@
     </w:lvl>
   </w:abstractNum>
   <w:num w:numId="1" w16cid:durableId="1439595140">
-    <w:abstractNumId w:val="8"/>
+    <w:abstractNumId w:val="11"/>
   </w:num>
   <w:num w:numId="2" w16cid:durableId="2062240809">
     <w:abstractNumId w:val="0"/>
   </w:num>
   <w:num w:numId="3" w16cid:durableId="532497400">
+    <w:abstractNumId w:val="6"/>
+  </w:num>
+  <w:num w:numId="4" w16cid:durableId="1934361557">
+    <w:abstractNumId w:val="15"/>
+  </w:num>
+  <w:num w:numId="5" w16cid:durableId="433944698">
+    <w:abstractNumId w:val="10"/>
+  </w:num>
+  <w:num w:numId="6" w16cid:durableId="552036275">
+    <w:abstractNumId w:val="17"/>
+  </w:num>
+  <w:num w:numId="7" w16cid:durableId="111286976">
+    <w:abstractNumId w:val="5"/>
+  </w:num>
+  <w:num w:numId="8" w16cid:durableId="474489656">
+    <w:abstractNumId w:val="14"/>
+  </w:num>
+  <w:num w:numId="9" w16cid:durableId="1624995908">
+    <w:abstractNumId w:val="2"/>
+  </w:num>
+  <w:num w:numId="10" w16cid:durableId="947083625">
+    <w:abstractNumId w:val="19"/>
+  </w:num>
+  <w:num w:numId="11" w16cid:durableId="523638412">
+    <w:abstractNumId w:val="12"/>
+  </w:num>
+  <w:num w:numId="12" w16cid:durableId="1609894514">
+    <w:abstractNumId w:val="7"/>
+  </w:num>
+  <w:num w:numId="13" w16cid:durableId="1329097906">
+    <w:abstractNumId w:val="16"/>
+  </w:num>
+  <w:num w:numId="14" w16cid:durableId="110826479">
+    <w:abstractNumId w:val="8"/>
+  </w:num>
+  <w:num w:numId="15" w16cid:durableId="734277969">
+    <w:abstractNumId w:val="13"/>
+  </w:num>
+  <w:num w:numId="16" w16cid:durableId="2107918069">
+    <w:abstractNumId w:val="18"/>
+  </w:num>
+  <w:num w:numId="17" w16cid:durableId="482236572">
     <w:abstractNumId w:val="4"/>
   </w:num>
-  <w:num w:numId="4" w16cid:durableId="1934361557">
-    <w:abstractNumId w:val="12"/>
+  <w:num w:numId="18" w16cid:durableId="2048293936">
+    <w:abstractNumId w:val="9"/>
   </w:num>
-  <w:num w:numId="5" w16cid:durableId="433944698">
-    <w:abstractNumId w:val="7"/>
-  </w:num>
-  <w:num w:numId="6" w16cid:durableId="552036275">
-    <w:abstractNumId w:val="14"/>
-  </w:num>
-  <w:num w:numId="7" w16cid:durableId="111286976">
+  <w:num w:numId="19" w16cid:durableId="104354020">
     <w:abstractNumId w:val="3"/>
   </w:num>
-  <w:num w:numId="8" w16cid:durableId="474489656">
-    <w:abstractNumId w:val="11"/>
-  </w:num>
-  <w:num w:numId="9" w16cid:durableId="1624995908">
+  <w:num w:numId="20" w16cid:durableId="64030036">
     <w:abstractNumId w:val="1"/>
-  </w:num>
-  <w:num w:numId="10" w16cid:durableId="947083625">
-    <w:abstractNumId w:val="16"/>
-  </w:num>
-  <w:num w:numId="11" w16cid:durableId="523638412">
-    <w:abstractNumId w:val="9"/>
-  </w:num>
-  <w:num w:numId="12" w16cid:durableId="1609894514">
-    <w:abstractNumId w:val="5"/>
-  </w:num>
-  <w:num w:numId="13" w16cid:durableId="1329097906">
-    <w:abstractNumId w:val="13"/>
-  </w:num>
-  <w:num w:numId="14" w16cid:durableId="110826479">
-    <w:abstractNumId w:val="6"/>
-  </w:num>
-  <w:num w:numId="15" w16cid:durableId="734277969">
-    <w:abstractNumId w:val="10"/>
-  </w:num>
-  <w:num w:numId="16" w16cid:durableId="2107918069">
-    <w:abstractNumId w:val="15"/>
-  </w:num>
-  <w:num w:numId="17" w16cid:durableId="482236572">
-    <w:abstractNumId w:val="2"/>
   </w:num>
 </w:numbering>
 </file>
@@ -7639,6 +8104,24 @@
       <w:shd w:val="clear" w:color="auto" w:fill="E1DFDD"/>
     </w:rPr>
   </w:style>
+  <w:style w:type="paragraph" w:styleId="af5">
+    <w:name w:val="Normal (Web)"/>
+    <w:basedOn w:val="a"/>
+    <w:uiPriority w:val="99"/>
+    <w:semiHidden/>
+    <w:unhideWhenUsed/>
+    <w:rsid w:val="004F7106"/>
+    <w:pPr>
+      <w:widowControl/>
+      <w:spacing w:before="100" w:beforeAutospacing="1" w:after="100" w:afterAutospacing="1" w:line="240" w:lineRule="auto"/>
+    </w:pPr>
+    <w:rPr>
+      <w:rFonts w:ascii="宋体" w:eastAsia="宋体" w:hAnsi="宋体" w:cs="宋体"/>
+      <w:kern w:val="0"/>
+      <w:sz w:val="24"/>
+      <w14:ligatures w14:val="none"/>
+    </w:rPr>
+  </w:style>
 </w:styles>
 </file>
 

--- a/note_airbnb2.docx
+++ b/note_airbnb2.docx
@@ -9,19 +9,22 @@
           <w:rFonts w:hint="eastAsia"/>
         </w:rPr>
       </w:pPr>
+      <w:proofErr w:type="spellStart"/>
       <w:r>
         <w:rPr>
           <w:rFonts w:hint="eastAsia"/>
         </w:rPr>
         <w:t>SelfPresentation_Multimodal_airbnb</w:t>
       </w:r>
-    </w:p>
-    <w:p>
-      <w:pPr>
-        <w:rPr>
-          <w:rFonts w:hint="eastAsia"/>
-        </w:rPr>
-      </w:pPr>
+      <w:proofErr w:type="spellEnd"/>
+    </w:p>
+    <w:p>
+      <w:pPr>
+        <w:rPr>
+          <w:rFonts w:hint="eastAsia"/>
+        </w:rPr>
+      </w:pPr>
+      <w:proofErr w:type="gramStart"/>
       <w:r>
         <w:rPr>
           <w:rFonts w:hint="eastAsia"/>
@@ -29,25 +32,40 @@
         <w:t>D</w:t>
       </w:r>
       <w:r>
-        <w:t>ate : 28/11/2025</w:t>
-      </w:r>
-    </w:p>
-    <w:p>
-      <w:pPr>
-        <w:rPr>
-          <w:rFonts w:hint="eastAsia"/>
-        </w:rPr>
-      </w:pPr>
-      <w:r>
-        <w:t>ENV : airbnb_env</w:t>
-      </w:r>
-    </w:p>
-    <w:p>
-      <w:pPr>
-        <w:rPr>
-          <w:rFonts w:hint="eastAsia"/>
-        </w:rPr>
-      </w:pPr>
+        <w:t>ate :</w:t>
+      </w:r>
+      <w:proofErr w:type="gramEnd"/>
+      <w:r>
+        <w:t xml:space="preserve"> 28/11/2025</w:t>
+      </w:r>
+    </w:p>
+    <w:p>
+      <w:pPr>
+        <w:rPr>
+          <w:rFonts w:hint="eastAsia"/>
+        </w:rPr>
+      </w:pPr>
+      <w:proofErr w:type="gramStart"/>
+      <w:r>
+        <w:t>ENV :</w:t>
+      </w:r>
+      <w:proofErr w:type="gramEnd"/>
+      <w:r>
+        <w:t xml:space="preserve"> </w:t>
+      </w:r>
+      <w:proofErr w:type="spellStart"/>
+      <w:r>
+        <w:t>airbnb_env</w:t>
+      </w:r>
+      <w:proofErr w:type="spellEnd"/>
+    </w:p>
+    <w:p>
+      <w:pPr>
+        <w:rPr>
+          <w:rFonts w:hint="eastAsia"/>
+        </w:rPr>
+      </w:pPr>
+      <w:proofErr w:type="spellStart"/>
       <w:r>
         <w:rPr>
           <w:rFonts w:hint="eastAsia"/>
@@ -57,11 +75,20 @@
       <w:r>
         <w:t>ithub</w:t>
       </w:r>
-      <w:r>
-        <w:t xml:space="preserve"> folder</w:t>
-      </w:r>
-      <w:r>
-        <w:t xml:space="preserve"> : </w:t>
+      <w:proofErr w:type="spellEnd"/>
+      <w:r>
+        <w:t xml:space="preserve"> </w:t>
+      </w:r>
+      <w:proofErr w:type="gramStart"/>
+      <w:r>
+        <w:t>folder</w:t>
+      </w:r>
+      <w:r>
+        <w:t> :</w:t>
+      </w:r>
+      <w:proofErr w:type="gramEnd"/>
+      <w:r>
+        <w:t xml:space="preserve"> </w:t>
       </w:r>
       <w:r>
         <w:rPr>
@@ -143,12 +170,27 @@
           <w:rFonts w:hint="eastAsia"/>
         </w:rPr>
       </w:pPr>
-      <w:r>
-        <w:t xml:space="preserve">A_preprocess </w:t>
-      </w:r>
-      <w:r>
-        <w:t>+utils.preprocess_data</w:t>
-      </w:r>
+      <w:proofErr w:type="spellStart"/>
+      <w:r>
+        <w:t>A_preprocess</w:t>
+      </w:r>
+      <w:proofErr w:type="spellEnd"/>
+      <w:r>
+        <w:t xml:space="preserve"> </w:t>
+      </w:r>
+      <w:r>
+        <w:t>+</w:t>
+      </w:r>
+      <w:proofErr w:type="spellStart"/>
+      <w:proofErr w:type="gramStart"/>
+      <w:r>
+        <w:t>utils.preprocess</w:t>
+      </w:r>
+      <w:proofErr w:type="gramEnd"/>
+      <w:r>
+        <w:t>_data</w:t>
+      </w:r>
+      <w:proofErr w:type="spellEnd"/>
       <w:r>
         <w:t>:</w:t>
       </w:r>
@@ -207,8 +249,26 @@
           <w:rFonts w:hint="eastAsia"/>
           <w:lang w:val="fr-FR"/>
         </w:rPr>
-        <w:t>选择数据范围 : paris+london</w:t>
-      </w:r>
+        <w:t xml:space="preserve">选择数据范围 : </w:t>
+      </w:r>
+      <w:proofErr w:type="spellStart"/>
+      <w:proofErr w:type="gramStart"/>
+      <w:r>
+        <w:rPr>
+          <w:rFonts w:hint="eastAsia"/>
+          <w:lang w:val="fr-FR"/>
+        </w:rPr>
+        <w:t>paris</w:t>
+      </w:r>
+      <w:proofErr w:type="gramEnd"/>
+      <w:r>
+        <w:rPr>
+          <w:rFonts w:hint="eastAsia"/>
+          <w:lang w:val="fr-FR"/>
+        </w:rPr>
+        <w:t>+london</w:t>
+      </w:r>
+      <w:proofErr w:type="spellEnd"/>
       <w:r>
         <w:rPr>
           <w:lang w:val="fr-FR"/>
@@ -234,6 +294,7 @@
         </w:rPr>
         <w:t> </w:t>
       </w:r>
+      <w:proofErr w:type="spellStart"/>
       <w:r>
         <w:rPr>
           <w:rFonts w:hint="eastAsia"/>
@@ -241,6 +302,7 @@
         </w:rPr>
         <w:t>mars+juin</w:t>
       </w:r>
+      <w:proofErr w:type="spellEnd"/>
     </w:p>
     <w:p>
       <w:pPr>
@@ -283,6 +345,7 @@
           <w:lang w:val="fr-FR"/>
         </w:rPr>
       </w:pPr>
+      <w:proofErr w:type="gramStart"/>
       <w:r>
         <w:rPr>
           <w:rFonts w:hint="eastAsia"/>
@@ -293,6 +356,7 @@
         </w:rPr>
         <w:t>data</w:t>
       </w:r>
+      <w:proofErr w:type="gramEnd"/>
       <w:r>
         <w:rPr>
           <w:b/>
@@ -353,7 +417,15 @@
           <w:rFonts w:hint="eastAsia"/>
           <w:lang w:val="fr-FR"/>
         </w:rPr>
-        <w:t>直接按hos</w:t>
+        <w:t>直接按</w:t>
+      </w:r>
+      <w:proofErr w:type="spellStart"/>
+      <w:r>
+        <w:rPr>
+          <w:rFonts w:hint="eastAsia"/>
+          <w:lang w:val="fr-FR"/>
+        </w:rPr>
+        <w:t>hos</w:t>
       </w:r>
       <w:r>
         <w:rPr>
@@ -361,6 +433,7 @@
         </w:rPr>
         <w:t>t_since</w:t>
       </w:r>
+      <w:proofErr w:type="spellEnd"/>
       <w:r>
         <w:rPr>
           <w:rFonts w:hint="eastAsia"/>
@@ -402,12 +475,21 @@
         </w:rPr>
         <w:t>定位重新</w:t>
       </w:r>
-      <w:r>
-        <w:rPr>
-          <w:rFonts w:hint="eastAsia"/>
-          <w:lang w:val="fr-FR"/>
-        </w:rPr>
-        <w:t>新活跃的</w:t>
+      <w:proofErr w:type="gramStart"/>
+      <w:r>
+        <w:rPr>
+          <w:rFonts w:hint="eastAsia"/>
+          <w:lang w:val="fr-FR"/>
+        </w:rPr>
+        <w:t>新</w:t>
+      </w:r>
+      <w:proofErr w:type="gramEnd"/>
+      <w:r>
+        <w:rPr>
+          <w:rFonts w:hint="eastAsia"/>
+          <w:lang w:val="fr-FR"/>
+        </w:rPr>
+        <w:t>活跃的</w:t>
       </w:r>
       <w:r>
         <w:rPr>
@@ -423,6 +505,7 @@
           <w:rFonts w:hint="eastAsia"/>
         </w:rPr>
       </w:pPr>
+      <w:proofErr w:type="spellStart"/>
       <w:r>
         <w:rPr>
           <w:rFonts w:hint="eastAsia"/>
@@ -430,11 +513,33 @@
         <w:t>Is</w:t>
       </w:r>
       <w:r>
-        <w:t xml:space="preserve">_changed=new_host | </w:t>
-      </w:r>
-      <w:r>
-        <w:t>reactive_host | presentation_change</w:t>
-      </w:r>
+        <w:t>_changed</w:t>
+      </w:r>
+      <w:proofErr w:type="spellEnd"/>
+      <w:r>
+        <w:t>=</w:t>
+      </w:r>
+      <w:proofErr w:type="spellStart"/>
+      <w:r>
+        <w:t>new_host</w:t>
+      </w:r>
+      <w:proofErr w:type="spellEnd"/>
+      <w:r>
+        <w:t xml:space="preserve"> | </w:t>
+      </w:r>
+      <w:proofErr w:type="spellStart"/>
+      <w:r>
+        <w:t>reactive_host</w:t>
+      </w:r>
+      <w:proofErr w:type="spellEnd"/>
+      <w:r>
+        <w:t xml:space="preserve"> | </w:t>
+      </w:r>
+      <w:proofErr w:type="spellStart"/>
+      <w:r>
+        <w:t>presentation_change</w:t>
+      </w:r>
+      <w:proofErr w:type="spellEnd"/>
     </w:p>
     <w:p>
       <w:pPr>
@@ -578,7 +683,23 @@
           <w:rFonts w:hint="eastAsia"/>
           <w:lang w:val="fr-FR"/>
         </w:rPr>
-        <w:t>处理步骤键utils，新增字段见字典</w:t>
+        <w:t>处理步骤键</w:t>
+      </w:r>
+      <w:proofErr w:type="spellStart"/>
+      <w:r>
+        <w:rPr>
+          <w:rFonts w:hint="eastAsia"/>
+          <w:lang w:val="fr-FR"/>
+        </w:rPr>
+        <w:t>utils</w:t>
+      </w:r>
+      <w:proofErr w:type="spellEnd"/>
+      <w:r>
+        <w:rPr>
+          <w:rFonts w:hint="eastAsia"/>
+          <w:lang w:val="fr-FR"/>
+        </w:rPr>
+        <w:t>，新增字段见字典</w:t>
       </w:r>
     </w:p>
     <w:p>
@@ -673,6 +794,7 @@
           <w:rFonts w:hint="eastAsia"/>
         </w:rPr>
       </w:pPr>
+      <w:proofErr w:type="spellStart"/>
       <w:r>
         <w:rPr>
           <w:rFonts w:hint="eastAsia"/>
@@ -692,6 +814,7 @@
         </w:rPr>
         <w:t>+</w:t>
       </w:r>
+      <w:proofErr w:type="gramStart"/>
       <w:r>
         <w:rPr>
           <w:lang w:val="fr-FR"/>
@@ -702,8 +825,16 @@
         <w:rPr>
           <w:lang w:val="fr-FR"/>
         </w:rPr>
-        <w:t>images_auto_annotation</w:t>
-      </w:r>
+        <w:t>images</w:t>
+      </w:r>
+      <w:proofErr w:type="gramEnd"/>
+      <w:r>
+        <w:rPr>
+          <w:lang w:val="fr-FR"/>
+        </w:rPr>
+        <w:t>_auto_annotation</w:t>
+      </w:r>
+      <w:proofErr w:type="spellEnd"/>
       <w:r>
         <w:rPr>
           <w:lang w:val="fr-FR"/>
@@ -749,6 +880,7 @@
           <w:lang w:val="fr-FR"/>
         </w:rPr>
       </w:pPr>
+      <w:proofErr w:type="spellStart"/>
       <w:r>
         <w:rPr>
           <w:rFonts w:hint="eastAsia"/>
@@ -760,16 +892,52 @@
         <w:rPr>
           <w:lang w:val="fr-FR"/>
         </w:rPr>
-        <w:t>mages_TEST, images_TRAIN, images_POOL :300 </w:t>
-      </w:r>
-    </w:p>
-    <w:p>
-      <w:pPr>
-        <w:rPr>
-          <w:rFonts w:hint="eastAsia"/>
-          <w:lang w:val="fr-FR"/>
-        </w:rPr>
-      </w:pPr>
+        <w:t>mages_TEST</w:t>
+      </w:r>
+      <w:proofErr w:type="spellEnd"/>
+      <w:r>
+        <w:rPr>
+          <w:lang w:val="fr-FR"/>
+        </w:rPr>
+        <w:t xml:space="preserve">, </w:t>
+      </w:r>
+      <w:proofErr w:type="spellStart"/>
+      <w:r>
+        <w:rPr>
+          <w:lang w:val="fr-FR"/>
+        </w:rPr>
+        <w:t>images_TRAIN</w:t>
+      </w:r>
+      <w:proofErr w:type="spellEnd"/>
+      <w:r>
+        <w:rPr>
+          <w:lang w:val="fr-FR"/>
+        </w:rPr>
+        <w:t xml:space="preserve">, </w:t>
+      </w:r>
+      <w:proofErr w:type="spellStart"/>
+      <w:r>
+        <w:rPr>
+          <w:lang w:val="fr-FR"/>
+        </w:rPr>
+        <w:t>images_POOL</w:t>
+      </w:r>
+      <w:proofErr w:type="spellEnd"/>
+      <w:r>
+        <w:rPr>
+          <w:lang w:val="fr-FR"/>
+        </w:rPr>
+        <w:t> :300 </w:t>
+      </w:r>
+    </w:p>
+    <w:p>
+      <w:pPr>
+        <w:rPr>
+          <w:rFonts w:hint="eastAsia"/>
+          <w:lang w:val="fr-FR"/>
+        </w:rPr>
+      </w:pPr>
+      <w:proofErr w:type="spellStart"/>
       <w:r>
         <w:rPr>
           <w:rFonts w:hint="eastAsia"/>
@@ -783,6 +951,7 @@
         </w:rPr>
         <w:t>s_annotations</w:t>
       </w:r>
+      <w:proofErr w:type="spellEnd"/>
       <w:r>
         <w:rPr>
           <w:lang w:val="fr-FR"/>
@@ -825,6 +994,7 @@
           <w:lang w:val="fr-FR"/>
         </w:rPr>
       </w:pPr>
+      <w:proofErr w:type="spellStart"/>
       <w:r>
         <w:rPr>
           <w:rFonts w:hint="eastAsia"/>
@@ -836,7 +1006,14 @@
         <w:rPr>
           <w:lang w:val="fr-FR"/>
         </w:rPr>
-        <w:t>s_default_pic :</w:t>
+        <w:t>s_default_pic</w:t>
+      </w:r>
+      <w:proofErr w:type="spellEnd"/>
+      <w:r>
+        <w:rPr>
+          <w:lang w:val="fr-FR"/>
+        </w:rPr>
+        <w:t> :</w:t>
       </w:r>
     </w:p>
     <w:p>
@@ -858,6 +1035,7 @@
           <w:rFonts w:hint="eastAsia"/>
         </w:rPr>
       </w:pPr>
+      <w:proofErr w:type="spellStart"/>
       <w:r>
         <w:rPr>
           <w:rFonts w:hint="eastAsia"/>
@@ -865,7 +1043,11 @@
         <w:t>H</w:t>
       </w:r>
       <w:r>
-        <w:t>as_person :1/0</w:t>
+        <w:t>as_person</w:t>
+      </w:r>
+      <w:proofErr w:type="spellEnd"/>
+      <w:r>
+        <w:t> :1/0</w:t>
       </w:r>
     </w:p>
     <w:p>
@@ -889,6 +1071,7 @@
           <w:rFonts w:hint="eastAsia"/>
         </w:rPr>
       </w:pPr>
+      <w:proofErr w:type="gramStart"/>
       <w:r>
         <w:rPr>
           <w:rFonts w:hint="eastAsia"/>
@@ -896,7 +1079,11 @@
         <w:t>T</w:t>
       </w:r>
       <w:r>
-        <w:t xml:space="preserve">ype : </w:t>
+        <w:t>ype :</w:t>
+      </w:r>
+      <w:proofErr w:type="gramEnd"/>
+      <w:r>
+        <w:t xml:space="preserve"> </w:t>
       </w:r>
       <w:r>
         <w:t xml:space="preserve">(activity) </w:t>
@@ -937,6 +1124,7 @@
           <w:lang w:val="fr-FR"/>
         </w:rPr>
       </w:pPr>
+      <w:proofErr w:type="spellStart"/>
       <w:r>
         <w:rPr>
           <w:rFonts w:hint="eastAsia"/>
@@ -951,6 +1139,7 @@
         </w:rPr>
         <w:t>s_smiling</w:t>
       </w:r>
+      <w:proofErr w:type="spellEnd"/>
     </w:p>
     <w:p>
       <w:pPr>
@@ -964,6 +1153,7 @@
           <w:lang w:val="fr-FR"/>
         </w:rPr>
       </w:pPr>
+      <w:proofErr w:type="spellStart"/>
       <w:r>
         <w:rPr>
           <w:rFonts w:hint="eastAsia"/>
@@ -977,6 +1167,7 @@
         </w:rPr>
         <w:t>uality</w:t>
       </w:r>
+      <w:proofErr w:type="spellEnd"/>
     </w:p>
     <w:p>
       <w:pPr>
@@ -990,6 +1181,7 @@
           <w:lang w:val="fr-FR"/>
         </w:rPr>
       </w:pPr>
+      <w:proofErr w:type="spellStart"/>
       <w:r>
         <w:rPr>
           <w:rFonts w:hint="eastAsia"/>
@@ -1001,46 +1193,75 @@
         <w:rPr>
           <w:lang w:val="fr-FR"/>
         </w:rPr>
-        <w:t>ex : F/M/MIX/UNK</w:t>
-      </w:r>
-    </w:p>
-    <w:p>
-      <w:pPr>
-        <w:rPr>
-          <w:rFonts w:hint="eastAsia"/>
-          <w:lang w:val="fr-FR"/>
-        </w:rPr>
-      </w:pPr>
-    </w:p>
-    <w:p>
-      <w:pPr>
-        <w:rPr>
-          <w:rFonts w:hint="eastAsia"/>
-          <w:lang w:val="fr-FR"/>
-        </w:rPr>
-      </w:pPr>
-    </w:p>
-    <w:p>
-      <w:pPr>
-        <w:rPr>
-          <w:rFonts w:hint="eastAsia"/>
-          <w:lang w:val="fr-FR"/>
-        </w:rPr>
-      </w:pPr>
-    </w:p>
-    <w:p>
-      <w:pPr>
-        <w:rPr>
-          <w:rFonts w:hint="eastAsia"/>
-          <w:lang w:val="fr-FR"/>
-        </w:rPr>
-      </w:pPr>
-      <w:r>
-        <w:rPr>
-          <w:lang w:val="fr-FR"/>
-        </w:rPr>
-        <w:t>==sex X has_person</w:t>
-      </w:r>
+        <w:t>ex</w:t>
+      </w:r>
+      <w:proofErr w:type="spellEnd"/>
+      <w:r>
+        <w:rPr>
+          <w:lang w:val="fr-FR"/>
+        </w:rPr>
+        <w:t> : F/M/MIX/UNK</w:t>
+      </w:r>
+    </w:p>
+    <w:p>
+      <w:pPr>
+        <w:rPr>
+          <w:rFonts w:hint="eastAsia"/>
+          <w:lang w:val="fr-FR"/>
+        </w:rPr>
+      </w:pPr>
+    </w:p>
+    <w:p>
+      <w:pPr>
+        <w:rPr>
+          <w:rFonts w:hint="eastAsia"/>
+          <w:lang w:val="fr-FR"/>
+        </w:rPr>
+      </w:pPr>
+    </w:p>
+    <w:p>
+      <w:pPr>
+        <w:rPr>
+          <w:rFonts w:hint="eastAsia"/>
+          <w:lang w:val="fr-FR"/>
+        </w:rPr>
+      </w:pPr>
+    </w:p>
+    <w:p>
+      <w:pPr>
+        <w:rPr>
+          <w:rFonts w:hint="eastAsia"/>
+          <w:lang w:val="fr-FR"/>
+        </w:rPr>
+      </w:pPr>
+      <w:r>
+        <w:rPr>
+          <w:lang w:val="fr-FR"/>
+        </w:rPr>
+        <w:t>==</w:t>
+      </w:r>
+      <w:proofErr w:type="spellStart"/>
+      <w:r>
+        <w:rPr>
+          <w:lang w:val="fr-FR"/>
+        </w:rPr>
+        <w:t>sex</w:t>
+      </w:r>
+      <w:proofErr w:type="spellEnd"/>
+      <w:r>
+        <w:rPr>
+          <w:lang w:val="fr-FR"/>
+        </w:rPr>
+        <w:t xml:space="preserve"> X </w:t>
+      </w:r>
+      <w:proofErr w:type="spellStart"/>
+      <w:r>
+        <w:rPr>
+          <w:lang w:val="fr-FR"/>
+        </w:rPr>
+        <w:t>has_person</w:t>
+      </w:r>
+      <w:proofErr w:type="spellEnd"/>
       <w:r>
         <w:rPr>
           <w:lang w:val="fr-FR"/>
@@ -1111,6 +1332,7 @@
           <w:lang w:val="fr-FR"/>
         </w:rPr>
       </w:pPr>
+      <w:proofErr w:type="spellStart"/>
       <w:r>
         <w:rPr>
           <w:rFonts w:hint="eastAsia"/>
@@ -1124,6 +1346,7 @@
         </w:rPr>
         <w:t>un_zsc</w:t>
       </w:r>
+      <w:proofErr w:type="spellEnd"/>
     </w:p>
     <w:tbl>
       <w:tblPr>
@@ -1239,7 +1462,21 @@
               <w:rPr>
                 <w:color w:val="0070C0"/>
               </w:rPr>
-              <w:t>原始 df（不动）</w:t>
+              <w:t xml:space="preserve">原始 </w:t>
+            </w:r>
+            <w:proofErr w:type="spellStart"/>
+            <w:r>
+              <w:rPr>
+                <w:color w:val="0070C0"/>
+              </w:rPr>
+              <w:t>df</w:t>
+            </w:r>
+            <w:proofErr w:type="spellEnd"/>
+            <w:r>
+              <w:rPr>
+                <w:color w:val="0070C0"/>
+              </w:rPr>
+              <w:t>（不动）</w:t>
             </w:r>
           </w:p>
         </w:tc>
@@ -1333,7 +1570,21 @@
               <w:rPr>
                 <w:color w:val="0070C0"/>
               </w:rPr>
-              <w:t>从 result 推断（而不是手写 start_at）</w:t>
+              <w:t xml:space="preserve">从 result 推断（而不是手写 </w:t>
+            </w:r>
+            <w:proofErr w:type="spellStart"/>
+            <w:r>
+              <w:rPr>
+                <w:color w:val="0070C0"/>
+              </w:rPr>
+              <w:t>start_at</w:t>
+            </w:r>
+            <w:proofErr w:type="spellEnd"/>
+            <w:r>
+              <w:rPr>
+                <w:color w:val="0070C0"/>
+              </w:rPr>
+              <w:t>）</w:t>
             </w:r>
           </w:p>
         </w:tc>
@@ -1380,6 +1631,7 @@
           <w:bCs/>
         </w:rPr>
       </w:pPr>
+      <w:proofErr w:type="spellStart"/>
       <w:r>
         <w:rPr>
           <w:rFonts w:hint="eastAsia"/>
@@ -1393,17 +1645,26 @@
           <w:b/>
           <w:bCs/>
         </w:rPr>
-        <w:t>f__raw</w:t>
-      </w:r>
-    </w:p>
-    <w:p>
-      <w:pPr>
-        <w:rPr>
-          <w:rFonts w:hint="eastAsia"/>
-          <w:b/>
-          <w:bCs/>
-        </w:rPr>
-      </w:pPr>
+        <w:t>f</w:t>
+      </w:r>
+      <w:proofErr w:type="spellEnd"/>
+      <w:r>
+        <w:rPr>
+          <w:b/>
+          <w:bCs/>
+        </w:rPr>
+        <w:t>__raw</w:t>
+      </w:r>
+    </w:p>
+    <w:p>
+      <w:pPr>
+        <w:rPr>
+          <w:rFonts w:hint="eastAsia"/>
+          <w:b/>
+          <w:bCs/>
+        </w:rPr>
+      </w:pPr>
+      <w:proofErr w:type="spellStart"/>
       <w:r>
         <w:rPr>
           <w:rFonts w:hint="eastAsia"/>
@@ -1419,15 +1680,17 @@
         </w:rPr>
         <w:t>f_split</w:t>
       </w:r>
-    </w:p>
-    <w:p>
-      <w:pPr>
-        <w:rPr>
-          <w:rFonts w:hint="eastAsia"/>
-          <w:b/>
-          <w:bCs/>
-        </w:rPr>
-      </w:pPr>
+      <w:proofErr w:type="spellEnd"/>
+    </w:p>
+    <w:p>
+      <w:pPr>
+        <w:rPr>
+          <w:rFonts w:hint="eastAsia"/>
+          <w:b/>
+          <w:bCs/>
+        </w:rPr>
+      </w:pPr>
+      <w:proofErr w:type="spellStart"/>
       <w:r>
         <w:rPr>
           <w:rFonts w:hint="eastAsia"/>
@@ -1441,17 +1704,51 @@
           <w:b/>
           <w:bCs/>
         </w:rPr>
-        <w:t>f_processed : host_variables</w:t>
-      </w:r>
-    </w:p>
-    <w:p>
-      <w:pPr>
-        <w:rPr>
-          <w:rFonts w:hint="eastAsia"/>
-          <w:b/>
-          <w:bCs/>
-        </w:rPr>
-      </w:pPr>
+        <w:t>f_</w:t>
+      </w:r>
+      <w:proofErr w:type="gramStart"/>
+      <w:r>
+        <w:rPr>
+          <w:b/>
+          <w:bCs/>
+        </w:rPr>
+        <w:t>processed</w:t>
+      </w:r>
+      <w:proofErr w:type="spellEnd"/>
+      <w:r>
+        <w:rPr>
+          <w:b/>
+          <w:bCs/>
+        </w:rPr>
+        <w:t> :</w:t>
+      </w:r>
+      <w:proofErr w:type="gramEnd"/>
+      <w:r>
+        <w:rPr>
+          <w:b/>
+          <w:bCs/>
+        </w:rPr>
+        <w:t xml:space="preserve"> </w:t>
+      </w:r>
+      <w:proofErr w:type="spellStart"/>
+      <w:r>
+        <w:rPr>
+          <w:b/>
+          <w:bCs/>
+        </w:rPr>
+        <w:t>host_variables</w:t>
+      </w:r>
+      <w:proofErr w:type="spellEnd"/>
+    </w:p>
+    <w:p>
+      <w:pPr>
+        <w:rPr>
+          <w:rFonts w:hint="eastAsia"/>
+          <w:b/>
+          <w:bCs/>
+        </w:rPr>
+      </w:pPr>
+      <w:proofErr w:type="spellStart"/>
       <w:r>
         <w:rPr>
           <w:rFonts w:hint="eastAsia"/>
@@ -1465,18 +1762,36 @@
           <w:b/>
           <w:bCs/>
         </w:rPr>
-        <w:t>f_filtered: proxy, obj vars, location, cols_to_keep</w:t>
-      </w:r>
-    </w:p>
-    <w:p>
-      <w:pPr>
-        <w:rPr>
-          <w:rFonts w:hint="eastAsia"/>
-          <w:b/>
-          <w:bCs/>
-          <w:lang w:val="fr-FR"/>
-        </w:rPr>
-      </w:pPr>
+        <w:t>f_filtered</w:t>
+      </w:r>
+      <w:proofErr w:type="spellEnd"/>
+      <w:r>
+        <w:rPr>
+          <w:b/>
+          <w:bCs/>
+        </w:rPr>
+        <w:t xml:space="preserve">: proxy, obj vars, location, </w:t>
+      </w:r>
+      <w:proofErr w:type="spellStart"/>
+      <w:r>
+        <w:rPr>
+          <w:b/>
+          <w:bCs/>
+        </w:rPr>
+        <w:t>cols_to_keep</w:t>
+      </w:r>
+      <w:proofErr w:type="spellEnd"/>
+    </w:p>
+    <w:p>
+      <w:pPr>
+        <w:rPr>
+          <w:rFonts w:hint="eastAsia"/>
+          <w:b/>
+          <w:bCs/>
+          <w:lang w:val="fr-FR"/>
+        </w:rPr>
+      </w:pPr>
+      <w:proofErr w:type="spellStart"/>
       <w:r>
         <w:rPr>
           <w:rFonts w:hint="eastAsia"/>
@@ -1493,8 +1808,63 @@
           <w:bCs/>
           <w:lang w:val="fr-FR"/>
         </w:rPr>
-        <w:t>f_unique : dropna, drop_duplicates on host_about</w:t>
-      </w:r>
+        <w:t>f_unique</w:t>
+      </w:r>
+      <w:proofErr w:type="spellEnd"/>
+      <w:r>
+        <w:rPr>
+          <w:b/>
+          <w:bCs/>
+          <w:lang w:val="fr-FR"/>
+        </w:rPr>
+        <w:t xml:space="preserve"> : </w:t>
+      </w:r>
+      <w:proofErr w:type="spellStart"/>
+      <w:r>
+        <w:rPr>
+          <w:b/>
+          <w:bCs/>
+          <w:lang w:val="fr-FR"/>
+        </w:rPr>
+        <w:t>dropna</w:t>
+      </w:r>
+      <w:proofErr w:type="spellEnd"/>
+      <w:r>
+        <w:rPr>
+          <w:b/>
+          <w:bCs/>
+          <w:lang w:val="fr-FR"/>
+        </w:rPr>
+        <w:t xml:space="preserve">, </w:t>
+      </w:r>
+      <w:proofErr w:type="spellStart"/>
+      <w:r>
+        <w:rPr>
+          <w:b/>
+          <w:bCs/>
+          <w:lang w:val="fr-FR"/>
+        </w:rPr>
+        <w:t>drop_duplicates</w:t>
+      </w:r>
+      <w:proofErr w:type="spellEnd"/>
+      <w:r>
+        <w:rPr>
+          <w:b/>
+          <w:bCs/>
+          <w:lang w:val="fr-FR"/>
+        </w:rPr>
+        <w:t xml:space="preserve"> on </w:t>
+      </w:r>
+      <w:proofErr w:type="spellStart"/>
+      <w:r>
+        <w:rPr>
+          <w:b/>
+          <w:bCs/>
+          <w:lang w:val="fr-FR"/>
+        </w:rPr>
+        <w:t>host_about</w:t>
+      </w:r>
+      <w:proofErr w:type="spellEnd"/>
     </w:p>
     <w:p>
       <w:pPr>
@@ -1508,6 +1878,7 @@
           <w:lang w:val="fr-FR"/>
         </w:rPr>
       </w:pPr>
+      <w:proofErr w:type="spellStart"/>
       <w:r>
         <w:rPr>
           <w:rFonts w:hint="eastAsia"/>
@@ -1523,8 +1894,45 @@
           <w:bCs/>
           <w:lang w:val="fr-FR"/>
         </w:rPr>
-        <w:t>f_zsc: zsc</w:t>
-      </w:r>
+        <w:t>f_</w:t>
+      </w:r>
+      <w:proofErr w:type="gramStart"/>
+      <w:r>
+        <w:rPr>
+          <w:b/>
+          <w:bCs/>
+          <w:lang w:val="fr-FR"/>
+        </w:rPr>
+        <w:t>zsc</w:t>
+      </w:r>
+      <w:proofErr w:type="spellEnd"/>
+      <w:r>
+        <w:rPr>
+          <w:b/>
+          <w:bCs/>
+          <w:lang w:val="fr-FR"/>
+        </w:rPr>
+        <w:t>:</w:t>
+      </w:r>
+      <w:proofErr w:type="gramEnd"/>
+      <w:r>
+        <w:rPr>
+          <w:b/>
+          <w:bCs/>
+          <w:lang w:val="fr-FR"/>
+        </w:rPr>
+        <w:t xml:space="preserve"> </w:t>
+      </w:r>
+      <w:proofErr w:type="spellStart"/>
+      <w:r>
+        <w:rPr>
+          <w:b/>
+          <w:bCs/>
+          <w:lang w:val="fr-FR"/>
+        </w:rPr>
+        <w:t>zsc</w:t>
+      </w:r>
+      <w:proofErr w:type="spellEnd"/>
       <w:r>
         <w:rPr>
           <w:rFonts w:hint="eastAsia"/>
@@ -1559,6 +1967,7 @@
           <w:bCs/>
         </w:rPr>
       </w:pPr>
+      <w:proofErr w:type="spellStart"/>
       <w:r>
         <w:rPr>
           <w:rFonts w:hint="eastAsia"/>
@@ -1572,7 +1981,63 @@
           <w:b/>
           <w:bCs/>
         </w:rPr>
-        <w:t xml:space="preserve">f_items : zsc merged back to df_filtered </w:t>
+        <w:t>f_</w:t>
+      </w:r>
+      <w:proofErr w:type="gramStart"/>
+      <w:r>
+        <w:rPr>
+          <w:b/>
+          <w:bCs/>
+        </w:rPr>
+        <w:t>items</w:t>
+      </w:r>
+      <w:proofErr w:type="spellEnd"/>
+      <w:r>
+        <w:rPr>
+          <w:b/>
+          <w:bCs/>
+        </w:rPr>
+        <w:t> :</w:t>
+      </w:r>
+      <w:proofErr w:type="gramEnd"/>
+      <w:r>
+        <w:rPr>
+          <w:b/>
+          <w:bCs/>
+        </w:rPr>
+        <w:t xml:space="preserve"> </w:t>
+      </w:r>
+      <w:proofErr w:type="spellStart"/>
+      <w:r>
+        <w:rPr>
+          <w:b/>
+          <w:bCs/>
+        </w:rPr>
+        <w:t>zsc</w:t>
+      </w:r>
+      <w:proofErr w:type="spellEnd"/>
+      <w:r>
+        <w:rPr>
+          <w:b/>
+          <w:bCs/>
+        </w:rPr>
+        <w:t xml:space="preserve"> merged back to </w:t>
+      </w:r>
+      <w:proofErr w:type="spellStart"/>
+      <w:r>
+        <w:rPr>
+          <w:b/>
+          <w:bCs/>
+        </w:rPr>
+        <w:t>df_filtered</w:t>
+      </w:r>
+      <w:proofErr w:type="spellEnd"/>
+      <w:r>
+        <w:rPr>
+          <w:b/>
+          <w:bCs/>
+        </w:rPr>
+        <w:t xml:space="preserve"> </w:t>
       </w:r>
     </w:p>
     <w:p>
@@ -1621,15 +2086,26 @@
         <w:t>F</w:t>
       </w:r>
       <w:r>
-        <w:t>irst try zsc :</w:t>
-      </w:r>
-    </w:p>
-    <w:p>
-      <w:pPr>
-        <w:rPr>
-          <w:rFonts w:hint="eastAsia"/>
-        </w:rPr>
-      </w:pPr>
+        <w:t xml:space="preserve">irst try </w:t>
+      </w:r>
+      <w:proofErr w:type="spellStart"/>
+      <w:proofErr w:type="gramStart"/>
+      <w:r>
+        <w:t>zsc</w:t>
+      </w:r>
+      <w:proofErr w:type="spellEnd"/>
+      <w:r>
+        <w:t> :</w:t>
+      </w:r>
+      <w:proofErr w:type="gramEnd"/>
+    </w:p>
+    <w:p>
+      <w:pPr>
+        <w:rPr>
+          <w:rFonts w:hint="eastAsia"/>
+        </w:rPr>
+      </w:pPr>
+      <w:proofErr w:type="gramStart"/>
       <w:r>
         <w:rPr>
           <w:rFonts w:hint="eastAsia"/>
@@ -1637,7 +2113,11 @@
         <w:t>I</w:t>
       </w:r>
       <w:r>
-        <w:t>nput : listings_paris2406_unique18449</w:t>
+        <w:t>nput :</w:t>
+      </w:r>
+      <w:proofErr w:type="gramEnd"/>
+      <w:r>
+        <w:t xml:space="preserve"> listings_paris2406_unique18449</w:t>
       </w:r>
     </w:p>
     <w:p>
@@ -1658,22 +2138,38 @@
         <w:rPr>
           <w:lang w:val="fr-FR"/>
         </w:rPr>
-        <w:t>y modernbert_large_nli</w:t>
-      </w:r>
-    </w:p>
-    <w:p>
-      <w:pPr>
-        <w:rPr>
-          <w:rFonts w:hint="eastAsia"/>
-          <w:lang w:val="fr-FR"/>
-        </w:rPr>
-      </w:pPr>
-      <w:r>
-        <w:rPr>
-          <w:lang w:val="fr-FR"/>
-        </w:rPr>
-        <w:t>22 labels en /fr</w:t>
-      </w:r>
+        <w:t xml:space="preserve">y </w:t>
+      </w:r>
+      <w:proofErr w:type="spellStart"/>
+      <w:r>
+        <w:rPr>
+          <w:lang w:val="fr-FR"/>
+        </w:rPr>
+        <w:t>modernbert_large_nli</w:t>
+      </w:r>
+      <w:proofErr w:type="spellEnd"/>
+    </w:p>
+    <w:p>
+      <w:pPr>
+        <w:rPr>
+          <w:rFonts w:hint="eastAsia"/>
+          <w:lang w:val="fr-FR"/>
+        </w:rPr>
+      </w:pPr>
+      <w:r>
+        <w:rPr>
+          <w:lang w:val="fr-FR"/>
+        </w:rPr>
+        <w:t>22 labels en /</w:t>
+      </w:r>
+      <w:proofErr w:type="spellStart"/>
+      <w:r>
+        <w:rPr>
+          <w:lang w:val="fr-FR"/>
+        </w:rPr>
+        <w:t>fr</w:t>
+      </w:r>
+      <w:proofErr w:type="spellEnd"/>
     </w:p>
     <w:p>
       <w:pPr>
@@ -1720,6 +2216,7 @@
           <w:lang w:val="fr-FR"/>
         </w:rPr>
       </w:pPr>
+      <w:proofErr w:type="spellStart"/>
       <w:r>
         <w:rPr>
           <w:rFonts w:hint="eastAsia"/>
@@ -1731,36 +2228,161 @@
         <w:rPr>
           <w:lang w:val="fr-FR"/>
         </w:rPr>
-        <w:t>odernbert_large_nli :</w:t>
-      </w:r>
-    </w:p>
-    <w:p>
-      <w:pPr>
-        <w:rPr>
-          <w:rFonts w:hint="eastAsia"/>
-        </w:rPr>
-      </w:pPr>
-      <w:r>
-        <w:rPr>
-          <w:rFonts w:hint="eastAsia"/>
-        </w:rPr>
-        <w:t xml:space="preserve">pipe = pipeline("zero-shot-classification", model="tasksource/ModernBERT-large-nli")      </w:t>
-      </w:r>
-    </w:p>
-    <w:p>
-      <w:pPr>
-        <w:rPr>
-          <w:rFonts w:hint="eastAsia"/>
-        </w:rPr>
-      </w:pPr>
-      <w:r>
-        <w:t xml:space="preserve">  "model_max_length": 1000000000000000019884624838656,</w:t>
-      </w:r>
-    </w:p>
-    <w:p>
-      <w:pPr>
-        <w:rPr>
-          <w:rFonts w:hint="eastAsia"/>
+        <w:t>odernbert_large_nli</w:t>
+      </w:r>
+      <w:proofErr w:type="spellEnd"/>
+      <w:r>
+        <w:rPr>
+          <w:lang w:val="fr-FR"/>
+        </w:rPr>
+        <w:t> :</w:t>
+      </w:r>
+    </w:p>
+    <w:p>
+      <w:pPr>
+        <w:rPr>
+          <w:rFonts w:hint="eastAsia"/>
+          <w:lang w:val="fr-FR"/>
+        </w:rPr>
+      </w:pPr>
+      <w:proofErr w:type="gramStart"/>
+      <w:r>
+        <w:rPr>
+          <w:rFonts w:hint="eastAsia"/>
+          <w:lang w:val="fr-FR"/>
+        </w:rPr>
+        <w:t>pipe</w:t>
+      </w:r>
+      <w:proofErr w:type="gramEnd"/>
+      <w:r>
+        <w:rPr>
+          <w:rFonts w:hint="eastAsia"/>
+          <w:lang w:val="fr-FR"/>
+        </w:rPr>
+        <w:t xml:space="preserve"> = </w:t>
+      </w:r>
+      <w:proofErr w:type="gramStart"/>
+      <w:r>
+        <w:rPr>
+          <w:rFonts w:hint="eastAsia"/>
+          <w:lang w:val="fr-FR"/>
+        </w:rPr>
+        <w:t>pipeline(</w:t>
+      </w:r>
+      <w:proofErr w:type="gramEnd"/>
+      <w:r>
+        <w:rPr>
+          <w:rFonts w:hint="eastAsia"/>
+          <w:lang w:val="fr-FR"/>
+        </w:rPr>
+        <w:t>"</w:t>
+      </w:r>
+      <w:proofErr w:type="spellStart"/>
+      <w:r>
+        <w:rPr>
+          <w:rFonts w:hint="eastAsia"/>
+          <w:lang w:val="fr-FR"/>
+        </w:rPr>
+        <w:t>zero</w:t>
+      </w:r>
+      <w:proofErr w:type="spellEnd"/>
+      <w:r>
+        <w:rPr>
+          <w:rFonts w:hint="eastAsia"/>
+          <w:lang w:val="fr-FR"/>
+        </w:rPr>
+        <w:t>-shot-classification", model="</w:t>
+      </w:r>
+      <w:proofErr w:type="spellStart"/>
+      <w:r>
+        <w:rPr>
+          <w:rFonts w:hint="eastAsia"/>
+          <w:lang w:val="fr-FR"/>
+        </w:rPr>
+        <w:t>tasksource</w:t>
+      </w:r>
+      <w:proofErr w:type="spellEnd"/>
+      <w:r>
+        <w:rPr>
+          <w:rFonts w:hint="eastAsia"/>
+          <w:lang w:val="fr-FR"/>
+        </w:rPr>
+        <w:t>/</w:t>
+      </w:r>
+      <w:proofErr w:type="spellStart"/>
+      <w:r>
+        <w:rPr>
+          <w:rFonts w:hint="eastAsia"/>
+          <w:lang w:val="fr-FR"/>
+        </w:rPr>
+        <w:t>ModernBERT</w:t>
+      </w:r>
+      <w:proofErr w:type="spellEnd"/>
+      <w:r>
+        <w:rPr>
+          <w:rFonts w:hint="eastAsia"/>
+          <w:lang w:val="fr-FR"/>
+        </w:rPr>
+        <w:t>-large-</w:t>
+      </w:r>
+      <w:proofErr w:type="spellStart"/>
+      <w:r>
+        <w:rPr>
+          <w:rFonts w:hint="eastAsia"/>
+          <w:lang w:val="fr-FR"/>
+        </w:rPr>
+        <w:t>nli</w:t>
+      </w:r>
+      <w:proofErr w:type="spellEnd"/>
+      <w:r>
+        <w:rPr>
+          <w:rFonts w:hint="eastAsia"/>
+          <w:lang w:val="fr-FR"/>
+        </w:rPr>
+        <w:t xml:space="preserve">")      </w:t>
+      </w:r>
+    </w:p>
+    <w:p>
+      <w:pPr>
+        <w:rPr>
+          <w:rFonts w:hint="eastAsia"/>
+          <w:lang w:val="fr-FR"/>
+        </w:rPr>
+      </w:pPr>
+      <w:r>
+        <w:rPr>
+          <w:lang w:val="fr-FR"/>
+        </w:rPr>
+        <w:t xml:space="preserve">  "</w:t>
+      </w:r>
+      <w:proofErr w:type="spellStart"/>
+      <w:r>
+        <w:rPr>
+          <w:lang w:val="fr-FR"/>
+        </w:rPr>
+        <w:t>model_max_length</w:t>
+      </w:r>
+      <w:proofErr w:type="spellEnd"/>
+      <w:proofErr w:type="gramStart"/>
+      <w:r>
+        <w:rPr>
+          <w:lang w:val="fr-FR"/>
+        </w:rPr>
+        <w:t>":</w:t>
+      </w:r>
+      <w:proofErr w:type="gramEnd"/>
+      <w:r>
+        <w:rPr>
+          <w:lang w:val="fr-FR"/>
+        </w:rPr>
+        <w:t xml:space="preserve"> 1000000000000000019884624838656,</w:t>
+      </w:r>
+    </w:p>
+    <w:p>
+      <w:pPr>
+        <w:rPr>
+          <w:rFonts w:hint="eastAsia"/>
+          <w:lang w:val="fr-FR"/>
         </w:rPr>
       </w:pPr>
     </w:p>
@@ -1813,11 +2435,19 @@
           <w:color w:val="0070C0"/>
         </w:rPr>
       </w:pPr>
-      <w:r>
-        <w:rPr>
-          <w:color w:val="0070C0"/>
-        </w:rPr>
-        <w:t>ModernBERT ≈ 英语为主</w:t>
+      <w:proofErr w:type="spellStart"/>
+      <w:r>
+        <w:rPr>
+          <w:color w:val="0070C0"/>
+        </w:rPr>
+        <w:t>ModernBERT</w:t>
+      </w:r>
+      <w:proofErr w:type="spellEnd"/>
+      <w:r>
+        <w:rPr>
+          <w:color w:val="0070C0"/>
+        </w:rPr>
+        <w:t xml:space="preserve"> ≈ 英语为主</w:t>
       </w:r>
     </w:p>
     <w:p>
@@ -1899,6 +2529,7 @@
         <w:lastRenderedPageBreak/>
         <w:t xml:space="preserve">⭐ </w:t>
       </w:r>
+      <w:proofErr w:type="spellStart"/>
       <w:r>
         <w:rPr>
           <w:rFonts w:hint="eastAsia"/>
@@ -1906,6 +2537,7 @@
         </w:rPr>
         <w:t>bge</w:t>
       </w:r>
+      <w:proofErr w:type="spellEnd"/>
       <w:r>
         <w:rPr>
           <w:lang w:val="fr-FR"/>
@@ -1920,14 +2552,34 @@
           <w:lang w:val="fr-FR"/>
         </w:rPr>
       </w:pPr>
-      <w:r>
-        <w:rPr>
-          <w:b/>
-          <w:bCs/>
-          <w:lang w:val="fr-FR"/>
-        </w:rPr>
-        <w:t>deberta-v3-zeroshot vs. roberta-zeroshot</w:t>
-      </w:r>
+      <w:proofErr w:type="gramStart"/>
+      <w:r>
+        <w:rPr>
+          <w:b/>
+          <w:bCs/>
+          <w:lang w:val="fr-FR"/>
+        </w:rPr>
+        <w:t>deberta</w:t>
+      </w:r>
+      <w:proofErr w:type="gramEnd"/>
+      <w:r>
+        <w:rPr>
+          <w:b/>
+          <w:bCs/>
+          <w:lang w:val="fr-FR"/>
+        </w:rPr>
+        <w:t xml:space="preserve">-v3-zeroshot vs. </w:t>
+      </w:r>
+      <w:proofErr w:type="spellStart"/>
+      <w:r>
+        <w:rPr>
+          <w:b/>
+          <w:bCs/>
+          <w:lang w:val="fr-FR"/>
+        </w:rPr>
+        <w:t>roberta-zeroshot</w:t>
+      </w:r>
+      <w:proofErr w:type="spellEnd"/>
       <w:r>
         <w:rPr>
           <w:lang w:val="fr-FR"/>
@@ -1958,7 +2610,21 @@
         <w:rPr>
           <w:lang w:val="fr-FR"/>
         </w:rPr>
-        <w:t xml:space="preserve"> roberta，</w:t>
+        <w:t xml:space="preserve"> </w:t>
+      </w:r>
+      <w:proofErr w:type="spellStart"/>
+      <w:r>
+        <w:rPr>
+          <w:lang w:val="fr-FR"/>
+        </w:rPr>
+        <w:t>roberta</w:t>
+      </w:r>
+      <w:proofErr w:type="spellEnd"/>
+      <w:r>
+        <w:rPr>
+          <w:lang w:val="fr-FR"/>
+        </w:rPr>
+        <w:t>，</w:t>
       </w:r>
       <w:r>
         <w:t>但速度稍慢。</w:t>
@@ -1967,7 +2633,21 @@
         <w:rPr>
           <w:lang w:val="fr-FR"/>
         </w:rPr>
-        <w:t xml:space="preserve">512 tokens, </w:t>
+        <w:t xml:space="preserve">512 </w:t>
+      </w:r>
+      <w:proofErr w:type="spellStart"/>
+      <w:r>
+        <w:rPr>
+          <w:lang w:val="fr-FR"/>
+        </w:rPr>
+        <w:t>tokens</w:t>
+      </w:r>
+      <w:proofErr w:type="spellEnd"/>
+      <w:r>
+        <w:rPr>
+          <w:lang w:val="fr-FR"/>
+        </w:rPr>
+        <w:t xml:space="preserve">, </w:t>
       </w:r>
       <w:r>
         <w:rPr>
@@ -2097,16 +2777,36 @@
       <w:r>
         <w:t>。多语言模型的性能不如仅使用英语的模型。因此，您也可以先使用 </w:t>
       </w:r>
-      <w:hyperlink r:id="rId9" w:history="1">
-        <w:r>
-          <w:rPr>
-            <w:rStyle w:val="af3"/>
-          </w:rPr>
-          <w:t>EasyNMT</w:t>
-        </w:r>
-      </w:hyperlink>
-      <w:r>
-        <w:t> 等库将文本机器翻译成英语。</w:t>
+      <w:proofErr w:type="spellStart"/>
+      <w:r>
+        <w:fldChar w:fldCharType="begin"/>
+      </w:r>
+      <w:r>
+        <w:instrText>HYPERLINK "https://github.com/UKPLab/EasyNMT"</w:instrText>
+      </w:r>
+      <w:r>
+        <w:rPr>
+          <w:rFonts w:hint="eastAsia"/>
+        </w:rPr>
+        <w:fldChar w:fldCharType="separate"/>
+      </w:r>
+      <w:r>
+        <w:rPr>
+          <w:rStyle w:val="af3"/>
+        </w:rPr>
+        <w:t>EasyNMT</w:t>
+      </w:r>
+      <w:proofErr w:type="spellEnd"/>
+      <w:r>
+        <w:fldChar w:fldCharType="end"/>
+      </w:r>
+      <w:proofErr w:type="gramStart"/>
+      <w:r>
+        <w:t> 等库将</w:t>
+      </w:r>
+      <w:proofErr w:type="gramEnd"/>
+      <w:r>
+        <w:t>文本机器翻译成英语。</w:t>
       </w:r>
     </w:p>
     <w:p>
@@ -2137,10 +2837,48 @@
         <w:rPr>
           <w:highlight w:val="yellow"/>
         </w:rPr>
-        <w:t>8192 个词元</w:t>
-      </w:r>
-      <w:r>
-        <w:t>。其他模型最多可处理 512 个词元。请注意，较长的文本输入会降低模型的处理速度和性能，因此，如果您处理的文本每页不超过 400 个单词，请使用例如 deberta 模型以获得更好的性能。</w:t>
+        <w:t xml:space="preserve">8192 </w:t>
+      </w:r>
+      <w:proofErr w:type="gramStart"/>
+      <w:r>
+        <w:rPr>
+          <w:highlight w:val="yellow"/>
+        </w:rPr>
+        <w:t>个</w:t>
+      </w:r>
+      <w:proofErr w:type="gramEnd"/>
+      <w:r>
+        <w:rPr>
+          <w:highlight w:val="yellow"/>
+        </w:rPr>
+        <w:t>词元</w:t>
+      </w:r>
+      <w:r>
+        <w:t xml:space="preserve">。其他模型最多可处理 512 </w:t>
+      </w:r>
+      <w:proofErr w:type="gramStart"/>
+      <w:r>
+        <w:t>个</w:t>
+      </w:r>
+      <w:proofErr w:type="gramEnd"/>
+      <w:r>
+        <w:t xml:space="preserve">词元。请注意，较长的文本输入会降低模型的处理速度和性能，因此，如果您处理的文本每页不超过 400 </w:t>
+      </w:r>
+      <w:proofErr w:type="gramStart"/>
+      <w:r>
+        <w:t>个</w:t>
+      </w:r>
+      <w:proofErr w:type="gramEnd"/>
+      <w:r>
+        <w:t xml:space="preserve">单词，请使用例如 </w:t>
+      </w:r>
+      <w:proofErr w:type="spellStart"/>
+      <w:r>
+        <w:t>deberta</w:t>
+      </w:r>
+      <w:proofErr w:type="spellEnd"/>
+      <w:r>
+        <w:t xml:space="preserve"> 模型以获得更好的性能。</w:t>
       </w:r>
     </w:p>
     <w:p>
@@ -2183,8 +2921,72 @@
           <w:bCs/>
           <w:color w:val="0070C0"/>
         </w:rPr>
-        <w:t xml:space="preserve"> facebook/xlm-roberta-large-xnli</w:t>
-      </w:r>
+        <w:t xml:space="preserve"> </w:t>
+      </w:r>
+      <w:proofErr w:type="spellStart"/>
+      <w:r>
+        <w:rPr>
+          <w:b/>
+          <w:bCs/>
+          <w:color w:val="0070C0"/>
+        </w:rPr>
+        <w:t>facebook</w:t>
+      </w:r>
+      <w:proofErr w:type="spellEnd"/>
+      <w:r>
+        <w:rPr>
+          <w:b/>
+          <w:bCs/>
+          <w:color w:val="0070C0"/>
+        </w:rPr>
+        <w:t>/</w:t>
+      </w:r>
+      <w:proofErr w:type="spellStart"/>
+      <w:r>
+        <w:rPr>
+          <w:b/>
+          <w:bCs/>
+          <w:color w:val="0070C0"/>
+        </w:rPr>
+        <w:t>xlm</w:t>
+      </w:r>
+      <w:proofErr w:type="spellEnd"/>
+      <w:r>
+        <w:rPr>
+          <w:b/>
+          <w:bCs/>
+          <w:color w:val="0070C0"/>
+        </w:rPr>
+        <w:t>-</w:t>
+      </w:r>
+      <w:proofErr w:type="spellStart"/>
+      <w:r>
+        <w:rPr>
+          <w:b/>
+          <w:bCs/>
+          <w:color w:val="0070C0"/>
+        </w:rPr>
+        <w:t>roberta</w:t>
+      </w:r>
+      <w:proofErr w:type="spellEnd"/>
+      <w:r>
+        <w:rPr>
+          <w:b/>
+          <w:bCs/>
+          <w:color w:val="0070C0"/>
+        </w:rPr>
+        <w:t>-large-</w:t>
+      </w:r>
+      <w:proofErr w:type="spellStart"/>
+      <w:r>
+        <w:rPr>
+          <w:b/>
+          <w:bCs/>
+          <w:color w:val="0070C0"/>
+        </w:rPr>
+        <w:t>xnli</w:t>
+      </w:r>
+      <w:proofErr w:type="spellEnd"/>
     </w:p>
     <w:p>
       <w:pPr>
@@ -2704,6 +3506,7 @@
           <w:rFonts w:hint="eastAsia"/>
         </w:rPr>
       </w:pPr>
+      <w:proofErr w:type="spellStart"/>
       <w:r>
         <w:rPr>
           <w:rFonts w:hint="eastAsia"/>
@@ -2711,8 +3514,13 @@
         <w:t>R</w:t>
       </w:r>
       <w:r>
-        <w:t xml:space="preserve">epense des </w:t>
-      </w:r>
+        <w:t>epense</w:t>
+      </w:r>
+      <w:proofErr w:type="spellEnd"/>
+      <w:r>
+        <w:t xml:space="preserve"> des </w:t>
+      </w:r>
+      <w:proofErr w:type="gramStart"/>
       <w:r>
         <w:rPr>
           <w:rFonts w:hint="eastAsia"/>
@@ -2723,7 +3531,11 @@
         <w:t>ms</w:t>
       </w:r>
       <w:r>
-        <w:t xml:space="preserve"> : </w:t>
+        <w:t> :</w:t>
+      </w:r>
+      <w:proofErr w:type="gramEnd"/>
+      <w:r>
+        <w:t xml:space="preserve"> </w:t>
       </w:r>
     </w:p>
     <w:p>
@@ -2762,8 +3574,13 @@
         </w:rPr>
       </w:pPr>
       <w:r>
-        <w:t>31/01/2026 :</w:t>
-      </w:r>
+        <w:t>31/01/</w:t>
+      </w:r>
+      <w:proofErr w:type="gramStart"/>
+      <w:r>
+        <w:t>2026 :</w:t>
+      </w:r>
+      <w:proofErr w:type="gramEnd"/>
     </w:p>
     <w:p>
       <w:pPr>
@@ -2807,8 +3624,17 @@
           <w:b/>
           <w:bCs/>
         </w:rPr>
-        <w:t xml:space="preserve"> price + booking_rate</w:t>
-      </w:r>
+        <w:t xml:space="preserve"> price + </w:t>
+      </w:r>
+      <w:proofErr w:type="spellStart"/>
+      <w:r>
+        <w:rPr>
+          <w:b/>
+          <w:bCs/>
+        </w:rPr>
+        <w:t>booking_rate</w:t>
+      </w:r>
+      <w:proofErr w:type="spellEnd"/>
     </w:p>
     <w:p>
       <w:pPr>
@@ -3156,7 +3982,7 @@
           </m:r>
           <m:r>
             <m:rPr>
-              <m:sty m:val="bi"/>
+              <m:sty m:val="p"/>
             </m:rPr>
             <w:rPr>
               <w:color w:val="0070C0"/>
@@ -3253,38 +4079,57 @@
         <w:t>差值就是 JO 对 Paris 房东的净冲击</w:t>
       </w:r>
     </w:p>
-    <w:p/>
-    <w:p/>
-    <w:p/>
+    <w:p>
+      <w:pPr>
+        <w:rPr>
+          <w:rFonts w:hint="eastAsia"/>
+        </w:rPr>
+      </w:pPr>
+    </w:p>
+    <w:p>
+      <w:pPr>
+        <w:rPr>
+          <w:rFonts w:hint="eastAsia"/>
+        </w:rPr>
+      </w:pPr>
+    </w:p>
+    <w:p>
+      <w:pPr>
+        <w:rPr>
+          <w:rFonts w:hint="eastAsia"/>
+        </w:rPr>
+      </w:pPr>
+    </w:p>
     <w:p>
       <w:pPr>
         <w:pStyle w:val="1"/>
         <w:rPr>
-          <w:lang w:val="fr-FR"/>
-        </w:rPr>
-      </w:pPr>
-      <w:r>
-        <w:rPr>
-          <w:lang w:val="fr-FR"/>
-        </w:rPr>
-        <w:t>01/02/2026 :</w:t>
-      </w:r>
+          <w:rFonts w:hint="eastAsia"/>
+        </w:rPr>
+      </w:pPr>
+      <w:r>
+        <w:t>01/02/</w:t>
+      </w:r>
+      <w:proofErr w:type="gramStart"/>
+      <w:r>
+        <w:t>2026 :</w:t>
+      </w:r>
+      <w:proofErr w:type="gramEnd"/>
     </w:p>
     <w:p>
       <w:pPr>
         <w:pStyle w:val="2"/>
         <w:rPr>
-          <w:b/>
-          <w:bCs/>
-          <w:lang w:val="fr-FR"/>
-        </w:rPr>
-      </w:pPr>
-      <w:r>
-        <w:rPr>
-          <w:rFonts w:hint="eastAsia"/>
-          <w:b/>
-          <w:bCs/>
-          <w:lang w:val="fr-FR"/>
+          <w:rFonts w:hint="eastAsia"/>
+          <w:b/>
+          <w:bCs/>
+        </w:rPr>
+      </w:pPr>
+      <w:r>
+        <w:rPr>
+          <w:rFonts w:hint="eastAsia"/>
+          <w:b/>
+          <w:bCs/>
         </w:rPr>
         <w:t>D</w:t>
       </w:r>
@@ -3292,7 +4137,6 @@
         <w:rPr>
           <w:b/>
           <w:bCs/>
-          <w:lang w:val="fr-FR"/>
         </w:rPr>
         <w:t>esc</w:t>
       </w:r>
@@ -3303,7 +4147,6 @@
           <w:rFonts w:hint="eastAsia"/>
           <w:b/>
           <w:bCs/>
-          <w:lang w:val="fr-FR"/>
         </w:rPr>
       </w:pPr>
       <w:r>
@@ -3320,7 +4163,6 @@
           <w:rFonts w:hint="eastAsia"/>
           <w:b/>
           <w:bCs/>
-          <w:lang w:val="fr-FR"/>
         </w:rPr>
         <w:t>，</w:t>
       </w:r>
@@ -3329,75 +4171,158 @@
           <w:rFonts w:hint="eastAsia"/>
           <w:b/>
           <w:bCs/>
-          <w:lang w:val="fr-FR"/>
-        </w:rPr>
-        <w:t>5tactics在城市之间显著区别？？</w:t>
-      </w:r>
-      <w:r>
-        <w:rPr>
-          <w:rFonts w:hint="eastAsia"/>
-          <w:b/>
-          <w:bCs/>
-          <w:lang w:val="fr-FR"/>
-        </w:rPr>
-        <w:t>太多噪音？</w:t>
-      </w:r>
-    </w:p>
-    <w:p>
-      <w:pPr>
-        <w:rPr>
-          <w:b/>
-          <w:bCs/>
-          <w:lang w:val="fr-FR"/>
-        </w:rPr>
-      </w:pPr>
-      <w:r>
-        <w:rPr>
-          <w:rFonts w:hint="eastAsia"/>
-          <w:b/>
-          <w:bCs/>
-          <w:lang w:val="fr-FR"/>
-        </w:rPr>
-        <w:t>Paris中，status</w:t>
-      </w:r>
-      <w:r>
-        <w:rPr>
-          <w:b/>
-          <w:bCs/>
-          <w:lang w:val="fr-FR"/>
+        </w:rPr>
+        <w:t>5tactics</w:t>
+      </w:r>
+      <w:r>
+        <w:rPr>
+          <w:rFonts w:hint="eastAsia"/>
+          <w:b/>
+          <w:bCs/>
+          <w:lang w:val="fr-FR"/>
+        </w:rPr>
+        <w:t>在城市之间显著区别</w:t>
+      </w:r>
+      <w:r>
+        <w:rPr>
+          <w:rFonts w:hint="eastAsia"/>
+          <w:b/>
+          <w:bCs/>
+        </w:rPr>
+        <w:t>？？</w:t>
+      </w:r>
+      <w:r>
+        <w:rPr>
+          <w:rFonts w:hint="eastAsia"/>
+          <w:b/>
+          <w:bCs/>
+          <w:lang w:val="fr-FR"/>
+        </w:rPr>
+        <w:t>太多噪音</w:t>
+      </w:r>
+      <w:r>
+        <w:rPr>
+          <w:rFonts w:hint="eastAsia"/>
+          <w:b/>
+          <w:bCs/>
+        </w:rPr>
+        <w:t>？</w:t>
+      </w:r>
+    </w:p>
+    <w:p>
+      <w:pPr>
+        <w:rPr>
+          <w:rFonts w:hint="eastAsia"/>
+          <w:b/>
+          <w:bCs/>
+        </w:rPr>
+      </w:pPr>
+      <w:r>
+        <w:rPr>
+          <w:rFonts w:hint="eastAsia"/>
+          <w:b/>
+          <w:bCs/>
+        </w:rPr>
+        <w:t>Paris</w:t>
+      </w:r>
+      <w:r>
+        <w:rPr>
+          <w:rFonts w:hint="eastAsia"/>
+          <w:b/>
+          <w:bCs/>
+          <w:lang w:val="fr-FR"/>
+        </w:rPr>
+        <w:t>中</w:t>
+      </w:r>
+      <w:r>
+        <w:rPr>
+          <w:rFonts w:hint="eastAsia"/>
+          <w:b/>
+          <w:bCs/>
+        </w:rPr>
+        <w:t>，</w:t>
+      </w:r>
+      <w:proofErr w:type="spellStart"/>
+      <w:r>
+        <w:rPr>
+          <w:rFonts w:hint="eastAsia"/>
+          <w:b/>
+          <w:bCs/>
+        </w:rPr>
+        <w:t>status</w:t>
+      </w:r>
+      <w:r>
+        <w:rPr>
+          <w:b/>
+          <w:bCs/>
         </w:rPr>
         <w:t>_changed</w:t>
       </w:r>
-      <w:r>
-        <w:rPr>
-          <w:rFonts w:hint="eastAsia"/>
-          <w:b/>
-          <w:bCs/>
-          <w:lang w:val="fr-FR"/>
+      <w:proofErr w:type="spellEnd"/>
+      <w:r>
+        <w:rPr>
+          <w:rFonts w:hint="eastAsia"/>
+          <w:b/>
+          <w:bCs/>
         </w:rPr>
         <w:t>/</w:t>
       </w:r>
-      <w:r>
-        <w:rPr>
-          <w:b/>
-          <w:bCs/>
-          <w:lang w:val="fr-FR"/>
-        </w:rPr>
-        <w:t>sp_changed/old_host_sp_changed</w:t>
-      </w:r>
-      <w:r>
-        <w:rPr>
-          <w:rFonts w:hint="eastAsia"/>
-          <w:b/>
-          <w:bCs/>
-          <w:lang w:val="fr-FR"/>
-        </w:rPr>
-        <w:t>的tactics有显著差别</w:t>
-      </w:r>
-    </w:p>
-    <w:p>
-      <w:pPr>
-        <w:rPr>
+      <w:proofErr w:type="spellStart"/>
+      <w:r>
+        <w:rPr>
+          <w:b/>
+          <w:bCs/>
+        </w:rPr>
+        <w:t>sp_changed</w:t>
+      </w:r>
+      <w:proofErr w:type="spellEnd"/>
+      <w:r>
+        <w:rPr>
+          <w:b/>
+          <w:bCs/>
+        </w:rPr>
+        <w:t>/</w:t>
+      </w:r>
+      <w:proofErr w:type="spellStart"/>
+      <w:r>
+        <w:rPr>
+          <w:b/>
+          <w:bCs/>
+        </w:rPr>
+        <w:t>old_host_sp_changed</w:t>
+      </w:r>
+      <w:proofErr w:type="spellEnd"/>
+      <w:r>
+        <w:rPr>
+          <w:rFonts w:hint="eastAsia"/>
+          <w:b/>
+          <w:bCs/>
+          <w:lang w:val="fr-FR"/>
+        </w:rPr>
+        <w:t>的</w:t>
+      </w:r>
+      <w:r>
+        <w:rPr>
+          <w:rFonts w:hint="eastAsia"/>
+          <w:b/>
+          <w:bCs/>
+        </w:rPr>
+        <w:t>tactics</w:t>
+      </w:r>
+      <w:r>
+        <w:rPr>
+          <w:rFonts w:hint="eastAsia"/>
+          <w:b/>
+          <w:bCs/>
+          <w:lang w:val="fr-FR"/>
+        </w:rPr>
+        <w:t>有显著差别</w:t>
+      </w:r>
+    </w:p>
+    <w:p>
+      <w:pPr>
+        <w:rPr>
+          <w:rFonts w:hint="eastAsia"/>
           <w:b/>
           <w:bCs/>
           <w:lang w:val="fr-FR"/>
@@ -3412,6 +4337,7 @@
         </w:rPr>
         <w:t>但是</w:t>
       </w:r>
+      <w:proofErr w:type="spellStart"/>
       <w:r>
         <w:rPr>
           <w:rFonts w:hint="eastAsia"/>
@@ -3427,30 +4353,81 @@
           <w:bCs/>
           <w:lang w:val="fr-FR"/>
         </w:rPr>
-        <w:t xml:space="preserve">_changed : </w:t>
-      </w:r>
-      <w:r>
-        <w:rPr>
-          <w:rFonts w:hint="eastAsia"/>
-          <w:b/>
-          <w:bCs/>
-          <w:lang w:val="fr-FR"/>
-        </w:rPr>
-        <w:t>除了exemplarite其余tactics都没有显著差异</w:t>
-      </w:r>
-    </w:p>
-    <w:p>
-      <w:pPr>
-        <w:rPr>
-          <w:b/>
-          <w:bCs/>
-          <w:lang w:val="fr-FR"/>
-        </w:rPr>
-      </w:pPr>
-    </w:p>
-    <w:p>
-      <w:pPr>
-        <w:rPr>
+        <w:t>_changed</w:t>
+      </w:r>
+      <w:proofErr w:type="spellEnd"/>
+      <w:r>
+        <w:rPr>
+          <w:b/>
+          <w:bCs/>
+          <w:lang w:val="fr-FR"/>
+        </w:rPr>
+        <w:t xml:space="preserve"> : </w:t>
+      </w:r>
+      <w:r>
+        <w:rPr>
+          <w:rFonts w:hint="eastAsia"/>
+          <w:b/>
+          <w:bCs/>
+          <w:lang w:val="fr-FR"/>
+        </w:rPr>
+        <w:t>除了</w:t>
+      </w:r>
+      <w:proofErr w:type="spellStart"/>
+      <w:r>
+        <w:rPr>
+          <w:rFonts w:hint="eastAsia"/>
+          <w:b/>
+          <w:bCs/>
+          <w:lang w:val="fr-FR"/>
+        </w:rPr>
+        <w:t>exemplarite</w:t>
+      </w:r>
+      <w:proofErr w:type="spellEnd"/>
+      <w:r>
+        <w:rPr>
+          <w:rFonts w:hint="eastAsia"/>
+          <w:b/>
+          <w:bCs/>
+          <w:lang w:val="fr-FR"/>
+        </w:rPr>
+        <w:t>其余</w:t>
+      </w:r>
+      <w:proofErr w:type="spellStart"/>
+      <w:r>
+        <w:rPr>
+          <w:rFonts w:hint="eastAsia"/>
+          <w:b/>
+          <w:bCs/>
+          <w:lang w:val="fr-FR"/>
+        </w:rPr>
+        <w:t>tactics</w:t>
+      </w:r>
+      <w:proofErr w:type="spellEnd"/>
+      <w:r>
+        <w:rPr>
+          <w:rFonts w:hint="eastAsia"/>
+          <w:b/>
+          <w:bCs/>
+          <w:lang w:val="fr-FR"/>
+        </w:rPr>
+        <w:t>都没有显著差异</w:t>
+      </w:r>
+    </w:p>
+    <w:p>
+      <w:pPr>
+        <w:rPr>
+          <w:rFonts w:hint="eastAsia"/>
+          <w:b/>
+          <w:bCs/>
+          <w:lang w:val="fr-FR"/>
+        </w:rPr>
+      </w:pPr>
+    </w:p>
+    <w:p>
+      <w:pPr>
+        <w:rPr>
+          <w:rFonts w:hint="eastAsia"/>
           <w:b/>
           <w:bCs/>
           <w:lang w:val="fr-FR"/>
@@ -3475,15 +4452,24 @@
           <w:numId w:val="3"/>
         </w:numPr>
         <w:rPr>
-          <w:color w:val="0070C0"/>
-          <w:lang w:val="fr-FR"/>
-        </w:rPr>
-      </w:pPr>
-      <w:r>
-        <w:rPr>
-          <w:color w:val="0070C0"/>
-        </w:rPr>
-        <w:t>组越粗，噪声越大，显著性越难显现</w:t>
+          <w:rFonts w:hint="eastAsia"/>
+          <w:color w:val="0070C0"/>
+          <w:lang w:val="fr-FR"/>
+        </w:rPr>
+      </w:pPr>
+      <w:proofErr w:type="gramStart"/>
+      <w:r>
+        <w:rPr>
+          <w:color w:val="0070C0"/>
+        </w:rPr>
+        <w:t>组越粗</w:t>
+      </w:r>
+      <w:proofErr w:type="gramEnd"/>
+      <w:r>
+        <w:rPr>
+          <w:color w:val="0070C0"/>
+        </w:rPr>
+        <w:t>，噪声越大，显著性越难显现</w:t>
       </w:r>
     </w:p>
     <w:p>
@@ -3491,14 +4477,45 @@
         <w:pStyle w:val="a9"/>
         <w:ind w:left="360"/>
         <w:rPr>
-          <w:color w:val="0070C0"/>
-        </w:rPr>
-      </w:pPr>
-      <w:r>
-        <w:rPr>
-          <w:color w:val="0070C0"/>
-        </w:rPr>
-        <w:t>不同 tactics 对不同子群体反应不同</w:t>
+          <w:rFonts w:hint="eastAsia"/>
+          <w:color w:val="0070C0"/>
+          <w:lang w:val="fr-FR"/>
+        </w:rPr>
+      </w:pPr>
+      <w:r>
+        <w:rPr>
+          <w:color w:val="0070C0"/>
+        </w:rPr>
+        <w:t>不同</w:t>
+      </w:r>
+      <w:r>
+        <w:rPr>
+          <w:color w:val="0070C0"/>
+          <w:lang w:val="fr-FR"/>
+        </w:rPr>
+        <w:t xml:space="preserve"> </w:t>
+      </w:r>
+      <w:proofErr w:type="spellStart"/>
+      <w:r>
+        <w:rPr>
+          <w:color w:val="0070C0"/>
+          <w:lang w:val="fr-FR"/>
+        </w:rPr>
+        <w:t>tactics</w:t>
+      </w:r>
+      <w:proofErr w:type="spellEnd"/>
+      <w:r>
+        <w:rPr>
+          <w:color w:val="0070C0"/>
+          <w:lang w:val="fr-FR"/>
+        </w:rPr>
+        <w:t xml:space="preserve"> </w:t>
+      </w:r>
+      <w:r>
+        <w:rPr>
+          <w:color w:val="0070C0"/>
+        </w:rPr>
+        <w:t>对不同子群体反应不同</w:t>
       </w:r>
       <w:r>
         <w:rPr>
@@ -3515,13 +4532,85 @@
         <w:rPr>
           <w:rFonts w:hint="eastAsia"/>
           <w:color w:val="0070C0"/>
-        </w:rPr>
-      </w:pPr>
-      <w:r>
-        <w:rPr>
-          <w:color w:val="0070C0"/>
-        </w:rPr>
-        <w:t>当混合在一起（is_changed） → 平均效果被稀释 → 只有差异最大、最稳定的 exemplarite 能显著</w:t>
+          <w:lang w:val="fr-FR"/>
+        </w:rPr>
+      </w:pPr>
+      <w:r>
+        <w:rPr>
+          <w:color w:val="0070C0"/>
+        </w:rPr>
+        <w:t>当混合在一起</w:t>
+      </w:r>
+      <w:r>
+        <w:rPr>
+          <w:color w:val="0070C0"/>
+          <w:lang w:val="fr-FR"/>
+        </w:rPr>
+        <w:t>（</w:t>
+      </w:r>
+      <w:proofErr w:type="spellStart"/>
+      <w:r>
+        <w:rPr>
+          <w:color w:val="0070C0"/>
+          <w:lang w:val="fr-FR"/>
+        </w:rPr>
+        <w:t>is_changed</w:t>
+      </w:r>
+      <w:proofErr w:type="spellEnd"/>
+      <w:r>
+        <w:rPr>
+          <w:color w:val="0070C0"/>
+          <w:lang w:val="fr-FR"/>
+        </w:rPr>
+        <w:t xml:space="preserve">） → </w:t>
+      </w:r>
+      <w:r>
+        <w:rPr>
+          <w:color w:val="0070C0"/>
+        </w:rPr>
+        <w:t>平均效果被稀释</w:t>
+      </w:r>
+      <w:r>
+        <w:rPr>
+          <w:color w:val="0070C0"/>
+          <w:lang w:val="fr-FR"/>
+        </w:rPr>
+        <w:t xml:space="preserve"> → </w:t>
+      </w:r>
+      <w:r>
+        <w:rPr>
+          <w:color w:val="0070C0"/>
+        </w:rPr>
+        <w:t>只有差异最大、最稳定的</w:t>
+      </w:r>
+      <w:r>
+        <w:rPr>
+          <w:color w:val="0070C0"/>
+          <w:lang w:val="fr-FR"/>
+        </w:rPr>
+        <w:t xml:space="preserve"> </w:t>
+      </w:r>
+      <w:proofErr w:type="spellStart"/>
+      <w:r>
+        <w:rPr>
+          <w:color w:val="0070C0"/>
+          <w:lang w:val="fr-FR"/>
+        </w:rPr>
+        <w:t>exemplarite</w:t>
+      </w:r>
+      <w:proofErr w:type="spellEnd"/>
+      <w:r>
+        <w:rPr>
+          <w:color w:val="0070C0"/>
+          <w:lang w:val="fr-FR"/>
+        </w:rPr>
+        <w:t xml:space="preserve"> </w:t>
+      </w:r>
+      <w:r>
+        <w:rPr>
+          <w:color w:val="0070C0"/>
+        </w:rPr>
+        <w:t>能显著</w:t>
       </w:r>
     </w:p>
     <w:p>
@@ -3530,6 +4619,7 @@
           <w:tab w:val="num" w:pos="720"/>
         </w:tabs>
         <w:rPr>
+          <w:rFonts w:hint="eastAsia"/>
           <w:color w:val="0070C0"/>
           <w:lang w:val="fr-FR"/>
         </w:rPr>
@@ -3582,6 +4672,7 @@
     <w:p>
       <w:pPr>
         <w:rPr>
+          <w:rFonts w:hint="eastAsia"/>
           <w:color w:val="0070C0"/>
         </w:rPr>
       </w:pPr>
@@ -3597,7 +4688,21 @@
         <w:rPr>
           <w:color w:val="0070C0"/>
         </w:rPr>
-        <w:t>：状态变化型、SP调整型老房东等</w:t>
+        <w:t>：状态变化型、SP</w:t>
+      </w:r>
+      <w:proofErr w:type="gramStart"/>
+      <w:r>
+        <w:rPr>
+          <w:color w:val="0070C0"/>
+        </w:rPr>
+        <w:t>调整型老房东</w:t>
+      </w:r>
+      <w:proofErr w:type="gramEnd"/>
+      <w:r>
+        <w:rPr>
+          <w:color w:val="0070C0"/>
+        </w:rPr>
+        <w:t>等</w:t>
       </w:r>
       <w:r>
         <w:rPr>
@@ -3616,13 +4721,15 @@
     <w:p>
       <w:pPr>
         <w:rPr>
-          <w:lang w:val="fr-FR"/>
-        </w:rPr>
-      </w:pPr>
-    </w:p>
-    <w:p>
-      <w:pPr>
-        <w:rPr>
+          <w:rFonts w:hint="eastAsia"/>
+          <w:lang w:val="fr-FR"/>
+        </w:rPr>
+      </w:pPr>
+    </w:p>
+    <w:p>
+      <w:pPr>
+        <w:rPr>
+          <w:rFonts w:hint="eastAsia"/>
           <w:color w:val="0070C0"/>
           <w:lang w:val="fr-FR"/>
         </w:rPr>
@@ -3635,32 +4742,159 @@
         </w:rPr>
         <w:t>房东状态变量：</w:t>
       </w:r>
-      <w:r>
-        <w:rPr>
-          <w:color w:val="0070C0"/>
-          <w:lang w:val="fr-FR"/>
-        </w:rPr>
-        <w:t>status         status_changed  sp_changed  old_host_sp_changed  no_change</w:t>
-      </w:r>
-    </w:p>
-    <w:p>
-      <w:pPr>
-        <w:rPr>
-          <w:rFonts w:hint="eastAsia"/>
-          <w:b/>
-          <w:bCs/>
-          <w:color w:val="0070C0"/>
-          <w:lang w:val="fr-FR"/>
-        </w:rPr>
-      </w:pPr>
-      <w:r>
-        <w:rPr>
-          <w:b/>
-          <w:bCs/>
-          <w:color w:val="0070C0"/>
-          <w:lang w:val="fr-FR"/>
-        </w:rPr>
-        <w:t xml:space="preserve">old_host_sp_changed </w:t>
+      <w:proofErr w:type="spellStart"/>
+      <w:proofErr w:type="gramStart"/>
+      <w:r>
+        <w:rPr>
+          <w:color w:val="0070C0"/>
+          <w:lang w:val="fr-FR"/>
+        </w:rPr>
+        <w:t>status</w:t>
+      </w:r>
+      <w:proofErr w:type="spellEnd"/>
+      <w:proofErr w:type="gramEnd"/>
+      <w:r>
+        <w:rPr>
+          <w:color w:val="0070C0"/>
+          <w:lang w:val="fr-FR"/>
+        </w:rPr>
+        <w:t xml:space="preserve">         </w:t>
+      </w:r>
+      <w:proofErr w:type="spellStart"/>
+      <w:r>
+        <w:rPr>
+          <w:color w:val="0070C0"/>
+          <w:lang w:val="fr-FR"/>
+        </w:rPr>
+        <w:t>status_</w:t>
+      </w:r>
+      <w:proofErr w:type="gramStart"/>
+      <w:r>
+        <w:rPr>
+          <w:color w:val="0070C0"/>
+          <w:lang w:val="fr-FR"/>
+        </w:rPr>
+        <w:t>changed</w:t>
+      </w:r>
+      <w:proofErr w:type="spellEnd"/>
+      <w:r>
+        <w:rPr>
+          <w:color w:val="0070C0"/>
+          <w:lang w:val="fr-FR"/>
+        </w:rPr>
+        <w:t xml:space="preserve">  </w:t>
+      </w:r>
+      <w:proofErr w:type="spellStart"/>
+      <w:r>
+        <w:rPr>
+          <w:color w:val="0070C0"/>
+          <w:lang w:val="fr-FR"/>
+        </w:rPr>
+        <w:t>sp</w:t>
+      </w:r>
+      <w:proofErr w:type="gramEnd"/>
+      <w:r>
+        <w:rPr>
+          <w:color w:val="0070C0"/>
+          <w:lang w:val="fr-FR"/>
+        </w:rPr>
+        <w:t>_</w:t>
+      </w:r>
+      <w:proofErr w:type="gramStart"/>
+      <w:r>
+        <w:rPr>
+          <w:color w:val="0070C0"/>
+          <w:lang w:val="fr-FR"/>
+        </w:rPr>
+        <w:t>changed</w:t>
+      </w:r>
+      <w:proofErr w:type="spellEnd"/>
+      <w:r>
+        <w:rPr>
+          <w:color w:val="0070C0"/>
+          <w:lang w:val="fr-FR"/>
+        </w:rPr>
+        <w:t xml:space="preserve">  </w:t>
+      </w:r>
+      <w:proofErr w:type="spellStart"/>
+      <w:r>
+        <w:rPr>
+          <w:color w:val="0070C0"/>
+          <w:lang w:val="fr-FR"/>
+        </w:rPr>
+        <w:t>old</w:t>
+      </w:r>
+      <w:proofErr w:type="gramEnd"/>
+      <w:r>
+        <w:rPr>
+          <w:color w:val="0070C0"/>
+          <w:lang w:val="fr-FR"/>
+        </w:rPr>
+        <w:t>_host_sp_</w:t>
+      </w:r>
+      <w:proofErr w:type="gramStart"/>
+      <w:r>
+        <w:rPr>
+          <w:color w:val="0070C0"/>
+          <w:lang w:val="fr-FR"/>
+        </w:rPr>
+        <w:t>changed</w:t>
+      </w:r>
+      <w:proofErr w:type="spellEnd"/>
+      <w:r>
+        <w:rPr>
+          <w:color w:val="0070C0"/>
+          <w:lang w:val="fr-FR"/>
+        </w:rPr>
+        <w:t xml:space="preserve">  </w:t>
+      </w:r>
+      <w:proofErr w:type="spellStart"/>
+      <w:r>
+        <w:rPr>
+          <w:color w:val="0070C0"/>
+          <w:lang w:val="fr-FR"/>
+        </w:rPr>
+        <w:t>no</w:t>
+      </w:r>
+      <w:proofErr w:type="gramEnd"/>
+      <w:r>
+        <w:rPr>
+          <w:color w:val="0070C0"/>
+          <w:lang w:val="fr-FR"/>
+        </w:rPr>
+        <w:t>_change</w:t>
+      </w:r>
+      <w:proofErr w:type="spellEnd"/>
+    </w:p>
+    <w:p>
+      <w:pPr>
+        <w:rPr>
+          <w:rFonts w:hint="eastAsia"/>
+          <w:b/>
+          <w:bCs/>
+          <w:color w:val="0070C0"/>
+          <w:lang w:val="fr-FR"/>
+        </w:rPr>
+      </w:pPr>
+      <w:proofErr w:type="spellStart"/>
+      <w:r>
+        <w:rPr>
+          <w:b/>
+          <w:bCs/>
+          <w:color w:val="0070C0"/>
+          <w:lang w:val="fr-FR"/>
+        </w:rPr>
+        <w:t>old_host_sp_changed</w:t>
+      </w:r>
+      <w:proofErr w:type="spellEnd"/>
+      <w:r>
+        <w:rPr>
+          <w:b/>
+          <w:bCs/>
+          <w:color w:val="0070C0"/>
+          <w:lang w:val="fr-FR"/>
+        </w:rPr>
+        <w:t xml:space="preserve"> </w:t>
       </w:r>
       <w:r>
         <w:rPr>
@@ -3704,7 +4938,18 @@
           <w:color w:val="0070C0"/>
           <w:lang w:val="fr-FR"/>
         </w:rPr>
-        <w:t>，不包括reopen+sp</w:t>
+        <w:t>，不包括</w:t>
+      </w:r>
+      <w:proofErr w:type="spellStart"/>
+      <w:r>
+        <w:rPr>
+          <w:rFonts w:hint="eastAsia"/>
+          <w:b/>
+          <w:bCs/>
+          <w:color w:val="0070C0"/>
+          <w:lang w:val="fr-FR"/>
+        </w:rPr>
+        <w:t>reopen+sp</w:t>
       </w:r>
       <w:r>
         <w:rPr>
@@ -3715,6 +4960,7 @@
         </w:rPr>
         <w:t>_changed</w:t>
       </w:r>
+      <w:proofErr w:type="spellEnd"/>
       <w:r>
         <w:rPr>
           <w:rFonts w:hint="eastAsia"/>
@@ -3756,16 +5002,33 @@
     <w:p>
       <w:pPr>
         <w:rPr>
-          <w:color w:val="0070C0"/>
-          <w:lang w:val="fr-FR"/>
-        </w:rPr>
-      </w:pPr>
-      <w:r>
-        <w:rPr>
-          <w:color w:val="0070C0"/>
-          <w:lang w:val="fr-FR"/>
-        </w:rPr>
-        <w:t xml:space="preserve">“Extensive margin” </w:t>
+          <w:rFonts w:hint="eastAsia"/>
+          <w:color w:val="0070C0"/>
+          <w:lang w:val="fr-FR"/>
+        </w:rPr>
+      </w:pPr>
+      <w:r>
+        <w:rPr>
+          <w:color w:val="0070C0"/>
+          <w:lang w:val="fr-FR"/>
+        </w:rPr>
+        <w:t xml:space="preserve">“Extensive </w:t>
+      </w:r>
+      <w:proofErr w:type="spellStart"/>
+      <w:r>
+        <w:rPr>
+          <w:color w:val="0070C0"/>
+          <w:lang w:val="fr-FR"/>
+        </w:rPr>
+        <w:t>margin</w:t>
+      </w:r>
+      <w:proofErr w:type="spellEnd"/>
+      <w:r>
+        <w:rPr>
+          <w:color w:val="0070C0"/>
+          <w:lang w:val="fr-FR"/>
+        </w:rPr>
+        <w:t xml:space="preserve">” </w:t>
       </w:r>
       <w:r>
         <w:rPr>
@@ -3861,6 +5124,7 @@
     <w:p>
       <w:pPr>
         <w:rPr>
+          <w:rFonts w:hint="eastAsia"/>
           <w:color w:val="0070C0"/>
         </w:rPr>
       </w:pPr>
@@ -3878,15 +5142,24 @@
           <w:numId w:val="18"/>
         </w:numPr>
         <w:rPr>
-          <w:color w:val="0070C0"/>
-        </w:rPr>
-      </w:pPr>
+          <w:rFonts w:hint="eastAsia"/>
+          <w:color w:val="0070C0"/>
+        </w:rPr>
+      </w:pPr>
+      <w:proofErr w:type="spellStart"/>
       <w:r>
         <w:rPr>
           <w:color w:val="0070C0"/>
         </w:rPr>
         <w:lastRenderedPageBreak/>
-        <w:t>status_changed = 1 表示房东</w:t>
+        <w:t>status_changed</w:t>
+      </w:r>
+      <w:proofErr w:type="spellEnd"/>
+      <w:r>
+        <w:rPr>
+          <w:color w:val="0070C0"/>
+        </w:rPr>
+        <w:t xml:space="preserve"> = 1 表示房东</w:t>
       </w:r>
       <w:r>
         <w:rPr>
@@ -3900,7 +5173,21 @@
         <w:rPr>
           <w:color w:val="0070C0"/>
         </w:rPr>
-        <w:t>（reopen / reactive / new_host）</w:t>
+        <w:t xml:space="preserve">（reopen / reactive / </w:t>
+      </w:r>
+      <w:proofErr w:type="spellStart"/>
+      <w:r>
+        <w:rPr>
+          <w:color w:val="0070C0"/>
+        </w:rPr>
+        <w:t>new_host</w:t>
+      </w:r>
+      <w:proofErr w:type="spellEnd"/>
+      <w:r>
+        <w:rPr>
+          <w:color w:val="0070C0"/>
+        </w:rPr>
+        <w:t>）</w:t>
       </w:r>
     </w:p>
     <w:p>
@@ -3910,6 +5197,7 @@
           <w:numId w:val="18"/>
         </w:numPr>
         <w:rPr>
+          <w:rFonts w:hint="eastAsia"/>
           <w:color w:val="0070C0"/>
         </w:rPr>
       </w:pPr>
@@ -3931,39 +5219,50 @@
     <w:p>
       <w:pPr>
         <w:rPr>
-          <w:color w:val="0070C0"/>
-        </w:rPr>
-      </w:pPr>
-    </w:p>
-    <w:p>
-      <w:pPr>
-        <w:rPr>
-          <w:b/>
-          <w:bCs/>
-          <w:color w:val="0070C0"/>
-          <w:lang w:val="fr-FR"/>
-        </w:rPr>
-      </w:pPr>
-      <w:r>
-        <w:rPr>
-          <w:b/>
-          <w:bCs/>
-          <w:color w:val="0070C0"/>
-        </w:rPr>
-        <w:t>old_host_sp_changed → 真正的策略调整（intensive margin）</w:t>
-      </w:r>
-    </w:p>
-    <w:p>
-      <w:pPr>
-        <w:rPr>
-          <w:lang w:val="fr-FR"/>
-        </w:rPr>
-      </w:pPr>
-    </w:p>
-    <w:p>
-      <w:pPr>
-        <w:rPr>
-          <w:lang w:val="fr-FR"/>
+          <w:rFonts w:hint="eastAsia"/>
+          <w:color w:val="0070C0"/>
+        </w:rPr>
+      </w:pPr>
+    </w:p>
+    <w:p>
+      <w:pPr>
+        <w:rPr>
+          <w:rFonts w:hint="eastAsia"/>
+          <w:b/>
+          <w:bCs/>
+          <w:color w:val="0070C0"/>
+        </w:rPr>
+      </w:pPr>
+      <w:proofErr w:type="spellStart"/>
+      <w:r>
+        <w:rPr>
+          <w:b/>
+          <w:bCs/>
+          <w:color w:val="0070C0"/>
+        </w:rPr>
+        <w:t>old_host_sp_changed</w:t>
+      </w:r>
+      <w:proofErr w:type="spellEnd"/>
+      <w:r>
+        <w:rPr>
+          <w:b/>
+          <w:bCs/>
+          <w:color w:val="0070C0"/>
+        </w:rPr>
+        <w:t xml:space="preserve"> → 真正的策略调整（intensive margin）</w:t>
+      </w:r>
+    </w:p>
+    <w:p>
+      <w:pPr>
+        <w:rPr>
+          <w:rFonts w:hint="eastAsia"/>
+        </w:rPr>
+      </w:pPr>
+    </w:p>
+    <w:p>
+      <w:pPr>
+        <w:rPr>
+          <w:rFonts w:hint="eastAsia"/>
         </w:rPr>
       </w:pPr>
     </w:p>
@@ -3971,24 +5270,29 @@
       <w:pPr>
         <w:pStyle w:val="2"/>
         <w:rPr>
-          <w:lang w:val="fr-FR"/>
-        </w:rPr>
-      </w:pPr>
-      <w:r>
-        <w:rPr>
-          <w:lang w:val="fr-FR"/>
-        </w:rPr>
+          <w:rFonts w:hint="eastAsia"/>
+        </w:rPr>
+      </w:pPr>
+      <w:proofErr w:type="gramStart"/>
+      <w:r>
         <w:t>OLS :</w:t>
       </w:r>
-    </w:p>
-    <w:p>
-      <w:pPr>
-        <w:rPr>
-          <w:lang w:val="fr-FR"/>
-        </w:rPr>
-      </w:pPr>
-    </w:p>
-    <w:p>
+      <w:proofErr w:type="gramEnd"/>
+    </w:p>
+    <w:p>
+      <w:pPr>
+        <w:rPr>
+          <w:rFonts w:hint="eastAsia"/>
+        </w:rPr>
+      </w:pPr>
+    </w:p>
+    <w:p>
+      <w:pPr>
+        <w:rPr>
+          <w:rFonts w:hint="eastAsia"/>
+        </w:rPr>
+      </w:pPr>
+      <w:proofErr w:type="spellStart"/>
       <w:r>
         <w:rPr>
           <w:rFonts w:hint="eastAsia"/>
@@ -3998,20 +5302,31 @@
       <w:r>
         <w:t>roup_col</w:t>
       </w:r>
+      <w:proofErr w:type="spellEnd"/>
       <w:r>
         <w:rPr>
           <w:rFonts w:hint="eastAsia"/>
         </w:rPr>
         <w:t>==</w:t>
       </w:r>
+      <w:proofErr w:type="spellStart"/>
       <w:r>
         <w:t>is_changed</w:t>
       </w:r>
-      <w:r>
-        <w:rPr>
-          <w:rFonts w:hint="eastAsia"/>
-        </w:rPr>
-        <w:t>交互不显著</w:t>
+      <w:proofErr w:type="spellEnd"/>
+      <w:proofErr w:type="gramStart"/>
+      <w:r>
+        <w:rPr>
+          <w:rFonts w:hint="eastAsia"/>
+        </w:rPr>
+        <w:t>交互不</w:t>
+      </w:r>
+      <w:proofErr w:type="gramEnd"/>
+      <w:r>
+        <w:rPr>
+          <w:rFonts w:hint="eastAsia"/>
+        </w:rPr>
+        <w:t>显著</w:t>
       </w:r>
     </w:p>
     <w:p>
@@ -4026,8 +5341,21 @@
         </w:rPr>
         <w:t>==</w:t>
       </w:r>
-      <w:r>
-        <w:t xml:space="preserve">status_changed/sp_changed </w:t>
+      <w:proofErr w:type="spellStart"/>
+      <w:r>
+        <w:t>status_changed</w:t>
+      </w:r>
+      <w:proofErr w:type="spellEnd"/>
+      <w:r>
+        <w:t>/</w:t>
+      </w:r>
+      <w:proofErr w:type="spellStart"/>
+      <w:r>
+        <w:t>sp_changed</w:t>
+      </w:r>
+      <w:proofErr w:type="spellEnd"/>
+      <w:r>
+        <w:t xml:space="preserve"> </w:t>
       </w:r>
       <w:r>
         <w:rPr>
@@ -4036,7 +5364,13 @@
         <w:t>仅仅</w:t>
       </w:r>
     </w:p>
-    <w:p/>
+    <w:p>
+      <w:pPr>
+        <w:rPr>
+          <w:rFonts w:hint="eastAsia"/>
+        </w:rPr>
+      </w:pPr>
+    </w:p>
     <w:p>
       <w:pPr>
         <w:rPr>
@@ -4054,25 +5388,204 @@
         <w:rPr>
           <w:lang w:val="fr-FR"/>
         </w:rPr>
-        <w:t>90=ctrl+city*tactics</w:t>
-      </w:r>
-    </w:p>
-    <w:p>
-      <w:r>
-        <w:t>在 JO 冲击下（Paris vs London），</w:t>
-      </w:r>
-      <w:r>
+        <w:t>90=</w:t>
+      </w:r>
+      <w:proofErr w:type="spellStart"/>
+      <w:r>
+        <w:rPr>
+          <w:lang w:val="fr-FR"/>
+        </w:rPr>
+        <w:t>ctrl+city</w:t>
+      </w:r>
+      <w:proofErr w:type="spellEnd"/>
+      <w:r>
+        <w:rPr>
+          <w:lang w:val="fr-FR"/>
+        </w:rPr>
+        <w:t>*</w:t>
+      </w:r>
+      <w:proofErr w:type="spellStart"/>
+      <w:r>
+        <w:rPr>
+          <w:lang w:val="fr-FR"/>
+        </w:rPr>
+        <w:t>tactics</w:t>
+      </w:r>
+      <w:proofErr w:type="spellEnd"/>
+    </w:p>
+    <w:p>
+      <w:pPr>
+        <w:rPr>
+          <w:lang w:val="fr-FR"/>
+        </w:rPr>
+      </w:pPr>
+      <w:r>
+        <w:t>在</w:t>
+      </w:r>
+      <w:r>
+        <w:rPr>
+          <w:lang w:val="fr-FR"/>
+        </w:rPr>
+        <w:t xml:space="preserve"> JO </w:t>
+      </w:r>
+      <w:r>
+        <w:t>冲击下</w:t>
+      </w:r>
+      <w:r>
+        <w:rPr>
+          <w:lang w:val="fr-FR"/>
+        </w:rPr>
+        <w:t>（Paris vs London），</w:t>
+      </w:r>
+      <w:r>
+        <w:rPr>
+          <w:lang w:val="fr-FR"/>
+        </w:rPr>
         <w:br/>
-        <w:t>不同自我展示策略是否具有差异化的平均回报？</w:t>
+      </w:r>
+      <w:r>
+        <w:t>不同自我展示策略是否具有差异化的平均回报</w:t>
+      </w:r>
+      <w:r>
+        <w:rPr>
+          <w:lang w:val="fr-FR"/>
+        </w:rPr>
+        <w:t>？</w:t>
+      </w:r>
+    </w:p>
+    <w:p>
+      <w:pPr>
+        <w:rPr>
+          <w:lang w:val="fr-FR"/>
+        </w:rPr>
+      </w:pPr>
+    </w:p>
+    <w:p>
+      <w:pPr>
+        <w:rPr>
+          <w:lang w:val="fr-FR"/>
+        </w:rPr>
+      </w:pPr>
+    </w:p>
+    <w:p>
+      <w:pPr>
+        <w:rPr>
+          <w:lang w:val="fr-FR"/>
+        </w:rPr>
+      </w:pPr>
+    </w:p>
+    <w:p>
+      <w:pPr>
+        <w:pStyle w:val="1"/>
+        <w:rPr>
+          <w:lang w:val="fr-FR"/>
+        </w:rPr>
+      </w:pPr>
+      <w:r>
+        <w:rPr>
+          <w:lang w:val="fr-FR"/>
+        </w:rPr>
+        <w:t>02/02/2026</w:t>
+      </w:r>
+      <w:r>
+        <w:rPr>
+          <w:rFonts w:hint="eastAsia"/>
+          <w:lang w:val="fr-FR"/>
+        </w:rPr>
+        <w:t>：</w:t>
+      </w:r>
+    </w:p>
+    <w:p>
+      <w:pPr>
+        <w:rPr>
+          <w:lang w:val="fr-FR"/>
+        </w:rPr>
+      </w:pPr>
+    </w:p>
+    <w:p>
+      <w:pPr>
+        <w:rPr>
+          <w:lang w:val="fr-FR"/>
+        </w:rPr>
+      </w:pPr>
+      <w:r>
+        <w:rPr>
+          <w:rFonts w:hint="eastAsia"/>
+          <w:lang w:val="fr-FR"/>
+        </w:rPr>
+        <w:t>Booking90=ctrl</w:t>
+      </w:r>
+      <w:r>
+        <w:rPr>
+          <w:lang w:val="fr-FR"/>
+        </w:rPr>
+        <w:t xml:space="preserve">+ </w:t>
+      </w:r>
+      <w:proofErr w:type="spellStart"/>
+      <w:r>
+        <w:rPr>
+          <w:lang w:val="fr-FR"/>
+        </w:rPr>
+        <w:t>tactics</w:t>
+      </w:r>
+      <w:proofErr w:type="spellEnd"/>
+      <w:r>
+        <w:rPr>
+          <w:lang w:val="fr-FR"/>
+        </w:rPr>
+        <w:t>*city</w:t>
+      </w:r>
+    </w:p>
+    <w:p>
+      <w:pPr>
+        <w:rPr>
+          <w:lang w:val="fr-FR"/>
+        </w:rPr>
+      </w:pPr>
+    </w:p>
+    <w:p>
+      <w:pPr>
+        <w:rPr>
+          <w:rFonts w:hint="eastAsia"/>
+          <w:lang w:val="fr-FR"/>
+        </w:rPr>
+      </w:pPr>
+      <w:proofErr w:type="spellStart"/>
+      <w:r>
+        <w:rPr>
+          <w:rFonts w:hint="eastAsia"/>
+          <w:lang w:val="fr-FR"/>
+        </w:rPr>
+        <w:t>Personality</w:t>
+      </w:r>
+      <w:r>
+        <w:rPr>
+          <w:lang w:val="fr-FR"/>
+        </w:rPr>
+        <w:t>_vars</w:t>
+      </w:r>
+      <w:proofErr w:type="spellEnd"/>
+      <w:r>
+        <w:rPr>
+          <w:lang w:val="fr-FR"/>
+        </w:rPr>
+        <w:t xml:space="preserve"> </w:t>
+      </w:r>
+      <w:r>
+        <w:rPr>
+          <w:rFonts w:hint="eastAsia"/>
+          <w:lang w:val="fr-FR"/>
+        </w:rPr>
+        <w:t>全部减弱</w:t>
       </w:r>
     </w:p>
     <w:sectPr>
-      <w:headerReference w:type="even" r:id="rId10"/>
-      <w:headerReference w:type="default" r:id="rId11"/>
-      <w:footerReference w:type="even" r:id="rId12"/>
-      <w:footerReference w:type="default" r:id="rId13"/>
-      <w:headerReference w:type="first" r:id="rId14"/>
-      <w:footerReference w:type="first" r:id="rId15"/>
+      <w:headerReference w:type="even" r:id="rId9"/>
+      <w:headerReference w:type="default" r:id="rId10"/>
+      <w:footerReference w:type="even" r:id="rId11"/>
+      <w:footerReference w:type="default" r:id="rId12"/>
+      <w:headerReference w:type="first" r:id="rId13"/>
+      <w:footerReference w:type="first" r:id="rId14"/>
       <w:pgSz w:w="11906" w:h="16838"/>
       <w:pgMar w:top="1440" w:right="1800" w:bottom="1440" w:left="1800" w:header="851" w:footer="992" w:gutter="0"/>
       <w:cols w:space="425"/>
@@ -7691,6 +9204,7 @@
   <w:style w:type="character" w:default="1" w:styleId="a0">
     <w:name w:val="Default Paragraph Font"/>
     <w:uiPriority w:val="1"/>
+    <w:semiHidden/>
     <w:unhideWhenUsed/>
   </w:style>
   <w:style w:type="table" w:default="1" w:styleId="a1">

--- a/note_airbnb2.docx
+++ b/note_airbnb2.docx
@@ -2785,9 +2785,6 @@
         <w:instrText>HYPERLINK "https://github.com/UKPLab/EasyNMT"</w:instrText>
       </w:r>
       <w:r>
-        <w:rPr>
-          <w:rFonts w:hint="eastAsia"/>
-        </w:rPr>
         <w:fldChar w:fldCharType="separate"/>
       </w:r>
       <w:r>
@@ -5375,7 +5372,6 @@
       <w:pPr>
         <w:rPr>
           <w:rFonts w:hint="eastAsia"/>
-          <w:lang w:val="fr-FR"/>
         </w:rPr>
       </w:pPr>
       <w:r>
@@ -5385,107 +5381,1082 @@
         <w:t>Booking</w:t>
       </w:r>
       <w:r>
-        <w:rPr>
-          <w:lang w:val="fr-FR"/>
-        </w:rPr>
         <w:t>90=</w:t>
       </w:r>
       <w:proofErr w:type="spellStart"/>
       <w:r>
-        <w:rPr>
-          <w:lang w:val="fr-FR"/>
-        </w:rPr>
         <w:t>ctrl+city</w:t>
       </w:r>
       <w:proofErr w:type="spellEnd"/>
       <w:r>
-        <w:rPr>
-          <w:lang w:val="fr-FR"/>
-        </w:rPr>
-        <w:t>*</w:t>
+        <w:t>*tactics</w:t>
+      </w:r>
+    </w:p>
+    <w:p>
+      <w:pPr>
+        <w:rPr>
+          <w:rFonts w:hint="eastAsia"/>
+        </w:rPr>
+      </w:pPr>
+      <w:r>
+        <w:t>在</w:t>
+      </w:r>
+      <w:r>
+        <w:t xml:space="preserve"> JO </w:t>
+      </w:r>
+      <w:r>
+        <w:t>冲击下</w:t>
+      </w:r>
+      <w:r>
+        <w:t>（Paris vs London），</w:t>
+      </w:r>
+      <w:r>
+        <w:br/>
+      </w:r>
+      <w:r>
+        <w:t>不同自我展示策略是否具有差异化的平均回报</w:t>
+      </w:r>
+      <w:r>
+        <w:t>？</w:t>
+      </w:r>
+    </w:p>
+    <w:p>
+      <w:pPr>
+        <w:rPr>
+          <w:rFonts w:hint="eastAsia"/>
+        </w:rPr>
+      </w:pPr>
+    </w:p>
+    <w:p>
+      <w:pPr>
+        <w:rPr>
+          <w:rFonts w:hint="eastAsia"/>
+        </w:rPr>
+      </w:pPr>
+    </w:p>
+    <w:p>
+      <w:pPr>
+        <w:rPr>
+          <w:rFonts w:hint="eastAsia"/>
+        </w:rPr>
+      </w:pPr>
+    </w:p>
+    <w:p>
+      <w:pPr>
+        <w:pStyle w:val="1"/>
+        <w:rPr>
+          <w:rFonts w:hint="eastAsia"/>
+          <w:lang w:val="fr-FR"/>
+        </w:rPr>
+      </w:pPr>
+      <w:r>
+        <w:rPr>
+          <w:lang w:val="fr-FR"/>
+        </w:rPr>
+        <w:t>02/02/2026</w:t>
+      </w:r>
+      <w:r>
+        <w:rPr>
+          <w:rFonts w:hint="eastAsia"/>
+          <w:lang w:val="fr-FR"/>
+        </w:rPr>
+        <w:t>：</w:t>
+      </w:r>
+    </w:p>
+    <w:p>
+      <w:pPr>
+        <w:rPr>
+          <w:rFonts w:hint="eastAsia"/>
+        </w:rPr>
+      </w:pPr>
+      <w:r>
+        <w:rPr>
+          <w:rFonts w:hint="eastAsia"/>
+        </w:rPr>
+        <w:t>Booking90=ctrl</w:t>
+      </w:r>
+      <w:r>
+        <w:t xml:space="preserve">+ </w:t>
       </w:r>
       <w:proofErr w:type="spellStart"/>
       <w:r>
-        <w:rPr>
-          <w:lang w:val="fr-FR"/>
-        </w:rPr>
         <w:t>tactics</w:t>
       </w:r>
+      <w:r>
+        <w:rPr>
+          <w:rFonts w:hint="eastAsia"/>
+        </w:rPr>
+        <w:t>+</w:t>
+      </w:r>
+      <w:r>
+        <w:t>city</w:t>
+      </w:r>
       <w:proofErr w:type="spellEnd"/>
     </w:p>
     <w:p>
       <w:pPr>
         <w:rPr>
-          <w:lang w:val="fr-FR"/>
-        </w:rPr>
-      </w:pPr>
-      <w:r>
+          <w:rFonts w:hint="eastAsia"/>
+          <w:lang w:val="fr-FR"/>
+        </w:rPr>
+      </w:pPr>
+      <w:proofErr w:type="spellStart"/>
+      <w:r>
+        <w:rPr>
+          <w:rFonts w:hint="eastAsia"/>
+        </w:rPr>
+        <w:t>Ouv</w:t>
+      </w:r>
+      <w:proofErr w:type="spellEnd"/>
+      <w:r>
+        <w:rPr>
+          <w:rFonts w:hint="eastAsia"/>
+        </w:rPr>
+        <w:t>不显著</w:t>
+      </w:r>
+    </w:p>
+    <w:p>
+      <w:pPr>
+        <w:rPr>
+          <w:rFonts w:hint="eastAsia"/>
+        </w:rPr>
+      </w:pPr>
+      <w:r>
+        <w:rPr>
+          <w:rFonts w:hint="eastAsia"/>
+        </w:rPr>
+        <w:t>Booking90=ctrl</w:t>
+      </w:r>
+      <w:r>
+        <w:t>+ tactics*city</w:t>
+      </w:r>
+    </w:p>
+    <w:p>
+      <w:pPr>
+        <w:rPr>
+          <w:rFonts w:hint="eastAsia"/>
+        </w:rPr>
+      </w:pPr>
+    </w:p>
+    <w:p>
+      <w:pPr>
+        <w:rPr>
+          <w:rFonts w:hint="eastAsia"/>
+          <w:lang w:val="fr-FR"/>
+        </w:rPr>
+      </w:pPr>
+      <w:proofErr w:type="spellStart"/>
+      <w:r>
+        <w:rPr>
+          <w:rFonts w:hint="eastAsia"/>
+          <w:lang w:val="fr-FR"/>
+        </w:rPr>
+        <w:t>Personality</w:t>
+      </w:r>
+      <w:r>
+        <w:rPr>
+          <w:lang w:val="fr-FR"/>
+        </w:rPr>
+        <w:t>_vars</w:t>
+      </w:r>
+      <w:proofErr w:type="spellEnd"/>
+      <w:r>
+        <w:rPr>
+          <w:lang w:val="fr-FR"/>
+        </w:rPr>
+        <w:t xml:space="preserve"> </w:t>
+      </w:r>
+      <w:r>
+        <w:rPr>
+          <w:rFonts w:hint="eastAsia"/>
+          <w:lang w:val="fr-FR"/>
+        </w:rPr>
+        <w:t>全部减弱</w:t>
+      </w:r>
+    </w:p>
+    <w:p>
+      <w:pPr>
+        <w:pStyle w:val="a9"/>
+        <w:numPr>
+          <w:ilvl w:val="0"/>
+          <w:numId w:val="3"/>
+        </w:numPr>
+        <w:rPr>
+          <w:rFonts w:hint="eastAsia"/>
+        </w:rPr>
+      </w:pPr>
+      <w:r>
+        <w:rPr>
+          <w:b/>
+          <w:bCs/>
+        </w:rPr>
+        <w:t>人格导向的自我展示策略，在 JO 冲击下系统性“失效”或弱化。</w:t>
+      </w:r>
+    </w:p>
+    <w:p>
+      <w:pPr>
+        <w:rPr>
+          <w:rFonts w:hint="eastAsia"/>
+        </w:rPr>
+      </w:pPr>
+      <w:r>
+        <w:lastRenderedPageBreak/>
+        <w:t>  personality-oriented（前三个）：</w:t>
+      </w:r>
+      <w:r>
+        <w:br/>
+      </w:r>
+      <w:r>
+        <w:rPr>
+          <w:rFonts w:ascii="Segoe UI Emoji" w:hAnsi="Segoe UI Emoji" w:cs="Segoe UI Emoji"/>
+        </w:rPr>
+        <w:t>👉</w:t>
+      </w:r>
+      <w:r>
+        <w:t xml:space="preserve"> </w:t>
+      </w:r>
+      <w:r>
+        <w:rPr>
+          <w:b/>
+          <w:bCs/>
+        </w:rPr>
+        <w:t>在 Paris 回报显著下降</w:t>
+      </w:r>
+    </w:p>
+    <w:p>
+      <w:pPr>
+        <w:rPr>
+          <w:rFonts w:hint="eastAsia"/>
+          <w:lang w:val="fr-FR"/>
+        </w:rPr>
+      </w:pPr>
+      <w:r>
+        <w:t>  marketing-oriented：</w:t>
+      </w:r>
+    </w:p>
+    <w:p>
+      <w:pPr>
+        <w:numPr>
+          <w:ilvl w:val="0"/>
+          <w:numId w:val="21"/>
+        </w:numPr>
+        <w:rPr>
+          <w:rFonts w:hint="eastAsia"/>
+          <w:color w:val="EE0000"/>
+        </w:rPr>
+      </w:pPr>
+      <w:proofErr w:type="spellStart"/>
+      <w:r>
+        <w:rPr>
+          <w:color w:val="EE0000"/>
+        </w:rPr>
+        <w:t>auto_promotion</w:t>
+      </w:r>
+      <w:proofErr w:type="spellEnd"/>
+      <w:r>
+        <w:rPr>
+          <w:color w:val="EE0000"/>
+        </w:rPr>
+        <w:t xml:space="preserve"> </w:t>
+      </w:r>
+      <w:r>
+        <w:rPr>
+          <w:rFonts w:ascii="Segoe UI Emoji" w:hAnsi="Segoe UI Emoji" w:cs="Segoe UI Emoji"/>
+          <w:color w:val="EE0000"/>
+        </w:rPr>
+        <w:t>👉</w:t>
+      </w:r>
+      <w:r>
+        <w:rPr>
+          <w:color w:val="EE0000"/>
+        </w:rPr>
+        <w:t xml:space="preserve"> </w:t>
+      </w:r>
+      <w:r>
+        <w:rPr>
+          <w:b/>
+          <w:bCs/>
+          <w:color w:val="EE0000"/>
+        </w:rPr>
+        <w:t>在 Paris 反而更有效</w:t>
+      </w:r>
+    </w:p>
+    <w:p>
+      <w:pPr>
+        <w:numPr>
+          <w:ilvl w:val="0"/>
+          <w:numId w:val="21"/>
+        </w:numPr>
+        <w:rPr>
+          <w:rFonts w:hint="eastAsia"/>
+        </w:rPr>
+      </w:pPr>
+      <w:proofErr w:type="spellStart"/>
+      <w:r>
+        <w:t>exemplarité</w:t>
+      </w:r>
+      <w:proofErr w:type="spellEnd"/>
+      <w:r>
+        <w:t xml:space="preserve"> </w:t>
+      </w:r>
+      <w:r>
+        <w:rPr>
+          <w:rFonts w:ascii="Segoe UI Emoji" w:hAnsi="Segoe UI Emoji" w:cs="Segoe UI Emoji"/>
+        </w:rPr>
+        <w:t>👉</w:t>
+      </w:r>
+      <w:r>
+        <w:t xml:space="preserve"> </w:t>
+      </w:r>
+      <w:r>
+        <w:rPr>
+          <w:b/>
+          <w:bCs/>
+        </w:rPr>
+        <w:t>在 Paris 被严重惩罚</w:t>
+      </w:r>
+    </w:p>
+    <w:p>
+      <w:pPr>
+        <w:rPr>
+          <w:rFonts w:hint="eastAsia"/>
+          <w:lang w:val="fr-FR"/>
+        </w:rPr>
+      </w:pPr>
+    </w:p>
+    <w:p>
+      <w:pPr>
+        <w:rPr>
+          <w:rFonts w:hint="eastAsia"/>
+          <w:lang w:val="fr-FR"/>
+        </w:rPr>
+      </w:pPr>
+    </w:p>
+    <w:p>
+      <w:pPr>
+        <w:pStyle w:val="1"/>
+        <w:rPr>
+          <w:lang w:val="fr-FR"/>
+        </w:rPr>
+      </w:pPr>
+      <w:r>
+        <w:rPr>
+          <w:rFonts w:hint="eastAsia"/>
+          <w:lang w:val="fr-FR"/>
+        </w:rPr>
+        <w:t>03/02/2026：</w:t>
+      </w:r>
+    </w:p>
+    <w:p>
+      <w:pPr>
+        <w:rPr>
+          <w:rFonts w:hint="eastAsia"/>
+          <w:lang w:val="fr-FR"/>
+        </w:rPr>
+      </w:pPr>
+      <w:r>
+        <w:rPr>
+          <w:rFonts w:hint="eastAsia"/>
+          <w:lang w:val="fr-FR"/>
+        </w:rPr>
+        <w:t>JO下如何调整？</w:t>
+      </w:r>
+      <w:proofErr w:type="gramStart"/>
+      <w:r>
+        <w:rPr>
+          <w:rFonts w:hint="eastAsia"/>
+          <w:lang w:val="fr-FR"/>
+        </w:rPr>
+        <w:t>selon</w:t>
+      </w:r>
+      <w:proofErr w:type="gramEnd"/>
+      <w:r>
+        <w:rPr>
+          <w:lang w:val="fr-FR"/>
+        </w:rPr>
+        <w:t xml:space="preserve"> le type de changement !</w:t>
+      </w:r>
+    </w:p>
+    <w:p>
+      <w:pPr>
+        <w:rPr>
+          <w:lang w:val="fr-FR"/>
+        </w:rPr>
+      </w:pPr>
+      <w:r>
+        <w:rPr>
+          <w:rFonts w:hint="eastAsia"/>
+          <w:lang w:val="fr-FR"/>
+        </w:rPr>
+        <w:t>策略效果是否发生改变？*city</w:t>
+      </w:r>
+    </w:p>
+    <w:p>
+      <w:pPr>
+        <w:rPr>
+          <w:lang w:val="fr-FR"/>
+        </w:rPr>
+      </w:pPr>
+    </w:p>
+    <w:p>
+      <w:pPr>
+        <w:rPr>
+          <w:rFonts w:hint="eastAsia"/>
+          <w:b/>
+          <w:bCs/>
+          <w:lang w:val="fr-FR"/>
+        </w:rPr>
+      </w:pPr>
+      <w:proofErr w:type="spellStart"/>
+      <w:r>
+        <w:rPr>
+          <w:rFonts w:hint="eastAsia"/>
+          <w:b/>
+          <w:bCs/>
+          <w:lang w:val="fr-FR"/>
+        </w:rPr>
+        <w:t>G</w:t>
+      </w:r>
+      <w:r>
+        <w:rPr>
+          <w:b/>
+          <w:bCs/>
+          <w:lang w:val="fr-FR"/>
+        </w:rPr>
+        <w:t>roup_col</w:t>
+      </w:r>
+      <w:proofErr w:type="spellEnd"/>
+      <w:r>
+        <w:rPr>
+          <w:b/>
+          <w:bCs/>
+          <w:lang w:val="fr-FR"/>
+        </w:rPr>
+        <w:t>=</w:t>
+      </w:r>
+      <w:proofErr w:type="gramStart"/>
+      <w:r>
+        <w:rPr>
+          <w:b/>
+          <w:bCs/>
+          <w:lang w:val="fr-FR"/>
+        </w:rPr>
+        <w:t>’</w:t>
+      </w:r>
+      <w:proofErr w:type="spellStart"/>
+      <w:proofErr w:type="gramEnd"/>
+      <w:r>
+        <w:rPr>
+          <w:b/>
+          <w:bCs/>
+          <w:lang w:val="fr-FR"/>
+        </w:rPr>
+        <w:t>ym</w:t>
+      </w:r>
+      <w:proofErr w:type="spellEnd"/>
+      <w:proofErr w:type="gramStart"/>
+      <w:r>
+        <w:rPr>
+          <w:b/>
+          <w:bCs/>
+          <w:lang w:val="fr-FR"/>
+        </w:rPr>
+        <w:t>’</w:t>
+      </w:r>
+      <w:proofErr w:type="gramEnd"/>
+      <w:r>
+        <w:rPr>
+          <w:rFonts w:hint="eastAsia"/>
+          <w:b/>
+          <w:bCs/>
+          <w:lang w:val="fr-FR"/>
+        </w:rPr>
+        <w:t>：</w:t>
+      </w:r>
+    </w:p>
+    <w:p>
+      <w:pPr>
+        <w:rPr>
+          <w:lang w:val="fr-FR"/>
+        </w:rPr>
+      </w:pPr>
+      <w:r>
+        <w:rPr>
+          <w:rFonts w:hint="eastAsia"/>
+          <w:lang w:val="fr-FR"/>
+        </w:rPr>
+        <w:t>P</w:t>
+      </w:r>
+      <w:r>
+        <w:rPr>
+          <w:lang w:val="fr-FR"/>
+        </w:rPr>
+        <w:t>aris 2312 vs paris 240</w:t>
+      </w:r>
+      <w:r>
+        <w:rPr>
+          <w:rFonts w:hint="eastAsia"/>
+          <w:lang w:val="fr-FR"/>
+        </w:rPr>
+        <w:t>6</w:t>
+      </w:r>
+      <w:r>
+        <w:rPr>
+          <w:rFonts w:hint="eastAsia"/>
+          <w:lang w:val="fr-FR"/>
+        </w:rPr>
+        <w:t>直接比较，</w:t>
+      </w:r>
+      <w:proofErr w:type="spellStart"/>
+      <w:r>
+        <w:rPr>
+          <w:lang w:val="fr-FR"/>
+        </w:rPr>
+        <w:t>tactics</w:t>
+      </w:r>
+      <w:proofErr w:type="spellEnd"/>
+      <w:r>
+        <w:rPr>
+          <w:rFonts w:hint="eastAsia"/>
+          <w:lang w:val="fr-FR"/>
+        </w:rPr>
+        <w:t>的</w:t>
+      </w:r>
+      <w:proofErr w:type="spellStart"/>
+      <w:r>
+        <w:rPr>
+          <w:rFonts w:hint="eastAsia"/>
+          <w:lang w:val="fr-FR"/>
+        </w:rPr>
+        <w:t>ttest</w:t>
+      </w:r>
+      <w:proofErr w:type="spellEnd"/>
+      <w:r>
+        <w:rPr>
+          <w:rFonts w:hint="eastAsia"/>
+          <w:lang w:val="fr-FR"/>
+        </w:rPr>
+        <w:t>均无显著差异！！！（已</w:t>
+      </w:r>
+      <w:proofErr w:type="spellStart"/>
+      <w:r>
+        <w:rPr>
+          <w:rFonts w:hint="eastAsia"/>
+          <w:lang w:val="fr-FR"/>
+        </w:rPr>
+        <w:t>dropna</w:t>
+      </w:r>
+      <w:proofErr w:type="spellEnd"/>
+      <w:r>
+        <w:rPr>
+          <w:rFonts w:hint="eastAsia"/>
+          <w:lang w:val="fr-FR"/>
+        </w:rPr>
+        <w:t>）</w:t>
+      </w:r>
+    </w:p>
+    <w:p/>
+    <w:p>
+      <w:pPr>
+        <w:rPr>
+          <w:rFonts w:hint="eastAsia"/>
+        </w:rPr>
+      </w:pPr>
+    </w:p>
+    <w:p>
+      <w:pPr>
+        <w:rPr>
+          <w:b/>
+          <w:bCs/>
+        </w:rPr>
+      </w:pPr>
+      <w:r>
+        <w:rPr>
+          <w:rFonts w:hint="eastAsia"/>
+          <w:b/>
+          <w:bCs/>
+        </w:rPr>
+        <w:t>2312 vs 2406</w:t>
+      </w:r>
+    </w:p>
+    <w:p>
+      <w:r>
+        <w:rPr>
+          <w:rFonts w:hint="eastAsia"/>
+          <w:lang w:val="fr-FR"/>
+        </w:rPr>
+        <w:t>新房东</w:t>
+      </w:r>
+      <w:r>
+        <w:rPr>
+          <w:rFonts w:hint="eastAsia"/>
+        </w:rPr>
+        <w:t>（</w:t>
+      </w:r>
+      <w:r>
+        <w:rPr>
+          <w:rFonts w:hint="eastAsia"/>
+        </w:rPr>
+        <w:t>is</w:t>
+      </w:r>
+      <w:r>
+        <w:rPr>
+          <w:lang w:val="fr-FR"/>
+        </w:rPr>
+        <w:t>_</w:t>
+      </w:r>
+      <w:proofErr w:type="spellStart"/>
+      <w:r>
+        <w:rPr>
+          <w:lang w:val="fr-FR"/>
+        </w:rPr>
+        <w:t>new_entrant</w:t>
+      </w:r>
+      <w:proofErr w:type="spellEnd"/>
+      <w:r>
+        <w:rPr>
+          <w:lang w:val="fr-FR"/>
+        </w:rPr>
+        <w:t xml:space="preserve"> </w:t>
+      </w:r>
+      <w:r>
+        <w:rPr>
+          <w:rFonts w:hint="eastAsia"/>
+          <w:lang w:val="fr-FR"/>
+        </w:rPr>
+        <w:t>即在2406中</w:t>
+      </w:r>
+      <w:proofErr w:type="spellStart"/>
+      <w:r>
+        <w:rPr>
+          <w:rFonts w:hint="eastAsia"/>
+        </w:rPr>
+        <w:t>status</w:t>
+      </w:r>
+      <w:r>
+        <w:t>_changed</w:t>
+      </w:r>
+      <w:proofErr w:type="spellEnd"/>
+      <w:r>
+        <w:t>=1） vs 23+24</w:t>
+      </w:r>
+      <w:r>
+        <w:rPr>
+          <w:rFonts w:hint="eastAsia"/>
+          <w:lang w:val="fr-FR"/>
+        </w:rPr>
+        <w:t>老房东</w:t>
+      </w:r>
+      <w:r>
+        <w:rPr>
+          <w:rFonts w:hint="eastAsia"/>
+        </w:rPr>
+        <w:t>：</w:t>
+      </w:r>
+    </w:p>
+    <w:p>
+      <w:r>
+        <w:rPr>
+          <w:rFonts w:hint="eastAsia"/>
+          <w:lang w:val="fr-FR"/>
+        </w:rPr>
+        <w:t>仅</w:t>
+      </w:r>
+      <w:proofErr w:type="spellStart"/>
+      <w:r>
+        <w:rPr>
+          <w:rFonts w:hint="eastAsia"/>
+        </w:rPr>
+        <w:t>new+reactive</w:t>
+      </w:r>
+      <w:proofErr w:type="spellEnd"/>
+      <w:r>
+        <w:rPr>
+          <w:rFonts w:hint="eastAsia"/>
+          <w:lang w:val="fr-FR"/>
+        </w:rPr>
+        <w:t>完全新房东</w:t>
+      </w:r>
+      <w:r>
+        <w:t xml:space="preserve"> </w:t>
+      </w:r>
+      <w:r>
+        <w:rPr>
+          <w:rFonts w:hint="eastAsia"/>
+        </w:rPr>
+        <w:t xml:space="preserve">VS </w:t>
+      </w:r>
+      <w:r>
+        <w:t>23+24</w:t>
+      </w:r>
+      <w:r>
+        <w:rPr>
+          <w:rFonts w:hint="eastAsia"/>
+          <w:lang w:val="fr-FR"/>
+        </w:rPr>
+        <w:t>老房东</w:t>
+      </w:r>
+      <w:r>
+        <w:rPr>
+          <w:rFonts w:hint="eastAsia"/>
+        </w:rPr>
+        <w:t>：</w:t>
+      </w:r>
+    </w:p>
+    <w:p>
+      <w:pPr>
+        <w:rPr>
+          <w:lang w:val="fr-FR"/>
+        </w:rPr>
+      </w:pPr>
+      <w:r>
+        <w:rPr>
+          <w:rFonts w:hint="eastAsia"/>
+          <w:lang w:val="fr-FR"/>
+        </w:rPr>
+        <w:t>仅</w:t>
+      </w:r>
+      <w:proofErr w:type="spellStart"/>
+      <w:r>
+        <w:rPr>
+          <w:rFonts w:hint="eastAsia"/>
+        </w:rPr>
+        <w:t>new+reactive</w:t>
+      </w:r>
+      <w:proofErr w:type="spellEnd"/>
+      <w:r>
+        <w:rPr>
+          <w:rFonts w:hint="eastAsia"/>
+          <w:lang w:val="fr-FR"/>
+        </w:rPr>
+        <w:t>完全新房东</w:t>
+      </w:r>
+      <w:r>
+        <w:rPr>
+          <w:rFonts w:hint="eastAsia"/>
+        </w:rPr>
+        <w:t xml:space="preserve"> vs 23</w:t>
+      </w:r>
+      <w:r>
+        <w:t>+</w:t>
+      </w:r>
+      <w:r>
+        <w:rPr>
+          <w:rFonts w:hint="eastAsia"/>
+        </w:rPr>
+        <w:t>24</w:t>
+      </w:r>
+      <w:r>
+        <w:rPr>
+          <w:rFonts w:hint="eastAsia"/>
+          <w:lang w:val="fr-FR"/>
+        </w:rPr>
+        <w:t>且</w:t>
+      </w:r>
+      <w:proofErr w:type="spellStart"/>
+      <w:r>
+        <w:rPr>
+          <w:rFonts w:hint="eastAsia"/>
+        </w:rPr>
+        <w:t>old</w:t>
+      </w:r>
+      <w:r>
+        <w:t>_host_sp_changed</w:t>
+      </w:r>
+      <w:proofErr w:type="spellEnd"/>
+      <w:r>
+        <w:t>==0</w:t>
+      </w:r>
+      <w:r>
+        <w:rPr>
+          <w:rFonts w:hint="eastAsia"/>
+          <w:lang w:val="fr-FR"/>
+        </w:rPr>
+        <w:t>完全老员工</w:t>
+      </w:r>
+    </w:p>
+    <w:p>
+      <w:pPr>
+        <w:rPr>
+          <w:u w:val="single"/>
+          <w:lang w:val="fr-FR"/>
+        </w:rPr>
+      </w:pPr>
+      <w:r>
+        <w:rPr>
+          <w:rFonts w:hint="eastAsia"/>
+          <w:u w:val="single"/>
+          <w:lang w:val="fr-FR"/>
+        </w:rPr>
+        <w:t>新房东</w:t>
+      </w:r>
+      <w:r>
+        <w:rPr>
+          <w:rFonts w:hint="eastAsia"/>
+          <w:u w:val="single"/>
+          <w:lang w:val="fr-FR"/>
+        </w:rPr>
+        <w:t>都</w:t>
+      </w:r>
+      <w:r>
+        <w:rPr>
+          <w:rFonts w:hint="eastAsia"/>
+          <w:u w:val="single"/>
+          <w:lang w:val="fr-FR"/>
+        </w:rPr>
+        <w:t>更加</w:t>
+      </w:r>
+      <w:r>
+        <w:rPr>
+          <w:rFonts w:hint="eastAsia"/>
+          <w:u w:val="single"/>
+          <w:lang w:val="fr-FR"/>
+        </w:rPr>
+        <w:t>注重</w:t>
+      </w:r>
+      <w:r>
+        <w:rPr>
+          <w:u w:val="single"/>
+          <w:lang w:val="fr-FR"/>
+        </w:rPr>
+        <w:t>(</w:t>
+      </w:r>
+      <w:r>
+        <w:rPr>
+          <w:rFonts w:hint="eastAsia"/>
+          <w:u w:val="single"/>
+          <w:lang w:val="fr-FR"/>
+        </w:rPr>
+        <w:t>除了</w:t>
+      </w:r>
+      <w:r>
+        <w:rPr>
+          <w:rFonts w:hint="eastAsia"/>
+          <w:u w:val="single"/>
+          <w:lang w:val="fr-FR"/>
+        </w:rPr>
+        <w:t xml:space="preserve">auto </w:t>
+      </w:r>
+      <w:r>
+        <w:rPr>
+          <w:rFonts w:hint="eastAsia"/>
+          <w:u w:val="single"/>
+          <w:lang w:val="fr-FR"/>
+        </w:rPr>
+        <w:t>外</w:t>
+      </w:r>
+      <w:r>
+        <w:rPr>
+          <w:u w:val="single"/>
+          <w:lang w:val="fr-FR"/>
+        </w:rPr>
+        <w:t>)</w:t>
+      </w:r>
+      <w:r>
+        <w:rPr>
+          <w:rFonts w:hint="eastAsia"/>
+          <w:u w:val="single"/>
+          <w:lang w:val="fr-FR"/>
+        </w:rPr>
+        <w:t>的策略</w:t>
+      </w:r>
+    </w:p>
+    <w:p>
+      <w:pPr>
+        <w:rPr>
+          <w:b/>
+          <w:bCs/>
+          <w:lang w:val="fr-FR"/>
+        </w:rPr>
+      </w:pPr>
+    </w:p>
+    <w:p>
+      <w:pPr>
+        <w:rPr>
+          <w:b/>
+          <w:bCs/>
+          <w:lang w:val="fr-FR"/>
+        </w:rPr>
+      </w:pPr>
+      <w:r>
+        <w:rPr>
+          <w:rFonts w:hint="eastAsia"/>
+          <w:b/>
+          <w:bCs/>
+          <w:lang w:val="fr-FR"/>
+        </w:rPr>
+        <w:t>2406内</w:t>
+      </w:r>
+    </w:p>
+    <w:p>
+      <w:pPr>
+        <w:rPr>
+          <w:lang w:val="fr-FR"/>
+        </w:rPr>
+      </w:pPr>
+      <w:r>
+        <w:rPr>
+          <w:rFonts w:hint="eastAsia"/>
+          <w:lang w:val="fr-FR"/>
+        </w:rPr>
+        <w:t>全部没有改变</w:t>
+      </w:r>
+      <w:r>
+        <w:rPr>
+          <w:rFonts w:hint="eastAsia"/>
+          <w:lang w:val="fr-FR"/>
+        </w:rPr>
+        <w:t>老房东</w:t>
+      </w:r>
+      <w:proofErr w:type="spellStart"/>
+      <w:r>
+        <w:rPr>
+          <w:rFonts w:hint="eastAsia"/>
+          <w:lang w:val="fr-FR"/>
+        </w:rPr>
+        <w:t>sp</w:t>
+      </w:r>
+      <w:proofErr w:type="spellEnd"/>
+      <w:r>
+        <w:rPr>
+          <w:rFonts w:hint="eastAsia"/>
+          <w:lang w:val="fr-FR"/>
+        </w:rPr>
+        <w:t xml:space="preserve"> vs 改变</w:t>
+      </w:r>
+      <w:proofErr w:type="spellStart"/>
+      <w:r>
+        <w:rPr>
+          <w:rFonts w:hint="eastAsia"/>
+          <w:lang w:val="fr-FR"/>
+        </w:rPr>
+        <w:t>sp</w:t>
+      </w:r>
+      <w:proofErr w:type="spellEnd"/>
+      <w:r>
+        <w:rPr>
+          <w:rFonts w:hint="eastAsia"/>
+          <w:lang w:val="fr-FR"/>
+        </w:rPr>
+        <w:t>的</w:t>
+      </w:r>
+      <w:r>
+        <w:rPr>
+          <w:rFonts w:hint="eastAsia"/>
+          <w:lang w:val="fr-FR"/>
+        </w:rPr>
+        <w:t>老房东</w:t>
+      </w:r>
+    </w:p>
+    <w:p>
+      <w:pPr>
+        <w:rPr>
+          <w:u w:val="single"/>
+          <w:lang w:val="fr-FR"/>
+        </w:rPr>
+      </w:pPr>
+      <w:r>
+        <w:rPr>
+          <w:rFonts w:hint="eastAsia"/>
+          <w:u w:val="single"/>
+          <w:lang w:val="fr-FR"/>
+        </w:rPr>
+        <w:lastRenderedPageBreak/>
+        <w:t>改变的也更注重auto</w:t>
+      </w:r>
+    </w:p>
+    <w:p>
+      <w:pPr>
+        <w:rPr>
+          <w:lang w:val="fr-FR"/>
+        </w:rPr>
+      </w:pPr>
+    </w:p>
+    <w:p>
+      <w:pPr>
+        <w:rPr>
+          <w:rFonts w:hint="eastAsia"/>
+          <w:lang w:val="fr-FR"/>
+        </w:rPr>
+      </w:pPr>
+    </w:p>
+    <w:p>
+      <w:pPr>
+        <w:rPr>
+          <w:rFonts w:hint="eastAsia"/>
+          <w:lang w:val="fr-FR"/>
+        </w:rPr>
+      </w:pPr>
+      <w:r>
+        <w:rPr>
+          <w:rFonts w:hint="eastAsia"/>
+          <w:b/>
+          <w:bCs/>
+          <w:lang w:val="fr-FR"/>
+        </w:rPr>
+        <w:t>paris</w:t>
+      </w:r>
+      <w:r>
+        <w:rPr>
+          <w:b/>
+          <w:bCs/>
+          <w:lang w:val="fr-FR"/>
+        </w:rPr>
+        <w:t>2312</w:t>
+      </w:r>
+      <w:r>
+        <w:rPr>
+          <w:lang w:val="fr-FR"/>
+        </w:rPr>
+        <w:t xml:space="preserve"> </w:t>
+      </w:r>
+      <w:r>
+        <w:rPr>
+          <w:rFonts w:hint="eastAsia"/>
+          <w:lang w:val="fr-FR"/>
+        </w:rPr>
+        <w:t>数据集</w:t>
+      </w:r>
+      <w:r>
+        <w:rPr>
+          <w:rFonts w:hint="eastAsia"/>
+          <w:lang w:val="fr-FR"/>
+        </w:rPr>
         <w:t>在</w:t>
       </w:r>
       <w:r>
         <w:rPr>
-          <w:lang w:val="fr-FR"/>
-        </w:rPr>
-        <w:t xml:space="preserve"> JO </w:t>
-      </w:r>
-      <w:r>
-        <w:t>冲击下</w:t>
-      </w:r>
-      <w:r>
-        <w:rPr>
-          <w:lang w:val="fr-FR"/>
-        </w:rPr>
-        <w:t>（Paris vs London），</w:t>
-      </w:r>
-      <w:r>
-        <w:rPr>
-          <w:lang w:val="fr-FR"/>
-        </w:rPr>
-        <w:br/>
-      </w:r>
-      <w:r>
-        <w:t>不同自我展示策略是否具有差异化的平均回报</w:t>
-      </w:r>
-      <w:r>
-        <w:rPr>
-          <w:lang w:val="fr-FR"/>
-        </w:rPr>
-        <w:t>？</w:t>
-      </w:r>
-    </w:p>
-    <w:p>
-      <w:pPr>
-        <w:rPr>
-          <w:lang w:val="fr-FR"/>
-        </w:rPr>
-      </w:pPr>
-    </w:p>
-    <w:p>
-      <w:pPr>
-        <w:rPr>
-          <w:lang w:val="fr-FR"/>
-        </w:rPr>
-      </w:pPr>
-    </w:p>
-    <w:p>
-      <w:pPr>
-        <w:rPr>
-          <w:lang w:val="fr-FR"/>
-        </w:rPr>
-      </w:pPr>
-    </w:p>
-    <w:p>
-      <w:pPr>
-        <w:pStyle w:val="1"/>
-        <w:rPr>
-          <w:lang w:val="fr-FR"/>
-        </w:rPr>
-      </w:pPr>
-      <w:r>
-        <w:rPr>
-          <w:lang w:val="fr-FR"/>
-        </w:rPr>
-        <w:t>02/02/2026</w:t>
+          <w:rFonts w:hint="eastAsia"/>
+          <w:lang w:val="fr-FR"/>
+        </w:rPr>
+        <w:t>booking</w:t>
+      </w:r>
+      <w:r>
+        <w:rPr>
+          <w:lang w:val="fr-FR"/>
+        </w:rPr>
+        <w:t>_rate_l90d</w:t>
+      </w:r>
+      <w:r>
+        <w:rPr>
+          <w:rFonts w:hint="eastAsia"/>
+          <w:lang w:val="fr-FR"/>
+        </w:rPr>
+        <w:t>（</w:t>
+      </w:r>
+      <w:r>
+        <w:rPr>
+          <w:rFonts w:hint="eastAsia"/>
+          <w:lang w:val="fr-FR"/>
+        </w:rPr>
+        <w:t>35K左右数据</w:t>
+      </w:r>
+      <w:r>
+        <w:rPr>
+          <w:rFonts w:hint="eastAsia"/>
+          <w:lang w:val="fr-FR"/>
+        </w:rPr>
+        <w:t>）上的结果</w:t>
       </w:r>
       <w:r>
         <w:rPr>
@@ -5498,32 +6469,482 @@
     <w:p>
       <w:pPr>
         <w:rPr>
-          <w:lang w:val="fr-FR"/>
-        </w:rPr>
-      </w:pPr>
-    </w:p>
-    <w:p>
-      <w:pPr>
-        <w:rPr>
-          <w:lang w:val="fr-FR"/>
-        </w:rPr>
-      </w:pPr>
-      <w:r>
-        <w:rPr>
-          <w:rFonts w:hint="eastAsia"/>
-          <w:lang w:val="fr-FR"/>
-        </w:rPr>
-        <w:t>Booking90=ctrl</w:t>
-      </w:r>
-      <w:r>
-        <w:rPr>
-          <w:lang w:val="fr-FR"/>
-        </w:rPr>
-        <w:t xml:space="preserve">+ </w:t>
-      </w:r>
+          <w:rFonts w:hint="eastAsia"/>
+        </w:rPr>
+      </w:pPr>
+      <w:r>
+        <w:rPr>
+          <w:rFonts w:hint="eastAsia"/>
+        </w:rPr>
+        <w:t>Personality</w:t>
+      </w:r>
+      <w:r>
+        <w:t xml:space="preserve"> tactics</w:t>
+      </w:r>
+      <w:r>
+        <w:rPr>
+          <w:rFonts w:hint="eastAsia"/>
+        </w:rPr>
+        <w:t xml:space="preserve"> </w:t>
+      </w:r>
+      <w:r>
+        <w:rPr>
+          <w:rFonts w:hint="eastAsia"/>
+        </w:rPr>
+        <w:t>-++</w:t>
+      </w:r>
+      <w:r>
+        <w:rPr>
+          <w:rFonts w:hint="eastAsia"/>
+        </w:rPr>
+        <w:t xml:space="preserve">， </w:t>
+      </w:r>
+      <w:r>
+        <w:t>marketing vars</w:t>
+      </w:r>
+      <w:r>
+        <w:rPr>
+          <w:rFonts w:hint="eastAsia"/>
+        </w:rPr>
+        <w:t>-+0</w:t>
+      </w:r>
+    </w:p>
+    <w:p>
+      <w:pPr>
+        <w:rPr>
+          <w:lang w:val="fr-FR"/>
+        </w:rPr>
+      </w:pPr>
       <w:proofErr w:type="spellStart"/>
       <w:r>
         <w:rPr>
+          <w:rFonts w:hint="eastAsia"/>
+          <w:lang w:val="fr-FR"/>
+        </w:rPr>
+        <w:t>S</w:t>
+      </w:r>
+      <w:r>
+        <w:rPr>
+          <w:rFonts w:hint="eastAsia"/>
+          <w:lang w:val="fr-FR"/>
+        </w:rPr>
+        <w:t>uperhost</w:t>
+      </w:r>
+      <w:proofErr w:type="spellEnd"/>
+      <w:r>
+        <w:rPr>
+          <w:rFonts w:hint="eastAsia"/>
+          <w:lang w:val="fr-FR"/>
+        </w:rPr>
+        <w:t>对于</w:t>
+      </w:r>
+      <w:proofErr w:type="spellStart"/>
+      <w:r>
+        <w:rPr>
+          <w:rFonts w:hint="eastAsia"/>
+          <w:lang w:val="fr-FR"/>
+        </w:rPr>
+        <w:t>perosnality+exemplarification</w:t>
+      </w:r>
+      <w:proofErr w:type="spellEnd"/>
+      <w:r>
+        <w:rPr>
+          <w:rFonts w:hint="eastAsia"/>
+          <w:lang w:val="fr-FR"/>
+        </w:rPr>
+        <w:t>无作用！</w:t>
+      </w:r>
+      <w:r>
+        <w:rPr>
+          <w:rFonts w:hint="eastAsia"/>
+          <w:lang w:val="fr-FR"/>
+        </w:rPr>
+        <w:t>并加深autopromotion的负面效果！</w:t>
+      </w:r>
+    </w:p>
+    <w:p>
+      <w:pPr>
+        <w:rPr>
+          <w:lang w:val="fr-FR"/>
+        </w:rPr>
+      </w:pPr>
+    </w:p>
+    <w:p>
+      <w:pPr>
+        <w:rPr>
+          <w:rFonts w:hint="eastAsia"/>
+          <w:lang w:val="fr-FR"/>
+        </w:rPr>
+      </w:pPr>
+    </w:p>
+    <w:p>
+      <w:pPr>
+        <w:rPr>
+          <w:b/>
+          <w:bCs/>
+          <w:lang w:val="fr-FR"/>
+        </w:rPr>
+      </w:pPr>
+      <w:r>
+        <w:rPr>
+          <w:rFonts w:hint="eastAsia"/>
+          <w:b/>
+          <w:bCs/>
+          <w:lang w:val="fr-FR"/>
+        </w:rPr>
+        <w:t>P</w:t>
+      </w:r>
+      <w:r>
+        <w:rPr>
+          <w:b/>
+          <w:bCs/>
+          <w:lang w:val="fr-FR"/>
+        </w:rPr>
+        <w:t xml:space="preserve">aris2406 </w:t>
+      </w:r>
+    </w:p>
+    <w:p>
+      <w:r>
+        <w:rPr>
+          <w:rFonts w:hint="eastAsia"/>
+          <w:lang w:val="fr-FR"/>
+        </w:rPr>
+        <w:t>几乎完全一致</w:t>
+      </w:r>
+      <w:r>
+        <w:rPr>
+          <w:rFonts w:hint="eastAsia"/>
+        </w:rPr>
+        <w:t>：</w:t>
+      </w:r>
+    </w:p>
+    <w:p>
+      <w:r>
+        <w:rPr>
+          <w:rFonts w:hint="eastAsia"/>
+        </w:rPr>
+        <w:t>Personality</w:t>
+      </w:r>
+      <w:r>
+        <w:t xml:space="preserve"> tactics</w:t>
+      </w:r>
+      <w:r>
+        <w:rPr>
+          <w:rFonts w:hint="eastAsia"/>
+        </w:rPr>
+        <w:t xml:space="preserve"> </w:t>
+      </w:r>
+      <w:r>
+        <w:rPr>
+          <w:rFonts w:hint="eastAsia"/>
+        </w:rPr>
+        <w:t>-++</w:t>
+      </w:r>
+      <w:r>
+        <w:rPr>
+          <w:rFonts w:hint="eastAsia"/>
+        </w:rPr>
+        <w:t xml:space="preserve">， </w:t>
+      </w:r>
+      <w:r>
+        <w:t>marketing vars</w:t>
+      </w:r>
+      <w:r>
+        <w:rPr>
+          <w:rFonts w:hint="eastAsia"/>
+        </w:rPr>
+        <w:t>-+0</w:t>
+      </w:r>
+    </w:p>
+    <w:p>
+      <w:pPr>
+        <w:rPr>
+          <w:rFonts w:hint="eastAsia"/>
+          <w:lang w:val="fr-FR"/>
+        </w:rPr>
+      </w:pPr>
+      <w:proofErr w:type="spellStart"/>
+      <w:r>
+        <w:rPr>
+          <w:rFonts w:hint="eastAsia"/>
+          <w:lang w:val="fr-FR"/>
+        </w:rPr>
+        <w:t>Superhost</w:t>
+      </w:r>
+      <w:proofErr w:type="spellEnd"/>
+      <w:r>
+        <w:rPr>
+          <w:rFonts w:hint="eastAsia"/>
+          <w:lang w:val="fr-FR"/>
+        </w:rPr>
+        <w:t>不显著改变</w:t>
+      </w:r>
+      <w:proofErr w:type="spellStart"/>
+      <w:r>
+        <w:rPr>
+          <w:rFonts w:hint="eastAsia"/>
+          <w:lang w:val="fr-FR"/>
+        </w:rPr>
+        <w:t>personality+exemplary</w:t>
+      </w:r>
+      <w:proofErr w:type="spellEnd"/>
+      <w:r>
+        <w:rPr>
+          <w:rFonts w:hint="eastAsia"/>
+          <w:lang w:val="fr-FR"/>
+        </w:rPr>
+        <w:t>效果，</w:t>
+      </w:r>
+      <w:proofErr w:type="gramStart"/>
+      <w:r>
+        <w:rPr>
+          <w:rFonts w:hint="eastAsia"/>
+          <w:lang w:val="fr-FR"/>
+        </w:rPr>
+        <w:t>但显著</w:t>
+      </w:r>
+      <w:proofErr w:type="gramEnd"/>
+      <w:r>
+        <w:rPr>
+          <w:rFonts w:hint="eastAsia"/>
+          <w:lang w:val="fr-FR"/>
+        </w:rPr>
+        <w:t>减少autopromotion</w:t>
+      </w:r>
+      <w:r>
+        <w:rPr>
+          <w:rFonts w:hint="eastAsia"/>
+          <w:lang w:val="fr-FR"/>
+        </w:rPr>
+        <w:t>（？）</w:t>
+      </w:r>
+    </w:p>
+    <w:p>
+      <w:pPr>
+        <w:rPr>
+          <w:lang w:val="fr-FR"/>
+        </w:rPr>
+      </w:pPr>
+    </w:p>
+    <w:p>
+      <w:pPr>
+        <w:rPr>
+          <w:u w:val="single"/>
+          <w:lang w:val="fr-FR"/>
+        </w:rPr>
+      </w:pPr>
+      <w:r>
+        <w:rPr>
+          <w:rFonts w:hint="eastAsia"/>
+          <w:u w:val="single"/>
+          <w:lang w:val="fr-FR"/>
+        </w:rPr>
+        <w:t>A</w:t>
+      </w:r>
+      <w:r>
+        <w:rPr>
+          <w:rFonts w:hint="eastAsia"/>
+          <w:u w:val="single"/>
+          <w:lang w:val="fr-FR"/>
+        </w:rPr>
+        <w:t>utopromotion</w:t>
+      </w:r>
+      <w:r>
+        <w:rPr>
+          <w:rFonts w:hint="eastAsia"/>
+          <w:u w:val="single"/>
+          <w:lang w:val="fr-FR"/>
+        </w:rPr>
+        <w:t>在</w:t>
+      </w:r>
+      <w:proofErr w:type="spellStart"/>
+      <w:r>
+        <w:rPr>
+          <w:rFonts w:hint="eastAsia"/>
+          <w:u w:val="single"/>
+          <w:lang w:val="fr-FR"/>
+        </w:rPr>
+        <w:t>superhost</w:t>
+      </w:r>
+      <w:proofErr w:type="spellEnd"/>
+      <w:r>
+        <w:rPr>
+          <w:rFonts w:hint="eastAsia"/>
+          <w:u w:val="single"/>
+          <w:lang w:val="fr-FR"/>
+        </w:rPr>
+        <w:t>中的消极作用明显了很多</w:t>
+      </w:r>
+    </w:p>
+    <w:p>
+      <w:pPr>
+        <w:rPr>
+          <w:rFonts w:hint="eastAsia"/>
+        </w:rPr>
+      </w:pPr>
+      <w:r>
+        <w:rPr>
+          <w:rFonts w:hint="eastAsia"/>
+          <w:b/>
+          <w:bCs/>
+        </w:rPr>
+        <w:t>2312：</w:t>
+      </w:r>
+      <w:r>
+        <w:t>C(</w:t>
+      </w:r>
+      <w:proofErr w:type="spellStart"/>
+      <w:r>
+        <w:t>host_is_</w:t>
+      </w:r>
+      <w:proofErr w:type="gramStart"/>
+      <w:r>
+        <w:t>superhost</w:t>
+      </w:r>
+      <w:proofErr w:type="spellEnd"/>
+      <w:r>
+        <w:t>)[</w:t>
+      </w:r>
+      <w:proofErr w:type="gramEnd"/>
+      <w:r>
+        <w:t>T.t</w:t>
+      </w:r>
+      <w:proofErr w:type="gramStart"/>
+      <w:r>
+        <w:t>]:</w:t>
+      </w:r>
+      <w:proofErr w:type="spellStart"/>
+      <w:r>
+        <w:t>auto</w:t>
+      </w:r>
+      <w:proofErr w:type="gramEnd"/>
+      <w:r>
+        <w:t>_promotion</w:t>
+      </w:r>
+      <w:proofErr w:type="spellEnd"/>
+      <w:r>
+        <w:t xml:space="preserve">   </w:t>
+      </w:r>
+      <w:r>
+        <w:rPr>
+          <w:b/>
+          <w:bCs/>
+        </w:rPr>
+        <w:t xml:space="preserve"> -0.0139  </w:t>
+      </w:r>
+      <w:r>
+        <w:t xml:space="preserve">    0.004     -3.087      0.002      -0.023      -0.005</w:t>
+      </w:r>
+    </w:p>
+    <w:p>
+      <w:r>
+        <w:rPr>
+          <w:rFonts w:hint="eastAsia"/>
+          <w:b/>
+          <w:bCs/>
+        </w:rPr>
+        <w:t>2406</w:t>
+      </w:r>
+      <w:r>
+        <w:rPr>
+          <w:rFonts w:hint="eastAsia"/>
+        </w:rPr>
+        <w:t xml:space="preserve">: </w:t>
+      </w:r>
+      <w:r>
+        <w:t>C(</w:t>
+      </w:r>
+      <w:proofErr w:type="spellStart"/>
+      <w:r>
+        <w:t>host_is_</w:t>
+      </w:r>
+      <w:proofErr w:type="gramStart"/>
+      <w:r>
+        <w:t>superhost</w:t>
+      </w:r>
+      <w:proofErr w:type="spellEnd"/>
+      <w:r>
+        <w:t>)[</w:t>
+      </w:r>
+      <w:proofErr w:type="gramEnd"/>
+      <w:r>
+        <w:t>T.t</w:t>
+      </w:r>
+      <w:proofErr w:type="gramStart"/>
+      <w:r>
+        <w:t>]:</w:t>
+      </w:r>
+      <w:proofErr w:type="spellStart"/>
+      <w:r>
+        <w:t>auto</w:t>
+      </w:r>
+      <w:proofErr w:type="gramEnd"/>
+      <w:r>
+        <w:t>_promotion</w:t>
+      </w:r>
+      <w:proofErr w:type="spellEnd"/>
+      <w:r>
+        <w:t xml:space="preserve">    </w:t>
+      </w:r>
+      <w:r>
+        <w:rPr>
+          <w:b/>
+          <w:bCs/>
+        </w:rPr>
+        <w:t xml:space="preserve">-0.0086  </w:t>
+      </w:r>
+      <w:r>
+        <w:t xml:space="preserve">    0.003     -3.100      0.002      -0.014      -0.003</w:t>
+      </w:r>
+    </w:p>
+    <w:p>
+      <w:pPr>
+        <w:rPr>
+          <w:lang w:val="fr-FR"/>
+        </w:rPr>
+      </w:pPr>
+    </w:p>
+    <w:p>
+      <w:pPr>
+        <w:rPr>
+          <w:rFonts w:hint="eastAsia"/>
+          <w:lang w:val="fr-FR"/>
+        </w:rPr>
+      </w:pPr>
+    </w:p>
+    <w:p>
+      <w:pPr>
+        <w:rPr>
+          <w:lang w:val="fr-FR"/>
+        </w:rPr>
+      </w:pPr>
+      <w:r>
+        <w:rPr>
+          <w:rFonts w:hint="eastAsia"/>
+          <w:lang w:val="fr-FR"/>
+        </w:rPr>
+        <w:t>但是</w:t>
+      </w:r>
+      <w:r>
+        <w:rPr>
+          <w:rFonts w:hint="eastAsia"/>
+          <w:b/>
+          <w:bCs/>
+          <w:lang w:val="fr-FR"/>
+        </w:rPr>
+        <w:t>london2406</w:t>
+      </w:r>
+      <w:r>
+        <w:rPr>
+          <w:rFonts w:hint="eastAsia"/>
+          <w:lang w:val="fr-FR"/>
+        </w:rPr>
+        <w:t xml:space="preserve"> </w:t>
+      </w:r>
+      <w:proofErr w:type="spellStart"/>
+      <w:r>
+        <w:rPr>
+          <w:rFonts w:hint="eastAsia"/>
           <w:lang w:val="fr-FR"/>
         </w:rPr>
         <w:t>tactics</w:t>
@@ -5531,53 +6952,428 @@
       <w:proofErr w:type="spellEnd"/>
       <w:r>
         <w:rPr>
-          <w:lang w:val="fr-FR"/>
-        </w:rPr>
-        <w:t>*city</w:t>
-      </w:r>
-    </w:p>
-    <w:p>
-      <w:pPr>
-        <w:rPr>
-          <w:lang w:val="fr-FR"/>
-        </w:rPr>
-      </w:pPr>
-    </w:p>
-    <w:p>
-      <w:pPr>
-        <w:rPr>
-          <w:rFonts w:hint="eastAsia"/>
-          <w:lang w:val="fr-FR"/>
-        </w:rPr>
-      </w:pPr>
+          <w:rFonts w:hint="eastAsia"/>
+          <w:lang w:val="fr-FR"/>
+        </w:rPr>
+        <w:t>本身的作用效果不一样</w:t>
+      </w:r>
+    </w:p>
+    <w:p>
+      <w:r>
+        <w:rPr>
+          <w:rFonts w:hint="eastAsia"/>
+        </w:rPr>
+        <w:t>Personality：</w:t>
+      </w:r>
+      <w:r>
+        <w:rPr>
+          <w:rFonts w:hint="eastAsia"/>
+        </w:rPr>
+        <w:t>+0+0+</w:t>
+      </w:r>
+      <w:r>
+        <w:rPr>
+          <w:rFonts w:hint="eastAsia"/>
+        </w:rPr>
+        <w:t>，marketing：</w:t>
+      </w:r>
+      <w:r>
+        <w:rPr>
+          <w:rFonts w:hint="eastAsia"/>
+        </w:rPr>
+        <w:t>-0+</w:t>
+      </w:r>
+    </w:p>
+    <w:p>
+      <w:pPr>
+        <w:rPr>
+          <w:rFonts w:hint="eastAsia"/>
+          <w:lang w:val="fr-FR"/>
+        </w:rPr>
+      </w:pPr>
+      <w:r>
+        <w:rPr>
+          <w:rFonts w:hint="eastAsia"/>
+          <w:lang w:val="fr-FR"/>
+        </w:rPr>
+        <w:t>趋势上</w:t>
+      </w:r>
       <w:proofErr w:type="spellStart"/>
       <w:r>
         <w:rPr>
           <w:rFonts w:hint="eastAsia"/>
           <w:lang w:val="fr-FR"/>
         </w:rPr>
-        <w:t>Personality</w:t>
-      </w:r>
-      <w:r>
-        <w:rPr>
-          <w:lang w:val="fr-FR"/>
-        </w:rPr>
-        <w:t>_vars</w:t>
+        <w:t>Ouv</w:t>
       </w:r>
       <w:proofErr w:type="spellEnd"/>
       <w:r>
         <w:rPr>
+          <w:rFonts w:hint="eastAsia"/>
+          <w:lang w:val="fr-FR"/>
+        </w:rPr>
+        <w:t>对于</w:t>
+      </w:r>
+      <w:proofErr w:type="spellStart"/>
+      <w:r>
+        <w:rPr>
+          <w:rFonts w:hint="eastAsia"/>
+          <w:lang w:val="fr-FR"/>
+        </w:rPr>
+        <w:t>london</w:t>
+      </w:r>
+      <w:proofErr w:type="spellEnd"/>
+      <w:r>
+        <w:rPr>
+          <w:rFonts w:hint="eastAsia"/>
+          <w:lang w:val="fr-FR"/>
+        </w:rPr>
+        <w:t>有正向效果</w:t>
+      </w:r>
+      <w:r>
+        <w:rPr>
+          <w:rFonts w:hint="eastAsia"/>
+          <w:lang w:val="fr-FR"/>
+        </w:rPr>
+        <w:t> </w:t>
+      </w:r>
+      <w:r>
+        <w:rPr>
+          <w:lang w:val="fr-FR"/>
+        </w:rPr>
+        <w:t xml:space="preserve">, </w:t>
+      </w:r>
+      <w:r>
+        <w:rPr>
+          <w:rFonts w:hint="eastAsia"/>
+          <w:lang w:val="fr-FR"/>
+        </w:rPr>
+        <w:t>其他保持一致大但</w:t>
+      </w:r>
+      <w:r>
+        <w:rPr>
+          <w:rFonts w:hint="eastAsia"/>
+          <w:lang w:val="fr-FR"/>
+        </w:rPr>
+        <w:t>没有paris显著</w:t>
+      </w:r>
+    </w:p>
+    <w:p>
+      <w:pPr>
+        <w:widowControl/>
+        <w:rPr>
+          <w:lang w:val="fr-FR"/>
+        </w:rPr>
+      </w:pPr>
+    </w:p>
+    <w:p>
+      <w:pPr>
+        <w:widowControl/>
+        <w:rPr>
+          <w:lang w:val="fr-FR"/>
+        </w:rPr>
+      </w:pPr>
+      <w:r>
+        <w:rPr>
+          <w:rFonts w:hint="eastAsia"/>
+          <w:lang w:val="fr-FR"/>
+        </w:rPr>
+        <w:t>（</w:t>
+      </w:r>
+      <w:r>
+        <w:rPr>
+          <w:rFonts w:hint="eastAsia"/>
+          <w:lang w:val="fr-FR"/>
+        </w:rPr>
+        <w:t>但</w:t>
+      </w:r>
+      <w:proofErr w:type="spellStart"/>
+      <w:r>
+        <w:rPr>
+          <w:rFonts w:hint="eastAsia"/>
+          <w:lang w:val="fr-FR"/>
+        </w:rPr>
+        <w:t>superhost</w:t>
+      </w:r>
+      <w:proofErr w:type="spellEnd"/>
+      <w:r>
+        <w:rPr>
+          <w:rFonts w:hint="eastAsia"/>
+          <w:lang w:val="fr-FR"/>
+        </w:rPr>
+        <w:t>对除了</w:t>
+      </w:r>
+      <w:r>
+        <w:rPr>
+          <w:rFonts w:hint="eastAsia"/>
+          <w:lang w:val="fr-FR"/>
+        </w:rPr>
+        <w:t>socio</w:t>
+      </w:r>
+      <w:r>
+        <w:rPr>
+          <w:rFonts w:hint="eastAsia"/>
+          <w:lang w:val="fr-FR"/>
+        </w:rPr>
+        <w:t>外均有改变</w:t>
+      </w:r>
+      <w:r>
+        <w:rPr>
+          <w:lang w:val="fr-FR"/>
+        </w:rPr>
+        <w:t>…</w:t>
+      </w:r>
+      <w:r>
+        <w:rPr>
+          <w:rFonts w:hint="eastAsia"/>
+          <w:lang w:val="fr-FR"/>
+        </w:rPr>
+        <w:t>？？</w:t>
+      </w:r>
+    </w:p>
+    <w:p>
+      <w:pPr>
+        <w:widowControl/>
+        <w:rPr>
+          <w:rFonts w:hint="eastAsia"/>
+          <w:lang w:val="fr-FR"/>
+        </w:rPr>
+      </w:pPr>
+    </w:p>
+    <w:p>
+      <w:pPr>
+        <w:widowControl/>
+        <w:rPr>
+          <w:lang w:val="fr-FR"/>
+        </w:rPr>
+      </w:pPr>
+    </w:p>
+    <w:p>
+      <w:pPr>
+        <w:widowControl/>
+        <w:rPr>
+          <w:lang w:val="fr-FR"/>
+        </w:rPr>
+      </w:pPr>
+    </w:p>
+    <w:p>
+      <w:pPr>
+        <w:widowControl/>
+        <w:rPr>
+          <w:rFonts w:hint="eastAsia"/>
+          <w:lang w:val="fr-FR"/>
+        </w:rPr>
+      </w:pPr>
+      <w:r>
+        <w:rPr>
+          <w:rFonts w:hint="eastAsia"/>
+          <w:lang w:val="fr-FR"/>
+        </w:rPr>
+        <w:t>BILAN</w:t>
+      </w:r>
+      <w:r>
+        <w:rPr>
+          <w:rFonts w:hint="eastAsia"/>
+          <w:lang w:val="fr-FR"/>
+        </w:rPr>
+        <w:t>：</w:t>
+      </w:r>
+    </w:p>
+    <w:p>
+      <w:pPr>
+        <w:widowControl/>
+        <w:rPr>
+          <w:lang w:val="fr-FR"/>
+        </w:rPr>
+      </w:pPr>
+      <w:r>
+        <w:rPr>
+          <w:rFonts w:hint="eastAsia"/>
+          <w:lang w:val="fr-FR"/>
+        </w:rPr>
+        <w:t>London</w:t>
+      </w:r>
+      <w:r>
+        <w:rPr>
           <w:lang w:val="fr-FR"/>
         </w:rPr>
         <w:t xml:space="preserve"> </w:t>
       </w:r>
       <w:r>
         <w:rPr>
-          <w:rFonts w:hint="eastAsia"/>
-          <w:lang w:val="fr-FR"/>
-        </w:rPr>
-        <w:t>全部减弱</w:t>
-      </w:r>
+          <w:lang w:val="fr-FR"/>
+        </w:rPr>
+        <w:t>2</w:t>
+      </w:r>
+      <w:r>
+        <w:rPr>
+          <w:lang w:val="fr-FR"/>
+        </w:rPr>
+        <w:t>406</w:t>
+      </w:r>
+      <w:r>
+        <w:rPr>
+          <w:lang w:val="fr-FR"/>
+        </w:rPr>
+        <w:t xml:space="preserve"> vs paris 2406</w:t>
+      </w:r>
+    </w:p>
+    <w:p>
+      <w:pPr>
+        <w:widowControl/>
+        <w:rPr>
+          <w:rFonts w:hint="eastAsia"/>
+          <w:lang w:val="fr-FR"/>
+        </w:rPr>
+      </w:pPr>
+      <w:r>
+        <w:rPr>
+          <w:rFonts w:hint="eastAsia"/>
+          <w:lang w:val="fr-FR"/>
+        </w:rPr>
+        <w:t>Auto外</w:t>
+      </w:r>
+      <w:proofErr w:type="spellStart"/>
+      <w:r>
+        <w:rPr>
+          <w:rFonts w:hint="eastAsia"/>
+          <w:lang w:val="fr-FR"/>
+        </w:rPr>
+        <w:t>tactic</w:t>
+      </w:r>
+      <w:proofErr w:type="spellEnd"/>
+      <w:r>
+        <w:rPr>
+          <w:rFonts w:hint="eastAsia"/>
+          <w:lang w:val="fr-FR"/>
+        </w:rPr>
+        <w:t>在paris</w:t>
+      </w:r>
+      <w:r>
+        <w:rPr>
+          <w:rFonts w:hint="eastAsia"/>
+          <w:lang w:val="fr-FR"/>
+        </w:rPr>
+        <w:t xml:space="preserve"> </w:t>
+      </w:r>
+      <w:proofErr w:type="spellStart"/>
+      <w:r>
+        <w:rPr>
+          <w:rFonts w:hint="eastAsia"/>
+          <w:lang w:val="fr-FR"/>
+        </w:rPr>
+        <w:t>jo</w:t>
+      </w:r>
+      <w:proofErr w:type="spellEnd"/>
+      <w:r>
+        <w:rPr>
+          <w:rFonts w:hint="eastAsia"/>
+          <w:lang w:val="fr-FR"/>
+        </w:rPr>
+        <w:t>的作用</w:t>
+      </w:r>
+      <w:r>
+        <w:rPr>
+          <w:rFonts w:hint="eastAsia"/>
+          <w:lang w:val="fr-FR"/>
+        </w:rPr>
+        <w:t>下被</w:t>
+      </w:r>
+      <w:r>
+        <w:rPr>
+          <w:rFonts w:hint="eastAsia"/>
+          <w:lang w:val="fr-FR"/>
+        </w:rPr>
+        <w:t>削弱了</w:t>
+      </w:r>
+    </w:p>
+    <w:p>
+      <w:pPr>
+        <w:widowControl/>
+        <w:rPr>
+          <w:lang w:val="fr-FR"/>
+        </w:rPr>
+      </w:pPr>
+      <w:r>
+        <w:rPr>
+          <w:rFonts w:hint="eastAsia"/>
+          <w:lang w:val="fr-FR"/>
+        </w:rPr>
+        <w:t>但是新进入市场的房东</w:t>
+      </w:r>
+      <w:r>
+        <w:rPr>
+          <w:rFonts w:hint="eastAsia"/>
+          <w:lang w:val="fr-FR"/>
+        </w:rPr>
+        <w:t>没有关注</w:t>
+      </w:r>
+      <w:r>
+        <w:rPr>
+          <w:rFonts w:hint="eastAsia"/>
+          <w:lang w:val="fr-FR"/>
+        </w:rPr>
+        <w:t>auto，</w:t>
+      </w:r>
+    </w:p>
+    <w:p>
+      <w:pPr>
+        <w:widowControl/>
+        <w:rPr>
+          <w:rFonts w:hint="eastAsia"/>
+          <w:lang w:val="fr-FR"/>
+        </w:rPr>
+      </w:pPr>
+    </w:p>
+    <w:p>
+      <w:pPr>
+        <w:widowControl/>
+        <w:rPr>
+          <w:lang w:val="fr-FR"/>
+        </w:rPr>
+      </w:pPr>
+    </w:p>
+    <w:p>
+      <w:pPr>
+        <w:widowControl/>
+        <w:rPr>
+          <w:lang w:val="fr-FR"/>
+        </w:rPr>
+      </w:pPr>
+    </w:p>
+    <w:p>
+      <w:pPr>
+        <w:widowControl/>
+        <w:rPr>
+          <w:rFonts w:hint="eastAsia"/>
+          <w:lang w:val="fr-FR"/>
+        </w:rPr>
+      </w:pPr>
+    </w:p>
+    <w:p>
+      <w:pPr>
+        <w:widowControl/>
+        <w:rPr>
+          <w:rFonts w:hint="eastAsia"/>
+          <w:lang w:val="fr-FR"/>
+        </w:rPr>
+      </w:pPr>
+    </w:p>
+    <w:p>
+      <w:pPr>
+        <w:rPr>
+          <w:rFonts w:hint="eastAsia"/>
+          <w:lang w:val="fr-FR"/>
+        </w:rPr>
+      </w:pPr>
+    </w:p>
+    <w:p>
+      <w:pPr>
+        <w:rPr>
+          <w:rFonts w:hint="eastAsia"/>
+          <w:lang w:val="fr-FR"/>
+        </w:rPr>
+      </w:pPr>
     </w:p>
     <w:sectPr>
       <w:headerReference w:type="even" r:id="rId9"/>
@@ -6186,6 +7982,155 @@
     </w:lvl>
   </w:abstractNum>
   <w:abstractNum w:abstractNumId="3" w15:restartNumberingAfterBreak="0">
+    <w:nsid w:val="0E521032"/>
+    <w:multiLevelType w:val="multilevel"/>
+    <w:tmpl w:val="E174D28C"/>
+    <w:lvl w:ilvl="0">
+      <w:start w:val="1"/>
+      <w:numFmt w:val="bullet"/>
+      <w:lvlText w:val=""/>
+      <w:lvlJc w:val="left"/>
+      <w:pPr>
+        <w:tabs>
+          <w:tab w:val="num" w:pos="720"/>
+        </w:tabs>
+        <w:ind w:left="720" w:hanging="360"/>
+      </w:pPr>
+      <w:rPr>
+        <w:rFonts w:ascii="Symbol" w:hAnsi="Symbol" w:hint="default"/>
+        <w:sz w:val="20"/>
+      </w:rPr>
+    </w:lvl>
+    <w:lvl w:ilvl="1" w:tentative="1">
+      <w:start w:val="1"/>
+      <w:numFmt w:val="bullet"/>
+      <w:lvlText w:val="o"/>
+      <w:lvlJc w:val="left"/>
+      <w:pPr>
+        <w:tabs>
+          <w:tab w:val="num" w:pos="1440"/>
+        </w:tabs>
+        <w:ind w:left="1440" w:hanging="360"/>
+      </w:pPr>
+      <w:rPr>
+        <w:rFonts w:ascii="Courier New" w:hAnsi="Courier New" w:hint="default"/>
+        <w:sz w:val="20"/>
+      </w:rPr>
+    </w:lvl>
+    <w:lvl w:ilvl="2" w:tentative="1">
+      <w:start w:val="1"/>
+      <w:numFmt w:val="bullet"/>
+      <w:lvlText w:val=""/>
+      <w:lvlJc w:val="left"/>
+      <w:pPr>
+        <w:tabs>
+          <w:tab w:val="num" w:pos="2160"/>
+        </w:tabs>
+        <w:ind w:left="2160" w:hanging="360"/>
+      </w:pPr>
+      <w:rPr>
+        <w:rFonts w:ascii="Wingdings" w:hAnsi="Wingdings" w:hint="default"/>
+        <w:sz w:val="20"/>
+      </w:rPr>
+    </w:lvl>
+    <w:lvl w:ilvl="3" w:tentative="1">
+      <w:start w:val="1"/>
+      <w:numFmt w:val="bullet"/>
+      <w:lvlText w:val=""/>
+      <w:lvlJc w:val="left"/>
+      <w:pPr>
+        <w:tabs>
+          <w:tab w:val="num" w:pos="2880"/>
+        </w:tabs>
+        <w:ind w:left="2880" w:hanging="360"/>
+      </w:pPr>
+      <w:rPr>
+        <w:rFonts w:ascii="Wingdings" w:hAnsi="Wingdings" w:hint="default"/>
+        <w:sz w:val="20"/>
+      </w:rPr>
+    </w:lvl>
+    <w:lvl w:ilvl="4" w:tentative="1">
+      <w:start w:val="1"/>
+      <w:numFmt w:val="bullet"/>
+      <w:lvlText w:val=""/>
+      <w:lvlJc w:val="left"/>
+      <w:pPr>
+        <w:tabs>
+          <w:tab w:val="num" w:pos="3600"/>
+        </w:tabs>
+        <w:ind w:left="3600" w:hanging="360"/>
+      </w:pPr>
+      <w:rPr>
+        <w:rFonts w:ascii="Wingdings" w:hAnsi="Wingdings" w:hint="default"/>
+        <w:sz w:val="20"/>
+      </w:rPr>
+    </w:lvl>
+    <w:lvl w:ilvl="5" w:tentative="1">
+      <w:start w:val="1"/>
+      <w:numFmt w:val="bullet"/>
+      <w:lvlText w:val=""/>
+      <w:lvlJc w:val="left"/>
+      <w:pPr>
+        <w:tabs>
+          <w:tab w:val="num" w:pos="4320"/>
+        </w:tabs>
+        <w:ind w:left="4320" w:hanging="360"/>
+      </w:pPr>
+      <w:rPr>
+        <w:rFonts w:ascii="Wingdings" w:hAnsi="Wingdings" w:hint="default"/>
+        <w:sz w:val="20"/>
+      </w:rPr>
+    </w:lvl>
+    <w:lvl w:ilvl="6" w:tentative="1">
+      <w:start w:val="1"/>
+      <w:numFmt w:val="bullet"/>
+      <w:lvlText w:val=""/>
+      <w:lvlJc w:val="left"/>
+      <w:pPr>
+        <w:tabs>
+          <w:tab w:val="num" w:pos="5040"/>
+        </w:tabs>
+        <w:ind w:left="5040" w:hanging="360"/>
+      </w:pPr>
+      <w:rPr>
+        <w:rFonts w:ascii="Wingdings" w:hAnsi="Wingdings" w:hint="default"/>
+        <w:sz w:val="20"/>
+      </w:rPr>
+    </w:lvl>
+    <w:lvl w:ilvl="7" w:tentative="1">
+      <w:start w:val="1"/>
+      <w:numFmt w:val="bullet"/>
+      <w:lvlText w:val=""/>
+      <w:lvlJc w:val="left"/>
+      <w:pPr>
+        <w:tabs>
+          <w:tab w:val="num" w:pos="5760"/>
+        </w:tabs>
+        <w:ind w:left="5760" w:hanging="360"/>
+      </w:pPr>
+      <w:rPr>
+        <w:rFonts w:ascii="Wingdings" w:hAnsi="Wingdings" w:hint="default"/>
+        <w:sz w:val="20"/>
+      </w:rPr>
+    </w:lvl>
+    <w:lvl w:ilvl="8" w:tentative="1">
+      <w:start w:val="1"/>
+      <w:numFmt w:val="bullet"/>
+      <w:lvlText w:val=""/>
+      <w:lvlJc w:val="left"/>
+      <w:pPr>
+        <w:tabs>
+          <w:tab w:val="num" w:pos="6480"/>
+        </w:tabs>
+        <w:ind w:left="6480" w:hanging="360"/>
+      </w:pPr>
+      <w:rPr>
+        <w:rFonts w:ascii="Wingdings" w:hAnsi="Wingdings" w:hint="default"/>
+        <w:sz w:val="20"/>
+      </w:rPr>
+    </w:lvl>
+  </w:abstractNum>
+  <w:abstractNum w:abstractNumId="4" w15:restartNumberingAfterBreak="0">
     <w:nsid w:val="0E894E0C"/>
     <w:multiLevelType w:val="multilevel"/>
     <w:tmpl w:val="B60A27E6"/>
@@ -6334,7 +8279,7 @@
       </w:rPr>
     </w:lvl>
   </w:abstractNum>
-  <w:abstractNum w:abstractNumId="4" w15:restartNumberingAfterBreak="0">
+  <w:abstractNum w:abstractNumId="5" w15:restartNumberingAfterBreak="0">
     <w:nsid w:val="10BA7142"/>
     <w:multiLevelType w:val="multilevel"/>
     <w:tmpl w:val="71BCA152"/>
@@ -6483,7 +8428,7 @@
       </w:rPr>
     </w:lvl>
   </w:abstractNum>
-  <w:abstractNum w:abstractNumId="5" w15:restartNumberingAfterBreak="0">
+  <w:abstractNum w:abstractNumId="6" w15:restartNumberingAfterBreak="0">
     <w:nsid w:val="20BA3333"/>
     <w:multiLevelType w:val="multilevel"/>
     <w:tmpl w:val="E2A67B5C"/>
@@ -6632,7 +8577,7 @@
       </w:rPr>
     </w:lvl>
   </w:abstractNum>
-  <w:abstractNum w:abstractNumId="6" w15:restartNumberingAfterBreak="0">
+  <w:abstractNum w:abstractNumId="7" w15:restartNumberingAfterBreak="0">
     <w:nsid w:val="233B5312"/>
     <w:multiLevelType w:val="hybridMultilevel"/>
     <w:tmpl w:val="344CD5C0"/>
@@ -6744,7 +8689,7 @@
       </w:rPr>
     </w:lvl>
   </w:abstractNum>
-  <w:abstractNum w:abstractNumId="7" w15:restartNumberingAfterBreak="0">
+  <w:abstractNum w:abstractNumId="8" w15:restartNumberingAfterBreak="0">
     <w:nsid w:val="29A71C16"/>
     <w:multiLevelType w:val="multilevel"/>
     <w:tmpl w:val="4D540B7A"/>
@@ -6893,7 +8838,7 @@
       </w:rPr>
     </w:lvl>
   </w:abstractNum>
-  <w:abstractNum w:abstractNumId="8" w15:restartNumberingAfterBreak="0">
+  <w:abstractNum w:abstractNumId="9" w15:restartNumberingAfterBreak="0">
     <w:nsid w:val="365B100F"/>
     <w:multiLevelType w:val="multilevel"/>
     <w:tmpl w:val="82DEE06C"/>
@@ -7042,7 +8987,7 @@
       </w:rPr>
     </w:lvl>
   </w:abstractNum>
-  <w:abstractNum w:abstractNumId="9" w15:restartNumberingAfterBreak="0">
+  <w:abstractNum w:abstractNumId="10" w15:restartNumberingAfterBreak="0">
     <w:nsid w:val="3A4B7D24"/>
     <w:multiLevelType w:val="multilevel"/>
     <w:tmpl w:val="284C62FC"/>
@@ -7191,7 +9136,7 @@
       </w:rPr>
     </w:lvl>
   </w:abstractNum>
-  <w:abstractNum w:abstractNumId="10" w15:restartNumberingAfterBreak="0">
+  <w:abstractNum w:abstractNumId="11" w15:restartNumberingAfterBreak="0">
     <w:nsid w:val="3D99671B"/>
     <w:multiLevelType w:val="hybridMultilevel"/>
     <w:tmpl w:val="B5867C7C"/>
@@ -7304,7 +9249,7 @@
       </w:rPr>
     </w:lvl>
   </w:abstractNum>
-  <w:abstractNum w:abstractNumId="11" w15:restartNumberingAfterBreak="0">
+  <w:abstractNum w:abstractNumId="12" w15:restartNumberingAfterBreak="0">
     <w:nsid w:val="3E4E6549"/>
     <w:multiLevelType w:val="hybridMultilevel"/>
     <w:tmpl w:val="AF4A2326"/>
@@ -7416,7 +9361,7 @@
       </w:rPr>
     </w:lvl>
   </w:abstractNum>
-  <w:abstractNum w:abstractNumId="12" w15:restartNumberingAfterBreak="0">
+  <w:abstractNum w:abstractNumId="13" w15:restartNumberingAfterBreak="0">
     <w:nsid w:val="553C22C1"/>
     <w:multiLevelType w:val="multilevel"/>
     <w:tmpl w:val="0C684A48"/>
@@ -7565,7 +9510,7 @@
       </w:rPr>
     </w:lvl>
   </w:abstractNum>
-  <w:abstractNum w:abstractNumId="13" w15:restartNumberingAfterBreak="0">
+  <w:abstractNum w:abstractNumId="14" w15:restartNumberingAfterBreak="0">
     <w:nsid w:val="5FF86FFE"/>
     <w:multiLevelType w:val="multilevel"/>
     <w:tmpl w:val="48C8A528"/>
@@ -7714,7 +9659,7 @@
       </w:rPr>
     </w:lvl>
   </w:abstractNum>
-  <w:abstractNum w:abstractNumId="14" w15:restartNumberingAfterBreak="0">
+  <w:abstractNum w:abstractNumId="15" w15:restartNumberingAfterBreak="0">
     <w:nsid w:val="653269B6"/>
     <w:multiLevelType w:val="multilevel"/>
     <w:tmpl w:val="91585018"/>
@@ -7863,7 +9808,7 @@
       </w:rPr>
     </w:lvl>
   </w:abstractNum>
-  <w:abstractNum w:abstractNumId="15" w15:restartNumberingAfterBreak="0">
+  <w:abstractNum w:abstractNumId="16" w15:restartNumberingAfterBreak="0">
     <w:nsid w:val="65912B09"/>
     <w:multiLevelType w:val="hybridMultilevel"/>
     <w:tmpl w:val="8430CDBE"/>
@@ -7975,7 +9920,7 @@
       </w:rPr>
     </w:lvl>
   </w:abstractNum>
-  <w:abstractNum w:abstractNumId="16" w15:restartNumberingAfterBreak="0">
+  <w:abstractNum w:abstractNumId="17" w15:restartNumberingAfterBreak="0">
     <w:nsid w:val="682104CE"/>
     <w:multiLevelType w:val="multilevel"/>
     <w:tmpl w:val="13F2A468"/>
@@ -8124,7 +10069,7 @@
       </w:rPr>
     </w:lvl>
   </w:abstractNum>
-  <w:abstractNum w:abstractNumId="17" w15:restartNumberingAfterBreak="0">
+  <w:abstractNum w:abstractNumId="18" w15:restartNumberingAfterBreak="0">
     <w:nsid w:val="6D21497D"/>
     <w:multiLevelType w:val="hybridMultilevel"/>
     <w:tmpl w:val="ACC459E4"/>
@@ -8237,7 +10182,7 @@
       </w:rPr>
     </w:lvl>
   </w:abstractNum>
-  <w:abstractNum w:abstractNumId="18" w15:restartNumberingAfterBreak="0">
+  <w:abstractNum w:abstractNumId="19" w15:restartNumberingAfterBreak="0">
     <w:nsid w:val="72016576"/>
     <w:multiLevelType w:val="multilevel"/>
     <w:tmpl w:val="749C0542"/>
@@ -8386,7 +10331,7 @@
       </w:rPr>
     </w:lvl>
   </w:abstractNum>
-  <w:abstractNum w:abstractNumId="19" w15:restartNumberingAfterBreak="0">
+  <w:abstractNum w:abstractNumId="20" w15:restartNumberingAfterBreak="0">
     <w:nsid w:val="7DF1687F"/>
     <w:multiLevelType w:val="multilevel"/>
     <w:tmpl w:val="5BC4C2D8"/>
@@ -8536,64 +10481,67 @@
     </w:lvl>
   </w:abstractNum>
   <w:num w:numId="1" w16cid:durableId="1439595140">
-    <w:abstractNumId w:val="11"/>
+    <w:abstractNumId w:val="12"/>
   </w:num>
   <w:num w:numId="2" w16cid:durableId="2062240809">
     <w:abstractNumId w:val="0"/>
   </w:num>
   <w:num w:numId="3" w16cid:durableId="532497400">
+    <w:abstractNumId w:val="7"/>
+  </w:num>
+  <w:num w:numId="4" w16cid:durableId="1934361557">
+    <w:abstractNumId w:val="16"/>
+  </w:num>
+  <w:num w:numId="5" w16cid:durableId="433944698">
+    <w:abstractNumId w:val="11"/>
+  </w:num>
+  <w:num w:numId="6" w16cid:durableId="552036275">
+    <w:abstractNumId w:val="18"/>
+  </w:num>
+  <w:num w:numId="7" w16cid:durableId="111286976">
     <w:abstractNumId w:val="6"/>
   </w:num>
-  <w:num w:numId="4" w16cid:durableId="1934361557">
+  <w:num w:numId="8" w16cid:durableId="474489656">
     <w:abstractNumId w:val="15"/>
-  </w:num>
-  <w:num w:numId="5" w16cid:durableId="433944698">
-    <w:abstractNumId w:val="10"/>
-  </w:num>
-  <w:num w:numId="6" w16cid:durableId="552036275">
-    <w:abstractNumId w:val="17"/>
-  </w:num>
-  <w:num w:numId="7" w16cid:durableId="111286976">
-    <w:abstractNumId w:val="5"/>
-  </w:num>
-  <w:num w:numId="8" w16cid:durableId="474489656">
-    <w:abstractNumId w:val="14"/>
   </w:num>
   <w:num w:numId="9" w16cid:durableId="1624995908">
     <w:abstractNumId w:val="2"/>
   </w:num>
   <w:num w:numId="10" w16cid:durableId="947083625">
+    <w:abstractNumId w:val="20"/>
+  </w:num>
+  <w:num w:numId="11" w16cid:durableId="523638412">
+    <w:abstractNumId w:val="13"/>
+  </w:num>
+  <w:num w:numId="12" w16cid:durableId="1609894514">
+    <w:abstractNumId w:val="8"/>
+  </w:num>
+  <w:num w:numId="13" w16cid:durableId="1329097906">
+    <w:abstractNumId w:val="17"/>
+  </w:num>
+  <w:num w:numId="14" w16cid:durableId="110826479">
+    <w:abstractNumId w:val="9"/>
+  </w:num>
+  <w:num w:numId="15" w16cid:durableId="734277969">
+    <w:abstractNumId w:val="14"/>
+  </w:num>
+  <w:num w:numId="16" w16cid:durableId="2107918069">
     <w:abstractNumId w:val="19"/>
   </w:num>
-  <w:num w:numId="11" w16cid:durableId="523638412">
-    <w:abstractNumId w:val="12"/>
-  </w:num>
-  <w:num w:numId="12" w16cid:durableId="1609894514">
-    <w:abstractNumId w:val="7"/>
-  </w:num>
-  <w:num w:numId="13" w16cid:durableId="1329097906">
-    <w:abstractNumId w:val="16"/>
-  </w:num>
-  <w:num w:numId="14" w16cid:durableId="110826479">
-    <w:abstractNumId w:val="8"/>
-  </w:num>
-  <w:num w:numId="15" w16cid:durableId="734277969">
-    <w:abstractNumId w:val="13"/>
-  </w:num>
-  <w:num w:numId="16" w16cid:durableId="2107918069">
-    <w:abstractNumId w:val="18"/>
-  </w:num>
   <w:num w:numId="17" w16cid:durableId="482236572">
-    <w:abstractNumId w:val="4"/>
+    <w:abstractNumId w:val="5"/>
   </w:num>
   <w:num w:numId="18" w16cid:durableId="2048293936">
-    <w:abstractNumId w:val="9"/>
+    <w:abstractNumId w:val="10"/>
   </w:num>
   <w:num w:numId="19" w16cid:durableId="104354020">
-    <w:abstractNumId w:val="3"/>
+    <w:abstractNumId w:val="4"/>
   </w:num>
   <w:num w:numId="20" w16cid:durableId="64030036">
     <w:abstractNumId w:val="1"/>
+  </w:num>
+  <w:num w:numId="21" w16cid:durableId="1806893965">
+    <w:abstractNumId w:val="3"/>
   </w:num>
 </w:numbering>
 </file>
@@ -9204,7 +11152,6 @@
   <w:style w:type="character" w:default="1" w:styleId="a0">
     <w:name w:val="Default Paragraph Font"/>
     <w:uiPriority w:val="1"/>
-    <w:semiHidden/>
     <w:unhideWhenUsed/>
   </w:style>
   <w:style w:type="table" w:default="1" w:styleId="a1">

--- a/note_airbnb2.docx
+++ b/note_airbnb2.docx
@@ -7291,6 +7291,7 @@
       <w:pPr>
         <w:widowControl/>
         <w:rPr>
+          <w:rFonts w:hint="eastAsia"/>
           <w:lang w:val="fr-FR"/>
         </w:rPr>
       </w:pPr>
@@ -7314,6 +7315,13 @@
           <w:lang w:val="fr-FR"/>
         </w:rPr>
         <w:t>auto，</w:t>
+      </w:r>
+      <w:r>
+        <w:rPr>
+          <w:rFonts w:hint="eastAsia"/>
+          <w:lang w:val="fr-FR"/>
+        </w:rPr>
+        <w:t>老房东更加</w:t>
       </w:r>
     </w:p>
     <w:p>

--- a/note_airbnb2.docx
+++ b/note_airbnb2.docx
@@ -24,7 +24,6 @@
           <w:rFonts w:hint="eastAsia"/>
         </w:rPr>
       </w:pPr>
-      <w:proofErr w:type="gramStart"/>
       <w:r>
         <w:rPr>
           <w:rFonts w:hint="eastAsia"/>
@@ -32,163 +31,141 @@
         <w:t>D</w:t>
       </w:r>
       <w:r>
-        <w:t>ate :</w:t>
-      </w:r>
-      <w:proofErr w:type="gramEnd"/>
-      <w:r>
-        <w:t xml:space="preserve"> 28/11/2025</w:t>
-      </w:r>
-    </w:p>
-    <w:p>
-      <w:pPr>
-        <w:rPr>
-          <w:rFonts w:hint="eastAsia"/>
-        </w:rPr>
-      </w:pPr>
-      <w:proofErr w:type="gramStart"/>
-      <w:r>
-        <w:t>ENV :</w:t>
-      </w:r>
-      <w:proofErr w:type="gramEnd"/>
+        <w:t>ate : 28/11/2025</w:t>
+      </w:r>
+    </w:p>
+    <w:p>
+      <w:pPr>
+        <w:rPr>
+          <w:rFonts w:hint="eastAsia"/>
+        </w:rPr>
+      </w:pPr>
+      <w:r>
+        <w:t xml:space="preserve">ENV : </w:t>
+      </w:r>
+      <w:proofErr w:type="spellStart"/>
+      <w:r>
+        <w:t>airbnb_env</w:t>
+      </w:r>
+      <w:proofErr w:type="spellEnd"/>
+    </w:p>
+    <w:p>
+      <w:pPr>
+        <w:rPr>
+          <w:rFonts w:hint="eastAsia"/>
+        </w:rPr>
+      </w:pPr>
+      <w:proofErr w:type="spellStart"/>
+      <w:r>
+        <w:rPr>
+          <w:rFonts w:hint="eastAsia"/>
+        </w:rPr>
+        <w:t>G</w:t>
+      </w:r>
+      <w:r>
+        <w:t>ithub</w:t>
+      </w:r>
+      <w:proofErr w:type="spellEnd"/>
+      <w:r>
+        <w:t xml:space="preserve"> folder</w:t>
+      </w:r>
+      <w:r>
+        <w:t xml:space="preserve"> : </w:t>
+      </w:r>
+      <w:r>
+        <w:rPr>
+          <w:rFonts w:hint="eastAsia"/>
+        </w:rPr>
+        <w:t>D:\Edu\SelfPresentation_Multimodal_airbnb</w:t>
+      </w:r>
+    </w:p>
+    <w:p>
+      <w:pPr>
+        <w:rPr>
+          <w:rFonts w:hint="eastAsia"/>
+        </w:rPr>
+      </w:pPr>
+    </w:p>
+    <w:p>
+      <w:pPr>
+        <w:rPr>
+          <w:rFonts w:hint="eastAsia"/>
+        </w:rPr>
+      </w:pPr>
+    </w:p>
+    <w:p>
+      <w:pPr>
+        <w:rPr>
+          <w:rFonts w:hint="eastAsia"/>
+        </w:rPr>
+      </w:pPr>
+    </w:p>
+    <w:p>
+      <w:pPr>
+        <w:rPr>
+          <w:rFonts w:hint="eastAsia"/>
+        </w:rPr>
+      </w:pPr>
+    </w:p>
+    <w:p>
+      <w:pPr>
+        <w:pStyle w:val="1"/>
+        <w:rPr>
+          <w:rFonts w:hint="eastAsia"/>
+          <w:lang w:val="fr-FR"/>
+        </w:rPr>
+      </w:pPr>
+      <w:r>
+        <w:rPr>
+          <w:lang w:val="fr-FR"/>
+        </w:rPr>
+        <w:t>28/11/2025 :</w:t>
+      </w:r>
+    </w:p>
+    <w:p>
+      <w:pPr>
+        <w:rPr>
+          <w:rFonts w:hint="eastAsia"/>
+          <w:lang w:val="fr-FR"/>
+        </w:rPr>
+      </w:pPr>
+      <w:r>
+        <w:rPr>
+          <w:rFonts w:hint="eastAsia"/>
+          <w:lang w:val="fr-FR"/>
+        </w:rPr>
+        <w:t>整理存档：11底之前的进度</w:t>
+      </w:r>
+    </w:p>
+    <w:p>
+      <w:pPr>
+        <w:rPr>
+          <w:rFonts w:hint="eastAsia"/>
+          <w:lang w:val="fr-FR"/>
+        </w:rPr>
+      </w:pPr>
+    </w:p>
+    <w:p>
+      <w:pPr>
+        <w:pStyle w:val="2"/>
+        <w:rPr>
+          <w:rFonts w:hint="eastAsia"/>
+        </w:rPr>
+      </w:pPr>
+      <w:proofErr w:type="spellStart"/>
+      <w:r>
+        <w:t>A_preprocess</w:t>
+      </w:r>
+      <w:proofErr w:type="spellEnd"/>
       <w:r>
         <w:t xml:space="preserve"> </w:t>
       </w:r>
-      <w:proofErr w:type="spellStart"/>
-      <w:r>
-        <w:t>airbnb_env</w:t>
-      </w:r>
-      <w:proofErr w:type="spellEnd"/>
-    </w:p>
-    <w:p>
-      <w:pPr>
-        <w:rPr>
-          <w:rFonts w:hint="eastAsia"/>
-        </w:rPr>
-      </w:pPr>
-      <w:proofErr w:type="spellStart"/>
-      <w:r>
-        <w:rPr>
-          <w:rFonts w:hint="eastAsia"/>
-        </w:rPr>
-        <w:t>G</w:t>
-      </w:r>
-      <w:r>
-        <w:t>ithub</w:t>
-      </w:r>
-      <w:proofErr w:type="spellEnd"/>
-      <w:r>
-        <w:t xml:space="preserve"> </w:t>
-      </w:r>
-      <w:proofErr w:type="gramStart"/>
-      <w:r>
-        <w:t>folder</w:t>
-      </w:r>
-      <w:r>
-        <w:t> :</w:t>
-      </w:r>
-      <w:proofErr w:type="gramEnd"/>
-      <w:r>
-        <w:t xml:space="preserve"> </w:t>
-      </w:r>
-      <w:r>
-        <w:rPr>
-          <w:rFonts w:hint="eastAsia"/>
-        </w:rPr>
-        <w:t>D:\Edu\SelfPresentation_Multimodal_airbnb</w:t>
-      </w:r>
-    </w:p>
-    <w:p>
-      <w:pPr>
-        <w:rPr>
-          <w:rFonts w:hint="eastAsia"/>
-        </w:rPr>
-      </w:pPr>
-    </w:p>
-    <w:p>
-      <w:pPr>
-        <w:rPr>
-          <w:rFonts w:hint="eastAsia"/>
-        </w:rPr>
-      </w:pPr>
-    </w:p>
-    <w:p>
-      <w:pPr>
-        <w:rPr>
-          <w:rFonts w:hint="eastAsia"/>
-        </w:rPr>
-      </w:pPr>
-    </w:p>
-    <w:p>
-      <w:pPr>
-        <w:rPr>
-          <w:rFonts w:hint="eastAsia"/>
-        </w:rPr>
-      </w:pPr>
-    </w:p>
-    <w:p>
-      <w:pPr>
-        <w:pStyle w:val="1"/>
-        <w:rPr>
-          <w:rFonts w:hint="eastAsia"/>
-          <w:lang w:val="fr-FR"/>
-        </w:rPr>
-      </w:pPr>
-      <w:r>
-        <w:rPr>
-          <w:lang w:val="fr-FR"/>
-        </w:rPr>
-        <w:t>28/11/2025 :</w:t>
-      </w:r>
-    </w:p>
-    <w:p>
-      <w:pPr>
-        <w:rPr>
-          <w:rFonts w:hint="eastAsia"/>
-          <w:lang w:val="fr-FR"/>
-        </w:rPr>
-      </w:pPr>
-      <w:r>
-        <w:rPr>
-          <w:rFonts w:hint="eastAsia"/>
-          <w:lang w:val="fr-FR"/>
-        </w:rPr>
-        <w:t>整理存档：11底之前的进度</w:t>
-      </w:r>
-    </w:p>
-    <w:p>
-      <w:pPr>
-        <w:rPr>
-          <w:rFonts w:hint="eastAsia"/>
-          <w:lang w:val="fr-FR"/>
-        </w:rPr>
-      </w:pPr>
-    </w:p>
-    <w:p>
-      <w:pPr>
-        <w:pStyle w:val="2"/>
-        <w:rPr>
-          <w:rFonts w:hint="eastAsia"/>
-        </w:rPr>
-      </w:pPr>
-      <w:proofErr w:type="spellStart"/>
-      <w:r>
-        <w:t>A_preprocess</w:t>
-      </w:r>
-      <w:proofErr w:type="spellEnd"/>
-      <w:r>
-        <w:t xml:space="preserve"> </w:t>
-      </w:r>
       <w:r>
         <w:t>+</w:t>
       </w:r>
       <w:proofErr w:type="spellStart"/>
-      <w:proofErr w:type="gramStart"/>
-      <w:r>
-        <w:t>utils.preprocess</w:t>
-      </w:r>
-      <w:proofErr w:type="gramEnd"/>
-      <w:r>
-        <w:t>_data</w:t>
+      <w:r>
+        <w:t>utils.preprocess_data</w:t>
       </w:r>
       <w:proofErr w:type="spellEnd"/>
       <w:r>
@@ -252,21 +229,12 @@
         <w:t xml:space="preserve">选择数据范围 : </w:t>
       </w:r>
       <w:proofErr w:type="spellStart"/>
-      <w:proofErr w:type="gramStart"/>
-      <w:r>
-        <w:rPr>
-          <w:rFonts w:hint="eastAsia"/>
-          <w:lang w:val="fr-FR"/>
-        </w:rPr>
-        <w:t>paris</w:t>
-      </w:r>
-      <w:proofErr w:type="gramEnd"/>
-      <w:r>
-        <w:rPr>
-          <w:rFonts w:hint="eastAsia"/>
-          <w:lang w:val="fr-FR"/>
-        </w:rPr>
-        <w:t>+london</w:t>
+      <w:r>
+        <w:rPr>
+          <w:rFonts w:hint="eastAsia"/>
+          <w:lang w:val="fr-FR"/>
+        </w:rPr>
+        <w:t>paris+london</w:t>
       </w:r>
       <w:proofErr w:type="spellEnd"/>
       <w:r>
@@ -345,7 +313,6 @@
           <w:lang w:val="fr-FR"/>
         </w:rPr>
       </w:pPr>
-      <w:proofErr w:type="gramStart"/>
       <w:r>
         <w:rPr>
           <w:rFonts w:hint="eastAsia"/>
@@ -356,7 +323,6 @@
         </w:rPr>
         <w:t>data</w:t>
       </w:r>
-      <w:proofErr w:type="gramEnd"/>
       <w:r>
         <w:rPr>
           <w:b/>
@@ -475,21 +441,12 @@
         </w:rPr>
         <w:t>定位重新</w:t>
       </w:r>
-      <w:proofErr w:type="gramStart"/>
-      <w:r>
-        <w:rPr>
-          <w:rFonts w:hint="eastAsia"/>
-          <w:lang w:val="fr-FR"/>
-        </w:rPr>
-        <w:t>新</w:t>
-      </w:r>
-      <w:proofErr w:type="gramEnd"/>
-      <w:r>
-        <w:rPr>
-          <w:rFonts w:hint="eastAsia"/>
-          <w:lang w:val="fr-FR"/>
-        </w:rPr>
-        <w:t>活跃的</w:t>
+      <w:r>
+        <w:rPr>
+          <w:rFonts w:hint="eastAsia"/>
+          <w:lang w:val="fr-FR"/>
+        </w:rPr>
+        <w:t>新活跃的</w:t>
       </w:r>
       <w:r>
         <w:rPr>
@@ -814,7 +771,6 @@
         </w:rPr>
         <w:t>+</w:t>
       </w:r>
-      <w:proofErr w:type="gramStart"/>
       <w:r>
         <w:rPr>
           <w:lang w:val="fr-FR"/>
@@ -825,14 +781,7 @@
         <w:rPr>
           <w:lang w:val="fr-FR"/>
         </w:rPr>
-        <w:t>images</w:t>
-      </w:r>
-      <w:proofErr w:type="gramEnd"/>
-      <w:r>
-        <w:rPr>
-          <w:lang w:val="fr-FR"/>
-        </w:rPr>
-        <w:t>_auto_annotation</w:t>
+        <w:t>images_auto_annotation</w:t>
       </w:r>
       <w:proofErr w:type="spellEnd"/>
       <w:r>
@@ -1071,7 +1020,6 @@
           <w:rFonts w:hint="eastAsia"/>
         </w:rPr>
       </w:pPr>
-      <w:proofErr w:type="gramStart"/>
       <w:r>
         <w:rPr>
           <w:rFonts w:hint="eastAsia"/>
@@ -1079,11 +1027,7 @@
         <w:t>T</w:t>
       </w:r>
       <w:r>
-        <w:t>ype :</w:t>
-      </w:r>
-      <w:proofErr w:type="gramEnd"/>
-      <w:r>
-        <w:t xml:space="preserve"> </w:t>
+        <w:t xml:space="preserve">ype : </w:t>
       </w:r>
       <w:r>
         <w:t xml:space="preserve">(activity) </w:t>
@@ -1704,31 +1648,15 @@
           <w:b/>
           <w:bCs/>
         </w:rPr>
-        <w:t>f_</w:t>
-      </w:r>
-      <w:proofErr w:type="gramStart"/>
-      <w:r>
-        <w:rPr>
-          <w:b/>
-          <w:bCs/>
-        </w:rPr>
-        <w:t>processed</w:t>
-      </w:r>
-      <w:proofErr w:type="spellEnd"/>
-      <w:r>
-        <w:rPr>
-          <w:b/>
-          <w:bCs/>
-        </w:rPr>
-        <w:t> :</w:t>
-      </w:r>
-      <w:proofErr w:type="gramEnd"/>
-      <w:r>
-        <w:rPr>
-          <w:b/>
-          <w:bCs/>
-        </w:rPr>
-        <w:t xml:space="preserve"> </w:t>
+        <w:t>f_processed</w:t>
+      </w:r>
+      <w:proofErr w:type="spellEnd"/>
+      <w:r>
+        <w:rPr>
+          <w:b/>
+          <w:bCs/>
+        </w:rPr>
+        <w:t xml:space="preserve"> : </w:t>
       </w:r>
       <w:proofErr w:type="spellStart"/>
       <w:r>
@@ -1894,9 +1822,18 @@
           <w:bCs/>
           <w:lang w:val="fr-FR"/>
         </w:rPr>
-        <w:t>f_</w:t>
-      </w:r>
-      <w:proofErr w:type="gramStart"/>
+        <w:t>f_zsc</w:t>
+      </w:r>
+      <w:proofErr w:type="spellEnd"/>
+      <w:r>
+        <w:rPr>
+          <w:b/>
+          <w:bCs/>
+          <w:lang w:val="fr-FR"/>
+        </w:rPr>
+        <w:t xml:space="preserve">: </w:t>
+      </w:r>
+      <w:proofErr w:type="spellStart"/>
       <w:r>
         <w:rPr>
           <w:b/>
@@ -1908,396 +1845,302 @@
       <w:proofErr w:type="spellEnd"/>
       <w:r>
         <w:rPr>
-          <w:b/>
-          <w:bCs/>
-          <w:lang w:val="fr-FR"/>
-        </w:rPr>
-        <w:t>:</w:t>
-      </w:r>
-      <w:proofErr w:type="gramEnd"/>
-      <w:r>
-        <w:rPr>
-          <w:b/>
-          <w:bCs/>
-          <w:lang w:val="fr-FR"/>
+          <w:rFonts w:hint="eastAsia"/>
+          <w:b/>
+          <w:bCs/>
+          <w:lang w:val="fr-FR"/>
+        </w:rPr>
+        <w:tab/>
+      </w:r>
+      <w:r>
+        <w:rPr>
+          <w:b/>
+          <w:bCs/>
+          <w:lang w:val="fr-FR"/>
+        </w:rPr>
+        <w:t xml:space="preserve">par langue </w:t>
+      </w:r>
+      <w:r>
+        <w:rPr>
+          <w:b/>
+          <w:bCs/>
+          <w:lang w:val="fr-FR"/>
+        </w:rPr>
+        <w:t>+ log</w:t>
+      </w:r>
+    </w:p>
+    <w:p>
+      <w:pPr>
+        <w:rPr>
+          <w:rFonts w:hint="eastAsia"/>
+          <w:b/>
+          <w:bCs/>
+        </w:rPr>
+      </w:pPr>
+      <w:proofErr w:type="spellStart"/>
+      <w:r>
+        <w:rPr>
+          <w:rFonts w:hint="eastAsia"/>
+          <w:b/>
+          <w:bCs/>
+        </w:rPr>
+        <w:t>D</w:t>
+      </w:r>
+      <w:r>
+        <w:rPr>
+          <w:b/>
+          <w:bCs/>
+        </w:rPr>
+        <w:t>f_items</w:t>
+      </w:r>
+      <w:proofErr w:type="spellEnd"/>
+      <w:r>
+        <w:rPr>
+          <w:b/>
+          <w:bCs/>
+        </w:rPr>
+        <w:t xml:space="preserve"> : </w:t>
+      </w:r>
+      <w:proofErr w:type="spellStart"/>
+      <w:r>
+        <w:rPr>
+          <w:b/>
+          <w:bCs/>
+        </w:rPr>
+        <w:t>zsc</w:t>
+      </w:r>
+      <w:proofErr w:type="spellEnd"/>
+      <w:r>
+        <w:rPr>
+          <w:b/>
+          <w:bCs/>
+        </w:rPr>
+        <w:t xml:space="preserve"> merged back to </w:t>
+      </w:r>
+      <w:proofErr w:type="spellStart"/>
+      <w:r>
+        <w:rPr>
+          <w:b/>
+          <w:bCs/>
+        </w:rPr>
+        <w:t>df_filtered</w:t>
+      </w:r>
+      <w:proofErr w:type="spellEnd"/>
+      <w:r>
+        <w:rPr>
+          <w:b/>
+          <w:bCs/>
         </w:rPr>
         <w:t xml:space="preserve"> </w:t>
       </w:r>
-      <w:proofErr w:type="spellStart"/>
-      <w:r>
-        <w:rPr>
-          <w:b/>
-          <w:bCs/>
-          <w:lang w:val="fr-FR"/>
-        </w:rPr>
+    </w:p>
+    <w:p>
+      <w:pPr>
+        <w:rPr>
+          <w:rFonts w:hint="eastAsia"/>
+        </w:rPr>
+      </w:pPr>
+    </w:p>
+    <w:p>
+      <w:pPr>
+        <w:pStyle w:val="1"/>
+        <w:rPr>
+          <w:rFonts w:hint="eastAsia"/>
+        </w:rPr>
+      </w:pPr>
+      <w:r>
+        <w:rPr>
+          <w:rFonts w:hint="eastAsia"/>
+        </w:rPr>
+        <w:t>2</w:t>
+      </w:r>
+      <w:r>
+        <w:rPr>
+          <w:rFonts w:hint="eastAsia"/>
+        </w:rPr>
+        <w:t>1</w:t>
+      </w:r>
+      <w:r>
+        <w:rPr>
+          <w:rFonts w:hint="eastAsia"/>
+        </w:rPr>
+        <w:t>/12/2025：</w:t>
+      </w:r>
+    </w:p>
+    <w:p>
+      <w:pPr>
+        <w:rPr>
+          <w:rFonts w:hint="eastAsia"/>
+        </w:rPr>
+      </w:pPr>
+      <w:r>
+        <w:rPr>
+          <w:rFonts w:hint="eastAsia"/>
+        </w:rPr>
+        <w:t>F</w:t>
+      </w:r>
+      <w:r>
+        <w:t xml:space="preserve">irst try </w:t>
+      </w:r>
+      <w:proofErr w:type="spellStart"/>
+      <w:r>
         <w:t>zsc</w:t>
       </w:r>
       <w:proofErr w:type="spellEnd"/>
       <w:r>
-        <w:rPr>
-          <w:rFonts w:hint="eastAsia"/>
-          <w:b/>
-          <w:bCs/>
-          <w:lang w:val="fr-FR"/>
-        </w:rPr>
-        <w:tab/>
-      </w:r>
-      <w:r>
-        <w:rPr>
-          <w:b/>
-          <w:bCs/>
-          <w:lang w:val="fr-FR"/>
-        </w:rPr>
-        <w:t xml:space="preserve">par langue </w:t>
-      </w:r>
-      <w:r>
-        <w:rPr>
-          <w:b/>
-          <w:bCs/>
-          <w:lang w:val="fr-FR"/>
-        </w:rPr>
-        <w:t>+ log</w:t>
-      </w:r>
-    </w:p>
-    <w:p>
-      <w:pPr>
-        <w:rPr>
-          <w:rFonts w:hint="eastAsia"/>
-          <w:b/>
-          <w:bCs/>
-        </w:rPr>
-      </w:pPr>
-      <w:proofErr w:type="spellStart"/>
-      <w:r>
-        <w:rPr>
-          <w:rFonts w:hint="eastAsia"/>
-          <w:b/>
-          <w:bCs/>
-        </w:rPr>
-        <w:t>D</w:t>
-      </w:r>
-      <w:r>
-        <w:rPr>
-          <w:b/>
-          <w:bCs/>
-        </w:rPr>
-        <w:t>f_</w:t>
-      </w:r>
-      <w:proofErr w:type="gramStart"/>
-      <w:r>
-        <w:rPr>
-          <w:b/>
-          <w:bCs/>
-        </w:rPr>
-        <w:t>items</w:t>
-      </w:r>
-      <w:proofErr w:type="spellEnd"/>
-      <w:r>
-        <w:rPr>
-          <w:b/>
-          <w:bCs/>
-        </w:rPr>
         <w:t> :</w:t>
       </w:r>
-      <w:proofErr w:type="gramEnd"/>
-      <w:r>
-        <w:rPr>
-          <w:b/>
-          <w:bCs/>
-        </w:rPr>
-        <w:t xml:space="preserve"> </w:t>
-      </w:r>
-      <w:proofErr w:type="spellStart"/>
-      <w:r>
-        <w:rPr>
-          <w:b/>
-          <w:bCs/>
-        </w:rPr>
-        <w:t>zsc</w:t>
-      </w:r>
-      <w:proofErr w:type="spellEnd"/>
-      <w:r>
-        <w:rPr>
-          <w:b/>
-          <w:bCs/>
-        </w:rPr>
-        <w:t xml:space="preserve"> merged back to </w:t>
-      </w:r>
-      <w:proofErr w:type="spellStart"/>
-      <w:r>
-        <w:rPr>
-          <w:b/>
-          <w:bCs/>
-        </w:rPr>
-        <w:t>df_filtered</w:t>
-      </w:r>
-      <w:proofErr w:type="spellEnd"/>
-      <w:r>
-        <w:rPr>
-          <w:b/>
-          <w:bCs/>
-        </w:rPr>
-        <w:t xml:space="preserve"> </w:t>
-      </w:r>
-    </w:p>
-    <w:p>
-      <w:pPr>
-        <w:rPr>
-          <w:rFonts w:hint="eastAsia"/>
-        </w:rPr>
-      </w:pPr>
-    </w:p>
-    <w:p>
-      <w:pPr>
-        <w:pStyle w:val="1"/>
-        <w:rPr>
-          <w:rFonts w:hint="eastAsia"/>
-        </w:rPr>
-      </w:pPr>
-      <w:r>
-        <w:rPr>
-          <w:rFonts w:hint="eastAsia"/>
-        </w:rPr>
-        <w:t>2</w:t>
-      </w:r>
-      <w:r>
-        <w:rPr>
-          <w:rFonts w:hint="eastAsia"/>
-        </w:rPr>
-        <w:t>1</w:t>
-      </w:r>
-      <w:r>
-        <w:rPr>
-          <w:rFonts w:hint="eastAsia"/>
-        </w:rPr>
-        <w:t>/12/2025：</w:t>
-      </w:r>
-    </w:p>
-    <w:p>
-      <w:pPr>
-        <w:rPr>
-          <w:rFonts w:hint="eastAsia"/>
-        </w:rPr>
-      </w:pPr>
-      <w:r>
-        <w:rPr>
-          <w:rFonts w:hint="eastAsia"/>
-        </w:rPr>
-        <w:t>F</w:t>
-      </w:r>
-      <w:r>
-        <w:t xml:space="preserve">irst try </w:t>
-      </w:r>
-      <w:proofErr w:type="spellStart"/>
-      <w:proofErr w:type="gramStart"/>
-      <w:r>
-        <w:t>zsc</w:t>
-      </w:r>
-      <w:proofErr w:type="spellEnd"/>
-      <w:r>
+    </w:p>
+    <w:p>
+      <w:pPr>
+        <w:rPr>
+          <w:rFonts w:hint="eastAsia"/>
+        </w:rPr>
+      </w:pPr>
+      <w:r>
+        <w:rPr>
+          <w:rFonts w:hint="eastAsia"/>
+        </w:rPr>
+        <w:t>I</w:t>
+      </w:r>
+      <w:r>
+        <w:t>nput : listings_paris2406_unique18449</w:t>
+      </w:r>
+    </w:p>
+    <w:p>
+      <w:pPr>
+        <w:rPr>
+          <w:rFonts w:hint="eastAsia"/>
+          <w:lang w:val="fr-FR"/>
+        </w:rPr>
+      </w:pPr>
+      <w:r>
+        <w:rPr>
+          <w:rFonts w:hint="eastAsia"/>
+          <w:lang w:val="fr-FR"/>
+        </w:rPr>
+        <w:t>B</w:t>
+      </w:r>
+      <w:r>
+        <w:rPr>
+          <w:lang w:val="fr-FR"/>
+        </w:rPr>
+        <w:t xml:space="preserve">y </w:t>
+      </w:r>
+      <w:proofErr w:type="spellStart"/>
+      <w:r>
+        <w:rPr>
+          <w:lang w:val="fr-FR"/>
+        </w:rPr>
+        <w:t>modernbert_large_nli</w:t>
+      </w:r>
+      <w:proofErr w:type="spellEnd"/>
+    </w:p>
+    <w:p>
+      <w:pPr>
+        <w:rPr>
+          <w:rFonts w:hint="eastAsia"/>
+          <w:lang w:val="fr-FR"/>
+        </w:rPr>
+      </w:pPr>
+      <w:r>
+        <w:rPr>
+          <w:lang w:val="fr-FR"/>
+        </w:rPr>
+        <w:t>22 labels en /</w:t>
+      </w:r>
+      <w:proofErr w:type="spellStart"/>
+      <w:r>
+        <w:rPr>
+          <w:lang w:val="fr-FR"/>
+        </w:rPr>
+        <w:t>fr</w:t>
+      </w:r>
+      <w:proofErr w:type="spellEnd"/>
+    </w:p>
+    <w:p>
+      <w:pPr>
+        <w:rPr>
+          <w:rFonts w:hint="eastAsia"/>
+          <w:lang w:val="fr-FR"/>
+        </w:rPr>
+      </w:pPr>
+      <w:r>
+        <w:rPr>
+          <w:rFonts w:hint="eastAsia"/>
+          <w:lang w:val="fr-FR"/>
+        </w:rPr>
+        <w:t>R</w:t>
+      </w:r>
+      <w:r>
+        <w:rPr>
+          <w:lang w:val="fr-FR"/>
+        </w:rPr>
+        <w:t xml:space="preserve">untime : </w:t>
+      </w:r>
+    </w:p>
+    <w:p>
+      <w:pPr>
+        <w:rPr>
+          <w:rFonts w:hint="eastAsia"/>
+          <w:lang w:val="fr-FR"/>
+        </w:rPr>
+      </w:pPr>
+    </w:p>
+    <w:p>
+      <w:pPr>
+        <w:rPr>
+          <w:rFonts w:hint="eastAsia"/>
+          <w:lang w:val="fr-FR"/>
+        </w:rPr>
+      </w:pPr>
+    </w:p>
+    <w:p>
+      <w:pPr>
+        <w:pStyle w:val="2"/>
+        <w:rPr>
+          <w:rFonts w:hint="eastAsia"/>
+          <w:lang w:val="fr-FR"/>
+        </w:rPr>
+      </w:pPr>
+      <w:proofErr w:type="spellStart"/>
+      <w:r>
+        <w:rPr>
+          <w:rFonts w:hint="eastAsia"/>
+          <w:lang w:val="fr-FR"/>
+        </w:rPr>
+        <w:t>M</w:t>
+      </w:r>
+      <w:r>
+        <w:rPr>
+          <w:lang w:val="fr-FR"/>
+        </w:rPr>
+        <w:t>odernbert_large_nli</w:t>
+      </w:r>
+      <w:proofErr w:type="spellEnd"/>
+      <w:r>
+        <w:rPr>
+          <w:lang w:val="fr-FR"/>
+        </w:rPr>
         <w:t> :</w:t>
       </w:r>
-      <w:proofErr w:type="gramEnd"/>
-    </w:p>
-    <w:p>
-      <w:pPr>
-        <w:rPr>
-          <w:rFonts w:hint="eastAsia"/>
-        </w:rPr>
-      </w:pPr>
-      <w:proofErr w:type="gramStart"/>
-      <w:r>
-        <w:rPr>
-          <w:rFonts w:hint="eastAsia"/>
-        </w:rPr>
-        <w:t>I</w:t>
-      </w:r>
-      <w:r>
-        <w:t>nput :</w:t>
-      </w:r>
-      <w:proofErr w:type="gramEnd"/>
-      <w:r>
-        <w:t xml:space="preserve"> listings_paris2406_unique18449</w:t>
-      </w:r>
-    </w:p>
-    <w:p>
-      <w:pPr>
-        <w:rPr>
-          <w:rFonts w:hint="eastAsia"/>
-          <w:lang w:val="fr-FR"/>
-        </w:rPr>
-      </w:pPr>
-      <w:r>
-        <w:rPr>
-          <w:rFonts w:hint="eastAsia"/>
-          <w:lang w:val="fr-FR"/>
-        </w:rPr>
-        <w:t>B</w:t>
-      </w:r>
-      <w:r>
-        <w:rPr>
-          <w:lang w:val="fr-FR"/>
-        </w:rPr>
-        <w:t xml:space="preserve">y </w:t>
-      </w:r>
-      <w:proofErr w:type="spellStart"/>
-      <w:r>
-        <w:rPr>
-          <w:lang w:val="fr-FR"/>
-        </w:rPr>
-        <w:t>modernbert_large_nli</w:t>
-      </w:r>
-      <w:proofErr w:type="spellEnd"/>
-    </w:p>
-    <w:p>
-      <w:pPr>
-        <w:rPr>
-          <w:rFonts w:hint="eastAsia"/>
-          <w:lang w:val="fr-FR"/>
-        </w:rPr>
-      </w:pPr>
-      <w:r>
-        <w:rPr>
-          <w:lang w:val="fr-FR"/>
-        </w:rPr>
-        <w:t>22 labels en /</w:t>
-      </w:r>
-      <w:proofErr w:type="spellStart"/>
-      <w:r>
-        <w:rPr>
-          <w:lang w:val="fr-FR"/>
-        </w:rPr>
-        <w:t>fr</w:t>
-      </w:r>
-      <w:proofErr w:type="spellEnd"/>
-    </w:p>
-    <w:p>
-      <w:pPr>
-        <w:rPr>
-          <w:rFonts w:hint="eastAsia"/>
-          <w:lang w:val="fr-FR"/>
-        </w:rPr>
-      </w:pPr>
-      <w:r>
-        <w:rPr>
-          <w:rFonts w:hint="eastAsia"/>
-          <w:lang w:val="fr-FR"/>
-        </w:rPr>
-        <w:t>R</w:t>
-      </w:r>
-      <w:r>
-        <w:rPr>
-          <w:lang w:val="fr-FR"/>
-        </w:rPr>
-        <w:t xml:space="preserve">untime : </w:t>
-      </w:r>
-    </w:p>
-    <w:p>
-      <w:pPr>
-        <w:rPr>
-          <w:rFonts w:hint="eastAsia"/>
-          <w:lang w:val="fr-FR"/>
-        </w:rPr>
-      </w:pPr>
-    </w:p>
-    <w:p>
-      <w:pPr>
-        <w:rPr>
-          <w:rFonts w:hint="eastAsia"/>
-          <w:lang w:val="fr-FR"/>
-        </w:rPr>
-      </w:pPr>
-    </w:p>
-    <w:p>
-      <w:pPr>
-        <w:pStyle w:val="2"/>
-        <w:rPr>
-          <w:rFonts w:hint="eastAsia"/>
-          <w:lang w:val="fr-FR"/>
-        </w:rPr>
-      </w:pPr>
-      <w:proofErr w:type="spellStart"/>
-      <w:r>
-        <w:rPr>
-          <w:rFonts w:hint="eastAsia"/>
-          <w:lang w:val="fr-FR"/>
-        </w:rPr>
-        <w:t>M</w:t>
-      </w:r>
-      <w:r>
-        <w:rPr>
-          <w:lang w:val="fr-FR"/>
-        </w:rPr>
-        <w:t>odernbert_large_nli</w:t>
-      </w:r>
-      <w:proofErr w:type="spellEnd"/>
-      <w:r>
-        <w:rPr>
-          <w:lang w:val="fr-FR"/>
-        </w:rPr>
-        <w:t> :</w:t>
-      </w:r>
-    </w:p>
-    <w:p>
-      <w:pPr>
-        <w:rPr>
-          <w:rFonts w:hint="eastAsia"/>
-          <w:lang w:val="fr-FR"/>
-        </w:rPr>
-      </w:pPr>
-      <w:proofErr w:type="gramStart"/>
-      <w:r>
-        <w:rPr>
-          <w:rFonts w:hint="eastAsia"/>
-          <w:lang w:val="fr-FR"/>
-        </w:rPr>
-        <w:t>pipe</w:t>
-      </w:r>
-      <w:proofErr w:type="gramEnd"/>
-      <w:r>
-        <w:rPr>
-          <w:rFonts w:hint="eastAsia"/>
-          <w:lang w:val="fr-FR"/>
-        </w:rPr>
-        <w:t xml:space="preserve"> = </w:t>
-      </w:r>
-      <w:proofErr w:type="gramStart"/>
-      <w:r>
-        <w:rPr>
-          <w:rFonts w:hint="eastAsia"/>
-          <w:lang w:val="fr-FR"/>
-        </w:rPr>
-        <w:t>pipeline(</w:t>
-      </w:r>
-      <w:proofErr w:type="gramEnd"/>
-      <w:r>
-        <w:rPr>
-          <w:rFonts w:hint="eastAsia"/>
-          <w:lang w:val="fr-FR"/>
-        </w:rPr>
-        <w:t>"</w:t>
-      </w:r>
-      <w:proofErr w:type="spellStart"/>
-      <w:r>
-        <w:rPr>
-          <w:rFonts w:hint="eastAsia"/>
-          <w:lang w:val="fr-FR"/>
-        </w:rPr>
-        <w:t>zero</w:t>
-      </w:r>
-      <w:proofErr w:type="spellEnd"/>
-      <w:r>
-        <w:rPr>
-          <w:rFonts w:hint="eastAsia"/>
-          <w:lang w:val="fr-FR"/>
-        </w:rPr>
-        <w:t>-shot-classification", model="</w:t>
-      </w:r>
-      <w:proofErr w:type="spellStart"/>
-      <w:r>
-        <w:rPr>
-          <w:rFonts w:hint="eastAsia"/>
-          <w:lang w:val="fr-FR"/>
+    </w:p>
+    <w:p>
+      <w:pPr>
+        <w:rPr>
+          <w:rFonts w:hint="eastAsia"/>
+        </w:rPr>
+      </w:pPr>
+      <w:r>
+        <w:rPr>
+          <w:rFonts w:hint="eastAsia"/>
+        </w:rPr>
+        <w:t>pipe = pipeline("zero-shot-classification", model="</w:t>
+      </w:r>
+      <w:proofErr w:type="spellStart"/>
+      <w:r>
+        <w:rPr>
+          <w:rFonts w:hint="eastAsia"/>
         </w:rPr>
         <w:t>tasksource</w:t>
       </w:r>
@@ -2305,7 +2148,6 @@
       <w:r>
         <w:rPr>
           <w:rFonts w:hint="eastAsia"/>
-          <w:lang w:val="fr-FR"/>
         </w:rPr>
         <w:t>/</w:t>
       </w:r>
@@ -2313,7 +2155,6 @@
       <w:r>
         <w:rPr>
           <w:rFonts w:hint="eastAsia"/>
-          <w:lang w:val="fr-FR"/>
         </w:rPr>
         <w:t>ModernBERT</w:t>
       </w:r>
@@ -2321,7 +2162,6 @@
       <w:r>
         <w:rPr>
           <w:rFonts w:hint="eastAsia"/>
-          <w:lang w:val="fr-FR"/>
         </w:rPr>
         <w:t>-large-</w:t>
       </w:r>
@@ -2329,7 +2169,6 @@
       <w:r>
         <w:rPr>
           <w:rFonts w:hint="eastAsia"/>
-          <w:lang w:val="fr-FR"/>
         </w:rPr>
         <w:t>nli</w:t>
       </w:r>
@@ -2337,7 +2176,6 @@
       <w:r>
         <w:rPr>
           <w:rFonts w:hint="eastAsia"/>
-          <w:lang w:val="fr-FR"/>
         </w:rPr>
         <w:t xml:space="preserve">")      </w:t>
       </w:r>
@@ -2346,43 +2184,24 @@
       <w:pPr>
         <w:rPr>
           <w:rFonts w:hint="eastAsia"/>
-          <w:lang w:val="fr-FR"/>
-        </w:rPr>
-      </w:pPr>
-      <w:r>
-        <w:rPr>
-          <w:lang w:val="fr-FR"/>
-        </w:rPr>
+        </w:rPr>
+      </w:pPr>
+      <w:r>
         <w:t xml:space="preserve">  "</w:t>
       </w:r>
       <w:proofErr w:type="spellStart"/>
       <w:r>
-        <w:rPr>
-          <w:lang w:val="fr-FR"/>
-        </w:rPr>
         <w:t>model_max_length</w:t>
       </w:r>
       <w:proofErr w:type="spellEnd"/>
-      <w:proofErr w:type="gramStart"/>
-      <w:r>
-        <w:rPr>
-          <w:lang w:val="fr-FR"/>
-        </w:rPr>
-        <w:t>":</w:t>
-      </w:r>
-      <w:proofErr w:type="gramEnd"/>
-      <w:r>
-        <w:rPr>
-          <w:lang w:val="fr-FR"/>
-        </w:rPr>
-        <w:t xml:space="preserve"> 1000000000000000019884624838656,</w:t>
-      </w:r>
-    </w:p>
-    <w:p>
-      <w:pPr>
-        <w:rPr>
-          <w:rFonts w:hint="eastAsia"/>
-          <w:lang w:val="fr-FR"/>
+      <w:r>
+        <w:t>": 1000000000000000019884624838656,</w:t>
+      </w:r>
+    </w:p>
+    <w:p>
+      <w:pPr>
+        <w:rPr>
+          <w:rFonts w:hint="eastAsia"/>
         </w:rPr>
       </w:pPr>
     </w:p>
@@ -2552,23 +2371,13 @@
           <w:lang w:val="fr-FR"/>
         </w:rPr>
       </w:pPr>
-      <w:proofErr w:type="gramStart"/>
-      <w:r>
-        <w:rPr>
-          <w:b/>
-          <w:bCs/>
-          <w:lang w:val="fr-FR"/>
-        </w:rPr>
-        <w:t>deberta</w:t>
-      </w:r>
-      <w:proofErr w:type="gramEnd"/>
-      <w:r>
-        <w:rPr>
-          <w:b/>
-          <w:bCs/>
-          <w:lang w:val="fr-FR"/>
-        </w:rPr>
-        <w:t xml:space="preserve">-v3-zeroshot vs. </w:t>
+      <w:r>
+        <w:rPr>
+          <w:b/>
+          <w:bCs/>
+          <w:lang w:val="fr-FR"/>
+        </w:rPr>
+        <w:t xml:space="preserve">deberta-v3-zeroshot vs. </w:t>
       </w:r>
       <w:proofErr w:type="spellStart"/>
       <w:r>
@@ -2797,13 +2606,8 @@
       <w:r>
         <w:fldChar w:fldCharType="end"/>
       </w:r>
-      <w:proofErr w:type="gramStart"/>
-      <w:r>
-        <w:t> 等库将</w:t>
-      </w:r>
-      <w:proofErr w:type="gramEnd"/>
-      <w:r>
-        <w:t>文本机器翻译成英语。</w:t>
+      <w:r>
+        <w:t> 等库将文本机器翻译成英语。</w:t>
       </w:r>
     </w:p>
     <w:p>
@@ -2834,40 +2638,10 @@
         <w:rPr>
           <w:highlight w:val="yellow"/>
         </w:rPr>
-        <w:t xml:space="preserve">8192 </w:t>
-      </w:r>
-      <w:proofErr w:type="gramStart"/>
-      <w:r>
-        <w:rPr>
-          <w:highlight w:val="yellow"/>
-        </w:rPr>
-        <w:t>个</w:t>
-      </w:r>
-      <w:proofErr w:type="gramEnd"/>
-      <w:r>
-        <w:rPr>
-          <w:highlight w:val="yellow"/>
-        </w:rPr>
-        <w:t>词元</w:t>
-      </w:r>
-      <w:r>
-        <w:t xml:space="preserve">。其他模型最多可处理 512 </w:t>
-      </w:r>
-      <w:proofErr w:type="gramStart"/>
-      <w:r>
-        <w:t>个</w:t>
-      </w:r>
-      <w:proofErr w:type="gramEnd"/>
-      <w:r>
-        <w:t xml:space="preserve">词元。请注意，较长的文本输入会降低模型的处理速度和性能，因此，如果您处理的文本每页不超过 400 </w:t>
-      </w:r>
-      <w:proofErr w:type="gramStart"/>
-      <w:r>
-        <w:t>个</w:t>
-      </w:r>
-      <w:proofErr w:type="gramEnd"/>
-      <w:r>
-        <w:t xml:space="preserve">单词，请使用例如 </w:t>
+        <w:t>8192 个词元</w:t>
+      </w:r>
+      <w:r>
+        <w:t xml:space="preserve">。其他模型最多可处理 512 个词元。请注意，较长的文本输入会降低模型的处理速度和性能，因此，如果您处理的文本每页不超过 400 个单词，请使用例如 </w:t>
       </w:r>
       <w:proofErr w:type="spellStart"/>
       <w:r>
@@ -3517,7 +3291,6 @@
       <w:r>
         <w:t xml:space="preserve"> des </w:t>
       </w:r>
-      <w:proofErr w:type="gramStart"/>
       <w:r>
         <w:rPr>
           <w:rFonts w:hint="eastAsia"/>
@@ -3528,11 +3301,7 @@
         <w:t>ms</w:t>
       </w:r>
       <w:r>
-        <w:t> :</w:t>
-      </w:r>
-      <w:proofErr w:type="gramEnd"/>
-      <w:r>
-        <w:t xml:space="preserve"> </w:t>
+        <w:t xml:space="preserve"> : </w:t>
       </w:r>
     </w:p>
     <w:p>
@@ -3571,13 +3340,8 @@
         </w:rPr>
       </w:pPr>
       <w:r>
-        <w:t>31/01/</w:t>
-      </w:r>
-      <w:proofErr w:type="gramStart"/>
-      <w:r>
-        <w:t>2026 :</w:t>
-      </w:r>
-      <w:proofErr w:type="gramEnd"/>
+        <w:t>31/01/2026 :</w:t>
+      </w:r>
     </w:p>
     <w:p>
       <w:pPr>
@@ -4105,13 +3869,8 @@
         </w:rPr>
       </w:pPr>
       <w:r>
-        <w:t>01/02/</w:t>
-      </w:r>
-      <w:proofErr w:type="gramStart"/>
-      <w:r>
-        <w:t>2026 :</w:t>
-      </w:r>
-      <w:proofErr w:type="gramEnd"/>
+        <w:t>01/02/2026 :</w:t>
+      </w:r>
     </w:p>
     <w:p>
       <w:pPr>
@@ -4454,19 +4213,11 @@
           <w:lang w:val="fr-FR"/>
         </w:rPr>
       </w:pPr>
-      <w:proofErr w:type="gramStart"/>
-      <w:r>
-        <w:rPr>
-          <w:color w:val="0070C0"/>
-        </w:rPr>
-        <w:t>组越粗</w:t>
-      </w:r>
-      <w:proofErr w:type="gramEnd"/>
-      <w:r>
-        <w:rPr>
-          <w:color w:val="0070C0"/>
-        </w:rPr>
-        <w:t>，噪声越大，显著性越难显现</w:t>
+      <w:r>
+        <w:rPr>
+          <w:color w:val="0070C0"/>
+        </w:rPr>
+        <w:t>组越粗，噪声越大，显著性越难显现</w:t>
       </w:r>
     </w:p>
     <w:p>
@@ -4685,21 +4436,7 @@
         <w:rPr>
           <w:color w:val="0070C0"/>
         </w:rPr>
-        <w:t>：状态变化型、SP</w:t>
-      </w:r>
-      <w:proofErr w:type="gramStart"/>
-      <w:r>
-        <w:rPr>
-          <w:color w:val="0070C0"/>
-        </w:rPr>
-        <w:t>调整型老房东</w:t>
-      </w:r>
-      <w:proofErr w:type="gramEnd"/>
-      <w:r>
-        <w:rPr>
-          <w:color w:val="0070C0"/>
-        </w:rPr>
-        <w:t>等</w:t>
+        <w:t>：状态变化型、SP调整型老房东等</w:t>
       </w:r>
       <w:r>
         <w:rPr>
@@ -4740,7 +4477,6 @@
         <w:t>房东状态变量：</w:t>
       </w:r>
       <w:proofErr w:type="spellStart"/>
-      <w:proofErr w:type="gramStart"/>
       <w:r>
         <w:rPr>
           <w:color w:val="0070C0"/>
@@ -4749,7 +4485,6 @@
         <w:t>status</w:t>
       </w:r>
       <w:proofErr w:type="spellEnd"/>
-      <w:proofErr w:type="gramEnd"/>
       <w:r>
         <w:rPr>
           <w:color w:val="0070C0"/>
@@ -4763,15 +4498,7 @@
           <w:color w:val="0070C0"/>
           <w:lang w:val="fr-FR"/>
         </w:rPr>
-        <w:t>status_</w:t>
-      </w:r>
-      <w:proofErr w:type="gramStart"/>
-      <w:r>
-        <w:rPr>
-          <w:color w:val="0070C0"/>
-          <w:lang w:val="fr-FR"/>
-        </w:rPr>
-        <w:t>changed</w:t>
+        <w:t>status_changed</w:t>
       </w:r>
       <w:proofErr w:type="spellEnd"/>
       <w:r>
@@ -4787,23 +4514,7 @@
           <w:color w:val="0070C0"/>
           <w:lang w:val="fr-FR"/>
         </w:rPr>
-        <w:t>sp</w:t>
-      </w:r>
-      <w:proofErr w:type="gramEnd"/>
-      <w:r>
-        <w:rPr>
-          <w:color w:val="0070C0"/>
-          <w:lang w:val="fr-FR"/>
-        </w:rPr>
-        <w:t>_</w:t>
-      </w:r>
-      <w:proofErr w:type="gramStart"/>
-      <w:r>
-        <w:rPr>
-          <w:color w:val="0070C0"/>
-          <w:lang w:val="fr-FR"/>
-        </w:rPr>
-        <w:t>changed</w:t>
+        <w:t>sp_changed</w:t>
       </w:r>
       <w:proofErr w:type="spellEnd"/>
       <w:r>
@@ -4819,23 +4530,7 @@
           <w:color w:val="0070C0"/>
           <w:lang w:val="fr-FR"/>
         </w:rPr>
-        <w:t>old</w:t>
-      </w:r>
-      <w:proofErr w:type="gramEnd"/>
-      <w:r>
-        <w:rPr>
-          <w:color w:val="0070C0"/>
-          <w:lang w:val="fr-FR"/>
-        </w:rPr>
-        <w:t>_host_sp_</w:t>
-      </w:r>
-      <w:proofErr w:type="gramStart"/>
-      <w:r>
-        <w:rPr>
-          <w:color w:val="0070C0"/>
-          <w:lang w:val="fr-FR"/>
-        </w:rPr>
-        <w:t>changed</w:t>
+        <w:t>old_host_sp_changed</w:t>
       </w:r>
       <w:proofErr w:type="spellEnd"/>
       <w:r>
@@ -4851,15 +4546,7 @@
           <w:color w:val="0070C0"/>
           <w:lang w:val="fr-FR"/>
         </w:rPr>
-        <w:t>no</w:t>
-      </w:r>
-      <w:proofErr w:type="gramEnd"/>
-      <w:r>
-        <w:rPr>
-          <w:color w:val="0070C0"/>
-          <w:lang w:val="fr-FR"/>
-        </w:rPr>
-        <w:t>_change</w:t>
+        <w:t>no_change</w:t>
       </w:r>
       <w:proofErr w:type="spellEnd"/>
     </w:p>
@@ -5270,11 +4957,9 @@
           <w:rFonts w:hint="eastAsia"/>
         </w:rPr>
       </w:pPr>
-      <w:proofErr w:type="gramStart"/>
       <w:r>
         <w:t>OLS :</w:t>
       </w:r>
-      <w:proofErr w:type="gramEnd"/>
     </w:p>
     <w:p>
       <w:pPr>
@@ -5311,19 +4996,11 @@
         <w:t>is_changed</w:t>
       </w:r>
       <w:proofErr w:type="spellEnd"/>
-      <w:proofErr w:type="gramStart"/>
-      <w:r>
-        <w:rPr>
-          <w:rFonts w:hint="eastAsia"/>
-        </w:rPr>
-        <w:t>交互不</w:t>
-      </w:r>
-      <w:proofErr w:type="gramEnd"/>
-      <w:r>
-        <w:rPr>
-          <w:rFonts w:hint="eastAsia"/>
-        </w:rPr>
-        <w:t>显著</w:t>
+      <w:r>
+        <w:rPr>
+          <w:rFonts w:hint="eastAsia"/>
+        </w:rPr>
+        <w:t>交互不显著</w:t>
       </w:r>
     </w:p>
     <w:p>
@@ -5736,6 +5413,7 @@
       <w:pPr>
         <w:pStyle w:val="1"/>
         <w:rPr>
+          <w:rFonts w:hint="eastAsia"/>
           <w:lang w:val="fr-FR"/>
         </w:rPr>
       </w:pPr>
@@ -5759,17 +5437,8 @@
           <w:rFonts w:hint="eastAsia"/>
           <w:lang w:val="fr-FR"/>
         </w:rPr>
-        <w:t>JO下如何调整？</w:t>
-      </w:r>
-      <w:proofErr w:type="gramStart"/>
-      <w:r>
-        <w:rPr>
-          <w:rFonts w:hint="eastAsia"/>
-          <w:lang w:val="fr-FR"/>
-        </w:rPr>
-        <w:t>selon</w:t>
-      </w:r>
-      <w:proofErr w:type="gramEnd"/>
+        <w:t>JO下如何调整？selon</w:t>
+      </w:r>
       <w:r>
         <w:rPr>
           <w:lang w:val="fr-FR"/>
@@ -5780,6 +5449,7 @@
     <w:p>
       <w:pPr>
         <w:rPr>
+          <w:rFonts w:hint="eastAsia"/>
           <w:lang w:val="fr-FR"/>
         </w:rPr>
       </w:pPr>
@@ -5794,6 +5464,7 @@
     <w:p>
       <w:pPr>
         <w:rPr>
+          <w:rFonts w:hint="eastAsia"/>
           <w:lang w:val="fr-FR"/>
         </w:rPr>
       </w:pPr>
@@ -5832,9 +5503,18 @@
           <w:bCs/>
           <w:lang w:val="fr-FR"/>
         </w:rPr>
-        <w:t>=</w:t>
-      </w:r>
-      <w:proofErr w:type="gramStart"/>
+        <w:t>=’</w:t>
+      </w:r>
+      <w:proofErr w:type="spellStart"/>
+      <w:r>
+        <w:rPr>
+          <w:b/>
+          <w:bCs/>
+          <w:lang w:val="fr-FR"/>
+        </w:rPr>
+        <w:t>ym</w:t>
+      </w:r>
+      <w:proofErr w:type="spellEnd"/>
       <w:r>
         <w:rPr>
           <w:b/>
@@ -5843,164 +5523,4088 @@
         </w:rPr>
         <w:t>’</w:t>
       </w:r>
-      <w:proofErr w:type="spellStart"/>
-      <w:proofErr w:type="gramEnd"/>
-      <w:r>
-        <w:rPr>
-          <w:b/>
-          <w:bCs/>
-          <w:lang w:val="fr-FR"/>
+      <w:r>
+        <w:rPr>
+          <w:rFonts w:hint="eastAsia"/>
+          <w:b/>
+          <w:bCs/>
+          <w:lang w:val="fr-FR"/>
+        </w:rPr>
+        <w:t>：</w:t>
+      </w:r>
+    </w:p>
+    <w:p>
+      <w:pPr>
+        <w:rPr>
+          <w:rFonts w:hint="eastAsia"/>
+          <w:lang w:val="fr-FR"/>
+        </w:rPr>
+      </w:pPr>
+      <w:r>
+        <w:rPr>
+          <w:rFonts w:hint="eastAsia"/>
+          <w:lang w:val="fr-FR"/>
+        </w:rPr>
+        <w:t>P</w:t>
+      </w:r>
+      <w:r>
+        <w:rPr>
+          <w:lang w:val="fr-FR"/>
+        </w:rPr>
+        <w:t>aris 2312 vs paris 240</w:t>
+      </w:r>
+      <w:r>
+        <w:rPr>
+          <w:rFonts w:hint="eastAsia"/>
+          <w:lang w:val="fr-FR"/>
+        </w:rPr>
+        <w:t>6</w:t>
+      </w:r>
+      <w:r>
+        <w:rPr>
+          <w:rFonts w:hint="eastAsia"/>
+          <w:lang w:val="fr-FR"/>
+        </w:rPr>
+        <w:t>直接比较，</w:t>
+      </w:r>
+      <w:proofErr w:type="spellStart"/>
+      <w:r>
+        <w:rPr>
+          <w:lang w:val="fr-FR"/>
+        </w:rPr>
+        <w:t>tactics</w:t>
+      </w:r>
+      <w:proofErr w:type="spellEnd"/>
+      <w:r>
+        <w:rPr>
+          <w:rFonts w:hint="eastAsia"/>
+          <w:lang w:val="fr-FR"/>
+        </w:rPr>
+        <w:t>的</w:t>
+      </w:r>
+      <w:proofErr w:type="spellStart"/>
+      <w:r>
+        <w:rPr>
+          <w:rFonts w:hint="eastAsia"/>
+          <w:lang w:val="fr-FR"/>
+        </w:rPr>
+        <w:t>ttest</w:t>
+      </w:r>
+      <w:proofErr w:type="spellEnd"/>
+      <w:r>
+        <w:rPr>
+          <w:rFonts w:hint="eastAsia"/>
+          <w:lang w:val="fr-FR"/>
+        </w:rPr>
+        <w:t>均无显著差异！！！（已</w:t>
+      </w:r>
+      <w:proofErr w:type="spellStart"/>
+      <w:r>
+        <w:rPr>
+          <w:rFonts w:hint="eastAsia"/>
+          <w:lang w:val="fr-FR"/>
+        </w:rPr>
+        <w:t>dropna</w:t>
+      </w:r>
+      <w:proofErr w:type="spellEnd"/>
+      <w:r>
+        <w:rPr>
+          <w:rFonts w:hint="eastAsia"/>
+          <w:lang w:val="fr-FR"/>
+        </w:rPr>
+        <w:t>）</w:t>
+      </w:r>
+    </w:p>
+    <w:p>
+      <w:pPr>
+        <w:rPr>
+          <w:rFonts w:hint="eastAsia"/>
+        </w:rPr>
+      </w:pPr>
+    </w:p>
+    <w:p>
+      <w:pPr>
+        <w:rPr>
+          <w:color w:val="EE0000"/>
+          <w:lang w:val="fr-FR"/>
+        </w:rPr>
+      </w:pPr>
+      <w:r>
+        <w:rPr>
+          <w:color w:val="EE0000"/>
+          <w:lang w:val="fr-FR"/>
+        </w:rPr>
+        <w:t>2406</w:t>
+      </w:r>
+      <w:r>
+        <w:rPr>
+          <w:rFonts w:hint="eastAsia"/>
+          <w:color w:val="EE0000"/>
+          <w:lang w:val="fr-FR"/>
+        </w:rPr>
+        <w:t>整体与往期2312相比策略没有显著差异，</w:t>
+      </w:r>
+    </w:p>
+    <w:p>
+      <w:pPr>
+        <w:rPr>
+          <w:rFonts w:hint="eastAsia"/>
+          <w:color w:val="EE0000"/>
+          <w:lang w:val="fr-FR"/>
+        </w:rPr>
+      </w:pPr>
+      <w:r>
+        <w:rPr>
+          <w:rFonts w:hint="eastAsia"/>
+          <w:color w:val="EE0000"/>
+          <w:lang w:val="fr-FR"/>
+        </w:rPr>
+        <w:t>2406巴黎</w:t>
+      </w:r>
+      <w:r>
+        <w:rPr>
+          <w:rFonts w:hint="eastAsia"/>
+          <w:color w:val="EE0000"/>
+          <w:lang w:val="fr-FR"/>
+        </w:rPr>
+        <w:t>与整体</w:t>
+      </w:r>
+      <w:proofErr w:type="spellStart"/>
+      <w:r>
+        <w:rPr>
+          <w:rFonts w:hint="eastAsia"/>
+          <w:color w:val="EE0000"/>
+          <w:lang w:val="fr-FR"/>
+        </w:rPr>
+        <w:t>london</w:t>
+      </w:r>
+      <w:proofErr w:type="spellEnd"/>
+      <w:r>
+        <w:rPr>
+          <w:rFonts w:hint="eastAsia"/>
+          <w:color w:val="EE0000"/>
+          <w:lang w:val="fr-FR"/>
+        </w:rPr>
+        <w:t>想比没有显著差异</w:t>
+      </w:r>
+    </w:p>
+    <w:p>
+      <w:pPr>
+        <w:rPr>
+          <w:rFonts w:hint="eastAsia"/>
+          <w:lang w:val="fr-FR"/>
+        </w:rPr>
+      </w:pPr>
+    </w:p>
+    <w:p>
+      <w:pPr>
+        <w:rPr>
+          <w:rFonts w:hint="eastAsia"/>
+          <w:b/>
+          <w:bCs/>
+          <w:lang w:val="fr-FR"/>
+        </w:rPr>
+      </w:pPr>
+      <w:r>
+        <w:rPr>
+          <w:rFonts w:hint="eastAsia"/>
+          <w:b/>
+          <w:bCs/>
+          <w:lang w:val="fr-FR"/>
+        </w:rPr>
+        <w:t>2312 vs 2406</w:t>
+      </w:r>
+    </w:p>
+    <w:p>
+      <w:pPr>
+        <w:rPr>
+          <w:rFonts w:hint="eastAsia"/>
+          <w:lang w:val="fr-FR"/>
+        </w:rPr>
+      </w:pPr>
+      <w:r>
+        <w:rPr>
+          <w:rFonts w:hint="eastAsia"/>
+          <w:lang w:val="fr-FR"/>
+        </w:rPr>
+        <w:t>新房东</w:t>
+      </w:r>
+      <w:r>
+        <w:rPr>
+          <w:rFonts w:hint="eastAsia"/>
+          <w:lang w:val="fr-FR"/>
+        </w:rPr>
+        <w:t>（</w:t>
+      </w:r>
+      <w:proofErr w:type="spellStart"/>
+      <w:r>
+        <w:rPr>
+          <w:rFonts w:hint="eastAsia"/>
+          <w:lang w:val="fr-FR"/>
+        </w:rPr>
+        <w:t>is</w:t>
+      </w:r>
+      <w:r>
+        <w:rPr>
+          <w:lang w:val="fr-FR"/>
+        </w:rPr>
+        <w:t>_new_entrant</w:t>
+      </w:r>
+      <w:proofErr w:type="spellEnd"/>
+      <w:r>
+        <w:rPr>
+          <w:lang w:val="fr-FR"/>
+        </w:rPr>
+        <w:t xml:space="preserve"> </w:t>
+      </w:r>
+      <w:r>
+        <w:rPr>
+          <w:rFonts w:hint="eastAsia"/>
+          <w:lang w:val="fr-FR"/>
+        </w:rPr>
+        <w:t>即在</w:t>
+      </w:r>
+      <w:r>
+        <w:rPr>
+          <w:rFonts w:hint="eastAsia"/>
+          <w:lang w:val="fr-FR"/>
+        </w:rPr>
+        <w:t>2406</w:t>
+      </w:r>
+      <w:r>
+        <w:rPr>
+          <w:rFonts w:hint="eastAsia"/>
+          <w:lang w:val="fr-FR"/>
+        </w:rPr>
+        <w:t>中</w:t>
+      </w:r>
+      <w:proofErr w:type="spellStart"/>
+      <w:r>
+        <w:rPr>
+          <w:rFonts w:hint="eastAsia"/>
+          <w:lang w:val="fr-FR"/>
+        </w:rPr>
+        <w:t>status</w:t>
+      </w:r>
+      <w:r>
+        <w:rPr>
+          <w:lang w:val="fr-FR"/>
+        </w:rPr>
+        <w:t>_changed</w:t>
+      </w:r>
+      <w:proofErr w:type="spellEnd"/>
+      <w:r>
+        <w:rPr>
+          <w:lang w:val="fr-FR"/>
+        </w:rPr>
+        <w:t>=1） vs 23+24</w:t>
+      </w:r>
+      <w:r>
+        <w:rPr>
+          <w:rFonts w:hint="eastAsia"/>
+          <w:lang w:val="fr-FR"/>
+        </w:rPr>
+        <w:t>老房东</w:t>
+      </w:r>
+      <w:r>
+        <w:rPr>
+          <w:rFonts w:hint="eastAsia"/>
+          <w:lang w:val="fr-FR"/>
+        </w:rPr>
+        <w:t>：</w:t>
+      </w:r>
+    </w:p>
+    <w:p>
+      <w:pPr>
+        <w:rPr>
+          <w:rFonts w:hint="eastAsia"/>
+          <w:lang w:val="fr-FR"/>
+        </w:rPr>
+      </w:pPr>
+      <w:r>
+        <w:rPr>
+          <w:rFonts w:hint="eastAsia"/>
+          <w:lang w:val="fr-FR"/>
+        </w:rPr>
+        <w:t>仅</w:t>
+      </w:r>
+      <w:proofErr w:type="spellStart"/>
+      <w:r>
+        <w:rPr>
+          <w:rFonts w:hint="eastAsia"/>
+          <w:lang w:val="fr-FR"/>
+        </w:rPr>
+        <w:t>new+reactive</w:t>
+      </w:r>
+      <w:proofErr w:type="spellEnd"/>
+      <w:r>
+        <w:rPr>
+          <w:rFonts w:hint="eastAsia"/>
+          <w:lang w:val="fr-FR"/>
+        </w:rPr>
+        <w:t>完全新房东</w:t>
+      </w:r>
+      <w:r>
+        <w:rPr>
+          <w:lang w:val="fr-FR"/>
+        </w:rPr>
+        <w:t xml:space="preserve"> </w:t>
+      </w:r>
+      <w:r>
+        <w:rPr>
+          <w:rFonts w:hint="eastAsia"/>
+          <w:lang w:val="fr-FR"/>
+        </w:rPr>
+        <w:t xml:space="preserve">VS </w:t>
+      </w:r>
+      <w:r>
+        <w:rPr>
+          <w:lang w:val="fr-FR"/>
+        </w:rPr>
+        <w:t>23+24</w:t>
+      </w:r>
+      <w:r>
+        <w:rPr>
+          <w:rFonts w:hint="eastAsia"/>
+          <w:lang w:val="fr-FR"/>
+        </w:rPr>
+        <w:t>老房东</w:t>
+      </w:r>
+      <w:r>
+        <w:rPr>
+          <w:rFonts w:hint="eastAsia"/>
+          <w:lang w:val="fr-FR"/>
+        </w:rPr>
+        <w:t>：</w:t>
+      </w:r>
+    </w:p>
+    <w:p>
+      <w:pPr>
+        <w:rPr>
+          <w:rFonts w:hint="eastAsia"/>
+          <w:lang w:val="fr-FR"/>
+        </w:rPr>
+      </w:pPr>
+      <w:r>
+        <w:rPr>
+          <w:rFonts w:hint="eastAsia"/>
+          <w:lang w:val="fr-FR"/>
+        </w:rPr>
+        <w:t>仅</w:t>
+      </w:r>
+      <w:proofErr w:type="spellStart"/>
+      <w:r>
+        <w:rPr>
+          <w:rFonts w:hint="eastAsia"/>
+          <w:lang w:val="fr-FR"/>
+        </w:rPr>
+        <w:t>new+reactive</w:t>
+      </w:r>
+      <w:proofErr w:type="spellEnd"/>
+      <w:r>
+        <w:rPr>
+          <w:rFonts w:hint="eastAsia"/>
+          <w:lang w:val="fr-FR"/>
+        </w:rPr>
+        <w:t>完全新房东</w:t>
+      </w:r>
+      <w:r>
+        <w:rPr>
+          <w:rFonts w:hint="eastAsia"/>
+          <w:lang w:val="fr-FR"/>
+        </w:rPr>
+        <w:t xml:space="preserve"> vs 23</w:t>
+      </w:r>
+      <w:r>
+        <w:rPr>
+          <w:lang w:val="fr-FR"/>
+        </w:rPr>
+        <w:t>+</w:t>
+      </w:r>
+      <w:r>
+        <w:rPr>
+          <w:rFonts w:hint="eastAsia"/>
+          <w:lang w:val="fr-FR"/>
+        </w:rPr>
+        <w:t>24</w:t>
+      </w:r>
+      <w:r>
+        <w:rPr>
+          <w:rFonts w:hint="eastAsia"/>
+          <w:lang w:val="fr-FR"/>
+        </w:rPr>
+        <w:t>且</w:t>
+      </w:r>
+      <w:proofErr w:type="spellStart"/>
+      <w:r>
+        <w:rPr>
+          <w:rFonts w:hint="eastAsia"/>
+          <w:lang w:val="fr-FR"/>
+        </w:rPr>
+        <w:t>old</w:t>
+      </w:r>
+      <w:r>
+        <w:rPr>
+          <w:lang w:val="fr-FR"/>
+        </w:rPr>
+        <w:t>_host_sp_changed</w:t>
+      </w:r>
+      <w:proofErr w:type="spellEnd"/>
+      <w:r>
+        <w:rPr>
+          <w:lang w:val="fr-FR"/>
+        </w:rPr>
+        <w:t>==0</w:t>
+      </w:r>
+      <w:r>
+        <w:rPr>
+          <w:rFonts w:hint="eastAsia"/>
+          <w:lang w:val="fr-FR"/>
+        </w:rPr>
+        <w:t>完全老员工</w:t>
+      </w:r>
+    </w:p>
+    <w:p>
+      <w:pPr>
+        <w:rPr>
+          <w:rFonts w:hint="eastAsia"/>
+          <w:u w:val="single"/>
+          <w:lang w:val="fr-FR"/>
+        </w:rPr>
+      </w:pPr>
+      <w:r>
+        <w:rPr>
+          <w:rFonts w:hint="eastAsia"/>
+          <w:u w:val="single"/>
+          <w:lang w:val="fr-FR"/>
+        </w:rPr>
+        <w:t>新房东</w:t>
+      </w:r>
+      <w:r>
+        <w:rPr>
+          <w:rFonts w:hint="eastAsia"/>
+          <w:u w:val="single"/>
+          <w:lang w:val="fr-FR"/>
+        </w:rPr>
+        <w:t>都</w:t>
+      </w:r>
+      <w:r>
+        <w:rPr>
+          <w:rFonts w:hint="eastAsia"/>
+          <w:u w:val="single"/>
+          <w:lang w:val="fr-FR"/>
+        </w:rPr>
+        <w:t>更加</w:t>
+      </w:r>
+      <w:r>
+        <w:rPr>
+          <w:rFonts w:hint="eastAsia"/>
+          <w:u w:val="single"/>
+          <w:lang w:val="fr-FR"/>
+        </w:rPr>
+        <w:t>注重</w:t>
+      </w:r>
+      <w:r>
+        <w:rPr>
+          <w:u w:val="single"/>
+          <w:lang w:val="fr-FR"/>
+        </w:rPr>
+        <w:t>(</w:t>
+      </w:r>
+      <w:r>
+        <w:rPr>
+          <w:rFonts w:hint="eastAsia"/>
+          <w:u w:val="single"/>
+          <w:lang w:val="fr-FR"/>
+        </w:rPr>
+        <w:t>除了</w:t>
+      </w:r>
+      <w:r>
+        <w:rPr>
+          <w:rFonts w:hint="eastAsia"/>
+          <w:u w:val="single"/>
+          <w:lang w:val="fr-FR"/>
+        </w:rPr>
+        <w:t xml:space="preserve">auto </w:t>
+      </w:r>
+      <w:r>
+        <w:rPr>
+          <w:rFonts w:hint="eastAsia"/>
+          <w:u w:val="single"/>
+          <w:lang w:val="fr-FR"/>
+        </w:rPr>
+        <w:t>外</w:t>
+      </w:r>
+      <w:r>
+        <w:rPr>
+          <w:u w:val="single"/>
+          <w:lang w:val="fr-FR"/>
+        </w:rPr>
+        <w:t>)</w:t>
+      </w:r>
+      <w:r>
+        <w:rPr>
+          <w:rFonts w:hint="eastAsia"/>
+          <w:u w:val="single"/>
+          <w:lang w:val="fr-FR"/>
+        </w:rPr>
+        <w:t>的策略</w:t>
+      </w:r>
+    </w:p>
+    <w:p>
+      <w:pPr>
+        <w:rPr>
+          <w:rFonts w:hint="eastAsia"/>
+          <w:b/>
+          <w:bCs/>
+          <w:lang w:val="fr-FR"/>
+        </w:rPr>
+      </w:pPr>
+    </w:p>
+    <w:p>
+      <w:pPr>
+        <w:rPr>
+          <w:rFonts w:hint="eastAsia"/>
+          <w:b/>
+          <w:bCs/>
+        </w:rPr>
+      </w:pPr>
+      <w:r>
+        <w:rPr>
+          <w:rFonts w:hint="eastAsia"/>
+          <w:b/>
+          <w:bCs/>
+        </w:rPr>
+        <w:lastRenderedPageBreak/>
+        <w:t>2406</w:t>
+      </w:r>
+      <w:r>
+        <w:rPr>
+          <w:rFonts w:hint="eastAsia"/>
+          <w:b/>
+          <w:bCs/>
+          <w:lang w:val="fr-FR"/>
+        </w:rPr>
+        <w:t>内</w:t>
+      </w:r>
+    </w:p>
+    <w:p>
+      <w:pPr>
+        <w:rPr>
+          <w:rFonts w:hint="eastAsia"/>
+          <w:b/>
+          <w:bCs/>
+        </w:rPr>
+      </w:pPr>
+    </w:p>
+    <w:p>
+      <w:pPr>
+        <w:rPr>
+          <w:rFonts w:hint="eastAsia"/>
+          <w:lang w:val="fr-FR"/>
+        </w:rPr>
+      </w:pPr>
+      <w:r>
+        <w:rPr>
+          <w:rFonts w:hint="eastAsia"/>
+          <w:lang w:val="fr-FR"/>
+        </w:rPr>
+        <w:t>没改变的</w:t>
+      </w:r>
+      <w:proofErr w:type="spellStart"/>
+      <w:r>
+        <w:rPr>
+          <w:rFonts w:hint="eastAsia"/>
+          <w:lang w:val="fr-FR"/>
+        </w:rPr>
+        <w:t>status</w:t>
+      </w:r>
+      <w:proofErr w:type="spellEnd"/>
+      <w:r>
+        <w:rPr>
+          <w:rFonts w:hint="eastAsia"/>
+          <w:lang w:val="fr-FR"/>
+        </w:rPr>
+        <w:t>和改变的</w:t>
+      </w:r>
+    </w:p>
+    <w:p>
+      <w:pPr>
+        <w:rPr>
+          <w:rFonts w:hint="eastAsia"/>
+          <w:lang w:val="fr-FR"/>
+        </w:rPr>
+      </w:pPr>
+      <w:r>
+        <w:rPr>
+          <w:rFonts w:hint="eastAsia"/>
+          <w:lang w:val="fr-FR"/>
+        </w:rPr>
+        <w:t>全部没有改变</w:t>
+      </w:r>
+      <w:r>
+        <w:rPr>
+          <w:rFonts w:hint="eastAsia"/>
+          <w:lang w:val="fr-FR"/>
+        </w:rPr>
+        <w:t>老房东</w:t>
+      </w:r>
+      <w:proofErr w:type="spellStart"/>
+      <w:r>
+        <w:rPr>
+          <w:rFonts w:hint="eastAsia"/>
+          <w:lang w:val="fr-FR"/>
+        </w:rPr>
+        <w:t>sp</w:t>
+      </w:r>
+      <w:proofErr w:type="spellEnd"/>
+      <w:r>
+        <w:rPr>
+          <w:rFonts w:hint="eastAsia"/>
+          <w:lang w:val="fr-FR"/>
+        </w:rPr>
+        <w:t xml:space="preserve"> vs 改变</w:t>
+      </w:r>
+      <w:proofErr w:type="spellStart"/>
+      <w:r>
+        <w:rPr>
+          <w:rFonts w:hint="eastAsia"/>
+          <w:lang w:val="fr-FR"/>
+        </w:rPr>
+        <w:t>sp</w:t>
+      </w:r>
+      <w:proofErr w:type="spellEnd"/>
+      <w:r>
+        <w:rPr>
+          <w:rFonts w:hint="eastAsia"/>
+          <w:lang w:val="fr-FR"/>
+        </w:rPr>
+        <w:t>的</w:t>
+      </w:r>
+      <w:r>
+        <w:rPr>
+          <w:rFonts w:hint="eastAsia"/>
+          <w:lang w:val="fr-FR"/>
+        </w:rPr>
+        <w:t>老房东</w:t>
+      </w:r>
+    </w:p>
+    <w:p>
+      <w:pPr>
+        <w:rPr>
+          <w:rFonts w:hint="eastAsia"/>
+          <w:u w:val="single"/>
+          <w:lang w:val="fr-FR"/>
+        </w:rPr>
+      </w:pPr>
+      <w:r>
+        <w:rPr>
+          <w:rFonts w:hint="eastAsia"/>
+          <w:u w:val="single"/>
+          <w:lang w:val="fr-FR"/>
+        </w:rPr>
+        <w:t>改变的也更注重auto</w:t>
+      </w:r>
+    </w:p>
+    <w:p>
+      <w:pPr>
+        <w:rPr>
+          <w:rFonts w:hint="eastAsia"/>
+          <w:lang w:val="fr-FR"/>
+        </w:rPr>
+      </w:pPr>
+    </w:p>
+    <w:p>
+      <w:pPr>
+        <w:rPr>
+          <w:rFonts w:hint="eastAsia"/>
+          <w:lang w:val="fr-FR"/>
+        </w:rPr>
+      </w:pPr>
+    </w:p>
+    <w:p>
+      <w:pPr>
+        <w:rPr>
+          <w:rFonts w:hint="eastAsia"/>
+          <w:lang w:val="fr-FR"/>
+        </w:rPr>
+      </w:pPr>
+      <w:r>
+        <w:rPr>
+          <w:rFonts w:hint="eastAsia"/>
+          <w:b/>
+          <w:bCs/>
+          <w:lang w:val="fr-FR"/>
+        </w:rPr>
+        <w:t>paris</w:t>
+      </w:r>
+      <w:r>
+        <w:rPr>
+          <w:b/>
+          <w:bCs/>
+          <w:lang w:val="fr-FR"/>
+        </w:rPr>
+        <w:t>2312</w:t>
+      </w:r>
+      <w:r>
+        <w:rPr>
+          <w:lang w:val="fr-FR"/>
+        </w:rPr>
+        <w:t xml:space="preserve"> </w:t>
+      </w:r>
+      <w:r>
+        <w:rPr>
+          <w:rFonts w:hint="eastAsia"/>
+          <w:lang w:val="fr-FR"/>
+        </w:rPr>
+        <w:t>数据集</w:t>
+      </w:r>
+      <w:r>
+        <w:rPr>
+          <w:rFonts w:hint="eastAsia"/>
+          <w:lang w:val="fr-FR"/>
+        </w:rPr>
+        <w:t>在</w:t>
+      </w:r>
+      <w:r>
+        <w:rPr>
+          <w:rFonts w:hint="eastAsia"/>
+          <w:lang w:val="fr-FR"/>
+        </w:rPr>
+        <w:t>booking</w:t>
+      </w:r>
+      <w:r>
+        <w:rPr>
+          <w:lang w:val="fr-FR"/>
+        </w:rPr>
+        <w:t>_rate_l90d</w:t>
+      </w:r>
+      <w:r>
+        <w:rPr>
+          <w:rFonts w:hint="eastAsia"/>
+          <w:lang w:val="fr-FR"/>
+        </w:rPr>
+        <w:t>（</w:t>
+      </w:r>
+      <w:r>
+        <w:rPr>
+          <w:rFonts w:hint="eastAsia"/>
+          <w:lang w:val="fr-FR"/>
+        </w:rPr>
+        <w:t>35K左右数据</w:t>
+      </w:r>
+      <w:r>
+        <w:rPr>
+          <w:rFonts w:hint="eastAsia"/>
+          <w:lang w:val="fr-FR"/>
+        </w:rPr>
+        <w:t>）上的结果</w:t>
+      </w:r>
+      <w:r>
+        <w:rPr>
+          <w:rFonts w:hint="eastAsia"/>
+          <w:lang w:val="fr-FR"/>
+        </w:rPr>
+        <w:t>：</w:t>
+      </w:r>
+    </w:p>
+    <w:p>
+      <w:pPr>
+        <w:rPr>
+          <w:rFonts w:hint="eastAsia"/>
+        </w:rPr>
+      </w:pPr>
+      <w:r>
+        <w:rPr>
+          <w:rFonts w:hint="eastAsia"/>
+        </w:rPr>
+        <w:t>Personality</w:t>
+      </w:r>
+      <w:r>
+        <w:t xml:space="preserve"> tactics</w:t>
+      </w:r>
+      <w:r>
+        <w:rPr>
+          <w:rFonts w:hint="eastAsia"/>
+        </w:rPr>
+        <w:t xml:space="preserve"> </w:t>
+      </w:r>
+      <w:r>
+        <w:rPr>
+          <w:rFonts w:hint="eastAsia"/>
+        </w:rPr>
+        <w:t>-++</w:t>
+      </w:r>
+      <w:r>
+        <w:rPr>
+          <w:rFonts w:hint="eastAsia"/>
+        </w:rPr>
+        <w:t xml:space="preserve">， </w:t>
+      </w:r>
+      <w:r>
+        <w:t>marketing vars</w:t>
+      </w:r>
+      <w:r>
+        <w:rPr>
+          <w:rFonts w:hint="eastAsia"/>
+        </w:rPr>
+        <w:t>-+0</w:t>
+      </w:r>
+    </w:p>
+    <w:p>
+      <w:pPr>
+        <w:rPr>
+          <w:rFonts w:hint="eastAsia"/>
+        </w:rPr>
+      </w:pPr>
+      <w:proofErr w:type="spellStart"/>
+      <w:r>
+        <w:rPr>
+          <w:rFonts w:hint="eastAsia"/>
+        </w:rPr>
+        <w:t>S</w:t>
+      </w:r>
+      <w:r>
+        <w:rPr>
+          <w:rFonts w:hint="eastAsia"/>
+        </w:rPr>
+        <w:t>uperhost</w:t>
+      </w:r>
+      <w:proofErr w:type="spellEnd"/>
+      <w:r>
+        <w:rPr>
+          <w:rFonts w:hint="eastAsia"/>
+          <w:lang w:val="fr-FR"/>
+        </w:rPr>
+        <w:t>对于</w:t>
+      </w:r>
+      <w:proofErr w:type="spellStart"/>
+      <w:r>
+        <w:rPr>
+          <w:rFonts w:hint="eastAsia"/>
+        </w:rPr>
+        <w:t>perosnality+exemplarification</w:t>
+      </w:r>
+      <w:proofErr w:type="spellEnd"/>
+      <w:r>
+        <w:rPr>
+          <w:rFonts w:hint="eastAsia"/>
+          <w:lang w:val="fr-FR"/>
+        </w:rPr>
+        <w:t>无作用</w:t>
+      </w:r>
+      <w:r>
+        <w:rPr>
+          <w:rFonts w:hint="eastAsia"/>
+        </w:rPr>
+        <w:t>！</w:t>
+      </w:r>
+      <w:r>
+        <w:rPr>
+          <w:rFonts w:hint="eastAsia"/>
+          <w:lang w:val="fr-FR"/>
+        </w:rPr>
+        <w:t>并加深</w:t>
+      </w:r>
+      <w:proofErr w:type="spellStart"/>
+      <w:r>
+        <w:rPr>
+          <w:rFonts w:hint="eastAsia"/>
+        </w:rPr>
+        <w:t>autopromotion</w:t>
+      </w:r>
+      <w:proofErr w:type="spellEnd"/>
+      <w:r>
+        <w:rPr>
+          <w:rFonts w:hint="eastAsia"/>
+          <w:lang w:val="fr-FR"/>
+        </w:rPr>
+        <w:t>的负面效果</w:t>
+      </w:r>
+      <w:r>
+        <w:rPr>
+          <w:rFonts w:hint="eastAsia"/>
+        </w:rPr>
+        <w:t>！</w:t>
+      </w:r>
+    </w:p>
+    <w:p>
+      <w:pPr>
+        <w:rPr>
+          <w:rFonts w:hint="eastAsia"/>
+        </w:rPr>
+      </w:pPr>
+    </w:p>
+    <w:p>
+      <w:pPr>
+        <w:rPr>
+          <w:rFonts w:hint="eastAsia"/>
+        </w:rPr>
+      </w:pPr>
+    </w:p>
+    <w:p>
+      <w:pPr>
+        <w:rPr>
+          <w:rFonts w:hint="eastAsia"/>
+          <w:b/>
+          <w:bCs/>
+        </w:rPr>
+      </w:pPr>
+      <w:r>
+        <w:rPr>
+          <w:rFonts w:hint="eastAsia"/>
+          <w:b/>
+          <w:bCs/>
+        </w:rPr>
+        <w:t>P</w:t>
+      </w:r>
+      <w:r>
+        <w:rPr>
+          <w:b/>
+          <w:bCs/>
+        </w:rPr>
+        <w:t xml:space="preserve">aris2406 </w:t>
+      </w:r>
+    </w:p>
+    <w:p>
+      <w:pPr>
+        <w:rPr>
+          <w:rFonts w:hint="eastAsia"/>
+        </w:rPr>
+      </w:pPr>
+      <w:r>
+        <w:rPr>
+          <w:rFonts w:hint="eastAsia"/>
+          <w:lang w:val="fr-FR"/>
+        </w:rPr>
+        <w:t>几乎完全一致</w:t>
+      </w:r>
+      <w:r>
+        <w:rPr>
+          <w:rFonts w:hint="eastAsia"/>
+        </w:rPr>
+        <w:t>：</w:t>
+      </w:r>
+    </w:p>
+    <w:p>
+      <w:pPr>
+        <w:rPr>
+          <w:rFonts w:hint="eastAsia"/>
+        </w:rPr>
+      </w:pPr>
+      <w:r>
+        <w:rPr>
+          <w:rFonts w:hint="eastAsia"/>
+        </w:rPr>
+        <w:t>Personality</w:t>
+      </w:r>
+      <w:r>
+        <w:t xml:space="preserve"> tactics</w:t>
+      </w:r>
+      <w:r>
+        <w:rPr>
+          <w:rFonts w:hint="eastAsia"/>
+        </w:rPr>
+        <w:t xml:space="preserve"> </w:t>
+      </w:r>
+      <w:r>
+        <w:rPr>
+          <w:rFonts w:hint="eastAsia"/>
+        </w:rPr>
+        <w:t>-++</w:t>
+      </w:r>
+      <w:r>
+        <w:rPr>
+          <w:rFonts w:hint="eastAsia"/>
+        </w:rPr>
+        <w:t xml:space="preserve">， </w:t>
+      </w:r>
+      <w:r>
+        <w:t>marketing vars</w:t>
+      </w:r>
+      <w:r>
+        <w:rPr>
+          <w:rFonts w:hint="eastAsia"/>
+        </w:rPr>
+        <w:t>-+0</w:t>
+      </w:r>
+    </w:p>
+    <w:p>
+      <w:pPr>
+        <w:rPr>
+          <w:rFonts w:hint="eastAsia"/>
+        </w:rPr>
+      </w:pPr>
+      <w:proofErr w:type="spellStart"/>
+      <w:r>
+        <w:rPr>
+          <w:rFonts w:hint="eastAsia"/>
+        </w:rPr>
+        <w:t>Superhost</w:t>
+      </w:r>
+      <w:proofErr w:type="spellEnd"/>
+      <w:r>
+        <w:rPr>
+          <w:rFonts w:hint="eastAsia"/>
+          <w:lang w:val="fr-FR"/>
+        </w:rPr>
+        <w:t>不显著改变</w:t>
+      </w:r>
+      <w:proofErr w:type="spellStart"/>
+      <w:r>
+        <w:rPr>
+          <w:rFonts w:hint="eastAsia"/>
+        </w:rPr>
+        <w:t>personality+exemplary</w:t>
+      </w:r>
+      <w:proofErr w:type="spellEnd"/>
+      <w:r>
+        <w:rPr>
+          <w:rFonts w:hint="eastAsia"/>
+          <w:lang w:val="fr-FR"/>
+        </w:rPr>
+        <w:t>效果</w:t>
+      </w:r>
+      <w:r>
+        <w:rPr>
+          <w:rFonts w:hint="eastAsia"/>
+        </w:rPr>
+        <w:t>，</w:t>
+      </w:r>
+      <w:r>
+        <w:rPr>
+          <w:rFonts w:hint="eastAsia"/>
+          <w:lang w:val="fr-FR"/>
+        </w:rPr>
+        <w:t>但显著减少</w:t>
+      </w:r>
+      <w:proofErr w:type="spellStart"/>
+      <w:r>
+        <w:rPr>
+          <w:rFonts w:hint="eastAsia"/>
+        </w:rPr>
+        <w:t>autopromotion</w:t>
+      </w:r>
+      <w:proofErr w:type="spellEnd"/>
+      <w:r>
+        <w:rPr>
+          <w:rFonts w:hint="eastAsia"/>
+        </w:rPr>
+        <w:t>（？）</w:t>
+      </w:r>
+    </w:p>
+    <w:p>
+      <w:pPr>
+        <w:rPr>
+          <w:rFonts w:hint="eastAsia"/>
+        </w:rPr>
+      </w:pPr>
+      <w:r>
+        <w:t xml:space="preserve">2406 </w:t>
+      </w:r>
+      <w:proofErr w:type="spellStart"/>
+      <w:r>
+        <w:t>superhost</w:t>
+      </w:r>
+      <w:proofErr w:type="spellEnd"/>
+      <w:r>
+        <w:rPr>
+          <w:rFonts w:hint="eastAsia"/>
+          <w:lang w:val="fr-FR"/>
+        </w:rPr>
+        <w:t>对于</w:t>
+      </w:r>
+      <w:r>
+        <w:rPr>
+          <w:rFonts w:hint="eastAsia"/>
+        </w:rPr>
+        <w:t>auto</w:t>
+      </w:r>
+      <w:r>
+        <w:rPr>
+          <w:rFonts w:hint="eastAsia"/>
+          <w:lang w:val="fr-FR"/>
+        </w:rPr>
+        <w:t>的消极显著作用减轻了</w:t>
+      </w:r>
+    </w:p>
+    <w:p>
+      <w:pPr>
+        <w:rPr>
+          <w:rFonts w:hint="eastAsia"/>
+          <w:b/>
+          <w:bCs/>
+          <w:i/>
+          <w:iCs/>
+        </w:rPr>
+      </w:pPr>
+    </w:p>
+    <w:p>
+      <w:pPr>
+        <w:rPr>
+          <w:rFonts w:hint="eastAsia"/>
+          <w:i/>
+          <w:iCs/>
+        </w:rPr>
+      </w:pPr>
+      <w:r>
+        <w:rPr>
+          <w:rFonts w:hint="eastAsia"/>
+          <w:b/>
+          <w:bCs/>
+          <w:i/>
+          <w:iCs/>
+        </w:rPr>
+        <w:t xml:space="preserve">2406: </w:t>
+      </w:r>
+      <w:r>
+        <w:rPr>
+          <w:i/>
+          <w:iCs/>
+        </w:rPr>
+        <w:t>C(</w:t>
+      </w:r>
+      <w:proofErr w:type="spellStart"/>
+      <w:r>
+        <w:rPr>
+          <w:i/>
+          <w:iCs/>
+        </w:rPr>
+        <w:t>host_is_superhost</w:t>
+      </w:r>
+      <w:proofErr w:type="spellEnd"/>
+      <w:r>
+        <w:rPr>
+          <w:i/>
+          <w:iCs/>
+        </w:rPr>
+        <w:t>)[T.t]:</w:t>
+      </w:r>
+      <w:proofErr w:type="spellStart"/>
+      <w:r>
+        <w:rPr>
+          <w:i/>
+          <w:iCs/>
+        </w:rPr>
+        <w:t>auto_promotion</w:t>
+      </w:r>
+      <w:proofErr w:type="spellEnd"/>
+      <w:r>
+        <w:rPr>
+          <w:i/>
+          <w:iCs/>
+        </w:rPr>
+        <w:t xml:space="preserve">    -0.0086      0.003     -3.100      0.002      -0.014      -0.003</w:t>
+      </w:r>
+    </w:p>
+    <w:p>
+      <w:pPr>
+        <w:rPr>
+          <w:rFonts w:hint="eastAsia"/>
+          <w:i/>
+          <w:iCs/>
+        </w:rPr>
+      </w:pPr>
+      <w:r>
+        <w:rPr>
+          <w:rFonts w:hint="eastAsia"/>
+          <w:b/>
+          <w:bCs/>
+          <w:i/>
+          <w:iCs/>
+        </w:rPr>
+        <w:t xml:space="preserve">2312: </w:t>
+      </w:r>
+      <w:r>
+        <w:rPr>
+          <w:i/>
+          <w:iCs/>
+        </w:rPr>
+        <w:t>C(</w:t>
+      </w:r>
+      <w:proofErr w:type="spellStart"/>
+      <w:r>
+        <w:rPr>
+          <w:i/>
+          <w:iCs/>
+        </w:rPr>
+        <w:t>host_is_superhost</w:t>
+      </w:r>
+      <w:proofErr w:type="spellEnd"/>
+      <w:r>
+        <w:rPr>
+          <w:i/>
+          <w:iCs/>
+        </w:rPr>
+        <w:t>)[T.t]:</w:t>
+      </w:r>
+      <w:proofErr w:type="spellStart"/>
+      <w:r>
+        <w:rPr>
+          <w:i/>
+          <w:iCs/>
+        </w:rPr>
+        <w:t>auto_promotion</w:t>
+      </w:r>
+      <w:proofErr w:type="spellEnd"/>
+      <w:r>
+        <w:rPr>
+          <w:i/>
+          <w:iCs/>
+        </w:rPr>
+        <w:t xml:space="preserve">    -0.0139      0.004     -3.087      0.002      -0.023      -0.005</w:t>
+      </w:r>
+    </w:p>
+    <w:p>
+      <w:pPr>
+        <w:rPr>
+          <w:rFonts w:hint="eastAsia"/>
+        </w:rPr>
+      </w:pPr>
+    </w:p>
+    <w:p>
+      <w:pPr>
+        <w:rPr>
+          <w:rFonts w:hint="eastAsia"/>
+        </w:rPr>
+      </w:pPr>
+    </w:p>
+    <w:p>
+      <w:pPr>
+        <w:rPr>
+          <w:rFonts w:hint="eastAsia"/>
+          <w:u w:val="single"/>
+        </w:rPr>
+      </w:pPr>
+      <w:proofErr w:type="spellStart"/>
+      <w:r>
+        <w:rPr>
+          <w:rFonts w:hint="eastAsia"/>
+          <w:u w:val="single"/>
+        </w:rPr>
+        <w:t>Autopromotion</w:t>
+      </w:r>
+      <w:proofErr w:type="spellEnd"/>
+      <w:r>
+        <w:rPr>
+          <w:rFonts w:hint="eastAsia"/>
+          <w:u w:val="single"/>
+          <w:lang w:val="fr-FR"/>
+        </w:rPr>
+        <w:t>在</w:t>
+      </w:r>
+      <w:proofErr w:type="spellStart"/>
+      <w:r>
+        <w:rPr>
+          <w:rFonts w:hint="eastAsia"/>
+          <w:u w:val="single"/>
+        </w:rPr>
+        <w:t>superhost</w:t>
+      </w:r>
+      <w:proofErr w:type="spellEnd"/>
+      <w:r>
+        <w:rPr>
+          <w:rFonts w:hint="eastAsia"/>
+          <w:u w:val="single"/>
+          <w:lang w:val="fr-FR"/>
+        </w:rPr>
+        <w:t>中的消极作用明显了很多</w:t>
+      </w:r>
+    </w:p>
+    <w:p>
+      <w:pPr>
+        <w:rPr>
+          <w:rFonts w:hint="eastAsia"/>
+        </w:rPr>
+      </w:pPr>
+      <w:r>
+        <w:rPr>
+          <w:rFonts w:hint="eastAsia"/>
+          <w:b/>
+          <w:bCs/>
+        </w:rPr>
+        <w:t>2312：</w:t>
+      </w:r>
+      <w:r>
+        <w:t>C(</w:t>
+      </w:r>
+      <w:proofErr w:type="spellStart"/>
+      <w:r>
+        <w:t>host_is_superhost</w:t>
+      </w:r>
+      <w:proofErr w:type="spellEnd"/>
+      <w:r>
+        <w:t>)[T.t]:</w:t>
+      </w:r>
+      <w:proofErr w:type="spellStart"/>
+      <w:r>
+        <w:t>auto_promotion</w:t>
+      </w:r>
+      <w:proofErr w:type="spellEnd"/>
+      <w:r>
+        <w:t xml:space="preserve">   </w:t>
+      </w:r>
+      <w:r>
+        <w:rPr>
+          <w:b/>
+          <w:bCs/>
+        </w:rPr>
+        <w:t xml:space="preserve"> -0.0139  </w:t>
+      </w:r>
+      <w:r>
+        <w:t xml:space="preserve">    0.004     -3.087      </w:t>
+      </w:r>
+      <w:r>
+        <w:lastRenderedPageBreak/>
+        <w:t>0.002      -0.023      -0.005</w:t>
+      </w:r>
+    </w:p>
+    <w:p>
+      <w:pPr>
+        <w:rPr>
+          <w:rFonts w:hint="eastAsia"/>
+        </w:rPr>
+      </w:pPr>
+      <w:r>
+        <w:rPr>
+          <w:rFonts w:hint="eastAsia"/>
+          <w:b/>
+          <w:bCs/>
+        </w:rPr>
+        <w:t>2406</w:t>
+      </w:r>
+      <w:r>
+        <w:rPr>
+          <w:rFonts w:hint="eastAsia"/>
+        </w:rPr>
+        <w:t xml:space="preserve">: </w:t>
+      </w:r>
+      <w:r>
+        <w:t>C(</w:t>
+      </w:r>
+      <w:proofErr w:type="spellStart"/>
+      <w:r>
+        <w:t>host_is_superhost</w:t>
+      </w:r>
+      <w:proofErr w:type="spellEnd"/>
+      <w:r>
+        <w:t>)[T.t]:</w:t>
+      </w:r>
+      <w:proofErr w:type="spellStart"/>
+      <w:r>
+        <w:t>auto_promotion</w:t>
+      </w:r>
+      <w:proofErr w:type="spellEnd"/>
+      <w:r>
+        <w:t xml:space="preserve">    </w:t>
+      </w:r>
+      <w:r>
+        <w:rPr>
+          <w:b/>
+          <w:bCs/>
+        </w:rPr>
+        <w:t xml:space="preserve">-0.0086  </w:t>
+      </w:r>
+      <w:r>
+        <w:t xml:space="preserve">    0.003     -3.100      0.002      -0.014      -0.003</w:t>
+      </w:r>
+    </w:p>
+    <w:p>
+      <w:pPr>
+        <w:rPr>
+          <w:rFonts w:hint="eastAsia"/>
+        </w:rPr>
+      </w:pPr>
+    </w:p>
+    <w:p>
+      <w:pPr>
+        <w:rPr>
+          <w:rFonts w:hint="eastAsia"/>
+        </w:rPr>
+      </w:pPr>
+    </w:p>
+    <w:p>
+      <w:pPr>
+        <w:rPr>
+          <w:rFonts w:hint="eastAsia"/>
+        </w:rPr>
+      </w:pPr>
+      <w:r>
+        <w:rPr>
+          <w:rFonts w:hint="eastAsia"/>
+          <w:lang w:val="fr-FR"/>
+        </w:rPr>
+        <w:t>但是</w:t>
+      </w:r>
+      <w:r>
+        <w:rPr>
+          <w:rFonts w:hint="eastAsia"/>
+          <w:b/>
+          <w:bCs/>
+        </w:rPr>
+        <w:t>london2406</w:t>
+      </w:r>
+      <w:r>
+        <w:rPr>
+          <w:rFonts w:hint="eastAsia"/>
+        </w:rPr>
+        <w:t xml:space="preserve"> tactics</w:t>
+      </w:r>
+      <w:r>
+        <w:rPr>
+          <w:rFonts w:hint="eastAsia"/>
+          <w:lang w:val="fr-FR"/>
+        </w:rPr>
+        <w:t>本身的作用效果不一样</w:t>
+      </w:r>
+    </w:p>
+    <w:p>
+      <w:pPr>
+        <w:rPr>
+          <w:rFonts w:hint="eastAsia"/>
+        </w:rPr>
+      </w:pPr>
+      <w:r>
+        <w:rPr>
+          <w:rFonts w:hint="eastAsia"/>
+        </w:rPr>
+        <w:t>Personality：</w:t>
+      </w:r>
+      <w:r>
+        <w:rPr>
+          <w:rFonts w:hint="eastAsia"/>
+        </w:rPr>
+        <w:t>+0+0+</w:t>
+      </w:r>
+      <w:r>
+        <w:rPr>
+          <w:rFonts w:hint="eastAsia"/>
+        </w:rPr>
+        <w:t>，marketing：</w:t>
+      </w:r>
+      <w:r>
+        <w:rPr>
+          <w:rFonts w:hint="eastAsia"/>
+        </w:rPr>
+        <w:t>-0+</w:t>
+      </w:r>
+    </w:p>
+    <w:p>
+      <w:pPr>
+        <w:rPr>
+          <w:rFonts w:hint="eastAsia"/>
+        </w:rPr>
+      </w:pPr>
+      <w:r>
+        <w:rPr>
+          <w:rFonts w:hint="eastAsia"/>
+          <w:lang w:val="fr-FR"/>
+        </w:rPr>
+        <w:t>趋势上</w:t>
+      </w:r>
+      <w:proofErr w:type="spellStart"/>
+      <w:r>
+        <w:rPr>
+          <w:rFonts w:hint="eastAsia"/>
+        </w:rPr>
+        <w:t>Ouv</w:t>
+      </w:r>
+      <w:proofErr w:type="spellEnd"/>
+      <w:r>
+        <w:rPr>
+          <w:rFonts w:hint="eastAsia"/>
+          <w:lang w:val="fr-FR"/>
+        </w:rPr>
+        <w:t>对于</w:t>
+      </w:r>
+      <w:proofErr w:type="spellStart"/>
+      <w:r>
+        <w:rPr>
+          <w:rFonts w:hint="eastAsia"/>
+        </w:rPr>
+        <w:t>london</w:t>
+      </w:r>
+      <w:proofErr w:type="spellEnd"/>
+      <w:r>
+        <w:rPr>
+          <w:rFonts w:hint="eastAsia"/>
+          <w:lang w:val="fr-FR"/>
+        </w:rPr>
+        <w:t>有正向效果</w:t>
+      </w:r>
+      <w:r>
+        <w:rPr>
+          <w:rFonts w:hint="eastAsia"/>
+        </w:rPr>
+        <w:t> </w:t>
+      </w:r>
+      <w:r>
+        <w:t xml:space="preserve">, </w:t>
+      </w:r>
+      <w:r>
+        <w:rPr>
+          <w:rFonts w:hint="eastAsia"/>
+          <w:lang w:val="fr-FR"/>
+        </w:rPr>
+        <w:t>其他保持一致大但</w:t>
+      </w:r>
+      <w:r>
+        <w:rPr>
+          <w:rFonts w:hint="eastAsia"/>
+          <w:lang w:val="fr-FR"/>
+        </w:rPr>
+        <w:t>没有</w:t>
+      </w:r>
+      <w:proofErr w:type="spellStart"/>
+      <w:r>
+        <w:rPr>
+          <w:rFonts w:hint="eastAsia"/>
+        </w:rPr>
+        <w:t>paris</w:t>
+      </w:r>
+      <w:proofErr w:type="spellEnd"/>
+      <w:r>
+        <w:rPr>
+          <w:rFonts w:hint="eastAsia"/>
+          <w:lang w:val="fr-FR"/>
+        </w:rPr>
+        <w:t>显著</w:t>
+      </w:r>
+    </w:p>
+    <w:p>
+      <w:pPr>
+        <w:widowControl/>
+        <w:rPr>
+          <w:rFonts w:hint="eastAsia"/>
+        </w:rPr>
+      </w:pPr>
+    </w:p>
+    <w:p>
+      <w:pPr>
+        <w:widowControl/>
+        <w:rPr>
+          <w:rFonts w:hint="eastAsia"/>
+        </w:rPr>
+      </w:pPr>
+      <w:r>
+        <w:rPr>
+          <w:rFonts w:hint="eastAsia"/>
+        </w:rPr>
+        <w:t>（</w:t>
+      </w:r>
+      <w:r>
+        <w:rPr>
+          <w:rFonts w:hint="eastAsia"/>
+          <w:lang w:val="fr-FR"/>
+        </w:rPr>
+        <w:t>但</w:t>
+      </w:r>
+      <w:proofErr w:type="spellStart"/>
+      <w:r>
+        <w:rPr>
+          <w:rFonts w:hint="eastAsia"/>
+        </w:rPr>
+        <w:t>superhost</w:t>
+      </w:r>
+      <w:proofErr w:type="spellEnd"/>
+      <w:r>
+        <w:rPr>
+          <w:rFonts w:hint="eastAsia"/>
+          <w:lang w:val="fr-FR"/>
+        </w:rPr>
+        <w:t>对除了</w:t>
+      </w:r>
+      <w:r>
+        <w:rPr>
+          <w:rFonts w:hint="eastAsia"/>
+        </w:rPr>
+        <w:t>socio</w:t>
+      </w:r>
+      <w:r>
+        <w:rPr>
+          <w:rFonts w:hint="eastAsia"/>
+          <w:lang w:val="fr-FR"/>
+        </w:rPr>
+        <w:t>外均有改变</w:t>
+      </w:r>
+      <w:r>
+        <w:t>…</w:t>
+      </w:r>
+      <w:r>
+        <w:rPr>
+          <w:rFonts w:hint="eastAsia"/>
+        </w:rPr>
+        <w:t>？？</w:t>
+      </w:r>
+    </w:p>
+    <w:p>
+      <w:pPr>
+        <w:widowControl/>
+        <w:rPr>
+          <w:rFonts w:hint="eastAsia"/>
+        </w:rPr>
+      </w:pPr>
+    </w:p>
+    <w:p>
+      <w:pPr>
+        <w:widowControl/>
+        <w:rPr>
+          <w:rFonts w:hint="eastAsia"/>
+        </w:rPr>
+      </w:pPr>
+    </w:p>
+    <w:p>
+      <w:pPr>
+        <w:widowControl/>
+        <w:rPr>
+          <w:rFonts w:hint="eastAsia"/>
+          <w:color w:val="EE0000"/>
+        </w:rPr>
+      </w:pPr>
+    </w:p>
+    <w:p>
+      <w:pPr>
+        <w:widowControl/>
+        <w:rPr>
+          <w:rFonts w:hint="eastAsia"/>
+          <w:color w:val="EE0000"/>
+        </w:rPr>
+      </w:pPr>
+      <w:r>
+        <w:rPr>
+          <w:rFonts w:hint="eastAsia"/>
+          <w:color w:val="EE0000"/>
+        </w:rPr>
+        <w:t>BILAN</w:t>
+      </w:r>
+      <w:r>
+        <w:rPr>
+          <w:rFonts w:hint="eastAsia"/>
+          <w:color w:val="EE0000"/>
+        </w:rPr>
+        <w:t>：</w:t>
+      </w:r>
+    </w:p>
+    <w:p>
+      <w:pPr>
+        <w:widowControl/>
+        <w:rPr>
+          <w:rFonts w:hint="eastAsia"/>
+          <w:color w:val="EE0000"/>
+        </w:rPr>
+      </w:pPr>
+      <w:r>
+        <w:rPr>
+          <w:rFonts w:hint="eastAsia"/>
+          <w:color w:val="EE0000"/>
+        </w:rPr>
+        <w:t>London</w:t>
+      </w:r>
+      <w:r>
+        <w:rPr>
+          <w:color w:val="EE0000"/>
+        </w:rPr>
+        <w:t xml:space="preserve"> </w:t>
+      </w:r>
+      <w:r>
+        <w:rPr>
+          <w:color w:val="EE0000"/>
+        </w:rPr>
+        <w:t>2</w:t>
+      </w:r>
+      <w:r>
+        <w:rPr>
+          <w:color w:val="EE0000"/>
+        </w:rPr>
+        <w:t>406</w:t>
+      </w:r>
+      <w:r>
+        <w:rPr>
+          <w:color w:val="EE0000"/>
+        </w:rPr>
+        <w:t xml:space="preserve"> vs </w:t>
+      </w:r>
+      <w:proofErr w:type="spellStart"/>
+      <w:r>
+        <w:rPr>
+          <w:color w:val="EE0000"/>
+        </w:rPr>
+        <w:t>paris</w:t>
+      </w:r>
+      <w:proofErr w:type="spellEnd"/>
+      <w:r>
+        <w:rPr>
+          <w:color w:val="EE0000"/>
+        </w:rPr>
+        <w:t xml:space="preserve"> 2406</w:t>
+      </w:r>
+    </w:p>
+    <w:p>
+      <w:pPr>
+        <w:widowControl/>
+        <w:rPr>
+          <w:rFonts w:hint="eastAsia"/>
+          <w:color w:val="EE0000"/>
+        </w:rPr>
+      </w:pPr>
+      <w:r>
+        <w:rPr>
+          <w:rFonts w:hint="eastAsia"/>
+          <w:color w:val="EE0000"/>
+        </w:rPr>
+        <w:t>策略效果都有加强（有交互</w:t>
+      </w:r>
+      <w:proofErr w:type="spellStart"/>
+      <w:r>
+        <w:rPr>
+          <w:rFonts w:hint="eastAsia"/>
+          <w:color w:val="EE0000"/>
+        </w:rPr>
+        <w:t>coef</w:t>
+      </w:r>
+      <w:proofErr w:type="spellEnd"/>
+      <w:r>
+        <w:rPr>
+          <w:rFonts w:hint="eastAsia"/>
+          <w:color w:val="EE0000"/>
+        </w:rPr>
+        <w:t>，比无交互</w:t>
+      </w:r>
+      <w:proofErr w:type="spellStart"/>
+      <w:r>
+        <w:rPr>
+          <w:rFonts w:hint="eastAsia"/>
+          <w:color w:val="EE0000"/>
+        </w:rPr>
+        <w:t>coef</w:t>
+      </w:r>
+      <w:proofErr w:type="spellEnd"/>
+      <w:r>
+        <w:rPr>
+          <w:rFonts w:hint="eastAsia"/>
+          <w:color w:val="EE0000"/>
+        </w:rPr>
+        <w:t>高）</w:t>
+      </w:r>
+      <w:r>
+        <w:rPr>
+          <w:rFonts w:hint="eastAsia"/>
+          <w:color w:val="EE0000"/>
+        </w:rPr>
+        <w:t>？</w:t>
+      </w:r>
+      <w:r>
+        <w:rPr>
+          <w:rFonts w:hint="eastAsia"/>
+          <w:color w:val="EE0000"/>
+          <w:lang w:val="fr-FR"/>
+        </w:rPr>
+        <w:t>意味着什么</w:t>
+      </w:r>
+      <w:r>
+        <w:rPr>
+          <w:rFonts w:hint="eastAsia"/>
+          <w:color w:val="EE0000"/>
+        </w:rPr>
+        <w:t>？</w:t>
+      </w:r>
+    </w:p>
+    <w:p>
+      <w:pPr>
+        <w:widowControl/>
+        <w:rPr>
+          <w:rFonts w:hint="eastAsia"/>
+          <w:color w:val="EE0000"/>
+        </w:rPr>
+      </w:pPr>
+      <w:r>
+        <w:rPr>
+          <w:rFonts w:hint="eastAsia"/>
+          <w:color w:val="EE0000"/>
+        </w:rPr>
+        <w:t>但是</w:t>
+      </w:r>
+      <w:r>
+        <w:rPr>
+          <w:rFonts w:hint="eastAsia"/>
+          <w:color w:val="EE0000"/>
+        </w:rPr>
+        <w:t>Auto</w:t>
+      </w:r>
+      <w:r>
+        <w:rPr>
+          <w:rFonts w:hint="eastAsia"/>
+          <w:color w:val="EE0000"/>
+          <w:lang w:val="fr-FR"/>
+        </w:rPr>
+        <w:t>外</w:t>
+      </w:r>
+      <w:r>
+        <w:rPr>
+          <w:rFonts w:hint="eastAsia"/>
+          <w:color w:val="EE0000"/>
+        </w:rPr>
+        <w:t>tactic</w:t>
+      </w:r>
+      <w:r>
+        <w:rPr>
+          <w:rFonts w:hint="eastAsia"/>
+          <w:color w:val="EE0000"/>
+          <w:lang w:val="fr-FR"/>
+        </w:rPr>
+        <w:t>在</w:t>
+      </w:r>
+      <w:proofErr w:type="spellStart"/>
+      <w:r>
+        <w:rPr>
+          <w:rFonts w:hint="eastAsia"/>
+          <w:color w:val="EE0000"/>
+        </w:rPr>
+        <w:t>paris</w:t>
+      </w:r>
+      <w:proofErr w:type="spellEnd"/>
+      <w:r>
+        <w:rPr>
+          <w:rFonts w:hint="eastAsia"/>
+          <w:color w:val="EE0000"/>
+        </w:rPr>
+        <w:t xml:space="preserve"> jo</w:t>
+      </w:r>
+      <w:r>
+        <w:rPr>
+          <w:rFonts w:hint="eastAsia"/>
+          <w:color w:val="EE0000"/>
+          <w:lang w:val="fr-FR"/>
+        </w:rPr>
+        <w:t>的作用</w:t>
+      </w:r>
+      <w:r>
+        <w:rPr>
+          <w:rFonts w:hint="eastAsia"/>
+          <w:color w:val="EE0000"/>
+          <w:lang w:val="fr-FR"/>
+        </w:rPr>
+        <w:t>下被</w:t>
+      </w:r>
+      <w:r>
+        <w:rPr>
+          <w:rFonts w:hint="eastAsia"/>
+          <w:color w:val="EE0000"/>
+          <w:lang w:val="fr-FR"/>
+        </w:rPr>
+        <w:t>削弱了</w:t>
+      </w:r>
+    </w:p>
+    <w:p>
+      <w:pPr>
+        <w:widowControl/>
+        <w:rPr>
+          <w:color w:val="EE0000"/>
+          <w:lang w:val="fr-FR"/>
+        </w:rPr>
+      </w:pPr>
+      <w:r>
+        <w:rPr>
+          <w:rFonts w:hint="eastAsia"/>
+          <w:color w:val="EE0000"/>
+          <w:lang w:val="fr-FR"/>
+        </w:rPr>
+        <w:t>但是新进入市场的房东</w:t>
+      </w:r>
+      <w:r>
+        <w:rPr>
+          <w:rFonts w:hint="eastAsia"/>
+          <w:color w:val="EE0000"/>
+          <w:lang w:val="fr-FR"/>
+        </w:rPr>
+        <w:t>和</w:t>
+      </w:r>
+      <w:proofErr w:type="spellStart"/>
+      <w:r>
+        <w:rPr>
+          <w:rFonts w:hint="eastAsia"/>
+          <w:color w:val="EE0000"/>
+          <w:lang w:val="fr-FR"/>
+        </w:rPr>
+        <w:t>superhost</w:t>
+      </w:r>
+      <w:proofErr w:type="spellEnd"/>
+      <w:r>
+        <w:rPr>
+          <w:rFonts w:hint="eastAsia"/>
+          <w:color w:val="EE0000"/>
+          <w:lang w:val="fr-FR"/>
+        </w:rPr>
+        <w:t>更加关注promo外的变量，</w:t>
+      </w:r>
+    </w:p>
+    <w:p>
+      <w:pPr>
+        <w:widowControl/>
+        <w:rPr>
+          <w:rFonts w:hint="eastAsia"/>
+          <w:color w:val="EE0000"/>
+          <w:lang w:val="fr-FR"/>
+        </w:rPr>
+      </w:pPr>
+      <w:r>
+        <w:rPr>
+          <w:rFonts w:hint="eastAsia"/>
+          <w:color w:val="EE0000"/>
+          <w:lang w:val="fr-FR"/>
+        </w:rPr>
+        <w:t>老房东更加</w:t>
+      </w:r>
+      <w:r>
+        <w:rPr>
+          <w:rFonts w:hint="eastAsia"/>
+          <w:color w:val="EE0000"/>
+          <w:lang w:val="fr-FR"/>
+        </w:rPr>
+        <w:t>关注promo</w:t>
+      </w:r>
+    </w:p>
+    <w:p>
+      <w:pPr>
+        <w:widowControl/>
+        <w:rPr>
+          <w:color w:val="EE0000"/>
+          <w:lang w:val="fr-FR"/>
+        </w:rPr>
+      </w:pPr>
+    </w:p>
+    <w:p>
+      <w:pPr>
+        <w:widowControl/>
+        <w:rPr>
+          <w:rFonts w:hint="eastAsia"/>
+          <w:color w:val="EE0000"/>
+          <w:lang w:val="fr-FR"/>
+        </w:rPr>
+      </w:pPr>
+    </w:p>
+    <w:p>
+      <w:pPr>
+        <w:widowControl/>
+        <w:rPr>
+          <w:rFonts w:hint="eastAsia"/>
+          <w:color w:val="EE0000"/>
+          <w:lang w:val="fr-FR"/>
+        </w:rPr>
+      </w:pPr>
+    </w:p>
+    <w:p>
+      <w:pPr>
+        <w:pStyle w:val="1"/>
+        <w:rPr>
+          <w:lang w:val="fr-FR"/>
+        </w:rPr>
+      </w:pPr>
+      <w:r>
+        <w:rPr>
+          <w:lang w:val="fr-FR"/>
+        </w:rPr>
+        <w:t>09/02/2026</w:t>
+      </w:r>
+    </w:p>
+    <w:p>
+      <w:r>
+        <w:rPr>
+          <w:rFonts w:hint="eastAsia"/>
+        </w:rPr>
+        <w:t>City</w:t>
+      </w:r>
+      <w:r>
+        <w:t xml:space="preserve">==city * event </w:t>
+      </w:r>
+      <w:r>
+        <w:t xml:space="preserve">* market </w:t>
+      </w:r>
+      <w:r>
+        <w:t>structure</w:t>
+      </w:r>
+    </w:p>
+    <w:p>
+      <w:pPr>
+        <w:rPr>
+          <w:color w:val="EE0000"/>
+        </w:rPr>
+      </w:pPr>
+      <w:r>
+        <w:rPr>
+          <w:color w:val="EE0000"/>
+        </w:rPr>
+        <w:t>讨论不同context</w:t>
+      </w:r>
+      <w:r>
+        <w:rPr>
+          <w:rFonts w:hint="eastAsia"/>
+          <w:color w:val="EE0000"/>
+        </w:rPr>
+        <w:t>//</w:t>
+      </w:r>
+      <w:proofErr w:type="spellStart"/>
+      <w:r>
+        <w:rPr>
+          <w:rFonts w:hint="eastAsia"/>
+          <w:color w:val="EE0000"/>
         </w:rPr>
         <w:t>ym</w:t>
       </w:r>
       <w:proofErr w:type="spellEnd"/>
-      <w:proofErr w:type="gramStart"/>
-      <w:r>
-        <w:rPr>
-          <w:b/>
-          <w:bCs/>
-          <w:lang w:val="fr-FR"/>
-        </w:rPr>
-        <w:t>’</w:t>
-      </w:r>
-      <w:proofErr w:type="gramEnd"/>
-      <w:r>
-        <w:rPr>
-          <w:rFonts w:hint="eastAsia"/>
-          <w:b/>
-          <w:bCs/>
-          <w:lang w:val="fr-FR"/>
+      <w:r>
+        <w:rPr>
+          <w:color w:val="EE0000"/>
+        </w:rPr>
+        <w:t>下房东展示行为的偏好，不同房东组的偏好，这些偏好是否与</w:t>
+      </w:r>
+      <w:r>
+        <w:rPr>
+          <w:color w:val="EE0000"/>
+        </w:rPr>
+        <w:lastRenderedPageBreak/>
+        <w:t>jo相关，比如promo的平均上升之类</w:t>
+      </w:r>
+    </w:p>
+    <w:p>
+      <w:pPr>
+        <w:rPr>
+          <w:color w:val="EE0000"/>
+        </w:rPr>
+      </w:pPr>
+      <w:r>
+        <w:rPr>
+          <w:rFonts w:hint="eastAsia"/>
+          <w:color w:val="EE0000"/>
+        </w:rPr>
+        <w:t>（描述行为变化STAT</w:t>
+      </w:r>
+      <w:r>
+        <w:rPr>
+          <w:color w:val="EE0000"/>
+          <w:lang w:val="fr-FR"/>
+        </w:rPr>
+        <w:t>）</w:t>
+      </w:r>
+    </w:p>
+    <w:p>
+      <w:pPr>
+        <w:rPr>
+          <w:color w:val="EE0000"/>
+        </w:rPr>
+      </w:pPr>
+      <w:r>
+        <w:rPr>
+          <w:color w:val="EE0000"/>
+        </w:rPr>
+        <w:t>然后</w:t>
+      </w:r>
+      <w:r>
+        <w:rPr>
+          <w:color w:val="EE0000"/>
+        </w:rPr>
+        <w:t>用</w:t>
+      </w:r>
+      <w:proofErr w:type="spellStart"/>
+      <w:r>
+        <w:rPr>
+          <w:color w:val="EE0000"/>
+        </w:rPr>
+        <w:t>ols</w:t>
+      </w:r>
+      <w:proofErr w:type="spellEnd"/>
+      <w:r>
+        <w:rPr>
+          <w:color w:val="EE0000"/>
+        </w:rPr>
+        <w:t>做交互tactics x context/</w:t>
+      </w:r>
+      <w:proofErr w:type="spellStart"/>
+      <w:r>
+        <w:rPr>
+          <w:color w:val="EE0000"/>
+        </w:rPr>
+        <w:t>ym</w:t>
+      </w:r>
+      <w:proofErr w:type="spellEnd"/>
+      <w:r>
+        <w:rPr>
+          <w:color w:val="EE0000"/>
+        </w:rPr>
+        <w:t xml:space="preserve">, 以及进一步的三重交互x </w:t>
+      </w:r>
+      <w:proofErr w:type="spellStart"/>
+      <w:r>
+        <w:rPr>
+          <w:color w:val="EE0000"/>
+        </w:rPr>
+        <w:t>superhost</w:t>
+      </w:r>
+      <w:proofErr w:type="spellEnd"/>
+      <w:r>
+        <w:rPr>
+          <w:color w:val="EE0000"/>
+        </w:rPr>
+        <w:t>/</w:t>
+      </w:r>
+      <w:proofErr w:type="spellStart"/>
+      <w:r>
+        <w:rPr>
+          <w:color w:val="EE0000"/>
+        </w:rPr>
+        <w:t>status_changed</w:t>
+      </w:r>
+      <w:proofErr w:type="spellEnd"/>
+      <w:r>
+        <w:rPr>
+          <w:color w:val="EE0000"/>
+        </w:rPr>
+        <w:t xml:space="preserve">; </w:t>
+      </w:r>
+      <w:r>
+        <w:rPr>
+          <w:rFonts w:hint="eastAsia"/>
+          <w:color w:val="EE0000"/>
+        </w:rPr>
+        <w:t>观察不同</w:t>
+      </w:r>
+      <w:r>
+        <w:rPr>
+          <w:color w:val="EE0000"/>
+        </w:rPr>
+        <w:t>策略</w:t>
+      </w:r>
+      <w:r>
+        <w:rPr>
+          <w:rFonts w:hint="eastAsia"/>
+          <w:color w:val="EE0000"/>
+        </w:rPr>
+        <w:t>信号+</w:t>
+      </w:r>
+      <w:r>
+        <w:rPr>
+          <w:color w:val="EE0000"/>
+        </w:rPr>
+        <w:t>房东类别信号</w:t>
+      </w:r>
+      <w:r>
+        <w:rPr>
+          <w:rFonts w:hint="eastAsia"/>
+          <w:color w:val="EE0000"/>
+        </w:rPr>
+        <w:t>，</w:t>
+      </w:r>
+      <w:r>
+        <w:rPr>
+          <w:rFonts w:hint="eastAsia"/>
+          <w:color w:val="EE0000"/>
+        </w:rPr>
+        <w:t>在不同context</w:t>
+      </w:r>
+      <w:r>
+        <w:rPr>
+          <w:rFonts w:hint="eastAsia"/>
+          <w:color w:val="EE0000"/>
+        </w:rPr>
+        <w:t>中，</w:t>
+      </w:r>
+      <w:r>
+        <w:rPr>
+          <w:color w:val="EE0000"/>
+        </w:rPr>
+        <w:t>独立和交互</w:t>
+      </w:r>
+      <w:r>
+        <w:rPr>
+          <w:color w:val="EE0000"/>
+        </w:rPr>
+        <w:t>对于绩效的影响。</w:t>
+      </w:r>
+    </w:p>
+    <w:p>
+      <w:pPr>
+        <w:rPr>
+          <w:rFonts w:hint="eastAsia"/>
+          <w:b/>
+          <w:bCs/>
+          <w:color w:val="0070C0"/>
+        </w:rPr>
+      </w:pPr>
+    </w:p>
+    <w:p>
+      <w:pPr>
+        <w:rPr>
+          <w:rFonts w:hint="eastAsia"/>
+          <w:b/>
+          <w:bCs/>
+          <w:color w:val="0070C0"/>
+        </w:rPr>
+      </w:pPr>
+    </w:p>
+    <w:p>
+      <w:pPr>
+        <w:rPr>
+          <w:b/>
+          <w:bCs/>
+          <w:color w:val="0070C0"/>
+        </w:rPr>
+      </w:pPr>
+      <w:r>
+        <w:rPr>
+          <w:b/>
+          <w:bCs/>
+          <w:color w:val="0070C0"/>
+        </w:rPr>
+        <w:t>第一部分 — 描述性分析</w:t>
+      </w:r>
+    </w:p>
+    <w:p>
+      <w:pPr>
+        <w:rPr>
+          <w:color w:val="0070C0"/>
+        </w:rPr>
+      </w:pPr>
+      <w:r>
+        <w:rPr>
+          <w:b/>
+          <w:bCs/>
+          <w:color w:val="0070C0"/>
+        </w:rPr>
+        <w:t>目标</w:t>
+      </w:r>
+      <w:r>
+        <w:rPr>
+          <w:color w:val="0070C0"/>
+        </w:rPr>
+        <w:t>：展示房东行为偏好和策略选择的模式</w:t>
+      </w:r>
+    </w:p>
+    <w:p>
+      <w:pPr>
+        <w:numPr>
+          <w:ilvl w:val="0"/>
+          <w:numId w:val="22"/>
+        </w:numPr>
+        <w:rPr>
+          <w:color w:val="0070C0"/>
+        </w:rPr>
+      </w:pPr>
+      <w:r>
+        <w:rPr>
+          <w:b/>
+          <w:bCs/>
+          <w:color w:val="0070C0"/>
+        </w:rPr>
+        <w:t>维度</w:t>
+      </w:r>
+      <w:r>
+        <w:rPr>
+          <w:color w:val="0070C0"/>
         </w:rPr>
         <w:t>：</w:t>
       </w:r>
     </w:p>
     <w:p>
       <w:pPr>
-        <w:rPr>
-          <w:lang w:val="fr-FR"/>
-        </w:rPr>
-      </w:pPr>
-      <w:r>
-        <w:rPr>
-          <w:rFonts w:hint="eastAsia"/>
-          <w:lang w:val="fr-FR"/>
-        </w:rPr>
-        <w:t>P</w:t>
-      </w:r>
-      <w:r>
-        <w:rPr>
-          <w:lang w:val="fr-FR"/>
-        </w:rPr>
-        <w:t>aris 2312 vs paris 240</w:t>
-      </w:r>
-      <w:r>
-        <w:rPr>
-          <w:rFonts w:hint="eastAsia"/>
-          <w:lang w:val="fr-FR"/>
-        </w:rPr>
-        <w:t>6</w:t>
-      </w:r>
-      <w:r>
-        <w:rPr>
-          <w:rFonts w:hint="eastAsia"/>
-          <w:lang w:val="fr-FR"/>
-        </w:rPr>
-        <w:t>直接比较，</w:t>
-      </w:r>
-      <w:proofErr w:type="spellStart"/>
-      <w:r>
-        <w:rPr>
-          <w:lang w:val="fr-FR"/>
-        </w:rPr>
-        <w:t>tactics</w:t>
-      </w:r>
-      <w:proofErr w:type="spellEnd"/>
-      <w:r>
-        <w:rPr>
-          <w:rFonts w:hint="eastAsia"/>
-          <w:lang w:val="fr-FR"/>
-        </w:rPr>
-        <w:t>的</w:t>
-      </w:r>
-      <w:proofErr w:type="spellStart"/>
-      <w:r>
-        <w:rPr>
-          <w:rFonts w:hint="eastAsia"/>
-          <w:lang w:val="fr-FR"/>
-        </w:rPr>
-        <w:t>ttest</w:t>
-      </w:r>
-      <w:proofErr w:type="spellEnd"/>
-      <w:r>
-        <w:rPr>
-          <w:rFonts w:hint="eastAsia"/>
-          <w:lang w:val="fr-FR"/>
-        </w:rPr>
-        <w:t>均无显著差异！！！（已</w:t>
-      </w:r>
-      <w:proofErr w:type="spellStart"/>
-      <w:r>
-        <w:rPr>
-          <w:rFonts w:hint="eastAsia"/>
-          <w:lang w:val="fr-FR"/>
-        </w:rPr>
-        <w:t>dropna</w:t>
-      </w:r>
-      <w:proofErr w:type="spellEnd"/>
-      <w:r>
-        <w:rPr>
-          <w:rFonts w:hint="eastAsia"/>
+        <w:numPr>
+          <w:ilvl w:val="1"/>
+          <w:numId w:val="22"/>
+        </w:numPr>
+        <w:rPr>
+          <w:color w:val="0070C0"/>
+        </w:rPr>
+      </w:pPr>
+      <w:r>
+        <w:rPr>
+          <w:color w:val="0070C0"/>
+        </w:rPr>
+        <w:t>Context / 时间 (city, year-month / Olympic period)</w:t>
+      </w:r>
+    </w:p>
+    <w:p>
+      <w:pPr>
+        <w:numPr>
+          <w:ilvl w:val="1"/>
+          <w:numId w:val="22"/>
+        </w:numPr>
+        <w:rPr>
+          <w:color w:val="0070C0"/>
+        </w:rPr>
+      </w:pPr>
+      <w:r>
+        <w:rPr>
+          <w:color w:val="0070C0"/>
+        </w:rPr>
+        <w:t xml:space="preserve">房东类型 (new vs old, </w:t>
+      </w:r>
+      <w:proofErr w:type="spellStart"/>
+      <w:r>
+        <w:rPr>
+          <w:color w:val="0070C0"/>
+        </w:rPr>
+        <w:t>superhost</w:t>
+      </w:r>
+      <w:proofErr w:type="spellEnd"/>
+      <w:r>
+        <w:rPr>
+          <w:color w:val="0070C0"/>
+        </w:rPr>
+        <w:t xml:space="preserve"> vs </w:t>
+      </w:r>
+      <w:proofErr w:type="spellStart"/>
+      <w:r>
+        <w:rPr>
+          <w:color w:val="0070C0"/>
+        </w:rPr>
+        <w:t>autres</w:t>
+      </w:r>
+      <w:proofErr w:type="spellEnd"/>
+      <w:r>
+        <w:rPr>
+          <w:color w:val="0070C0"/>
+        </w:rPr>
+        <w:t>)</w:t>
+      </w:r>
+    </w:p>
+    <w:p>
+      <w:pPr>
+        <w:numPr>
+          <w:ilvl w:val="0"/>
+          <w:numId w:val="22"/>
+        </w:numPr>
+        <w:rPr>
+          <w:color w:val="0070C0"/>
+        </w:rPr>
+      </w:pPr>
+      <w:r>
+        <w:rPr>
+          <w:b/>
+          <w:bCs/>
+          <w:color w:val="0070C0"/>
+        </w:rPr>
+        <w:t>方法</w:t>
+      </w:r>
+      <w:r>
+        <w:rPr>
+          <w:color w:val="0070C0"/>
+        </w:rPr>
+        <w:t>：</w:t>
+      </w:r>
+    </w:p>
+    <w:p>
+      <w:pPr>
+        <w:numPr>
+          <w:ilvl w:val="1"/>
+          <w:numId w:val="22"/>
+        </w:numPr>
+        <w:rPr>
+          <w:color w:val="0070C0"/>
+        </w:rPr>
+      </w:pPr>
+      <w:r>
+        <w:rPr>
+          <w:color w:val="0070C0"/>
+        </w:rPr>
+        <w:t>分析 tactics score 的分布</w:t>
+      </w:r>
+    </w:p>
+    <w:p>
+      <w:pPr>
+        <w:numPr>
+          <w:ilvl w:val="1"/>
+          <w:numId w:val="22"/>
+        </w:numPr>
+        <w:rPr>
+          <w:color w:val="0070C0"/>
+        </w:rPr>
+      </w:pPr>
+      <w:r>
+        <w:rPr>
+          <w:color w:val="0070C0"/>
+        </w:rPr>
+        <w:t>对比新老房东的策略偏好</w:t>
+      </w:r>
+    </w:p>
+    <w:p>
+      <w:pPr>
+        <w:numPr>
+          <w:ilvl w:val="1"/>
+          <w:numId w:val="22"/>
+        </w:numPr>
+        <w:rPr>
+          <w:color w:val="0070C0"/>
+        </w:rPr>
+      </w:pPr>
+      <w:r>
+        <w:rPr>
+          <w:color w:val="0070C0"/>
+        </w:rPr>
+        <w:t>描述在 JO 期间的平均策略变化（比如 self-promotion 是否上升）</w:t>
+      </w:r>
+    </w:p>
+    <w:p>
+      <w:pPr>
+        <w:numPr>
+          <w:ilvl w:val="0"/>
+          <w:numId w:val="22"/>
+        </w:numPr>
+        <w:rPr>
+          <w:color w:val="0070C0"/>
+        </w:rPr>
+      </w:pPr>
+      <w:r>
+        <w:rPr>
+          <w:b/>
+          <w:bCs/>
+          <w:color w:val="0070C0"/>
+        </w:rPr>
+        <w:t>解释</w:t>
+      </w:r>
+      <w:r>
+        <w:rPr>
+          <w:color w:val="0070C0"/>
+        </w:rPr>
+        <w:t>：</w:t>
+      </w:r>
+    </w:p>
+    <w:p>
+      <w:pPr>
+        <w:numPr>
+          <w:ilvl w:val="1"/>
+          <w:numId w:val="22"/>
+        </w:numPr>
+        <w:rPr>
+          <w:color w:val="0070C0"/>
+        </w:rPr>
+      </w:pPr>
+      <w:r>
+        <w:rPr>
+          <w:color w:val="0070C0"/>
+        </w:rPr>
+        <w:t>Temporal context 用于观察潜在调整迹象</w:t>
+      </w:r>
+    </w:p>
+    <w:p>
+      <w:pPr>
+        <w:numPr>
+          <w:ilvl w:val="1"/>
+          <w:numId w:val="22"/>
+        </w:numPr>
+        <w:rPr>
+          <w:color w:val="0070C0"/>
+        </w:rPr>
+      </w:pPr>
+      <w:r>
+        <w:rPr>
+          <w:color w:val="0070C0"/>
+        </w:rPr>
+        <w:t>不是做因果检验，只是 evidence of strategic behavior</w:t>
+      </w:r>
+    </w:p>
+    <w:p>
+      <w:pPr>
+        <w:rPr>
+          <w:rFonts w:hint="eastAsia"/>
+          <w:color w:val="0070C0"/>
+        </w:rPr>
+      </w:pPr>
+    </w:p>
+    <w:p>
+      <w:pPr>
+        <w:rPr>
+          <w:b/>
+          <w:bCs/>
+          <w:color w:val="0070C0"/>
+        </w:rPr>
+      </w:pPr>
+      <w:r>
+        <w:rPr>
+          <w:b/>
+          <w:bCs/>
+          <w:color w:val="0070C0"/>
+        </w:rPr>
+        <w:t>第二部分 — 交互OLS分析</w:t>
+      </w:r>
+    </w:p>
+    <w:p>
+      <w:pPr>
+        <w:rPr>
+          <w:color w:val="0070C0"/>
+        </w:rPr>
+      </w:pPr>
+      <w:r>
+        <w:rPr>
+          <w:b/>
+          <w:bCs/>
+          <w:color w:val="0070C0"/>
+        </w:rPr>
+        <w:t>目标</w:t>
+      </w:r>
+      <w:r>
+        <w:rPr>
+          <w:color w:val="0070C0"/>
+        </w:rPr>
+        <w:t>：探究不同 signal 在不同 context 下对绩效的关联</w:t>
+      </w:r>
+    </w:p>
+    <w:p>
+      <w:pPr>
+        <w:numPr>
+          <w:ilvl w:val="0"/>
+          <w:numId w:val="23"/>
+        </w:numPr>
+        <w:rPr>
+          <w:color w:val="0070C0"/>
+        </w:rPr>
+      </w:pPr>
+      <w:r>
+        <w:rPr>
+          <w:b/>
+          <w:bCs/>
+          <w:color w:val="0070C0"/>
+        </w:rPr>
+        <w:t>模型</w:t>
+      </w:r>
+      <w:r>
+        <w:rPr>
+          <w:color w:val="0070C0"/>
+        </w:rPr>
+        <w:t>：OLS 回归</w:t>
+      </w:r>
+    </w:p>
+    <w:p>
+      <w:pPr>
+        <w:numPr>
+          <w:ilvl w:val="0"/>
+          <w:numId w:val="23"/>
+        </w:numPr>
+        <w:rPr>
+          <w:color w:val="0070C0"/>
+        </w:rPr>
+      </w:pPr>
+      <w:r>
+        <w:rPr>
+          <w:b/>
+          <w:bCs/>
+          <w:color w:val="0070C0"/>
+        </w:rPr>
+        <w:t>主要变量</w:t>
+      </w:r>
+      <w:r>
+        <w:rPr>
+          <w:color w:val="0070C0"/>
+        </w:rPr>
+        <w:t>：</w:t>
+      </w:r>
+    </w:p>
+    <w:p>
+      <w:pPr>
+        <w:numPr>
+          <w:ilvl w:val="1"/>
+          <w:numId w:val="23"/>
+        </w:numPr>
+        <w:rPr>
+          <w:color w:val="0070C0"/>
+        </w:rPr>
+      </w:pPr>
+      <w:r>
+        <w:rPr>
+          <w:color w:val="0070C0"/>
+        </w:rPr>
+        <w:t>tactics score</w:t>
+      </w:r>
+    </w:p>
+    <w:p>
+      <w:pPr>
+        <w:numPr>
+          <w:ilvl w:val="1"/>
+          <w:numId w:val="23"/>
+        </w:numPr>
+        <w:rPr>
+          <w:color w:val="0070C0"/>
+        </w:rPr>
+      </w:pPr>
+      <w:r>
+        <w:rPr>
+          <w:color w:val="0070C0"/>
+        </w:rPr>
+        <w:t xml:space="preserve">context / </w:t>
+      </w:r>
+      <w:proofErr w:type="spellStart"/>
+      <w:r>
+        <w:rPr>
+          <w:color w:val="0070C0"/>
+        </w:rPr>
+        <w:t>ym</w:t>
+      </w:r>
+      <w:proofErr w:type="spellEnd"/>
+      <w:r>
+        <w:rPr>
+          <w:color w:val="0070C0"/>
+        </w:rPr>
+        <w:t>（城市与时间标记）</w:t>
+      </w:r>
+    </w:p>
+    <w:p>
+      <w:pPr>
+        <w:numPr>
+          <w:ilvl w:val="0"/>
+          <w:numId w:val="23"/>
+        </w:numPr>
+        <w:rPr>
+          <w:color w:val="0070C0"/>
+        </w:rPr>
+      </w:pPr>
+      <w:r>
+        <w:rPr>
+          <w:b/>
+          <w:bCs/>
+          <w:color w:val="0070C0"/>
+        </w:rPr>
+        <w:t>交互项</w:t>
+      </w:r>
+      <w:r>
+        <w:rPr>
+          <w:color w:val="0070C0"/>
+        </w:rPr>
+        <w:t>：</w:t>
+      </w:r>
+    </w:p>
+    <w:p>
+      <w:pPr>
+        <w:numPr>
+          <w:ilvl w:val="1"/>
+          <w:numId w:val="23"/>
+        </w:numPr>
+        <w:rPr>
+          <w:color w:val="0070C0"/>
+        </w:rPr>
+      </w:pPr>
+      <w:r>
+        <w:rPr>
+          <w:color w:val="0070C0"/>
+        </w:rPr>
+        <w:lastRenderedPageBreak/>
+        <w:t xml:space="preserve">tactics × context / </w:t>
+      </w:r>
+      <w:proofErr w:type="spellStart"/>
+      <w:r>
+        <w:rPr>
+          <w:color w:val="0070C0"/>
+        </w:rPr>
+        <w:t>ym</w:t>
+      </w:r>
+      <w:proofErr w:type="spellEnd"/>
+    </w:p>
+    <w:p>
+      <w:pPr>
+        <w:numPr>
+          <w:ilvl w:val="1"/>
+          <w:numId w:val="23"/>
+        </w:numPr>
+        <w:rPr>
+          <w:color w:val="0070C0"/>
+        </w:rPr>
+      </w:pPr>
+      <w:r>
+        <w:rPr>
+          <w:color w:val="0070C0"/>
+        </w:rPr>
+        <w:t>tactics × context × host-type (</w:t>
+      </w:r>
+      <w:proofErr w:type="spellStart"/>
+      <w:r>
+        <w:rPr>
+          <w:color w:val="0070C0"/>
+        </w:rPr>
+        <w:t>superhost</w:t>
+      </w:r>
+      <w:proofErr w:type="spellEnd"/>
+      <w:r>
+        <w:rPr>
+          <w:color w:val="0070C0"/>
+        </w:rPr>
+        <w:t xml:space="preserve"> / </w:t>
+      </w:r>
+      <w:proofErr w:type="spellStart"/>
+      <w:r>
+        <w:rPr>
+          <w:color w:val="0070C0"/>
+        </w:rPr>
+        <w:t>new_host</w:t>
+      </w:r>
+      <w:proofErr w:type="spellEnd"/>
+      <w:r>
+        <w:rPr>
+          <w:color w:val="0070C0"/>
+        </w:rPr>
+        <w:t xml:space="preserve"> / </w:t>
+      </w:r>
+      <w:proofErr w:type="spellStart"/>
+      <w:r>
+        <w:rPr>
+          <w:color w:val="0070C0"/>
+        </w:rPr>
+        <w:t>status_changed</w:t>
+      </w:r>
+      <w:proofErr w:type="spellEnd"/>
+      <w:r>
+        <w:rPr>
+          <w:color w:val="0070C0"/>
+        </w:rPr>
+        <w:t>)</w:t>
+      </w:r>
+    </w:p>
+    <w:p>
+      <w:pPr>
+        <w:numPr>
+          <w:ilvl w:val="0"/>
+          <w:numId w:val="23"/>
+        </w:numPr>
+        <w:rPr>
+          <w:color w:val="0070C0"/>
+        </w:rPr>
+      </w:pPr>
+      <w:r>
+        <w:rPr>
+          <w:b/>
+          <w:bCs/>
+          <w:color w:val="0070C0"/>
+        </w:rPr>
+        <w:t>解释</w:t>
+      </w:r>
+      <w:r>
+        <w:rPr>
+          <w:color w:val="0070C0"/>
+        </w:rPr>
+        <w:t>：</w:t>
+      </w:r>
+    </w:p>
+    <w:p>
+      <w:pPr>
+        <w:numPr>
+          <w:ilvl w:val="1"/>
+          <w:numId w:val="23"/>
+        </w:numPr>
+        <w:rPr>
+          <w:color w:val="0070C0"/>
+        </w:rPr>
+      </w:pPr>
+      <w:r>
+        <w:rPr>
+          <w:color w:val="0070C0"/>
+        </w:rPr>
+        <w:t>观察策略信号在不同市场、不同房东群体下的效果差异</w:t>
+      </w:r>
+    </w:p>
+    <w:p>
+      <w:pPr>
+        <w:numPr>
+          <w:ilvl w:val="1"/>
+          <w:numId w:val="23"/>
+        </w:numPr>
+        <w:rPr>
+          <w:color w:val="0070C0"/>
+        </w:rPr>
+      </w:pPr>
+      <w:r>
+        <w:rPr>
+          <w:color w:val="0070C0"/>
+        </w:rPr>
+        <w:t>不 claim Olympics cause change</w:t>
+      </w:r>
+    </w:p>
+    <w:p>
+      <w:pPr>
+        <w:numPr>
+          <w:ilvl w:val="1"/>
+          <w:numId w:val="23"/>
+        </w:numPr>
+        <w:rPr>
+          <w:color w:val="0070C0"/>
+        </w:rPr>
+      </w:pPr>
+      <w:r>
+        <w:rPr>
+          <w:color w:val="0070C0"/>
+        </w:rPr>
+        <w:t>重点是 signal × context × host heterogeneity 的 pattern</w:t>
+      </w:r>
+    </w:p>
+    <w:p>
+      <w:pPr>
+        <w:rPr>
+          <w:color w:val="0070C0"/>
+        </w:rPr>
+      </w:pPr>
+    </w:p>
+    <w:p>
+      <w:pPr>
+        <w:rPr>
+          <w:color w:val="0070C0"/>
+        </w:rPr>
+      </w:pPr>
+    </w:p>
+    <w:p>
+      <w:pPr>
+        <w:rPr>
+          <w:rFonts w:hint="eastAsia"/>
+          <w:color w:val="0070C0"/>
+        </w:rPr>
+      </w:pPr>
+    </w:p>
+    <w:p>
+      <w:pPr>
+        <w:pStyle w:val="2"/>
+      </w:pPr>
+      <w:r>
+        <w:rPr>
+          <w:rFonts w:hint="eastAsia"/>
+        </w:rPr>
+        <w:t>初步结果总结：</w:t>
+      </w:r>
+    </w:p>
+    <w:p>
+      <w:pPr>
+        <w:rPr>
+          <w:color w:val="EE0000"/>
+        </w:rPr>
+      </w:pPr>
+      <w:r>
+        <w:rPr>
+          <w:color w:val="EE0000"/>
+        </w:rPr>
+        <w:t>在描述性结果中，在2406london vs 2406paris数据中，以及巴黎2312vs 2406，策略变量之间没有显著差别，在2406数据中新进入市场对比旧房东，</w:t>
+      </w:r>
+      <w:proofErr w:type="spellStart"/>
+      <w:r>
+        <w:rPr>
+          <w:color w:val="EE0000"/>
+        </w:rPr>
+        <w:t>superhost</w:t>
+      </w:r>
+      <w:proofErr w:type="spellEnd"/>
+      <w:r>
+        <w:rPr>
+          <w:color w:val="EE0000"/>
+        </w:rPr>
+        <w:t>对比其他普通房东，都呈现出更加偏好auto promotion以外的自我展示策略。</w:t>
+      </w:r>
+    </w:p>
+    <w:p>
+      <w:pPr>
+        <w:rPr>
+          <w:color w:val="EE0000"/>
+        </w:rPr>
+      </w:pPr>
+    </w:p>
+    <w:p>
+      <w:pPr>
+        <w:rPr>
+          <w:color w:val="EE0000"/>
+        </w:rPr>
+      </w:pPr>
+      <w:r>
+        <w:rPr>
+          <w:color w:val="EE0000"/>
+        </w:rPr>
+        <w:t>在</w:t>
+      </w:r>
+      <w:proofErr w:type="spellStart"/>
+      <w:r>
+        <w:rPr>
+          <w:color w:val="EE0000"/>
+        </w:rPr>
+        <w:t>ols</w:t>
+      </w:r>
+      <w:proofErr w:type="spellEnd"/>
+      <w:r>
+        <w:rPr>
+          <w:color w:val="EE0000"/>
+        </w:rPr>
+        <w:t>回归结果中，策略变量呈现出openness消极但是效果不明显，authenticity，sociability积极显著，</w:t>
+      </w:r>
+      <w:proofErr w:type="spellStart"/>
+      <w:r>
+        <w:rPr>
+          <w:color w:val="EE0000"/>
+        </w:rPr>
+        <w:t>self promotion</w:t>
+      </w:r>
+      <w:proofErr w:type="spellEnd"/>
+      <w:r>
+        <w:rPr>
+          <w:color w:val="EE0000"/>
+        </w:rPr>
+        <w:t>消极显著，exemplification积极显著的趋势；尽管</w:t>
+      </w:r>
+      <w:proofErr w:type="spellStart"/>
+      <w:r>
+        <w:rPr>
+          <w:color w:val="EE0000"/>
+        </w:rPr>
+        <w:t>london</w:t>
+      </w:r>
+      <w:proofErr w:type="spellEnd"/>
+      <w:r>
+        <w:rPr>
+          <w:color w:val="EE0000"/>
+        </w:rPr>
+        <w:t>和</w:t>
+      </w:r>
+      <w:proofErr w:type="spellStart"/>
+      <w:r>
+        <w:rPr>
+          <w:color w:val="EE0000"/>
+        </w:rPr>
+        <w:t>paris</w:t>
+      </w:r>
+      <w:proofErr w:type="spellEnd"/>
+      <w:r>
+        <w:rPr>
+          <w:color w:val="EE0000"/>
+        </w:rPr>
+        <w:t>房东在自我展示测数值策略对比中没有展现出显著差异，但在交互中，</w:t>
+      </w:r>
+      <w:proofErr w:type="spellStart"/>
+      <w:r>
+        <w:rPr>
+          <w:color w:val="EE0000"/>
+        </w:rPr>
+        <w:t>paris</w:t>
+      </w:r>
+      <w:proofErr w:type="spellEnd"/>
+      <w:r>
+        <w:rPr>
+          <w:color w:val="EE0000"/>
+        </w:rPr>
+        <w:t>对除了</w:t>
+      </w:r>
+      <w:proofErr w:type="spellStart"/>
+      <w:r>
+        <w:rPr>
+          <w:color w:val="EE0000"/>
+        </w:rPr>
+        <w:t>self promotion</w:t>
+      </w:r>
+      <w:proofErr w:type="spellEnd"/>
+      <w:r>
+        <w:rPr>
+          <w:color w:val="EE0000"/>
+        </w:rPr>
+        <w:t>外所有策略都产生了消极的压制作用，尤其是exemplification，但却逆转录了</w:t>
+      </w:r>
+      <w:proofErr w:type="spellStart"/>
+      <w:r>
+        <w:rPr>
+          <w:color w:val="EE0000"/>
+        </w:rPr>
+        <w:t>self promotion</w:t>
+      </w:r>
+      <w:proofErr w:type="spellEnd"/>
+      <w:r>
+        <w:rPr>
+          <w:color w:val="EE0000"/>
+        </w:rPr>
+        <w:t>的消极作用。</w:t>
+      </w:r>
+    </w:p>
+    <w:p>
+      <w:r>
+        <w:rPr>
+          <w:rFonts w:hint="eastAsia"/>
+        </w:rPr>
+        <w:t>原本显著的quality策略</w:t>
+      </w:r>
+      <w:r>
+        <w:rPr>
+          <w:rFonts w:hint="eastAsia"/>
+        </w:rPr>
+        <w:t>以及authenticity在</w:t>
+      </w:r>
+      <w:proofErr w:type="spellStart"/>
+      <w:r>
+        <w:rPr>
+          <w:rFonts w:hint="eastAsia"/>
+        </w:rPr>
+        <w:t>paris</w:t>
+      </w:r>
+      <w:proofErr w:type="spellEnd"/>
+      <w:r>
+        <w:rPr>
+          <w:rFonts w:hint="eastAsia"/>
+        </w:rPr>
+        <w:t xml:space="preserve"> 语境下失去了显著性，openness的消极效果出现显著，sociability保持积极显著，但被削弱。</w:t>
+      </w:r>
+    </w:p>
+    <w:p/>
+    <w:p/>
+    <w:p>
+      <w:pPr>
+        <w:rPr>
+          <w:rFonts w:hint="eastAsia"/>
+        </w:rPr>
+      </w:pPr>
+    </w:p>
+    <w:p>
+      <w:pPr>
+        <w:rPr>
+          <w:b/>
+          <w:bCs/>
+          <w:color w:val="000000" w:themeColor="text1"/>
+        </w:rPr>
+      </w:pPr>
+      <w:r>
+        <w:rPr>
+          <w:rFonts w:hint="eastAsia"/>
+          <w:b/>
+          <w:bCs/>
+          <w:color w:val="000000" w:themeColor="text1"/>
+        </w:rPr>
+        <w:t>City和</w:t>
+      </w:r>
+      <w:proofErr w:type="spellStart"/>
+      <w:r>
+        <w:rPr>
+          <w:rFonts w:hint="eastAsia"/>
+          <w:b/>
+          <w:bCs/>
+          <w:color w:val="000000" w:themeColor="text1"/>
+        </w:rPr>
+        <w:t>ym</w:t>
+      </w:r>
+      <w:proofErr w:type="spellEnd"/>
+      <w:r>
+        <w:rPr>
+          <w:rFonts w:hint="eastAsia"/>
+          <w:b/>
+          <w:bCs/>
+          <w:color w:val="000000" w:themeColor="text1"/>
+        </w:rPr>
+        <w:t>之间tactics的数据差异不显著</w:t>
+      </w:r>
+    </w:p>
+    <w:p>
+      <w:pPr>
+        <w:rPr>
+          <w:b/>
+          <w:bCs/>
+          <w:color w:val="000000" w:themeColor="text1"/>
+        </w:rPr>
+      </w:pPr>
+      <w:r>
+        <w:rPr>
+          <w:rFonts w:hint="eastAsia"/>
+          <w:b/>
+          <w:bCs/>
+          <w:color w:val="000000" w:themeColor="text1"/>
+        </w:rPr>
+        <w:t>房东类型之间反而差距更大：</w:t>
+      </w:r>
+      <w:proofErr w:type="spellStart"/>
+      <w:r>
+        <w:rPr>
+          <w:rFonts w:hint="eastAsia"/>
+          <w:b/>
+          <w:bCs/>
+          <w:color w:val="000000" w:themeColor="text1"/>
+        </w:rPr>
+        <w:t>Superhost</w:t>
+      </w:r>
+      <w:proofErr w:type="spellEnd"/>
+      <w:r>
+        <w:rPr>
+          <w:rFonts w:hint="eastAsia"/>
+          <w:b/>
+          <w:bCs/>
+          <w:color w:val="000000" w:themeColor="text1"/>
+        </w:rPr>
+        <w:t>和</w:t>
+      </w:r>
+      <w:proofErr w:type="spellStart"/>
+      <w:r>
+        <w:rPr>
+          <w:rFonts w:hint="eastAsia"/>
+          <w:b/>
+          <w:bCs/>
+          <w:color w:val="000000" w:themeColor="text1"/>
+        </w:rPr>
+        <w:t>status</w:t>
+      </w:r>
+      <w:r>
+        <w:rPr>
+          <w:b/>
+          <w:bCs/>
+          <w:color w:val="000000" w:themeColor="text1"/>
+        </w:rPr>
+        <w:t>_changed</w:t>
+      </w:r>
+      <w:proofErr w:type="spellEnd"/>
+      <w:r>
+        <w:rPr>
+          <w:rFonts w:hint="eastAsia"/>
+          <w:b/>
+          <w:bCs/>
+          <w:color w:val="000000" w:themeColor="text1"/>
+        </w:rPr>
+        <w:t>更注重promo外的策略</w:t>
+      </w:r>
+    </w:p>
+    <w:p>
+      <w:pPr>
+        <w:rPr>
+          <w:b/>
+          <w:bCs/>
+          <w:color w:val="000000" w:themeColor="text1"/>
+        </w:rPr>
+      </w:pPr>
+    </w:p>
+    <w:p>
+      <w:pPr>
+        <w:rPr>
+          <w:b/>
+          <w:bCs/>
+          <w:color w:val="000000" w:themeColor="text1"/>
+        </w:rPr>
+      </w:pPr>
+      <w:r>
+        <w:rPr>
+          <w:rFonts w:hint="eastAsia"/>
+          <w:b/>
+          <w:bCs/>
+          <w:color w:val="000000" w:themeColor="text1"/>
+        </w:rPr>
+        <w:t>X city显著差异，</w:t>
+      </w:r>
+      <w:proofErr w:type="spellStart"/>
+      <w:r>
+        <w:rPr>
+          <w:rFonts w:hint="eastAsia"/>
+          <w:b/>
+          <w:bCs/>
+          <w:color w:val="000000" w:themeColor="text1"/>
+        </w:rPr>
+        <w:t>paris</w:t>
+      </w:r>
+      <w:proofErr w:type="spellEnd"/>
+      <w:r>
+        <w:rPr>
+          <w:rFonts w:hint="eastAsia"/>
+          <w:b/>
+          <w:bCs/>
+          <w:color w:val="000000" w:themeColor="text1"/>
+        </w:rPr>
+        <w:t>对除promo外tactic进行验证</w:t>
+      </w:r>
+    </w:p>
+    <w:p>
+      <w:pPr>
+        <w:rPr>
+          <w:b/>
+          <w:bCs/>
+          <w:color w:val="000000" w:themeColor="text1"/>
+        </w:rPr>
+      </w:pPr>
+      <w:r>
+        <w:rPr>
+          <w:rFonts w:hint="eastAsia"/>
+          <w:b/>
+          <w:bCs/>
+          <w:color w:val="000000" w:themeColor="text1"/>
+        </w:rPr>
+        <w:lastRenderedPageBreak/>
+        <w:t xml:space="preserve">X </w:t>
+      </w:r>
+      <w:proofErr w:type="spellStart"/>
+      <w:r>
+        <w:rPr>
+          <w:rFonts w:hint="eastAsia"/>
+          <w:b/>
+          <w:bCs/>
+          <w:color w:val="000000" w:themeColor="text1"/>
+        </w:rPr>
+        <w:t>ym</w:t>
+      </w:r>
+      <w:proofErr w:type="spellEnd"/>
+      <w:r>
+        <w:rPr>
+          <w:rFonts w:hint="eastAsia"/>
+          <w:b/>
+          <w:bCs/>
+          <w:color w:val="000000" w:themeColor="text1"/>
+        </w:rPr>
+        <w:t>无特别差异</w:t>
+      </w:r>
+    </w:p>
+    <w:p>
+      <w:pPr>
+        <w:rPr>
+          <w:b/>
+          <w:bCs/>
+          <w:color w:val="000000" w:themeColor="text1"/>
+        </w:rPr>
+      </w:pPr>
+    </w:p>
+    <w:p>
+      <w:pPr>
+        <w:rPr>
+          <w:rFonts w:hint="eastAsia"/>
+          <w:b/>
+          <w:bCs/>
+          <w:color w:val="000000" w:themeColor="text1"/>
+        </w:rPr>
+      </w:pPr>
+      <w:r>
+        <w:rPr>
+          <w:rFonts w:hint="eastAsia"/>
+          <w:b/>
+          <w:bCs/>
+          <w:color w:val="000000" w:themeColor="text1"/>
+        </w:rPr>
+        <w:t xml:space="preserve">X </w:t>
+      </w:r>
+      <w:r>
+        <w:rPr>
+          <w:b/>
+          <w:bCs/>
+          <w:color w:val="000000" w:themeColor="text1"/>
+        </w:rPr>
+        <w:t xml:space="preserve">city X </w:t>
+      </w:r>
+      <w:proofErr w:type="spellStart"/>
+      <w:r>
+        <w:rPr>
+          <w:b/>
+          <w:bCs/>
+          <w:color w:val="000000" w:themeColor="text1"/>
+        </w:rPr>
+        <w:t>superhost</w:t>
+      </w:r>
+      <w:proofErr w:type="spellEnd"/>
+      <w:r>
+        <w:rPr>
+          <w:rFonts w:hint="eastAsia"/>
+          <w:b/>
+          <w:bCs/>
+          <w:color w:val="000000" w:themeColor="text1"/>
+        </w:rPr>
+        <w:t xml:space="preserve"> ：</w:t>
+      </w:r>
+      <w:r>
+        <w:rPr>
+          <w:rFonts w:hint="eastAsia"/>
+          <w:b/>
+          <w:bCs/>
+          <w:color w:val="000000" w:themeColor="text1"/>
+          <w:lang w:val="fr-FR"/>
+        </w:rPr>
+        <w:t>在</w:t>
+      </w:r>
+      <w:r>
+        <w:rPr>
+          <w:rFonts w:hint="eastAsia"/>
+          <w:b/>
+          <w:bCs/>
+          <w:color w:val="000000" w:themeColor="text1"/>
+        </w:rPr>
+        <w:t>quality</w:t>
+      </w:r>
+      <w:r>
+        <w:rPr>
+          <w:b/>
+          <w:bCs/>
+          <w:color w:val="000000" w:themeColor="text1"/>
+        </w:rPr>
+        <w:t>(marketing )</w:t>
+      </w:r>
+      <w:r>
+        <w:rPr>
+          <w:rFonts w:hint="eastAsia"/>
+          <w:b/>
+          <w:bCs/>
+          <w:color w:val="000000" w:themeColor="text1"/>
+        </w:rPr>
+        <w:t>策略上有可见差异</w:t>
+      </w:r>
+    </w:p>
+    <w:p>
+      <w:pPr>
+        <w:rPr>
+          <w:b/>
+          <w:bCs/>
+          <w:color w:val="0070C0"/>
+        </w:rPr>
+      </w:pPr>
+      <w:r>
+        <w:rPr>
+          <w:rFonts w:hint="eastAsia"/>
+          <w:b/>
+          <w:bCs/>
+          <w:color w:val="000000" w:themeColor="text1"/>
+        </w:rPr>
+        <w:t xml:space="preserve">X </w:t>
+      </w:r>
+      <w:r>
+        <w:rPr>
+          <w:b/>
+          <w:bCs/>
+          <w:color w:val="000000" w:themeColor="text1"/>
+        </w:rPr>
+        <w:t xml:space="preserve">city X </w:t>
+      </w:r>
+      <w:r>
+        <w:rPr>
+          <w:rFonts w:hint="eastAsia"/>
+          <w:b/>
+          <w:bCs/>
+          <w:color w:val="000000" w:themeColor="text1"/>
+        </w:rPr>
+        <w:t>status</w:t>
+      </w:r>
+      <w:r>
+        <w:rPr>
+          <w:b/>
+          <w:bCs/>
+          <w:color w:val="000000" w:themeColor="text1"/>
+          <w:lang w:val="fr-FR"/>
+        </w:rPr>
+        <w:t xml:space="preserve"> : </w:t>
+      </w:r>
+      <w:r>
+        <w:rPr>
+          <w:rFonts w:hint="eastAsia"/>
+          <w:b/>
+          <w:bCs/>
+          <w:color w:val="000000" w:themeColor="text1"/>
+          <w:lang w:val="fr-FR"/>
+        </w:rPr>
+        <w:t>无特别差异</w:t>
+      </w:r>
+      <w:r>
+        <w:rPr>
+          <w:rFonts w:hint="eastAsia"/>
+          <w:b/>
+          <w:bCs/>
+          <w:color w:val="000000" w:themeColor="text1"/>
+        </w:rPr>
+        <w:t xml:space="preserve"> </w:t>
+      </w:r>
+    </w:p>
+    <w:p>
+      <w:pPr>
+        <w:rPr>
+          <w:b/>
+          <w:bCs/>
+          <w:color w:val="0070C0"/>
+        </w:rPr>
+      </w:pPr>
+    </w:p>
+    <w:p>
+      <w:pPr>
+        <w:rPr>
+          <w:rFonts w:hint="eastAsia"/>
+        </w:rPr>
+      </w:pPr>
+    </w:p>
+    <w:p>
+      <w:pPr>
+        <w:rPr>
+          <w:rFonts w:hint="eastAsia"/>
+        </w:rPr>
+      </w:pPr>
+    </w:p>
+    <w:p>
+      <w:pPr>
+        <w:pStyle w:val="2"/>
+      </w:pPr>
+      <w:r>
+        <w:rPr>
+          <w:rFonts w:hint="eastAsia"/>
+          <w:lang w:val="fr-FR"/>
+        </w:rPr>
+        <w:t>三重交互</w:t>
+      </w:r>
+      <w:r>
+        <w:rPr>
+          <w:rFonts w:hint="eastAsia"/>
+        </w:rPr>
+        <w:t>：</w:t>
+      </w:r>
+      <w:proofErr w:type="spellStart"/>
+      <w:r>
+        <w:t>df_all</w:t>
+      </w:r>
+      <w:proofErr w:type="spellEnd"/>
+      <w:r>
+        <w:t xml:space="preserve"> : city x </w:t>
+      </w:r>
+      <w:proofErr w:type="spellStart"/>
+      <w:r>
+        <w:t>superhost</w:t>
+      </w:r>
+      <w:proofErr w:type="spellEnd"/>
+      <w:r>
+        <w:t xml:space="preserve"> </w:t>
+      </w:r>
+    </w:p>
+    <w:p>
+      <w:pPr>
+        <w:widowControl/>
+        <w:rPr>
+          <w:lang w:val="fr-FR"/>
+        </w:rPr>
+      </w:pPr>
+      <w:r>
+        <w:rPr>
+          <w:lang w:val="fr-FR"/>
+        </w:rPr>
+        <w:t>paris</w:t>
+      </w:r>
+      <w:r>
+        <w:t>削弱</w:t>
+      </w:r>
+      <w:r>
+        <w:rPr>
+          <w:lang w:val="fr-FR"/>
+        </w:rPr>
+        <w:t>open</w:t>
+      </w:r>
+      <w:r>
+        <w:t>和</w:t>
+      </w:r>
+      <w:r>
+        <w:rPr>
+          <w:lang w:val="fr-FR"/>
+        </w:rPr>
+        <w:t>socio，</w:t>
+      </w:r>
+      <w:r>
+        <w:t>无论是否为</w:t>
+      </w:r>
+      <w:proofErr w:type="spellStart"/>
+      <w:r>
+        <w:rPr>
+          <w:lang w:val="fr-FR"/>
+        </w:rPr>
+        <w:t>superhost</w:t>
+      </w:r>
+      <w:proofErr w:type="spellEnd"/>
+      <w:r>
+        <w:rPr>
+          <w:lang w:val="fr-FR"/>
+        </w:rPr>
+        <w:t>，</w:t>
+      </w:r>
+      <w:proofErr w:type="spellStart"/>
+      <w:r>
+        <w:rPr>
+          <w:lang w:val="fr-FR"/>
+        </w:rPr>
+        <w:t>personality</w:t>
+      </w:r>
+      <w:proofErr w:type="spellEnd"/>
+      <w:r>
+        <w:t>不稳定</w:t>
+      </w:r>
+      <w:r>
+        <w:rPr>
+          <w:lang w:val="fr-FR"/>
+        </w:rPr>
+        <w:t>？</w:t>
+      </w:r>
+    </w:p>
+    <w:p>
+      <w:pPr>
+        <w:widowControl/>
+        <w:rPr>
+          <w:lang w:val="fr-FR"/>
+        </w:rPr>
+      </w:pPr>
+    </w:p>
+    <w:p>
+      <w:pPr>
+        <w:widowControl/>
+        <w:rPr>
+          <w:color w:val="EE0000"/>
+          <w:lang w:val="fr-FR"/>
+        </w:rPr>
+      </w:pPr>
+      <w:r>
+        <w:rPr>
+          <w:color w:val="EE0000"/>
+        </w:rPr>
+        <w:t>在仅与</w:t>
+      </w:r>
+      <w:r>
+        <w:rPr>
+          <w:color w:val="EE0000"/>
+          <w:lang w:val="fr-FR"/>
+        </w:rPr>
+        <w:t>city</w:t>
+      </w:r>
+      <w:r>
+        <w:rPr>
+          <w:color w:val="EE0000"/>
+        </w:rPr>
+        <w:t>交互时</w:t>
+      </w:r>
+      <w:r>
+        <w:rPr>
+          <w:color w:val="EE0000"/>
+          <w:lang w:val="fr-FR"/>
+        </w:rPr>
+        <w:t>，paris</w:t>
+      </w:r>
+      <w:r>
+        <w:rPr>
+          <w:color w:val="EE0000"/>
+        </w:rPr>
+        <w:t>压制</w:t>
+      </w:r>
+      <w:r>
+        <w:rPr>
+          <w:color w:val="EE0000"/>
+          <w:lang w:val="fr-FR"/>
+        </w:rPr>
+        <w:t>promo；</w:t>
+      </w:r>
+      <w:r>
+        <w:rPr>
+          <w:color w:val="EE0000"/>
+        </w:rPr>
+        <w:t>但细分为对于</w:t>
+      </w:r>
+      <w:r>
+        <w:rPr>
+          <w:color w:val="EE0000"/>
+          <w:lang w:val="fr-FR"/>
+        </w:rPr>
+        <w:t>paris autres</w:t>
+      </w:r>
+      <w:r>
+        <w:rPr>
+          <w:color w:val="EE0000"/>
+        </w:rPr>
+        <w:t>有积极效果</w:t>
+      </w:r>
+      <w:r>
+        <w:rPr>
+          <w:color w:val="EE0000"/>
+          <w:lang w:val="fr-FR"/>
+        </w:rPr>
+        <w:t>，</w:t>
+      </w:r>
+      <w:r>
+        <w:rPr>
+          <w:color w:val="EE0000"/>
+        </w:rPr>
+        <w:t>对</w:t>
+      </w:r>
+      <w:r>
+        <w:rPr>
+          <w:color w:val="EE0000"/>
+          <w:lang w:val="fr-FR"/>
+        </w:rPr>
+        <w:t xml:space="preserve">paris </w:t>
+      </w:r>
+      <w:proofErr w:type="spellStart"/>
+      <w:r>
+        <w:rPr>
+          <w:color w:val="EE0000"/>
+          <w:lang w:val="fr-FR"/>
+        </w:rPr>
+        <w:t>superhost</w:t>
+      </w:r>
+      <w:proofErr w:type="spellEnd"/>
+      <w:r>
+        <w:rPr>
+          <w:color w:val="EE0000"/>
+        </w:rPr>
+        <w:t>更明显的消极效果</w:t>
+      </w:r>
+      <w:r>
+        <w:rPr>
+          <w:color w:val="EE0000"/>
+          <w:lang w:val="fr-FR"/>
+        </w:rPr>
+        <w:t>（</w:t>
+      </w:r>
+      <w:proofErr w:type="spellStart"/>
+      <w:r>
+        <w:rPr>
+          <w:color w:val="EE0000"/>
+          <w:lang w:val="fr-FR"/>
+        </w:rPr>
+        <w:t>jo</w:t>
+      </w:r>
+      <w:proofErr w:type="spellEnd"/>
+      <w:r>
+        <w:rPr>
+          <w:color w:val="EE0000"/>
+        </w:rPr>
+        <w:t>开放了</w:t>
+      </w:r>
+      <w:r>
+        <w:rPr>
+          <w:color w:val="EE0000"/>
+          <w:lang w:val="fr-FR"/>
+        </w:rPr>
+        <w:t>promo</w:t>
+      </w:r>
+      <w:r>
+        <w:rPr>
+          <w:color w:val="EE0000"/>
+        </w:rPr>
+        <w:t>的作用</w:t>
+      </w:r>
+      <w:r>
+        <w:rPr>
+          <w:color w:val="EE0000"/>
+          <w:lang w:val="fr-FR"/>
+        </w:rPr>
+        <w:t>，</w:t>
+      </w:r>
+      <w:r>
+        <w:rPr>
+          <w:color w:val="EE0000"/>
+        </w:rPr>
+        <w:t>但仅限</w:t>
+      </w:r>
+      <w:r>
+        <w:rPr>
+          <w:color w:val="EE0000"/>
+          <w:lang w:val="fr-FR"/>
+        </w:rPr>
+        <w:t>autres）</w:t>
+      </w:r>
+    </w:p>
+    <w:p>
+      <w:pPr>
+        <w:widowControl/>
+        <w:rPr>
+          <w:color w:val="EE0000"/>
+          <w:lang w:val="fr-FR"/>
+        </w:rPr>
+      </w:pPr>
+    </w:p>
+    <w:p>
+      <w:pPr>
+        <w:widowControl/>
+        <w:rPr>
+          <w:color w:val="EE0000"/>
+          <w:lang w:val="fr-FR"/>
+        </w:rPr>
+      </w:pPr>
+      <w:proofErr w:type="spellStart"/>
+      <w:r>
+        <w:rPr>
+          <w:color w:val="EE0000"/>
+          <w:lang w:val="fr-FR"/>
+        </w:rPr>
+        <w:t>exemplarite</w:t>
+      </w:r>
+      <w:proofErr w:type="spellEnd"/>
+      <w:r>
+        <w:rPr>
+          <w:color w:val="EE0000"/>
+        </w:rPr>
+        <w:t>相反</w:t>
+      </w:r>
+      <w:r>
+        <w:rPr>
+          <w:rFonts w:hint="eastAsia"/>
+          <w:color w:val="EE0000"/>
+          <w:lang w:val="fr-FR"/>
+        </w:rPr>
+        <w:t>，</w:t>
+      </w:r>
+      <w:r>
+        <w:rPr>
+          <w:rFonts w:hint="eastAsia"/>
+          <w:color w:val="EE0000"/>
+        </w:rPr>
+        <w:t>单独积极</w:t>
+      </w:r>
+      <w:r>
+        <w:rPr>
+          <w:color w:val="EE0000"/>
+          <w:lang w:val="fr-FR"/>
+        </w:rPr>
+        <w:t>，</w:t>
+      </w:r>
+      <w:r>
+        <w:rPr>
+          <w:color w:val="EE0000"/>
+        </w:rPr>
+        <w:t>对于</w:t>
+      </w:r>
+      <w:r>
+        <w:rPr>
+          <w:color w:val="EE0000"/>
+          <w:lang w:val="fr-FR"/>
+        </w:rPr>
+        <w:t>paris autres</w:t>
+      </w:r>
+      <w:r>
+        <w:rPr>
+          <w:color w:val="EE0000"/>
+        </w:rPr>
+        <w:t>消极</w:t>
+      </w:r>
+      <w:r>
+        <w:rPr>
+          <w:color w:val="EE0000"/>
+          <w:lang w:val="fr-FR"/>
+        </w:rPr>
+        <w:t>，</w:t>
+      </w:r>
+      <w:r>
+        <w:rPr>
+          <w:color w:val="EE0000"/>
+        </w:rPr>
+        <w:t>对于</w:t>
+      </w:r>
+      <w:r>
+        <w:rPr>
+          <w:color w:val="EE0000"/>
+          <w:lang w:val="fr-FR"/>
+        </w:rPr>
+        <w:t xml:space="preserve">paris </w:t>
+      </w:r>
+      <w:proofErr w:type="spellStart"/>
+      <w:r>
+        <w:rPr>
+          <w:color w:val="EE0000"/>
+          <w:lang w:val="fr-FR"/>
+        </w:rPr>
+        <w:t>superhost</w:t>
+      </w:r>
+      <w:proofErr w:type="spellEnd"/>
+      <w:r>
+        <w:rPr>
+          <w:color w:val="EE0000"/>
+        </w:rPr>
+        <w:t>积极</w:t>
+      </w:r>
+      <w:r>
+        <w:rPr>
+          <w:color w:val="EE0000"/>
+          <w:lang w:val="fr-FR"/>
+        </w:rPr>
+        <w:t>，（</w:t>
+      </w:r>
+      <w:proofErr w:type="spellStart"/>
+      <w:r>
+        <w:rPr>
+          <w:color w:val="EE0000"/>
+          <w:lang w:val="fr-FR"/>
+        </w:rPr>
+        <w:t>london</w:t>
+      </w:r>
+      <w:proofErr w:type="spellEnd"/>
+      <w:r>
+        <w:rPr>
+          <w:color w:val="EE0000"/>
+          <w:lang w:val="fr-FR"/>
+        </w:rPr>
+        <w:t xml:space="preserve"> autres</w:t>
+      </w:r>
+      <w:r>
+        <w:rPr>
+          <w:color w:val="EE0000"/>
+        </w:rPr>
+        <w:t>积极</w:t>
+      </w:r>
+      <w:r>
+        <w:rPr>
+          <w:color w:val="EE0000"/>
+          <w:lang w:val="fr-FR"/>
+        </w:rPr>
+        <w:t>，</w:t>
+      </w:r>
+      <w:proofErr w:type="spellStart"/>
+      <w:r>
+        <w:rPr>
+          <w:color w:val="EE0000"/>
+          <w:lang w:val="fr-FR"/>
+        </w:rPr>
+        <w:t>london</w:t>
+      </w:r>
+      <w:proofErr w:type="spellEnd"/>
+      <w:r>
+        <w:rPr>
+          <w:color w:val="EE0000"/>
+          <w:lang w:val="fr-FR"/>
+        </w:rPr>
+        <w:t xml:space="preserve"> </w:t>
+      </w:r>
+      <w:proofErr w:type="spellStart"/>
+      <w:r>
+        <w:rPr>
+          <w:color w:val="EE0000"/>
+          <w:lang w:val="fr-FR"/>
+        </w:rPr>
+        <w:t>superhost</w:t>
+      </w:r>
+      <w:proofErr w:type="spellEnd"/>
+      <w:r>
+        <w:rPr>
+          <w:color w:val="EE0000"/>
+        </w:rPr>
+        <w:t>消极</w:t>
+      </w:r>
+      <w:r>
+        <w:rPr>
+          <w:color w:val="EE0000"/>
           <w:lang w:val="fr-FR"/>
         </w:rPr>
         <w:t>）</w:t>
       </w:r>
     </w:p>
-    <w:p/>
-    <w:p>
-      <w:pPr>
-        <w:rPr>
-          <w:rFonts w:hint="eastAsia"/>
-        </w:rPr>
-      </w:pPr>
-    </w:p>
-    <w:p>
-      <w:pPr>
-        <w:rPr>
-          <w:b/>
-          <w:bCs/>
-        </w:rPr>
-      </w:pPr>
-      <w:r>
-        <w:rPr>
-          <w:rFonts w:hint="eastAsia"/>
-          <w:b/>
-          <w:bCs/>
-        </w:rPr>
-        <w:t>2312 vs 2406</w:t>
-      </w:r>
-    </w:p>
-    <w:p>
-      <w:r>
-        <w:rPr>
-          <w:rFonts w:hint="eastAsia"/>
-          <w:lang w:val="fr-FR"/>
-        </w:rPr>
-        <w:t>新房东</w:t>
-      </w:r>
-      <w:r>
-        <w:rPr>
-          <w:rFonts w:hint="eastAsia"/>
+    <w:p>
+      <w:pPr>
+        <w:widowControl/>
+        <w:rPr>
+          <w:color w:val="EE0000"/>
+          <w:lang w:val="fr-FR"/>
+        </w:rPr>
+      </w:pPr>
+      <w:r>
+        <w:rPr>
+          <w:color w:val="EE0000"/>
+        </w:rPr>
+        <w:t>说明</w:t>
+      </w:r>
+      <w:r>
+        <w:rPr>
+          <w:rFonts w:hint="eastAsia"/>
+          <w:color w:val="EE0000"/>
+          <w:lang w:val="fr-FR"/>
+        </w:rPr>
+        <w:t>ci</w:t>
+      </w:r>
+      <w:r>
+        <w:rPr>
+          <w:rFonts w:hint="eastAsia"/>
+          <w:color w:val="EE0000"/>
+          <w:lang w:val="fr-FR"/>
+        </w:rPr>
+        <w:t xml:space="preserve">ty </w:t>
+      </w:r>
+      <w:proofErr w:type="spellStart"/>
+      <w:r>
+        <w:rPr>
+          <w:rFonts w:hint="eastAsia"/>
+          <w:color w:val="EE0000"/>
+          <w:lang w:val="fr-FR"/>
+        </w:rPr>
+        <w:t>context</w:t>
+      </w:r>
+      <w:proofErr w:type="spellEnd"/>
+      <w:r>
+        <w:rPr>
+          <w:color w:val="EE0000"/>
+        </w:rPr>
+        <w:t>改变了</w:t>
+      </w:r>
+      <w:proofErr w:type="spellStart"/>
+      <w:r>
+        <w:rPr>
+          <w:color w:val="EE0000"/>
+          <w:lang w:val="fr-FR"/>
+        </w:rPr>
+        <w:t>exemp</w:t>
+      </w:r>
+      <w:proofErr w:type="spellEnd"/>
+      <w:r>
+        <w:rPr>
+          <w:color w:val="EE0000"/>
+        </w:rPr>
+        <w:t>的作用方向</w:t>
+      </w:r>
+      <w:r>
+        <w:rPr>
+          <w:color w:val="EE0000"/>
+          <w:lang w:val="fr-FR"/>
+        </w:rPr>
+        <w:t>?</w:t>
+      </w:r>
+    </w:p>
+    <w:p>
+      <w:pPr>
+        <w:widowControl/>
+        <w:rPr>
+          <w:color w:val="EE0000"/>
+          <w:lang w:val="fr-FR"/>
+        </w:rPr>
+      </w:pPr>
+      <w:r>
+        <w:rPr>
+          <w:color w:val="EE0000"/>
+        </w:rPr>
+        <w:t>仅与</w:t>
+      </w:r>
+      <w:r>
+        <w:rPr>
+          <w:color w:val="EE0000"/>
+          <w:lang w:val="fr-FR"/>
+        </w:rPr>
+        <w:t>city</w:t>
+      </w:r>
+      <w:r>
+        <w:rPr>
+          <w:color w:val="EE0000"/>
+        </w:rPr>
+        <w:t>交互时</w:t>
+      </w:r>
+      <w:r>
+        <w:rPr>
+          <w:color w:val="EE0000"/>
+          <w:lang w:val="fr-FR"/>
+        </w:rPr>
+        <w:t>，paris</w:t>
+      </w:r>
+      <w:r>
+        <w:rPr>
+          <w:color w:val="EE0000"/>
+        </w:rPr>
+        <w:t>对</w:t>
+      </w:r>
+      <w:proofErr w:type="spellStart"/>
+      <w:r>
+        <w:rPr>
+          <w:color w:val="EE0000"/>
+          <w:lang w:val="fr-FR"/>
+        </w:rPr>
+        <w:t>exem</w:t>
+      </w:r>
+      <w:proofErr w:type="spellEnd"/>
+      <w:r>
+        <w:rPr>
+          <w:color w:val="EE0000"/>
+        </w:rPr>
+        <w:t>削弱</w:t>
+      </w:r>
+      <w:r>
+        <w:rPr>
+          <w:color w:val="EE0000"/>
+          <w:lang w:val="fr-FR"/>
         </w:rPr>
         <w:t>（</w:t>
       </w:r>
       <w:r>
         <w:rPr>
-          <w:rFonts w:hint="eastAsia"/>
-        </w:rPr>
-        <w:t>is</w:t>
-      </w:r>
-      <w:r>
-        <w:rPr>
+          <w:color w:val="EE0000"/>
+        </w:rPr>
+        <w:t>对</w:t>
+      </w:r>
+      <w:r>
+        <w:rPr>
+          <w:color w:val="EE0000"/>
+          <w:lang w:val="fr-FR"/>
+        </w:rPr>
+        <w:t>autres</w:t>
+      </w:r>
+      <w:r>
+        <w:rPr>
+          <w:color w:val="EE0000"/>
+        </w:rPr>
+        <w:t>的削弱大于对</w:t>
+      </w:r>
+      <w:proofErr w:type="spellStart"/>
+      <w:r>
+        <w:rPr>
+          <w:color w:val="EE0000"/>
+          <w:lang w:val="fr-FR"/>
+        </w:rPr>
+        <w:t>superhost</w:t>
+      </w:r>
+      <w:proofErr w:type="spellEnd"/>
+      <w:r>
+        <w:rPr>
+          <w:color w:val="EE0000"/>
+        </w:rPr>
+        <w:t>的增强</w:t>
+      </w:r>
+      <w:r>
+        <w:rPr>
+          <w:color w:val="EE0000"/>
+          <w:lang w:val="fr-FR"/>
+        </w:rPr>
+        <w:t>）</w:t>
+      </w:r>
+    </w:p>
+    <w:p>
+      <w:pPr>
+        <w:widowControl/>
+        <w:rPr>
+          <w:lang w:val="fr-FR"/>
+        </w:rPr>
+      </w:pPr>
+    </w:p>
+    <w:p>
+      <w:pPr>
+        <w:widowControl/>
+        <w:rPr>
+          <w:lang w:val="fr-FR"/>
+        </w:rPr>
+      </w:pPr>
+    </w:p>
+    <w:p>
+      <w:pPr>
+        <w:pStyle w:val="3"/>
+      </w:pPr>
+      <w:proofErr w:type="spellStart"/>
+      <w:r>
+        <w:rPr>
+          <w:rFonts w:hint="eastAsia"/>
+        </w:rPr>
+        <w:t>D</w:t>
+      </w:r>
+      <w:r>
+        <w:t>f_all</w:t>
+      </w:r>
+      <w:proofErr w:type="spellEnd"/>
+      <w:r>
+        <w:t> :</w:t>
+      </w:r>
+      <w:r>
+        <w:rPr>
+          <w:rFonts w:hint="eastAsia"/>
+        </w:rPr>
+        <w:t xml:space="preserve"> </w:t>
+      </w:r>
+      <w:r>
+        <w:t xml:space="preserve">tactics* city* </w:t>
+      </w:r>
+      <w:proofErr w:type="spellStart"/>
+      <w:r>
+        <w:t>s</w:t>
+      </w:r>
+      <w:r>
+        <w:t>tatus_changed</w:t>
+      </w:r>
+      <w:proofErr w:type="spellEnd"/>
+    </w:p>
+    <w:p>
+      <w:pPr>
+        <w:widowControl/>
+        <w:rPr>
+          <w:rFonts w:hint="eastAsia"/>
+          <w:color w:val="EE0000"/>
+          <w:lang w:val="fr-FR"/>
+        </w:rPr>
+      </w:pPr>
+      <w:r>
+        <w:rPr>
+          <w:rFonts w:hint="eastAsia"/>
+          <w:color w:val="EE0000"/>
+        </w:rPr>
+        <w:t>Status</w:t>
+      </w:r>
+      <w:r>
+        <w:rPr>
+          <w:color w:val="EE0000"/>
           <w:lang w:val="fr-FR"/>
         </w:rPr>
         <w:t>_</w:t>
@@ -6008,1127 +9612,184 @@
       <w:proofErr w:type="spellStart"/>
       <w:r>
         <w:rPr>
-          <w:lang w:val="fr-FR"/>
-        </w:rPr>
-        <w:t>new_entrant</w:t>
-      </w:r>
-      <w:proofErr w:type="spellEnd"/>
-      <w:r>
-        <w:rPr>
-          <w:lang w:val="fr-FR"/>
-        </w:rPr>
+          <w:color w:val="EE0000"/>
+          <w:lang w:val="fr-FR"/>
+        </w:rPr>
+        <w:t>changed</w:t>
+      </w:r>
+      <w:proofErr w:type="spellEnd"/>
+      <w:r>
+        <w:rPr>
+          <w:rFonts w:hint="eastAsia"/>
+          <w:color w:val="EE0000"/>
+          <w:lang w:val="fr-FR"/>
+        </w:rPr>
+        <w:t>不像是</w:t>
+      </w:r>
+      <w:proofErr w:type="spellStart"/>
+      <w:r>
+        <w:rPr>
+          <w:rFonts w:hint="eastAsia"/>
+          <w:color w:val="EE0000"/>
+          <w:lang w:val="fr-FR"/>
+        </w:rPr>
+        <w:t>superhost</w:t>
+      </w:r>
+      <w:proofErr w:type="spellEnd"/>
+      <w:r>
+        <w:rPr>
+          <w:rFonts w:hint="eastAsia"/>
+          <w:color w:val="EE0000"/>
+          <w:lang w:val="fr-FR"/>
+        </w:rPr>
+        <w:t>一样是显式标志，它的三重交互没有显著性</w:t>
+      </w:r>
+    </w:p>
+    <w:p>
+      <w:pPr>
+        <w:widowControl/>
+      </w:pPr>
+    </w:p>
+    <w:p>
+      <w:pPr>
+        <w:widowControl/>
+      </w:pPr>
+      <w:proofErr w:type="spellStart"/>
+      <w:r>
+        <w:t>s</w:t>
+      </w:r>
+      <w:r>
+        <w:t>tatus_changed</w:t>
+      </w:r>
+      <w:proofErr w:type="spellEnd"/>
+      <w:r>
+        <w:rPr>
+          <w:rFonts w:hint="eastAsia"/>
+        </w:rPr>
+        <w:t>对于不同城市的策略影响不显著</w:t>
+      </w:r>
+    </w:p>
+    <w:p>
+      <w:pPr>
+        <w:widowControl/>
+      </w:pPr>
+    </w:p>
+    <w:p>
+      <w:pPr>
+        <w:widowControl/>
+      </w:pPr>
+    </w:p>
+    <w:p>
+      <w:pPr>
+        <w:widowControl/>
+      </w:pPr>
+      <w:proofErr w:type="spellStart"/>
+      <w:r>
+        <w:rPr>
+          <w:rFonts w:hint="eastAsia"/>
+        </w:rPr>
+        <w:t>df</w:t>
+      </w:r>
+      <w:r>
+        <w:t>_paris_all</w:t>
+      </w:r>
+      <w:proofErr w:type="spellEnd"/>
+      <w:r>
+        <w:t xml:space="preserve"> : tactics * </w:t>
+      </w:r>
+      <w:proofErr w:type="spellStart"/>
+      <w:r>
+        <w:t>y</w:t>
+      </w:r>
+      <w:r>
+        <w:t>m</w:t>
+      </w:r>
+      <w:proofErr w:type="spellEnd"/>
+    </w:p>
+    <w:p>
+      <w:pPr>
+        <w:widowControl/>
+      </w:pPr>
+      <w:proofErr w:type="spellStart"/>
+      <w:r>
+        <w:rPr>
+          <w:rFonts w:hint="eastAsia"/>
+        </w:rPr>
+        <w:lastRenderedPageBreak/>
+        <w:t>ym</w:t>
+      </w:r>
+      <w:proofErr w:type="spellEnd"/>
+      <w:r>
         <w:t xml:space="preserve"> </w:t>
       </w:r>
       <w:r>
         <w:rPr>
           <w:rFonts w:hint="eastAsia"/>
-          <w:lang w:val="fr-FR"/>
-        </w:rPr>
-        <w:t>即在2406中</w:t>
-      </w:r>
-      <w:proofErr w:type="spellStart"/>
-      <w:r>
-        <w:rPr>
-          <w:rFonts w:hint="eastAsia"/>
-        </w:rPr>
-        <w:t>status</w:t>
-      </w:r>
-      <w:r>
-        <w:t>_changed</w:t>
-      </w:r>
-      <w:proofErr w:type="spellEnd"/>
-      <w:r>
-        <w:t>=1） vs 23+24</w:t>
-      </w:r>
-      <w:r>
-        <w:rPr>
-          <w:rFonts w:hint="eastAsia"/>
-          <w:lang w:val="fr-FR"/>
-        </w:rPr>
-        <w:t>老房东</w:t>
-      </w:r>
-      <w:r>
-        <w:rPr>
-          <w:rFonts w:hint="eastAsia"/>
-        </w:rPr>
-        <w:t>：</w:t>
-      </w:r>
-    </w:p>
-    <w:p>
-      <w:r>
-        <w:rPr>
-          <w:rFonts w:hint="eastAsia"/>
-          <w:lang w:val="fr-FR"/>
-        </w:rPr>
-        <w:t>仅</w:t>
-      </w:r>
-      <w:proofErr w:type="spellStart"/>
-      <w:r>
-        <w:rPr>
-          <w:rFonts w:hint="eastAsia"/>
-        </w:rPr>
-        <w:t>new+reactive</w:t>
-      </w:r>
-      <w:proofErr w:type="spellEnd"/>
-      <w:r>
-        <w:rPr>
-          <w:rFonts w:hint="eastAsia"/>
-          <w:lang w:val="fr-FR"/>
-        </w:rPr>
-        <w:t>完全新房东</w:t>
-      </w:r>
-      <w:r>
-        <w:t xml:space="preserve"> </w:t>
-      </w:r>
-      <w:r>
-        <w:rPr>
-          <w:rFonts w:hint="eastAsia"/>
-        </w:rPr>
-        <w:t xml:space="preserve">VS </w:t>
-      </w:r>
-      <w:r>
-        <w:t>23+24</w:t>
-      </w:r>
-      <w:r>
-        <w:rPr>
-          <w:rFonts w:hint="eastAsia"/>
-          <w:lang w:val="fr-FR"/>
-        </w:rPr>
-        <w:t>老房东</w:t>
-      </w:r>
-      <w:r>
-        <w:rPr>
-          <w:rFonts w:hint="eastAsia"/>
-        </w:rPr>
-        <w:t>：</w:t>
-      </w:r>
-    </w:p>
-    <w:p>
-      <w:pPr>
-        <w:rPr>
-          <w:lang w:val="fr-FR"/>
-        </w:rPr>
-      </w:pPr>
-      <w:r>
-        <w:rPr>
-          <w:rFonts w:hint="eastAsia"/>
-          <w:lang w:val="fr-FR"/>
-        </w:rPr>
-        <w:t>仅</w:t>
-      </w:r>
-      <w:proofErr w:type="spellStart"/>
-      <w:r>
-        <w:rPr>
-          <w:rFonts w:hint="eastAsia"/>
-        </w:rPr>
-        <w:t>new+reactive</w:t>
-      </w:r>
-      <w:proofErr w:type="spellEnd"/>
-      <w:r>
-        <w:rPr>
-          <w:rFonts w:hint="eastAsia"/>
-          <w:lang w:val="fr-FR"/>
-        </w:rPr>
-        <w:t>完全新房东</w:t>
-      </w:r>
-      <w:r>
-        <w:rPr>
-          <w:rFonts w:hint="eastAsia"/>
-        </w:rPr>
-        <w:t xml:space="preserve"> vs 23</w:t>
-      </w:r>
-      <w:r>
-        <w:t>+</w:t>
-      </w:r>
-      <w:r>
-        <w:rPr>
-          <w:rFonts w:hint="eastAsia"/>
-        </w:rPr>
-        <w:t>24</w:t>
-      </w:r>
-      <w:r>
-        <w:rPr>
-          <w:rFonts w:hint="eastAsia"/>
-          <w:lang w:val="fr-FR"/>
-        </w:rPr>
-        <w:t>且</w:t>
-      </w:r>
-      <w:proofErr w:type="spellStart"/>
-      <w:r>
-        <w:rPr>
-          <w:rFonts w:hint="eastAsia"/>
-        </w:rPr>
-        <w:t>old</w:t>
-      </w:r>
-      <w:r>
-        <w:t>_host_sp_changed</w:t>
-      </w:r>
-      <w:proofErr w:type="spellEnd"/>
-      <w:r>
-        <w:t>==0</w:t>
-      </w:r>
-      <w:r>
-        <w:rPr>
-          <w:rFonts w:hint="eastAsia"/>
-          <w:lang w:val="fr-FR"/>
-        </w:rPr>
-        <w:t>完全老员工</w:t>
-      </w:r>
-    </w:p>
-    <w:p>
-      <w:pPr>
-        <w:rPr>
-          <w:u w:val="single"/>
-          <w:lang w:val="fr-FR"/>
-        </w:rPr>
-      </w:pPr>
-      <w:r>
-        <w:rPr>
-          <w:rFonts w:hint="eastAsia"/>
-          <w:u w:val="single"/>
-          <w:lang w:val="fr-FR"/>
-        </w:rPr>
-        <w:t>新房东</w:t>
-      </w:r>
-      <w:r>
-        <w:rPr>
-          <w:rFonts w:hint="eastAsia"/>
-          <w:u w:val="single"/>
-          <w:lang w:val="fr-FR"/>
-        </w:rPr>
-        <w:t>都</w:t>
-      </w:r>
-      <w:r>
-        <w:rPr>
-          <w:rFonts w:hint="eastAsia"/>
-          <w:u w:val="single"/>
-          <w:lang w:val="fr-FR"/>
-        </w:rPr>
-        <w:t>更加</w:t>
-      </w:r>
-      <w:r>
-        <w:rPr>
-          <w:rFonts w:hint="eastAsia"/>
-          <w:u w:val="single"/>
-          <w:lang w:val="fr-FR"/>
-        </w:rPr>
-        <w:t>注重</w:t>
-      </w:r>
-      <w:r>
-        <w:rPr>
-          <w:u w:val="single"/>
-          <w:lang w:val="fr-FR"/>
-        </w:rPr>
-        <w:t>(</w:t>
-      </w:r>
-      <w:r>
-        <w:rPr>
-          <w:rFonts w:hint="eastAsia"/>
-          <w:u w:val="single"/>
-          <w:lang w:val="fr-FR"/>
-        </w:rPr>
-        <w:t>除了</w:t>
-      </w:r>
-      <w:r>
-        <w:rPr>
-          <w:rFonts w:hint="eastAsia"/>
-          <w:u w:val="single"/>
-          <w:lang w:val="fr-FR"/>
-        </w:rPr>
-        <w:t xml:space="preserve">auto </w:t>
-      </w:r>
-      <w:r>
-        <w:rPr>
-          <w:rFonts w:hint="eastAsia"/>
-          <w:u w:val="single"/>
-          <w:lang w:val="fr-FR"/>
-        </w:rPr>
-        <w:t>外</w:t>
-      </w:r>
-      <w:r>
-        <w:rPr>
-          <w:u w:val="single"/>
-          <w:lang w:val="fr-FR"/>
-        </w:rPr>
-        <w:t>)</w:t>
-      </w:r>
-      <w:r>
-        <w:rPr>
-          <w:rFonts w:hint="eastAsia"/>
-          <w:u w:val="single"/>
-          <w:lang w:val="fr-FR"/>
-        </w:rPr>
-        <w:t>的策略</w:t>
-      </w:r>
-    </w:p>
-    <w:p>
-      <w:pPr>
-        <w:rPr>
-          <w:b/>
-          <w:bCs/>
-          <w:lang w:val="fr-FR"/>
-        </w:rPr>
-      </w:pPr>
-    </w:p>
-    <w:p>
-      <w:pPr>
-        <w:rPr>
-          <w:b/>
-          <w:bCs/>
-          <w:lang w:val="fr-FR"/>
-        </w:rPr>
-      </w:pPr>
-      <w:r>
-        <w:rPr>
-          <w:rFonts w:hint="eastAsia"/>
-          <w:b/>
-          <w:bCs/>
-          <w:lang w:val="fr-FR"/>
-        </w:rPr>
-        <w:t>2406内</w:t>
-      </w:r>
-    </w:p>
-    <w:p>
-      <w:pPr>
-        <w:rPr>
-          <w:lang w:val="fr-FR"/>
-        </w:rPr>
-      </w:pPr>
-      <w:r>
-        <w:rPr>
-          <w:rFonts w:hint="eastAsia"/>
-          <w:lang w:val="fr-FR"/>
-        </w:rPr>
-        <w:t>全部没有改变</w:t>
-      </w:r>
-      <w:r>
-        <w:rPr>
-          <w:rFonts w:hint="eastAsia"/>
-          <w:lang w:val="fr-FR"/>
-        </w:rPr>
-        <w:t>老房东</w:t>
-      </w:r>
-      <w:proofErr w:type="spellStart"/>
-      <w:r>
-        <w:rPr>
-          <w:rFonts w:hint="eastAsia"/>
-          <w:lang w:val="fr-FR"/>
-        </w:rPr>
-        <w:t>sp</w:t>
-      </w:r>
-      <w:proofErr w:type="spellEnd"/>
-      <w:r>
-        <w:rPr>
-          <w:rFonts w:hint="eastAsia"/>
-          <w:lang w:val="fr-FR"/>
-        </w:rPr>
-        <w:t xml:space="preserve"> vs 改变</w:t>
-      </w:r>
-      <w:proofErr w:type="spellStart"/>
-      <w:r>
-        <w:rPr>
-          <w:rFonts w:hint="eastAsia"/>
-          <w:lang w:val="fr-FR"/>
-        </w:rPr>
-        <w:t>sp</w:t>
-      </w:r>
-      <w:proofErr w:type="spellEnd"/>
-      <w:r>
-        <w:rPr>
-          <w:rFonts w:hint="eastAsia"/>
-          <w:lang w:val="fr-FR"/>
-        </w:rPr>
-        <w:t>的</w:t>
-      </w:r>
-      <w:r>
-        <w:rPr>
-          <w:rFonts w:hint="eastAsia"/>
-          <w:lang w:val="fr-FR"/>
-        </w:rPr>
-        <w:t>老房东</w:t>
-      </w:r>
-    </w:p>
-    <w:p>
-      <w:pPr>
-        <w:rPr>
-          <w:u w:val="single"/>
-          <w:lang w:val="fr-FR"/>
-        </w:rPr>
-      </w:pPr>
-      <w:r>
-        <w:rPr>
-          <w:rFonts w:hint="eastAsia"/>
-          <w:u w:val="single"/>
-          <w:lang w:val="fr-FR"/>
-        </w:rPr>
-        <w:lastRenderedPageBreak/>
-        <w:t>改变的也更注重auto</w:t>
-      </w:r>
-    </w:p>
-    <w:p>
-      <w:pPr>
-        <w:rPr>
-          <w:lang w:val="fr-FR"/>
-        </w:rPr>
-      </w:pPr>
-    </w:p>
-    <w:p>
-      <w:pPr>
-        <w:rPr>
-          <w:rFonts w:hint="eastAsia"/>
-          <w:lang w:val="fr-FR"/>
-        </w:rPr>
-      </w:pPr>
-    </w:p>
-    <w:p>
-      <w:pPr>
-        <w:rPr>
-          <w:rFonts w:hint="eastAsia"/>
-          <w:lang w:val="fr-FR"/>
-        </w:rPr>
-      </w:pPr>
-      <w:r>
-        <w:rPr>
-          <w:rFonts w:hint="eastAsia"/>
-          <w:b/>
-          <w:bCs/>
-          <w:lang w:val="fr-FR"/>
-        </w:rPr>
-        <w:t>paris</w:t>
-      </w:r>
-      <w:r>
-        <w:rPr>
-          <w:b/>
-          <w:bCs/>
-          <w:lang w:val="fr-FR"/>
-        </w:rPr>
-        <w:t>2312</w:t>
-      </w:r>
-      <w:r>
-        <w:rPr>
-          <w:lang w:val="fr-FR"/>
-        </w:rPr>
-        <w:t xml:space="preserve"> </w:t>
-      </w:r>
-      <w:r>
-        <w:rPr>
-          <w:rFonts w:hint="eastAsia"/>
-          <w:lang w:val="fr-FR"/>
-        </w:rPr>
-        <w:t>数据集</w:t>
-      </w:r>
-      <w:r>
-        <w:rPr>
-          <w:rFonts w:hint="eastAsia"/>
-          <w:lang w:val="fr-FR"/>
-        </w:rPr>
-        <w:t>在</w:t>
-      </w:r>
-      <w:r>
-        <w:rPr>
-          <w:rFonts w:hint="eastAsia"/>
-          <w:lang w:val="fr-FR"/>
-        </w:rPr>
-        <w:t>booking</w:t>
-      </w:r>
-      <w:r>
-        <w:rPr>
-          <w:lang w:val="fr-FR"/>
-        </w:rPr>
-        <w:t>_rate_l90d</w:t>
-      </w:r>
-      <w:r>
-        <w:rPr>
-          <w:rFonts w:hint="eastAsia"/>
-          <w:lang w:val="fr-FR"/>
-        </w:rPr>
-        <w:t>（</w:t>
-      </w:r>
-      <w:r>
-        <w:rPr>
-          <w:rFonts w:hint="eastAsia"/>
-          <w:lang w:val="fr-FR"/>
-        </w:rPr>
-        <w:t>35K左右数据</w:t>
-      </w:r>
-      <w:r>
-        <w:rPr>
-          <w:rFonts w:hint="eastAsia"/>
-          <w:lang w:val="fr-FR"/>
-        </w:rPr>
-        <w:t>）上的结果</w:t>
-      </w:r>
-      <w:r>
-        <w:rPr>
-          <w:rFonts w:hint="eastAsia"/>
-          <w:lang w:val="fr-FR"/>
-        </w:rPr>
-        <w:t>：</w:t>
-      </w:r>
-    </w:p>
-    <w:p>
-      <w:pPr>
-        <w:rPr>
-          <w:rFonts w:hint="eastAsia"/>
-        </w:rPr>
-      </w:pPr>
-      <w:r>
-        <w:rPr>
-          <w:rFonts w:hint="eastAsia"/>
-        </w:rPr>
-        <w:t>Personality</w:t>
-      </w:r>
-      <w:r>
-        <w:t xml:space="preserve"> tactics</w:t>
-      </w:r>
-      <w:r>
-        <w:rPr>
-          <w:rFonts w:hint="eastAsia"/>
-        </w:rPr>
-        <w:t xml:space="preserve"> </w:t>
-      </w:r>
-      <w:r>
-        <w:rPr>
-          <w:rFonts w:hint="eastAsia"/>
-        </w:rPr>
-        <w:t>-++</w:t>
-      </w:r>
-      <w:r>
-        <w:rPr>
-          <w:rFonts w:hint="eastAsia"/>
-        </w:rPr>
-        <w:t xml:space="preserve">， </w:t>
-      </w:r>
-      <w:r>
-        <w:t>marketing vars</w:t>
-      </w:r>
-      <w:r>
-        <w:rPr>
-          <w:rFonts w:hint="eastAsia"/>
-        </w:rPr>
-        <w:t>-+0</w:t>
-      </w:r>
-    </w:p>
-    <w:p>
-      <w:pPr>
-        <w:rPr>
-          <w:lang w:val="fr-FR"/>
-        </w:rPr>
-      </w:pPr>
-      <w:proofErr w:type="spellStart"/>
-      <w:r>
-        <w:rPr>
-          <w:rFonts w:hint="eastAsia"/>
-          <w:lang w:val="fr-FR"/>
-        </w:rPr>
-        <w:t>S</w:t>
-      </w:r>
-      <w:r>
-        <w:rPr>
-          <w:rFonts w:hint="eastAsia"/>
-          <w:lang w:val="fr-FR"/>
-        </w:rPr>
-        <w:t>uperhost</w:t>
-      </w:r>
-      <w:proofErr w:type="spellEnd"/>
-      <w:r>
-        <w:rPr>
-          <w:rFonts w:hint="eastAsia"/>
-          <w:lang w:val="fr-FR"/>
-        </w:rPr>
-        <w:t>对于</w:t>
-      </w:r>
-      <w:proofErr w:type="spellStart"/>
-      <w:r>
-        <w:rPr>
-          <w:rFonts w:hint="eastAsia"/>
-          <w:lang w:val="fr-FR"/>
-        </w:rPr>
-        <w:t>perosnality+exemplarification</w:t>
-      </w:r>
-      <w:proofErr w:type="spellEnd"/>
-      <w:r>
-        <w:rPr>
-          <w:rFonts w:hint="eastAsia"/>
-          <w:lang w:val="fr-FR"/>
-        </w:rPr>
-        <w:t>无作用！</w:t>
-      </w:r>
-      <w:r>
-        <w:rPr>
-          <w:rFonts w:hint="eastAsia"/>
-          <w:lang w:val="fr-FR"/>
-        </w:rPr>
-        <w:t>并加深autopromotion的负面效果！</w:t>
-      </w:r>
-    </w:p>
-    <w:p>
-      <w:pPr>
-        <w:rPr>
-          <w:lang w:val="fr-FR"/>
-        </w:rPr>
-      </w:pPr>
-    </w:p>
-    <w:p>
-      <w:pPr>
-        <w:rPr>
-          <w:rFonts w:hint="eastAsia"/>
-          <w:lang w:val="fr-FR"/>
-        </w:rPr>
-      </w:pPr>
-    </w:p>
-    <w:p>
-      <w:pPr>
-        <w:rPr>
-          <w:b/>
-          <w:bCs/>
-          <w:lang w:val="fr-FR"/>
-        </w:rPr>
-      </w:pPr>
-      <w:r>
-        <w:rPr>
-          <w:rFonts w:hint="eastAsia"/>
-          <w:b/>
-          <w:bCs/>
-          <w:lang w:val="fr-FR"/>
-        </w:rPr>
-        <w:t>P</w:t>
-      </w:r>
-      <w:r>
-        <w:rPr>
-          <w:b/>
-          <w:bCs/>
-          <w:lang w:val="fr-FR"/>
-        </w:rPr>
-        <w:t xml:space="preserve">aris2406 </w:t>
-      </w:r>
-    </w:p>
-    <w:p>
-      <w:r>
-        <w:rPr>
-          <w:rFonts w:hint="eastAsia"/>
-          <w:lang w:val="fr-FR"/>
-        </w:rPr>
-        <w:t>几乎完全一致</w:t>
-      </w:r>
-      <w:r>
-        <w:rPr>
-          <w:rFonts w:hint="eastAsia"/>
-        </w:rPr>
-        <w:t>：</w:t>
-      </w:r>
-    </w:p>
-    <w:p>
-      <w:r>
-        <w:rPr>
-          <w:rFonts w:hint="eastAsia"/>
-        </w:rPr>
-        <w:t>Personality</w:t>
-      </w:r>
-      <w:r>
-        <w:t xml:space="preserve"> tactics</w:t>
-      </w:r>
-      <w:r>
-        <w:rPr>
-          <w:rFonts w:hint="eastAsia"/>
-        </w:rPr>
-        <w:t xml:space="preserve"> </w:t>
-      </w:r>
-      <w:r>
-        <w:rPr>
-          <w:rFonts w:hint="eastAsia"/>
-        </w:rPr>
-        <w:t>-++</w:t>
-      </w:r>
-      <w:r>
-        <w:rPr>
-          <w:rFonts w:hint="eastAsia"/>
-        </w:rPr>
-        <w:t xml:space="preserve">， </w:t>
-      </w:r>
-      <w:r>
-        <w:t>marketing vars</w:t>
-      </w:r>
-      <w:r>
-        <w:rPr>
-          <w:rFonts w:hint="eastAsia"/>
-        </w:rPr>
-        <w:t>-+0</w:t>
-      </w:r>
-    </w:p>
-    <w:p>
-      <w:pPr>
-        <w:rPr>
-          <w:rFonts w:hint="eastAsia"/>
-          <w:lang w:val="fr-FR"/>
-        </w:rPr>
-      </w:pPr>
-      <w:proofErr w:type="spellStart"/>
-      <w:r>
-        <w:rPr>
-          <w:rFonts w:hint="eastAsia"/>
-          <w:lang w:val="fr-FR"/>
-        </w:rPr>
-        <w:t>Superhost</w:t>
-      </w:r>
-      <w:proofErr w:type="spellEnd"/>
-      <w:r>
-        <w:rPr>
-          <w:rFonts w:hint="eastAsia"/>
-          <w:lang w:val="fr-FR"/>
-        </w:rPr>
-        <w:t>不显著改变</w:t>
-      </w:r>
-      <w:proofErr w:type="spellStart"/>
-      <w:r>
-        <w:rPr>
-          <w:rFonts w:hint="eastAsia"/>
-          <w:lang w:val="fr-FR"/>
-        </w:rPr>
-        <w:t>personality+exemplary</w:t>
-      </w:r>
-      <w:proofErr w:type="spellEnd"/>
-      <w:r>
-        <w:rPr>
-          <w:rFonts w:hint="eastAsia"/>
-          <w:lang w:val="fr-FR"/>
-        </w:rPr>
-        <w:t>效果，</w:t>
-      </w:r>
-      <w:proofErr w:type="gramStart"/>
-      <w:r>
-        <w:rPr>
-          <w:rFonts w:hint="eastAsia"/>
-          <w:lang w:val="fr-FR"/>
-        </w:rPr>
-        <w:t>但显著</w:t>
-      </w:r>
-      <w:proofErr w:type="gramEnd"/>
-      <w:r>
-        <w:rPr>
-          <w:rFonts w:hint="eastAsia"/>
-          <w:lang w:val="fr-FR"/>
-        </w:rPr>
-        <w:t>减少autopromotion</w:t>
-      </w:r>
-      <w:r>
-        <w:rPr>
-          <w:rFonts w:hint="eastAsia"/>
-          <w:lang w:val="fr-FR"/>
-        </w:rPr>
-        <w:t>（？）</w:t>
-      </w:r>
-    </w:p>
-    <w:p>
-      <w:pPr>
-        <w:rPr>
-          <w:lang w:val="fr-FR"/>
-        </w:rPr>
-      </w:pPr>
-    </w:p>
-    <w:p>
-      <w:pPr>
-        <w:rPr>
-          <w:u w:val="single"/>
-          <w:lang w:val="fr-FR"/>
-        </w:rPr>
-      </w:pPr>
-      <w:r>
-        <w:rPr>
-          <w:rFonts w:hint="eastAsia"/>
-          <w:u w:val="single"/>
-          <w:lang w:val="fr-FR"/>
-        </w:rPr>
-        <w:t>A</w:t>
-      </w:r>
-      <w:r>
-        <w:rPr>
-          <w:rFonts w:hint="eastAsia"/>
-          <w:u w:val="single"/>
-          <w:lang w:val="fr-FR"/>
-        </w:rPr>
-        <w:t>utopromotion</w:t>
-      </w:r>
-      <w:r>
-        <w:rPr>
-          <w:rFonts w:hint="eastAsia"/>
-          <w:u w:val="single"/>
-          <w:lang w:val="fr-FR"/>
-        </w:rPr>
-        <w:t>在</w:t>
-      </w:r>
-      <w:proofErr w:type="spellStart"/>
-      <w:r>
-        <w:rPr>
-          <w:rFonts w:hint="eastAsia"/>
-          <w:u w:val="single"/>
-          <w:lang w:val="fr-FR"/>
-        </w:rPr>
-        <w:t>superhost</w:t>
-      </w:r>
-      <w:proofErr w:type="spellEnd"/>
-      <w:r>
-        <w:rPr>
-          <w:rFonts w:hint="eastAsia"/>
-          <w:u w:val="single"/>
-          <w:lang w:val="fr-FR"/>
-        </w:rPr>
-        <w:t>中的消极作用明显了很多</w:t>
-      </w:r>
-    </w:p>
-    <w:p>
-      <w:pPr>
-        <w:rPr>
-          <w:rFonts w:hint="eastAsia"/>
-        </w:rPr>
-      </w:pPr>
-      <w:r>
-        <w:rPr>
-          <w:rFonts w:hint="eastAsia"/>
-          <w:b/>
-          <w:bCs/>
-        </w:rPr>
-        <w:t>2312：</w:t>
-      </w:r>
-      <w:r>
-        <w:t>C(</w:t>
-      </w:r>
-      <w:proofErr w:type="spellStart"/>
-      <w:r>
-        <w:t>host_is_</w:t>
-      </w:r>
-      <w:proofErr w:type="gramStart"/>
-      <w:r>
-        <w:t>superhost</w:t>
-      </w:r>
-      <w:proofErr w:type="spellEnd"/>
-      <w:r>
-        <w:t>)[</w:t>
-      </w:r>
-      <w:proofErr w:type="gramEnd"/>
-      <w:r>
-        <w:t>T.t</w:t>
-      </w:r>
-      <w:proofErr w:type="gramStart"/>
-      <w:r>
-        <w:t>]:</w:t>
-      </w:r>
-      <w:proofErr w:type="spellStart"/>
-      <w:r>
-        <w:t>auto</w:t>
-      </w:r>
-      <w:proofErr w:type="gramEnd"/>
-      <w:r>
-        <w:t>_promotion</w:t>
-      </w:r>
-      <w:proofErr w:type="spellEnd"/>
-      <w:r>
-        <w:t xml:space="preserve">   </w:t>
-      </w:r>
-      <w:r>
-        <w:rPr>
-          <w:b/>
-          <w:bCs/>
-        </w:rPr>
-        <w:t xml:space="preserve"> -0.0139  </w:t>
-      </w:r>
-      <w:r>
-        <w:t xml:space="preserve">    0.004     -3.087      0.002      -0.023      -0.005</w:t>
-      </w:r>
-    </w:p>
-    <w:p>
-      <w:r>
-        <w:rPr>
-          <w:rFonts w:hint="eastAsia"/>
-          <w:b/>
-          <w:bCs/>
-        </w:rPr>
-        <w:t>2406</w:t>
-      </w:r>
-      <w:r>
-        <w:rPr>
-          <w:rFonts w:hint="eastAsia"/>
-        </w:rPr>
-        <w:t xml:space="preserve">: </w:t>
-      </w:r>
-      <w:r>
-        <w:t>C(</w:t>
-      </w:r>
-      <w:proofErr w:type="spellStart"/>
-      <w:r>
-        <w:t>host_is_</w:t>
-      </w:r>
-      <w:proofErr w:type="gramStart"/>
-      <w:r>
-        <w:t>superhost</w:t>
-      </w:r>
-      <w:proofErr w:type="spellEnd"/>
-      <w:r>
-        <w:t>)[</w:t>
-      </w:r>
-      <w:proofErr w:type="gramEnd"/>
-      <w:r>
-        <w:t>T.t</w:t>
-      </w:r>
-      <w:proofErr w:type="gramStart"/>
-      <w:r>
-        <w:t>]:</w:t>
-      </w:r>
-      <w:proofErr w:type="spellStart"/>
-      <w:r>
-        <w:t>auto</w:t>
-      </w:r>
-      <w:proofErr w:type="gramEnd"/>
-      <w:r>
-        <w:t>_promotion</w:t>
-      </w:r>
-      <w:proofErr w:type="spellEnd"/>
-      <w:r>
-        <w:t xml:space="preserve">    </w:t>
-      </w:r>
-      <w:r>
-        <w:rPr>
-          <w:b/>
-          <w:bCs/>
-        </w:rPr>
-        <w:t xml:space="preserve">-0.0086  </w:t>
-      </w:r>
-      <w:r>
-        <w:t xml:space="preserve">    0.003     -3.100      0.002      -0.014      -0.003</w:t>
-      </w:r>
-    </w:p>
-    <w:p>
-      <w:pPr>
-        <w:rPr>
-          <w:lang w:val="fr-FR"/>
-        </w:rPr>
-      </w:pPr>
-    </w:p>
-    <w:p>
-      <w:pPr>
-        <w:rPr>
-          <w:rFonts w:hint="eastAsia"/>
-          <w:lang w:val="fr-FR"/>
-        </w:rPr>
-      </w:pPr>
-    </w:p>
-    <w:p>
-      <w:pPr>
-        <w:rPr>
-          <w:lang w:val="fr-FR"/>
-        </w:rPr>
-      </w:pPr>
-      <w:r>
-        <w:rPr>
-          <w:rFonts w:hint="eastAsia"/>
-          <w:lang w:val="fr-FR"/>
-        </w:rPr>
-        <w:t>但是</w:t>
-      </w:r>
-      <w:r>
-        <w:rPr>
-          <w:rFonts w:hint="eastAsia"/>
-          <w:b/>
-          <w:bCs/>
-          <w:lang w:val="fr-FR"/>
-        </w:rPr>
-        <w:t>london2406</w:t>
-      </w:r>
-      <w:r>
-        <w:rPr>
-          <w:rFonts w:hint="eastAsia"/>
-          <w:lang w:val="fr-FR"/>
-        </w:rPr>
-        <w:t xml:space="preserve"> </w:t>
-      </w:r>
-      <w:proofErr w:type="spellStart"/>
-      <w:r>
-        <w:rPr>
-          <w:rFonts w:hint="eastAsia"/>
-          <w:lang w:val="fr-FR"/>
-        </w:rPr>
-        <w:t>tactics</w:t>
-      </w:r>
-      <w:proofErr w:type="spellEnd"/>
-      <w:r>
-        <w:rPr>
-          <w:rFonts w:hint="eastAsia"/>
-          <w:lang w:val="fr-FR"/>
-        </w:rPr>
-        <w:t>本身的作用效果不一样</w:t>
-      </w:r>
-    </w:p>
-    <w:p>
-      <w:r>
-        <w:rPr>
-          <w:rFonts w:hint="eastAsia"/>
-        </w:rPr>
-        <w:t>Personality：</w:t>
-      </w:r>
-      <w:r>
-        <w:rPr>
-          <w:rFonts w:hint="eastAsia"/>
-        </w:rPr>
-        <w:t>+0+0+</w:t>
-      </w:r>
-      <w:r>
-        <w:rPr>
-          <w:rFonts w:hint="eastAsia"/>
-        </w:rPr>
-        <w:t>，marketing：</w:t>
-      </w:r>
-      <w:r>
-        <w:rPr>
-          <w:rFonts w:hint="eastAsia"/>
-        </w:rPr>
-        <w:t>-0+</w:t>
-      </w:r>
-    </w:p>
-    <w:p>
-      <w:pPr>
-        <w:rPr>
-          <w:rFonts w:hint="eastAsia"/>
-          <w:lang w:val="fr-FR"/>
-        </w:rPr>
-      </w:pPr>
-      <w:r>
-        <w:rPr>
-          <w:rFonts w:hint="eastAsia"/>
-          <w:lang w:val="fr-FR"/>
-        </w:rPr>
-        <w:t>趋势上</w:t>
-      </w:r>
-      <w:proofErr w:type="spellStart"/>
-      <w:r>
-        <w:rPr>
-          <w:rFonts w:hint="eastAsia"/>
-          <w:lang w:val="fr-FR"/>
-        </w:rPr>
-        <w:t>Ouv</w:t>
-      </w:r>
-      <w:proofErr w:type="spellEnd"/>
-      <w:r>
-        <w:rPr>
-          <w:rFonts w:hint="eastAsia"/>
-          <w:lang w:val="fr-FR"/>
-        </w:rPr>
-        <w:t>对于</w:t>
-      </w:r>
-      <w:proofErr w:type="spellStart"/>
-      <w:r>
-        <w:rPr>
-          <w:rFonts w:hint="eastAsia"/>
-          <w:lang w:val="fr-FR"/>
-        </w:rPr>
-        <w:t>london</w:t>
-      </w:r>
-      <w:proofErr w:type="spellEnd"/>
-      <w:r>
-        <w:rPr>
-          <w:rFonts w:hint="eastAsia"/>
-          <w:lang w:val="fr-FR"/>
-        </w:rPr>
-        <w:t>有正向效果</w:t>
-      </w:r>
-      <w:r>
-        <w:rPr>
-          <w:rFonts w:hint="eastAsia"/>
-          <w:lang w:val="fr-FR"/>
-        </w:rPr>
-        <w:t> </w:t>
-      </w:r>
-      <w:r>
-        <w:rPr>
-          <w:lang w:val="fr-FR"/>
-        </w:rPr>
-        <w:t xml:space="preserve">, </w:t>
-      </w:r>
-      <w:r>
-        <w:rPr>
-          <w:rFonts w:hint="eastAsia"/>
-          <w:lang w:val="fr-FR"/>
-        </w:rPr>
-        <w:t>其他保持一致大但</w:t>
-      </w:r>
-      <w:r>
-        <w:rPr>
-          <w:rFonts w:hint="eastAsia"/>
-          <w:lang w:val="fr-FR"/>
-        </w:rPr>
-        <w:t>没有paris显著</w:t>
+        </w:rPr>
+        <w:t>几乎不交互</w:t>
       </w:r>
     </w:p>
     <w:p>
       <w:pPr>
         <w:widowControl/>
-        <w:rPr>
-          <w:lang w:val="fr-FR"/>
-        </w:rPr>
-      </w:pPr>
+      </w:pPr>
+      <w:proofErr w:type="spellStart"/>
+      <w:r>
+        <w:rPr>
+          <w:rFonts w:hint="eastAsia"/>
+        </w:rPr>
+        <w:t>df</w:t>
+      </w:r>
+      <w:r>
+        <w:t>_paris_all</w:t>
+      </w:r>
+      <w:proofErr w:type="spellEnd"/>
+      <w:r>
+        <w:t xml:space="preserve"> : tactics * </w:t>
+      </w:r>
+      <w:proofErr w:type="spellStart"/>
+      <w:r>
+        <w:t>y</w:t>
+      </w:r>
+      <w:r>
+        <w:t>m</w:t>
+      </w:r>
+      <w:proofErr w:type="spellEnd"/>
+      <w:r>
+        <w:t xml:space="preserve">* </w:t>
+      </w:r>
+      <w:proofErr w:type="spellStart"/>
+      <w:r>
+        <w:t>host_is_superhost</w:t>
+      </w:r>
+      <w:proofErr w:type="spellEnd"/>
     </w:p>
     <w:p>
       <w:pPr>
         <w:widowControl/>
-        <w:rPr>
-          <w:lang w:val="fr-FR"/>
-        </w:rPr>
-      </w:pPr>
-      <w:r>
-        <w:rPr>
-          <w:rFonts w:hint="eastAsia"/>
-          <w:lang w:val="fr-FR"/>
-        </w:rPr>
-        <w:t>（</w:t>
-      </w:r>
-      <w:r>
-        <w:rPr>
-          <w:rFonts w:hint="eastAsia"/>
-          <w:lang w:val="fr-FR"/>
-        </w:rPr>
-        <w:t>但</w:t>
-      </w:r>
-      <w:proofErr w:type="spellStart"/>
-      <w:r>
-        <w:rPr>
-          <w:rFonts w:hint="eastAsia"/>
-          <w:lang w:val="fr-FR"/>
-        </w:rPr>
-        <w:t>superhost</w:t>
-      </w:r>
-      <w:proofErr w:type="spellEnd"/>
-      <w:r>
-        <w:rPr>
-          <w:rFonts w:hint="eastAsia"/>
-          <w:lang w:val="fr-FR"/>
-        </w:rPr>
-        <w:t>对除了</w:t>
-      </w:r>
-      <w:r>
-        <w:rPr>
-          <w:rFonts w:hint="eastAsia"/>
-          <w:lang w:val="fr-FR"/>
-        </w:rPr>
-        <w:t>socio</w:t>
-      </w:r>
-      <w:r>
-        <w:rPr>
-          <w:rFonts w:hint="eastAsia"/>
-          <w:lang w:val="fr-FR"/>
-        </w:rPr>
-        <w:t>外均有改变</w:t>
-      </w:r>
-      <w:r>
-        <w:rPr>
-          <w:lang w:val="fr-FR"/>
-        </w:rPr>
-        <w:t>…</w:t>
-      </w:r>
-      <w:r>
-        <w:rPr>
-          <w:rFonts w:hint="eastAsia"/>
-          <w:lang w:val="fr-FR"/>
-        </w:rPr>
-        <w:t>？？</w:t>
+      </w:pPr>
+      <w:proofErr w:type="spellStart"/>
+      <w:r>
+        <w:rPr>
+          <w:rFonts w:hint="eastAsia"/>
+        </w:rPr>
+        <w:t>ym</w:t>
+      </w:r>
+      <w:proofErr w:type="spellEnd"/>
+      <w:r>
+        <w:rPr>
+          <w:rFonts w:hint="eastAsia"/>
+        </w:rPr>
+        <w:t>仍</w:t>
+      </w:r>
+      <w:r>
+        <w:rPr>
+          <w:rFonts w:hint="eastAsia"/>
+        </w:rPr>
+        <w:t>几乎不交互</w:t>
+      </w:r>
+      <w:r>
+        <w:br/>
       </w:r>
     </w:p>
     <w:p>
@@ -7136,7 +9797,6 @@
         <w:widowControl/>
         <w:rPr>
           <w:rFonts w:hint="eastAsia"/>
-          <w:lang w:val="fr-FR"/>
         </w:rPr>
       </w:pPr>
     </w:p>
@@ -7144,7 +9804,7 @@
       <w:pPr>
         <w:widowControl/>
         <w:rPr>
-          <w:lang w:val="fr-FR"/>
+          <w:rFonts w:hint="eastAsia"/>
         </w:rPr>
       </w:pPr>
     </w:p>
@@ -7152,244 +9812,26 @@
       <w:pPr>
         <w:widowControl/>
         <w:rPr>
-          <w:lang w:val="fr-FR"/>
-        </w:rPr>
-      </w:pPr>
-    </w:p>
-    <w:p>
-      <w:pPr>
-        <w:widowControl/>
-        <w:rPr>
-          <w:rFonts w:hint="eastAsia"/>
-          <w:lang w:val="fr-FR"/>
-        </w:rPr>
-      </w:pPr>
-      <w:r>
-        <w:rPr>
-          <w:rFonts w:hint="eastAsia"/>
-          <w:lang w:val="fr-FR"/>
-        </w:rPr>
-        <w:t>BILAN</w:t>
-      </w:r>
-      <w:r>
-        <w:rPr>
-          <w:rFonts w:hint="eastAsia"/>
-          <w:lang w:val="fr-FR"/>
-        </w:rPr>
-        <w:t>：</w:t>
-      </w:r>
-    </w:p>
-    <w:p>
-      <w:pPr>
-        <w:widowControl/>
-        <w:rPr>
-          <w:lang w:val="fr-FR"/>
-        </w:rPr>
-      </w:pPr>
-      <w:r>
-        <w:rPr>
-          <w:rFonts w:hint="eastAsia"/>
-          <w:lang w:val="fr-FR"/>
-        </w:rPr>
-        <w:t>London</w:t>
-      </w:r>
-      <w:r>
-        <w:rPr>
-          <w:lang w:val="fr-FR"/>
-        </w:rPr>
-        <w:t xml:space="preserve"> </w:t>
-      </w:r>
-      <w:r>
-        <w:rPr>
-          <w:lang w:val="fr-FR"/>
-        </w:rPr>
-        <w:t>2</w:t>
-      </w:r>
-      <w:r>
-        <w:rPr>
-          <w:lang w:val="fr-FR"/>
-        </w:rPr>
-        <w:t>406</w:t>
-      </w:r>
-      <w:r>
-        <w:rPr>
-          <w:lang w:val="fr-FR"/>
-        </w:rPr>
-        <w:t xml:space="preserve"> vs paris 2406</w:t>
-      </w:r>
-    </w:p>
-    <w:p>
-      <w:pPr>
-        <w:widowControl/>
-        <w:rPr>
-          <w:rFonts w:hint="eastAsia"/>
-          <w:lang w:val="fr-FR"/>
-        </w:rPr>
-      </w:pPr>
-      <w:r>
-        <w:rPr>
-          <w:rFonts w:hint="eastAsia"/>
-          <w:lang w:val="fr-FR"/>
-        </w:rPr>
-        <w:t>Auto外</w:t>
-      </w:r>
-      <w:proofErr w:type="spellStart"/>
-      <w:r>
-        <w:rPr>
-          <w:rFonts w:hint="eastAsia"/>
-          <w:lang w:val="fr-FR"/>
-        </w:rPr>
-        <w:t>tactic</w:t>
-      </w:r>
-      <w:proofErr w:type="spellEnd"/>
-      <w:r>
-        <w:rPr>
-          <w:rFonts w:hint="eastAsia"/>
-          <w:lang w:val="fr-FR"/>
-        </w:rPr>
-        <w:t>在paris</w:t>
-      </w:r>
-      <w:r>
-        <w:rPr>
-          <w:rFonts w:hint="eastAsia"/>
-          <w:lang w:val="fr-FR"/>
-        </w:rPr>
-        <w:t xml:space="preserve"> </w:t>
-      </w:r>
-      <w:proofErr w:type="spellStart"/>
-      <w:r>
-        <w:rPr>
-          <w:rFonts w:hint="eastAsia"/>
-          <w:lang w:val="fr-FR"/>
-        </w:rPr>
-        <w:t>jo</w:t>
-      </w:r>
-      <w:proofErr w:type="spellEnd"/>
-      <w:r>
-        <w:rPr>
-          <w:rFonts w:hint="eastAsia"/>
-          <w:lang w:val="fr-FR"/>
-        </w:rPr>
-        <w:t>的作用</w:t>
-      </w:r>
-      <w:r>
-        <w:rPr>
-          <w:rFonts w:hint="eastAsia"/>
-          <w:lang w:val="fr-FR"/>
-        </w:rPr>
-        <w:t>下被</w:t>
-      </w:r>
-      <w:r>
-        <w:rPr>
-          <w:rFonts w:hint="eastAsia"/>
-          <w:lang w:val="fr-FR"/>
-        </w:rPr>
-        <w:t>削弱了</w:t>
-      </w:r>
-    </w:p>
-    <w:p>
-      <w:pPr>
-        <w:widowControl/>
-        <w:rPr>
-          <w:rFonts w:hint="eastAsia"/>
-          <w:lang w:val="fr-FR"/>
-        </w:rPr>
-      </w:pPr>
-      <w:r>
-        <w:rPr>
-          <w:rFonts w:hint="eastAsia"/>
-          <w:lang w:val="fr-FR"/>
-        </w:rPr>
-        <w:t>但是新进入市场的房东</w:t>
-      </w:r>
-      <w:r>
-        <w:rPr>
-          <w:rFonts w:hint="eastAsia"/>
-          <w:lang w:val="fr-FR"/>
-        </w:rPr>
-        <w:t>没有关注</w:t>
-      </w:r>
-      <w:r>
-        <w:rPr>
-          <w:rFonts w:hint="eastAsia"/>
-          <w:lang w:val="fr-FR"/>
-        </w:rPr>
-        <w:t>auto，</w:t>
-      </w:r>
-      <w:r>
-        <w:rPr>
-          <w:rFonts w:hint="eastAsia"/>
-          <w:lang w:val="fr-FR"/>
-        </w:rPr>
-        <w:t>老房东更加</w:t>
-      </w:r>
-    </w:p>
-    <w:p>
-      <w:pPr>
-        <w:widowControl/>
-        <w:rPr>
-          <w:rFonts w:hint="eastAsia"/>
-          <w:lang w:val="fr-FR"/>
-        </w:rPr>
-      </w:pPr>
-    </w:p>
-    <w:p>
-      <w:pPr>
-        <w:widowControl/>
-        <w:rPr>
-          <w:lang w:val="fr-FR"/>
-        </w:rPr>
-      </w:pPr>
-    </w:p>
-    <w:p>
-      <w:pPr>
-        <w:widowControl/>
-        <w:rPr>
-          <w:lang w:val="fr-FR"/>
-        </w:rPr>
-      </w:pPr>
-    </w:p>
-    <w:p>
-      <w:pPr>
-        <w:widowControl/>
-        <w:rPr>
-          <w:rFonts w:hint="eastAsia"/>
-          <w:lang w:val="fr-FR"/>
-        </w:rPr>
-      </w:pPr>
-    </w:p>
-    <w:p>
-      <w:pPr>
-        <w:widowControl/>
-        <w:rPr>
-          <w:rFonts w:hint="eastAsia"/>
-          <w:lang w:val="fr-FR"/>
-        </w:rPr>
-      </w:pPr>
-    </w:p>
-    <w:p>
-      <w:pPr>
-        <w:rPr>
-          <w:rFonts w:hint="eastAsia"/>
-          <w:lang w:val="fr-FR"/>
-        </w:rPr>
-      </w:pPr>
-    </w:p>
-    <w:p>
-      <w:pPr>
-        <w:rPr>
-          <w:rFonts w:hint="eastAsia"/>
-          <w:lang w:val="fr-FR"/>
+          <w:rFonts w:hint="eastAsia"/>
+        </w:rPr>
+      </w:pPr>
+    </w:p>
+    <w:p>
+      <w:pPr>
+        <w:rPr>
+          <w:rFonts w:hint="eastAsia"/>
+        </w:rPr>
+      </w:pPr>
+    </w:p>
+    <w:p>
+      <w:pPr>
+        <w:rPr>
+          <w:rFonts w:hint="eastAsia"/>
         </w:rPr>
       </w:pPr>
     </w:p>
     <w:sectPr>
-      <w:headerReference w:type="even" r:id="rId9"/>
-      <w:headerReference w:type="default" r:id="rId10"/>
-      <w:footerReference w:type="even" r:id="rId11"/>
-      <w:footerReference w:type="default" r:id="rId12"/>
-      <w:headerReference w:type="first" r:id="rId13"/>
-      <w:footerReference w:type="first" r:id="rId14"/>
+      <w:footerReference w:type="default" r:id="rId9"/>
       <w:pgSz w:w="11906" w:h="16838"/>
       <w:pgMar w:top="1440" w:right="1800" w:bottom="1440" w:left="1800" w:header="851" w:footer="992" w:gutter="0"/>
       <w:cols w:space="425"/>
@@ -7431,19 +9873,6 @@
 </file>
 
 <file path=word/footer1.xml><?xml version="1.0" encoding="utf-8"?>
-<w:ftr xmlns:wpc="http://schemas.microsoft.com/office/word/2010/wordprocessingCanvas" xmlns:cx="http://schemas.microsoft.com/office/drawing/2014/chartex" xmlns:cx1="http://schemas.microsoft.com/office/drawing/2015/9/8/chartex" xmlns:cx2="http://schemas.microsoft.com/office/drawing/2015/10/21/chartex" xmlns:cx3="http://schemas.microsoft.com/office/drawing/2016/5/9/chartex" xmlns:cx4="http://schemas.microsoft.com/office/drawing/2016/5/10/chartex" xmlns:cx5="http://schemas.microsoft.com/office/drawing/2016/5/11/chartex" xmlns:cx6="http://schemas.microsoft.com/office/drawing/2016/5/12/chartex" xmlns:cx7="http://schemas.microsoft.com/office/drawing/2016/5/13/chartex" xmlns:cx8="http://schemas.microsoft.com/office/drawing/2016/5/14/chartex" xmlns:mc="http://schemas.openxmlformats.org/markup-compatibility/2006" xmlns:aink="http://schemas.microsoft.com/office/drawing/2016/ink" xmlns:am3d="http://schemas.microsoft.com/office/drawing/2017/model3d" xmlns:o="urn:schemas-microsoft-com:office:office" xmlns:oel="http://schemas.microsoft.com/office/2019/extlst" xmlns:r="http://schemas.openxmlformats.org/officeDocument/2006/relationships" xmlns:m="http://schemas.openxmlformats.org/officeDocument/2006/math" xmlns:v="urn:schemas-microsoft-com:vml" xmlns:wp14="http://schemas.microsoft.com/office/word/2010/wordprocessingDrawing" xmlns:wp="http://schemas.openxmlformats.org/drawingml/2006/wordprocessingDrawing" xmlns:w10="urn:schemas-microsoft-com:office:word" xmlns:w="http://schemas.openxmlformats.org/wordprocessingml/2006/main" xmlns:w14="http://schemas.microsoft.com/office/word/2010/wordml" xmlns:w15="http://schemas.microsoft.com/office/word/2012/wordml" xmlns:w16cex="http://schemas.microsoft.com/office/word/2018/wordml/cex" xmlns:w16cid="http://schemas.microsoft.com/office/word/2016/wordml/cid" xmlns:w16="http://schemas.microsoft.com/office/word/2018/wordml" xmlns:w16du="http://schemas.microsoft.com/office/word/2023/wordml/word16du" xmlns:w16sdtdh="http://schemas.microsoft.com/office/word/2020/wordml/sdtdatahash" xmlns:w16sdtfl="http://schemas.microsoft.com/office/word/2024/wordml/sdtformatlock" xmlns:w16se="http://schemas.microsoft.com/office/word/2015/wordml/symex" xmlns:wpg="http://schemas.microsoft.com/office/word/2010/wordprocessingGroup" xmlns:wpi="http://schemas.microsoft.com/office/word/2010/wordprocessingInk" xmlns:wne="http://schemas.microsoft.com/office/word/2006/wordml" xmlns:wps="http://schemas.microsoft.com/office/word/2010/wordprocessingShape" mc:Ignorable="w14 w15 w16se w16cid w16 w16cex w16sdtdh w16sdtfl w16du wp14">
-  <w:p>
-    <w:pPr>
-      <w:pStyle w:val="af0"/>
-      <w:rPr>
-        <w:rFonts w:hint="eastAsia"/>
-      </w:rPr>
-    </w:pPr>
-  </w:p>
-</w:ftr>
-</file>
-
-<file path=word/footer2.xml><?xml version="1.0" encoding="utf-8"?>
 <w:ftr xmlns:wpc="http://schemas.microsoft.com/office/word/2010/wordprocessingCanvas" xmlns:cx="http://schemas.microsoft.com/office/drawing/2014/chartex" xmlns:cx1="http://schemas.microsoft.com/office/drawing/2015/9/8/chartex" xmlns:cx2="http://schemas.microsoft.com/office/drawing/2015/10/21/chartex" xmlns:cx3="http://schemas.microsoft.com/office/drawing/2016/5/9/chartex" xmlns:cx4="http://schemas.microsoft.com/office/drawing/2016/5/10/chartex" xmlns:cx5="http://schemas.microsoft.com/office/drawing/2016/5/11/chartex" xmlns:cx6="http://schemas.microsoft.com/office/drawing/2016/5/12/chartex" xmlns:cx7="http://schemas.microsoft.com/office/drawing/2016/5/13/chartex" xmlns:cx8="http://schemas.microsoft.com/office/drawing/2016/5/14/chartex" xmlns:mc="http://schemas.openxmlformats.org/markup-compatibility/2006" xmlns:aink="http://schemas.microsoft.com/office/drawing/2016/ink" xmlns:am3d="http://schemas.microsoft.com/office/drawing/2017/model3d" xmlns:o="urn:schemas-microsoft-com:office:office" xmlns:oel="http://schemas.microsoft.com/office/2019/extlst" xmlns:r="http://schemas.openxmlformats.org/officeDocument/2006/relationships" xmlns:m="http://schemas.openxmlformats.org/officeDocument/2006/math" xmlns:v="urn:schemas-microsoft-com:vml" xmlns:wp14="http://schemas.microsoft.com/office/word/2010/wordprocessingDrawing" xmlns:wp="http://schemas.openxmlformats.org/drawingml/2006/wordprocessingDrawing" xmlns:w10="urn:schemas-microsoft-com:office:word" xmlns:w="http://schemas.openxmlformats.org/wordprocessingml/2006/main" xmlns:w14="http://schemas.microsoft.com/office/word/2010/wordml" xmlns:w15="http://schemas.microsoft.com/office/word/2012/wordml" xmlns:w16cex="http://schemas.microsoft.com/office/word/2018/wordml/cex" xmlns:w16cid="http://schemas.microsoft.com/office/word/2016/wordml/cid" xmlns:w16="http://schemas.microsoft.com/office/word/2018/wordml" xmlns:w16du="http://schemas.microsoft.com/office/word/2023/wordml/word16du" xmlns:w16sdtdh="http://schemas.microsoft.com/office/word/2020/wordml/sdtdatahash" xmlns:w16sdtfl="http://schemas.microsoft.com/office/word/2024/wordml/sdtformatlock" xmlns:w16se="http://schemas.microsoft.com/office/word/2015/wordml/symex" xmlns:wpg="http://schemas.microsoft.com/office/word/2010/wordprocessingGroup" xmlns:wpi="http://schemas.microsoft.com/office/word/2010/wordprocessingInk" xmlns:wne="http://schemas.microsoft.com/office/word/2006/wordml" xmlns:wps="http://schemas.microsoft.com/office/word/2010/wordprocessingShape" mc:Ignorable="w14 w15 w16se w16cid w16 w16cex w16sdtdh w16sdtfl w16du wp14">
   <w:sdt>
     <w:sdtPr>
@@ -7494,19 +9923,6 @@
 </w:ftr>
 </file>
 
-<file path=word/footer3.xml><?xml version="1.0" encoding="utf-8"?>
-<w:ftr xmlns:wpc="http://schemas.microsoft.com/office/word/2010/wordprocessingCanvas" xmlns:cx="http://schemas.microsoft.com/office/drawing/2014/chartex" xmlns:cx1="http://schemas.microsoft.com/office/drawing/2015/9/8/chartex" xmlns:cx2="http://schemas.microsoft.com/office/drawing/2015/10/21/chartex" xmlns:cx3="http://schemas.microsoft.com/office/drawing/2016/5/9/chartex" xmlns:cx4="http://schemas.microsoft.com/office/drawing/2016/5/10/chartex" xmlns:cx5="http://schemas.microsoft.com/office/drawing/2016/5/11/chartex" xmlns:cx6="http://schemas.microsoft.com/office/drawing/2016/5/12/chartex" xmlns:cx7="http://schemas.microsoft.com/office/drawing/2016/5/13/chartex" xmlns:cx8="http://schemas.microsoft.com/office/drawing/2016/5/14/chartex" xmlns:mc="http://schemas.openxmlformats.org/markup-compatibility/2006" xmlns:aink="http://schemas.microsoft.com/office/drawing/2016/ink" xmlns:am3d="http://schemas.microsoft.com/office/drawing/2017/model3d" xmlns:o="urn:schemas-microsoft-com:office:office" xmlns:oel="http://schemas.microsoft.com/office/2019/extlst" xmlns:r="http://schemas.openxmlformats.org/officeDocument/2006/relationships" xmlns:m="http://schemas.openxmlformats.org/officeDocument/2006/math" xmlns:v="urn:schemas-microsoft-com:vml" xmlns:wp14="http://schemas.microsoft.com/office/word/2010/wordprocessingDrawing" xmlns:wp="http://schemas.openxmlformats.org/drawingml/2006/wordprocessingDrawing" xmlns:w10="urn:schemas-microsoft-com:office:word" xmlns:w="http://schemas.openxmlformats.org/wordprocessingml/2006/main" xmlns:w14="http://schemas.microsoft.com/office/word/2010/wordml" xmlns:w15="http://schemas.microsoft.com/office/word/2012/wordml" xmlns:w16cex="http://schemas.microsoft.com/office/word/2018/wordml/cex" xmlns:w16cid="http://schemas.microsoft.com/office/word/2016/wordml/cid" xmlns:w16="http://schemas.microsoft.com/office/word/2018/wordml" xmlns:w16du="http://schemas.microsoft.com/office/word/2023/wordml/word16du" xmlns:w16sdtdh="http://schemas.microsoft.com/office/word/2020/wordml/sdtdatahash" xmlns:w16sdtfl="http://schemas.microsoft.com/office/word/2024/wordml/sdtformatlock" xmlns:w16se="http://schemas.microsoft.com/office/word/2015/wordml/symex" xmlns:wpg="http://schemas.microsoft.com/office/word/2010/wordprocessingGroup" xmlns:wpi="http://schemas.microsoft.com/office/word/2010/wordprocessingInk" xmlns:wne="http://schemas.microsoft.com/office/word/2006/wordml" xmlns:wps="http://schemas.microsoft.com/office/word/2010/wordprocessingShape" mc:Ignorable="w14 w15 w16se w16cid w16 w16cex w16sdtdh w16sdtfl w16du wp14">
-  <w:p>
-    <w:pPr>
-      <w:pStyle w:val="af0"/>
-      <w:rPr>
-        <w:rFonts w:hint="eastAsia"/>
-      </w:rPr>
-    </w:pPr>
-  </w:p>
-</w:ftr>
-</file>
-
 <file path=word/footnotes.xml><?xml version="1.0" encoding="utf-8"?>
 <w:footnotes xmlns:wpc="http://schemas.microsoft.com/office/word/2010/wordprocessingCanvas" xmlns:cx="http://schemas.microsoft.com/office/drawing/2014/chartex" xmlns:cx1="http://schemas.microsoft.com/office/drawing/2015/9/8/chartex" xmlns:cx2="http://schemas.microsoft.com/office/drawing/2015/10/21/chartex" xmlns:cx3="http://schemas.microsoft.com/office/drawing/2016/5/9/chartex" xmlns:cx4="http://schemas.microsoft.com/office/drawing/2016/5/10/chartex" xmlns:cx5="http://schemas.microsoft.com/office/drawing/2016/5/11/chartex" xmlns:cx6="http://schemas.microsoft.com/office/drawing/2016/5/12/chartex" xmlns:cx7="http://schemas.microsoft.com/office/drawing/2016/5/13/chartex" xmlns:cx8="http://schemas.microsoft.com/office/drawing/2016/5/14/chartex" xmlns:mc="http://schemas.openxmlformats.org/markup-compatibility/2006" xmlns:aink="http://schemas.microsoft.com/office/drawing/2016/ink" xmlns:am3d="http://schemas.microsoft.com/office/drawing/2017/model3d" xmlns:o="urn:schemas-microsoft-com:office:office" xmlns:oel="http://schemas.microsoft.com/office/2019/extlst" xmlns:r="http://schemas.openxmlformats.org/officeDocument/2006/relationships" xmlns:m="http://schemas.openxmlformats.org/officeDocument/2006/math" xmlns:v="urn:schemas-microsoft-com:vml" xmlns:wp14="http://schemas.microsoft.com/office/word/2010/wordprocessingDrawing" xmlns:wp="http://schemas.openxmlformats.org/drawingml/2006/wordprocessingDrawing" xmlns:w10="urn:schemas-microsoft-com:office:word" xmlns:w="http://schemas.openxmlformats.org/wordprocessingml/2006/main" xmlns:w14="http://schemas.microsoft.com/office/word/2010/wordml" xmlns:w15="http://schemas.microsoft.com/office/word/2012/wordml" xmlns:w16cex="http://schemas.microsoft.com/office/word/2018/wordml/cex" xmlns:w16cid="http://schemas.microsoft.com/office/word/2016/wordml/cid" xmlns:w16="http://schemas.microsoft.com/office/word/2018/wordml" xmlns:w16du="http://schemas.microsoft.com/office/word/2023/wordml/word16du" xmlns:w16sdtdh="http://schemas.microsoft.com/office/word/2020/wordml/sdtdatahash" xmlns:w16sdtfl="http://schemas.microsoft.com/office/word/2024/wordml/sdtformatlock" xmlns:w16se="http://schemas.microsoft.com/office/word/2015/wordml/symex" xmlns:wpg="http://schemas.microsoft.com/office/word/2010/wordprocessingGroup" xmlns:wpi="http://schemas.microsoft.com/office/word/2010/wordprocessingInk" xmlns:wne="http://schemas.microsoft.com/office/word/2006/wordml" xmlns:wps="http://schemas.microsoft.com/office/word/2010/wordprocessingShape" mc:Ignorable="w14 w15 w16se w16cid w16 w16cex w16sdtdh w16sdtfl w16du wp14">
   <w:footnote w:type="separator" w:id="-1">
@@ -7536,45 +9952,6 @@
     </w:p>
   </w:footnote>
 </w:footnotes>
-</file>
-
-<file path=word/header1.xml><?xml version="1.0" encoding="utf-8"?>
-<w:hdr xmlns:wpc="http://schemas.microsoft.com/office/word/2010/wordprocessingCanvas" xmlns:cx="http://schemas.microsoft.com/office/drawing/2014/chartex" xmlns:cx1="http://schemas.microsoft.com/office/drawing/2015/9/8/chartex" xmlns:cx2="http://schemas.microsoft.com/office/drawing/2015/10/21/chartex" xmlns:cx3="http://schemas.microsoft.com/office/drawing/2016/5/9/chartex" xmlns:cx4="http://schemas.microsoft.com/office/drawing/2016/5/10/chartex" xmlns:cx5="http://schemas.microsoft.com/office/drawing/2016/5/11/chartex" xmlns:cx6="http://schemas.microsoft.com/office/drawing/2016/5/12/chartex" xmlns:cx7="http://schemas.microsoft.com/office/drawing/2016/5/13/chartex" xmlns:cx8="http://schemas.microsoft.com/office/drawing/2016/5/14/chartex" xmlns:mc="http://schemas.openxmlformats.org/markup-compatibility/2006" xmlns:aink="http://schemas.microsoft.com/office/drawing/2016/ink" xmlns:am3d="http://schemas.microsoft.com/office/drawing/2017/model3d" xmlns:o="urn:schemas-microsoft-com:office:office" xmlns:oel="http://schemas.microsoft.com/office/2019/extlst" xmlns:r="http://schemas.openxmlformats.org/officeDocument/2006/relationships" xmlns:m="http://schemas.openxmlformats.org/officeDocument/2006/math" xmlns:v="urn:schemas-microsoft-com:vml" xmlns:wp14="http://schemas.microsoft.com/office/word/2010/wordprocessingDrawing" xmlns:wp="http://schemas.openxmlformats.org/drawingml/2006/wordprocessingDrawing" xmlns:w10="urn:schemas-microsoft-com:office:word" xmlns:w="http://schemas.openxmlformats.org/wordprocessingml/2006/main" xmlns:w14="http://schemas.microsoft.com/office/word/2010/wordml" xmlns:w15="http://schemas.microsoft.com/office/word/2012/wordml" xmlns:w16cex="http://schemas.microsoft.com/office/word/2018/wordml/cex" xmlns:w16cid="http://schemas.microsoft.com/office/word/2016/wordml/cid" xmlns:w16="http://schemas.microsoft.com/office/word/2018/wordml" xmlns:w16du="http://schemas.microsoft.com/office/word/2023/wordml/word16du" xmlns:w16sdtdh="http://schemas.microsoft.com/office/word/2020/wordml/sdtdatahash" xmlns:w16sdtfl="http://schemas.microsoft.com/office/word/2024/wordml/sdtformatlock" xmlns:w16se="http://schemas.microsoft.com/office/word/2015/wordml/symex" xmlns:wpg="http://schemas.microsoft.com/office/word/2010/wordprocessingGroup" xmlns:wpi="http://schemas.microsoft.com/office/word/2010/wordprocessingInk" xmlns:wne="http://schemas.microsoft.com/office/word/2006/wordml" xmlns:wps="http://schemas.microsoft.com/office/word/2010/wordprocessingShape" mc:Ignorable="w14 w15 w16se w16cid w16 w16cex w16sdtdh w16sdtfl w16du wp14">
-  <w:p>
-    <w:pPr>
-      <w:pStyle w:val="ae"/>
-      <w:rPr>
-        <w:rFonts w:hint="eastAsia"/>
-      </w:rPr>
-    </w:pPr>
-  </w:p>
-</w:hdr>
-</file>
-
-<file path=word/header2.xml><?xml version="1.0" encoding="utf-8"?>
-<w:hdr xmlns:wpc="http://schemas.microsoft.com/office/word/2010/wordprocessingCanvas" xmlns:cx="http://schemas.microsoft.com/office/drawing/2014/chartex" xmlns:cx1="http://schemas.microsoft.com/office/drawing/2015/9/8/chartex" xmlns:cx2="http://schemas.microsoft.com/office/drawing/2015/10/21/chartex" xmlns:cx3="http://schemas.microsoft.com/office/drawing/2016/5/9/chartex" xmlns:cx4="http://schemas.microsoft.com/office/drawing/2016/5/10/chartex" xmlns:cx5="http://schemas.microsoft.com/office/drawing/2016/5/11/chartex" xmlns:cx6="http://schemas.microsoft.com/office/drawing/2016/5/12/chartex" xmlns:cx7="http://schemas.microsoft.com/office/drawing/2016/5/13/chartex" xmlns:cx8="http://schemas.microsoft.com/office/drawing/2016/5/14/chartex" xmlns:mc="http://schemas.openxmlformats.org/markup-compatibility/2006" xmlns:aink="http://schemas.microsoft.com/office/drawing/2016/ink" xmlns:am3d="http://schemas.microsoft.com/office/drawing/2017/model3d" xmlns:o="urn:schemas-microsoft-com:office:office" xmlns:oel="http://schemas.microsoft.com/office/2019/extlst" xmlns:r="http://schemas.openxmlformats.org/officeDocument/2006/relationships" xmlns:m="http://schemas.openxmlformats.org/officeDocument/2006/math" xmlns:v="urn:schemas-microsoft-com:vml" xmlns:wp14="http://schemas.microsoft.com/office/word/2010/wordprocessingDrawing" xmlns:wp="http://schemas.openxmlformats.org/drawingml/2006/wordprocessingDrawing" xmlns:w10="urn:schemas-microsoft-com:office:word" xmlns:w="http://schemas.openxmlformats.org/wordprocessingml/2006/main" xmlns:w14="http://schemas.microsoft.com/office/word/2010/wordml" xmlns:w15="http://schemas.microsoft.com/office/word/2012/wordml" xmlns:w16cex="http://schemas.microsoft.com/office/word/2018/wordml/cex" xmlns:w16cid="http://schemas.microsoft.com/office/word/2016/wordml/cid" xmlns:w16="http://schemas.microsoft.com/office/word/2018/wordml" xmlns:w16du="http://schemas.microsoft.com/office/word/2023/wordml/word16du" xmlns:w16sdtdh="http://schemas.microsoft.com/office/word/2020/wordml/sdtdatahash" xmlns:w16sdtfl="http://schemas.microsoft.com/office/word/2024/wordml/sdtformatlock" xmlns:w16se="http://schemas.microsoft.com/office/word/2015/wordml/symex" xmlns:wpg="http://schemas.microsoft.com/office/word/2010/wordprocessingGroup" xmlns:wpi="http://schemas.microsoft.com/office/word/2010/wordprocessingInk" xmlns:wne="http://schemas.microsoft.com/office/word/2006/wordml" xmlns:wps="http://schemas.microsoft.com/office/word/2010/wordprocessingShape" mc:Ignorable="w14 w15 w16se w16cid w16 w16cex w16sdtdh w16sdtfl w16du wp14">
-  <w:p>
-    <w:pPr>
-      <w:pStyle w:val="ae"/>
-      <w:rPr>
-        <w:rFonts w:hint="eastAsia"/>
-      </w:rPr>
-    </w:pPr>
-  </w:p>
-</w:hdr>
-</file>
-
-<file path=word/header3.xml><?xml version="1.0" encoding="utf-8"?>
-<w:hdr xmlns:wpc="http://schemas.microsoft.com/office/word/2010/wordprocessingCanvas" xmlns:cx="http://schemas.microsoft.com/office/drawing/2014/chartex" xmlns:cx1="http://schemas.microsoft.com/office/drawing/2015/9/8/chartex" xmlns:cx2="http://schemas.microsoft.com/office/drawing/2015/10/21/chartex" xmlns:cx3="http://schemas.microsoft.com/office/drawing/2016/5/9/chartex" xmlns:cx4="http://schemas.microsoft.com/office/drawing/2016/5/10/chartex" xmlns:cx5="http://schemas.microsoft.com/office/drawing/2016/5/11/chartex" xmlns:cx6="http://schemas.microsoft.com/office/drawing/2016/5/12/chartex" xmlns:cx7="http://schemas.microsoft.com/office/drawing/2016/5/13/chartex" xmlns:cx8="http://schemas.microsoft.com/office/drawing/2016/5/14/chartex" xmlns:mc="http://schemas.openxmlformats.org/markup-compatibility/2006" xmlns:aink="http://schemas.microsoft.com/office/drawing/2016/ink" xmlns:am3d="http://schemas.microsoft.com/office/drawing/2017/model3d" xmlns:o="urn:schemas-microsoft-com:office:office" xmlns:oel="http://schemas.microsoft.com/office/2019/extlst" xmlns:r="http://schemas.openxmlformats.org/officeDocument/2006/relationships" xmlns:m="http://schemas.openxmlformats.org/officeDocument/2006/math" xmlns:v="urn:schemas-microsoft-com:vml" xmlns:wp14="http://schemas.microsoft.com/office/word/2010/wordprocessingDrawing" xmlns:wp="http://schemas.openxmlformats.org/drawingml/2006/wordprocessingDrawing" xmlns:w10="urn:schemas-microsoft-com:office:word" xmlns:w="http://schemas.openxmlformats.org/wordprocessingml/2006/main" xmlns:w14="http://schemas.microsoft.com/office/word/2010/wordml" xmlns:w15="http://schemas.microsoft.com/office/word/2012/wordml" xmlns:w16cex="http://schemas.microsoft.com/office/word/2018/wordml/cex" xmlns:w16cid="http://schemas.microsoft.com/office/word/2016/wordml/cid" xmlns:w16="http://schemas.microsoft.com/office/word/2018/wordml" xmlns:w16du="http://schemas.microsoft.com/office/word/2023/wordml/word16du" xmlns:w16sdtdh="http://schemas.microsoft.com/office/word/2020/wordml/sdtdatahash" xmlns:w16sdtfl="http://schemas.microsoft.com/office/word/2024/wordml/sdtformatlock" xmlns:w16se="http://schemas.microsoft.com/office/word/2015/wordml/symex" xmlns:wpg="http://schemas.microsoft.com/office/word/2010/wordprocessingGroup" xmlns:wpi="http://schemas.microsoft.com/office/word/2010/wordprocessingInk" xmlns:wne="http://schemas.microsoft.com/office/word/2006/wordml" xmlns:wps="http://schemas.microsoft.com/office/word/2010/wordprocessingShape" mc:Ignorable="w14 w15 w16se w16cid w16 w16cex w16sdtdh w16sdtfl w16du wp14">
-  <w:p>
-    <w:pPr>
-      <w:pStyle w:val="ae"/>
-      <w:rPr>
-        <w:rFonts w:hint="eastAsia"/>
-      </w:rPr>
-    </w:pPr>
-  </w:p>
-</w:hdr>
 </file>
 
 <file path=word/numbering.xml><?xml version="1.0" encoding="utf-8"?>
@@ -8698,6 +11075,155 @@
     </w:lvl>
   </w:abstractNum>
   <w:abstractNum w:abstractNumId="8" w15:restartNumberingAfterBreak="0">
+    <w:nsid w:val="236C2A07"/>
+    <w:multiLevelType w:val="multilevel"/>
+    <w:tmpl w:val="19E60702"/>
+    <w:lvl w:ilvl="0">
+      <w:start w:val="1"/>
+      <w:numFmt w:val="bullet"/>
+      <w:lvlText w:val=""/>
+      <w:lvlJc w:val="left"/>
+      <w:pPr>
+        <w:tabs>
+          <w:tab w:val="num" w:pos="720"/>
+        </w:tabs>
+        <w:ind w:left="720" w:hanging="360"/>
+      </w:pPr>
+      <w:rPr>
+        <w:rFonts w:ascii="Symbol" w:hAnsi="Symbol" w:hint="default"/>
+        <w:sz w:val="20"/>
+      </w:rPr>
+    </w:lvl>
+    <w:lvl w:ilvl="1">
+      <w:start w:val="1"/>
+      <w:numFmt w:val="bullet"/>
+      <w:lvlText w:val="o"/>
+      <w:lvlJc w:val="left"/>
+      <w:pPr>
+        <w:tabs>
+          <w:tab w:val="num" w:pos="1440"/>
+        </w:tabs>
+        <w:ind w:left="1440" w:hanging="360"/>
+      </w:pPr>
+      <w:rPr>
+        <w:rFonts w:ascii="Courier New" w:hAnsi="Courier New" w:hint="default"/>
+        <w:sz w:val="20"/>
+      </w:rPr>
+    </w:lvl>
+    <w:lvl w:ilvl="2" w:tentative="1">
+      <w:start w:val="1"/>
+      <w:numFmt w:val="bullet"/>
+      <w:lvlText w:val=""/>
+      <w:lvlJc w:val="left"/>
+      <w:pPr>
+        <w:tabs>
+          <w:tab w:val="num" w:pos="2160"/>
+        </w:tabs>
+        <w:ind w:left="2160" w:hanging="360"/>
+      </w:pPr>
+      <w:rPr>
+        <w:rFonts w:ascii="Wingdings" w:hAnsi="Wingdings" w:hint="default"/>
+        <w:sz w:val="20"/>
+      </w:rPr>
+    </w:lvl>
+    <w:lvl w:ilvl="3" w:tentative="1">
+      <w:start w:val="1"/>
+      <w:numFmt w:val="bullet"/>
+      <w:lvlText w:val=""/>
+      <w:lvlJc w:val="left"/>
+      <w:pPr>
+        <w:tabs>
+          <w:tab w:val="num" w:pos="2880"/>
+        </w:tabs>
+        <w:ind w:left="2880" w:hanging="360"/>
+      </w:pPr>
+      <w:rPr>
+        <w:rFonts w:ascii="Wingdings" w:hAnsi="Wingdings" w:hint="default"/>
+        <w:sz w:val="20"/>
+      </w:rPr>
+    </w:lvl>
+    <w:lvl w:ilvl="4" w:tentative="1">
+      <w:start w:val="1"/>
+      <w:numFmt w:val="bullet"/>
+      <w:lvlText w:val=""/>
+      <w:lvlJc w:val="left"/>
+      <w:pPr>
+        <w:tabs>
+          <w:tab w:val="num" w:pos="3600"/>
+        </w:tabs>
+        <w:ind w:left="3600" w:hanging="360"/>
+      </w:pPr>
+      <w:rPr>
+        <w:rFonts w:ascii="Wingdings" w:hAnsi="Wingdings" w:hint="default"/>
+        <w:sz w:val="20"/>
+      </w:rPr>
+    </w:lvl>
+    <w:lvl w:ilvl="5" w:tentative="1">
+      <w:start w:val="1"/>
+      <w:numFmt w:val="bullet"/>
+      <w:lvlText w:val=""/>
+      <w:lvlJc w:val="left"/>
+      <w:pPr>
+        <w:tabs>
+          <w:tab w:val="num" w:pos="4320"/>
+        </w:tabs>
+        <w:ind w:left="4320" w:hanging="360"/>
+      </w:pPr>
+      <w:rPr>
+        <w:rFonts w:ascii="Wingdings" w:hAnsi="Wingdings" w:hint="default"/>
+        <w:sz w:val="20"/>
+      </w:rPr>
+    </w:lvl>
+    <w:lvl w:ilvl="6" w:tentative="1">
+      <w:start w:val="1"/>
+      <w:numFmt w:val="bullet"/>
+      <w:lvlText w:val=""/>
+      <w:lvlJc w:val="left"/>
+      <w:pPr>
+        <w:tabs>
+          <w:tab w:val="num" w:pos="5040"/>
+        </w:tabs>
+        <w:ind w:left="5040" w:hanging="360"/>
+      </w:pPr>
+      <w:rPr>
+        <w:rFonts w:ascii="Wingdings" w:hAnsi="Wingdings" w:hint="default"/>
+        <w:sz w:val="20"/>
+      </w:rPr>
+    </w:lvl>
+    <w:lvl w:ilvl="7" w:tentative="1">
+      <w:start w:val="1"/>
+      <w:numFmt w:val="bullet"/>
+      <w:lvlText w:val=""/>
+      <w:lvlJc w:val="left"/>
+      <w:pPr>
+        <w:tabs>
+          <w:tab w:val="num" w:pos="5760"/>
+        </w:tabs>
+        <w:ind w:left="5760" w:hanging="360"/>
+      </w:pPr>
+      <w:rPr>
+        <w:rFonts w:ascii="Wingdings" w:hAnsi="Wingdings" w:hint="default"/>
+        <w:sz w:val="20"/>
+      </w:rPr>
+    </w:lvl>
+    <w:lvl w:ilvl="8" w:tentative="1">
+      <w:start w:val="1"/>
+      <w:numFmt w:val="bullet"/>
+      <w:lvlText w:val=""/>
+      <w:lvlJc w:val="left"/>
+      <w:pPr>
+        <w:tabs>
+          <w:tab w:val="num" w:pos="6480"/>
+        </w:tabs>
+        <w:ind w:left="6480" w:hanging="360"/>
+      </w:pPr>
+      <w:rPr>
+        <w:rFonts w:ascii="Wingdings" w:hAnsi="Wingdings" w:hint="default"/>
+        <w:sz w:val="20"/>
+      </w:rPr>
+    </w:lvl>
+  </w:abstractNum>
+  <w:abstractNum w:abstractNumId="9" w15:restartNumberingAfterBreak="0">
     <w:nsid w:val="29A71C16"/>
     <w:multiLevelType w:val="multilevel"/>
     <w:tmpl w:val="4D540B7A"/>
@@ -8846,7 +11372,7 @@
       </w:rPr>
     </w:lvl>
   </w:abstractNum>
-  <w:abstractNum w:abstractNumId="9" w15:restartNumberingAfterBreak="0">
+  <w:abstractNum w:abstractNumId="10" w15:restartNumberingAfterBreak="0">
     <w:nsid w:val="365B100F"/>
     <w:multiLevelType w:val="multilevel"/>
     <w:tmpl w:val="82DEE06C"/>
@@ -8995,7 +11521,7 @@
       </w:rPr>
     </w:lvl>
   </w:abstractNum>
-  <w:abstractNum w:abstractNumId="10" w15:restartNumberingAfterBreak="0">
+  <w:abstractNum w:abstractNumId="11" w15:restartNumberingAfterBreak="0">
     <w:nsid w:val="3A4B7D24"/>
     <w:multiLevelType w:val="multilevel"/>
     <w:tmpl w:val="284C62FC"/>
@@ -9144,7 +11670,7 @@
       </w:rPr>
     </w:lvl>
   </w:abstractNum>
-  <w:abstractNum w:abstractNumId="11" w15:restartNumberingAfterBreak="0">
+  <w:abstractNum w:abstractNumId="12" w15:restartNumberingAfterBreak="0">
     <w:nsid w:val="3D99671B"/>
     <w:multiLevelType w:val="hybridMultilevel"/>
     <w:tmpl w:val="B5867C7C"/>
@@ -9257,7 +11783,7 @@
       </w:rPr>
     </w:lvl>
   </w:abstractNum>
-  <w:abstractNum w:abstractNumId="12" w15:restartNumberingAfterBreak="0">
+  <w:abstractNum w:abstractNumId="13" w15:restartNumberingAfterBreak="0">
     <w:nsid w:val="3E4E6549"/>
     <w:multiLevelType w:val="hybridMultilevel"/>
     <w:tmpl w:val="AF4A2326"/>
@@ -9369,7 +11895,156 @@
       </w:rPr>
     </w:lvl>
   </w:abstractNum>
-  <w:abstractNum w:abstractNumId="13" w15:restartNumberingAfterBreak="0">
+  <w:abstractNum w:abstractNumId="14" w15:restartNumberingAfterBreak="0">
+    <w:nsid w:val="47500424"/>
+    <w:multiLevelType w:val="multilevel"/>
+    <w:tmpl w:val="F77E1E08"/>
+    <w:lvl w:ilvl="0">
+      <w:start w:val="1"/>
+      <w:numFmt w:val="bullet"/>
+      <w:lvlText w:val=""/>
+      <w:lvlJc w:val="left"/>
+      <w:pPr>
+        <w:tabs>
+          <w:tab w:val="num" w:pos="720"/>
+        </w:tabs>
+        <w:ind w:left="720" w:hanging="360"/>
+      </w:pPr>
+      <w:rPr>
+        <w:rFonts w:ascii="Symbol" w:hAnsi="Symbol" w:hint="default"/>
+        <w:sz w:val="20"/>
+      </w:rPr>
+    </w:lvl>
+    <w:lvl w:ilvl="1">
+      <w:start w:val="1"/>
+      <w:numFmt w:val="bullet"/>
+      <w:lvlText w:val="o"/>
+      <w:lvlJc w:val="left"/>
+      <w:pPr>
+        <w:tabs>
+          <w:tab w:val="num" w:pos="1440"/>
+        </w:tabs>
+        <w:ind w:left="1440" w:hanging="360"/>
+      </w:pPr>
+      <w:rPr>
+        <w:rFonts w:ascii="Courier New" w:hAnsi="Courier New" w:hint="default"/>
+        <w:sz w:val="20"/>
+      </w:rPr>
+    </w:lvl>
+    <w:lvl w:ilvl="2" w:tentative="1">
+      <w:start w:val="1"/>
+      <w:numFmt w:val="bullet"/>
+      <w:lvlText w:val=""/>
+      <w:lvlJc w:val="left"/>
+      <w:pPr>
+        <w:tabs>
+          <w:tab w:val="num" w:pos="2160"/>
+        </w:tabs>
+        <w:ind w:left="2160" w:hanging="360"/>
+      </w:pPr>
+      <w:rPr>
+        <w:rFonts w:ascii="Wingdings" w:hAnsi="Wingdings" w:hint="default"/>
+        <w:sz w:val="20"/>
+      </w:rPr>
+    </w:lvl>
+    <w:lvl w:ilvl="3" w:tentative="1">
+      <w:start w:val="1"/>
+      <w:numFmt w:val="bullet"/>
+      <w:lvlText w:val=""/>
+      <w:lvlJc w:val="left"/>
+      <w:pPr>
+        <w:tabs>
+          <w:tab w:val="num" w:pos="2880"/>
+        </w:tabs>
+        <w:ind w:left="2880" w:hanging="360"/>
+      </w:pPr>
+      <w:rPr>
+        <w:rFonts w:ascii="Wingdings" w:hAnsi="Wingdings" w:hint="default"/>
+        <w:sz w:val="20"/>
+      </w:rPr>
+    </w:lvl>
+    <w:lvl w:ilvl="4" w:tentative="1">
+      <w:start w:val="1"/>
+      <w:numFmt w:val="bullet"/>
+      <w:lvlText w:val=""/>
+      <w:lvlJc w:val="left"/>
+      <w:pPr>
+        <w:tabs>
+          <w:tab w:val="num" w:pos="3600"/>
+        </w:tabs>
+        <w:ind w:left="3600" w:hanging="360"/>
+      </w:pPr>
+      <w:rPr>
+        <w:rFonts w:ascii="Wingdings" w:hAnsi="Wingdings" w:hint="default"/>
+        <w:sz w:val="20"/>
+      </w:rPr>
+    </w:lvl>
+    <w:lvl w:ilvl="5" w:tentative="1">
+      <w:start w:val="1"/>
+      <w:numFmt w:val="bullet"/>
+      <w:lvlText w:val=""/>
+      <w:lvlJc w:val="left"/>
+      <w:pPr>
+        <w:tabs>
+          <w:tab w:val="num" w:pos="4320"/>
+        </w:tabs>
+        <w:ind w:left="4320" w:hanging="360"/>
+      </w:pPr>
+      <w:rPr>
+        <w:rFonts w:ascii="Wingdings" w:hAnsi="Wingdings" w:hint="default"/>
+        <w:sz w:val="20"/>
+      </w:rPr>
+    </w:lvl>
+    <w:lvl w:ilvl="6" w:tentative="1">
+      <w:start w:val="1"/>
+      <w:numFmt w:val="bullet"/>
+      <w:lvlText w:val=""/>
+      <w:lvlJc w:val="left"/>
+      <w:pPr>
+        <w:tabs>
+          <w:tab w:val="num" w:pos="5040"/>
+        </w:tabs>
+        <w:ind w:left="5040" w:hanging="360"/>
+      </w:pPr>
+      <w:rPr>
+        <w:rFonts w:ascii="Wingdings" w:hAnsi="Wingdings" w:hint="default"/>
+        <w:sz w:val="20"/>
+      </w:rPr>
+    </w:lvl>
+    <w:lvl w:ilvl="7" w:tentative="1">
+      <w:start w:val="1"/>
+      <w:numFmt w:val="bullet"/>
+      <w:lvlText w:val=""/>
+      <w:lvlJc w:val="left"/>
+      <w:pPr>
+        <w:tabs>
+          <w:tab w:val="num" w:pos="5760"/>
+        </w:tabs>
+        <w:ind w:left="5760" w:hanging="360"/>
+      </w:pPr>
+      <w:rPr>
+        <w:rFonts w:ascii="Wingdings" w:hAnsi="Wingdings" w:hint="default"/>
+        <w:sz w:val="20"/>
+      </w:rPr>
+    </w:lvl>
+    <w:lvl w:ilvl="8" w:tentative="1">
+      <w:start w:val="1"/>
+      <w:numFmt w:val="bullet"/>
+      <w:lvlText w:val=""/>
+      <w:lvlJc w:val="left"/>
+      <w:pPr>
+        <w:tabs>
+          <w:tab w:val="num" w:pos="6480"/>
+        </w:tabs>
+        <w:ind w:left="6480" w:hanging="360"/>
+      </w:pPr>
+      <w:rPr>
+        <w:rFonts w:ascii="Wingdings" w:hAnsi="Wingdings" w:hint="default"/>
+        <w:sz w:val="20"/>
+      </w:rPr>
+    </w:lvl>
+  </w:abstractNum>
+  <w:abstractNum w:abstractNumId="15" w15:restartNumberingAfterBreak="0">
     <w:nsid w:val="553C22C1"/>
     <w:multiLevelType w:val="multilevel"/>
     <w:tmpl w:val="0C684A48"/>
@@ -9518,7 +12193,7 @@
       </w:rPr>
     </w:lvl>
   </w:abstractNum>
-  <w:abstractNum w:abstractNumId="14" w15:restartNumberingAfterBreak="0">
+  <w:abstractNum w:abstractNumId="16" w15:restartNumberingAfterBreak="0">
     <w:nsid w:val="5FF86FFE"/>
     <w:multiLevelType w:val="multilevel"/>
     <w:tmpl w:val="48C8A528"/>
@@ -9667,7 +12342,7 @@
       </w:rPr>
     </w:lvl>
   </w:abstractNum>
-  <w:abstractNum w:abstractNumId="15" w15:restartNumberingAfterBreak="0">
+  <w:abstractNum w:abstractNumId="17" w15:restartNumberingAfterBreak="0">
     <w:nsid w:val="653269B6"/>
     <w:multiLevelType w:val="multilevel"/>
     <w:tmpl w:val="91585018"/>
@@ -9816,7 +12491,7 @@
       </w:rPr>
     </w:lvl>
   </w:abstractNum>
-  <w:abstractNum w:abstractNumId="16" w15:restartNumberingAfterBreak="0">
+  <w:abstractNum w:abstractNumId="18" w15:restartNumberingAfterBreak="0">
     <w:nsid w:val="65912B09"/>
     <w:multiLevelType w:val="hybridMultilevel"/>
     <w:tmpl w:val="8430CDBE"/>
@@ -9928,7 +12603,7 @@
       </w:rPr>
     </w:lvl>
   </w:abstractNum>
-  <w:abstractNum w:abstractNumId="17" w15:restartNumberingAfterBreak="0">
+  <w:abstractNum w:abstractNumId="19" w15:restartNumberingAfterBreak="0">
     <w:nsid w:val="682104CE"/>
     <w:multiLevelType w:val="multilevel"/>
     <w:tmpl w:val="13F2A468"/>
@@ -10077,7 +12752,7 @@
       </w:rPr>
     </w:lvl>
   </w:abstractNum>
-  <w:abstractNum w:abstractNumId="18" w15:restartNumberingAfterBreak="0">
+  <w:abstractNum w:abstractNumId="20" w15:restartNumberingAfterBreak="0">
     <w:nsid w:val="6D21497D"/>
     <w:multiLevelType w:val="hybridMultilevel"/>
     <w:tmpl w:val="ACC459E4"/>
@@ -10190,7 +12865,7 @@
       </w:rPr>
     </w:lvl>
   </w:abstractNum>
-  <w:abstractNum w:abstractNumId="19" w15:restartNumberingAfterBreak="0">
+  <w:abstractNum w:abstractNumId="21" w15:restartNumberingAfterBreak="0">
     <w:nsid w:val="72016576"/>
     <w:multiLevelType w:val="multilevel"/>
     <w:tmpl w:val="749C0542"/>
@@ -10339,7 +13014,7 @@
       </w:rPr>
     </w:lvl>
   </w:abstractNum>
-  <w:abstractNum w:abstractNumId="20" w15:restartNumberingAfterBreak="0">
+  <w:abstractNum w:abstractNumId="22" w15:restartNumberingAfterBreak="0">
     <w:nsid w:val="7DF1687F"/>
     <w:multiLevelType w:val="multilevel"/>
     <w:tmpl w:val="5BC4C2D8"/>
@@ -10489,7 +13164,7 @@
     </w:lvl>
   </w:abstractNum>
   <w:num w:numId="1" w16cid:durableId="1439595140">
-    <w:abstractNumId w:val="12"/>
+    <w:abstractNumId w:val="13"/>
   </w:num>
   <w:num w:numId="2" w16cid:durableId="2062240809">
     <w:abstractNumId w:val="0"/>
@@ -10498,49 +13173,49 @@
     <w:abstractNumId w:val="7"/>
   </w:num>
   <w:num w:numId="4" w16cid:durableId="1934361557">
-    <w:abstractNumId w:val="16"/>
+    <w:abstractNumId w:val="18"/>
   </w:num>
   <w:num w:numId="5" w16cid:durableId="433944698">
-    <w:abstractNumId w:val="11"/>
+    <w:abstractNumId w:val="12"/>
   </w:num>
   <w:num w:numId="6" w16cid:durableId="552036275">
-    <w:abstractNumId w:val="18"/>
+    <w:abstractNumId w:val="20"/>
   </w:num>
   <w:num w:numId="7" w16cid:durableId="111286976">
     <w:abstractNumId w:val="6"/>
   </w:num>
   <w:num w:numId="8" w16cid:durableId="474489656">
-    <w:abstractNumId w:val="15"/>
+    <w:abstractNumId w:val="17"/>
   </w:num>
   <w:num w:numId="9" w16cid:durableId="1624995908">
     <w:abstractNumId w:val="2"/>
   </w:num>
   <w:num w:numId="10" w16cid:durableId="947083625">
-    <w:abstractNumId w:val="20"/>
+    <w:abstractNumId w:val="22"/>
   </w:num>
   <w:num w:numId="11" w16cid:durableId="523638412">
-    <w:abstractNumId w:val="13"/>
+    <w:abstractNumId w:val="15"/>
   </w:num>
   <w:num w:numId="12" w16cid:durableId="1609894514">
-    <w:abstractNumId w:val="8"/>
+    <w:abstractNumId w:val="9"/>
   </w:num>
   <w:num w:numId="13" w16cid:durableId="1329097906">
-    <w:abstractNumId w:val="17"/>
+    <w:abstractNumId w:val="19"/>
   </w:num>
   <w:num w:numId="14" w16cid:durableId="110826479">
-    <w:abstractNumId w:val="9"/>
+    <w:abstractNumId w:val="10"/>
   </w:num>
   <w:num w:numId="15" w16cid:durableId="734277969">
-    <w:abstractNumId w:val="14"/>
+    <w:abstractNumId w:val="16"/>
   </w:num>
   <w:num w:numId="16" w16cid:durableId="2107918069">
-    <w:abstractNumId w:val="19"/>
+    <w:abstractNumId w:val="21"/>
   </w:num>
   <w:num w:numId="17" w16cid:durableId="482236572">
     <w:abstractNumId w:val="5"/>
   </w:num>
   <w:num w:numId="18" w16cid:durableId="2048293936">
-    <w:abstractNumId w:val="10"/>
+    <w:abstractNumId w:val="11"/>
   </w:num>
   <w:num w:numId="19" w16cid:durableId="104354020">
     <w:abstractNumId w:val="4"/>
@@ -10550,6 +13225,12 @@
   </w:num>
   <w:num w:numId="21" w16cid:durableId="1806893965">
     <w:abstractNumId w:val="3"/>
+  </w:num>
+  <w:num w:numId="22" w16cid:durableId="577205131">
+    <w:abstractNumId w:val="8"/>
+  </w:num>
+  <w:num w:numId="23" w16cid:durableId="1213806712">
+    <w:abstractNumId w:val="14"/>
   </w:num>
 </w:numbering>
 </file>
@@ -11007,7 +13688,6 @@
     <w:next w:val="a"/>
     <w:link w:val="30"/>
     <w:uiPriority w:val="9"/>
-    <w:semiHidden/>
     <w:unhideWhenUsed/>
     <w:qFormat/>
     <w:rsid w:val="008D23FF"/>
@@ -11214,7 +13894,6 @@
     <w:basedOn w:val="a0"/>
     <w:link w:val="3"/>
     <w:uiPriority w:val="9"/>
-    <w:semiHidden/>
     <w:rsid w:val="008D23FF"/>
     <w:rPr>
       <w:rFonts w:asciiTheme="majorHAnsi" w:eastAsiaTheme="majorEastAsia" w:hAnsiTheme="majorHAnsi" w:cstheme="majorBidi"/>

--- a/note_airbnb2.docx
+++ b/note_airbnb2.docx
@@ -2129,18 +2129,37 @@
       <w:pPr>
         <w:rPr>
           <w:rFonts w:hint="eastAsia"/>
-        </w:rPr>
-      </w:pPr>
-      <w:r>
-        <w:rPr>
-          <w:rFonts w:hint="eastAsia"/>
-        </w:rPr>
-        <w:t>pipe = pipeline("zero-shot-classification", model="</w:t>
-      </w:r>
-      <w:proofErr w:type="spellStart"/>
-      <w:r>
-        <w:rPr>
-          <w:rFonts w:hint="eastAsia"/>
+          <w:lang w:val="fr-FR"/>
+        </w:rPr>
+      </w:pPr>
+      <w:r>
+        <w:rPr>
+          <w:rFonts w:hint="eastAsia"/>
+          <w:lang w:val="fr-FR"/>
+        </w:rPr>
+        <w:t>pipe = pipeline("</w:t>
+      </w:r>
+      <w:proofErr w:type="spellStart"/>
+      <w:r>
+        <w:rPr>
+          <w:rFonts w:hint="eastAsia"/>
+          <w:lang w:val="fr-FR"/>
+        </w:rPr>
+        <w:t>zero</w:t>
+      </w:r>
+      <w:proofErr w:type="spellEnd"/>
+      <w:r>
+        <w:rPr>
+          <w:rFonts w:hint="eastAsia"/>
+          <w:lang w:val="fr-FR"/>
+        </w:rPr>
+        <w:t>-shot-classification", model="</w:t>
+      </w:r>
+      <w:proofErr w:type="spellStart"/>
+      <w:r>
+        <w:rPr>
+          <w:rFonts w:hint="eastAsia"/>
+          <w:lang w:val="fr-FR"/>
         </w:rPr>
         <w:t>tasksource</w:t>
       </w:r>
@@ -2148,6 +2167,7 @@
       <w:r>
         <w:rPr>
           <w:rFonts w:hint="eastAsia"/>
+          <w:lang w:val="fr-FR"/>
         </w:rPr>
         <w:t>/</w:t>
       </w:r>
@@ -2155,6 +2175,7 @@
       <w:r>
         <w:rPr>
           <w:rFonts w:hint="eastAsia"/>
+          <w:lang w:val="fr-FR"/>
         </w:rPr>
         <w:t>ModernBERT</w:t>
       </w:r>
@@ -2162,6 +2183,7 @@
       <w:r>
         <w:rPr>
           <w:rFonts w:hint="eastAsia"/>
+          <w:lang w:val="fr-FR"/>
         </w:rPr>
         <w:t>-large-</w:t>
       </w:r>
@@ -2169,6 +2191,7 @@
       <w:r>
         <w:rPr>
           <w:rFonts w:hint="eastAsia"/>
+          <w:lang w:val="fr-FR"/>
         </w:rPr>
         <w:t>nli</w:t>
       </w:r>
@@ -2176,6 +2199,7 @@
       <w:r>
         <w:rPr>
           <w:rFonts w:hint="eastAsia"/>
+          <w:lang w:val="fr-FR"/>
         </w:rPr>
         <w:t xml:space="preserve">")      </w:t>
       </w:r>
@@ -2184,17 +2208,27 @@
       <w:pPr>
         <w:rPr>
           <w:rFonts w:hint="eastAsia"/>
-        </w:rPr>
-      </w:pPr>
-      <w:r>
+          <w:lang w:val="fr-FR"/>
+        </w:rPr>
+      </w:pPr>
+      <w:r>
+        <w:rPr>
+          <w:lang w:val="fr-FR"/>
+        </w:rPr>
         <w:t xml:space="preserve">  "</w:t>
       </w:r>
       <w:proofErr w:type="spellStart"/>
       <w:r>
+        <w:rPr>
+          <w:lang w:val="fr-FR"/>
+        </w:rPr>
         <w:t>model_max_length</w:t>
       </w:r>
       <w:proofErr w:type="spellEnd"/>
       <w:r>
+        <w:rPr>
+          <w:lang w:val="fr-FR"/>
+        </w:rPr>
         <w:t>": 1000000000000000019884624838656,</w:t>
       </w:r>
     </w:p>
@@ -2202,6 +2236,7 @@
       <w:pPr>
         <w:rPr>
           <w:rFonts w:hint="eastAsia"/>
+          <w:lang w:val="fr-FR"/>
         </w:rPr>
       </w:pPr>
     </w:p>
@@ -5625,6 +5660,7 @@
     <w:p>
       <w:pPr>
         <w:rPr>
+          <w:rFonts w:hint="eastAsia"/>
           <w:color w:val="EE0000"/>
           <w:lang w:val="fr-FR"/>
         </w:rPr>
@@ -7399,8 +7435,8 @@
       <w:pPr>
         <w:widowControl/>
         <w:rPr>
-          <w:color w:val="EE0000"/>
-          <w:lang w:val="fr-FR"/>
+          <w:rFonts w:hint="eastAsia"/>
+          <w:color w:val="EE0000"/>
         </w:rPr>
       </w:pPr>
       <w:r>
@@ -7424,7 +7460,6 @@
         <w:rPr>
           <w:rFonts w:hint="eastAsia"/>
           <w:color w:val="EE0000"/>
-          <w:lang w:val="fr-FR"/>
         </w:rPr>
         <w:t>superhost</w:t>
       </w:r>
@@ -7435,7 +7470,29 @@
           <w:color w:val="EE0000"/>
           <w:lang w:val="fr-FR"/>
         </w:rPr>
-        <w:t>更加关注promo外的变量，</w:t>
+        <w:t>更加关注</w:t>
+      </w:r>
+      <w:r>
+        <w:rPr>
+          <w:rFonts w:hint="eastAsia"/>
+          <w:color w:val="EE0000"/>
+        </w:rPr>
+        <w:t>promo</w:t>
+      </w:r>
+      <w:r>
+        <w:rPr>
+          <w:rFonts w:hint="eastAsia"/>
+          <w:color w:val="EE0000"/>
+          <w:lang w:val="fr-FR"/>
+        </w:rPr>
+        <w:t>外的变量</w:t>
+      </w:r>
+      <w:r>
+        <w:rPr>
+          <w:rFonts w:hint="eastAsia"/>
+          <w:color w:val="EE0000"/>
+        </w:rPr>
+        <w:t>，</w:t>
       </w:r>
     </w:p>
     <w:p>
@@ -7444,7 +7501,6 @@
         <w:rPr>
           <w:rFonts w:hint="eastAsia"/>
           <w:color w:val="EE0000"/>
-          <w:lang w:val="fr-FR"/>
         </w:rPr>
       </w:pPr>
       <w:r>
@@ -7461,15 +7517,22 @@
           <w:color w:val="EE0000"/>
           <w:lang w:val="fr-FR"/>
         </w:rPr>
-        <w:t>关注promo</w:t>
+        <w:t>关注</w:t>
+      </w:r>
+      <w:r>
+        <w:rPr>
+          <w:rFonts w:hint="eastAsia"/>
+          <w:color w:val="EE0000"/>
+        </w:rPr>
+        <w:t>promo</w:t>
       </w:r>
     </w:p>
     <w:p>
       <w:pPr>
         <w:widowControl/>
         <w:rPr>
-          <w:color w:val="EE0000"/>
-          <w:lang w:val="fr-FR"/>
+          <w:rFonts w:hint="eastAsia"/>
+          <w:color w:val="EE0000"/>
         </w:rPr>
       </w:pPr>
     </w:p>
@@ -7479,7 +7542,6 @@
         <w:rPr>
           <w:rFonts w:hint="eastAsia"/>
           <w:color w:val="EE0000"/>
-          <w:lang w:val="fr-FR"/>
         </w:rPr>
       </w:pPr>
     </w:p>
@@ -7489,7 +7551,6 @@
         <w:rPr>
           <w:rFonts w:hint="eastAsia"/>
           <w:color w:val="EE0000"/>
-          <w:lang w:val="fr-FR"/>
         </w:rPr>
       </w:pPr>
     </w:p>
@@ -7497,17 +7558,19 @@
       <w:pPr>
         <w:pStyle w:val="1"/>
         <w:rPr>
-          <w:lang w:val="fr-FR"/>
-        </w:rPr>
-      </w:pPr>
-      <w:r>
-        <w:rPr>
-          <w:lang w:val="fr-FR"/>
-        </w:rPr>
+          <w:rFonts w:hint="eastAsia"/>
+        </w:rPr>
+      </w:pPr>
+      <w:r>
         <w:t>09/02/2026</w:t>
       </w:r>
     </w:p>
     <w:p>
+      <w:pPr>
+        <w:rPr>
+          <w:rFonts w:hint="eastAsia"/>
+        </w:rPr>
+      </w:pPr>
       <w:r>
         <w:rPr>
           <w:rFonts w:hint="eastAsia"/>
@@ -7527,6 +7590,7 @@
     <w:p>
       <w:pPr>
         <w:rPr>
+          <w:rFonts w:hint="eastAsia"/>
           <w:color w:val="EE0000"/>
         </w:rPr>
       </w:pPr>
@@ -7569,6 +7633,7 @@
     <w:p>
       <w:pPr>
         <w:rPr>
+          <w:rFonts w:hint="eastAsia"/>
           <w:color w:val="EE0000"/>
         </w:rPr>
       </w:pPr>
@@ -7590,6 +7655,7 @@
     <w:p>
       <w:pPr>
         <w:rPr>
+          <w:rFonts w:hint="eastAsia"/>
           <w:color w:val="EE0000"/>
         </w:rPr>
       </w:pPr>
@@ -7744,6 +7810,7 @@
     <w:p>
       <w:pPr>
         <w:rPr>
+          <w:rFonts w:hint="eastAsia"/>
           <w:b/>
           <w:bCs/>
           <w:color w:val="0070C0"/>
@@ -7761,6 +7828,7 @@
     <w:p>
       <w:pPr>
         <w:rPr>
+          <w:rFonts w:hint="eastAsia"/>
           <w:color w:val="0070C0"/>
         </w:rPr>
       </w:pPr>
@@ -7786,6 +7854,7 @@
           <w:numId w:val="22"/>
         </w:numPr>
         <w:rPr>
+          <w:rFonts w:hint="eastAsia"/>
           <w:color w:val="0070C0"/>
         </w:rPr>
       </w:pPr>
@@ -7811,6 +7880,7 @@
           <w:numId w:val="22"/>
         </w:numPr>
         <w:rPr>
+          <w:rFonts w:hint="eastAsia"/>
           <w:color w:val="0070C0"/>
         </w:rPr>
       </w:pPr>
@@ -7828,6 +7898,7 @@
           <w:numId w:val="22"/>
         </w:numPr>
         <w:rPr>
+          <w:rFonts w:hint="eastAsia"/>
           <w:color w:val="0070C0"/>
         </w:rPr>
       </w:pPr>
@@ -7873,6 +7944,7 @@
           <w:numId w:val="22"/>
         </w:numPr>
         <w:rPr>
+          <w:rFonts w:hint="eastAsia"/>
           <w:color w:val="0070C0"/>
         </w:rPr>
       </w:pPr>
@@ -7898,6 +7970,7 @@
           <w:numId w:val="22"/>
         </w:numPr>
         <w:rPr>
+          <w:rFonts w:hint="eastAsia"/>
           <w:color w:val="0070C0"/>
         </w:rPr>
       </w:pPr>
@@ -7915,6 +7988,7 @@
           <w:numId w:val="22"/>
         </w:numPr>
         <w:rPr>
+          <w:rFonts w:hint="eastAsia"/>
           <w:color w:val="0070C0"/>
         </w:rPr>
       </w:pPr>
@@ -7932,6 +8006,7 @@
           <w:numId w:val="22"/>
         </w:numPr>
         <w:rPr>
+          <w:rFonts w:hint="eastAsia"/>
           <w:color w:val="0070C0"/>
         </w:rPr>
       </w:pPr>
@@ -7949,6 +8024,7 @@
           <w:numId w:val="22"/>
         </w:numPr>
         <w:rPr>
+          <w:rFonts w:hint="eastAsia"/>
           <w:color w:val="0070C0"/>
         </w:rPr>
       </w:pPr>
@@ -7974,6 +8050,7 @@
           <w:numId w:val="22"/>
         </w:numPr>
         <w:rPr>
+          <w:rFonts w:hint="eastAsia"/>
           <w:color w:val="0070C0"/>
         </w:rPr>
       </w:pPr>
@@ -7991,6 +8068,7 @@
           <w:numId w:val="22"/>
         </w:numPr>
         <w:rPr>
+          <w:rFonts w:hint="eastAsia"/>
           <w:color w:val="0070C0"/>
         </w:rPr>
       </w:pPr>
@@ -8012,6 +8090,7 @@
     <w:p>
       <w:pPr>
         <w:rPr>
+          <w:rFonts w:hint="eastAsia"/>
           <w:b/>
           <w:bCs/>
           <w:color w:val="0070C0"/>
@@ -8029,6 +8108,7 @@
     <w:p>
       <w:pPr>
         <w:rPr>
+          <w:rFonts w:hint="eastAsia"/>
           <w:color w:val="0070C0"/>
         </w:rPr>
       </w:pPr>
@@ -8054,6 +8134,7 @@
           <w:numId w:val="23"/>
         </w:numPr>
         <w:rPr>
+          <w:rFonts w:hint="eastAsia"/>
           <w:color w:val="0070C0"/>
         </w:rPr>
       </w:pPr>
@@ -8079,6 +8160,7 @@
           <w:numId w:val="23"/>
         </w:numPr>
         <w:rPr>
+          <w:rFonts w:hint="eastAsia"/>
           <w:color w:val="0070C0"/>
         </w:rPr>
       </w:pPr>
@@ -8104,6 +8186,7 @@
           <w:numId w:val="23"/>
         </w:numPr>
         <w:rPr>
+          <w:rFonts w:hint="eastAsia"/>
           <w:color w:val="0070C0"/>
         </w:rPr>
       </w:pPr>
@@ -8121,6 +8204,7 @@
           <w:numId w:val="23"/>
         </w:numPr>
         <w:rPr>
+          <w:rFonts w:hint="eastAsia"/>
           <w:color w:val="0070C0"/>
         </w:rPr>
       </w:pPr>
@@ -8152,6 +8236,7 @@
           <w:numId w:val="23"/>
         </w:numPr>
         <w:rPr>
+          <w:rFonts w:hint="eastAsia"/>
           <w:color w:val="0070C0"/>
         </w:rPr>
       </w:pPr>
@@ -8177,6 +8262,7 @@
           <w:numId w:val="23"/>
         </w:numPr>
         <w:rPr>
+          <w:rFonts w:hint="eastAsia"/>
           <w:color w:val="0070C0"/>
         </w:rPr>
       </w:pPr>
@@ -8203,6 +8289,7 @@
           <w:numId w:val="23"/>
         </w:numPr>
         <w:rPr>
+          <w:rFonts w:hint="eastAsia"/>
           <w:color w:val="0070C0"/>
         </w:rPr>
       </w:pPr>
@@ -8262,6 +8349,7 @@
           <w:numId w:val="23"/>
         </w:numPr>
         <w:rPr>
+          <w:rFonts w:hint="eastAsia"/>
           <w:color w:val="0070C0"/>
         </w:rPr>
       </w:pPr>
@@ -8287,6 +8375,7 @@
           <w:numId w:val="23"/>
         </w:numPr>
         <w:rPr>
+          <w:rFonts w:hint="eastAsia"/>
           <w:color w:val="0070C0"/>
         </w:rPr>
       </w:pPr>
@@ -8304,6 +8393,7 @@
           <w:numId w:val="23"/>
         </w:numPr>
         <w:rPr>
+          <w:rFonts w:hint="eastAsia"/>
           <w:color w:val="0070C0"/>
         </w:rPr>
       </w:pPr>
@@ -8321,6 +8411,7 @@
           <w:numId w:val="23"/>
         </w:numPr>
         <w:rPr>
+          <w:rFonts w:hint="eastAsia"/>
           <w:color w:val="0070C0"/>
         </w:rPr>
       </w:pPr>
@@ -8334,13 +8425,15 @@
     <w:p>
       <w:pPr>
         <w:rPr>
-          <w:color w:val="0070C0"/>
-        </w:rPr>
-      </w:pPr>
-    </w:p>
-    <w:p>
-      <w:pPr>
-        <w:rPr>
+          <w:rFonts w:hint="eastAsia"/>
+          <w:color w:val="0070C0"/>
+        </w:rPr>
+      </w:pPr>
+    </w:p>
+    <w:p>
+      <w:pPr>
+        <w:rPr>
+          <w:rFonts w:hint="eastAsia"/>
           <w:color w:val="0070C0"/>
         </w:rPr>
       </w:pPr>
@@ -8356,6 +8449,9 @@
     <w:p>
       <w:pPr>
         <w:pStyle w:val="2"/>
+        <w:rPr>
+          <w:rFonts w:hint="eastAsia"/>
+        </w:rPr>
       </w:pPr>
       <w:r>
         <w:rPr>
@@ -8367,6 +8463,7 @@
     <w:p>
       <w:pPr>
         <w:rPr>
+          <w:rFonts w:hint="eastAsia"/>
           <w:color w:val="EE0000"/>
         </w:rPr>
       </w:pPr>
@@ -8394,13 +8491,15 @@
     <w:p>
       <w:pPr>
         <w:rPr>
-          <w:color w:val="EE0000"/>
-        </w:rPr>
-      </w:pPr>
-    </w:p>
-    <w:p>
-      <w:pPr>
-        <w:rPr>
+          <w:rFonts w:hint="eastAsia"/>
+          <w:color w:val="EE0000"/>
+        </w:rPr>
+      </w:pPr>
+    </w:p>
+    <w:p>
+      <w:pPr>
+        <w:rPr>
+          <w:rFonts w:hint="eastAsia"/>
           <w:color w:val="EE0000"/>
         </w:rPr>
       </w:pPr>
@@ -8510,6 +8609,11 @@
       </w:r>
     </w:p>
     <w:p>
+      <w:pPr>
+        <w:rPr>
+          <w:rFonts w:hint="eastAsia"/>
+        </w:rPr>
+      </w:pPr>
       <w:r>
         <w:rPr>
           <w:rFonts w:hint="eastAsia"/>
@@ -8537,18 +8641,31 @@
         <w:t xml:space="preserve"> 语境下失去了显著性，openness的消极效果出现显著，sociability保持积极显著，但被削弱。</w:t>
       </w:r>
     </w:p>
-    <w:p/>
-    <w:p/>
-    <w:p>
-      <w:pPr>
-        <w:rPr>
-          <w:rFonts w:hint="eastAsia"/>
-        </w:rPr>
-      </w:pPr>
-    </w:p>
-    <w:p>
-      <w:pPr>
-        <w:rPr>
+    <w:p>
+      <w:pPr>
+        <w:rPr>
+          <w:rFonts w:hint="eastAsia"/>
+        </w:rPr>
+      </w:pPr>
+    </w:p>
+    <w:p>
+      <w:pPr>
+        <w:rPr>
+          <w:rFonts w:hint="eastAsia"/>
+        </w:rPr>
+      </w:pPr>
+    </w:p>
+    <w:p>
+      <w:pPr>
+        <w:rPr>
+          <w:rFonts w:hint="eastAsia"/>
+        </w:rPr>
+      </w:pPr>
+    </w:p>
+    <w:p>
+      <w:pPr>
+        <w:rPr>
+          <w:rFonts w:hint="eastAsia"/>
           <w:b/>
           <w:bCs/>
           <w:color w:val="000000" w:themeColor="text1"/>
@@ -8587,6 +8704,7 @@
     <w:p>
       <w:pPr>
         <w:rPr>
+          <w:rFonts w:hint="eastAsia"/>
           <w:b/>
           <w:bCs/>
           <w:color w:val="000000" w:themeColor="text1"/>
@@ -8653,6 +8771,7 @@
     <w:p>
       <w:pPr>
         <w:rPr>
+          <w:rFonts w:hint="eastAsia"/>
           <w:b/>
           <w:bCs/>
           <w:color w:val="000000" w:themeColor="text1"/>
@@ -8662,6 +8781,7 @@
     <w:p>
       <w:pPr>
         <w:rPr>
+          <w:rFonts w:hint="eastAsia"/>
           <w:b/>
           <w:bCs/>
           <w:color w:val="000000" w:themeColor="text1"/>
@@ -8700,6 +8820,7 @@
     <w:p>
       <w:pPr>
         <w:rPr>
+          <w:rFonts w:hint="eastAsia"/>
           <w:b/>
           <w:bCs/>
           <w:color w:val="000000" w:themeColor="text1"/>
@@ -8739,6 +8860,7 @@
     <w:p>
       <w:pPr>
         <w:rPr>
+          <w:rFonts w:hint="eastAsia"/>
           <w:b/>
           <w:bCs/>
           <w:color w:val="000000" w:themeColor="text1"/>
@@ -8830,6 +8952,7 @@
     <w:p>
       <w:pPr>
         <w:rPr>
+          <w:rFonts w:hint="eastAsia"/>
           <w:b/>
           <w:bCs/>
           <w:color w:val="0070C0"/>
@@ -8866,7 +8989,6 @@
           <w:b/>
           <w:bCs/>
           <w:color w:val="000000" w:themeColor="text1"/>
-          <w:lang w:val="fr-FR"/>
         </w:rPr>
         <w:t xml:space="preserve"> : </w:t>
       </w:r>
@@ -8893,6 +9015,7 @@
     <w:p>
       <w:pPr>
         <w:rPr>
+          <w:rFonts w:hint="eastAsia"/>
           <w:b/>
           <w:bCs/>
           <w:color w:val="0070C0"/>
@@ -8916,6 +9039,9 @@
     <w:p>
       <w:pPr>
         <w:pStyle w:val="2"/>
+        <w:rPr>
+          <w:rFonts w:hint="eastAsia"/>
+        </w:rPr>
       </w:pPr>
       <w:r>
         <w:rPr>
@@ -8951,31 +9077,24 @@
       <w:pPr>
         <w:widowControl/>
         <w:rPr>
-          <w:lang w:val="fr-FR"/>
-        </w:rPr>
-      </w:pPr>
-      <w:r>
-        <w:rPr>
-          <w:lang w:val="fr-FR"/>
-        </w:rPr>
+          <w:rFonts w:hint="eastAsia"/>
+        </w:rPr>
+      </w:pPr>
+      <w:proofErr w:type="spellStart"/>
+      <w:r>
         <w:t>paris</w:t>
       </w:r>
+      <w:proofErr w:type="spellEnd"/>
       <w:r>
         <w:t>削弱</w:t>
       </w:r>
       <w:r>
-        <w:rPr>
-          <w:lang w:val="fr-FR"/>
-        </w:rPr>
         <w:t>open</w:t>
       </w:r>
       <w:r>
         <w:t>和</w:t>
       </w:r>
       <w:r>
-        <w:rPr>
-          <w:lang w:val="fr-FR"/>
-        </w:rPr>
         <w:t>socio，</w:t>
       </w:r>
       <w:r>
@@ -8983,41 +9102,210 @@
       </w:r>
       <w:proofErr w:type="spellStart"/>
       <w:r>
-        <w:rPr>
-          <w:lang w:val="fr-FR"/>
-        </w:rPr>
         <w:t>superhost</w:t>
       </w:r>
       <w:proofErr w:type="spellEnd"/>
       <w:r>
-        <w:rPr>
-          <w:lang w:val="fr-FR"/>
+        <w:t>，personality</w:t>
+      </w:r>
+      <w:r>
+        <w:t>不稳定</w:t>
+      </w:r>
+      <w:r>
+        <w:t>？</w:t>
+      </w:r>
+    </w:p>
+    <w:p>
+      <w:pPr>
+        <w:widowControl/>
+        <w:rPr>
+          <w:rFonts w:hint="eastAsia"/>
+        </w:rPr>
+      </w:pPr>
+    </w:p>
+    <w:p>
+      <w:pPr>
+        <w:widowControl/>
+        <w:rPr>
+          <w:rFonts w:hint="eastAsia"/>
+          <w:color w:val="EE0000"/>
+        </w:rPr>
+      </w:pPr>
+      <w:r>
+        <w:rPr>
+          <w:color w:val="EE0000"/>
+        </w:rPr>
+        <w:t>在仅与</w:t>
+      </w:r>
+      <w:r>
+        <w:rPr>
+          <w:color w:val="EE0000"/>
+        </w:rPr>
+        <w:t>city</w:t>
+      </w:r>
+      <w:r>
+        <w:rPr>
+          <w:color w:val="EE0000"/>
+        </w:rPr>
+        <w:t>交互时</w:t>
+      </w:r>
+      <w:r>
+        <w:rPr>
+          <w:color w:val="EE0000"/>
         </w:rPr>
         <w:t>，</w:t>
       </w:r>
       <w:proofErr w:type="spellStart"/>
       <w:r>
         <w:rPr>
-          <w:lang w:val="fr-FR"/>
-        </w:rPr>
-        <w:t>personality</w:t>
-      </w:r>
-      <w:proofErr w:type="spellEnd"/>
-      <w:r>
-        <w:t>不稳定</w:t>
-      </w:r>
-      <w:r>
-        <w:rPr>
-          <w:lang w:val="fr-FR"/>
-        </w:rPr>
-        <w:t>？</w:t>
+          <w:color w:val="EE0000"/>
+        </w:rPr>
+        <w:t>paris</w:t>
+      </w:r>
+      <w:proofErr w:type="spellEnd"/>
+      <w:r>
+        <w:rPr>
+          <w:color w:val="EE0000"/>
+        </w:rPr>
+        <w:t>压制</w:t>
+      </w:r>
+      <w:r>
+        <w:rPr>
+          <w:color w:val="EE0000"/>
+        </w:rPr>
+        <w:t>promo；</w:t>
+      </w:r>
+      <w:r>
+        <w:rPr>
+          <w:color w:val="EE0000"/>
+        </w:rPr>
+        <w:t>但细分为对于</w:t>
+      </w:r>
+      <w:proofErr w:type="spellStart"/>
+      <w:r>
+        <w:rPr>
+          <w:color w:val="EE0000"/>
+        </w:rPr>
+        <w:t>paris</w:t>
+      </w:r>
+      <w:proofErr w:type="spellEnd"/>
+      <w:r>
+        <w:rPr>
+          <w:color w:val="EE0000"/>
+        </w:rPr>
+        <w:t xml:space="preserve"> </w:t>
+      </w:r>
+      <w:proofErr w:type="spellStart"/>
+      <w:r>
+        <w:rPr>
+          <w:color w:val="EE0000"/>
+        </w:rPr>
+        <w:t>autres</w:t>
+      </w:r>
+      <w:proofErr w:type="spellEnd"/>
+      <w:r>
+        <w:rPr>
+          <w:color w:val="EE0000"/>
+        </w:rPr>
+        <w:t>有积极效果</w:t>
+      </w:r>
+      <w:r>
+        <w:rPr>
+          <w:color w:val="EE0000"/>
+        </w:rPr>
+        <w:t>，</w:t>
+      </w:r>
+      <w:r>
+        <w:rPr>
+          <w:color w:val="EE0000"/>
+        </w:rPr>
+        <w:t>对</w:t>
+      </w:r>
+      <w:proofErr w:type="spellStart"/>
+      <w:r>
+        <w:rPr>
+          <w:color w:val="EE0000"/>
+        </w:rPr>
+        <w:t>paris</w:t>
+      </w:r>
+      <w:proofErr w:type="spellEnd"/>
+      <w:r>
+        <w:rPr>
+          <w:color w:val="EE0000"/>
+        </w:rPr>
+        <w:t xml:space="preserve"> </w:t>
+      </w:r>
+      <w:proofErr w:type="spellStart"/>
+      <w:r>
+        <w:rPr>
+          <w:color w:val="EE0000"/>
+        </w:rPr>
+        <w:t>superhost</w:t>
+      </w:r>
+      <w:proofErr w:type="spellEnd"/>
+      <w:r>
+        <w:rPr>
+          <w:color w:val="EE0000"/>
+        </w:rPr>
+        <w:t>更明显的消极效果</w:t>
+      </w:r>
+      <w:r>
+        <w:rPr>
+          <w:color w:val="EE0000"/>
+        </w:rPr>
+        <w:t>（jo</w:t>
+      </w:r>
+      <w:r>
+        <w:rPr>
+          <w:color w:val="EE0000"/>
+        </w:rPr>
+        <w:t>开放了</w:t>
+      </w:r>
+      <w:r>
+        <w:rPr>
+          <w:color w:val="EE0000"/>
+        </w:rPr>
+        <w:t>promo</w:t>
+      </w:r>
+      <w:r>
+        <w:rPr>
+          <w:color w:val="EE0000"/>
+        </w:rPr>
+        <w:t>的作用</w:t>
+      </w:r>
+      <w:r>
+        <w:rPr>
+          <w:color w:val="EE0000"/>
+        </w:rPr>
+        <w:t>，</w:t>
+      </w:r>
+      <w:r>
+        <w:rPr>
+          <w:color w:val="EE0000"/>
+        </w:rPr>
+        <w:t>但仅限</w:t>
+      </w:r>
+      <w:proofErr w:type="spellStart"/>
+      <w:r>
+        <w:rPr>
+          <w:color w:val="EE0000"/>
+        </w:rPr>
+        <w:t>autres</w:t>
+      </w:r>
+      <w:proofErr w:type="spellEnd"/>
+      <w:r>
+        <w:rPr>
+          <w:color w:val="EE0000"/>
+        </w:rPr>
+        <w:t>）</w:t>
       </w:r>
     </w:p>
     <w:p>
       <w:pPr>
         <w:widowControl/>
         <w:rPr>
-          <w:lang w:val="fr-FR"/>
+          <w:rFonts w:hint="eastAsia"/>
+          <w:color w:val="EE0000"/>
         </w:rPr>
       </w:pPr>
     </w:p>
@@ -9025,20 +9313,265 @@
       <w:pPr>
         <w:widowControl/>
         <w:rPr>
-          <w:color w:val="EE0000"/>
-          <w:lang w:val="fr-FR"/>
-        </w:rPr>
-      </w:pPr>
-      <w:r>
-        <w:rPr>
-          <w:color w:val="EE0000"/>
-        </w:rPr>
-        <w:t>在仅与</w:t>
-      </w:r>
-      <w:r>
-        <w:rPr>
-          <w:color w:val="EE0000"/>
-          <w:lang w:val="fr-FR"/>
+          <w:rFonts w:hint="eastAsia"/>
+          <w:color w:val="EE0000"/>
+        </w:rPr>
+      </w:pPr>
+      <w:proofErr w:type="spellStart"/>
+      <w:r>
+        <w:rPr>
+          <w:color w:val="EE0000"/>
+        </w:rPr>
+        <w:t>exemplarite</w:t>
+      </w:r>
+      <w:proofErr w:type="spellEnd"/>
+      <w:r>
+        <w:rPr>
+          <w:color w:val="EE0000"/>
+        </w:rPr>
+        <w:t>相反</w:t>
+      </w:r>
+      <w:r>
+        <w:rPr>
+          <w:rFonts w:hint="eastAsia"/>
+          <w:color w:val="EE0000"/>
+        </w:rPr>
+        <w:t>，</w:t>
+      </w:r>
+      <w:r>
+        <w:rPr>
+          <w:rFonts w:hint="eastAsia"/>
+          <w:color w:val="EE0000"/>
+        </w:rPr>
+        <w:t>单独积极</w:t>
+      </w:r>
+      <w:r>
+        <w:rPr>
+          <w:color w:val="EE0000"/>
+        </w:rPr>
+        <w:t>，</w:t>
+      </w:r>
+      <w:r>
+        <w:rPr>
+          <w:color w:val="EE0000"/>
+        </w:rPr>
+        <w:t>对于</w:t>
+      </w:r>
+      <w:proofErr w:type="spellStart"/>
+      <w:r>
+        <w:rPr>
+          <w:color w:val="EE0000"/>
+        </w:rPr>
+        <w:t>paris</w:t>
+      </w:r>
+      <w:proofErr w:type="spellEnd"/>
+      <w:r>
+        <w:rPr>
+          <w:color w:val="EE0000"/>
+        </w:rPr>
+        <w:t xml:space="preserve"> </w:t>
+      </w:r>
+      <w:proofErr w:type="spellStart"/>
+      <w:r>
+        <w:rPr>
+          <w:color w:val="EE0000"/>
+        </w:rPr>
+        <w:t>autres</w:t>
+      </w:r>
+      <w:proofErr w:type="spellEnd"/>
+      <w:r>
+        <w:rPr>
+          <w:color w:val="EE0000"/>
+        </w:rPr>
+        <w:t>消极</w:t>
+      </w:r>
+      <w:r>
+        <w:rPr>
+          <w:color w:val="EE0000"/>
+        </w:rPr>
+        <w:t>，</w:t>
+      </w:r>
+      <w:r>
+        <w:rPr>
+          <w:color w:val="EE0000"/>
+        </w:rPr>
+        <w:t>对于</w:t>
+      </w:r>
+      <w:proofErr w:type="spellStart"/>
+      <w:r>
+        <w:rPr>
+          <w:color w:val="EE0000"/>
+        </w:rPr>
+        <w:t>paris</w:t>
+      </w:r>
+      <w:proofErr w:type="spellEnd"/>
+      <w:r>
+        <w:rPr>
+          <w:color w:val="EE0000"/>
+        </w:rPr>
+        <w:t xml:space="preserve"> </w:t>
+      </w:r>
+      <w:proofErr w:type="spellStart"/>
+      <w:r>
+        <w:rPr>
+          <w:color w:val="EE0000"/>
+        </w:rPr>
+        <w:t>superhost</w:t>
+      </w:r>
+      <w:proofErr w:type="spellEnd"/>
+      <w:r>
+        <w:rPr>
+          <w:color w:val="EE0000"/>
+        </w:rPr>
+        <w:t>积极</w:t>
+      </w:r>
+      <w:r>
+        <w:rPr>
+          <w:color w:val="EE0000"/>
+        </w:rPr>
+        <w:t>，（</w:t>
+      </w:r>
+      <w:proofErr w:type="spellStart"/>
+      <w:r>
+        <w:rPr>
+          <w:color w:val="EE0000"/>
+        </w:rPr>
+        <w:t>london</w:t>
+      </w:r>
+      <w:proofErr w:type="spellEnd"/>
+      <w:r>
+        <w:rPr>
+          <w:color w:val="EE0000"/>
+        </w:rPr>
+        <w:t xml:space="preserve"> </w:t>
+      </w:r>
+      <w:proofErr w:type="spellStart"/>
+      <w:r>
+        <w:rPr>
+          <w:color w:val="EE0000"/>
+        </w:rPr>
+        <w:t>autres</w:t>
+      </w:r>
+      <w:proofErr w:type="spellEnd"/>
+      <w:r>
+        <w:rPr>
+          <w:color w:val="EE0000"/>
+        </w:rPr>
+        <w:t>积极</w:t>
+      </w:r>
+      <w:r>
+        <w:rPr>
+          <w:color w:val="EE0000"/>
+        </w:rPr>
+        <w:t>，</w:t>
+      </w:r>
+      <w:proofErr w:type="spellStart"/>
+      <w:r>
+        <w:rPr>
+          <w:color w:val="EE0000"/>
+        </w:rPr>
+        <w:t>london</w:t>
+      </w:r>
+      <w:proofErr w:type="spellEnd"/>
+      <w:r>
+        <w:rPr>
+          <w:color w:val="EE0000"/>
+        </w:rPr>
+        <w:t xml:space="preserve"> </w:t>
+      </w:r>
+      <w:proofErr w:type="spellStart"/>
+      <w:r>
+        <w:rPr>
+          <w:color w:val="EE0000"/>
+        </w:rPr>
+        <w:t>superhost</w:t>
+      </w:r>
+      <w:proofErr w:type="spellEnd"/>
+      <w:r>
+        <w:rPr>
+          <w:color w:val="EE0000"/>
+        </w:rPr>
+        <w:t>消极</w:t>
+      </w:r>
+      <w:r>
+        <w:rPr>
+          <w:color w:val="EE0000"/>
+        </w:rPr>
+        <w:t>）</w:t>
+      </w:r>
+    </w:p>
+    <w:p>
+      <w:pPr>
+        <w:widowControl/>
+        <w:rPr>
+          <w:rFonts w:hint="eastAsia"/>
+          <w:color w:val="EE0000"/>
+        </w:rPr>
+      </w:pPr>
+      <w:r>
+        <w:rPr>
+          <w:color w:val="EE0000"/>
+        </w:rPr>
+        <w:t>说明</w:t>
+      </w:r>
+      <w:r>
+        <w:rPr>
+          <w:rFonts w:hint="eastAsia"/>
+          <w:color w:val="EE0000"/>
+        </w:rPr>
+        <w:t>ci</w:t>
+      </w:r>
+      <w:r>
+        <w:rPr>
+          <w:rFonts w:hint="eastAsia"/>
+          <w:color w:val="EE0000"/>
+        </w:rPr>
+        <w:t>ty context</w:t>
+      </w:r>
+      <w:r>
+        <w:rPr>
+          <w:color w:val="EE0000"/>
+        </w:rPr>
+        <w:t>改变了</w:t>
+      </w:r>
+      <w:proofErr w:type="spellStart"/>
+      <w:r>
+        <w:rPr>
+          <w:color w:val="EE0000"/>
+        </w:rPr>
+        <w:t>exemp</w:t>
+      </w:r>
+      <w:proofErr w:type="spellEnd"/>
+      <w:r>
+        <w:rPr>
+          <w:color w:val="EE0000"/>
+        </w:rPr>
+        <w:t>的作用方向</w:t>
+      </w:r>
+      <w:r>
+        <w:rPr>
+          <w:color w:val="EE0000"/>
+        </w:rPr>
+        <w:t>?</w:t>
+      </w:r>
+    </w:p>
+    <w:p>
+      <w:pPr>
+        <w:widowControl/>
+        <w:rPr>
+          <w:rFonts w:hint="eastAsia"/>
+          <w:color w:val="EE0000"/>
+        </w:rPr>
+      </w:pPr>
+      <w:r>
+        <w:rPr>
+          <w:color w:val="EE0000"/>
+        </w:rPr>
+        <w:t>仅与</w:t>
+      </w:r>
+      <w:r>
+        <w:rPr>
+          <w:color w:val="EE0000"/>
         </w:rPr>
         <w:t>city</w:t>
       </w:r>
@@ -9051,67 +9584,67 @@
       <w:r>
         <w:rPr>
           <w:color w:val="EE0000"/>
-          <w:lang w:val="fr-FR"/>
-        </w:rPr>
-        <w:t>，paris</w:t>
-      </w:r>
-      <w:r>
-        <w:rPr>
-          <w:color w:val="EE0000"/>
-        </w:rPr>
-        <w:t>压制</w:t>
-      </w:r>
-      <w:r>
-        <w:rPr>
-          <w:color w:val="EE0000"/>
-          <w:lang w:val="fr-FR"/>
-        </w:rPr>
-        <w:t>promo；</w:t>
-      </w:r>
-      <w:r>
-        <w:rPr>
-          <w:color w:val="EE0000"/>
-        </w:rPr>
-        <w:t>但细分为对于</w:t>
-      </w:r>
-      <w:r>
-        <w:rPr>
-          <w:color w:val="EE0000"/>
-          <w:lang w:val="fr-FR"/>
-        </w:rPr>
-        <w:t>paris autres</w:t>
-      </w:r>
-      <w:r>
-        <w:rPr>
-          <w:color w:val="EE0000"/>
-        </w:rPr>
-        <w:t>有积极效果</w:t>
-      </w:r>
-      <w:r>
-        <w:rPr>
-          <w:color w:val="EE0000"/>
-          <w:lang w:val="fr-FR"/>
         </w:rPr>
         <w:t>，</w:t>
       </w:r>
+      <w:proofErr w:type="spellStart"/>
+      <w:r>
+        <w:rPr>
+          <w:color w:val="EE0000"/>
+        </w:rPr>
+        <w:t>paris</w:t>
+      </w:r>
+      <w:proofErr w:type="spellEnd"/>
       <w:r>
         <w:rPr>
           <w:color w:val="EE0000"/>
         </w:rPr>
         <w:t>对</w:t>
       </w:r>
-      <w:r>
-        <w:rPr>
-          <w:color w:val="EE0000"/>
-          <w:lang w:val="fr-FR"/>
-        </w:rPr>
-        <w:t xml:space="preserve">paris </w:t>
-      </w:r>
-      <w:proofErr w:type="spellStart"/>
-      <w:r>
-        <w:rPr>
-          <w:color w:val="EE0000"/>
-          <w:lang w:val="fr-FR"/>
+      <w:proofErr w:type="spellStart"/>
+      <w:r>
+        <w:rPr>
+          <w:color w:val="EE0000"/>
+        </w:rPr>
+        <w:t>exem</w:t>
+      </w:r>
+      <w:proofErr w:type="spellEnd"/>
+      <w:r>
+        <w:rPr>
+          <w:color w:val="EE0000"/>
+        </w:rPr>
+        <w:t>削弱</w:t>
+      </w:r>
+      <w:r>
+        <w:rPr>
+          <w:color w:val="EE0000"/>
+        </w:rPr>
+        <w:t>（</w:t>
+      </w:r>
+      <w:r>
+        <w:rPr>
+          <w:color w:val="EE0000"/>
+        </w:rPr>
+        <w:t>对</w:t>
+      </w:r>
+      <w:proofErr w:type="spellStart"/>
+      <w:r>
+        <w:rPr>
+          <w:color w:val="EE0000"/>
+        </w:rPr>
+        <w:t>autres</w:t>
+      </w:r>
+      <w:proofErr w:type="spellEnd"/>
+      <w:r>
+        <w:rPr>
+          <w:color w:val="EE0000"/>
+        </w:rPr>
+        <w:t>的削弱大于对</w:t>
+      </w:r>
+      <w:proofErr w:type="spellStart"/>
+      <w:r>
+        <w:rPr>
+          <w:color w:val="EE0000"/>
         </w:rPr>
         <w:t>superhost</w:t>
       </w:r>
@@ -9120,70 +9653,139 @@
         <w:rPr>
           <w:color w:val="EE0000"/>
         </w:rPr>
-        <w:t>更明显的消极效果</w:t>
-      </w:r>
-      <w:r>
-        <w:rPr>
-          <w:color w:val="EE0000"/>
-          <w:lang w:val="fr-FR"/>
-        </w:rPr>
-        <w:t>（</w:t>
-      </w:r>
-      <w:proofErr w:type="spellStart"/>
-      <w:r>
-        <w:rPr>
-          <w:color w:val="EE0000"/>
-          <w:lang w:val="fr-FR"/>
-        </w:rPr>
-        <w:t>jo</w:t>
-      </w:r>
-      <w:proofErr w:type="spellEnd"/>
-      <w:r>
-        <w:rPr>
-          <w:color w:val="EE0000"/>
-        </w:rPr>
-        <w:t>开放了</w:t>
-      </w:r>
-      <w:r>
-        <w:rPr>
-          <w:color w:val="EE0000"/>
-          <w:lang w:val="fr-FR"/>
-        </w:rPr>
-        <w:t>promo</w:t>
-      </w:r>
-      <w:r>
-        <w:rPr>
-          <w:color w:val="EE0000"/>
-        </w:rPr>
-        <w:t>的作用</w:t>
-      </w:r>
-      <w:r>
-        <w:rPr>
-          <w:color w:val="EE0000"/>
-          <w:lang w:val="fr-FR"/>
+        <w:t>的增强</w:t>
+      </w:r>
+      <w:r>
+        <w:rPr>
+          <w:color w:val="EE0000"/>
+        </w:rPr>
+        <w:t>）</w:t>
+      </w:r>
+    </w:p>
+    <w:p>
+      <w:pPr>
+        <w:widowControl/>
+        <w:rPr>
+          <w:rFonts w:hint="eastAsia"/>
+        </w:rPr>
+      </w:pPr>
+    </w:p>
+    <w:p>
+      <w:pPr>
+        <w:widowControl/>
+        <w:rPr>
+          <w:rFonts w:hint="eastAsia"/>
+        </w:rPr>
+      </w:pPr>
+    </w:p>
+    <w:p>
+      <w:pPr>
+        <w:pStyle w:val="3"/>
+        <w:rPr>
+          <w:rFonts w:hint="eastAsia"/>
+        </w:rPr>
+      </w:pPr>
+      <w:proofErr w:type="spellStart"/>
+      <w:r>
+        <w:rPr>
+          <w:rFonts w:hint="eastAsia"/>
+        </w:rPr>
+        <w:t>D</w:t>
+      </w:r>
+      <w:r>
+        <w:t>f_all</w:t>
+      </w:r>
+      <w:proofErr w:type="spellEnd"/>
+      <w:r>
+        <w:t> :</w:t>
+      </w:r>
+      <w:r>
+        <w:rPr>
+          <w:rFonts w:hint="eastAsia"/>
+        </w:rPr>
+        <w:t xml:space="preserve"> </w:t>
+      </w:r>
+      <w:r>
+        <w:t xml:space="preserve">tactics* city* </w:t>
+      </w:r>
+      <w:proofErr w:type="spellStart"/>
+      <w:r>
+        <w:t>s</w:t>
+      </w:r>
+      <w:r>
+        <w:t>tatus_changed</w:t>
+      </w:r>
+      <w:proofErr w:type="spellEnd"/>
+    </w:p>
+    <w:p>
+      <w:pPr>
+        <w:widowControl/>
+        <w:rPr>
+          <w:rFonts w:hint="eastAsia"/>
+          <w:color w:val="EE0000"/>
+        </w:rPr>
+      </w:pPr>
+      <w:proofErr w:type="spellStart"/>
+      <w:r>
+        <w:rPr>
+          <w:rFonts w:hint="eastAsia"/>
+          <w:color w:val="EE0000"/>
+        </w:rPr>
+        <w:t>Status</w:t>
+      </w:r>
+      <w:r>
+        <w:rPr>
+          <w:color w:val="EE0000"/>
+        </w:rPr>
+        <w:t>_changed</w:t>
+      </w:r>
+      <w:proofErr w:type="spellEnd"/>
+      <w:r>
+        <w:rPr>
+          <w:rFonts w:hint="eastAsia"/>
+          <w:color w:val="EE0000"/>
+          <w:lang w:val="fr-FR"/>
+        </w:rPr>
+        <w:t>不像是</w:t>
+      </w:r>
+      <w:proofErr w:type="spellStart"/>
+      <w:r>
+        <w:rPr>
+          <w:rFonts w:hint="eastAsia"/>
+          <w:color w:val="EE0000"/>
+        </w:rPr>
+        <w:t>superhost</w:t>
+      </w:r>
+      <w:proofErr w:type="spellEnd"/>
+      <w:r>
+        <w:rPr>
+          <w:rFonts w:hint="eastAsia"/>
+          <w:color w:val="EE0000"/>
+          <w:lang w:val="fr-FR"/>
+        </w:rPr>
+        <w:t>一样是显式标志</w:t>
+      </w:r>
+      <w:r>
+        <w:rPr>
+          <w:rFonts w:hint="eastAsia"/>
+          <w:color w:val="EE0000"/>
         </w:rPr>
         <w:t>，</w:t>
       </w:r>
       <w:r>
         <w:rPr>
-          <w:color w:val="EE0000"/>
-        </w:rPr>
-        <w:t>但仅限</w:t>
-      </w:r>
-      <w:r>
-        <w:rPr>
-          <w:color w:val="EE0000"/>
-          <w:lang w:val="fr-FR"/>
-        </w:rPr>
-        <w:t>autres）</w:t>
+          <w:rFonts w:hint="eastAsia"/>
+          <w:color w:val="EE0000"/>
+          <w:lang w:val="fr-FR"/>
+        </w:rPr>
+        <w:t>它的三重交互没有显著性</w:t>
       </w:r>
     </w:p>
     <w:p>
       <w:pPr>
         <w:widowControl/>
         <w:rPr>
-          <w:color w:val="EE0000"/>
-          <w:lang w:val="fr-FR"/>
+          <w:rFonts w:hint="eastAsia"/>
         </w:rPr>
       </w:pPr>
     </w:p>
@@ -9191,524 +9793,76 @@
       <w:pPr>
         <w:widowControl/>
         <w:rPr>
-          <w:color w:val="EE0000"/>
-          <w:lang w:val="fr-FR"/>
-        </w:rPr>
-      </w:pPr>
-      <w:proofErr w:type="spellStart"/>
-      <w:r>
-        <w:rPr>
-          <w:color w:val="EE0000"/>
-          <w:lang w:val="fr-FR"/>
-        </w:rPr>
-        <w:t>exemplarite</w:t>
-      </w:r>
-      <w:proofErr w:type="spellEnd"/>
-      <w:r>
-        <w:rPr>
-          <w:color w:val="EE0000"/>
-        </w:rPr>
-        <w:t>相反</w:t>
-      </w:r>
-      <w:r>
-        <w:rPr>
-          <w:rFonts w:hint="eastAsia"/>
-          <w:color w:val="EE0000"/>
-          <w:lang w:val="fr-FR"/>
-        </w:rPr>
-        <w:t>，</w:t>
-      </w:r>
-      <w:r>
-        <w:rPr>
-          <w:rFonts w:hint="eastAsia"/>
-          <w:color w:val="EE0000"/>
-        </w:rPr>
-        <w:t>单独积极</w:t>
-      </w:r>
-      <w:r>
-        <w:rPr>
-          <w:color w:val="EE0000"/>
-          <w:lang w:val="fr-FR"/>
-        </w:rPr>
-        <w:t>，</w:t>
-      </w:r>
-      <w:r>
-        <w:rPr>
-          <w:color w:val="EE0000"/>
-        </w:rPr>
-        <w:t>对于</w:t>
-      </w:r>
-      <w:r>
-        <w:rPr>
-          <w:color w:val="EE0000"/>
-          <w:lang w:val="fr-FR"/>
-        </w:rPr>
-        <w:t>paris autres</w:t>
-      </w:r>
-      <w:r>
-        <w:rPr>
-          <w:color w:val="EE0000"/>
-        </w:rPr>
-        <w:t>消极</w:t>
-      </w:r>
-      <w:r>
-        <w:rPr>
-          <w:color w:val="EE0000"/>
-          <w:lang w:val="fr-FR"/>
-        </w:rPr>
-        <w:t>，</w:t>
-      </w:r>
-      <w:r>
-        <w:rPr>
-          <w:color w:val="EE0000"/>
-        </w:rPr>
-        <w:t>对于</w:t>
-      </w:r>
-      <w:r>
-        <w:rPr>
-          <w:color w:val="EE0000"/>
-          <w:lang w:val="fr-FR"/>
-        </w:rPr>
-        <w:t xml:space="preserve">paris </w:t>
-      </w:r>
-      <w:proofErr w:type="spellStart"/>
-      <w:r>
-        <w:rPr>
-          <w:color w:val="EE0000"/>
-          <w:lang w:val="fr-FR"/>
-        </w:rPr>
-        <w:t>superhost</w:t>
-      </w:r>
-      <w:proofErr w:type="spellEnd"/>
-      <w:r>
-        <w:rPr>
-          <w:color w:val="EE0000"/>
-        </w:rPr>
-        <w:t>积极</w:t>
-      </w:r>
-      <w:r>
-        <w:rPr>
-          <w:color w:val="EE0000"/>
-          <w:lang w:val="fr-FR"/>
-        </w:rPr>
-        <w:t>，（</w:t>
-      </w:r>
-      <w:proofErr w:type="spellStart"/>
-      <w:r>
-        <w:rPr>
-          <w:color w:val="EE0000"/>
-          <w:lang w:val="fr-FR"/>
-        </w:rPr>
-        <w:t>london</w:t>
-      </w:r>
-      <w:proofErr w:type="spellEnd"/>
-      <w:r>
-        <w:rPr>
-          <w:color w:val="EE0000"/>
-          <w:lang w:val="fr-FR"/>
-        </w:rPr>
-        <w:t xml:space="preserve"> autres</w:t>
-      </w:r>
-      <w:r>
-        <w:rPr>
-          <w:color w:val="EE0000"/>
-        </w:rPr>
-        <w:t>积极</w:t>
-      </w:r>
-      <w:r>
-        <w:rPr>
-          <w:color w:val="EE0000"/>
-          <w:lang w:val="fr-FR"/>
-        </w:rPr>
-        <w:t>，</w:t>
-      </w:r>
-      <w:proofErr w:type="spellStart"/>
-      <w:r>
-        <w:rPr>
-          <w:color w:val="EE0000"/>
-          <w:lang w:val="fr-FR"/>
-        </w:rPr>
-        <w:t>london</w:t>
-      </w:r>
-      <w:proofErr w:type="spellEnd"/>
-      <w:r>
-        <w:rPr>
-          <w:color w:val="EE0000"/>
-          <w:lang w:val="fr-FR"/>
-        </w:rPr>
-        <w:t xml:space="preserve"> </w:t>
-      </w:r>
-      <w:proofErr w:type="spellStart"/>
-      <w:r>
-        <w:rPr>
-          <w:color w:val="EE0000"/>
-          <w:lang w:val="fr-FR"/>
-        </w:rPr>
-        <w:t>superhost</w:t>
-      </w:r>
-      <w:proofErr w:type="spellEnd"/>
-      <w:r>
-        <w:rPr>
-          <w:color w:val="EE0000"/>
-        </w:rPr>
-        <w:t>消极</w:t>
-      </w:r>
-      <w:r>
-        <w:rPr>
-          <w:color w:val="EE0000"/>
-          <w:lang w:val="fr-FR"/>
-        </w:rPr>
-        <w:t>）</w:t>
+          <w:rFonts w:hint="eastAsia"/>
+        </w:rPr>
+      </w:pPr>
+      <w:proofErr w:type="spellStart"/>
+      <w:r>
+        <w:t>s</w:t>
+      </w:r>
+      <w:r>
+        <w:t>tatus_changed</w:t>
+      </w:r>
+      <w:proofErr w:type="spellEnd"/>
+      <w:r>
+        <w:rPr>
+          <w:rFonts w:hint="eastAsia"/>
+        </w:rPr>
+        <w:t>对于不同城市的策略影响不显著</w:t>
       </w:r>
     </w:p>
     <w:p>
       <w:pPr>
         <w:widowControl/>
         <w:rPr>
-          <w:color w:val="EE0000"/>
-          <w:lang w:val="fr-FR"/>
-        </w:rPr>
-      </w:pPr>
-      <w:r>
-        <w:rPr>
-          <w:color w:val="EE0000"/>
-        </w:rPr>
-        <w:t>说明</w:t>
-      </w:r>
-      <w:r>
-        <w:rPr>
-          <w:rFonts w:hint="eastAsia"/>
-          <w:color w:val="EE0000"/>
-          <w:lang w:val="fr-FR"/>
-        </w:rPr>
-        <w:t>ci</w:t>
-      </w:r>
-      <w:r>
-        <w:rPr>
-          <w:rFonts w:hint="eastAsia"/>
-          <w:color w:val="EE0000"/>
-          <w:lang w:val="fr-FR"/>
-        </w:rPr>
-        <w:t xml:space="preserve">ty </w:t>
-      </w:r>
-      <w:proofErr w:type="spellStart"/>
-      <w:r>
-        <w:rPr>
-          <w:rFonts w:hint="eastAsia"/>
-          <w:color w:val="EE0000"/>
-          <w:lang w:val="fr-FR"/>
-        </w:rPr>
-        <w:t>context</w:t>
-      </w:r>
-      <w:proofErr w:type="spellEnd"/>
-      <w:r>
-        <w:rPr>
-          <w:color w:val="EE0000"/>
-        </w:rPr>
-        <w:t>改变了</w:t>
-      </w:r>
-      <w:proofErr w:type="spellStart"/>
-      <w:r>
-        <w:rPr>
-          <w:color w:val="EE0000"/>
-          <w:lang w:val="fr-FR"/>
-        </w:rPr>
-        <w:t>exemp</w:t>
-      </w:r>
-      <w:proofErr w:type="spellEnd"/>
-      <w:r>
-        <w:rPr>
-          <w:color w:val="EE0000"/>
-        </w:rPr>
-        <w:t>的作用方向</w:t>
-      </w:r>
-      <w:r>
-        <w:rPr>
-          <w:color w:val="EE0000"/>
-          <w:lang w:val="fr-FR"/>
-        </w:rPr>
-        <w:t>?</w:t>
-      </w:r>
+          <w:rFonts w:hint="eastAsia"/>
+        </w:rPr>
+      </w:pPr>
     </w:p>
     <w:p>
       <w:pPr>
         <w:widowControl/>
         <w:rPr>
-          <w:color w:val="EE0000"/>
-          <w:lang w:val="fr-FR"/>
-        </w:rPr>
-      </w:pPr>
-      <w:r>
-        <w:rPr>
-          <w:color w:val="EE0000"/>
-        </w:rPr>
-        <w:t>仅与</w:t>
-      </w:r>
-      <w:r>
-        <w:rPr>
-          <w:color w:val="EE0000"/>
-          <w:lang w:val="fr-FR"/>
-        </w:rPr>
-        <w:t>city</w:t>
-      </w:r>
-      <w:r>
-        <w:rPr>
-          <w:color w:val="EE0000"/>
-        </w:rPr>
-        <w:t>交互时</w:t>
-      </w:r>
-      <w:r>
-        <w:rPr>
-          <w:color w:val="EE0000"/>
-          <w:lang w:val="fr-FR"/>
-        </w:rPr>
-        <w:t>，paris</w:t>
-      </w:r>
-      <w:r>
-        <w:rPr>
-          <w:color w:val="EE0000"/>
-        </w:rPr>
-        <w:t>对</w:t>
-      </w:r>
-      <w:proofErr w:type="spellStart"/>
-      <w:r>
-        <w:rPr>
-          <w:color w:val="EE0000"/>
-          <w:lang w:val="fr-FR"/>
-        </w:rPr>
-        <w:t>exem</w:t>
-      </w:r>
-      <w:proofErr w:type="spellEnd"/>
-      <w:r>
-        <w:rPr>
-          <w:color w:val="EE0000"/>
-        </w:rPr>
-        <w:t>削弱</w:t>
-      </w:r>
-      <w:r>
-        <w:rPr>
-          <w:color w:val="EE0000"/>
-          <w:lang w:val="fr-FR"/>
-        </w:rPr>
-        <w:t>（</w:t>
-      </w:r>
-      <w:r>
-        <w:rPr>
-          <w:color w:val="EE0000"/>
-        </w:rPr>
-        <w:t>对</w:t>
-      </w:r>
-      <w:r>
-        <w:rPr>
-          <w:color w:val="EE0000"/>
-          <w:lang w:val="fr-FR"/>
-        </w:rPr>
-        <w:t>autres</w:t>
-      </w:r>
-      <w:r>
-        <w:rPr>
-          <w:color w:val="EE0000"/>
-        </w:rPr>
-        <w:t>的削弱大于对</w:t>
-      </w:r>
-      <w:proofErr w:type="spellStart"/>
-      <w:r>
-        <w:rPr>
-          <w:color w:val="EE0000"/>
-          <w:lang w:val="fr-FR"/>
-        </w:rPr>
-        <w:t>superhost</w:t>
-      </w:r>
-      <w:proofErr w:type="spellEnd"/>
-      <w:r>
-        <w:rPr>
-          <w:color w:val="EE0000"/>
-        </w:rPr>
-        <w:t>的增强</w:t>
-      </w:r>
-      <w:r>
-        <w:rPr>
-          <w:color w:val="EE0000"/>
-          <w:lang w:val="fr-FR"/>
-        </w:rPr>
-        <w:t>）</w:t>
-      </w:r>
+          <w:rFonts w:hint="eastAsia"/>
+        </w:rPr>
+      </w:pPr>
     </w:p>
     <w:p>
       <w:pPr>
         <w:widowControl/>
         <w:rPr>
-          <w:lang w:val="fr-FR"/>
-        </w:rPr>
-      </w:pPr>
+          <w:rFonts w:hint="eastAsia"/>
+        </w:rPr>
+      </w:pPr>
+      <w:proofErr w:type="spellStart"/>
+      <w:r>
+        <w:rPr>
+          <w:rFonts w:hint="eastAsia"/>
+        </w:rPr>
+        <w:t>df</w:t>
+      </w:r>
+      <w:r>
+        <w:t>_paris_all</w:t>
+      </w:r>
+      <w:proofErr w:type="spellEnd"/>
+      <w:r>
+        <w:t xml:space="preserve"> : tactics * </w:t>
+      </w:r>
+      <w:proofErr w:type="spellStart"/>
+      <w:r>
+        <w:t>y</w:t>
+      </w:r>
+      <w:r>
+        <w:t>m</w:t>
+      </w:r>
+      <w:proofErr w:type="spellEnd"/>
     </w:p>
     <w:p>
       <w:pPr>
         <w:widowControl/>
         <w:rPr>
-          <w:lang w:val="fr-FR"/>
-        </w:rPr>
-      </w:pPr>
-    </w:p>
-    <w:p>
-      <w:pPr>
-        <w:pStyle w:val="3"/>
-      </w:pPr>
-      <w:proofErr w:type="spellStart"/>
-      <w:r>
-        <w:rPr>
-          <w:rFonts w:hint="eastAsia"/>
-        </w:rPr>
-        <w:t>D</w:t>
-      </w:r>
-      <w:r>
-        <w:t>f_all</w:t>
-      </w:r>
-      <w:proofErr w:type="spellEnd"/>
-      <w:r>
-        <w:t> :</w:t>
-      </w:r>
-      <w:r>
-        <w:rPr>
-          <w:rFonts w:hint="eastAsia"/>
-        </w:rPr>
-        <w:t xml:space="preserve"> </w:t>
-      </w:r>
-      <w:r>
-        <w:t xml:space="preserve">tactics* city* </w:t>
-      </w:r>
-      <w:proofErr w:type="spellStart"/>
-      <w:r>
-        <w:t>s</w:t>
-      </w:r>
-      <w:r>
-        <w:t>tatus_changed</w:t>
-      </w:r>
-      <w:proofErr w:type="spellEnd"/>
-    </w:p>
-    <w:p>
-      <w:pPr>
-        <w:widowControl/>
-        <w:rPr>
-          <w:rFonts w:hint="eastAsia"/>
-          <w:color w:val="EE0000"/>
-          <w:lang w:val="fr-FR"/>
-        </w:rPr>
-      </w:pPr>
-      <w:r>
-        <w:rPr>
-          <w:rFonts w:hint="eastAsia"/>
-          <w:color w:val="EE0000"/>
-        </w:rPr>
-        <w:t>Status</w:t>
-      </w:r>
-      <w:r>
-        <w:rPr>
-          <w:color w:val="EE0000"/>
-          <w:lang w:val="fr-FR"/>
-        </w:rPr>
-        <w:t>_</w:t>
-      </w:r>
-      <w:proofErr w:type="spellStart"/>
-      <w:r>
-        <w:rPr>
-          <w:color w:val="EE0000"/>
-          <w:lang w:val="fr-FR"/>
-        </w:rPr>
-        <w:t>changed</w:t>
-      </w:r>
-      <w:proofErr w:type="spellEnd"/>
-      <w:r>
-        <w:rPr>
-          <w:rFonts w:hint="eastAsia"/>
-          <w:color w:val="EE0000"/>
-          <w:lang w:val="fr-FR"/>
-        </w:rPr>
-        <w:t>不像是</w:t>
-      </w:r>
-      <w:proofErr w:type="spellStart"/>
-      <w:r>
-        <w:rPr>
-          <w:rFonts w:hint="eastAsia"/>
-          <w:color w:val="EE0000"/>
-          <w:lang w:val="fr-FR"/>
-        </w:rPr>
-        <w:t>superhost</w:t>
-      </w:r>
-      <w:proofErr w:type="spellEnd"/>
-      <w:r>
-        <w:rPr>
-          <w:rFonts w:hint="eastAsia"/>
-          <w:color w:val="EE0000"/>
-          <w:lang w:val="fr-FR"/>
-        </w:rPr>
-        <w:t>一样是显式标志，它的三重交互没有显著性</w:t>
-      </w:r>
-    </w:p>
-    <w:p>
-      <w:pPr>
-        <w:widowControl/>
-      </w:pPr>
-    </w:p>
-    <w:p>
-      <w:pPr>
-        <w:widowControl/>
-      </w:pPr>
-      <w:proofErr w:type="spellStart"/>
-      <w:r>
-        <w:t>s</w:t>
-      </w:r>
-      <w:r>
-        <w:t>tatus_changed</w:t>
-      </w:r>
-      <w:proofErr w:type="spellEnd"/>
-      <w:r>
-        <w:rPr>
-          <w:rFonts w:hint="eastAsia"/>
-        </w:rPr>
-        <w:t>对于不同城市的策略影响不显著</w:t>
-      </w:r>
-    </w:p>
-    <w:p>
-      <w:pPr>
-        <w:widowControl/>
-      </w:pPr>
-    </w:p>
-    <w:p>
-      <w:pPr>
-        <w:widowControl/>
-      </w:pPr>
-    </w:p>
-    <w:p>
-      <w:pPr>
-        <w:widowControl/>
-      </w:pPr>
-      <w:proofErr w:type="spellStart"/>
-      <w:r>
-        <w:rPr>
-          <w:rFonts w:hint="eastAsia"/>
-        </w:rPr>
-        <w:t>df</w:t>
-      </w:r>
-      <w:r>
-        <w:t>_paris_all</w:t>
-      </w:r>
-      <w:proofErr w:type="spellEnd"/>
-      <w:r>
-        <w:t xml:space="preserve"> : tactics * </w:t>
-      </w:r>
-      <w:proofErr w:type="spellStart"/>
-      <w:r>
-        <w:t>y</w:t>
-      </w:r>
-      <w:r>
-        <w:t>m</w:t>
-      </w:r>
-      <w:proofErr w:type="spellEnd"/>
-    </w:p>
-    <w:p>
-      <w:pPr>
-        <w:widowControl/>
+          <w:rFonts w:hint="eastAsia"/>
+        </w:rPr>
       </w:pPr>
       <w:proofErr w:type="spellStart"/>
       <w:r>
@@ -9732,6 +9886,9 @@
     <w:p>
       <w:pPr>
         <w:widowControl/>
+        <w:rPr>
+          <w:rFonts w:hint="eastAsia"/>
+        </w:rPr>
       </w:pPr>
       <w:proofErr w:type="spellStart"/>
       <w:r>
@@ -9767,6 +9924,9 @@
     <w:p>
       <w:pPr>
         <w:widowControl/>
+        <w:rPr>
+          <w:rFonts w:hint="eastAsia"/>
+        </w:rPr>
       </w:pPr>
       <w:proofErr w:type="spellStart"/>
       <w:r>
@@ -9825,10 +9985,462 @@
     </w:p>
     <w:p>
       <w:pPr>
-        <w:rPr>
-          <w:rFonts w:hint="eastAsia"/>
-        </w:rPr>
-      </w:pPr>
+        <w:pStyle w:val="1"/>
+        <w:rPr>
+          <w:rFonts w:hint="eastAsia"/>
+        </w:rPr>
+      </w:pPr>
+      <w:r>
+        <w:rPr>
+          <w:rFonts w:hint="eastAsia"/>
+        </w:rPr>
+        <w:t>18/02/2026</w:t>
+      </w:r>
+      <w:r>
+        <w:t> </w:t>
+      </w:r>
+      <w:r>
+        <w:t>:</w:t>
+      </w:r>
+    </w:p>
+    <w:p>
+      <w:pPr>
+        <w:rPr>
+          <w:rFonts w:hint="eastAsia"/>
+        </w:rPr>
+      </w:pPr>
+      <w:proofErr w:type="spellStart"/>
+      <w:r>
+        <w:rPr>
+          <w:rFonts w:hint="eastAsia"/>
+        </w:rPr>
+        <w:t>H</w:t>
+      </w:r>
+      <w:r>
+        <w:t>ost_pic_clf</w:t>
+      </w:r>
+      <w:proofErr w:type="spellEnd"/>
+    </w:p>
+    <w:p>
+      <w:pPr>
+        <w:rPr>
+          <w:rFonts w:hint="eastAsia"/>
+        </w:rPr>
+      </w:pPr>
+      <w:r>
+        <w:rPr>
+          <w:rFonts w:hint="eastAsia"/>
+        </w:rPr>
+        <w:t>T</w:t>
+      </w:r>
+      <w:r>
+        <w:rPr>
+          <w:rFonts w:hint="eastAsia"/>
+        </w:rPr>
+        <w:t>ype</w:t>
+      </w:r>
+      <w:r>
+        <w:t> </w:t>
+      </w:r>
+      <w:r>
+        <w:t>:</w:t>
+      </w:r>
+      <w:r>
+        <w:t xml:space="preserve"> </w:t>
+      </w:r>
+      <w:proofErr w:type="spellStart"/>
+      <w:r>
+        <w:rPr>
+          <w:rFonts w:hint="eastAsia"/>
+        </w:rPr>
+        <w:t>N</w:t>
+      </w:r>
+      <w:r>
+        <w:t>o_person</w:t>
+      </w:r>
+      <w:proofErr w:type="spellEnd"/>
+      <w:r>
+        <w:t> </w:t>
+      </w:r>
+      <w:r>
+        <w:t xml:space="preserve">/ </w:t>
+      </w:r>
+      <w:r>
+        <w:rPr>
+          <w:rFonts w:hint="eastAsia"/>
+        </w:rPr>
+        <w:t>P</w:t>
+      </w:r>
+      <w:r>
+        <w:t>ro</w:t>
+      </w:r>
+      <w:r>
+        <w:t xml:space="preserve"> / </w:t>
+      </w:r>
+      <w:r>
+        <w:rPr>
+          <w:rFonts w:hint="eastAsia"/>
+        </w:rPr>
+        <w:t>L</w:t>
+      </w:r>
+      <w:r>
+        <w:t>ife</w:t>
+      </w:r>
+    </w:p>
+    <w:p>
+      <w:pPr>
+        <w:rPr>
+          <w:rFonts w:hint="eastAsia"/>
+        </w:rPr>
+      </w:pPr>
+      <w:r>
+        <w:rPr>
+          <w:rFonts w:hint="eastAsia"/>
+        </w:rPr>
+        <w:t>I</w:t>
+      </w:r>
+      <w:r>
+        <w:t>mpersonal, quality, personality</w:t>
+      </w:r>
+    </w:p>
+    <w:p>
+      <w:pPr>
+        <w:rPr>
+          <w:rFonts w:hint="eastAsia"/>
+        </w:rPr>
+      </w:pPr>
+    </w:p>
+    <w:p>
+      <w:pPr>
+        <w:rPr>
+          <w:rFonts w:hint="eastAsia"/>
+        </w:rPr>
+      </w:pPr>
+      <w:r>
+        <w:rPr>
+          <w:rFonts w:hint="eastAsia"/>
+        </w:rPr>
+        <w:t>补充变量</w:t>
+      </w:r>
+      <w:r>
+        <w:t xml:space="preserve"> </w:t>
+      </w:r>
+      <w:proofErr w:type="spellStart"/>
+      <w:r>
+        <w:rPr>
+          <w:rFonts w:hint="eastAsia"/>
+        </w:rPr>
+        <w:t>I</w:t>
+      </w:r>
+      <w:r>
+        <w:t>s_smile</w:t>
+      </w:r>
+      <w:proofErr w:type="spellEnd"/>
+      <w:r>
+        <w:t> ?</w:t>
+      </w:r>
+      <w:r>
+        <w:t xml:space="preserve"> quality ? </w:t>
+      </w:r>
+      <w:proofErr w:type="spellStart"/>
+      <w:r>
+        <w:t>sexe</w:t>
+      </w:r>
+      <w:proofErr w:type="spellEnd"/>
+      <w:r>
+        <w:t xml:space="preserve"> ? </w:t>
+      </w:r>
+    </w:p>
+    <w:p>
+      <w:pPr>
+        <w:rPr>
+          <w:rFonts w:hint="eastAsia"/>
+        </w:rPr>
+      </w:pPr>
+    </w:p>
+    <w:p>
+      <w:pPr>
+        <w:rPr>
+          <w:rFonts w:hint="eastAsia"/>
+        </w:rPr>
+      </w:pPr>
+    </w:p>
+    <w:p>
+      <w:pPr>
+        <w:rPr>
+          <w:rFonts w:hint="eastAsia"/>
+        </w:rPr>
+      </w:pPr>
+      <w:proofErr w:type="spellStart"/>
+      <w:r>
+        <w:rPr>
+          <w:rFonts w:hint="eastAsia"/>
+        </w:rPr>
+        <w:t>H</w:t>
+      </w:r>
+      <w:r>
+        <w:t>as_person</w:t>
+      </w:r>
+      <w:proofErr w:type="spellEnd"/>
+      <w:r>
+        <w:t xml:space="preserve"> : MTCNN / </w:t>
+      </w:r>
+      <w:proofErr w:type="spellStart"/>
+      <w:r>
+        <w:t>RetinaFace</w:t>
+      </w:r>
+      <w:proofErr w:type="spellEnd"/>
+    </w:p>
+    <w:p>
+      <w:pPr>
+        <w:rPr>
+          <w:rFonts w:hint="eastAsia"/>
+        </w:rPr>
+      </w:pPr>
+      <w:r>
+        <w:rPr>
+          <w:rFonts w:hint="eastAsia"/>
+        </w:rPr>
+        <w:t>P</w:t>
+      </w:r>
+      <w:r>
+        <w:t xml:space="preserve">ro / life : </w:t>
+      </w:r>
+      <w:proofErr w:type="spellStart"/>
+      <w:r>
+        <w:rPr>
+          <w:b/>
+          <w:bCs/>
+        </w:rPr>
+        <w:t>clip+mlp</w:t>
+      </w:r>
+      <w:proofErr w:type="spellEnd"/>
+      <w:r>
+        <w:t> ?</w:t>
+      </w:r>
+    </w:p>
+    <w:p>
+      <w:pPr>
+        <w:rPr>
+          <w:rFonts w:hint="eastAsia"/>
+        </w:rPr>
+      </w:pPr>
+    </w:p>
+    <w:p>
+      <w:pPr>
+        <w:rPr>
+          <w:rFonts w:hint="eastAsia"/>
+        </w:rPr>
+      </w:pPr>
+    </w:p>
+    <w:p>
+      <w:pPr>
+        <w:rPr>
+          <w:rFonts w:hint="eastAsia"/>
+        </w:rPr>
+      </w:pPr>
+    </w:p>
+    <w:p>
+      <w:pPr>
+        <w:rPr>
+          <w:rFonts w:hint="eastAsia"/>
+        </w:rPr>
+      </w:pPr>
+    </w:p>
+    <w:p>
+      <w:pPr>
+        <w:rPr>
+          <w:rFonts w:hint="eastAsia"/>
+        </w:rPr>
+      </w:pPr>
+      <w:r>
+        <w:t>labels = [</w:t>
+      </w:r>
+    </w:p>
+    <w:p>
+      <w:pPr>
+        <w:rPr>
+          <w:rFonts w:hint="eastAsia"/>
+        </w:rPr>
+      </w:pPr>
+      <w:r>
+        <w:t>    "Professional portrait: ONLY one person, front-facing, occupying most of the image, no meaningful background",</w:t>
+      </w:r>
+    </w:p>
+    <w:p>
+      <w:pPr>
+        <w:rPr>
+          <w:rFonts w:hint="eastAsia"/>
+        </w:rPr>
+      </w:pPr>
+      <w:r>
+        <w:lastRenderedPageBreak/>
+        <w:t>    "Lifestyle photo: person in everyday life or outdoor context, engaged in activities or travel, visible and richer background"</w:t>
+      </w:r>
+    </w:p>
+    <w:p>
+      <w:pPr>
+        <w:ind w:firstLine="396"/>
+        <w:rPr>
+          <w:rFonts w:hint="eastAsia"/>
+        </w:rPr>
+      </w:pPr>
+      <w:r>
+        <w:t>]</w:t>
+      </w:r>
+    </w:p>
+    <w:p>
+      <w:pPr>
+        <w:rPr>
+          <w:rFonts w:hint="eastAsia"/>
+        </w:rPr>
+      </w:pPr>
+    </w:p>
+    <w:p>
+      <w:pPr>
+        <w:rPr>
+          <w:rFonts w:hint="eastAsia"/>
+        </w:rPr>
+      </w:pPr>
+      <w:r>
+        <w:rPr>
+          <w:b/>
+          <w:bCs/>
+        </w:rPr>
+        <w:t>快速背景检测</w:t>
+      </w:r>
+    </w:p>
+    <w:p>
+      <w:pPr>
+        <w:numPr>
+          <w:ilvl w:val="0"/>
+          <w:numId w:val="24"/>
+        </w:numPr>
+        <w:rPr>
+          <w:rFonts w:hint="eastAsia"/>
+        </w:rPr>
+      </w:pPr>
+      <w:r>
+        <w:t>轻量方案：</w:t>
+      </w:r>
+    </w:p>
+    <w:p>
+      <w:pPr>
+        <w:numPr>
+          <w:ilvl w:val="1"/>
+          <w:numId w:val="24"/>
+        </w:numPr>
+        <w:rPr>
+          <w:rFonts w:hint="eastAsia"/>
+        </w:rPr>
+      </w:pPr>
+      <w:r>
+        <w:rPr>
+          <w:b/>
+          <w:bCs/>
+        </w:rPr>
+        <w:t>CLIP embedding + zero-shot “indoor/outdoor, studio, landscape”</w:t>
+      </w:r>
+    </w:p>
+    <w:p>
+      <w:pPr>
+        <w:numPr>
+          <w:ilvl w:val="1"/>
+          <w:numId w:val="24"/>
+        </w:numPr>
+        <w:rPr>
+          <w:rFonts w:hint="eastAsia"/>
+        </w:rPr>
+      </w:pPr>
+      <w:proofErr w:type="spellStart"/>
+      <w:r>
+        <w:rPr>
+          <w:b/>
+          <w:bCs/>
+        </w:rPr>
+        <w:t>UperNet</w:t>
+      </w:r>
+      <w:proofErr w:type="spellEnd"/>
+      <w:r>
+        <w:rPr>
+          <w:b/>
+          <w:bCs/>
+        </w:rPr>
+        <w:t xml:space="preserve"> / DeepLabv3 segmentation</w:t>
+      </w:r>
+      <w:r>
+        <w:t xml:space="preserve"> → 提取背景类型/场景类别</w:t>
+      </w:r>
+    </w:p>
+    <w:p>
+      <w:pPr>
+        <w:numPr>
+          <w:ilvl w:val="0"/>
+          <w:numId w:val="24"/>
+        </w:numPr>
+        <w:rPr>
+          <w:rFonts w:hint="eastAsia"/>
+        </w:rPr>
+      </w:pPr>
+      <w:r>
+        <w:t>对大批量 40k 图像，推荐 CLIP embedding 先提向量，再做轻量文本分类</w:t>
+      </w:r>
+    </w:p>
+    <w:p>
+      <w:pPr>
+        <w:rPr>
+          <w:lang w:val="fr-FR"/>
+        </w:rPr>
+      </w:pPr>
+    </w:p>
+    <w:p>
+      <w:pPr>
+        <w:rPr>
+          <w:lang w:val="fr-FR"/>
+        </w:rPr>
+      </w:pPr>
+    </w:p>
+    <w:p>
+      <w:pPr>
+        <w:rPr>
+          <w:lang w:val="fr-FR"/>
+        </w:rPr>
+      </w:pPr>
+    </w:p>
+    <w:p>
+      <w:pPr>
+        <w:pStyle w:val="1"/>
+        <w:rPr>
+          <w:lang w:val="fr-FR"/>
+        </w:rPr>
+      </w:pPr>
+      <w:r>
+        <w:rPr>
+          <w:lang w:val="fr-FR"/>
+        </w:rPr>
+        <w:t>19/02/2026</w:t>
+      </w:r>
+      <w:r>
+        <w:rPr>
+          <w:lang w:val="fr-FR"/>
+        </w:rPr>
+        <w:t> :</w:t>
+      </w:r>
+    </w:p>
+    <w:p>
+      <w:pPr>
+        <w:rPr>
+          <w:rFonts w:hint="eastAsia"/>
+          <w:lang w:val="fr-FR"/>
+        </w:rPr>
+      </w:pPr>
+      <w:r>
+        <w:rPr>
+          <w:rFonts w:hint="eastAsia"/>
+          <w:lang w:val="fr-FR"/>
+        </w:rPr>
+        <w:t>MTCNN稳定地检测不出侧脸大头照（应归为life）</w:t>
+      </w:r>
     </w:p>
     <w:sectPr>
       <w:footerReference w:type="default" r:id="rId9"/>
@@ -12343,6 +12955,155 @@
     </w:lvl>
   </w:abstractNum>
   <w:abstractNum w:abstractNumId="17" w15:restartNumberingAfterBreak="0">
+    <w:nsid w:val="632C6649"/>
+    <w:multiLevelType w:val="multilevel"/>
+    <w:tmpl w:val="72824656"/>
+    <w:lvl w:ilvl="0">
+      <w:start w:val="1"/>
+      <w:numFmt w:val="bullet"/>
+      <w:lvlText w:val=""/>
+      <w:lvlJc w:val="left"/>
+      <w:pPr>
+        <w:tabs>
+          <w:tab w:val="num" w:pos="720"/>
+        </w:tabs>
+        <w:ind w:left="720" w:hanging="360"/>
+      </w:pPr>
+      <w:rPr>
+        <w:rFonts w:ascii="Symbol" w:hAnsi="Symbol" w:hint="default"/>
+        <w:sz w:val="20"/>
+      </w:rPr>
+    </w:lvl>
+    <w:lvl w:ilvl="1">
+      <w:start w:val="1"/>
+      <w:numFmt w:val="bullet"/>
+      <w:lvlText w:val="o"/>
+      <w:lvlJc w:val="left"/>
+      <w:pPr>
+        <w:tabs>
+          <w:tab w:val="num" w:pos="1440"/>
+        </w:tabs>
+        <w:ind w:left="1440" w:hanging="360"/>
+      </w:pPr>
+      <w:rPr>
+        <w:rFonts w:ascii="Courier New" w:hAnsi="Courier New" w:hint="default"/>
+        <w:sz w:val="20"/>
+      </w:rPr>
+    </w:lvl>
+    <w:lvl w:ilvl="2" w:tentative="1">
+      <w:start w:val="1"/>
+      <w:numFmt w:val="bullet"/>
+      <w:lvlText w:val=""/>
+      <w:lvlJc w:val="left"/>
+      <w:pPr>
+        <w:tabs>
+          <w:tab w:val="num" w:pos="2160"/>
+        </w:tabs>
+        <w:ind w:left="2160" w:hanging="360"/>
+      </w:pPr>
+      <w:rPr>
+        <w:rFonts w:ascii="Wingdings" w:hAnsi="Wingdings" w:hint="default"/>
+        <w:sz w:val="20"/>
+      </w:rPr>
+    </w:lvl>
+    <w:lvl w:ilvl="3" w:tentative="1">
+      <w:start w:val="1"/>
+      <w:numFmt w:val="bullet"/>
+      <w:lvlText w:val=""/>
+      <w:lvlJc w:val="left"/>
+      <w:pPr>
+        <w:tabs>
+          <w:tab w:val="num" w:pos="2880"/>
+        </w:tabs>
+        <w:ind w:left="2880" w:hanging="360"/>
+      </w:pPr>
+      <w:rPr>
+        <w:rFonts w:ascii="Wingdings" w:hAnsi="Wingdings" w:hint="default"/>
+        <w:sz w:val="20"/>
+      </w:rPr>
+    </w:lvl>
+    <w:lvl w:ilvl="4" w:tentative="1">
+      <w:start w:val="1"/>
+      <w:numFmt w:val="bullet"/>
+      <w:lvlText w:val=""/>
+      <w:lvlJc w:val="left"/>
+      <w:pPr>
+        <w:tabs>
+          <w:tab w:val="num" w:pos="3600"/>
+        </w:tabs>
+        <w:ind w:left="3600" w:hanging="360"/>
+      </w:pPr>
+      <w:rPr>
+        <w:rFonts w:ascii="Wingdings" w:hAnsi="Wingdings" w:hint="default"/>
+        <w:sz w:val="20"/>
+      </w:rPr>
+    </w:lvl>
+    <w:lvl w:ilvl="5" w:tentative="1">
+      <w:start w:val="1"/>
+      <w:numFmt w:val="bullet"/>
+      <w:lvlText w:val=""/>
+      <w:lvlJc w:val="left"/>
+      <w:pPr>
+        <w:tabs>
+          <w:tab w:val="num" w:pos="4320"/>
+        </w:tabs>
+        <w:ind w:left="4320" w:hanging="360"/>
+      </w:pPr>
+      <w:rPr>
+        <w:rFonts w:ascii="Wingdings" w:hAnsi="Wingdings" w:hint="default"/>
+        <w:sz w:val="20"/>
+      </w:rPr>
+    </w:lvl>
+    <w:lvl w:ilvl="6" w:tentative="1">
+      <w:start w:val="1"/>
+      <w:numFmt w:val="bullet"/>
+      <w:lvlText w:val=""/>
+      <w:lvlJc w:val="left"/>
+      <w:pPr>
+        <w:tabs>
+          <w:tab w:val="num" w:pos="5040"/>
+        </w:tabs>
+        <w:ind w:left="5040" w:hanging="360"/>
+      </w:pPr>
+      <w:rPr>
+        <w:rFonts w:ascii="Wingdings" w:hAnsi="Wingdings" w:hint="default"/>
+        <w:sz w:val="20"/>
+      </w:rPr>
+    </w:lvl>
+    <w:lvl w:ilvl="7" w:tentative="1">
+      <w:start w:val="1"/>
+      <w:numFmt w:val="bullet"/>
+      <w:lvlText w:val=""/>
+      <w:lvlJc w:val="left"/>
+      <w:pPr>
+        <w:tabs>
+          <w:tab w:val="num" w:pos="5760"/>
+        </w:tabs>
+        <w:ind w:left="5760" w:hanging="360"/>
+      </w:pPr>
+      <w:rPr>
+        <w:rFonts w:ascii="Wingdings" w:hAnsi="Wingdings" w:hint="default"/>
+        <w:sz w:val="20"/>
+      </w:rPr>
+    </w:lvl>
+    <w:lvl w:ilvl="8" w:tentative="1">
+      <w:start w:val="1"/>
+      <w:numFmt w:val="bullet"/>
+      <w:lvlText w:val=""/>
+      <w:lvlJc w:val="left"/>
+      <w:pPr>
+        <w:tabs>
+          <w:tab w:val="num" w:pos="6480"/>
+        </w:tabs>
+        <w:ind w:left="6480" w:hanging="360"/>
+      </w:pPr>
+      <w:rPr>
+        <w:rFonts w:ascii="Wingdings" w:hAnsi="Wingdings" w:hint="default"/>
+        <w:sz w:val="20"/>
+      </w:rPr>
+    </w:lvl>
+  </w:abstractNum>
+  <w:abstractNum w:abstractNumId="18" w15:restartNumberingAfterBreak="0">
     <w:nsid w:val="653269B6"/>
     <w:multiLevelType w:val="multilevel"/>
     <w:tmpl w:val="91585018"/>
@@ -12491,7 +13252,7 @@
       </w:rPr>
     </w:lvl>
   </w:abstractNum>
-  <w:abstractNum w:abstractNumId="18" w15:restartNumberingAfterBreak="0">
+  <w:abstractNum w:abstractNumId="19" w15:restartNumberingAfterBreak="0">
     <w:nsid w:val="65912B09"/>
     <w:multiLevelType w:val="hybridMultilevel"/>
     <w:tmpl w:val="8430CDBE"/>
@@ -12603,7 +13364,7 @@
       </w:rPr>
     </w:lvl>
   </w:abstractNum>
-  <w:abstractNum w:abstractNumId="19" w15:restartNumberingAfterBreak="0">
+  <w:abstractNum w:abstractNumId="20" w15:restartNumberingAfterBreak="0">
     <w:nsid w:val="682104CE"/>
     <w:multiLevelType w:val="multilevel"/>
     <w:tmpl w:val="13F2A468"/>
@@ -12752,7 +13513,7 @@
       </w:rPr>
     </w:lvl>
   </w:abstractNum>
-  <w:abstractNum w:abstractNumId="20" w15:restartNumberingAfterBreak="0">
+  <w:abstractNum w:abstractNumId="21" w15:restartNumberingAfterBreak="0">
     <w:nsid w:val="6D21497D"/>
     <w:multiLevelType w:val="hybridMultilevel"/>
     <w:tmpl w:val="ACC459E4"/>
@@ -12865,7 +13626,7 @@
       </w:rPr>
     </w:lvl>
   </w:abstractNum>
-  <w:abstractNum w:abstractNumId="21" w15:restartNumberingAfterBreak="0">
+  <w:abstractNum w:abstractNumId="22" w15:restartNumberingAfterBreak="0">
     <w:nsid w:val="72016576"/>
     <w:multiLevelType w:val="multilevel"/>
     <w:tmpl w:val="749C0542"/>
@@ -13014,7 +13775,7 @@
       </w:rPr>
     </w:lvl>
   </w:abstractNum>
-  <w:abstractNum w:abstractNumId="22" w15:restartNumberingAfterBreak="0">
+  <w:abstractNum w:abstractNumId="23" w15:restartNumberingAfterBreak="0">
     <w:nsid w:val="7DF1687F"/>
     <w:multiLevelType w:val="multilevel"/>
     <w:tmpl w:val="5BC4C2D8"/>
@@ -13173,25 +13934,25 @@
     <w:abstractNumId w:val="7"/>
   </w:num>
   <w:num w:numId="4" w16cid:durableId="1934361557">
-    <w:abstractNumId w:val="18"/>
+    <w:abstractNumId w:val="19"/>
   </w:num>
   <w:num w:numId="5" w16cid:durableId="433944698">
     <w:abstractNumId w:val="12"/>
   </w:num>
   <w:num w:numId="6" w16cid:durableId="552036275">
-    <w:abstractNumId w:val="20"/>
+    <w:abstractNumId w:val="21"/>
   </w:num>
   <w:num w:numId="7" w16cid:durableId="111286976">
     <w:abstractNumId w:val="6"/>
   </w:num>
   <w:num w:numId="8" w16cid:durableId="474489656">
-    <w:abstractNumId w:val="17"/>
+    <w:abstractNumId w:val="18"/>
   </w:num>
   <w:num w:numId="9" w16cid:durableId="1624995908">
     <w:abstractNumId w:val="2"/>
   </w:num>
   <w:num w:numId="10" w16cid:durableId="947083625">
-    <w:abstractNumId w:val="22"/>
+    <w:abstractNumId w:val="23"/>
   </w:num>
   <w:num w:numId="11" w16cid:durableId="523638412">
     <w:abstractNumId w:val="15"/>
@@ -13200,7 +13961,7 @@
     <w:abstractNumId w:val="9"/>
   </w:num>
   <w:num w:numId="13" w16cid:durableId="1329097906">
-    <w:abstractNumId w:val="19"/>
+    <w:abstractNumId w:val="20"/>
   </w:num>
   <w:num w:numId="14" w16cid:durableId="110826479">
     <w:abstractNumId w:val="10"/>
@@ -13209,7 +13970,7 @@
     <w:abstractNumId w:val="16"/>
   </w:num>
   <w:num w:numId="16" w16cid:durableId="2107918069">
-    <w:abstractNumId w:val="21"/>
+    <w:abstractNumId w:val="22"/>
   </w:num>
   <w:num w:numId="17" w16cid:durableId="482236572">
     <w:abstractNumId w:val="5"/>
@@ -13231,6 +13992,9 @@
   </w:num>
   <w:num w:numId="23" w16cid:durableId="1213806712">
     <w:abstractNumId w:val="14"/>
+  </w:num>
+  <w:num w:numId="24" w16cid:durableId="1358851221">
+    <w:abstractNumId w:val="17"/>
   </w:num>
 </w:numbering>
 </file>
@@ -13840,6 +14604,7 @@
   <w:style w:type="character" w:default="1" w:styleId="a0">
     <w:name w:val="Default Paragraph Font"/>
     <w:uiPriority w:val="1"/>
+    <w:semiHidden/>
     <w:unhideWhenUsed/>
   </w:style>
   <w:style w:type="table" w:default="1" w:styleId="a1">
@@ -14264,7 +15029,7 @@
       <w:spacing w:before="100" w:beforeAutospacing="1" w:after="100" w:afterAutospacing="1" w:line="240" w:lineRule="auto"/>
     </w:pPr>
     <w:rPr>
-      <w:rFonts w:ascii="宋体" w:eastAsia="宋体" w:hAnsi="宋体" w:cs="宋体"/>
+      <w:rFonts w:ascii="SimSun" w:eastAsia="SimSun" w:hAnsi="SimSun" w:cs="SimSun"/>
       <w:kern w:val="0"/>
       <w:sz w:val="24"/>
       <w14:ligatures w14:val="none"/>

--- a/note_airbnb2.docx
+++ b/note_airbnb2.docx
@@ -24,6 +24,7 @@
           <w:rFonts w:hint="eastAsia"/>
         </w:rPr>
       </w:pPr>
+      <w:proofErr w:type="gramStart"/>
       <w:r>
         <w:rPr>
           <w:rFonts w:hint="eastAsia"/>
@@ -31,17 +32,26 @@
         <w:t>D</w:t>
       </w:r>
       <w:r>
-        <w:t>ate : 28/11/2025</w:t>
-      </w:r>
-    </w:p>
-    <w:p>
-      <w:pPr>
-        <w:rPr>
-          <w:rFonts w:hint="eastAsia"/>
-        </w:rPr>
-      </w:pPr>
-      <w:r>
-        <w:t xml:space="preserve">ENV : </w:t>
+        <w:t>ate :</w:t>
+      </w:r>
+      <w:proofErr w:type="gramEnd"/>
+      <w:r>
+        <w:t xml:space="preserve"> 28/11/2025</w:t>
+      </w:r>
+    </w:p>
+    <w:p>
+      <w:pPr>
+        <w:rPr>
+          <w:rFonts w:hint="eastAsia"/>
+        </w:rPr>
+      </w:pPr>
+      <w:proofErr w:type="gramStart"/>
+      <w:r>
+        <w:t>ENV :</w:t>
+      </w:r>
+      <w:proofErr w:type="gramEnd"/>
+      <w:r>
+        <w:t xml:space="preserve"> </w:t>
       </w:r>
       <w:proofErr w:type="spellStart"/>
       <w:r>
@@ -67,10 +77,18 @@
       </w:r>
       <w:proofErr w:type="spellEnd"/>
       <w:r>
-        <w:t xml:space="preserve"> folder</w:t>
-      </w:r>
-      <w:r>
-        <w:t xml:space="preserve"> : </w:t>
+        <w:t xml:space="preserve"> </w:t>
+      </w:r>
+      <w:proofErr w:type="gramStart"/>
+      <w:r>
+        <w:t>folder</w:t>
+      </w:r>
+      <w:r>
+        <w:t> :</w:t>
+      </w:r>
+      <w:proofErr w:type="gramEnd"/>
+      <w:r>
+        <w:t xml:space="preserve"> </w:t>
       </w:r>
       <w:r>
         <w:rPr>
@@ -164,8 +182,13 @@
         <w:t>+</w:t>
       </w:r>
       <w:proofErr w:type="spellStart"/>
-      <w:r>
-        <w:t>utils.preprocess_data</w:t>
+      <w:proofErr w:type="gramStart"/>
+      <w:r>
+        <w:t>utils.preprocess</w:t>
+      </w:r>
+      <w:proofErr w:type="gramEnd"/>
+      <w:r>
+        <w:t>_data</w:t>
       </w:r>
       <w:proofErr w:type="spellEnd"/>
       <w:r>
@@ -229,12 +252,21 @@
         <w:t xml:space="preserve">选择数据范围 : </w:t>
       </w:r>
       <w:proofErr w:type="spellStart"/>
-      <w:r>
-        <w:rPr>
-          <w:rFonts w:hint="eastAsia"/>
-          <w:lang w:val="fr-FR"/>
-        </w:rPr>
-        <w:t>paris+london</w:t>
+      <w:proofErr w:type="gramStart"/>
+      <w:r>
+        <w:rPr>
+          <w:rFonts w:hint="eastAsia"/>
+          <w:lang w:val="fr-FR"/>
+        </w:rPr>
+        <w:t>paris</w:t>
+      </w:r>
+      <w:proofErr w:type="gramEnd"/>
+      <w:r>
+        <w:rPr>
+          <w:rFonts w:hint="eastAsia"/>
+          <w:lang w:val="fr-FR"/>
+        </w:rPr>
+        <w:t>+london</w:t>
       </w:r>
       <w:proofErr w:type="spellEnd"/>
       <w:r>
@@ -313,6 +345,7 @@
           <w:lang w:val="fr-FR"/>
         </w:rPr>
       </w:pPr>
+      <w:proofErr w:type="gramStart"/>
       <w:r>
         <w:rPr>
           <w:rFonts w:hint="eastAsia"/>
@@ -323,6 +356,7 @@
         </w:rPr>
         <w:t>data</w:t>
       </w:r>
+      <w:proofErr w:type="gramEnd"/>
       <w:r>
         <w:rPr>
           <w:b/>
@@ -441,12 +475,21 @@
         </w:rPr>
         <w:t>定位重新</w:t>
       </w:r>
-      <w:r>
-        <w:rPr>
-          <w:rFonts w:hint="eastAsia"/>
-          <w:lang w:val="fr-FR"/>
-        </w:rPr>
-        <w:t>新活跃的</w:t>
+      <w:proofErr w:type="gramStart"/>
+      <w:r>
+        <w:rPr>
+          <w:rFonts w:hint="eastAsia"/>
+          <w:lang w:val="fr-FR"/>
+        </w:rPr>
+        <w:t>新</w:t>
+      </w:r>
+      <w:proofErr w:type="gramEnd"/>
+      <w:r>
+        <w:rPr>
+          <w:rFonts w:hint="eastAsia"/>
+          <w:lang w:val="fr-FR"/>
+        </w:rPr>
+        <w:t>活跃的</w:t>
       </w:r>
       <w:r>
         <w:rPr>
@@ -771,6 +814,7 @@
         </w:rPr>
         <w:t>+</w:t>
       </w:r>
+      <w:proofErr w:type="gramStart"/>
       <w:r>
         <w:rPr>
           <w:lang w:val="fr-FR"/>
@@ -781,7 +825,14 @@
         <w:rPr>
           <w:lang w:val="fr-FR"/>
         </w:rPr>
-        <w:t>images_auto_annotation</w:t>
+        <w:t>images</w:t>
+      </w:r>
+      <w:proofErr w:type="gramEnd"/>
+      <w:r>
+        <w:rPr>
+          <w:lang w:val="fr-FR"/>
+        </w:rPr>
+        <w:t>_auto_annotation</w:t>
       </w:r>
       <w:proofErr w:type="spellEnd"/>
       <w:r>
@@ -1020,6 +1071,7 @@
           <w:rFonts w:hint="eastAsia"/>
         </w:rPr>
       </w:pPr>
+      <w:proofErr w:type="gramStart"/>
       <w:r>
         <w:rPr>
           <w:rFonts w:hint="eastAsia"/>
@@ -1027,7 +1079,11 @@
         <w:t>T</w:t>
       </w:r>
       <w:r>
-        <w:t xml:space="preserve">ype : </w:t>
+        <w:t>ype :</w:t>
+      </w:r>
+      <w:proofErr w:type="gramEnd"/>
+      <w:r>
+        <w:t xml:space="preserve"> </w:t>
       </w:r>
       <w:r>
         <w:t xml:space="preserve">(activity) </w:t>
@@ -1648,15 +1704,31 @@
           <w:b/>
           <w:bCs/>
         </w:rPr>
-        <w:t>f_processed</w:t>
-      </w:r>
-      <w:proofErr w:type="spellEnd"/>
-      <w:r>
-        <w:rPr>
-          <w:b/>
-          <w:bCs/>
-        </w:rPr>
-        <w:t xml:space="preserve"> : </w:t>
+        <w:t>f_</w:t>
+      </w:r>
+      <w:proofErr w:type="gramStart"/>
+      <w:r>
+        <w:rPr>
+          <w:b/>
+          <w:bCs/>
+        </w:rPr>
+        <w:t>processed</w:t>
+      </w:r>
+      <w:proofErr w:type="spellEnd"/>
+      <w:r>
+        <w:rPr>
+          <w:b/>
+          <w:bCs/>
+        </w:rPr>
+        <w:t> :</w:t>
+      </w:r>
+      <w:proofErr w:type="gramEnd"/>
+      <w:r>
+        <w:rPr>
+          <w:b/>
+          <w:bCs/>
+        </w:rPr>
+        <w:t xml:space="preserve"> </w:t>
       </w:r>
       <w:proofErr w:type="spellStart"/>
       <w:r>
@@ -1822,18 +1894,9 @@
           <w:bCs/>
           <w:lang w:val="fr-FR"/>
         </w:rPr>
-        <w:t>f_zsc</w:t>
-      </w:r>
-      <w:proofErr w:type="spellEnd"/>
-      <w:r>
-        <w:rPr>
-          <w:b/>
-          <w:bCs/>
-          <w:lang w:val="fr-FR"/>
-        </w:rPr>
-        <w:t xml:space="preserve">: </w:t>
-      </w:r>
-      <w:proofErr w:type="spellStart"/>
+        <w:t>f_</w:t>
+      </w:r>
+      <w:proofErr w:type="gramStart"/>
       <w:r>
         <w:rPr>
           <w:b/>
@@ -1845,6 +1908,33 @@
       <w:proofErr w:type="spellEnd"/>
       <w:r>
         <w:rPr>
+          <w:b/>
+          <w:bCs/>
+          <w:lang w:val="fr-FR"/>
+        </w:rPr>
+        <w:t>:</w:t>
+      </w:r>
+      <w:proofErr w:type="gramEnd"/>
+      <w:r>
+        <w:rPr>
+          <w:b/>
+          <w:bCs/>
+          <w:lang w:val="fr-FR"/>
+        </w:rPr>
+        <w:t xml:space="preserve"> </w:t>
+      </w:r>
+      <w:proofErr w:type="spellStart"/>
+      <w:r>
+        <w:rPr>
+          <w:b/>
+          <w:bCs/>
+          <w:lang w:val="fr-FR"/>
+        </w:rPr>
+        <w:t>zsc</w:t>
+      </w:r>
+      <w:proofErr w:type="spellEnd"/>
+      <w:r>
+        <w:rPr>
           <w:rFonts w:hint="eastAsia"/>
           <w:b/>
           <w:bCs/>
@@ -1891,15 +1981,31 @@
           <w:b/>
           <w:bCs/>
         </w:rPr>
-        <w:t>f_items</w:t>
-      </w:r>
-      <w:proofErr w:type="spellEnd"/>
-      <w:r>
-        <w:rPr>
-          <w:b/>
-          <w:bCs/>
-        </w:rPr>
-        <w:t xml:space="preserve"> : </w:t>
+        <w:t>f_</w:t>
+      </w:r>
+      <w:proofErr w:type="gramStart"/>
+      <w:r>
+        <w:rPr>
+          <w:b/>
+          <w:bCs/>
+        </w:rPr>
+        <w:t>items</w:t>
+      </w:r>
+      <w:proofErr w:type="spellEnd"/>
+      <w:r>
+        <w:rPr>
+          <w:b/>
+          <w:bCs/>
+        </w:rPr>
+        <w:t> :</w:t>
+      </w:r>
+      <w:proofErr w:type="gramEnd"/>
+      <w:r>
+        <w:rPr>
+          <w:b/>
+          <w:bCs/>
+        </w:rPr>
+        <w:t xml:space="preserve"> </w:t>
       </w:r>
       <w:proofErr w:type="spellStart"/>
       <w:r>
@@ -1983,6 +2089,7 @@
         <w:t xml:space="preserve">irst try </w:t>
       </w:r>
       <w:proofErr w:type="spellStart"/>
+      <w:proofErr w:type="gramStart"/>
       <w:r>
         <w:t>zsc</w:t>
       </w:r>
@@ -1990,13 +2097,15 @@
       <w:r>
         <w:t> :</w:t>
       </w:r>
-    </w:p>
-    <w:p>
-      <w:pPr>
-        <w:rPr>
-          <w:rFonts w:hint="eastAsia"/>
-        </w:rPr>
-      </w:pPr>
+      <w:proofErr w:type="gramEnd"/>
+    </w:p>
+    <w:p>
+      <w:pPr>
+        <w:rPr>
+          <w:rFonts w:hint="eastAsia"/>
+        </w:rPr>
+      </w:pPr>
+      <w:proofErr w:type="gramStart"/>
       <w:r>
         <w:rPr>
           <w:rFonts w:hint="eastAsia"/>
@@ -2004,7 +2113,11 @@
         <w:t>I</w:t>
       </w:r>
       <w:r>
-        <w:t>nput : listings_paris2406_unique18449</w:t>
+        <w:t>nput :</w:t>
+      </w:r>
+      <w:proofErr w:type="gramEnd"/>
+      <w:r>
+        <w:t xml:space="preserve"> listings_paris2406_unique18449</w:t>
       </w:r>
     </w:p>
     <w:p>
@@ -2132,12 +2245,37 @@
           <w:lang w:val="fr-FR"/>
         </w:rPr>
       </w:pPr>
-      <w:r>
-        <w:rPr>
-          <w:rFonts w:hint="eastAsia"/>
-          <w:lang w:val="fr-FR"/>
-        </w:rPr>
-        <w:t>pipe = pipeline("</w:t>
+      <w:proofErr w:type="gramStart"/>
+      <w:r>
+        <w:rPr>
+          <w:rFonts w:hint="eastAsia"/>
+          <w:lang w:val="fr-FR"/>
+        </w:rPr>
+        <w:t>pipe</w:t>
+      </w:r>
+      <w:proofErr w:type="gramEnd"/>
+      <w:r>
+        <w:rPr>
+          <w:rFonts w:hint="eastAsia"/>
+          <w:lang w:val="fr-FR"/>
+        </w:rPr>
+        <w:t xml:space="preserve"> = </w:t>
+      </w:r>
+      <w:proofErr w:type="gramStart"/>
+      <w:r>
+        <w:rPr>
+          <w:rFonts w:hint="eastAsia"/>
+          <w:lang w:val="fr-FR"/>
+        </w:rPr>
+        <w:t>pipeline(</w:t>
+      </w:r>
+      <w:proofErr w:type="gramEnd"/>
+      <w:r>
+        <w:rPr>
+          <w:rFonts w:hint="eastAsia"/>
+          <w:lang w:val="fr-FR"/>
+        </w:rPr>
+        <w:t>"</w:t>
       </w:r>
       <w:proofErr w:type="spellStart"/>
       <w:r>
@@ -2225,11 +2363,19 @@
         <w:t>model_max_length</w:t>
       </w:r>
       <w:proofErr w:type="spellEnd"/>
-      <w:r>
-        <w:rPr>
-          <w:lang w:val="fr-FR"/>
-        </w:rPr>
-        <w:t>": 1000000000000000019884624838656,</w:t>
+      <w:proofErr w:type="gramStart"/>
+      <w:r>
+        <w:rPr>
+          <w:lang w:val="fr-FR"/>
+        </w:rPr>
+        <w:t>":</w:t>
+      </w:r>
+      <w:proofErr w:type="gramEnd"/>
+      <w:r>
+        <w:rPr>
+          <w:lang w:val="fr-FR"/>
+        </w:rPr>
+        <w:t xml:space="preserve"> 1000000000000000019884624838656,</w:t>
       </w:r>
     </w:p>
     <w:p>
@@ -2406,13 +2552,23 @@
           <w:lang w:val="fr-FR"/>
         </w:rPr>
       </w:pPr>
-      <w:r>
-        <w:rPr>
-          <w:b/>
-          <w:bCs/>
-          <w:lang w:val="fr-FR"/>
-        </w:rPr>
-        <w:t xml:space="preserve">deberta-v3-zeroshot vs. </w:t>
+      <w:proofErr w:type="gramStart"/>
+      <w:r>
+        <w:rPr>
+          <w:b/>
+          <w:bCs/>
+          <w:lang w:val="fr-FR"/>
+        </w:rPr>
+        <w:t>deberta</w:t>
+      </w:r>
+      <w:proofErr w:type="gramEnd"/>
+      <w:r>
+        <w:rPr>
+          <w:b/>
+          <w:bCs/>
+          <w:lang w:val="fr-FR"/>
+        </w:rPr>
+        <w:t xml:space="preserve">-v3-zeroshot vs. </w:t>
       </w:r>
       <w:proofErr w:type="spellStart"/>
       <w:r>
@@ -2641,8 +2797,13 @@
       <w:r>
         <w:fldChar w:fldCharType="end"/>
       </w:r>
-      <w:r>
-        <w:t> 等库将文本机器翻译成英语。</w:t>
+      <w:proofErr w:type="gramStart"/>
+      <w:r>
+        <w:t> 等库将</w:t>
+      </w:r>
+      <w:proofErr w:type="gramEnd"/>
+      <w:r>
+        <w:t>文本机器翻译成英语。</w:t>
       </w:r>
     </w:p>
     <w:p>
@@ -2673,10 +2834,40 @@
         <w:rPr>
           <w:highlight w:val="yellow"/>
         </w:rPr>
-        <w:t>8192 个词元</w:t>
-      </w:r>
-      <w:r>
-        <w:t xml:space="preserve">。其他模型最多可处理 512 个词元。请注意，较长的文本输入会降低模型的处理速度和性能，因此，如果您处理的文本每页不超过 400 个单词，请使用例如 </w:t>
+        <w:t xml:space="preserve">8192 </w:t>
+      </w:r>
+      <w:proofErr w:type="gramStart"/>
+      <w:r>
+        <w:rPr>
+          <w:highlight w:val="yellow"/>
+        </w:rPr>
+        <w:t>个</w:t>
+      </w:r>
+      <w:proofErr w:type="gramEnd"/>
+      <w:r>
+        <w:rPr>
+          <w:highlight w:val="yellow"/>
+        </w:rPr>
+        <w:t>词元</w:t>
+      </w:r>
+      <w:r>
+        <w:t xml:space="preserve">。其他模型最多可处理 512 </w:t>
+      </w:r>
+      <w:proofErr w:type="gramStart"/>
+      <w:r>
+        <w:t>个</w:t>
+      </w:r>
+      <w:proofErr w:type="gramEnd"/>
+      <w:r>
+        <w:t xml:space="preserve">词元。请注意，较长的文本输入会降低模型的处理速度和性能，因此，如果您处理的文本每页不超过 400 </w:t>
+      </w:r>
+      <w:proofErr w:type="gramStart"/>
+      <w:r>
+        <w:t>个</w:t>
+      </w:r>
+      <w:proofErr w:type="gramEnd"/>
+      <w:r>
+        <w:t xml:space="preserve">单词，请使用例如 </w:t>
       </w:r>
       <w:proofErr w:type="spellStart"/>
       <w:r>
@@ -3326,6 +3517,7 @@
       <w:r>
         <w:t xml:space="preserve"> des </w:t>
       </w:r>
+      <w:proofErr w:type="gramStart"/>
       <w:r>
         <w:rPr>
           <w:rFonts w:hint="eastAsia"/>
@@ -3336,7 +3528,11 @@
         <w:t>ms</w:t>
       </w:r>
       <w:r>
-        <w:t xml:space="preserve"> : </w:t>
+        <w:t> :</w:t>
+      </w:r>
+      <w:proofErr w:type="gramEnd"/>
+      <w:r>
+        <w:t xml:space="preserve"> </w:t>
       </w:r>
     </w:p>
     <w:p>
@@ -3375,8 +3571,13 @@
         </w:rPr>
       </w:pPr>
       <w:r>
-        <w:t>31/01/2026 :</w:t>
-      </w:r>
+        <w:t>31/01/</w:t>
+      </w:r>
+      <w:proofErr w:type="gramStart"/>
+      <w:r>
+        <w:t>2026 :</w:t>
+      </w:r>
+      <w:proofErr w:type="gramEnd"/>
     </w:p>
     <w:p>
       <w:pPr>
@@ -3904,8 +4105,13 @@
         </w:rPr>
       </w:pPr>
       <w:r>
-        <w:t>01/02/2026 :</w:t>
-      </w:r>
+        <w:t>01/02/</w:t>
+      </w:r>
+      <w:proofErr w:type="gramStart"/>
+      <w:r>
+        <w:t>2026 :</w:t>
+      </w:r>
+      <w:proofErr w:type="gramEnd"/>
     </w:p>
     <w:p>
       <w:pPr>
@@ -4248,11 +4454,19 @@
           <w:lang w:val="fr-FR"/>
         </w:rPr>
       </w:pPr>
-      <w:r>
-        <w:rPr>
-          <w:color w:val="0070C0"/>
-        </w:rPr>
-        <w:t>组越粗，噪声越大，显著性越难显现</w:t>
+      <w:proofErr w:type="gramStart"/>
+      <w:r>
+        <w:rPr>
+          <w:color w:val="0070C0"/>
+        </w:rPr>
+        <w:t>组越粗</w:t>
+      </w:r>
+      <w:proofErr w:type="gramEnd"/>
+      <w:r>
+        <w:rPr>
+          <w:color w:val="0070C0"/>
+        </w:rPr>
+        <w:t>，噪声越大，显著性越难显现</w:t>
       </w:r>
     </w:p>
     <w:p>
@@ -4471,7 +4685,21 @@
         <w:rPr>
           <w:color w:val="0070C0"/>
         </w:rPr>
-        <w:t>：状态变化型、SP调整型老房东等</w:t>
+        <w:t>：状态变化型、SP</w:t>
+      </w:r>
+      <w:proofErr w:type="gramStart"/>
+      <w:r>
+        <w:rPr>
+          <w:color w:val="0070C0"/>
+        </w:rPr>
+        <w:t>调整型老房东</w:t>
+      </w:r>
+      <w:proofErr w:type="gramEnd"/>
+      <w:r>
+        <w:rPr>
+          <w:color w:val="0070C0"/>
+        </w:rPr>
+        <w:t>等</w:t>
       </w:r>
       <w:r>
         <w:rPr>
@@ -4512,6 +4740,7 @@
         <w:t>房东状态变量：</w:t>
       </w:r>
       <w:proofErr w:type="spellStart"/>
+      <w:proofErr w:type="gramStart"/>
       <w:r>
         <w:rPr>
           <w:color w:val="0070C0"/>
@@ -4520,6 +4749,7 @@
         <w:t>status</w:t>
       </w:r>
       <w:proofErr w:type="spellEnd"/>
+      <w:proofErr w:type="gramEnd"/>
       <w:r>
         <w:rPr>
           <w:color w:val="0070C0"/>
@@ -4533,7 +4763,15 @@
           <w:color w:val="0070C0"/>
           <w:lang w:val="fr-FR"/>
         </w:rPr>
-        <w:t>status_changed</w:t>
+        <w:t>status_</w:t>
+      </w:r>
+      <w:proofErr w:type="gramStart"/>
+      <w:r>
+        <w:rPr>
+          <w:color w:val="0070C0"/>
+          <w:lang w:val="fr-FR"/>
+        </w:rPr>
+        <w:t>changed</w:t>
       </w:r>
       <w:proofErr w:type="spellEnd"/>
       <w:r>
@@ -4549,7 +4787,23 @@
           <w:color w:val="0070C0"/>
           <w:lang w:val="fr-FR"/>
         </w:rPr>
-        <w:t>sp_changed</w:t>
+        <w:t>sp</w:t>
+      </w:r>
+      <w:proofErr w:type="gramEnd"/>
+      <w:r>
+        <w:rPr>
+          <w:color w:val="0070C0"/>
+          <w:lang w:val="fr-FR"/>
+        </w:rPr>
+        <w:t>_</w:t>
+      </w:r>
+      <w:proofErr w:type="gramStart"/>
+      <w:r>
+        <w:rPr>
+          <w:color w:val="0070C0"/>
+          <w:lang w:val="fr-FR"/>
+        </w:rPr>
+        <w:t>changed</w:t>
       </w:r>
       <w:proofErr w:type="spellEnd"/>
       <w:r>
@@ -4565,7 +4819,23 @@
           <w:color w:val="0070C0"/>
           <w:lang w:val="fr-FR"/>
         </w:rPr>
-        <w:t>old_host_sp_changed</w:t>
+        <w:t>old</w:t>
+      </w:r>
+      <w:proofErr w:type="gramEnd"/>
+      <w:r>
+        <w:rPr>
+          <w:color w:val="0070C0"/>
+          <w:lang w:val="fr-FR"/>
+        </w:rPr>
+        <w:t>_host_sp_</w:t>
+      </w:r>
+      <w:proofErr w:type="gramStart"/>
+      <w:r>
+        <w:rPr>
+          <w:color w:val="0070C0"/>
+          <w:lang w:val="fr-FR"/>
+        </w:rPr>
+        <w:t>changed</w:t>
       </w:r>
       <w:proofErr w:type="spellEnd"/>
       <w:r>
@@ -4581,7 +4851,15 @@
           <w:color w:val="0070C0"/>
           <w:lang w:val="fr-FR"/>
         </w:rPr>
-        <w:t>no_change</w:t>
+        <w:t>no</w:t>
+      </w:r>
+      <w:proofErr w:type="gramEnd"/>
+      <w:r>
+        <w:rPr>
+          <w:color w:val="0070C0"/>
+          <w:lang w:val="fr-FR"/>
+        </w:rPr>
+        <w:t>_change</w:t>
       </w:r>
       <w:proofErr w:type="spellEnd"/>
     </w:p>
@@ -4992,9 +5270,11 @@
           <w:rFonts w:hint="eastAsia"/>
         </w:rPr>
       </w:pPr>
+      <w:proofErr w:type="gramStart"/>
       <w:r>
         <w:t>OLS :</w:t>
       </w:r>
+      <w:proofErr w:type="gramEnd"/>
     </w:p>
     <w:p>
       <w:pPr>
@@ -5031,11 +5311,19 @@
         <w:t>is_changed</w:t>
       </w:r>
       <w:proofErr w:type="spellEnd"/>
-      <w:r>
-        <w:rPr>
-          <w:rFonts w:hint="eastAsia"/>
-        </w:rPr>
-        <w:t>交互不显著</w:t>
+      <w:proofErr w:type="gramStart"/>
+      <w:r>
+        <w:rPr>
+          <w:rFonts w:hint="eastAsia"/>
+        </w:rPr>
+        <w:t>交互不</w:t>
+      </w:r>
+      <w:proofErr w:type="gramEnd"/>
+      <w:r>
+        <w:rPr>
+          <w:rFonts w:hint="eastAsia"/>
+        </w:rPr>
+        <w:t>显著</w:t>
       </w:r>
     </w:p>
     <w:p>
@@ -5472,8 +5760,17 @@
           <w:rFonts w:hint="eastAsia"/>
           <w:lang w:val="fr-FR"/>
         </w:rPr>
-        <w:t>JO下如何调整？selon</w:t>
-      </w:r>
+        <w:t>JO下如何调整？</w:t>
+      </w:r>
+      <w:proofErr w:type="gramStart"/>
+      <w:r>
+        <w:rPr>
+          <w:rFonts w:hint="eastAsia"/>
+          <w:lang w:val="fr-FR"/>
+        </w:rPr>
+        <w:t>selon</w:t>
+      </w:r>
+      <w:proofErr w:type="gramEnd"/>
       <w:r>
         <w:rPr>
           <w:lang w:val="fr-FR"/>
@@ -5538,9 +5835,19 @@
           <w:bCs/>
           <w:lang w:val="fr-FR"/>
         </w:rPr>
-        <w:t>=’</w:t>
-      </w:r>
-      <w:proofErr w:type="spellStart"/>
+        <w:t>=</w:t>
+      </w:r>
+      <w:proofErr w:type="gramStart"/>
+      <w:r>
+        <w:rPr>
+          <w:b/>
+          <w:bCs/>
+          <w:lang w:val="fr-FR"/>
+        </w:rPr>
+        <w:t>’</w:t>
+      </w:r>
+      <w:proofErr w:type="spellStart"/>
+      <w:proofErr w:type="gramEnd"/>
       <w:r>
         <w:rPr>
           <w:b/>
@@ -5550,6 +5857,7 @@
         <w:t>ym</w:t>
       </w:r>
       <w:proofErr w:type="spellEnd"/>
+      <w:proofErr w:type="gramStart"/>
       <w:r>
         <w:rPr>
           <w:b/>
@@ -5558,6 +5866,7 @@
         </w:rPr>
         <w:t>’</w:t>
       </w:r>
+      <w:proofErr w:type="gramEnd"/>
       <w:r>
         <w:rPr>
           <w:rFonts w:hint="eastAsia"/>
@@ -5678,7 +5987,25 @@
           <w:color w:val="EE0000"/>
           <w:lang w:val="fr-FR"/>
         </w:rPr>
-        <w:t>整体与往期2312相比策略没有显著差异，</w:t>
+        <w:t>整体</w:t>
+      </w:r>
+      <w:proofErr w:type="gramStart"/>
+      <w:r>
+        <w:rPr>
+          <w:rFonts w:hint="eastAsia"/>
+          <w:color w:val="EE0000"/>
+          <w:lang w:val="fr-FR"/>
+        </w:rPr>
+        <w:t>与往期</w:t>
+      </w:r>
+      <w:proofErr w:type="gramEnd"/>
+      <w:r>
+        <w:rPr>
+          <w:rFonts w:hint="eastAsia"/>
+          <w:color w:val="EE0000"/>
+          <w:lang w:val="fr-FR"/>
+        </w:rPr>
+        <w:t>2312相比策略没有显著差异，</w:t>
       </w:r>
     </w:p>
     <w:p>
@@ -6607,12 +6934,21 @@
         </w:rPr>
         <w:t>，</w:t>
       </w:r>
-      <w:r>
-        <w:rPr>
-          <w:rFonts w:hint="eastAsia"/>
-          <w:lang w:val="fr-FR"/>
-        </w:rPr>
-        <w:t>但显著减少</w:t>
+      <w:proofErr w:type="gramStart"/>
+      <w:r>
+        <w:rPr>
+          <w:rFonts w:hint="eastAsia"/>
+          <w:lang w:val="fr-FR"/>
+        </w:rPr>
+        <w:t>但显著</w:t>
+      </w:r>
+      <w:proofErr w:type="gramEnd"/>
+      <w:r>
+        <w:rPr>
+          <w:rFonts w:hint="eastAsia"/>
+          <w:lang w:val="fr-FR"/>
+        </w:rPr>
+        <w:t>减少</w:t>
       </w:r>
       <w:proofErr w:type="spellStart"/>
       <w:r>
@@ -6706,88 +7042,152 @@
           <w:i/>
           <w:iCs/>
         </w:rPr>
-        <w:t>host_is_superhost</w:t>
-      </w:r>
-      <w:proofErr w:type="spellEnd"/>
+        <w:t>host_is_</w:t>
+      </w:r>
+      <w:proofErr w:type="gramStart"/>
       <w:r>
         <w:rPr>
           <w:i/>
           <w:iCs/>
         </w:rPr>
-        <w:t>)[T.t]:</w:t>
-      </w:r>
-      <w:proofErr w:type="spellStart"/>
+        <w:t>superhost</w:t>
+      </w:r>
+      <w:proofErr w:type="spellEnd"/>
       <w:r>
         <w:rPr>
           <w:i/>
           <w:iCs/>
         </w:rPr>
-        <w:t>auto_promotion</w:t>
-      </w:r>
-      <w:proofErr w:type="spellEnd"/>
+        <w:t>)[</w:t>
+      </w:r>
+      <w:proofErr w:type="gramEnd"/>
       <w:r>
         <w:rPr>
           <w:i/>
           <w:iCs/>
         </w:rPr>
-        <w:t xml:space="preserve">    -0.0086      0.003     -3.100      0.002      -0.014      -0.003</w:t>
-      </w:r>
-    </w:p>
-    <w:p>
-      <w:pPr>
-        <w:rPr>
-          <w:rFonts w:hint="eastAsia"/>
+        <w:t>T.t</w:t>
+      </w:r>
+      <w:proofErr w:type="gramStart"/>
+      <w:r>
+        <w:rPr>
           <w:i/>
           <w:iCs/>
         </w:rPr>
-      </w:pPr>
-      <w:r>
-        <w:rPr>
-          <w:rFonts w:hint="eastAsia"/>
-          <w:b/>
-          <w:bCs/>
+        <w:t>]:</w:t>
+      </w:r>
+      <w:proofErr w:type="spellStart"/>
+      <w:r>
+        <w:rPr>
           <w:i/>
           <w:iCs/>
         </w:rPr>
-        <w:t xml:space="preserve">2312: </w:t>
-      </w:r>
+        <w:t>auto</w:t>
+      </w:r>
+      <w:proofErr w:type="gramEnd"/>
       <w:r>
         <w:rPr>
           <w:i/>
           <w:iCs/>
         </w:rPr>
-        <w:t>C(</w:t>
-      </w:r>
-      <w:proofErr w:type="spellStart"/>
+        <w:t>_promotion</w:t>
+      </w:r>
+      <w:proofErr w:type="spellEnd"/>
       <w:r>
         <w:rPr>
           <w:i/>
           <w:iCs/>
         </w:rPr>
-        <w:t>host_is_superhost</w:t>
-      </w:r>
-      <w:proofErr w:type="spellEnd"/>
-      <w:r>
-        <w:rPr>
+        <w:t xml:space="preserve">    -0.0086      0.003     -3.100      0.002      -0.014      -0.003</w:t>
+      </w:r>
+    </w:p>
+    <w:p>
+      <w:pPr>
+        <w:rPr>
+          <w:rFonts w:hint="eastAsia"/>
           <w:i/>
           <w:iCs/>
         </w:rPr>
-        <w:t>)[T.t]:</w:t>
-      </w:r>
-      <w:proofErr w:type="spellStart"/>
-      <w:r>
-        <w:rPr>
+      </w:pPr>
+      <w:r>
+        <w:rPr>
+          <w:rFonts w:hint="eastAsia"/>
+          <w:b/>
+          <w:bCs/>
           <w:i/>
           <w:iCs/>
         </w:rPr>
-        <w:t>auto_promotion</w:t>
-      </w:r>
-      <w:proofErr w:type="spellEnd"/>
+        <w:t xml:space="preserve">2312: </w:t>
+      </w:r>
       <w:r>
         <w:rPr>
           <w:i/>
           <w:iCs/>
         </w:rPr>
+        <w:t>C(</w:t>
+      </w:r>
+      <w:proofErr w:type="spellStart"/>
+      <w:r>
+        <w:rPr>
+          <w:i/>
+          <w:iCs/>
+        </w:rPr>
+        <w:t>host_is_</w:t>
+      </w:r>
+      <w:proofErr w:type="gramStart"/>
+      <w:r>
+        <w:rPr>
+          <w:i/>
+          <w:iCs/>
+        </w:rPr>
+        <w:t>superhost</w:t>
+      </w:r>
+      <w:proofErr w:type="spellEnd"/>
+      <w:r>
+        <w:rPr>
+          <w:i/>
+          <w:iCs/>
+        </w:rPr>
+        <w:t>)[</w:t>
+      </w:r>
+      <w:proofErr w:type="gramEnd"/>
+      <w:r>
+        <w:rPr>
+          <w:i/>
+          <w:iCs/>
+        </w:rPr>
+        <w:t>T.t</w:t>
+      </w:r>
+      <w:proofErr w:type="gramStart"/>
+      <w:r>
+        <w:rPr>
+          <w:i/>
+          <w:iCs/>
+        </w:rPr>
+        <w:t>]:</w:t>
+      </w:r>
+      <w:proofErr w:type="spellStart"/>
+      <w:r>
+        <w:rPr>
+          <w:i/>
+          <w:iCs/>
+        </w:rPr>
+        <w:t>auto</w:t>
+      </w:r>
+      <w:proofErr w:type="gramEnd"/>
+      <w:r>
+        <w:rPr>
+          <w:i/>
+          <w:iCs/>
+        </w:rPr>
+        <w:t>_promotion</w:t>
+      </w:r>
+      <w:proofErr w:type="spellEnd"/>
+      <w:r>
+        <w:rPr>
+          <w:i/>
+          <w:iCs/>
+        </w:rPr>
         <w:t xml:space="preserve">    -0.0139      0.004     -3.087      0.002      -0.023      -0.005</w:t>
       </w:r>
     </w:p>
@@ -6866,15 +7266,31 @@
       </w:r>
       <w:proofErr w:type="spellStart"/>
       <w:r>
-        <w:t>host_is_superhost</w:t>
-      </w:r>
-      <w:proofErr w:type="spellEnd"/>
-      <w:r>
-        <w:t>)[T.t]:</w:t>
-      </w:r>
-      <w:proofErr w:type="spellStart"/>
-      <w:r>
-        <w:t>auto_promotion</w:t>
+        <w:t>host_is_</w:t>
+      </w:r>
+      <w:proofErr w:type="gramStart"/>
+      <w:r>
+        <w:t>superhost</w:t>
+      </w:r>
+      <w:proofErr w:type="spellEnd"/>
+      <w:r>
+        <w:t>)[</w:t>
+      </w:r>
+      <w:proofErr w:type="gramEnd"/>
+      <w:r>
+        <w:t>T.t</w:t>
+      </w:r>
+      <w:proofErr w:type="gramStart"/>
+      <w:r>
+        <w:t>]:</w:t>
+      </w:r>
+      <w:proofErr w:type="spellStart"/>
+      <w:r>
+        <w:t>auto</w:t>
+      </w:r>
+      <w:proofErr w:type="gramEnd"/>
+      <w:r>
+        <w:t>_promotion</w:t>
       </w:r>
       <w:proofErr w:type="spellEnd"/>
       <w:r>
@@ -6920,15 +7336,31 @@
       </w:r>
       <w:proofErr w:type="spellStart"/>
       <w:r>
-        <w:t>host_is_superhost</w:t>
-      </w:r>
-      <w:proofErr w:type="spellEnd"/>
-      <w:r>
-        <w:t>)[T.t]:</w:t>
-      </w:r>
-      <w:proofErr w:type="spellStart"/>
-      <w:r>
-        <w:t>auto_promotion</w:t>
+        <w:t>host_is_</w:t>
+      </w:r>
+      <w:proofErr w:type="gramStart"/>
+      <w:r>
+        <w:t>superhost</w:t>
+      </w:r>
+      <w:proofErr w:type="spellEnd"/>
+      <w:r>
+        <w:t>)[</w:t>
+      </w:r>
+      <w:proofErr w:type="gramEnd"/>
+      <w:r>
+        <w:t>T.t</w:t>
+      </w:r>
+      <w:proofErr w:type="gramStart"/>
+      <w:r>
+        <w:t>]:</w:t>
+      </w:r>
+      <w:proofErr w:type="spellStart"/>
+      <w:r>
+        <w:t>auto</w:t>
+      </w:r>
+      <w:proofErr w:type="gramEnd"/>
+      <w:r>
+        <w:t>_promotion</w:t>
       </w:r>
       <w:proofErr w:type="spellEnd"/>
       <w:r>
@@ -9058,11 +9490,19 @@
       </w:r>
       <w:proofErr w:type="spellStart"/>
       <w:r>
-        <w:t>df_all</w:t>
-      </w:r>
-      <w:proofErr w:type="spellEnd"/>
-      <w:r>
-        <w:t xml:space="preserve"> : city x </w:t>
+        <w:t>df_</w:t>
+      </w:r>
+      <w:proofErr w:type="gramStart"/>
+      <w:r>
+        <w:t>all</w:t>
+      </w:r>
+      <w:proofErr w:type="spellEnd"/>
+      <w:r>
+        <w:t xml:space="preserve"> :</w:t>
+      </w:r>
+      <w:proofErr w:type="gramEnd"/>
+      <w:r>
+        <w:t xml:space="preserve"> city x </w:t>
       </w:r>
       <w:proofErr w:type="spellStart"/>
       <w:r>
@@ -9693,12 +10133,17 @@
         <w:t>D</w:t>
       </w:r>
       <w:r>
-        <w:t>f_all</w:t>
+        <w:t>f_</w:t>
+      </w:r>
+      <w:proofErr w:type="gramStart"/>
+      <w:r>
+        <w:t>all</w:t>
       </w:r>
       <w:proofErr w:type="spellEnd"/>
       <w:r>
         <w:t> :</w:t>
       </w:r>
+      <w:proofErr w:type="gramEnd"/>
       <w:r>
         <w:rPr>
           <w:rFonts w:hint="eastAsia"/>
@@ -9842,11 +10287,19 @@
         <w:t>df</w:t>
       </w:r>
       <w:r>
-        <w:t>_paris_all</w:t>
-      </w:r>
-      <w:proofErr w:type="spellEnd"/>
-      <w:r>
-        <w:t xml:space="preserve"> : tactics * </w:t>
+        <w:t>_paris_</w:t>
+      </w:r>
+      <w:proofErr w:type="gramStart"/>
+      <w:r>
+        <w:t>all</w:t>
+      </w:r>
+      <w:proofErr w:type="spellEnd"/>
+      <w:r>
+        <w:t> :</w:t>
+      </w:r>
+      <w:proofErr w:type="gramEnd"/>
+      <w:r>
+        <w:t xml:space="preserve"> tactics * </w:t>
       </w:r>
       <w:proofErr w:type="spellStart"/>
       <w:r>
@@ -9880,7 +10333,21 @@
         <w:rPr>
           <w:rFonts w:hint="eastAsia"/>
         </w:rPr>
-        <w:t>几乎不交互</w:t>
+        <w:t>几乎</w:t>
+      </w:r>
+      <w:proofErr w:type="gramStart"/>
+      <w:r>
+        <w:rPr>
+          <w:rFonts w:hint="eastAsia"/>
+        </w:rPr>
+        <w:t>不</w:t>
+      </w:r>
+      <w:proofErr w:type="gramEnd"/>
+      <w:r>
+        <w:rPr>
+          <w:rFonts w:hint="eastAsia"/>
+        </w:rPr>
+        <w:t>交互</w:t>
       </w:r>
     </w:p>
     <w:p>
@@ -9898,11 +10365,19 @@
         <w:t>df</w:t>
       </w:r>
       <w:r>
-        <w:t>_paris_all</w:t>
-      </w:r>
-      <w:proofErr w:type="spellEnd"/>
-      <w:r>
-        <w:t xml:space="preserve"> : tactics * </w:t>
+        <w:t>_paris_</w:t>
+      </w:r>
+      <w:proofErr w:type="gramStart"/>
+      <w:r>
+        <w:t>all</w:t>
+      </w:r>
+      <w:proofErr w:type="spellEnd"/>
+      <w:r>
+        <w:t> :</w:t>
+      </w:r>
+      <w:proofErr w:type="gramEnd"/>
+      <w:r>
+        <w:t xml:space="preserve"> tactics * </w:t>
       </w:r>
       <w:proofErr w:type="spellStart"/>
       <w:r>
@@ -9946,7 +10421,21 @@
         <w:rPr>
           <w:rFonts w:hint="eastAsia"/>
         </w:rPr>
-        <w:t>几乎不交互</w:t>
+        <w:t>几乎</w:t>
+      </w:r>
+      <w:proofErr w:type="gramStart"/>
+      <w:r>
+        <w:rPr>
+          <w:rFonts w:hint="eastAsia"/>
+        </w:rPr>
+        <w:t>不</w:t>
+      </w:r>
+      <w:proofErr w:type="gramEnd"/>
+      <w:r>
+        <w:rPr>
+          <w:rFonts w:hint="eastAsia"/>
+        </w:rPr>
+        <w:t>交互</w:t>
       </w:r>
       <w:r>
         <w:br/>
@@ -9994,7 +10483,14 @@
         <w:rPr>
           <w:rFonts w:hint="eastAsia"/>
         </w:rPr>
-        <w:t>18/02/2026</w:t>
+        <w:t>18/02/</w:t>
+      </w:r>
+      <w:proofErr w:type="gramStart"/>
+      <w:r>
+        <w:rPr>
+          <w:rFonts w:hint="eastAsia"/>
+        </w:rPr>
+        <w:t>2026</w:t>
       </w:r>
       <w:r>
         <w:t> </w:t>
@@ -10002,6 +10498,7 @@
       <w:r>
         <w:t>:</w:t>
       </w:r>
+      <w:proofErr w:type="gramEnd"/>
     </w:p>
     <w:p>
       <w:pPr>
@@ -10027,6 +10524,7 @@
           <w:rFonts w:hint="eastAsia"/>
         </w:rPr>
       </w:pPr>
+      <w:proofErr w:type="gramStart"/>
       <w:r>
         <w:rPr>
           <w:rFonts w:hint="eastAsia"/>
@@ -10045,6 +10543,7 @@
       <w:r>
         <w:t>:</w:t>
       </w:r>
+      <w:proofErr w:type="gramEnd"/>
       <w:r>
         <w:t xml:space="preserve"> </w:t>
       </w:r>
@@ -10140,15 +10639,28 @@
         <w:t> ?</w:t>
       </w:r>
       <w:r>
-        <w:t xml:space="preserve"> quality ? </w:t>
-      </w:r>
-      <w:proofErr w:type="spellStart"/>
+        <w:t xml:space="preserve"> </w:t>
+      </w:r>
+      <w:proofErr w:type="gramStart"/>
+      <w:r>
+        <w:t>quality ?</w:t>
+      </w:r>
+      <w:proofErr w:type="gramEnd"/>
+      <w:r>
+        <w:t xml:space="preserve"> </w:t>
+      </w:r>
+      <w:proofErr w:type="spellStart"/>
+      <w:proofErr w:type="gramStart"/>
       <w:r>
         <w:t>sexe</w:t>
       </w:r>
       <w:proofErr w:type="spellEnd"/>
       <w:r>
-        <w:t xml:space="preserve"> ? </w:t>
+        <w:t> ?</w:t>
+      </w:r>
+      <w:proofErr w:type="gramEnd"/>
+      <w:r>
+        <w:t xml:space="preserve"> </w:t>
       </w:r>
     </w:p>
     <w:p>
@@ -10179,11 +10691,19 @@
         <w:t>H</w:t>
       </w:r>
       <w:r>
-        <w:t>as_person</w:t>
-      </w:r>
-      <w:proofErr w:type="spellEnd"/>
-      <w:r>
-        <w:t xml:space="preserve"> : MTCNN / </w:t>
+        <w:t>as_</w:t>
+      </w:r>
+      <w:proofErr w:type="gramStart"/>
+      <w:r>
+        <w:t>person</w:t>
+      </w:r>
+      <w:proofErr w:type="spellEnd"/>
+      <w:r>
+        <w:t> :</w:t>
+      </w:r>
+      <w:proofErr w:type="gramEnd"/>
+      <w:r>
+        <w:t xml:space="preserve"> MTCNN / </w:t>
       </w:r>
       <w:proofErr w:type="spellStart"/>
       <w:r>
@@ -10204,20 +10724,37 @@
         <w:t>P</w:t>
       </w:r>
       <w:r>
-        <w:t xml:space="preserve">ro / life : </w:t>
-      </w:r>
-      <w:proofErr w:type="spellStart"/>
-      <w:r>
-        <w:rPr>
-          <w:b/>
-          <w:bCs/>
-        </w:rPr>
-        <w:t>clip+mlp</w:t>
+        <w:t xml:space="preserve">ro / </w:t>
+      </w:r>
+      <w:proofErr w:type="gramStart"/>
+      <w:r>
+        <w:t>life :</w:t>
+      </w:r>
+      <w:proofErr w:type="gramEnd"/>
+      <w:r>
+        <w:t xml:space="preserve"> </w:t>
+      </w:r>
+      <w:proofErr w:type="spellStart"/>
+      <w:r>
+        <w:rPr>
+          <w:b/>
+          <w:bCs/>
+        </w:rPr>
+        <w:t>clip+</w:t>
+      </w:r>
+      <w:proofErr w:type="gramStart"/>
+      <w:r>
+        <w:rPr>
+          <w:b/>
+          <w:bCs/>
+        </w:rPr>
+        <w:t>mlp</w:t>
       </w:r>
       <w:proofErr w:type="spellEnd"/>
       <w:r>
         <w:t> ?</w:t>
       </w:r>
+      <w:proofErr w:type="gramEnd"/>
     </w:p>
     <w:p>
       <w:pPr>
@@ -10389,20 +10926,23 @@
     <w:p>
       <w:pPr>
         <w:rPr>
-          <w:lang w:val="fr-FR"/>
-        </w:rPr>
-      </w:pPr>
-    </w:p>
-    <w:p>
-      <w:pPr>
-        <w:rPr>
-          <w:lang w:val="fr-FR"/>
-        </w:rPr>
-      </w:pPr>
-    </w:p>
-    <w:p>
-      <w:pPr>
-        <w:rPr>
+          <w:rFonts w:hint="eastAsia"/>
+          <w:lang w:val="fr-FR"/>
+        </w:rPr>
+      </w:pPr>
+    </w:p>
+    <w:p>
+      <w:pPr>
+        <w:rPr>
+          <w:rFonts w:hint="eastAsia"/>
+          <w:lang w:val="fr-FR"/>
+        </w:rPr>
+      </w:pPr>
+    </w:p>
+    <w:p>
+      <w:pPr>
+        <w:rPr>
+          <w:rFonts w:hint="eastAsia"/>
           <w:lang w:val="fr-FR"/>
         </w:rPr>
       </w:pPr>
@@ -10411,14 +10951,21 @@
       <w:pPr>
         <w:pStyle w:val="1"/>
         <w:rPr>
-          <w:lang w:val="fr-FR"/>
-        </w:rPr>
-      </w:pPr>
-      <w:r>
-        <w:rPr>
-          <w:lang w:val="fr-FR"/>
-        </w:rPr>
-        <w:t>19/02/2026</w:t>
+          <w:rFonts w:hint="eastAsia"/>
+          <w:lang w:val="fr-FR"/>
+        </w:rPr>
+      </w:pPr>
+      <w:r>
+        <w:rPr>
+          <w:lang w:val="fr-FR"/>
+        </w:rPr>
+        <w:t>22</w:t>
+      </w:r>
+      <w:r>
+        <w:rPr>
+          <w:lang w:val="fr-FR"/>
+        </w:rPr>
+        <w:t>/02/2026</w:t>
       </w:r>
       <w:r>
         <w:rPr>
@@ -10430,17 +10977,544 @@
     <w:p>
       <w:pPr>
         <w:rPr>
-          <w:rFonts w:hint="eastAsia"/>
-          <w:lang w:val="fr-FR"/>
-        </w:rPr>
-      </w:pPr>
-      <w:r>
-        <w:rPr>
-          <w:rFonts w:hint="eastAsia"/>
-          <w:lang w:val="fr-FR"/>
-        </w:rPr>
-        <w:t>MTCNN稳定地检测不出侧脸大头照（应归为life）</w:t>
-      </w:r>
+          <w:lang w:val="fr-FR"/>
+        </w:rPr>
+      </w:pPr>
+      <w:r>
+        <w:rPr>
+          <w:rFonts w:hint="eastAsia"/>
+          <w:lang w:val="fr-FR"/>
+        </w:rPr>
+        <w:t>MTCNN稳定地检测不出侧</w:t>
+      </w:r>
+      <w:proofErr w:type="gramStart"/>
+      <w:r>
+        <w:rPr>
+          <w:rFonts w:hint="eastAsia"/>
+          <w:lang w:val="fr-FR"/>
+        </w:rPr>
+        <w:t>脸大头照</w:t>
+      </w:r>
+      <w:proofErr w:type="gramEnd"/>
+      <w:r>
+        <w:rPr>
+          <w:rFonts w:hint="eastAsia"/>
+          <w:lang w:val="fr-FR"/>
+        </w:rPr>
+        <w:t>（应归为life）</w:t>
+      </w:r>
+    </w:p>
+    <w:p>
+      <w:pPr>
+        <w:rPr>
+          <w:lang w:val="fr-FR"/>
+        </w:rPr>
+      </w:pPr>
+    </w:p>
+    <w:p>
+      <w:pPr>
+        <w:rPr>
+          <w:b/>
+          <w:bCs/>
+          <w:color w:val="0070C0"/>
+        </w:rPr>
+      </w:pPr>
+      <w:r>
+        <w:rPr>
+          <w:b/>
+          <w:bCs/>
+          <w:color w:val="0070C0"/>
+        </w:rPr>
+        <w:t>统计上“不显著”是什么意思？</w:t>
+      </w:r>
+    </w:p>
+    <w:p>
+      <w:pPr>
+        <w:rPr>
+          <w:color w:val="0070C0"/>
+        </w:rPr>
+      </w:pPr>
+      <w:r>
+        <w:rPr>
+          <w:color w:val="0070C0"/>
+        </w:rPr>
+        <w:t>不显著 ≠ 没有作用</w:t>
+      </w:r>
+    </w:p>
+    <w:p>
+      <w:pPr>
+        <w:rPr>
+          <w:color w:val="0070C0"/>
+        </w:rPr>
+      </w:pPr>
+      <w:r>
+        <w:rPr>
+          <w:color w:val="0070C0"/>
+        </w:rPr>
+        <w:t>它可能意味着：</w:t>
+      </w:r>
+    </w:p>
+    <w:p>
+      <w:pPr>
+        <w:numPr>
+          <w:ilvl w:val="0"/>
+          <w:numId w:val="25"/>
+        </w:numPr>
+        <w:rPr>
+          <w:color w:val="0070C0"/>
+        </w:rPr>
+      </w:pPr>
+      <w:r>
+        <w:rPr>
+          <w:color w:val="0070C0"/>
+        </w:rPr>
+        <w:t>真实效应很小</w:t>
+      </w:r>
+    </w:p>
+    <w:p>
+      <w:pPr>
+        <w:numPr>
+          <w:ilvl w:val="0"/>
+          <w:numId w:val="25"/>
+        </w:numPr>
+        <w:rPr>
+          <w:color w:val="0070C0"/>
+        </w:rPr>
+      </w:pPr>
+      <w:r>
+        <w:rPr>
+          <w:color w:val="0070C0"/>
+        </w:rPr>
+        <w:t>方向不稳定</w:t>
+      </w:r>
+    </w:p>
+    <w:p>
+      <w:pPr>
+        <w:numPr>
+          <w:ilvl w:val="0"/>
+          <w:numId w:val="25"/>
+        </w:numPr>
+        <w:rPr>
+          <w:color w:val="0070C0"/>
+        </w:rPr>
+      </w:pPr>
+      <w:r>
+        <w:rPr>
+          <w:color w:val="0070C0"/>
+        </w:rPr>
+        <w:t>样本噪音大</w:t>
+      </w:r>
+    </w:p>
+    <w:p>
+      <w:pPr>
+        <w:numPr>
+          <w:ilvl w:val="0"/>
+          <w:numId w:val="25"/>
+        </w:numPr>
+        <w:rPr>
+          <w:color w:val="0070C0"/>
+        </w:rPr>
+      </w:pPr>
+      <w:r>
+        <w:rPr>
+          <w:color w:val="0070C0"/>
+        </w:rPr>
+        <w:t>被其他变量吸收</w:t>
+      </w:r>
+    </w:p>
+    <w:p>
+      <w:pPr>
+        <w:numPr>
+          <w:ilvl w:val="0"/>
+          <w:numId w:val="25"/>
+        </w:numPr>
+        <w:rPr>
+          <w:color w:val="0070C0"/>
+        </w:rPr>
+      </w:pPr>
+      <w:r>
+        <w:rPr>
+          <w:color w:val="0070C0"/>
+        </w:rPr>
+        <w:t>只在某些子群体有效（需要交互）</w:t>
+      </w:r>
+    </w:p>
+    <w:p>
+      <w:pPr>
+        <w:rPr>
+          <w:color w:val="0070C0"/>
+        </w:rPr>
+      </w:pPr>
+      <w:r>
+        <w:rPr>
+          <w:color w:val="0070C0"/>
+        </w:rPr>
+        <w:t>所以不能简单忽视。</w:t>
+      </w:r>
+    </w:p>
+    <w:p>
+      <w:pPr>
+        <w:rPr>
+          <w:lang w:val="fr-FR"/>
+        </w:rPr>
+      </w:pPr>
+    </w:p>
+    <w:p>
+      <w:pPr>
+        <w:rPr>
+          <w:b/>
+          <w:bCs/>
+          <w:color w:val="0070C0"/>
+        </w:rPr>
+      </w:pPr>
+      <w:r>
+        <w:rPr>
+          <w:b/>
+          <w:bCs/>
+          <w:color w:val="0070C0"/>
+        </w:rPr>
+        <w:lastRenderedPageBreak/>
+        <w:t>在讨论部分区分三类变量</w:t>
+      </w:r>
+    </w:p>
+    <w:p>
+      <w:pPr>
+        <w:rPr>
+          <w:color w:val="0070C0"/>
+        </w:rPr>
+      </w:pPr>
+      <w:r>
+        <w:rPr>
+          <w:color w:val="0070C0"/>
+        </w:rPr>
+        <w:t>你可以分成：</w:t>
+      </w:r>
+    </w:p>
+    <w:p>
+      <w:pPr>
+        <w:rPr>
+          <w:b/>
+          <w:bCs/>
+          <w:color w:val="0070C0"/>
+        </w:rPr>
+      </w:pPr>
+      <w:r>
+        <w:rPr>
+          <w:b/>
+          <w:bCs/>
+          <w:color w:val="0070C0"/>
+        </w:rPr>
+        <w:t>A. 强显著策略</w:t>
+      </w:r>
+    </w:p>
+    <w:p>
+      <w:pPr>
+        <w:numPr>
+          <w:ilvl w:val="0"/>
+          <w:numId w:val="26"/>
+        </w:numPr>
+        <w:rPr>
+          <w:color w:val="0070C0"/>
+        </w:rPr>
+      </w:pPr>
+      <w:r>
+        <w:rPr>
+          <w:color w:val="0070C0"/>
+        </w:rPr>
+        <w:t>有稳定正/负影响</w:t>
+      </w:r>
+    </w:p>
+    <w:p>
+      <w:pPr>
+        <w:numPr>
+          <w:ilvl w:val="0"/>
+          <w:numId w:val="26"/>
+        </w:numPr>
+        <w:rPr>
+          <w:color w:val="0070C0"/>
+        </w:rPr>
+      </w:pPr>
+      <w:r>
+        <w:rPr>
+          <w:color w:val="0070C0"/>
+        </w:rPr>
+        <w:t>重点讨论机制</w:t>
+      </w:r>
+    </w:p>
+    <w:p>
+      <w:pPr>
+        <w:rPr>
+          <w:b/>
+          <w:bCs/>
+          <w:color w:val="0070C0"/>
+        </w:rPr>
+      </w:pPr>
+      <w:r>
+        <w:rPr>
+          <w:b/>
+          <w:bCs/>
+          <w:color w:val="0070C0"/>
+        </w:rPr>
+        <w:t>B. 条件性显著</w:t>
+      </w:r>
+    </w:p>
+    <w:p>
+      <w:pPr>
+        <w:numPr>
+          <w:ilvl w:val="0"/>
+          <w:numId w:val="27"/>
+        </w:numPr>
+        <w:rPr>
+          <w:color w:val="0070C0"/>
+        </w:rPr>
+      </w:pPr>
+      <w:r>
+        <w:rPr>
+          <w:color w:val="0070C0"/>
+        </w:rPr>
+        <w:t xml:space="preserve">只在 </w:t>
+      </w:r>
+      <w:proofErr w:type="spellStart"/>
+      <w:r>
+        <w:rPr>
+          <w:color w:val="0070C0"/>
+        </w:rPr>
+        <w:t>superhost</w:t>
+      </w:r>
+      <w:proofErr w:type="spellEnd"/>
+      <w:r>
+        <w:rPr>
+          <w:color w:val="0070C0"/>
+        </w:rPr>
+        <w:t xml:space="preserve"> 下显著</w:t>
+      </w:r>
+    </w:p>
+    <w:p>
+      <w:pPr>
+        <w:numPr>
+          <w:ilvl w:val="0"/>
+          <w:numId w:val="27"/>
+        </w:numPr>
+        <w:rPr>
+          <w:color w:val="0070C0"/>
+        </w:rPr>
+      </w:pPr>
+      <w:r>
+        <w:rPr>
+          <w:color w:val="0070C0"/>
+        </w:rPr>
+        <w:t>或和视觉策略交互显著</w:t>
+      </w:r>
+    </w:p>
+    <w:p>
+      <w:pPr>
+        <w:rPr>
+          <w:color w:val="0070C0"/>
+        </w:rPr>
+      </w:pPr>
+      <w:r>
+        <w:rPr>
+          <w:color w:val="0070C0"/>
+        </w:rPr>
+        <w:t>这类反而很有理论价值。</w:t>
+      </w:r>
+    </w:p>
+    <w:p>
+      <w:pPr>
+        <w:rPr>
+          <w:b/>
+          <w:bCs/>
+          <w:color w:val="0070C0"/>
+        </w:rPr>
+      </w:pPr>
+      <w:r>
+        <w:rPr>
+          <w:b/>
+          <w:bCs/>
+          <w:color w:val="0070C0"/>
+        </w:rPr>
+        <w:t>C. 不显著策略</w:t>
+      </w:r>
+    </w:p>
+    <w:p>
+      <w:pPr>
+        <w:numPr>
+          <w:ilvl w:val="0"/>
+          <w:numId w:val="28"/>
+        </w:numPr>
+        <w:rPr>
+          <w:color w:val="0070C0"/>
+        </w:rPr>
+      </w:pPr>
+      <w:r>
+        <w:rPr>
+          <w:color w:val="0070C0"/>
+        </w:rPr>
+        <w:t>说明“未发现直接影响”</w:t>
+      </w:r>
+    </w:p>
+    <w:p>
+      <w:pPr>
+        <w:numPr>
+          <w:ilvl w:val="0"/>
+          <w:numId w:val="28"/>
+        </w:numPr>
+        <w:rPr>
+          <w:color w:val="0070C0"/>
+        </w:rPr>
+      </w:pPr>
+      <w:r>
+        <w:rPr>
+          <w:color w:val="0070C0"/>
+        </w:rPr>
+        <w:t>讨论可能原因</w:t>
+      </w:r>
+    </w:p>
+    <w:p>
+      <w:pPr>
+        <w:rPr>
+          <w:lang w:val="fr-FR"/>
+        </w:rPr>
+      </w:pPr>
+    </w:p>
+    <w:p>
+      <w:pPr>
+        <w:rPr>
+          <w:b/>
+          <w:bCs/>
+          <w:color w:val="0070C0"/>
+          <w:lang w:val="fr-FR"/>
+        </w:rPr>
+      </w:pPr>
+      <w:r>
+        <w:rPr>
+          <w:rFonts w:hint="eastAsia"/>
+          <w:b/>
+          <w:bCs/>
+          <w:color w:val="0070C0"/>
+          <w:lang w:val="fr-FR"/>
+        </w:rPr>
+        <w:t>T</w:t>
+      </w:r>
+      <w:r>
+        <w:rPr>
+          <w:b/>
+          <w:bCs/>
+          <w:color w:val="0070C0"/>
+          <w:lang w:val="fr-FR"/>
+        </w:rPr>
+        <w:t>odo :</w:t>
+      </w:r>
+    </w:p>
+    <w:p>
+      <w:pPr>
+        <w:rPr>
+          <w:b/>
+          <w:bCs/>
+          <w:color w:val="0070C0"/>
+        </w:rPr>
+      </w:pPr>
+      <w:r>
+        <w:rPr>
+          <w:b/>
+          <w:bCs/>
+          <w:color w:val="0070C0"/>
+        </w:rPr>
+        <w:t>先测试整体块效应</w:t>
+      </w:r>
+    </w:p>
+    <w:p>
+      <w:pPr>
+        <w:rPr>
+          <w:color w:val="0070C0"/>
+        </w:rPr>
+      </w:pPr>
+      <w:r>
+        <w:rPr>
+          <w:color w:val="0070C0"/>
+        </w:rPr>
+        <w:t>例如：</w:t>
+      </w:r>
+    </w:p>
+    <w:p>
+      <w:pPr>
+        <w:numPr>
+          <w:ilvl w:val="0"/>
+          <w:numId w:val="29"/>
+        </w:numPr>
+        <w:rPr>
+          <w:color w:val="0070C0"/>
+        </w:rPr>
+      </w:pPr>
+      <w:r>
+        <w:rPr>
+          <w:color w:val="0070C0"/>
+        </w:rPr>
+        <w:t>文本策略整体是否 jointly significant</w:t>
+      </w:r>
+    </w:p>
+    <w:p>
+      <w:pPr>
+        <w:numPr>
+          <w:ilvl w:val="0"/>
+          <w:numId w:val="29"/>
+        </w:numPr>
+        <w:rPr>
+          <w:color w:val="0070C0"/>
+        </w:rPr>
+      </w:pPr>
+      <w:r>
+        <w:rPr>
+          <w:color w:val="0070C0"/>
+        </w:rPr>
+        <w:t>视觉策略整体是否 jointly significant</w:t>
+      </w:r>
+    </w:p>
+    <w:p>
+      <w:pPr>
+        <w:rPr>
+          <w:color w:val="0070C0"/>
+        </w:rPr>
+      </w:pPr>
+      <w:r>
+        <w:rPr>
+          <w:color w:val="0070C0"/>
+        </w:rPr>
+        <w:t>用 F-test。</w:t>
+      </w:r>
+    </w:p>
+    <w:p>
+      <w:pPr>
+        <w:rPr>
+          <w:color w:val="0070C0"/>
+        </w:rPr>
+      </w:pPr>
+      <w:r>
+        <w:rPr>
+          <w:color w:val="0070C0"/>
+        </w:rPr>
+        <w:t>如果整体显著，但个别不显著：</w:t>
+      </w:r>
+    </w:p>
+    <w:p>
+      <w:pPr>
+        <w:rPr>
+          <w:color w:val="0070C0"/>
+        </w:rPr>
+      </w:pPr>
+      <w:r>
+        <w:rPr>
+          <w:color w:val="0070C0"/>
+        </w:rPr>
+        <w:t>→ 说明是多维信号系统。</w:t>
+      </w:r>
+    </w:p>
+    <w:p>
+      <w:pPr>
+        <w:rPr>
+          <w:color w:val="0070C0"/>
+        </w:rPr>
+      </w:pPr>
     </w:p>
     <w:sectPr>
       <w:footerReference w:type="default" r:id="rId9"/>
@@ -10979,6 +12053,119 @@
     </w:lvl>
   </w:abstractNum>
   <w:abstractNum w:abstractNumId="3" w15:restartNumberingAfterBreak="0">
+    <w:nsid w:val="09AC45FB"/>
+    <w:multiLevelType w:val="multilevel"/>
+    <w:tmpl w:val="C2640942"/>
+    <w:lvl w:ilvl="0">
+      <w:start w:val="1"/>
+      <w:numFmt w:val="decimal"/>
+      <w:lvlText w:val="%1."/>
+      <w:lvlJc w:val="left"/>
+      <w:pPr>
+        <w:tabs>
+          <w:tab w:val="num" w:pos="720"/>
+        </w:tabs>
+        <w:ind w:left="720" w:hanging="360"/>
+      </w:pPr>
+    </w:lvl>
+    <w:lvl w:ilvl="1" w:tentative="1">
+      <w:start w:val="1"/>
+      <w:numFmt w:val="decimal"/>
+      <w:lvlText w:val="%2."/>
+      <w:lvlJc w:val="left"/>
+      <w:pPr>
+        <w:tabs>
+          <w:tab w:val="num" w:pos="1440"/>
+        </w:tabs>
+        <w:ind w:left="1440" w:hanging="360"/>
+      </w:pPr>
+    </w:lvl>
+    <w:lvl w:ilvl="2" w:tentative="1">
+      <w:start w:val="1"/>
+      <w:numFmt w:val="decimal"/>
+      <w:lvlText w:val="%3."/>
+      <w:lvlJc w:val="left"/>
+      <w:pPr>
+        <w:tabs>
+          <w:tab w:val="num" w:pos="2160"/>
+        </w:tabs>
+        <w:ind w:left="2160" w:hanging="360"/>
+      </w:pPr>
+    </w:lvl>
+    <w:lvl w:ilvl="3" w:tentative="1">
+      <w:start w:val="1"/>
+      <w:numFmt w:val="decimal"/>
+      <w:lvlText w:val="%4."/>
+      <w:lvlJc w:val="left"/>
+      <w:pPr>
+        <w:tabs>
+          <w:tab w:val="num" w:pos="2880"/>
+        </w:tabs>
+        <w:ind w:left="2880" w:hanging="360"/>
+      </w:pPr>
+    </w:lvl>
+    <w:lvl w:ilvl="4" w:tentative="1">
+      <w:start w:val="1"/>
+      <w:numFmt w:val="decimal"/>
+      <w:lvlText w:val="%5."/>
+      <w:lvlJc w:val="left"/>
+      <w:pPr>
+        <w:tabs>
+          <w:tab w:val="num" w:pos="3600"/>
+        </w:tabs>
+        <w:ind w:left="3600" w:hanging="360"/>
+      </w:pPr>
+    </w:lvl>
+    <w:lvl w:ilvl="5" w:tentative="1">
+      <w:start w:val="1"/>
+      <w:numFmt w:val="decimal"/>
+      <w:lvlText w:val="%6."/>
+      <w:lvlJc w:val="left"/>
+      <w:pPr>
+        <w:tabs>
+          <w:tab w:val="num" w:pos="4320"/>
+        </w:tabs>
+        <w:ind w:left="4320" w:hanging="360"/>
+      </w:pPr>
+    </w:lvl>
+    <w:lvl w:ilvl="6" w:tentative="1">
+      <w:start w:val="1"/>
+      <w:numFmt w:val="decimal"/>
+      <w:lvlText w:val="%7."/>
+      <w:lvlJc w:val="left"/>
+      <w:pPr>
+        <w:tabs>
+          <w:tab w:val="num" w:pos="5040"/>
+        </w:tabs>
+        <w:ind w:left="5040" w:hanging="360"/>
+      </w:pPr>
+    </w:lvl>
+    <w:lvl w:ilvl="7" w:tentative="1">
+      <w:start w:val="1"/>
+      <w:numFmt w:val="decimal"/>
+      <w:lvlText w:val="%8."/>
+      <w:lvlJc w:val="left"/>
+      <w:pPr>
+        <w:tabs>
+          <w:tab w:val="num" w:pos="5760"/>
+        </w:tabs>
+        <w:ind w:left="5760" w:hanging="360"/>
+      </w:pPr>
+    </w:lvl>
+    <w:lvl w:ilvl="8" w:tentative="1">
+      <w:start w:val="1"/>
+      <w:numFmt w:val="decimal"/>
+      <w:lvlText w:val="%9."/>
+      <w:lvlJc w:val="left"/>
+      <w:pPr>
+        <w:tabs>
+          <w:tab w:val="num" w:pos="6480"/>
+        </w:tabs>
+        <w:ind w:left="6480" w:hanging="360"/>
+      </w:pPr>
+    </w:lvl>
+  </w:abstractNum>
+  <w:abstractNum w:abstractNumId="4" w15:restartNumberingAfterBreak="0">
     <w:nsid w:val="0E521032"/>
     <w:multiLevelType w:val="multilevel"/>
     <w:tmpl w:val="E174D28C"/>
@@ -11127,7 +12314,7 @@
       </w:rPr>
     </w:lvl>
   </w:abstractNum>
-  <w:abstractNum w:abstractNumId="4" w15:restartNumberingAfterBreak="0">
+  <w:abstractNum w:abstractNumId="5" w15:restartNumberingAfterBreak="0">
     <w:nsid w:val="0E894E0C"/>
     <w:multiLevelType w:val="multilevel"/>
     <w:tmpl w:val="B60A27E6"/>
@@ -11276,7 +12463,7 @@
       </w:rPr>
     </w:lvl>
   </w:abstractNum>
-  <w:abstractNum w:abstractNumId="5" w15:restartNumberingAfterBreak="0">
+  <w:abstractNum w:abstractNumId="6" w15:restartNumberingAfterBreak="0">
     <w:nsid w:val="10BA7142"/>
     <w:multiLevelType w:val="multilevel"/>
     <w:tmpl w:val="71BCA152"/>
@@ -11425,7 +12612,7 @@
       </w:rPr>
     </w:lvl>
   </w:abstractNum>
-  <w:abstractNum w:abstractNumId="6" w15:restartNumberingAfterBreak="0">
+  <w:abstractNum w:abstractNumId="7" w15:restartNumberingAfterBreak="0">
     <w:nsid w:val="20BA3333"/>
     <w:multiLevelType w:val="multilevel"/>
     <w:tmpl w:val="E2A67B5C"/>
@@ -11574,7 +12761,7 @@
       </w:rPr>
     </w:lvl>
   </w:abstractNum>
-  <w:abstractNum w:abstractNumId="7" w15:restartNumberingAfterBreak="0">
+  <w:abstractNum w:abstractNumId="8" w15:restartNumberingAfterBreak="0">
     <w:nsid w:val="233B5312"/>
     <w:multiLevelType w:val="hybridMultilevel"/>
     <w:tmpl w:val="344CD5C0"/>
@@ -11686,7 +12873,7 @@
       </w:rPr>
     </w:lvl>
   </w:abstractNum>
-  <w:abstractNum w:abstractNumId="8" w15:restartNumberingAfterBreak="0">
+  <w:abstractNum w:abstractNumId="9" w15:restartNumberingAfterBreak="0">
     <w:nsid w:val="236C2A07"/>
     <w:multiLevelType w:val="multilevel"/>
     <w:tmpl w:val="19E60702"/>
@@ -11835,7 +13022,7 @@
       </w:rPr>
     </w:lvl>
   </w:abstractNum>
-  <w:abstractNum w:abstractNumId="9" w15:restartNumberingAfterBreak="0">
+  <w:abstractNum w:abstractNumId="10" w15:restartNumberingAfterBreak="0">
     <w:nsid w:val="29A71C16"/>
     <w:multiLevelType w:val="multilevel"/>
     <w:tmpl w:val="4D540B7A"/>
@@ -11984,7 +13171,7 @@
       </w:rPr>
     </w:lvl>
   </w:abstractNum>
-  <w:abstractNum w:abstractNumId="10" w15:restartNumberingAfterBreak="0">
+  <w:abstractNum w:abstractNumId="11" w15:restartNumberingAfterBreak="0">
     <w:nsid w:val="365B100F"/>
     <w:multiLevelType w:val="multilevel"/>
     <w:tmpl w:val="82DEE06C"/>
@@ -12133,7 +13320,7 @@
       </w:rPr>
     </w:lvl>
   </w:abstractNum>
-  <w:abstractNum w:abstractNumId="11" w15:restartNumberingAfterBreak="0">
+  <w:abstractNum w:abstractNumId="12" w15:restartNumberingAfterBreak="0">
     <w:nsid w:val="3A4B7D24"/>
     <w:multiLevelType w:val="multilevel"/>
     <w:tmpl w:val="284C62FC"/>
@@ -12282,7 +13469,7 @@
       </w:rPr>
     </w:lvl>
   </w:abstractNum>
-  <w:abstractNum w:abstractNumId="12" w15:restartNumberingAfterBreak="0">
+  <w:abstractNum w:abstractNumId="13" w15:restartNumberingAfterBreak="0">
     <w:nsid w:val="3D99671B"/>
     <w:multiLevelType w:val="hybridMultilevel"/>
     <w:tmpl w:val="B5867C7C"/>
@@ -12395,7 +13582,7 @@
       </w:rPr>
     </w:lvl>
   </w:abstractNum>
-  <w:abstractNum w:abstractNumId="13" w15:restartNumberingAfterBreak="0">
+  <w:abstractNum w:abstractNumId="14" w15:restartNumberingAfterBreak="0">
     <w:nsid w:val="3E4E6549"/>
     <w:multiLevelType w:val="hybridMultilevel"/>
     <w:tmpl w:val="AF4A2326"/>
@@ -12507,7 +13694,7 @@
       </w:rPr>
     </w:lvl>
   </w:abstractNum>
-  <w:abstractNum w:abstractNumId="14" w15:restartNumberingAfterBreak="0">
+  <w:abstractNum w:abstractNumId="15" w15:restartNumberingAfterBreak="0">
     <w:nsid w:val="47500424"/>
     <w:multiLevelType w:val="multilevel"/>
     <w:tmpl w:val="F77E1E08"/>
@@ -12656,7 +13843,7 @@
       </w:rPr>
     </w:lvl>
   </w:abstractNum>
-  <w:abstractNum w:abstractNumId="15" w15:restartNumberingAfterBreak="0">
+  <w:abstractNum w:abstractNumId="16" w15:restartNumberingAfterBreak="0">
     <w:nsid w:val="553C22C1"/>
     <w:multiLevelType w:val="multilevel"/>
     <w:tmpl w:val="0C684A48"/>
@@ -12805,7 +13992,156 @@
       </w:rPr>
     </w:lvl>
   </w:abstractNum>
-  <w:abstractNum w:abstractNumId="16" w15:restartNumberingAfterBreak="0">
+  <w:abstractNum w:abstractNumId="17" w15:restartNumberingAfterBreak="0">
+    <w:nsid w:val="56AB317F"/>
+    <w:multiLevelType w:val="multilevel"/>
+    <w:tmpl w:val="2F006362"/>
+    <w:lvl w:ilvl="0">
+      <w:start w:val="1"/>
+      <w:numFmt w:val="bullet"/>
+      <w:lvlText w:val=""/>
+      <w:lvlJc w:val="left"/>
+      <w:pPr>
+        <w:tabs>
+          <w:tab w:val="num" w:pos="720"/>
+        </w:tabs>
+        <w:ind w:left="720" w:hanging="360"/>
+      </w:pPr>
+      <w:rPr>
+        <w:rFonts w:ascii="Symbol" w:hAnsi="Symbol" w:hint="default"/>
+        <w:sz w:val="20"/>
+      </w:rPr>
+    </w:lvl>
+    <w:lvl w:ilvl="1" w:tentative="1">
+      <w:start w:val="1"/>
+      <w:numFmt w:val="bullet"/>
+      <w:lvlText w:val="o"/>
+      <w:lvlJc w:val="left"/>
+      <w:pPr>
+        <w:tabs>
+          <w:tab w:val="num" w:pos="1440"/>
+        </w:tabs>
+        <w:ind w:left="1440" w:hanging="360"/>
+      </w:pPr>
+      <w:rPr>
+        <w:rFonts w:ascii="Courier New" w:hAnsi="Courier New" w:hint="default"/>
+        <w:sz w:val="20"/>
+      </w:rPr>
+    </w:lvl>
+    <w:lvl w:ilvl="2" w:tentative="1">
+      <w:start w:val="1"/>
+      <w:numFmt w:val="bullet"/>
+      <w:lvlText w:val=""/>
+      <w:lvlJc w:val="left"/>
+      <w:pPr>
+        <w:tabs>
+          <w:tab w:val="num" w:pos="2160"/>
+        </w:tabs>
+        <w:ind w:left="2160" w:hanging="360"/>
+      </w:pPr>
+      <w:rPr>
+        <w:rFonts w:ascii="Wingdings" w:hAnsi="Wingdings" w:hint="default"/>
+        <w:sz w:val="20"/>
+      </w:rPr>
+    </w:lvl>
+    <w:lvl w:ilvl="3" w:tentative="1">
+      <w:start w:val="1"/>
+      <w:numFmt w:val="bullet"/>
+      <w:lvlText w:val=""/>
+      <w:lvlJc w:val="left"/>
+      <w:pPr>
+        <w:tabs>
+          <w:tab w:val="num" w:pos="2880"/>
+        </w:tabs>
+        <w:ind w:left="2880" w:hanging="360"/>
+      </w:pPr>
+      <w:rPr>
+        <w:rFonts w:ascii="Wingdings" w:hAnsi="Wingdings" w:hint="default"/>
+        <w:sz w:val="20"/>
+      </w:rPr>
+    </w:lvl>
+    <w:lvl w:ilvl="4" w:tentative="1">
+      <w:start w:val="1"/>
+      <w:numFmt w:val="bullet"/>
+      <w:lvlText w:val=""/>
+      <w:lvlJc w:val="left"/>
+      <w:pPr>
+        <w:tabs>
+          <w:tab w:val="num" w:pos="3600"/>
+        </w:tabs>
+        <w:ind w:left="3600" w:hanging="360"/>
+      </w:pPr>
+      <w:rPr>
+        <w:rFonts w:ascii="Wingdings" w:hAnsi="Wingdings" w:hint="default"/>
+        <w:sz w:val="20"/>
+      </w:rPr>
+    </w:lvl>
+    <w:lvl w:ilvl="5" w:tentative="1">
+      <w:start w:val="1"/>
+      <w:numFmt w:val="bullet"/>
+      <w:lvlText w:val=""/>
+      <w:lvlJc w:val="left"/>
+      <w:pPr>
+        <w:tabs>
+          <w:tab w:val="num" w:pos="4320"/>
+        </w:tabs>
+        <w:ind w:left="4320" w:hanging="360"/>
+      </w:pPr>
+      <w:rPr>
+        <w:rFonts w:ascii="Wingdings" w:hAnsi="Wingdings" w:hint="default"/>
+        <w:sz w:val="20"/>
+      </w:rPr>
+    </w:lvl>
+    <w:lvl w:ilvl="6" w:tentative="1">
+      <w:start w:val="1"/>
+      <w:numFmt w:val="bullet"/>
+      <w:lvlText w:val=""/>
+      <w:lvlJc w:val="left"/>
+      <w:pPr>
+        <w:tabs>
+          <w:tab w:val="num" w:pos="5040"/>
+        </w:tabs>
+        <w:ind w:left="5040" w:hanging="360"/>
+      </w:pPr>
+      <w:rPr>
+        <w:rFonts w:ascii="Wingdings" w:hAnsi="Wingdings" w:hint="default"/>
+        <w:sz w:val="20"/>
+      </w:rPr>
+    </w:lvl>
+    <w:lvl w:ilvl="7" w:tentative="1">
+      <w:start w:val="1"/>
+      <w:numFmt w:val="bullet"/>
+      <w:lvlText w:val=""/>
+      <w:lvlJc w:val="left"/>
+      <w:pPr>
+        <w:tabs>
+          <w:tab w:val="num" w:pos="5760"/>
+        </w:tabs>
+        <w:ind w:left="5760" w:hanging="360"/>
+      </w:pPr>
+      <w:rPr>
+        <w:rFonts w:ascii="Wingdings" w:hAnsi="Wingdings" w:hint="default"/>
+        <w:sz w:val="20"/>
+      </w:rPr>
+    </w:lvl>
+    <w:lvl w:ilvl="8" w:tentative="1">
+      <w:start w:val="1"/>
+      <w:numFmt w:val="bullet"/>
+      <w:lvlText w:val=""/>
+      <w:lvlJc w:val="left"/>
+      <w:pPr>
+        <w:tabs>
+          <w:tab w:val="num" w:pos="6480"/>
+        </w:tabs>
+        <w:ind w:left="6480" w:hanging="360"/>
+      </w:pPr>
+      <w:rPr>
+        <w:rFonts w:ascii="Wingdings" w:hAnsi="Wingdings" w:hint="default"/>
+        <w:sz w:val="20"/>
+      </w:rPr>
+    </w:lvl>
+  </w:abstractNum>
+  <w:abstractNum w:abstractNumId="18" w15:restartNumberingAfterBreak="0">
     <w:nsid w:val="5FF86FFE"/>
     <w:multiLevelType w:val="multilevel"/>
     <w:tmpl w:val="48C8A528"/>
@@ -12954,7 +14290,7 @@
       </w:rPr>
     </w:lvl>
   </w:abstractNum>
-  <w:abstractNum w:abstractNumId="17" w15:restartNumberingAfterBreak="0">
+  <w:abstractNum w:abstractNumId="19" w15:restartNumberingAfterBreak="0">
     <w:nsid w:val="632C6649"/>
     <w:multiLevelType w:val="multilevel"/>
     <w:tmpl w:val="72824656"/>
@@ -13103,7 +14439,7 @@
       </w:rPr>
     </w:lvl>
   </w:abstractNum>
-  <w:abstractNum w:abstractNumId="18" w15:restartNumberingAfterBreak="0">
+  <w:abstractNum w:abstractNumId="20" w15:restartNumberingAfterBreak="0">
     <w:nsid w:val="653269B6"/>
     <w:multiLevelType w:val="multilevel"/>
     <w:tmpl w:val="91585018"/>
@@ -13252,7 +14588,7 @@
       </w:rPr>
     </w:lvl>
   </w:abstractNum>
-  <w:abstractNum w:abstractNumId="19" w15:restartNumberingAfterBreak="0">
+  <w:abstractNum w:abstractNumId="21" w15:restartNumberingAfterBreak="0">
     <w:nsid w:val="65912B09"/>
     <w:multiLevelType w:val="hybridMultilevel"/>
     <w:tmpl w:val="8430CDBE"/>
@@ -13364,7 +14700,156 @@
       </w:rPr>
     </w:lvl>
   </w:abstractNum>
-  <w:abstractNum w:abstractNumId="20" w15:restartNumberingAfterBreak="0">
+  <w:abstractNum w:abstractNumId="22" w15:restartNumberingAfterBreak="0">
+    <w:nsid w:val="669A6605"/>
+    <w:multiLevelType w:val="multilevel"/>
+    <w:tmpl w:val="1B7A6486"/>
+    <w:lvl w:ilvl="0">
+      <w:start w:val="1"/>
+      <w:numFmt w:val="bullet"/>
+      <w:lvlText w:val=""/>
+      <w:lvlJc w:val="left"/>
+      <w:pPr>
+        <w:tabs>
+          <w:tab w:val="num" w:pos="720"/>
+        </w:tabs>
+        <w:ind w:left="720" w:hanging="360"/>
+      </w:pPr>
+      <w:rPr>
+        <w:rFonts w:ascii="Symbol" w:hAnsi="Symbol" w:hint="default"/>
+        <w:sz w:val="20"/>
+      </w:rPr>
+    </w:lvl>
+    <w:lvl w:ilvl="1" w:tentative="1">
+      <w:start w:val="1"/>
+      <w:numFmt w:val="bullet"/>
+      <w:lvlText w:val="o"/>
+      <w:lvlJc w:val="left"/>
+      <w:pPr>
+        <w:tabs>
+          <w:tab w:val="num" w:pos="1440"/>
+        </w:tabs>
+        <w:ind w:left="1440" w:hanging="360"/>
+      </w:pPr>
+      <w:rPr>
+        <w:rFonts w:ascii="Courier New" w:hAnsi="Courier New" w:hint="default"/>
+        <w:sz w:val="20"/>
+      </w:rPr>
+    </w:lvl>
+    <w:lvl w:ilvl="2" w:tentative="1">
+      <w:start w:val="1"/>
+      <w:numFmt w:val="bullet"/>
+      <w:lvlText w:val=""/>
+      <w:lvlJc w:val="left"/>
+      <w:pPr>
+        <w:tabs>
+          <w:tab w:val="num" w:pos="2160"/>
+        </w:tabs>
+        <w:ind w:left="2160" w:hanging="360"/>
+      </w:pPr>
+      <w:rPr>
+        <w:rFonts w:ascii="Wingdings" w:hAnsi="Wingdings" w:hint="default"/>
+        <w:sz w:val="20"/>
+      </w:rPr>
+    </w:lvl>
+    <w:lvl w:ilvl="3" w:tentative="1">
+      <w:start w:val="1"/>
+      <w:numFmt w:val="bullet"/>
+      <w:lvlText w:val=""/>
+      <w:lvlJc w:val="left"/>
+      <w:pPr>
+        <w:tabs>
+          <w:tab w:val="num" w:pos="2880"/>
+        </w:tabs>
+        <w:ind w:left="2880" w:hanging="360"/>
+      </w:pPr>
+      <w:rPr>
+        <w:rFonts w:ascii="Wingdings" w:hAnsi="Wingdings" w:hint="default"/>
+        <w:sz w:val="20"/>
+      </w:rPr>
+    </w:lvl>
+    <w:lvl w:ilvl="4" w:tentative="1">
+      <w:start w:val="1"/>
+      <w:numFmt w:val="bullet"/>
+      <w:lvlText w:val=""/>
+      <w:lvlJc w:val="left"/>
+      <w:pPr>
+        <w:tabs>
+          <w:tab w:val="num" w:pos="3600"/>
+        </w:tabs>
+        <w:ind w:left="3600" w:hanging="360"/>
+      </w:pPr>
+      <w:rPr>
+        <w:rFonts w:ascii="Wingdings" w:hAnsi="Wingdings" w:hint="default"/>
+        <w:sz w:val="20"/>
+      </w:rPr>
+    </w:lvl>
+    <w:lvl w:ilvl="5" w:tentative="1">
+      <w:start w:val="1"/>
+      <w:numFmt w:val="bullet"/>
+      <w:lvlText w:val=""/>
+      <w:lvlJc w:val="left"/>
+      <w:pPr>
+        <w:tabs>
+          <w:tab w:val="num" w:pos="4320"/>
+        </w:tabs>
+        <w:ind w:left="4320" w:hanging="360"/>
+      </w:pPr>
+      <w:rPr>
+        <w:rFonts w:ascii="Wingdings" w:hAnsi="Wingdings" w:hint="default"/>
+        <w:sz w:val="20"/>
+      </w:rPr>
+    </w:lvl>
+    <w:lvl w:ilvl="6" w:tentative="1">
+      <w:start w:val="1"/>
+      <w:numFmt w:val="bullet"/>
+      <w:lvlText w:val=""/>
+      <w:lvlJc w:val="left"/>
+      <w:pPr>
+        <w:tabs>
+          <w:tab w:val="num" w:pos="5040"/>
+        </w:tabs>
+        <w:ind w:left="5040" w:hanging="360"/>
+      </w:pPr>
+      <w:rPr>
+        <w:rFonts w:ascii="Wingdings" w:hAnsi="Wingdings" w:hint="default"/>
+        <w:sz w:val="20"/>
+      </w:rPr>
+    </w:lvl>
+    <w:lvl w:ilvl="7" w:tentative="1">
+      <w:start w:val="1"/>
+      <w:numFmt w:val="bullet"/>
+      <w:lvlText w:val=""/>
+      <w:lvlJc w:val="left"/>
+      <w:pPr>
+        <w:tabs>
+          <w:tab w:val="num" w:pos="5760"/>
+        </w:tabs>
+        <w:ind w:left="5760" w:hanging="360"/>
+      </w:pPr>
+      <w:rPr>
+        <w:rFonts w:ascii="Wingdings" w:hAnsi="Wingdings" w:hint="default"/>
+        <w:sz w:val="20"/>
+      </w:rPr>
+    </w:lvl>
+    <w:lvl w:ilvl="8" w:tentative="1">
+      <w:start w:val="1"/>
+      <w:numFmt w:val="bullet"/>
+      <w:lvlText w:val=""/>
+      <w:lvlJc w:val="left"/>
+      <w:pPr>
+        <w:tabs>
+          <w:tab w:val="num" w:pos="6480"/>
+        </w:tabs>
+        <w:ind w:left="6480" w:hanging="360"/>
+      </w:pPr>
+      <w:rPr>
+        <w:rFonts w:ascii="Wingdings" w:hAnsi="Wingdings" w:hint="default"/>
+        <w:sz w:val="20"/>
+      </w:rPr>
+    </w:lvl>
+  </w:abstractNum>
+  <w:abstractNum w:abstractNumId="23" w15:restartNumberingAfterBreak="0">
     <w:nsid w:val="682104CE"/>
     <w:multiLevelType w:val="multilevel"/>
     <w:tmpl w:val="13F2A468"/>
@@ -13513,7 +14998,7 @@
       </w:rPr>
     </w:lvl>
   </w:abstractNum>
-  <w:abstractNum w:abstractNumId="21" w15:restartNumberingAfterBreak="0">
+  <w:abstractNum w:abstractNumId="24" w15:restartNumberingAfterBreak="0">
     <w:nsid w:val="6D21497D"/>
     <w:multiLevelType w:val="hybridMultilevel"/>
     <w:tmpl w:val="ACC459E4"/>
@@ -13626,7 +15111,156 @@
       </w:rPr>
     </w:lvl>
   </w:abstractNum>
-  <w:abstractNum w:abstractNumId="22" w15:restartNumberingAfterBreak="0">
+  <w:abstractNum w:abstractNumId="25" w15:restartNumberingAfterBreak="0">
+    <w:nsid w:val="700C4F63"/>
+    <w:multiLevelType w:val="multilevel"/>
+    <w:tmpl w:val="A9EE8A72"/>
+    <w:lvl w:ilvl="0">
+      <w:start w:val="1"/>
+      <w:numFmt w:val="bullet"/>
+      <w:lvlText w:val=""/>
+      <w:lvlJc w:val="left"/>
+      <w:pPr>
+        <w:tabs>
+          <w:tab w:val="num" w:pos="720"/>
+        </w:tabs>
+        <w:ind w:left="720" w:hanging="360"/>
+      </w:pPr>
+      <w:rPr>
+        <w:rFonts w:ascii="Symbol" w:hAnsi="Symbol" w:hint="default"/>
+        <w:sz w:val="20"/>
+      </w:rPr>
+    </w:lvl>
+    <w:lvl w:ilvl="1" w:tentative="1">
+      <w:start w:val="1"/>
+      <w:numFmt w:val="bullet"/>
+      <w:lvlText w:val="o"/>
+      <w:lvlJc w:val="left"/>
+      <w:pPr>
+        <w:tabs>
+          <w:tab w:val="num" w:pos="1440"/>
+        </w:tabs>
+        <w:ind w:left="1440" w:hanging="360"/>
+      </w:pPr>
+      <w:rPr>
+        <w:rFonts w:ascii="Courier New" w:hAnsi="Courier New" w:hint="default"/>
+        <w:sz w:val="20"/>
+      </w:rPr>
+    </w:lvl>
+    <w:lvl w:ilvl="2" w:tentative="1">
+      <w:start w:val="1"/>
+      <w:numFmt w:val="bullet"/>
+      <w:lvlText w:val=""/>
+      <w:lvlJc w:val="left"/>
+      <w:pPr>
+        <w:tabs>
+          <w:tab w:val="num" w:pos="2160"/>
+        </w:tabs>
+        <w:ind w:left="2160" w:hanging="360"/>
+      </w:pPr>
+      <w:rPr>
+        <w:rFonts w:ascii="Wingdings" w:hAnsi="Wingdings" w:hint="default"/>
+        <w:sz w:val="20"/>
+      </w:rPr>
+    </w:lvl>
+    <w:lvl w:ilvl="3" w:tentative="1">
+      <w:start w:val="1"/>
+      <w:numFmt w:val="bullet"/>
+      <w:lvlText w:val=""/>
+      <w:lvlJc w:val="left"/>
+      <w:pPr>
+        <w:tabs>
+          <w:tab w:val="num" w:pos="2880"/>
+        </w:tabs>
+        <w:ind w:left="2880" w:hanging="360"/>
+      </w:pPr>
+      <w:rPr>
+        <w:rFonts w:ascii="Wingdings" w:hAnsi="Wingdings" w:hint="default"/>
+        <w:sz w:val="20"/>
+      </w:rPr>
+    </w:lvl>
+    <w:lvl w:ilvl="4" w:tentative="1">
+      <w:start w:val="1"/>
+      <w:numFmt w:val="bullet"/>
+      <w:lvlText w:val=""/>
+      <w:lvlJc w:val="left"/>
+      <w:pPr>
+        <w:tabs>
+          <w:tab w:val="num" w:pos="3600"/>
+        </w:tabs>
+        <w:ind w:left="3600" w:hanging="360"/>
+      </w:pPr>
+      <w:rPr>
+        <w:rFonts w:ascii="Wingdings" w:hAnsi="Wingdings" w:hint="default"/>
+        <w:sz w:val="20"/>
+      </w:rPr>
+    </w:lvl>
+    <w:lvl w:ilvl="5" w:tentative="1">
+      <w:start w:val="1"/>
+      <w:numFmt w:val="bullet"/>
+      <w:lvlText w:val=""/>
+      <w:lvlJc w:val="left"/>
+      <w:pPr>
+        <w:tabs>
+          <w:tab w:val="num" w:pos="4320"/>
+        </w:tabs>
+        <w:ind w:left="4320" w:hanging="360"/>
+      </w:pPr>
+      <w:rPr>
+        <w:rFonts w:ascii="Wingdings" w:hAnsi="Wingdings" w:hint="default"/>
+        <w:sz w:val="20"/>
+      </w:rPr>
+    </w:lvl>
+    <w:lvl w:ilvl="6" w:tentative="1">
+      <w:start w:val="1"/>
+      <w:numFmt w:val="bullet"/>
+      <w:lvlText w:val=""/>
+      <w:lvlJc w:val="left"/>
+      <w:pPr>
+        <w:tabs>
+          <w:tab w:val="num" w:pos="5040"/>
+        </w:tabs>
+        <w:ind w:left="5040" w:hanging="360"/>
+      </w:pPr>
+      <w:rPr>
+        <w:rFonts w:ascii="Wingdings" w:hAnsi="Wingdings" w:hint="default"/>
+        <w:sz w:val="20"/>
+      </w:rPr>
+    </w:lvl>
+    <w:lvl w:ilvl="7" w:tentative="1">
+      <w:start w:val="1"/>
+      <w:numFmt w:val="bullet"/>
+      <w:lvlText w:val=""/>
+      <w:lvlJc w:val="left"/>
+      <w:pPr>
+        <w:tabs>
+          <w:tab w:val="num" w:pos="5760"/>
+        </w:tabs>
+        <w:ind w:left="5760" w:hanging="360"/>
+      </w:pPr>
+      <w:rPr>
+        <w:rFonts w:ascii="Wingdings" w:hAnsi="Wingdings" w:hint="default"/>
+        <w:sz w:val="20"/>
+      </w:rPr>
+    </w:lvl>
+    <w:lvl w:ilvl="8" w:tentative="1">
+      <w:start w:val="1"/>
+      <w:numFmt w:val="bullet"/>
+      <w:lvlText w:val=""/>
+      <w:lvlJc w:val="left"/>
+      <w:pPr>
+        <w:tabs>
+          <w:tab w:val="num" w:pos="6480"/>
+        </w:tabs>
+        <w:ind w:left="6480" w:hanging="360"/>
+      </w:pPr>
+      <w:rPr>
+        <w:rFonts w:ascii="Wingdings" w:hAnsi="Wingdings" w:hint="default"/>
+        <w:sz w:val="20"/>
+      </w:rPr>
+    </w:lvl>
+  </w:abstractNum>
+  <w:abstractNum w:abstractNumId="26" w15:restartNumberingAfterBreak="0">
     <w:nsid w:val="72016576"/>
     <w:multiLevelType w:val="multilevel"/>
     <w:tmpl w:val="749C0542"/>
@@ -13775,7 +15409,156 @@
       </w:rPr>
     </w:lvl>
   </w:abstractNum>
-  <w:abstractNum w:abstractNumId="23" w15:restartNumberingAfterBreak="0">
+  <w:abstractNum w:abstractNumId="27" w15:restartNumberingAfterBreak="0">
+    <w:nsid w:val="7D865EC6"/>
+    <w:multiLevelType w:val="multilevel"/>
+    <w:tmpl w:val="4AAAC23A"/>
+    <w:lvl w:ilvl="0">
+      <w:start w:val="1"/>
+      <w:numFmt w:val="bullet"/>
+      <w:lvlText w:val=""/>
+      <w:lvlJc w:val="left"/>
+      <w:pPr>
+        <w:tabs>
+          <w:tab w:val="num" w:pos="720"/>
+        </w:tabs>
+        <w:ind w:left="720" w:hanging="360"/>
+      </w:pPr>
+      <w:rPr>
+        <w:rFonts w:ascii="Symbol" w:hAnsi="Symbol" w:hint="default"/>
+        <w:sz w:val="20"/>
+      </w:rPr>
+    </w:lvl>
+    <w:lvl w:ilvl="1" w:tentative="1">
+      <w:start w:val="1"/>
+      <w:numFmt w:val="bullet"/>
+      <w:lvlText w:val="o"/>
+      <w:lvlJc w:val="left"/>
+      <w:pPr>
+        <w:tabs>
+          <w:tab w:val="num" w:pos="1440"/>
+        </w:tabs>
+        <w:ind w:left="1440" w:hanging="360"/>
+      </w:pPr>
+      <w:rPr>
+        <w:rFonts w:ascii="Courier New" w:hAnsi="Courier New" w:hint="default"/>
+        <w:sz w:val="20"/>
+      </w:rPr>
+    </w:lvl>
+    <w:lvl w:ilvl="2" w:tentative="1">
+      <w:start w:val="1"/>
+      <w:numFmt w:val="bullet"/>
+      <w:lvlText w:val=""/>
+      <w:lvlJc w:val="left"/>
+      <w:pPr>
+        <w:tabs>
+          <w:tab w:val="num" w:pos="2160"/>
+        </w:tabs>
+        <w:ind w:left="2160" w:hanging="360"/>
+      </w:pPr>
+      <w:rPr>
+        <w:rFonts w:ascii="Wingdings" w:hAnsi="Wingdings" w:hint="default"/>
+        <w:sz w:val="20"/>
+      </w:rPr>
+    </w:lvl>
+    <w:lvl w:ilvl="3" w:tentative="1">
+      <w:start w:val="1"/>
+      <w:numFmt w:val="bullet"/>
+      <w:lvlText w:val=""/>
+      <w:lvlJc w:val="left"/>
+      <w:pPr>
+        <w:tabs>
+          <w:tab w:val="num" w:pos="2880"/>
+        </w:tabs>
+        <w:ind w:left="2880" w:hanging="360"/>
+      </w:pPr>
+      <w:rPr>
+        <w:rFonts w:ascii="Wingdings" w:hAnsi="Wingdings" w:hint="default"/>
+        <w:sz w:val="20"/>
+      </w:rPr>
+    </w:lvl>
+    <w:lvl w:ilvl="4" w:tentative="1">
+      <w:start w:val="1"/>
+      <w:numFmt w:val="bullet"/>
+      <w:lvlText w:val=""/>
+      <w:lvlJc w:val="left"/>
+      <w:pPr>
+        <w:tabs>
+          <w:tab w:val="num" w:pos="3600"/>
+        </w:tabs>
+        <w:ind w:left="3600" w:hanging="360"/>
+      </w:pPr>
+      <w:rPr>
+        <w:rFonts w:ascii="Wingdings" w:hAnsi="Wingdings" w:hint="default"/>
+        <w:sz w:val="20"/>
+      </w:rPr>
+    </w:lvl>
+    <w:lvl w:ilvl="5" w:tentative="1">
+      <w:start w:val="1"/>
+      <w:numFmt w:val="bullet"/>
+      <w:lvlText w:val=""/>
+      <w:lvlJc w:val="left"/>
+      <w:pPr>
+        <w:tabs>
+          <w:tab w:val="num" w:pos="4320"/>
+        </w:tabs>
+        <w:ind w:left="4320" w:hanging="360"/>
+      </w:pPr>
+      <w:rPr>
+        <w:rFonts w:ascii="Wingdings" w:hAnsi="Wingdings" w:hint="default"/>
+        <w:sz w:val="20"/>
+      </w:rPr>
+    </w:lvl>
+    <w:lvl w:ilvl="6" w:tentative="1">
+      <w:start w:val="1"/>
+      <w:numFmt w:val="bullet"/>
+      <w:lvlText w:val=""/>
+      <w:lvlJc w:val="left"/>
+      <w:pPr>
+        <w:tabs>
+          <w:tab w:val="num" w:pos="5040"/>
+        </w:tabs>
+        <w:ind w:left="5040" w:hanging="360"/>
+      </w:pPr>
+      <w:rPr>
+        <w:rFonts w:ascii="Wingdings" w:hAnsi="Wingdings" w:hint="default"/>
+        <w:sz w:val="20"/>
+      </w:rPr>
+    </w:lvl>
+    <w:lvl w:ilvl="7" w:tentative="1">
+      <w:start w:val="1"/>
+      <w:numFmt w:val="bullet"/>
+      <w:lvlText w:val=""/>
+      <w:lvlJc w:val="left"/>
+      <w:pPr>
+        <w:tabs>
+          <w:tab w:val="num" w:pos="5760"/>
+        </w:tabs>
+        <w:ind w:left="5760" w:hanging="360"/>
+      </w:pPr>
+      <w:rPr>
+        <w:rFonts w:ascii="Wingdings" w:hAnsi="Wingdings" w:hint="default"/>
+        <w:sz w:val="20"/>
+      </w:rPr>
+    </w:lvl>
+    <w:lvl w:ilvl="8" w:tentative="1">
+      <w:start w:val="1"/>
+      <w:numFmt w:val="bullet"/>
+      <w:lvlText w:val=""/>
+      <w:lvlJc w:val="left"/>
+      <w:pPr>
+        <w:tabs>
+          <w:tab w:val="num" w:pos="6480"/>
+        </w:tabs>
+        <w:ind w:left="6480" w:hanging="360"/>
+      </w:pPr>
+      <w:rPr>
+        <w:rFonts w:ascii="Wingdings" w:hAnsi="Wingdings" w:hint="default"/>
+        <w:sz w:val="20"/>
+      </w:rPr>
+    </w:lvl>
+  </w:abstractNum>
+  <w:abstractNum w:abstractNumId="28" w15:restartNumberingAfterBreak="0">
     <w:nsid w:val="7DF1687F"/>
     <w:multiLevelType w:val="multilevel"/>
     <w:tmpl w:val="5BC4C2D8"/>
@@ -13925,76 +15708,91 @@
     </w:lvl>
   </w:abstractNum>
   <w:num w:numId="1" w16cid:durableId="1439595140">
-    <w:abstractNumId w:val="13"/>
+    <w:abstractNumId w:val="14"/>
   </w:num>
   <w:num w:numId="2" w16cid:durableId="2062240809">
     <w:abstractNumId w:val="0"/>
   </w:num>
   <w:num w:numId="3" w16cid:durableId="532497400">
+    <w:abstractNumId w:val="8"/>
+  </w:num>
+  <w:num w:numId="4" w16cid:durableId="1934361557">
+    <w:abstractNumId w:val="21"/>
+  </w:num>
+  <w:num w:numId="5" w16cid:durableId="433944698">
+    <w:abstractNumId w:val="13"/>
+  </w:num>
+  <w:num w:numId="6" w16cid:durableId="552036275">
+    <w:abstractNumId w:val="24"/>
+  </w:num>
+  <w:num w:numId="7" w16cid:durableId="111286976">
     <w:abstractNumId w:val="7"/>
   </w:num>
-  <w:num w:numId="4" w16cid:durableId="1934361557">
-    <w:abstractNumId w:val="19"/>
-  </w:num>
-  <w:num w:numId="5" w16cid:durableId="433944698">
-    <w:abstractNumId w:val="12"/>
-  </w:num>
-  <w:num w:numId="6" w16cid:durableId="552036275">
-    <w:abstractNumId w:val="21"/>
-  </w:num>
-  <w:num w:numId="7" w16cid:durableId="111286976">
-    <w:abstractNumId w:val="6"/>
-  </w:num>
   <w:num w:numId="8" w16cid:durableId="474489656">
-    <w:abstractNumId w:val="18"/>
+    <w:abstractNumId w:val="20"/>
   </w:num>
   <w:num w:numId="9" w16cid:durableId="1624995908">
     <w:abstractNumId w:val="2"/>
   </w:num>
   <w:num w:numId="10" w16cid:durableId="947083625">
+    <w:abstractNumId w:val="28"/>
+  </w:num>
+  <w:num w:numId="11" w16cid:durableId="523638412">
+    <w:abstractNumId w:val="16"/>
+  </w:num>
+  <w:num w:numId="12" w16cid:durableId="1609894514">
+    <w:abstractNumId w:val="10"/>
+  </w:num>
+  <w:num w:numId="13" w16cid:durableId="1329097906">
     <w:abstractNumId w:val="23"/>
   </w:num>
-  <w:num w:numId="11" w16cid:durableId="523638412">
-    <w:abstractNumId w:val="15"/>
-  </w:num>
-  <w:num w:numId="12" w16cid:durableId="1609894514">
-    <w:abstractNumId w:val="9"/>
-  </w:num>
-  <w:num w:numId="13" w16cid:durableId="1329097906">
-    <w:abstractNumId w:val="20"/>
-  </w:num>
   <w:num w:numId="14" w16cid:durableId="110826479">
-    <w:abstractNumId w:val="10"/>
+    <w:abstractNumId w:val="11"/>
   </w:num>
   <w:num w:numId="15" w16cid:durableId="734277969">
-    <w:abstractNumId w:val="16"/>
+    <w:abstractNumId w:val="18"/>
   </w:num>
   <w:num w:numId="16" w16cid:durableId="2107918069">
-    <w:abstractNumId w:val="22"/>
+    <w:abstractNumId w:val="26"/>
   </w:num>
   <w:num w:numId="17" w16cid:durableId="482236572">
-    <w:abstractNumId w:val="5"/>
+    <w:abstractNumId w:val="6"/>
   </w:num>
   <w:num w:numId="18" w16cid:durableId="2048293936">
-    <w:abstractNumId w:val="11"/>
+    <w:abstractNumId w:val="12"/>
   </w:num>
   <w:num w:numId="19" w16cid:durableId="104354020">
-    <w:abstractNumId w:val="4"/>
+    <w:abstractNumId w:val="5"/>
   </w:num>
   <w:num w:numId="20" w16cid:durableId="64030036">
     <w:abstractNumId w:val="1"/>
   </w:num>
   <w:num w:numId="21" w16cid:durableId="1806893965">
+    <w:abstractNumId w:val="4"/>
+  </w:num>
+  <w:num w:numId="22" w16cid:durableId="577205131">
+    <w:abstractNumId w:val="9"/>
+  </w:num>
+  <w:num w:numId="23" w16cid:durableId="1213806712">
+    <w:abstractNumId w:val="15"/>
+  </w:num>
+  <w:num w:numId="24" w16cid:durableId="1358851221">
+    <w:abstractNumId w:val="19"/>
+  </w:num>
+  <w:num w:numId="25" w16cid:durableId="850337300">
     <w:abstractNumId w:val="3"/>
   </w:num>
-  <w:num w:numId="22" w16cid:durableId="577205131">
-    <w:abstractNumId w:val="8"/>
+  <w:num w:numId="26" w16cid:durableId="1845700923">
+    <w:abstractNumId w:val="22"/>
   </w:num>
-  <w:num w:numId="23" w16cid:durableId="1213806712">
-    <w:abstractNumId w:val="14"/>
+  <w:num w:numId="27" w16cid:durableId="1340497958">
+    <w:abstractNumId w:val="27"/>
   </w:num>
-  <w:num w:numId="24" w16cid:durableId="1358851221">
+  <w:num w:numId="28" w16cid:durableId="575743970">
     <w:abstractNumId w:val="17"/>
+  </w:num>
+  <w:num w:numId="29" w16cid:durableId="1636763558">
+    <w:abstractNumId w:val="25"/>
   </w:num>
 </w:numbering>
 </file>
@@ -14604,7 +16402,6 @@
   <w:style w:type="character" w:default="1" w:styleId="a0">
     <w:name w:val="Default Paragraph Font"/>
     <w:uiPriority w:val="1"/>
-    <w:semiHidden/>
     <w:unhideWhenUsed/>
   </w:style>
   <w:style w:type="table" w:default="1" w:styleId="a1">

--- a/note_airbnb2.docx
+++ b/note_airbnb2.docx
@@ -9,19 +9,22 @@
           <w:rFonts w:hint="eastAsia"/>
         </w:rPr>
       </w:pPr>
+      <w:proofErr w:type="spellStart"/>
       <w:r>
         <w:rPr>
           <w:rFonts w:hint="eastAsia"/>
         </w:rPr>
         <w:t>SelfPresentation_Multimodal_airbnb</w:t>
       </w:r>
-    </w:p>
-    <w:p>
-      <w:pPr>
-        <w:rPr>
-          <w:rFonts w:hint="eastAsia"/>
-        </w:rPr>
-      </w:pPr>
+      <w:proofErr w:type="spellEnd"/>
+    </w:p>
+    <w:p>
+      <w:pPr>
+        <w:rPr>
+          <w:rFonts w:hint="eastAsia"/>
+        </w:rPr>
+      </w:pPr>
+      <w:proofErr w:type="gramStart"/>
       <w:r>
         <w:rPr>
           <w:rFonts w:hint="eastAsia"/>
@@ -29,25 +32,40 @@
         <w:t>D</w:t>
       </w:r>
       <w:r>
-        <w:t>ate : 28/11/2025</w:t>
-      </w:r>
-    </w:p>
-    <w:p>
-      <w:pPr>
-        <w:rPr>
-          <w:rFonts w:hint="eastAsia"/>
-        </w:rPr>
-      </w:pPr>
-      <w:r>
-        <w:t>ENV : airbnb_env</w:t>
-      </w:r>
-    </w:p>
-    <w:p>
-      <w:pPr>
-        <w:rPr>
-          <w:rFonts w:hint="eastAsia"/>
-        </w:rPr>
-      </w:pPr>
+        <w:t>ate :</w:t>
+      </w:r>
+      <w:proofErr w:type="gramEnd"/>
+      <w:r>
+        <w:t xml:space="preserve"> 28/11/2025</w:t>
+      </w:r>
+    </w:p>
+    <w:p>
+      <w:pPr>
+        <w:rPr>
+          <w:rFonts w:hint="eastAsia"/>
+        </w:rPr>
+      </w:pPr>
+      <w:proofErr w:type="gramStart"/>
+      <w:r>
+        <w:t>ENV :</w:t>
+      </w:r>
+      <w:proofErr w:type="gramEnd"/>
+      <w:r>
+        <w:t xml:space="preserve"> </w:t>
+      </w:r>
+      <w:proofErr w:type="spellStart"/>
+      <w:r>
+        <w:t>airbnb_env</w:t>
+      </w:r>
+      <w:proofErr w:type="spellEnd"/>
+    </w:p>
+    <w:p>
+      <w:pPr>
+        <w:rPr>
+          <w:rFonts w:hint="eastAsia"/>
+        </w:rPr>
+      </w:pPr>
+      <w:proofErr w:type="spellStart"/>
       <w:r>
         <w:rPr>
           <w:rFonts w:hint="eastAsia"/>
@@ -57,11 +75,20 @@
       <w:r>
         <w:t>ithub</w:t>
       </w:r>
-      <w:r>
-        <w:t xml:space="preserve"> folder</w:t>
-      </w:r>
-      <w:r>
-        <w:t xml:space="preserve"> : </w:t>
+      <w:proofErr w:type="spellEnd"/>
+      <w:r>
+        <w:t xml:space="preserve"> </w:t>
+      </w:r>
+      <w:proofErr w:type="gramStart"/>
+      <w:r>
+        <w:t>folder</w:t>
+      </w:r>
+      <w:r>
+        <w:t> :</w:t>
+      </w:r>
+      <w:proofErr w:type="gramEnd"/>
+      <w:r>
+        <w:t xml:space="preserve"> </w:t>
       </w:r>
       <w:r>
         <w:rPr>
@@ -143,12 +170,27 @@
           <w:rFonts w:hint="eastAsia"/>
         </w:rPr>
       </w:pPr>
-      <w:r>
-        <w:t xml:space="preserve">A_preprocess </w:t>
-      </w:r>
-      <w:r>
-        <w:t>+utils.preprocess_data</w:t>
-      </w:r>
+      <w:proofErr w:type="spellStart"/>
+      <w:r>
+        <w:t>A_preprocess</w:t>
+      </w:r>
+      <w:proofErr w:type="spellEnd"/>
+      <w:r>
+        <w:t xml:space="preserve"> </w:t>
+      </w:r>
+      <w:r>
+        <w:t>+</w:t>
+      </w:r>
+      <w:proofErr w:type="spellStart"/>
+      <w:proofErr w:type="gramStart"/>
+      <w:r>
+        <w:t>utils.preprocess</w:t>
+      </w:r>
+      <w:proofErr w:type="gramEnd"/>
+      <w:r>
+        <w:t>_data</w:t>
+      </w:r>
+      <w:proofErr w:type="spellEnd"/>
       <w:r>
         <w:t>:</w:t>
       </w:r>
@@ -207,8 +249,26 @@
           <w:rFonts w:hint="eastAsia"/>
           <w:lang w:val="fr-FR"/>
         </w:rPr>
-        <w:t>选择数据范围 : paris+london</w:t>
-      </w:r>
+        <w:t xml:space="preserve">选择数据范围 : </w:t>
+      </w:r>
+      <w:proofErr w:type="spellStart"/>
+      <w:proofErr w:type="gramStart"/>
+      <w:r>
+        <w:rPr>
+          <w:rFonts w:hint="eastAsia"/>
+          <w:lang w:val="fr-FR"/>
+        </w:rPr>
+        <w:t>paris</w:t>
+      </w:r>
+      <w:proofErr w:type="gramEnd"/>
+      <w:r>
+        <w:rPr>
+          <w:rFonts w:hint="eastAsia"/>
+          <w:lang w:val="fr-FR"/>
+        </w:rPr>
+        <w:t>+london</w:t>
+      </w:r>
+      <w:proofErr w:type="spellEnd"/>
       <w:r>
         <w:rPr>
           <w:lang w:val="fr-FR"/>
@@ -234,6 +294,7 @@
         </w:rPr>
         <w:t> </w:t>
       </w:r>
+      <w:proofErr w:type="spellStart"/>
       <w:r>
         <w:rPr>
           <w:rFonts w:hint="eastAsia"/>
@@ -241,6 +302,7 @@
         </w:rPr>
         <w:t>mars+juin</w:t>
       </w:r>
+      <w:proofErr w:type="spellEnd"/>
     </w:p>
     <w:p>
       <w:pPr>
@@ -283,6 +345,7 @@
           <w:lang w:val="fr-FR"/>
         </w:rPr>
       </w:pPr>
+      <w:proofErr w:type="gramStart"/>
       <w:r>
         <w:rPr>
           <w:rFonts w:hint="eastAsia"/>
@@ -293,6 +356,7 @@
         </w:rPr>
         <w:t>data</w:t>
       </w:r>
+      <w:proofErr w:type="gramEnd"/>
       <w:r>
         <w:rPr>
           <w:b/>
@@ -353,7 +417,15 @@
           <w:rFonts w:hint="eastAsia"/>
           <w:lang w:val="fr-FR"/>
         </w:rPr>
-        <w:t>直接按hos</w:t>
+        <w:t>直接按</w:t>
+      </w:r>
+      <w:proofErr w:type="spellStart"/>
+      <w:r>
+        <w:rPr>
+          <w:rFonts w:hint="eastAsia"/>
+          <w:lang w:val="fr-FR"/>
+        </w:rPr>
+        <w:t>hos</w:t>
       </w:r>
       <w:r>
         <w:rPr>
@@ -361,6 +433,7 @@
         </w:rPr>
         <w:t>t_since</w:t>
       </w:r>
+      <w:proofErr w:type="spellEnd"/>
       <w:r>
         <w:rPr>
           <w:rFonts w:hint="eastAsia"/>
@@ -402,12 +475,21 @@
         </w:rPr>
         <w:t>定位重新</w:t>
       </w:r>
-      <w:r>
-        <w:rPr>
-          <w:rFonts w:hint="eastAsia"/>
-          <w:lang w:val="fr-FR"/>
-        </w:rPr>
-        <w:t>新活跃的</w:t>
+      <w:proofErr w:type="gramStart"/>
+      <w:r>
+        <w:rPr>
+          <w:rFonts w:hint="eastAsia"/>
+          <w:lang w:val="fr-FR"/>
+        </w:rPr>
+        <w:t>新</w:t>
+      </w:r>
+      <w:proofErr w:type="gramEnd"/>
+      <w:r>
+        <w:rPr>
+          <w:rFonts w:hint="eastAsia"/>
+          <w:lang w:val="fr-FR"/>
+        </w:rPr>
+        <w:t>活跃的</w:t>
       </w:r>
       <w:r>
         <w:rPr>
@@ -423,6 +505,7 @@
           <w:rFonts w:hint="eastAsia"/>
         </w:rPr>
       </w:pPr>
+      <w:proofErr w:type="spellStart"/>
       <w:r>
         <w:rPr>
           <w:rFonts w:hint="eastAsia"/>
@@ -430,11 +513,33 @@
         <w:t>Is</w:t>
       </w:r>
       <w:r>
-        <w:t xml:space="preserve">_changed=new_host | </w:t>
-      </w:r>
-      <w:r>
-        <w:t>reactive_host | presentation_change</w:t>
-      </w:r>
+        <w:t>_changed</w:t>
+      </w:r>
+      <w:proofErr w:type="spellEnd"/>
+      <w:r>
+        <w:t>=</w:t>
+      </w:r>
+      <w:proofErr w:type="spellStart"/>
+      <w:r>
+        <w:t>new_host</w:t>
+      </w:r>
+      <w:proofErr w:type="spellEnd"/>
+      <w:r>
+        <w:t xml:space="preserve"> | </w:t>
+      </w:r>
+      <w:proofErr w:type="spellStart"/>
+      <w:r>
+        <w:t>reactive_host</w:t>
+      </w:r>
+      <w:proofErr w:type="spellEnd"/>
+      <w:r>
+        <w:t xml:space="preserve"> | </w:t>
+      </w:r>
+      <w:proofErr w:type="spellStart"/>
+      <w:r>
+        <w:t>presentation_change</w:t>
+      </w:r>
+      <w:proofErr w:type="spellEnd"/>
     </w:p>
     <w:p>
       <w:pPr>
@@ -578,7 +683,23 @@
           <w:rFonts w:hint="eastAsia"/>
           <w:lang w:val="fr-FR"/>
         </w:rPr>
-        <w:t>处理步骤键utils，新增字段见字典</w:t>
+        <w:t>处理步骤键</w:t>
+      </w:r>
+      <w:proofErr w:type="spellStart"/>
+      <w:r>
+        <w:rPr>
+          <w:rFonts w:hint="eastAsia"/>
+          <w:lang w:val="fr-FR"/>
+        </w:rPr>
+        <w:t>utils</w:t>
+      </w:r>
+      <w:proofErr w:type="spellEnd"/>
+      <w:r>
+        <w:rPr>
+          <w:rFonts w:hint="eastAsia"/>
+          <w:lang w:val="fr-FR"/>
+        </w:rPr>
+        <w:t>，新增字段见字典</w:t>
       </w:r>
     </w:p>
     <w:p>
@@ -673,6 +794,7 @@
           <w:rFonts w:hint="eastAsia"/>
         </w:rPr>
       </w:pPr>
+      <w:proofErr w:type="spellStart"/>
       <w:r>
         <w:rPr>
           <w:rFonts w:hint="eastAsia"/>
@@ -692,6 +814,7 @@
         </w:rPr>
         <w:t>+</w:t>
       </w:r>
+      <w:proofErr w:type="gramStart"/>
       <w:r>
         <w:rPr>
           <w:lang w:val="fr-FR"/>
@@ -702,8 +825,16 @@
         <w:rPr>
           <w:lang w:val="fr-FR"/>
         </w:rPr>
-        <w:t>images_auto_annotation</w:t>
-      </w:r>
+        <w:t>images</w:t>
+      </w:r>
+      <w:proofErr w:type="gramEnd"/>
+      <w:r>
+        <w:rPr>
+          <w:lang w:val="fr-FR"/>
+        </w:rPr>
+        <w:t>_auto_annotation</w:t>
+      </w:r>
+      <w:proofErr w:type="spellEnd"/>
       <w:r>
         <w:rPr>
           <w:lang w:val="fr-FR"/>
@@ -749,6 +880,7 @@
           <w:lang w:val="fr-FR"/>
         </w:rPr>
       </w:pPr>
+      <w:proofErr w:type="spellStart"/>
       <w:r>
         <w:rPr>
           <w:rFonts w:hint="eastAsia"/>
@@ -760,16 +892,52 @@
         <w:rPr>
           <w:lang w:val="fr-FR"/>
         </w:rPr>
-        <w:t>mages_TEST, images_TRAIN, images_POOL :300 </w:t>
-      </w:r>
-    </w:p>
-    <w:p>
-      <w:pPr>
-        <w:rPr>
-          <w:rFonts w:hint="eastAsia"/>
-          <w:lang w:val="fr-FR"/>
-        </w:rPr>
-      </w:pPr>
+        <w:t>mages_TEST</w:t>
+      </w:r>
+      <w:proofErr w:type="spellEnd"/>
+      <w:r>
+        <w:rPr>
+          <w:lang w:val="fr-FR"/>
+        </w:rPr>
+        <w:t xml:space="preserve">, </w:t>
+      </w:r>
+      <w:proofErr w:type="spellStart"/>
+      <w:r>
+        <w:rPr>
+          <w:lang w:val="fr-FR"/>
+        </w:rPr>
+        <w:t>images_TRAIN</w:t>
+      </w:r>
+      <w:proofErr w:type="spellEnd"/>
+      <w:r>
+        <w:rPr>
+          <w:lang w:val="fr-FR"/>
+        </w:rPr>
+        <w:t xml:space="preserve">, </w:t>
+      </w:r>
+      <w:proofErr w:type="spellStart"/>
+      <w:r>
+        <w:rPr>
+          <w:lang w:val="fr-FR"/>
+        </w:rPr>
+        <w:t>images_POOL</w:t>
+      </w:r>
+      <w:proofErr w:type="spellEnd"/>
+      <w:r>
+        <w:rPr>
+          <w:lang w:val="fr-FR"/>
+        </w:rPr>
+        <w:t> :300 </w:t>
+      </w:r>
+    </w:p>
+    <w:p>
+      <w:pPr>
+        <w:rPr>
+          <w:rFonts w:hint="eastAsia"/>
+          <w:lang w:val="fr-FR"/>
+        </w:rPr>
+      </w:pPr>
+      <w:proofErr w:type="spellStart"/>
       <w:r>
         <w:rPr>
           <w:rFonts w:hint="eastAsia"/>
@@ -783,6 +951,7 @@
         </w:rPr>
         <w:t>s_annotations</w:t>
       </w:r>
+      <w:proofErr w:type="spellEnd"/>
       <w:r>
         <w:rPr>
           <w:lang w:val="fr-FR"/>
@@ -825,6 +994,7 @@
           <w:lang w:val="fr-FR"/>
         </w:rPr>
       </w:pPr>
+      <w:proofErr w:type="spellStart"/>
       <w:r>
         <w:rPr>
           <w:rFonts w:hint="eastAsia"/>
@@ -836,7 +1006,14 @@
         <w:rPr>
           <w:lang w:val="fr-FR"/>
         </w:rPr>
-        <w:t>s_default_pic :</w:t>
+        <w:t>s_default_pic</w:t>
+      </w:r>
+      <w:proofErr w:type="spellEnd"/>
+      <w:r>
+        <w:rPr>
+          <w:lang w:val="fr-FR"/>
+        </w:rPr>
+        <w:t> :</w:t>
       </w:r>
     </w:p>
     <w:p>
@@ -858,6 +1035,7 @@
           <w:rFonts w:hint="eastAsia"/>
         </w:rPr>
       </w:pPr>
+      <w:proofErr w:type="spellStart"/>
       <w:r>
         <w:rPr>
           <w:rFonts w:hint="eastAsia"/>
@@ -865,7 +1043,11 @@
         <w:t>H</w:t>
       </w:r>
       <w:r>
-        <w:t>as_person :1/0</w:t>
+        <w:t>as_person</w:t>
+      </w:r>
+      <w:proofErr w:type="spellEnd"/>
+      <w:r>
+        <w:t> :1/0</w:t>
       </w:r>
     </w:p>
     <w:p>
@@ -889,6 +1071,7 @@
           <w:rFonts w:hint="eastAsia"/>
         </w:rPr>
       </w:pPr>
+      <w:proofErr w:type="gramStart"/>
       <w:r>
         <w:rPr>
           <w:rFonts w:hint="eastAsia"/>
@@ -896,7 +1079,11 @@
         <w:t>T</w:t>
       </w:r>
       <w:r>
-        <w:t xml:space="preserve">ype : </w:t>
+        <w:t>ype :</w:t>
+      </w:r>
+      <w:proofErr w:type="gramEnd"/>
+      <w:r>
+        <w:t xml:space="preserve"> </w:t>
       </w:r>
       <w:r>
         <w:t xml:space="preserve">(activity) </w:t>
@@ -937,6 +1124,7 @@
           <w:lang w:val="fr-FR"/>
         </w:rPr>
       </w:pPr>
+      <w:proofErr w:type="spellStart"/>
       <w:r>
         <w:rPr>
           <w:rFonts w:hint="eastAsia"/>
@@ -951,6 +1139,7 @@
         </w:rPr>
         <w:t>s_smiling</w:t>
       </w:r>
+      <w:proofErr w:type="spellEnd"/>
     </w:p>
     <w:p>
       <w:pPr>
@@ -964,6 +1153,7 @@
           <w:lang w:val="fr-FR"/>
         </w:rPr>
       </w:pPr>
+      <w:proofErr w:type="spellStart"/>
       <w:r>
         <w:rPr>
           <w:rFonts w:hint="eastAsia"/>
@@ -977,6 +1167,7 @@
         </w:rPr>
         <w:t>uality</w:t>
       </w:r>
+      <w:proofErr w:type="spellEnd"/>
     </w:p>
     <w:p>
       <w:pPr>
@@ -990,6 +1181,7 @@
           <w:lang w:val="fr-FR"/>
         </w:rPr>
       </w:pPr>
+      <w:proofErr w:type="spellStart"/>
       <w:r>
         <w:rPr>
           <w:rFonts w:hint="eastAsia"/>
@@ -1001,46 +1193,75 @@
         <w:rPr>
           <w:lang w:val="fr-FR"/>
         </w:rPr>
-        <w:t>ex : F/M/MIX/UNK</w:t>
-      </w:r>
-    </w:p>
-    <w:p>
-      <w:pPr>
-        <w:rPr>
-          <w:rFonts w:hint="eastAsia"/>
-          <w:lang w:val="fr-FR"/>
-        </w:rPr>
-      </w:pPr>
-    </w:p>
-    <w:p>
-      <w:pPr>
-        <w:rPr>
-          <w:rFonts w:hint="eastAsia"/>
-          <w:lang w:val="fr-FR"/>
-        </w:rPr>
-      </w:pPr>
-    </w:p>
-    <w:p>
-      <w:pPr>
-        <w:rPr>
-          <w:rFonts w:hint="eastAsia"/>
-          <w:lang w:val="fr-FR"/>
-        </w:rPr>
-      </w:pPr>
-    </w:p>
-    <w:p>
-      <w:pPr>
-        <w:rPr>
-          <w:rFonts w:hint="eastAsia"/>
-          <w:lang w:val="fr-FR"/>
-        </w:rPr>
-      </w:pPr>
-      <w:r>
-        <w:rPr>
-          <w:lang w:val="fr-FR"/>
-        </w:rPr>
-        <w:t>==sex X has_person</w:t>
-      </w:r>
+        <w:t>ex</w:t>
+      </w:r>
+      <w:proofErr w:type="spellEnd"/>
+      <w:r>
+        <w:rPr>
+          <w:lang w:val="fr-FR"/>
+        </w:rPr>
+        <w:t> : F/M/MIX/UNK</w:t>
+      </w:r>
+    </w:p>
+    <w:p>
+      <w:pPr>
+        <w:rPr>
+          <w:rFonts w:hint="eastAsia"/>
+          <w:lang w:val="fr-FR"/>
+        </w:rPr>
+      </w:pPr>
+    </w:p>
+    <w:p>
+      <w:pPr>
+        <w:rPr>
+          <w:rFonts w:hint="eastAsia"/>
+          <w:lang w:val="fr-FR"/>
+        </w:rPr>
+      </w:pPr>
+    </w:p>
+    <w:p>
+      <w:pPr>
+        <w:rPr>
+          <w:rFonts w:hint="eastAsia"/>
+          <w:lang w:val="fr-FR"/>
+        </w:rPr>
+      </w:pPr>
+    </w:p>
+    <w:p>
+      <w:pPr>
+        <w:rPr>
+          <w:rFonts w:hint="eastAsia"/>
+          <w:lang w:val="fr-FR"/>
+        </w:rPr>
+      </w:pPr>
+      <w:r>
+        <w:rPr>
+          <w:lang w:val="fr-FR"/>
+        </w:rPr>
+        <w:t>==</w:t>
+      </w:r>
+      <w:proofErr w:type="spellStart"/>
+      <w:r>
+        <w:rPr>
+          <w:lang w:val="fr-FR"/>
+        </w:rPr>
+        <w:t>sex</w:t>
+      </w:r>
+      <w:proofErr w:type="spellEnd"/>
+      <w:r>
+        <w:rPr>
+          <w:lang w:val="fr-FR"/>
+        </w:rPr>
+        <w:t xml:space="preserve"> X </w:t>
+      </w:r>
+      <w:proofErr w:type="spellStart"/>
+      <w:r>
+        <w:rPr>
+          <w:lang w:val="fr-FR"/>
+        </w:rPr>
+        <w:t>has_person</w:t>
+      </w:r>
+      <w:proofErr w:type="spellEnd"/>
       <w:r>
         <w:rPr>
           <w:lang w:val="fr-FR"/>
@@ -1111,6 +1332,7 @@
           <w:lang w:val="fr-FR"/>
         </w:rPr>
       </w:pPr>
+      <w:proofErr w:type="spellStart"/>
       <w:r>
         <w:rPr>
           <w:rFonts w:hint="eastAsia"/>
@@ -1124,6 +1346,7 @@
         </w:rPr>
         <w:t>un_zsc</w:t>
       </w:r>
+      <w:proofErr w:type="spellEnd"/>
     </w:p>
     <w:tbl>
       <w:tblPr>
@@ -1239,7 +1462,21 @@
               <w:rPr>
                 <w:color w:val="0070C0"/>
               </w:rPr>
-              <w:t>原始 df（不动）</w:t>
+              <w:t xml:space="preserve">原始 </w:t>
+            </w:r>
+            <w:proofErr w:type="spellStart"/>
+            <w:r>
+              <w:rPr>
+                <w:color w:val="0070C0"/>
+              </w:rPr>
+              <w:t>df</w:t>
+            </w:r>
+            <w:proofErr w:type="spellEnd"/>
+            <w:r>
+              <w:rPr>
+                <w:color w:val="0070C0"/>
+              </w:rPr>
+              <w:t>（不动）</w:t>
             </w:r>
           </w:p>
         </w:tc>
@@ -1333,7 +1570,21 @@
               <w:rPr>
                 <w:color w:val="0070C0"/>
               </w:rPr>
-              <w:t>从 result 推断（而不是手写 start_at）</w:t>
+              <w:t xml:space="preserve">从 result 推断（而不是手写 </w:t>
+            </w:r>
+            <w:proofErr w:type="spellStart"/>
+            <w:r>
+              <w:rPr>
+                <w:color w:val="0070C0"/>
+              </w:rPr>
+              <w:t>start_at</w:t>
+            </w:r>
+            <w:proofErr w:type="spellEnd"/>
+            <w:r>
+              <w:rPr>
+                <w:color w:val="0070C0"/>
+              </w:rPr>
+              <w:t>）</w:t>
             </w:r>
           </w:p>
         </w:tc>
@@ -1380,6 +1631,7 @@
           <w:bCs/>
         </w:rPr>
       </w:pPr>
+      <w:proofErr w:type="spellStart"/>
       <w:r>
         <w:rPr>
           <w:rFonts w:hint="eastAsia"/>
@@ -1393,17 +1645,26 @@
           <w:b/>
           <w:bCs/>
         </w:rPr>
-        <w:t>f__raw</w:t>
-      </w:r>
-    </w:p>
-    <w:p>
-      <w:pPr>
-        <w:rPr>
-          <w:rFonts w:hint="eastAsia"/>
-          <w:b/>
-          <w:bCs/>
-        </w:rPr>
-      </w:pPr>
+        <w:t>f</w:t>
+      </w:r>
+      <w:proofErr w:type="spellEnd"/>
+      <w:r>
+        <w:rPr>
+          <w:b/>
+          <w:bCs/>
+        </w:rPr>
+        <w:t>__raw</w:t>
+      </w:r>
+    </w:p>
+    <w:p>
+      <w:pPr>
+        <w:rPr>
+          <w:rFonts w:hint="eastAsia"/>
+          <w:b/>
+          <w:bCs/>
+        </w:rPr>
+      </w:pPr>
+      <w:proofErr w:type="spellStart"/>
       <w:r>
         <w:rPr>
           <w:rFonts w:hint="eastAsia"/>
@@ -1419,15 +1680,17 @@
         </w:rPr>
         <w:t>f_split</w:t>
       </w:r>
-    </w:p>
-    <w:p>
-      <w:pPr>
-        <w:rPr>
-          <w:rFonts w:hint="eastAsia"/>
-          <w:b/>
-          <w:bCs/>
-        </w:rPr>
-      </w:pPr>
+      <w:proofErr w:type="spellEnd"/>
+    </w:p>
+    <w:p>
+      <w:pPr>
+        <w:rPr>
+          <w:rFonts w:hint="eastAsia"/>
+          <w:b/>
+          <w:bCs/>
+        </w:rPr>
+      </w:pPr>
+      <w:proofErr w:type="spellStart"/>
       <w:r>
         <w:rPr>
           <w:rFonts w:hint="eastAsia"/>
@@ -1441,17 +1704,51 @@
           <w:b/>
           <w:bCs/>
         </w:rPr>
-        <w:t>f_processed : host_variables</w:t>
-      </w:r>
-    </w:p>
-    <w:p>
-      <w:pPr>
-        <w:rPr>
-          <w:rFonts w:hint="eastAsia"/>
-          <w:b/>
-          <w:bCs/>
-        </w:rPr>
-      </w:pPr>
+        <w:t>f_</w:t>
+      </w:r>
+      <w:proofErr w:type="gramStart"/>
+      <w:r>
+        <w:rPr>
+          <w:b/>
+          <w:bCs/>
+        </w:rPr>
+        <w:t>processed</w:t>
+      </w:r>
+      <w:proofErr w:type="spellEnd"/>
+      <w:r>
+        <w:rPr>
+          <w:b/>
+          <w:bCs/>
+        </w:rPr>
+        <w:t> :</w:t>
+      </w:r>
+      <w:proofErr w:type="gramEnd"/>
+      <w:r>
+        <w:rPr>
+          <w:b/>
+          <w:bCs/>
+        </w:rPr>
+        <w:t xml:space="preserve"> </w:t>
+      </w:r>
+      <w:proofErr w:type="spellStart"/>
+      <w:r>
+        <w:rPr>
+          <w:b/>
+          <w:bCs/>
+        </w:rPr>
+        <w:t>host_variables</w:t>
+      </w:r>
+      <w:proofErr w:type="spellEnd"/>
+    </w:p>
+    <w:p>
+      <w:pPr>
+        <w:rPr>
+          <w:rFonts w:hint="eastAsia"/>
+          <w:b/>
+          <w:bCs/>
+        </w:rPr>
+      </w:pPr>
+      <w:proofErr w:type="spellStart"/>
       <w:r>
         <w:rPr>
           <w:rFonts w:hint="eastAsia"/>
@@ -1465,18 +1762,36 @@
           <w:b/>
           <w:bCs/>
         </w:rPr>
-        <w:t>f_filtered: proxy, obj vars, location, cols_to_keep</w:t>
-      </w:r>
-    </w:p>
-    <w:p>
-      <w:pPr>
-        <w:rPr>
-          <w:rFonts w:hint="eastAsia"/>
-          <w:b/>
-          <w:bCs/>
-          <w:lang w:val="fr-FR"/>
-        </w:rPr>
-      </w:pPr>
+        <w:t>f_filtered</w:t>
+      </w:r>
+      <w:proofErr w:type="spellEnd"/>
+      <w:r>
+        <w:rPr>
+          <w:b/>
+          <w:bCs/>
+        </w:rPr>
+        <w:t xml:space="preserve">: proxy, obj vars, location, </w:t>
+      </w:r>
+      <w:proofErr w:type="spellStart"/>
+      <w:r>
+        <w:rPr>
+          <w:b/>
+          <w:bCs/>
+        </w:rPr>
+        <w:t>cols_to_keep</w:t>
+      </w:r>
+      <w:proofErr w:type="spellEnd"/>
+    </w:p>
+    <w:p>
+      <w:pPr>
+        <w:rPr>
+          <w:rFonts w:hint="eastAsia"/>
+          <w:b/>
+          <w:bCs/>
+          <w:lang w:val="fr-FR"/>
+        </w:rPr>
+      </w:pPr>
+      <w:proofErr w:type="spellStart"/>
       <w:r>
         <w:rPr>
           <w:rFonts w:hint="eastAsia"/>
@@ -1493,8 +1808,63 @@
           <w:bCs/>
           <w:lang w:val="fr-FR"/>
         </w:rPr>
-        <w:t>f_unique : dropna, drop_duplicates on host_about</w:t>
-      </w:r>
+        <w:t>f_unique</w:t>
+      </w:r>
+      <w:proofErr w:type="spellEnd"/>
+      <w:r>
+        <w:rPr>
+          <w:b/>
+          <w:bCs/>
+          <w:lang w:val="fr-FR"/>
+        </w:rPr>
+        <w:t xml:space="preserve"> : </w:t>
+      </w:r>
+      <w:proofErr w:type="spellStart"/>
+      <w:r>
+        <w:rPr>
+          <w:b/>
+          <w:bCs/>
+          <w:lang w:val="fr-FR"/>
+        </w:rPr>
+        <w:t>dropna</w:t>
+      </w:r>
+      <w:proofErr w:type="spellEnd"/>
+      <w:r>
+        <w:rPr>
+          <w:b/>
+          <w:bCs/>
+          <w:lang w:val="fr-FR"/>
+        </w:rPr>
+        <w:t xml:space="preserve">, </w:t>
+      </w:r>
+      <w:proofErr w:type="spellStart"/>
+      <w:r>
+        <w:rPr>
+          <w:b/>
+          <w:bCs/>
+          <w:lang w:val="fr-FR"/>
+        </w:rPr>
+        <w:t>drop_duplicates</w:t>
+      </w:r>
+      <w:proofErr w:type="spellEnd"/>
+      <w:r>
+        <w:rPr>
+          <w:b/>
+          <w:bCs/>
+          <w:lang w:val="fr-FR"/>
+        </w:rPr>
+        <w:t xml:space="preserve"> on </w:t>
+      </w:r>
+      <w:proofErr w:type="spellStart"/>
+      <w:r>
+        <w:rPr>
+          <w:b/>
+          <w:bCs/>
+          <w:lang w:val="fr-FR"/>
+        </w:rPr>
+        <w:t>host_about</w:t>
+      </w:r>
+      <w:proofErr w:type="spellEnd"/>
     </w:p>
     <w:p>
       <w:pPr>
@@ -1508,6 +1878,7 @@
           <w:lang w:val="fr-FR"/>
         </w:rPr>
       </w:pPr>
+      <w:proofErr w:type="spellStart"/>
       <w:r>
         <w:rPr>
           <w:rFonts w:hint="eastAsia"/>
@@ -1523,8 +1894,45 @@
           <w:bCs/>
           <w:lang w:val="fr-FR"/>
         </w:rPr>
-        <w:t>f_zsc: zsc</w:t>
-      </w:r>
+        <w:t>f_</w:t>
+      </w:r>
+      <w:proofErr w:type="gramStart"/>
+      <w:r>
+        <w:rPr>
+          <w:b/>
+          <w:bCs/>
+          <w:lang w:val="fr-FR"/>
+        </w:rPr>
+        <w:t>zsc</w:t>
+      </w:r>
+      <w:proofErr w:type="spellEnd"/>
+      <w:r>
+        <w:rPr>
+          <w:b/>
+          <w:bCs/>
+          <w:lang w:val="fr-FR"/>
+        </w:rPr>
+        <w:t>:</w:t>
+      </w:r>
+      <w:proofErr w:type="gramEnd"/>
+      <w:r>
+        <w:rPr>
+          <w:b/>
+          <w:bCs/>
+          <w:lang w:val="fr-FR"/>
+        </w:rPr>
+        <w:t xml:space="preserve"> </w:t>
+      </w:r>
+      <w:proofErr w:type="spellStart"/>
+      <w:r>
+        <w:rPr>
+          <w:b/>
+          <w:bCs/>
+          <w:lang w:val="fr-FR"/>
+        </w:rPr>
+        <w:t>zsc</w:t>
+      </w:r>
+      <w:proofErr w:type="spellEnd"/>
       <w:r>
         <w:rPr>
           <w:rFonts w:hint="eastAsia"/>
@@ -1559,6 +1967,7 @@
           <w:bCs/>
         </w:rPr>
       </w:pPr>
+      <w:proofErr w:type="spellStart"/>
       <w:r>
         <w:rPr>
           <w:rFonts w:hint="eastAsia"/>
@@ -1572,7 +1981,63 @@
           <w:b/>
           <w:bCs/>
         </w:rPr>
-        <w:t xml:space="preserve">f_items : zsc merged back to df_filtered </w:t>
+        <w:t>f_</w:t>
+      </w:r>
+      <w:proofErr w:type="gramStart"/>
+      <w:r>
+        <w:rPr>
+          <w:b/>
+          <w:bCs/>
+        </w:rPr>
+        <w:t>items</w:t>
+      </w:r>
+      <w:proofErr w:type="spellEnd"/>
+      <w:r>
+        <w:rPr>
+          <w:b/>
+          <w:bCs/>
+        </w:rPr>
+        <w:t> :</w:t>
+      </w:r>
+      <w:proofErr w:type="gramEnd"/>
+      <w:r>
+        <w:rPr>
+          <w:b/>
+          <w:bCs/>
+        </w:rPr>
+        <w:t xml:space="preserve"> </w:t>
+      </w:r>
+      <w:proofErr w:type="spellStart"/>
+      <w:r>
+        <w:rPr>
+          <w:b/>
+          <w:bCs/>
+        </w:rPr>
+        <w:t>zsc</w:t>
+      </w:r>
+      <w:proofErr w:type="spellEnd"/>
+      <w:r>
+        <w:rPr>
+          <w:b/>
+          <w:bCs/>
+        </w:rPr>
+        <w:t xml:space="preserve"> merged back to </w:t>
+      </w:r>
+      <w:proofErr w:type="spellStart"/>
+      <w:r>
+        <w:rPr>
+          <w:b/>
+          <w:bCs/>
+        </w:rPr>
+        <w:t>df_filtered</w:t>
+      </w:r>
+      <w:proofErr w:type="spellEnd"/>
+      <w:r>
+        <w:rPr>
+          <w:b/>
+          <w:bCs/>
+        </w:rPr>
+        <w:t xml:space="preserve"> </w:t>
       </w:r>
     </w:p>
     <w:p>
@@ -1621,15 +2086,26 @@
         <w:t>F</w:t>
       </w:r>
       <w:r>
-        <w:t>irst try zsc :</w:t>
-      </w:r>
-    </w:p>
-    <w:p>
-      <w:pPr>
-        <w:rPr>
-          <w:rFonts w:hint="eastAsia"/>
-        </w:rPr>
-      </w:pPr>
+        <w:t xml:space="preserve">irst try </w:t>
+      </w:r>
+      <w:proofErr w:type="spellStart"/>
+      <w:proofErr w:type="gramStart"/>
+      <w:r>
+        <w:t>zsc</w:t>
+      </w:r>
+      <w:proofErr w:type="spellEnd"/>
+      <w:r>
+        <w:t> :</w:t>
+      </w:r>
+      <w:proofErr w:type="gramEnd"/>
+    </w:p>
+    <w:p>
+      <w:pPr>
+        <w:rPr>
+          <w:rFonts w:hint="eastAsia"/>
+        </w:rPr>
+      </w:pPr>
+      <w:proofErr w:type="gramStart"/>
       <w:r>
         <w:rPr>
           <w:rFonts w:hint="eastAsia"/>
@@ -1637,7 +2113,11 @@
         <w:t>I</w:t>
       </w:r>
       <w:r>
-        <w:t>nput : listings_paris2406_unique18449</w:t>
+        <w:t>nput :</w:t>
+      </w:r>
+      <w:proofErr w:type="gramEnd"/>
+      <w:r>
+        <w:t xml:space="preserve"> listings_paris2406_unique18449</w:t>
       </w:r>
     </w:p>
     <w:p>
@@ -1658,22 +2138,38 @@
         <w:rPr>
           <w:lang w:val="fr-FR"/>
         </w:rPr>
-        <w:t>y modernbert_large_nli</w:t>
-      </w:r>
-    </w:p>
-    <w:p>
-      <w:pPr>
-        <w:rPr>
-          <w:rFonts w:hint="eastAsia"/>
-          <w:lang w:val="fr-FR"/>
-        </w:rPr>
-      </w:pPr>
-      <w:r>
-        <w:rPr>
-          <w:lang w:val="fr-FR"/>
-        </w:rPr>
-        <w:t>22 labels en /fr</w:t>
-      </w:r>
+        <w:t xml:space="preserve">y </w:t>
+      </w:r>
+      <w:proofErr w:type="spellStart"/>
+      <w:r>
+        <w:rPr>
+          <w:lang w:val="fr-FR"/>
+        </w:rPr>
+        <w:t>modernbert_large_nli</w:t>
+      </w:r>
+      <w:proofErr w:type="spellEnd"/>
+    </w:p>
+    <w:p>
+      <w:pPr>
+        <w:rPr>
+          <w:rFonts w:hint="eastAsia"/>
+          <w:lang w:val="fr-FR"/>
+        </w:rPr>
+      </w:pPr>
+      <w:r>
+        <w:rPr>
+          <w:lang w:val="fr-FR"/>
+        </w:rPr>
+        <w:t>22 labels en /</w:t>
+      </w:r>
+      <w:proofErr w:type="spellStart"/>
+      <w:r>
+        <w:rPr>
+          <w:lang w:val="fr-FR"/>
+        </w:rPr>
+        <w:t>fr</w:t>
+      </w:r>
+      <w:proofErr w:type="spellEnd"/>
     </w:p>
     <w:p>
       <w:pPr>
@@ -1720,6 +2216,7 @@
           <w:lang w:val="fr-FR"/>
         </w:rPr>
       </w:pPr>
+      <w:proofErr w:type="spellStart"/>
       <w:r>
         <w:rPr>
           <w:rFonts w:hint="eastAsia"/>
@@ -1731,36 +2228,154 @@
         <w:rPr>
           <w:lang w:val="fr-FR"/>
         </w:rPr>
-        <w:t>odernbert_large_nli :</w:t>
-      </w:r>
-    </w:p>
-    <w:p>
-      <w:pPr>
-        <w:rPr>
-          <w:rFonts w:hint="eastAsia"/>
-          <w:lang w:val="fr-FR"/>
-        </w:rPr>
-      </w:pPr>
-      <w:r>
-        <w:rPr>
-          <w:rFonts w:hint="eastAsia"/>
-          <w:lang w:val="fr-FR"/>
-        </w:rPr>
-        <w:t xml:space="preserve">pipe = pipeline("zero-shot-classification", model="tasksource/ModernBERT-large-nli")      </w:t>
-      </w:r>
-    </w:p>
-    <w:p>
-      <w:pPr>
-        <w:rPr>
-          <w:rFonts w:hint="eastAsia"/>
-          <w:lang w:val="fr-FR"/>
-        </w:rPr>
-      </w:pPr>
-      <w:r>
-        <w:rPr>
-          <w:lang w:val="fr-FR"/>
-        </w:rPr>
-        <w:t xml:space="preserve">  "model_max_length": 1000000000000000019884624838656,</w:t>
+        <w:t>odernbert_large_nli</w:t>
+      </w:r>
+      <w:proofErr w:type="spellEnd"/>
+      <w:r>
+        <w:rPr>
+          <w:lang w:val="fr-FR"/>
+        </w:rPr>
+        <w:t> :</w:t>
+      </w:r>
+    </w:p>
+    <w:p>
+      <w:pPr>
+        <w:rPr>
+          <w:rFonts w:hint="eastAsia"/>
+          <w:lang w:val="fr-FR"/>
+        </w:rPr>
+      </w:pPr>
+      <w:proofErr w:type="gramStart"/>
+      <w:r>
+        <w:rPr>
+          <w:rFonts w:hint="eastAsia"/>
+          <w:lang w:val="fr-FR"/>
+        </w:rPr>
+        <w:t>pipe</w:t>
+      </w:r>
+      <w:proofErr w:type="gramEnd"/>
+      <w:r>
+        <w:rPr>
+          <w:rFonts w:hint="eastAsia"/>
+          <w:lang w:val="fr-FR"/>
+        </w:rPr>
+        <w:t xml:space="preserve"> = </w:t>
+      </w:r>
+      <w:proofErr w:type="gramStart"/>
+      <w:r>
+        <w:rPr>
+          <w:rFonts w:hint="eastAsia"/>
+          <w:lang w:val="fr-FR"/>
+        </w:rPr>
+        <w:t>pipeline(</w:t>
+      </w:r>
+      <w:proofErr w:type="gramEnd"/>
+      <w:r>
+        <w:rPr>
+          <w:rFonts w:hint="eastAsia"/>
+          <w:lang w:val="fr-FR"/>
+        </w:rPr>
+        <w:t>"</w:t>
+      </w:r>
+      <w:proofErr w:type="spellStart"/>
+      <w:r>
+        <w:rPr>
+          <w:rFonts w:hint="eastAsia"/>
+          <w:lang w:val="fr-FR"/>
+        </w:rPr>
+        <w:t>zero</w:t>
+      </w:r>
+      <w:proofErr w:type="spellEnd"/>
+      <w:r>
+        <w:rPr>
+          <w:rFonts w:hint="eastAsia"/>
+          <w:lang w:val="fr-FR"/>
+        </w:rPr>
+        <w:t>-shot-classification", model="</w:t>
+      </w:r>
+      <w:proofErr w:type="spellStart"/>
+      <w:r>
+        <w:rPr>
+          <w:rFonts w:hint="eastAsia"/>
+          <w:lang w:val="fr-FR"/>
+        </w:rPr>
+        <w:t>tasksource</w:t>
+      </w:r>
+      <w:proofErr w:type="spellEnd"/>
+      <w:r>
+        <w:rPr>
+          <w:rFonts w:hint="eastAsia"/>
+          <w:lang w:val="fr-FR"/>
+        </w:rPr>
+        <w:t>/</w:t>
+      </w:r>
+      <w:proofErr w:type="spellStart"/>
+      <w:r>
+        <w:rPr>
+          <w:rFonts w:hint="eastAsia"/>
+          <w:lang w:val="fr-FR"/>
+        </w:rPr>
+        <w:t>ModernBERT</w:t>
+      </w:r>
+      <w:proofErr w:type="spellEnd"/>
+      <w:r>
+        <w:rPr>
+          <w:rFonts w:hint="eastAsia"/>
+          <w:lang w:val="fr-FR"/>
+        </w:rPr>
+        <w:t>-large-</w:t>
+      </w:r>
+      <w:proofErr w:type="spellStart"/>
+      <w:r>
+        <w:rPr>
+          <w:rFonts w:hint="eastAsia"/>
+          <w:lang w:val="fr-FR"/>
+        </w:rPr>
+        <w:t>nli</w:t>
+      </w:r>
+      <w:proofErr w:type="spellEnd"/>
+      <w:r>
+        <w:rPr>
+          <w:rFonts w:hint="eastAsia"/>
+          <w:lang w:val="fr-FR"/>
+        </w:rPr>
+        <w:t xml:space="preserve">")      </w:t>
+      </w:r>
+    </w:p>
+    <w:p>
+      <w:pPr>
+        <w:rPr>
+          <w:rFonts w:hint="eastAsia"/>
+          <w:lang w:val="fr-FR"/>
+        </w:rPr>
+      </w:pPr>
+      <w:r>
+        <w:rPr>
+          <w:lang w:val="fr-FR"/>
+        </w:rPr>
+        <w:t xml:space="preserve">  "</w:t>
+      </w:r>
+      <w:proofErr w:type="spellStart"/>
+      <w:r>
+        <w:rPr>
+          <w:lang w:val="fr-FR"/>
+        </w:rPr>
+        <w:t>model_max_length</w:t>
+      </w:r>
+      <w:proofErr w:type="spellEnd"/>
+      <w:proofErr w:type="gramStart"/>
+      <w:r>
+        <w:rPr>
+          <w:lang w:val="fr-FR"/>
+        </w:rPr>
+        <w:t>":</w:t>
+      </w:r>
+      <w:proofErr w:type="gramEnd"/>
+      <w:r>
+        <w:rPr>
+          <w:lang w:val="fr-FR"/>
+        </w:rPr>
+        <w:t xml:space="preserve"> 1000000000000000019884624838656,</w:t>
       </w:r>
     </w:p>
     <w:p>
@@ -1820,11 +2435,19 @@
           <w:color w:val="0070C0"/>
         </w:rPr>
       </w:pPr>
-      <w:r>
-        <w:rPr>
-          <w:color w:val="0070C0"/>
-        </w:rPr>
-        <w:t>ModernBERT ≈ 英语为主</w:t>
+      <w:proofErr w:type="spellStart"/>
+      <w:r>
+        <w:rPr>
+          <w:color w:val="0070C0"/>
+        </w:rPr>
+        <w:t>ModernBERT</w:t>
+      </w:r>
+      <w:proofErr w:type="spellEnd"/>
+      <w:r>
+        <w:rPr>
+          <w:color w:val="0070C0"/>
+        </w:rPr>
+        <w:t xml:space="preserve"> ≈ 英语为主</w:t>
       </w:r>
     </w:p>
     <w:p>
@@ -1906,6 +2529,7 @@
         <w:lastRenderedPageBreak/>
         <w:t xml:space="preserve">⭐ </w:t>
       </w:r>
+      <w:proofErr w:type="spellStart"/>
       <w:r>
         <w:rPr>
           <w:rFonts w:hint="eastAsia"/>
@@ -1913,6 +2537,7 @@
         </w:rPr>
         <w:t>bge</w:t>
       </w:r>
+      <w:proofErr w:type="spellEnd"/>
       <w:r>
         <w:rPr>
           <w:lang w:val="fr-FR"/>
@@ -1927,14 +2552,34 @@
           <w:lang w:val="fr-FR"/>
         </w:rPr>
       </w:pPr>
-      <w:r>
-        <w:rPr>
-          <w:b/>
-          <w:bCs/>
-          <w:lang w:val="fr-FR"/>
-        </w:rPr>
-        <w:t>deberta-v3-zeroshot vs. roberta-zeroshot</w:t>
-      </w:r>
+      <w:proofErr w:type="gramStart"/>
+      <w:r>
+        <w:rPr>
+          <w:b/>
+          <w:bCs/>
+          <w:lang w:val="fr-FR"/>
+        </w:rPr>
+        <w:t>deberta</w:t>
+      </w:r>
+      <w:proofErr w:type="gramEnd"/>
+      <w:r>
+        <w:rPr>
+          <w:b/>
+          <w:bCs/>
+          <w:lang w:val="fr-FR"/>
+        </w:rPr>
+        <w:t xml:space="preserve">-v3-zeroshot vs. </w:t>
+      </w:r>
+      <w:proofErr w:type="spellStart"/>
+      <w:r>
+        <w:rPr>
+          <w:b/>
+          <w:bCs/>
+          <w:lang w:val="fr-FR"/>
+        </w:rPr>
+        <w:t>roberta-zeroshot</w:t>
+      </w:r>
+      <w:proofErr w:type="spellEnd"/>
       <w:r>
         <w:rPr>
           <w:lang w:val="fr-FR"/>
@@ -1965,7 +2610,21 @@
         <w:rPr>
           <w:lang w:val="fr-FR"/>
         </w:rPr>
-        <w:t xml:space="preserve"> roberta，</w:t>
+        <w:t xml:space="preserve"> </w:t>
+      </w:r>
+      <w:proofErr w:type="spellStart"/>
+      <w:r>
+        <w:rPr>
+          <w:lang w:val="fr-FR"/>
+        </w:rPr>
+        <w:t>roberta</w:t>
+      </w:r>
+      <w:proofErr w:type="spellEnd"/>
+      <w:r>
+        <w:rPr>
+          <w:lang w:val="fr-FR"/>
+        </w:rPr>
+        <w:t>，</w:t>
       </w:r>
       <w:r>
         <w:t>但速度稍慢。</w:t>
@@ -1974,7 +2633,21 @@
         <w:rPr>
           <w:lang w:val="fr-FR"/>
         </w:rPr>
-        <w:t xml:space="preserve">512 tokens, </w:t>
+        <w:t xml:space="preserve">512 </w:t>
+      </w:r>
+      <w:proofErr w:type="spellStart"/>
+      <w:r>
+        <w:rPr>
+          <w:lang w:val="fr-FR"/>
+        </w:rPr>
+        <w:t>tokens</w:t>
+      </w:r>
+      <w:proofErr w:type="spellEnd"/>
+      <w:r>
+        <w:rPr>
+          <w:lang w:val="fr-FR"/>
+        </w:rPr>
+        <w:t xml:space="preserve">, </w:t>
       </w:r>
       <w:r>
         <w:rPr>
@@ -2104,16 +2777,36 @@
       <w:r>
         <w:t>。多语言模型的性能不如仅使用英语的模型。因此，您也可以先使用 </w:t>
       </w:r>
-      <w:hyperlink r:id="rId9" w:history="1">
-        <w:r>
-          <w:rPr>
-            <w:rStyle w:val="af3"/>
-          </w:rPr>
-          <w:t>EasyNMT</w:t>
-        </w:r>
-      </w:hyperlink>
-      <w:r>
-        <w:t> 等库将文本机器翻译成英语。</w:t>
+      <w:proofErr w:type="spellStart"/>
+      <w:r>
+        <w:fldChar w:fldCharType="begin"/>
+      </w:r>
+      <w:r>
+        <w:instrText>HYPERLINK "https://github.com/UKPLab/EasyNMT"</w:instrText>
+      </w:r>
+      <w:r>
+        <w:rPr>
+          <w:rFonts w:hint="eastAsia"/>
+        </w:rPr>
+        <w:fldChar w:fldCharType="separate"/>
+      </w:r>
+      <w:r>
+        <w:rPr>
+          <w:rStyle w:val="af3"/>
+        </w:rPr>
+        <w:t>EasyNMT</w:t>
+      </w:r>
+      <w:proofErr w:type="spellEnd"/>
+      <w:r>
+        <w:fldChar w:fldCharType="end"/>
+      </w:r>
+      <w:proofErr w:type="gramStart"/>
+      <w:r>
+        <w:t> 等库将</w:t>
+      </w:r>
+      <w:proofErr w:type="gramEnd"/>
+      <w:r>
+        <w:t>文本机器翻译成英语。</w:t>
       </w:r>
     </w:p>
     <w:p>
@@ -2144,10 +2837,48 @@
         <w:rPr>
           <w:highlight w:val="yellow"/>
         </w:rPr>
-        <w:t>8192 个词元</w:t>
-      </w:r>
-      <w:r>
-        <w:t>。其他模型最多可处理 512 个词元。请注意，较长的文本输入会降低模型的处理速度和性能，因此，如果您处理的文本每页不超过 400 个单词，请使用例如 deberta 模型以获得更好的性能。</w:t>
+        <w:t xml:space="preserve">8192 </w:t>
+      </w:r>
+      <w:proofErr w:type="gramStart"/>
+      <w:r>
+        <w:rPr>
+          <w:highlight w:val="yellow"/>
+        </w:rPr>
+        <w:t>个</w:t>
+      </w:r>
+      <w:proofErr w:type="gramEnd"/>
+      <w:r>
+        <w:rPr>
+          <w:highlight w:val="yellow"/>
+        </w:rPr>
+        <w:t>词元</w:t>
+      </w:r>
+      <w:r>
+        <w:t xml:space="preserve">。其他模型最多可处理 512 </w:t>
+      </w:r>
+      <w:proofErr w:type="gramStart"/>
+      <w:r>
+        <w:t>个</w:t>
+      </w:r>
+      <w:proofErr w:type="gramEnd"/>
+      <w:r>
+        <w:t xml:space="preserve">词元。请注意，较长的文本输入会降低模型的处理速度和性能，因此，如果您处理的文本每页不超过 400 </w:t>
+      </w:r>
+      <w:proofErr w:type="gramStart"/>
+      <w:r>
+        <w:t>个</w:t>
+      </w:r>
+      <w:proofErr w:type="gramEnd"/>
+      <w:r>
+        <w:t xml:space="preserve">单词，请使用例如 </w:t>
+      </w:r>
+      <w:proofErr w:type="spellStart"/>
+      <w:r>
+        <w:t>deberta</w:t>
+      </w:r>
+      <w:proofErr w:type="spellEnd"/>
+      <w:r>
+        <w:t xml:space="preserve"> 模型以获得更好的性能。</w:t>
       </w:r>
     </w:p>
     <w:p>
@@ -2190,8 +2921,72 @@
           <w:bCs/>
           <w:color w:val="0070C0"/>
         </w:rPr>
-        <w:t xml:space="preserve"> facebook/xlm-roberta-large-xnli</w:t>
-      </w:r>
+        <w:t xml:space="preserve"> </w:t>
+      </w:r>
+      <w:proofErr w:type="spellStart"/>
+      <w:r>
+        <w:rPr>
+          <w:b/>
+          <w:bCs/>
+          <w:color w:val="0070C0"/>
+        </w:rPr>
+        <w:t>facebook</w:t>
+      </w:r>
+      <w:proofErr w:type="spellEnd"/>
+      <w:r>
+        <w:rPr>
+          <w:b/>
+          <w:bCs/>
+          <w:color w:val="0070C0"/>
+        </w:rPr>
+        <w:t>/</w:t>
+      </w:r>
+      <w:proofErr w:type="spellStart"/>
+      <w:r>
+        <w:rPr>
+          <w:b/>
+          <w:bCs/>
+          <w:color w:val="0070C0"/>
+        </w:rPr>
+        <w:t>xlm</w:t>
+      </w:r>
+      <w:proofErr w:type="spellEnd"/>
+      <w:r>
+        <w:rPr>
+          <w:b/>
+          <w:bCs/>
+          <w:color w:val="0070C0"/>
+        </w:rPr>
+        <w:t>-</w:t>
+      </w:r>
+      <w:proofErr w:type="spellStart"/>
+      <w:r>
+        <w:rPr>
+          <w:b/>
+          <w:bCs/>
+          <w:color w:val="0070C0"/>
+        </w:rPr>
+        <w:t>roberta</w:t>
+      </w:r>
+      <w:proofErr w:type="spellEnd"/>
+      <w:r>
+        <w:rPr>
+          <w:b/>
+          <w:bCs/>
+          <w:color w:val="0070C0"/>
+        </w:rPr>
+        <w:t>-large-</w:t>
+      </w:r>
+      <w:proofErr w:type="spellStart"/>
+      <w:r>
+        <w:rPr>
+          <w:b/>
+          <w:bCs/>
+          <w:color w:val="0070C0"/>
+        </w:rPr>
+        <w:t>xnli</w:t>
+      </w:r>
+      <w:proofErr w:type="spellEnd"/>
     </w:p>
     <w:p>
       <w:pPr>
@@ -2711,6 +3506,7 @@
           <w:rFonts w:hint="eastAsia"/>
         </w:rPr>
       </w:pPr>
+      <w:proofErr w:type="spellStart"/>
       <w:r>
         <w:rPr>
           <w:rFonts w:hint="eastAsia"/>
@@ -2718,8 +3514,13 @@
         <w:t>R</w:t>
       </w:r>
       <w:r>
-        <w:t xml:space="preserve">epense des </w:t>
-      </w:r>
+        <w:t>epense</w:t>
+      </w:r>
+      <w:proofErr w:type="spellEnd"/>
+      <w:r>
+        <w:t xml:space="preserve"> des </w:t>
+      </w:r>
+      <w:proofErr w:type="gramStart"/>
       <w:r>
         <w:rPr>
           <w:rFonts w:hint="eastAsia"/>
@@ -2730,7 +3531,11 @@
         <w:t>ms</w:t>
       </w:r>
       <w:r>
-        <w:t xml:space="preserve"> : </w:t>
+        <w:t> :</w:t>
+      </w:r>
+      <w:proofErr w:type="gramEnd"/>
+      <w:r>
+        <w:t xml:space="preserve"> </w:t>
       </w:r>
     </w:p>
     <w:p>
@@ -2769,8 +3574,13 @@
         </w:rPr>
       </w:pPr>
       <w:r>
-        <w:t>31/01/2026 :</w:t>
-      </w:r>
+        <w:t>31/01/</w:t>
+      </w:r>
+      <w:proofErr w:type="gramStart"/>
+      <w:r>
+        <w:t>2026 :</w:t>
+      </w:r>
+      <w:proofErr w:type="gramEnd"/>
     </w:p>
     <w:p>
       <w:pPr>
@@ -2814,8 +3624,17 @@
           <w:b/>
           <w:bCs/>
         </w:rPr>
-        <w:t xml:space="preserve"> price + booking_rate</w:t>
-      </w:r>
+        <w:t xml:space="preserve"> price + </w:t>
+      </w:r>
+      <w:proofErr w:type="spellStart"/>
+      <w:r>
+        <w:rPr>
+          <w:b/>
+          <w:bCs/>
+        </w:rPr>
+        <w:t>booking_rate</w:t>
+      </w:r>
+      <w:proofErr w:type="spellEnd"/>
     </w:p>
     <w:p>
       <w:pPr>
@@ -3289,8 +4108,13 @@
         </w:rPr>
       </w:pPr>
       <w:r>
-        <w:t>01/02/2026 :</w:t>
-      </w:r>
+        <w:t>01/02/</w:t>
+      </w:r>
+      <w:proofErr w:type="gramStart"/>
+      <w:r>
+        <w:t>2026 :</w:t>
+      </w:r>
+      <w:proofErr w:type="gramEnd"/>
     </w:p>
     <w:p>
       <w:pPr>
@@ -3416,7 +4240,16 @@
           <w:b/>
           <w:bCs/>
         </w:rPr>
-        <w:t>，status</w:t>
+        <w:t>，</w:t>
+      </w:r>
+      <w:proofErr w:type="spellStart"/>
+      <w:r>
+        <w:rPr>
+          <w:rFonts w:hint="eastAsia"/>
+          <w:b/>
+          <w:bCs/>
+        </w:rPr>
+        <w:t>status</w:t>
       </w:r>
       <w:r>
         <w:rPr>
@@ -3425,6 +4258,7 @@
         </w:rPr>
         <w:t>_changed</w:t>
       </w:r>
+      <w:proofErr w:type="spellEnd"/>
       <w:r>
         <w:rPr>
           <w:rFonts w:hint="eastAsia"/>
@@ -3433,13 +4267,31 @@
         </w:rPr>
         <w:t>/</w:t>
       </w:r>
-      <w:r>
-        <w:rPr>
-          <w:b/>
-          <w:bCs/>
-        </w:rPr>
-        <w:t>sp_changed/old_host_sp_changed</w:t>
-      </w:r>
+      <w:proofErr w:type="spellStart"/>
+      <w:r>
+        <w:rPr>
+          <w:b/>
+          <w:bCs/>
+        </w:rPr>
+        <w:t>sp_changed</w:t>
+      </w:r>
+      <w:proofErr w:type="spellEnd"/>
+      <w:r>
+        <w:rPr>
+          <w:b/>
+          <w:bCs/>
+        </w:rPr>
+        <w:t>/</w:t>
+      </w:r>
+      <w:proofErr w:type="spellStart"/>
+      <w:r>
+        <w:rPr>
+          <w:b/>
+          <w:bCs/>
+        </w:rPr>
+        <w:t>old_host_sp_changed</w:t>
+      </w:r>
+      <w:proofErr w:type="spellEnd"/>
       <w:r>
         <w:rPr>
           <w:rFonts w:hint="eastAsia"/>
@@ -3485,6 +4337,7 @@
         </w:rPr>
         <w:t>但是</w:t>
       </w:r>
+      <w:proofErr w:type="spellStart"/>
       <w:r>
         <w:rPr>
           <w:rFonts w:hint="eastAsia"/>
@@ -3500,16 +4353,65 @@
           <w:bCs/>
           <w:lang w:val="fr-FR"/>
         </w:rPr>
-        <w:t xml:space="preserve">_changed : </w:t>
-      </w:r>
-      <w:r>
-        <w:rPr>
-          <w:rFonts w:hint="eastAsia"/>
-          <w:b/>
-          <w:bCs/>
-          <w:lang w:val="fr-FR"/>
-        </w:rPr>
-        <w:t>除了exemplarite其余tactics都没有显著差异</w:t>
+        <w:t>_changed</w:t>
+      </w:r>
+      <w:proofErr w:type="spellEnd"/>
+      <w:r>
+        <w:rPr>
+          <w:b/>
+          <w:bCs/>
+          <w:lang w:val="fr-FR"/>
+        </w:rPr>
+        <w:t xml:space="preserve"> : </w:t>
+      </w:r>
+      <w:r>
+        <w:rPr>
+          <w:rFonts w:hint="eastAsia"/>
+          <w:b/>
+          <w:bCs/>
+          <w:lang w:val="fr-FR"/>
+        </w:rPr>
+        <w:t>除了</w:t>
+      </w:r>
+      <w:proofErr w:type="spellStart"/>
+      <w:r>
+        <w:rPr>
+          <w:rFonts w:hint="eastAsia"/>
+          <w:b/>
+          <w:bCs/>
+          <w:lang w:val="fr-FR"/>
+        </w:rPr>
+        <w:t>exemplarite</w:t>
+      </w:r>
+      <w:proofErr w:type="spellEnd"/>
+      <w:r>
+        <w:rPr>
+          <w:rFonts w:hint="eastAsia"/>
+          <w:b/>
+          <w:bCs/>
+          <w:lang w:val="fr-FR"/>
+        </w:rPr>
+        <w:t>其余</w:t>
+      </w:r>
+      <w:proofErr w:type="spellStart"/>
+      <w:r>
+        <w:rPr>
+          <w:rFonts w:hint="eastAsia"/>
+          <w:b/>
+          <w:bCs/>
+          <w:lang w:val="fr-FR"/>
+        </w:rPr>
+        <w:t>tactics</w:t>
+      </w:r>
+      <w:proofErr w:type="spellEnd"/>
+      <w:r>
+        <w:rPr>
+          <w:rFonts w:hint="eastAsia"/>
+          <w:b/>
+          <w:bCs/>
+          <w:lang w:val="fr-FR"/>
+        </w:rPr>
+        <w:t>都没有显著差异</w:t>
       </w:r>
     </w:p>
     <w:p>
@@ -3555,11 +4457,19 @@
           <w:lang w:val="fr-FR"/>
         </w:rPr>
       </w:pPr>
-      <w:r>
-        <w:rPr>
-          <w:color w:val="0070C0"/>
-        </w:rPr>
-        <w:t>组越粗，噪声越大，显著性越难显现</w:t>
+      <w:proofErr w:type="gramStart"/>
+      <w:r>
+        <w:rPr>
+          <w:color w:val="0070C0"/>
+        </w:rPr>
+        <w:t>组越粗</w:t>
+      </w:r>
+      <w:proofErr w:type="gramEnd"/>
+      <w:r>
+        <w:rPr>
+          <w:color w:val="0070C0"/>
+        </w:rPr>
+        <w:t>，噪声越大，显著性越难显现</w:t>
       </w:r>
     </w:p>
     <w:p>
@@ -3583,7 +4493,23 @@
           <w:color w:val="0070C0"/>
           <w:lang w:val="fr-FR"/>
         </w:rPr>
-        <w:t xml:space="preserve"> tactics </w:t>
+        <w:t xml:space="preserve"> </w:t>
+      </w:r>
+      <w:proofErr w:type="spellStart"/>
+      <w:r>
+        <w:rPr>
+          <w:color w:val="0070C0"/>
+          <w:lang w:val="fr-FR"/>
+        </w:rPr>
+        <w:t>tactics</w:t>
+      </w:r>
+      <w:proofErr w:type="spellEnd"/>
+      <w:r>
+        <w:rPr>
+          <w:color w:val="0070C0"/>
+          <w:lang w:val="fr-FR"/>
+        </w:rPr>
+        <w:t xml:space="preserve"> </w:t>
       </w:r>
       <w:r>
         <w:rPr>
@@ -3620,7 +4546,23 @@
           <w:color w:val="0070C0"/>
           <w:lang w:val="fr-FR"/>
         </w:rPr>
-        <w:t xml:space="preserve">（is_changed） → </w:t>
+        <w:t>（</w:t>
+      </w:r>
+      <w:proofErr w:type="spellStart"/>
+      <w:r>
+        <w:rPr>
+          <w:color w:val="0070C0"/>
+          <w:lang w:val="fr-FR"/>
+        </w:rPr>
+        <w:t>is_changed</w:t>
+      </w:r>
+      <w:proofErr w:type="spellEnd"/>
+      <w:r>
+        <w:rPr>
+          <w:color w:val="0070C0"/>
+          <w:lang w:val="fr-FR"/>
+        </w:rPr>
+        <w:t xml:space="preserve">） → </w:t>
       </w:r>
       <w:r>
         <w:rPr>
@@ -3646,7 +4588,23 @@
           <w:color w:val="0070C0"/>
           <w:lang w:val="fr-FR"/>
         </w:rPr>
-        <w:t xml:space="preserve"> exemplarite </w:t>
+        <w:t xml:space="preserve"> </w:t>
+      </w:r>
+      <w:proofErr w:type="spellStart"/>
+      <w:r>
+        <w:rPr>
+          <w:color w:val="0070C0"/>
+          <w:lang w:val="fr-FR"/>
+        </w:rPr>
+        <w:t>exemplarite</w:t>
+      </w:r>
+      <w:proofErr w:type="spellEnd"/>
+      <w:r>
+        <w:rPr>
+          <w:color w:val="0070C0"/>
+          <w:lang w:val="fr-FR"/>
+        </w:rPr>
+        <w:t xml:space="preserve"> </w:t>
       </w:r>
       <w:r>
         <w:rPr>
@@ -3730,7 +4688,21 @@
         <w:rPr>
           <w:color w:val="0070C0"/>
         </w:rPr>
-        <w:t>：状态变化型、SP调整型老房东等</w:t>
+        <w:t>：状态变化型、SP</w:t>
+      </w:r>
+      <w:proofErr w:type="gramStart"/>
+      <w:r>
+        <w:rPr>
+          <w:color w:val="0070C0"/>
+        </w:rPr>
+        <w:t>调整型老房东</w:t>
+      </w:r>
+      <w:proofErr w:type="gramEnd"/>
+      <w:r>
+        <w:rPr>
+          <w:color w:val="0070C0"/>
+        </w:rPr>
+        <w:t>等</w:t>
       </w:r>
       <w:r>
         <w:rPr>
@@ -3770,32 +4742,159 @@
         </w:rPr>
         <w:t>房东状态变量：</w:t>
       </w:r>
-      <w:r>
-        <w:rPr>
-          <w:color w:val="0070C0"/>
-          <w:lang w:val="fr-FR"/>
-        </w:rPr>
-        <w:t>status         status_changed  sp_changed  old_host_sp_changed  no_change</w:t>
-      </w:r>
-    </w:p>
-    <w:p>
-      <w:pPr>
-        <w:rPr>
-          <w:rFonts w:hint="eastAsia"/>
-          <w:b/>
-          <w:bCs/>
-          <w:color w:val="0070C0"/>
-          <w:lang w:val="fr-FR"/>
-        </w:rPr>
-      </w:pPr>
-      <w:r>
-        <w:rPr>
-          <w:b/>
-          <w:bCs/>
-          <w:color w:val="0070C0"/>
-          <w:lang w:val="fr-FR"/>
-        </w:rPr>
-        <w:t xml:space="preserve">old_host_sp_changed </w:t>
+      <w:proofErr w:type="spellStart"/>
+      <w:proofErr w:type="gramStart"/>
+      <w:r>
+        <w:rPr>
+          <w:color w:val="0070C0"/>
+          <w:lang w:val="fr-FR"/>
+        </w:rPr>
+        <w:t>status</w:t>
+      </w:r>
+      <w:proofErr w:type="spellEnd"/>
+      <w:proofErr w:type="gramEnd"/>
+      <w:r>
+        <w:rPr>
+          <w:color w:val="0070C0"/>
+          <w:lang w:val="fr-FR"/>
+        </w:rPr>
+        <w:t xml:space="preserve">         </w:t>
+      </w:r>
+      <w:proofErr w:type="spellStart"/>
+      <w:r>
+        <w:rPr>
+          <w:color w:val="0070C0"/>
+          <w:lang w:val="fr-FR"/>
+        </w:rPr>
+        <w:t>status_</w:t>
+      </w:r>
+      <w:proofErr w:type="gramStart"/>
+      <w:r>
+        <w:rPr>
+          <w:color w:val="0070C0"/>
+          <w:lang w:val="fr-FR"/>
+        </w:rPr>
+        <w:t>changed</w:t>
+      </w:r>
+      <w:proofErr w:type="spellEnd"/>
+      <w:r>
+        <w:rPr>
+          <w:color w:val="0070C0"/>
+          <w:lang w:val="fr-FR"/>
+        </w:rPr>
+        <w:t xml:space="preserve">  </w:t>
+      </w:r>
+      <w:proofErr w:type="spellStart"/>
+      <w:r>
+        <w:rPr>
+          <w:color w:val="0070C0"/>
+          <w:lang w:val="fr-FR"/>
+        </w:rPr>
+        <w:t>sp</w:t>
+      </w:r>
+      <w:proofErr w:type="gramEnd"/>
+      <w:r>
+        <w:rPr>
+          <w:color w:val="0070C0"/>
+          <w:lang w:val="fr-FR"/>
+        </w:rPr>
+        <w:t>_</w:t>
+      </w:r>
+      <w:proofErr w:type="gramStart"/>
+      <w:r>
+        <w:rPr>
+          <w:color w:val="0070C0"/>
+          <w:lang w:val="fr-FR"/>
+        </w:rPr>
+        <w:t>changed</w:t>
+      </w:r>
+      <w:proofErr w:type="spellEnd"/>
+      <w:r>
+        <w:rPr>
+          <w:color w:val="0070C0"/>
+          <w:lang w:val="fr-FR"/>
+        </w:rPr>
+        <w:t xml:space="preserve">  </w:t>
+      </w:r>
+      <w:proofErr w:type="spellStart"/>
+      <w:r>
+        <w:rPr>
+          <w:color w:val="0070C0"/>
+          <w:lang w:val="fr-FR"/>
+        </w:rPr>
+        <w:t>old</w:t>
+      </w:r>
+      <w:proofErr w:type="gramEnd"/>
+      <w:r>
+        <w:rPr>
+          <w:color w:val="0070C0"/>
+          <w:lang w:val="fr-FR"/>
+        </w:rPr>
+        <w:t>_host_sp_</w:t>
+      </w:r>
+      <w:proofErr w:type="gramStart"/>
+      <w:r>
+        <w:rPr>
+          <w:color w:val="0070C0"/>
+          <w:lang w:val="fr-FR"/>
+        </w:rPr>
+        <w:t>changed</w:t>
+      </w:r>
+      <w:proofErr w:type="spellEnd"/>
+      <w:r>
+        <w:rPr>
+          <w:color w:val="0070C0"/>
+          <w:lang w:val="fr-FR"/>
+        </w:rPr>
+        <w:t xml:space="preserve">  </w:t>
+      </w:r>
+      <w:proofErr w:type="spellStart"/>
+      <w:r>
+        <w:rPr>
+          <w:color w:val="0070C0"/>
+          <w:lang w:val="fr-FR"/>
+        </w:rPr>
+        <w:t>no</w:t>
+      </w:r>
+      <w:proofErr w:type="gramEnd"/>
+      <w:r>
+        <w:rPr>
+          <w:color w:val="0070C0"/>
+          <w:lang w:val="fr-FR"/>
+        </w:rPr>
+        <w:t>_change</w:t>
+      </w:r>
+      <w:proofErr w:type="spellEnd"/>
+    </w:p>
+    <w:p>
+      <w:pPr>
+        <w:rPr>
+          <w:rFonts w:hint="eastAsia"/>
+          <w:b/>
+          <w:bCs/>
+          <w:color w:val="0070C0"/>
+          <w:lang w:val="fr-FR"/>
+        </w:rPr>
+      </w:pPr>
+      <w:proofErr w:type="spellStart"/>
+      <w:r>
+        <w:rPr>
+          <w:b/>
+          <w:bCs/>
+          <w:color w:val="0070C0"/>
+          <w:lang w:val="fr-FR"/>
+        </w:rPr>
+        <w:t>old_host_sp_changed</w:t>
+      </w:r>
+      <w:proofErr w:type="spellEnd"/>
+      <w:r>
+        <w:rPr>
+          <w:b/>
+          <w:bCs/>
+          <w:color w:val="0070C0"/>
+          <w:lang w:val="fr-FR"/>
+        </w:rPr>
+        <w:t xml:space="preserve"> </w:t>
       </w:r>
       <w:r>
         <w:rPr>
@@ -3839,7 +4938,18 @@
           <w:color w:val="0070C0"/>
           <w:lang w:val="fr-FR"/>
         </w:rPr>
-        <w:t>，不包括reopen+sp</w:t>
+        <w:t>，不包括</w:t>
+      </w:r>
+      <w:proofErr w:type="spellStart"/>
+      <w:r>
+        <w:rPr>
+          <w:rFonts w:hint="eastAsia"/>
+          <w:b/>
+          <w:bCs/>
+          <w:color w:val="0070C0"/>
+          <w:lang w:val="fr-FR"/>
+        </w:rPr>
+        <w:t>reopen+sp</w:t>
       </w:r>
       <w:r>
         <w:rPr>
@@ -3850,6 +4960,7 @@
         </w:rPr>
         <w:t>_changed</w:t>
       </w:r>
+      <w:proofErr w:type="spellEnd"/>
       <w:r>
         <w:rPr>
           <w:rFonts w:hint="eastAsia"/>
@@ -3901,7 +5012,23 @@
           <w:color w:val="0070C0"/>
           <w:lang w:val="fr-FR"/>
         </w:rPr>
-        <w:t xml:space="preserve">“Extensive margin” </w:t>
+        <w:t xml:space="preserve">“Extensive </w:t>
+      </w:r>
+      <w:proofErr w:type="spellStart"/>
+      <w:r>
+        <w:rPr>
+          <w:color w:val="0070C0"/>
+          <w:lang w:val="fr-FR"/>
+        </w:rPr>
+        <w:t>margin</w:t>
+      </w:r>
+      <w:proofErr w:type="spellEnd"/>
+      <w:r>
+        <w:rPr>
+          <w:color w:val="0070C0"/>
+          <w:lang w:val="fr-FR"/>
+        </w:rPr>
+        <w:t xml:space="preserve">” </w:t>
       </w:r>
       <w:r>
         <w:rPr>
@@ -4019,12 +5146,20 @@
           <w:color w:val="0070C0"/>
         </w:rPr>
       </w:pPr>
+      <w:proofErr w:type="spellStart"/>
       <w:r>
         <w:rPr>
           <w:color w:val="0070C0"/>
         </w:rPr>
         <w:lastRenderedPageBreak/>
-        <w:t>status_changed = 1 表示房东</w:t>
+        <w:t>status_changed</w:t>
+      </w:r>
+      <w:proofErr w:type="spellEnd"/>
+      <w:r>
+        <w:rPr>
+          <w:color w:val="0070C0"/>
+        </w:rPr>
+        <w:t xml:space="preserve"> = 1 表示房东</w:t>
       </w:r>
       <w:r>
         <w:rPr>
@@ -4038,7 +5173,21 @@
         <w:rPr>
           <w:color w:val="0070C0"/>
         </w:rPr>
-        <w:t>（reopen / reactive / new_host）</w:t>
+        <w:t xml:space="preserve">（reopen / reactive / </w:t>
+      </w:r>
+      <w:proofErr w:type="spellStart"/>
+      <w:r>
+        <w:rPr>
+          <w:color w:val="0070C0"/>
+        </w:rPr>
+        <w:t>new_host</w:t>
+      </w:r>
+      <w:proofErr w:type="spellEnd"/>
+      <w:r>
+        <w:rPr>
+          <w:color w:val="0070C0"/>
+        </w:rPr>
+        <w:t>）</w:t>
       </w:r>
     </w:p>
     <w:p>
@@ -4084,13 +5233,23 @@
           <w:color w:val="0070C0"/>
         </w:rPr>
       </w:pPr>
-      <w:r>
-        <w:rPr>
-          <w:b/>
-          <w:bCs/>
-          <w:color w:val="0070C0"/>
-        </w:rPr>
-        <w:t>old_host_sp_changed → 真正的策略调整（intensive margin）</w:t>
+      <w:proofErr w:type="spellStart"/>
+      <w:r>
+        <w:rPr>
+          <w:b/>
+          <w:bCs/>
+          <w:color w:val="0070C0"/>
+        </w:rPr>
+        <w:t>old_host_sp_changed</w:t>
+      </w:r>
+      <w:proofErr w:type="spellEnd"/>
+      <w:r>
+        <w:rPr>
+          <w:b/>
+          <w:bCs/>
+          <w:color w:val="0070C0"/>
+        </w:rPr>
+        <w:t xml:space="preserve"> → 真正的策略调整（intensive margin）</w:t>
       </w:r>
     </w:p>
     <w:p>
@@ -4114,23 +5273,26 @@
           <w:rFonts w:hint="eastAsia"/>
         </w:rPr>
       </w:pPr>
+      <w:proofErr w:type="gramStart"/>
       <w:r>
         <w:t>OLS :</w:t>
       </w:r>
-    </w:p>
-    <w:p>
-      <w:pPr>
-        <w:rPr>
-          <w:rFonts w:hint="eastAsia"/>
-        </w:rPr>
-      </w:pPr>
-    </w:p>
-    <w:p>
-      <w:pPr>
-        <w:rPr>
-          <w:rFonts w:hint="eastAsia"/>
-        </w:rPr>
-      </w:pPr>
+      <w:proofErr w:type="gramEnd"/>
+    </w:p>
+    <w:p>
+      <w:pPr>
+        <w:rPr>
+          <w:rFonts w:hint="eastAsia"/>
+        </w:rPr>
+      </w:pPr>
+    </w:p>
+    <w:p>
+      <w:pPr>
+        <w:rPr>
+          <w:rFonts w:hint="eastAsia"/>
+        </w:rPr>
+      </w:pPr>
+      <w:proofErr w:type="spellStart"/>
       <w:r>
         <w:rPr>
           <w:rFonts w:hint="eastAsia"/>
@@ -4140,20 +5302,31 @@
       <w:r>
         <w:t>roup_col</w:t>
       </w:r>
+      <w:proofErr w:type="spellEnd"/>
       <w:r>
         <w:rPr>
           <w:rFonts w:hint="eastAsia"/>
         </w:rPr>
         <w:t>==</w:t>
       </w:r>
+      <w:proofErr w:type="spellStart"/>
       <w:r>
         <w:t>is_changed</w:t>
       </w:r>
-      <w:r>
-        <w:rPr>
-          <w:rFonts w:hint="eastAsia"/>
-        </w:rPr>
-        <w:t>交互不显著</w:t>
+      <w:proofErr w:type="spellEnd"/>
+      <w:proofErr w:type="gramStart"/>
+      <w:r>
+        <w:rPr>
+          <w:rFonts w:hint="eastAsia"/>
+        </w:rPr>
+        <w:t>交互不</w:t>
+      </w:r>
+      <w:proofErr w:type="gramEnd"/>
+      <w:r>
+        <w:rPr>
+          <w:rFonts w:hint="eastAsia"/>
+        </w:rPr>
+        <w:t>显著</w:t>
       </w:r>
     </w:p>
     <w:p>
@@ -4168,8 +5341,21 @@
         </w:rPr>
         <w:t>==</w:t>
       </w:r>
-      <w:r>
-        <w:t xml:space="preserve">status_changed/sp_changed </w:t>
+      <w:proofErr w:type="spellStart"/>
+      <w:r>
+        <w:t>status_changed</w:t>
+      </w:r>
+      <w:proofErr w:type="spellEnd"/>
+      <w:r>
+        <w:t>/</w:t>
+      </w:r>
+      <w:proofErr w:type="spellStart"/>
+      <w:r>
+        <w:t>sp_changed</w:t>
+      </w:r>
+      <w:proofErr w:type="spellEnd"/>
+      <w:r>
+        <w:t xml:space="preserve"> </w:t>
       </w:r>
       <w:r>
         <w:rPr>
@@ -4198,7 +5384,15 @@
         <w:t>Booking</w:t>
       </w:r>
       <w:r>
-        <w:t>90=ctrl+city*tactics</w:t>
+        <w:t>90=</w:t>
+      </w:r>
+      <w:proofErr w:type="spellStart"/>
+      <w:r>
+        <w:t>ctrl+city</w:t>
+      </w:r>
+      <w:proofErr w:type="spellEnd"/>
+      <w:r>
+        <w:t>*tactics</w:t>
       </w:r>
     </w:p>
     <w:p>
@@ -4285,7 +5479,11 @@
         <w:t>Booking90=ctrl</w:t>
       </w:r>
       <w:r>
-        <w:t>+ tactics</w:t>
+        <w:t xml:space="preserve">+ </w:t>
+      </w:r>
+      <w:proofErr w:type="spellStart"/>
+      <w:r>
+        <w:t>tactics</w:t>
       </w:r>
       <w:r>
         <w:rPr>
@@ -4296,19 +5494,28 @@
       <w:r>
         <w:t>city</w:t>
       </w:r>
-    </w:p>
-    <w:p>
-      <w:pPr>
-        <w:rPr>
-          <w:rFonts w:hint="eastAsia"/>
-          <w:lang w:val="fr-FR"/>
-        </w:rPr>
-      </w:pPr>
-      <w:r>
-        <w:rPr>
-          <w:rFonts w:hint="eastAsia"/>
-        </w:rPr>
-        <w:t>Ouv不显著</w:t>
+      <w:proofErr w:type="spellEnd"/>
+    </w:p>
+    <w:p>
+      <w:pPr>
+        <w:rPr>
+          <w:rFonts w:hint="eastAsia"/>
+          <w:lang w:val="fr-FR"/>
+        </w:rPr>
+      </w:pPr>
+      <w:proofErr w:type="spellStart"/>
+      <w:r>
+        <w:rPr>
+          <w:rFonts w:hint="eastAsia"/>
+        </w:rPr>
+        <w:t>Ouv</w:t>
+      </w:r>
+      <w:proofErr w:type="spellEnd"/>
+      <w:r>
+        <w:rPr>
+          <w:rFonts w:hint="eastAsia"/>
+        </w:rPr>
+        <w:t>不显著</w:t>
       </w:r>
     </w:p>
     <w:p>
@@ -4341,6 +5548,7 @@
           <w:lang w:val="fr-FR"/>
         </w:rPr>
       </w:pPr>
+      <w:proofErr w:type="spellStart"/>
       <w:r>
         <w:rPr>
           <w:rFonts w:hint="eastAsia"/>
@@ -4352,7 +5560,14 @@
         <w:rPr>
           <w:lang w:val="fr-FR"/>
         </w:rPr>
-        <w:t xml:space="preserve">_vars </w:t>
+        <w:t>_vars</w:t>
+      </w:r>
+      <w:proofErr w:type="spellEnd"/>
+      <w:r>
+        <w:rPr>
+          <w:lang w:val="fr-FR"/>
+        </w:rPr>
+        <w:t xml:space="preserve"> </w:t>
       </w:r>
       <w:r>
         <w:rPr>
@@ -4433,11 +5648,19 @@
           <w:color w:val="EE0000"/>
         </w:rPr>
       </w:pPr>
-      <w:r>
-        <w:rPr>
-          <w:color w:val="EE0000"/>
-        </w:rPr>
-        <w:t xml:space="preserve">auto_promotion </w:t>
+      <w:proofErr w:type="spellStart"/>
+      <w:r>
+        <w:rPr>
+          <w:color w:val="EE0000"/>
+        </w:rPr>
+        <w:t>auto_promotion</w:t>
+      </w:r>
+      <w:proofErr w:type="spellEnd"/>
+      <w:r>
+        <w:rPr>
+          <w:color w:val="EE0000"/>
+        </w:rPr>
+        <w:t xml:space="preserve"> </w:t>
       </w:r>
       <w:r>
         <w:rPr>
@@ -4471,8 +5694,13 @@
           <w:rFonts w:hint="eastAsia"/>
         </w:rPr>
       </w:pPr>
-      <w:r>
-        <w:t xml:space="preserve">exemplarité </w:t>
+      <w:proofErr w:type="spellStart"/>
+      <w:r>
+        <w:t>exemplarité</w:t>
+      </w:r>
+      <w:proofErr w:type="spellEnd"/>
+      <w:r>
+        <w:t xml:space="preserve"> </w:t>
       </w:r>
       <w:r>
         <w:rPr>
@@ -4535,8 +5763,17 @@
           <w:rFonts w:hint="eastAsia"/>
           <w:lang w:val="fr-FR"/>
         </w:rPr>
-        <w:t>JO下如何调整？selon</w:t>
-      </w:r>
+        <w:t>JO下如何调整？</w:t>
+      </w:r>
+      <w:proofErr w:type="gramStart"/>
+      <w:r>
+        <w:rPr>
+          <w:rFonts w:hint="eastAsia"/>
+          <w:lang w:val="fr-FR"/>
+        </w:rPr>
+        <w:t>selon</w:t>
+      </w:r>
+      <w:proofErr w:type="gramEnd"/>
       <w:r>
         <w:rPr>
           <w:lang w:val="fr-FR"/>
@@ -4576,6 +5813,7 @@
           <w:lang w:val="fr-FR"/>
         </w:rPr>
       </w:pPr>
+      <w:proofErr w:type="spellStart"/>
       <w:r>
         <w:rPr>
           <w:rFonts w:hint="eastAsia"/>
@@ -4591,8 +5829,47 @@
           <w:bCs/>
           <w:lang w:val="fr-FR"/>
         </w:rPr>
-        <w:t>roup_col=’ym’</w:t>
-      </w:r>
+        <w:t>roup_col</w:t>
+      </w:r>
+      <w:proofErr w:type="spellEnd"/>
+      <w:r>
+        <w:rPr>
+          <w:b/>
+          <w:bCs/>
+          <w:lang w:val="fr-FR"/>
+        </w:rPr>
+        <w:t>=</w:t>
+      </w:r>
+      <w:proofErr w:type="gramStart"/>
+      <w:r>
+        <w:rPr>
+          <w:b/>
+          <w:bCs/>
+          <w:lang w:val="fr-FR"/>
+        </w:rPr>
+        <w:t>’</w:t>
+      </w:r>
+      <w:proofErr w:type="spellStart"/>
+      <w:proofErr w:type="gramEnd"/>
+      <w:r>
+        <w:rPr>
+          <w:b/>
+          <w:bCs/>
+          <w:lang w:val="fr-FR"/>
+        </w:rPr>
+        <w:t>ym</w:t>
+      </w:r>
+      <w:proofErr w:type="spellEnd"/>
+      <w:proofErr w:type="gramStart"/>
+      <w:r>
+        <w:rPr>
+          <w:b/>
+          <w:bCs/>
+          <w:lang w:val="fr-FR"/>
+        </w:rPr>
+        <w:t>’</w:t>
+      </w:r>
+      <w:proofErr w:type="gramEnd"/>
       <w:r>
         <w:rPr>
           <w:rFonts w:hint="eastAsia"/>
@@ -4637,12 +5914,14 @@
         </w:rPr>
         <w:t>直接比较，</w:t>
       </w:r>
+      <w:proofErr w:type="spellStart"/>
       <w:r>
         <w:rPr>
           <w:lang w:val="fr-FR"/>
         </w:rPr>
         <w:t>tactics</w:t>
       </w:r>
+      <w:proofErr w:type="spellEnd"/>
       <w:r>
         <w:rPr>
           <w:rFonts w:hint="eastAsia"/>
@@ -4650,12 +5929,37 @@
         </w:rPr>
         <w:t>的</w:t>
       </w:r>
-      <w:r>
-        <w:rPr>
-          <w:rFonts w:hint="eastAsia"/>
-          <w:lang w:val="fr-FR"/>
-        </w:rPr>
-        <w:t>ttest均无显著差异！！！（已dropna）</w:t>
+      <w:proofErr w:type="spellStart"/>
+      <w:r>
+        <w:rPr>
+          <w:rFonts w:hint="eastAsia"/>
+          <w:lang w:val="fr-FR"/>
+        </w:rPr>
+        <w:t>ttest</w:t>
+      </w:r>
+      <w:proofErr w:type="spellEnd"/>
+      <w:r>
+        <w:rPr>
+          <w:rFonts w:hint="eastAsia"/>
+          <w:lang w:val="fr-FR"/>
+        </w:rPr>
+        <w:t>均无显著差异！！！（已</w:t>
+      </w:r>
+      <w:proofErr w:type="spellStart"/>
+      <w:r>
+        <w:rPr>
+          <w:rFonts w:hint="eastAsia"/>
+          <w:lang w:val="fr-FR"/>
+        </w:rPr>
+        <w:t>dropna</w:t>
+      </w:r>
+      <w:proofErr w:type="spellEnd"/>
+      <w:r>
+        <w:rPr>
+          <w:rFonts w:hint="eastAsia"/>
+          <w:lang w:val="fr-FR"/>
+        </w:rPr>
+        <w:t>）</w:t>
       </w:r>
     </w:p>
     <w:p>
@@ -4686,7 +5990,25 @@
           <w:color w:val="EE0000"/>
           <w:lang w:val="fr-FR"/>
         </w:rPr>
-        <w:t>整体与往期2312相比策略没有显著差异，</w:t>
+        <w:t>整体</w:t>
+      </w:r>
+      <w:proofErr w:type="gramStart"/>
+      <w:r>
+        <w:rPr>
+          <w:rFonts w:hint="eastAsia"/>
+          <w:color w:val="EE0000"/>
+          <w:lang w:val="fr-FR"/>
+        </w:rPr>
+        <w:t>与往期</w:t>
+      </w:r>
+      <w:proofErr w:type="gramEnd"/>
+      <w:r>
+        <w:rPr>
+          <w:rFonts w:hint="eastAsia"/>
+          <w:color w:val="EE0000"/>
+          <w:lang w:val="fr-FR"/>
+        </w:rPr>
+        <w:t>2312相比策略没有显著差异，</w:t>
       </w:r>
     </w:p>
     <w:p>
@@ -4711,7 +6033,25 @@
           <w:color w:val="EE0000"/>
           <w:lang w:val="fr-FR"/>
         </w:rPr>
-        <w:t>与整体london想比没有显著差异</w:t>
+        <w:t>与整体</w:t>
+      </w:r>
+      <w:proofErr w:type="spellStart"/>
+      <w:r>
+        <w:rPr>
+          <w:rFonts w:hint="eastAsia"/>
+          <w:color w:val="EE0000"/>
+          <w:lang w:val="fr-FR"/>
+        </w:rPr>
+        <w:t>london</w:t>
+      </w:r>
+      <w:proofErr w:type="spellEnd"/>
+      <w:r>
+        <w:rPr>
+          <w:rFonts w:hint="eastAsia"/>
+          <w:color w:val="EE0000"/>
+          <w:lang w:val="fr-FR"/>
+        </w:rPr>
+        <w:t>想比没有显著差异</w:t>
       </w:r>
     </w:p>
     <w:p>
@@ -4762,6 +6102,7 @@
         </w:rPr>
         <w:t>（</w:t>
       </w:r>
+      <w:proofErr w:type="spellStart"/>
       <w:r>
         <w:rPr>
           <w:rFonts w:hint="eastAsia"/>
@@ -4773,7 +6114,14 @@
         <w:rPr>
           <w:lang w:val="fr-FR"/>
         </w:rPr>
-        <w:t xml:space="preserve">_new_entrant </w:t>
+        <w:t>_new_entrant</w:t>
+      </w:r>
+      <w:proofErr w:type="spellEnd"/>
+      <w:r>
+        <w:rPr>
+          <w:lang w:val="fr-FR"/>
+        </w:rPr>
+        <w:t xml:space="preserve"> </w:t>
       </w:r>
       <w:r>
         <w:rPr>
@@ -4796,6 +6144,7 @@
         </w:rPr>
         <w:t>中</w:t>
       </w:r>
+      <w:proofErr w:type="spellStart"/>
       <w:r>
         <w:rPr>
           <w:rFonts w:hint="eastAsia"/>
@@ -4807,7 +6156,14 @@
         <w:rPr>
           <w:lang w:val="fr-FR"/>
         </w:rPr>
-        <w:t>_changed=1） vs 23+24</w:t>
+        <w:t>_changed</w:t>
+      </w:r>
+      <w:proofErr w:type="spellEnd"/>
+      <w:r>
+        <w:rPr>
+          <w:lang w:val="fr-FR"/>
+        </w:rPr>
+        <w:t>=1） vs 23+24</w:t>
       </w:r>
       <w:r>
         <w:rPr>
@@ -4838,6 +6194,7 @@
         </w:rPr>
         <w:t>仅</w:t>
       </w:r>
+      <w:proofErr w:type="spellStart"/>
       <w:r>
         <w:rPr>
           <w:rFonts w:hint="eastAsia"/>
@@ -4845,6 +6202,7 @@
         </w:rPr>
         <w:t>new+reactive</w:t>
       </w:r>
+      <w:proofErr w:type="spellEnd"/>
       <w:r>
         <w:rPr>
           <w:rFonts w:hint="eastAsia"/>
@@ -4900,6 +6258,7 @@
         </w:rPr>
         <w:t>仅</w:t>
       </w:r>
+      <w:proofErr w:type="spellStart"/>
       <w:r>
         <w:rPr>
           <w:rFonts w:hint="eastAsia"/>
@@ -4907,6 +6266,7 @@
         </w:rPr>
         <w:t>new+reactive</w:t>
       </w:r>
+      <w:proofErr w:type="spellEnd"/>
       <w:r>
         <w:rPr>
           <w:rFonts w:hint="eastAsia"/>
@@ -4941,6 +6301,7 @@
         </w:rPr>
         <w:t>且</w:t>
       </w:r>
+      <w:proofErr w:type="spellStart"/>
       <w:r>
         <w:rPr>
           <w:rFonts w:hint="eastAsia"/>
@@ -4952,7 +6313,14 @@
         <w:rPr>
           <w:lang w:val="fr-FR"/>
         </w:rPr>
-        <w:t>_host_sp_changed==0</w:t>
+        <w:t>_host_sp_changed</w:t>
+      </w:r>
+      <w:proofErr w:type="spellEnd"/>
+      <w:r>
+        <w:rPr>
+          <w:lang w:val="fr-FR"/>
+        </w:rPr>
+        <w:t>==0</w:t>
       </w:r>
       <w:r>
         <w:rPr>
@@ -5107,7 +6475,23 @@
           <w:rFonts w:hint="eastAsia"/>
           <w:lang w:val="fr-FR"/>
         </w:rPr>
-        <w:t>没改变的status和改变的</w:t>
+        <w:t>没改变的</w:t>
+      </w:r>
+      <w:proofErr w:type="spellStart"/>
+      <w:r>
+        <w:rPr>
+          <w:rFonts w:hint="eastAsia"/>
+          <w:lang w:val="fr-FR"/>
+        </w:rPr>
+        <w:t>status</w:t>
+      </w:r>
+      <w:proofErr w:type="spellEnd"/>
+      <w:r>
+        <w:rPr>
+          <w:rFonts w:hint="eastAsia"/>
+          <w:lang w:val="fr-FR"/>
+        </w:rPr>
+        <w:t>和改变的</w:t>
       </w:r>
     </w:p>
     <w:p>
@@ -5131,12 +6515,37 @@
         </w:rPr>
         <w:t>老房东</w:t>
       </w:r>
-      <w:r>
-        <w:rPr>
-          <w:rFonts w:hint="eastAsia"/>
-          <w:lang w:val="fr-FR"/>
-        </w:rPr>
-        <w:t>sp vs 改变sp的</w:t>
+      <w:proofErr w:type="spellStart"/>
+      <w:r>
+        <w:rPr>
+          <w:rFonts w:hint="eastAsia"/>
+          <w:lang w:val="fr-FR"/>
+        </w:rPr>
+        <w:t>sp</w:t>
+      </w:r>
+      <w:proofErr w:type="spellEnd"/>
+      <w:r>
+        <w:rPr>
+          <w:rFonts w:hint="eastAsia"/>
+          <w:lang w:val="fr-FR"/>
+        </w:rPr>
+        <w:t xml:space="preserve"> vs 改变</w:t>
+      </w:r>
+      <w:proofErr w:type="spellStart"/>
+      <w:r>
+        <w:rPr>
+          <w:rFonts w:hint="eastAsia"/>
+          <w:lang w:val="fr-FR"/>
+        </w:rPr>
+        <w:t>sp</w:t>
+      </w:r>
+      <w:proofErr w:type="spellEnd"/>
+      <w:r>
+        <w:rPr>
+          <w:rFonts w:hint="eastAsia"/>
+          <w:lang w:val="fr-FR"/>
+        </w:rPr>
+        <w:t>的</w:t>
       </w:r>
       <w:r>
         <w:rPr>
@@ -5314,6 +6723,7 @@
           <w:rFonts w:hint="eastAsia"/>
         </w:rPr>
       </w:pPr>
+      <w:proofErr w:type="spellStart"/>
       <w:r>
         <w:rPr>
           <w:rFonts w:hint="eastAsia"/>
@@ -5326,6 +6736,7 @@
         </w:rPr>
         <w:t>uperhost</w:t>
       </w:r>
+      <w:proofErr w:type="spellEnd"/>
       <w:r>
         <w:rPr>
           <w:rFonts w:hint="eastAsia"/>
@@ -5333,12 +6744,14 @@
         </w:rPr>
         <w:t>对于</w:t>
       </w:r>
+      <w:proofErr w:type="spellStart"/>
       <w:r>
         <w:rPr>
           <w:rFonts w:hint="eastAsia"/>
         </w:rPr>
         <w:t>perosnality+exemplarification</w:t>
       </w:r>
+      <w:proofErr w:type="spellEnd"/>
       <w:r>
         <w:rPr>
           <w:rFonts w:hint="eastAsia"/>
@@ -5359,12 +6772,14 @@
         </w:rPr>
         <w:t>并加深</w:t>
       </w:r>
+      <w:proofErr w:type="spellStart"/>
       <w:r>
         <w:rPr>
           <w:rFonts w:hint="eastAsia"/>
         </w:rPr>
         <w:t>autopromotion</w:t>
       </w:r>
+      <w:proofErr w:type="spellEnd"/>
       <w:r>
         <w:rPr>
           <w:rFonts w:hint="eastAsia"/>
@@ -5486,12 +6901,14 @@
           <w:rFonts w:hint="eastAsia"/>
         </w:rPr>
       </w:pPr>
+      <w:proofErr w:type="spellStart"/>
       <w:r>
         <w:rPr>
           <w:rFonts w:hint="eastAsia"/>
         </w:rPr>
         <w:t>Superhost</w:t>
       </w:r>
+      <w:proofErr w:type="spellEnd"/>
       <w:r>
         <w:rPr>
           <w:rFonts w:hint="eastAsia"/>
@@ -5499,12 +6916,14 @@
         </w:rPr>
         <w:t>不显著改变</w:t>
       </w:r>
+      <w:proofErr w:type="spellStart"/>
       <w:r>
         <w:rPr>
           <w:rFonts w:hint="eastAsia"/>
         </w:rPr>
         <w:t>personality+exemplary</w:t>
       </w:r>
+      <w:proofErr w:type="spellEnd"/>
       <w:r>
         <w:rPr>
           <w:rFonts w:hint="eastAsia"/>
@@ -5518,19 +6937,30 @@
         </w:rPr>
         <w:t>，</w:t>
       </w:r>
-      <w:r>
-        <w:rPr>
-          <w:rFonts w:hint="eastAsia"/>
-          <w:lang w:val="fr-FR"/>
-        </w:rPr>
-        <w:t>但显著减少</w:t>
-      </w:r>
+      <w:proofErr w:type="gramStart"/>
+      <w:r>
+        <w:rPr>
+          <w:rFonts w:hint="eastAsia"/>
+          <w:lang w:val="fr-FR"/>
+        </w:rPr>
+        <w:t>但显著</w:t>
+      </w:r>
+      <w:proofErr w:type="gramEnd"/>
+      <w:r>
+        <w:rPr>
+          <w:rFonts w:hint="eastAsia"/>
+          <w:lang w:val="fr-FR"/>
+        </w:rPr>
+        <w:t>减少</w:t>
+      </w:r>
+      <w:proofErr w:type="spellStart"/>
       <w:r>
         <w:rPr>
           <w:rFonts w:hint="eastAsia"/>
         </w:rPr>
         <w:t>autopromotion</w:t>
       </w:r>
+      <w:proofErr w:type="spellEnd"/>
       <w:r>
         <w:rPr>
           <w:rFonts w:hint="eastAsia"/>
@@ -5545,8 +6975,13 @@
         </w:rPr>
       </w:pPr>
       <w:r>
-        <w:t>2406 superhost</w:t>
-      </w:r>
+        <w:t xml:space="preserve">2406 </w:t>
+      </w:r>
+      <w:proofErr w:type="spellStart"/>
+      <w:r>
+        <w:t>superhost</w:t>
+      </w:r>
+      <w:proofErr w:type="spellEnd"/>
       <w:r>
         <w:rPr>
           <w:rFonts w:hint="eastAsia"/>
@@ -5602,33 +7037,161 @@
           <w:i/>
           <w:iCs/>
         </w:rPr>
-        <w:t>C(host_is_superhost)[T.t]:auto_promotion    -0.0086      0.003     -3.100      0.002      -0.014      -0.003</w:t>
-      </w:r>
-    </w:p>
-    <w:p>
-      <w:pPr>
-        <w:rPr>
-          <w:rFonts w:hint="eastAsia"/>
+        <w:t>C(</w:t>
+      </w:r>
+      <w:proofErr w:type="spellStart"/>
+      <w:r>
+        <w:rPr>
           <w:i/>
           <w:iCs/>
         </w:rPr>
-      </w:pPr>
-      <w:r>
-        <w:rPr>
-          <w:rFonts w:hint="eastAsia"/>
-          <w:b/>
-          <w:bCs/>
+        <w:t>host_is_</w:t>
+      </w:r>
+      <w:proofErr w:type="gramStart"/>
+      <w:r>
+        <w:rPr>
           <w:i/>
           <w:iCs/>
         </w:rPr>
-        <w:t xml:space="preserve">2312: </w:t>
-      </w:r>
+        <w:t>superhost</w:t>
+      </w:r>
+      <w:proofErr w:type="spellEnd"/>
       <w:r>
         <w:rPr>
           <w:i/>
           <w:iCs/>
         </w:rPr>
-        <w:t>C(host_is_superhost)[T.t]:auto_promotion    -0.0139      0.004     -3.087      0.002      -0.023      -0.005</w:t>
+        <w:t>)[</w:t>
+      </w:r>
+      <w:proofErr w:type="gramEnd"/>
+      <w:r>
+        <w:rPr>
+          <w:i/>
+          <w:iCs/>
+        </w:rPr>
+        <w:t>T.t</w:t>
+      </w:r>
+      <w:proofErr w:type="gramStart"/>
+      <w:r>
+        <w:rPr>
+          <w:i/>
+          <w:iCs/>
+        </w:rPr>
+        <w:t>]:</w:t>
+      </w:r>
+      <w:proofErr w:type="spellStart"/>
+      <w:r>
+        <w:rPr>
+          <w:i/>
+          <w:iCs/>
+        </w:rPr>
+        <w:t>auto</w:t>
+      </w:r>
+      <w:proofErr w:type="gramEnd"/>
+      <w:r>
+        <w:rPr>
+          <w:i/>
+          <w:iCs/>
+        </w:rPr>
+        <w:t>_promotion</w:t>
+      </w:r>
+      <w:proofErr w:type="spellEnd"/>
+      <w:r>
+        <w:rPr>
+          <w:i/>
+          <w:iCs/>
+        </w:rPr>
+        <w:t xml:space="preserve">    -0.0086      0.003     -3.100      0.002      -0.014      -0.003</w:t>
+      </w:r>
+    </w:p>
+    <w:p>
+      <w:pPr>
+        <w:rPr>
+          <w:rFonts w:hint="eastAsia"/>
+          <w:i/>
+          <w:iCs/>
+        </w:rPr>
+      </w:pPr>
+      <w:r>
+        <w:rPr>
+          <w:rFonts w:hint="eastAsia"/>
+          <w:b/>
+          <w:bCs/>
+          <w:i/>
+          <w:iCs/>
+        </w:rPr>
+        <w:t xml:space="preserve">2312: </w:t>
+      </w:r>
+      <w:r>
+        <w:rPr>
+          <w:i/>
+          <w:iCs/>
+        </w:rPr>
+        <w:t>C(</w:t>
+      </w:r>
+      <w:proofErr w:type="spellStart"/>
+      <w:r>
+        <w:rPr>
+          <w:i/>
+          <w:iCs/>
+        </w:rPr>
+        <w:t>host_is_</w:t>
+      </w:r>
+      <w:proofErr w:type="gramStart"/>
+      <w:r>
+        <w:rPr>
+          <w:i/>
+          <w:iCs/>
+        </w:rPr>
+        <w:t>superhost</w:t>
+      </w:r>
+      <w:proofErr w:type="spellEnd"/>
+      <w:r>
+        <w:rPr>
+          <w:i/>
+          <w:iCs/>
+        </w:rPr>
+        <w:t>)[</w:t>
+      </w:r>
+      <w:proofErr w:type="gramEnd"/>
+      <w:r>
+        <w:rPr>
+          <w:i/>
+          <w:iCs/>
+        </w:rPr>
+        <w:t>T.t</w:t>
+      </w:r>
+      <w:proofErr w:type="gramStart"/>
+      <w:r>
+        <w:rPr>
+          <w:i/>
+          <w:iCs/>
+        </w:rPr>
+        <w:t>]:</w:t>
+      </w:r>
+      <w:proofErr w:type="spellStart"/>
+      <w:r>
+        <w:rPr>
+          <w:i/>
+          <w:iCs/>
+        </w:rPr>
+        <w:t>auto</w:t>
+      </w:r>
+      <w:proofErr w:type="gramEnd"/>
+      <w:r>
+        <w:rPr>
+          <w:i/>
+          <w:iCs/>
+        </w:rPr>
+        <w:t>_promotion</w:t>
+      </w:r>
+      <w:proofErr w:type="spellEnd"/>
+      <w:r>
+        <w:rPr>
+          <w:i/>
+          <w:iCs/>
+        </w:rPr>
+        <w:t xml:space="preserve">    -0.0139      0.004     -3.087      0.002      -0.023      -0.005</w:t>
       </w:r>
     </w:p>
     <w:p>
@@ -5652,6 +7215,7 @@
           <w:u w:val="single"/>
         </w:rPr>
       </w:pPr>
+      <w:proofErr w:type="spellStart"/>
       <w:r>
         <w:rPr>
           <w:rFonts w:hint="eastAsia"/>
@@ -5659,6 +7223,7 @@
         </w:rPr>
         <w:t>Autopromotion</w:t>
       </w:r>
+      <w:proofErr w:type="spellEnd"/>
       <w:r>
         <w:rPr>
           <w:rFonts w:hint="eastAsia"/>
@@ -5667,6 +7232,7 @@
         </w:rPr>
         <w:t>在</w:t>
       </w:r>
+      <w:proofErr w:type="spellStart"/>
       <w:r>
         <w:rPr>
           <w:rFonts w:hint="eastAsia"/>
@@ -5674,6 +7240,7 @@
         </w:rPr>
         <w:t>superhost</w:t>
       </w:r>
+      <w:proofErr w:type="spellEnd"/>
       <w:r>
         <w:rPr>
           <w:rFonts w:hint="eastAsia"/>
@@ -5698,7 +7265,39 @@
         <w:t>2312：</w:t>
       </w:r>
       <w:r>
-        <w:t xml:space="preserve">C(host_is_superhost)[T.t]:auto_promotion   </w:t>
+        <w:t>C(</w:t>
+      </w:r>
+      <w:proofErr w:type="spellStart"/>
+      <w:r>
+        <w:t>host_is_</w:t>
+      </w:r>
+      <w:proofErr w:type="gramStart"/>
+      <w:r>
+        <w:t>superhost</w:t>
+      </w:r>
+      <w:proofErr w:type="spellEnd"/>
+      <w:r>
+        <w:t>)[</w:t>
+      </w:r>
+      <w:proofErr w:type="gramEnd"/>
+      <w:r>
+        <w:t>T.t</w:t>
+      </w:r>
+      <w:proofErr w:type="gramStart"/>
+      <w:r>
+        <w:t>]:</w:t>
+      </w:r>
+      <w:proofErr w:type="spellStart"/>
+      <w:r>
+        <w:t>auto</w:t>
+      </w:r>
+      <w:proofErr w:type="gramEnd"/>
+      <w:r>
+        <w:t>_promotion</w:t>
+      </w:r>
+      <w:proofErr w:type="spellEnd"/>
+      <w:r>
+        <w:t xml:space="preserve">   </w:t>
       </w:r>
       <w:r>
         <w:rPr>
@@ -5736,7 +7335,39 @@
         <w:t xml:space="preserve">: </w:t>
       </w:r>
       <w:r>
-        <w:t xml:space="preserve">C(host_is_superhost)[T.t]:auto_promotion    </w:t>
+        <w:t>C(</w:t>
+      </w:r>
+      <w:proofErr w:type="spellStart"/>
+      <w:r>
+        <w:t>host_is_</w:t>
+      </w:r>
+      <w:proofErr w:type="gramStart"/>
+      <w:r>
+        <w:t>superhost</w:t>
+      </w:r>
+      <w:proofErr w:type="spellEnd"/>
+      <w:r>
+        <w:t>)[</w:t>
+      </w:r>
+      <w:proofErr w:type="gramEnd"/>
+      <w:r>
+        <w:t>T.t</w:t>
+      </w:r>
+      <w:proofErr w:type="gramStart"/>
+      <w:r>
+        <w:t>]:</w:t>
+      </w:r>
+      <w:proofErr w:type="spellStart"/>
+      <w:r>
+        <w:t>auto</w:t>
+      </w:r>
+      <w:proofErr w:type="gramEnd"/>
+      <w:r>
+        <w:t>_promotion</w:t>
+      </w:r>
+      <w:proofErr w:type="spellEnd"/>
+      <w:r>
+        <w:t xml:space="preserve">    </w:t>
       </w:r>
       <w:r>
         <w:rPr>
@@ -5842,12 +7473,14 @@
         </w:rPr>
         <w:t>趋势上</w:t>
       </w:r>
+      <w:proofErr w:type="spellStart"/>
       <w:r>
         <w:rPr>
           <w:rFonts w:hint="eastAsia"/>
         </w:rPr>
         <w:t>Ouv</w:t>
       </w:r>
+      <w:proofErr w:type="spellEnd"/>
       <w:r>
         <w:rPr>
           <w:rFonts w:hint="eastAsia"/>
@@ -5855,12 +7488,14 @@
         </w:rPr>
         <w:t>对于</w:t>
       </w:r>
+      <w:proofErr w:type="spellStart"/>
       <w:r>
         <w:rPr>
           <w:rFonts w:hint="eastAsia"/>
         </w:rPr>
         <w:t>london</w:t>
       </w:r>
+      <w:proofErr w:type="spellEnd"/>
       <w:r>
         <w:rPr>
           <w:rFonts w:hint="eastAsia"/>
@@ -5891,12 +7526,14 @@
         </w:rPr>
         <w:t>没有</w:t>
       </w:r>
+      <w:proofErr w:type="spellStart"/>
       <w:r>
         <w:rPr>
           <w:rFonts w:hint="eastAsia"/>
         </w:rPr>
         <w:t>paris</w:t>
       </w:r>
+      <w:proofErr w:type="spellEnd"/>
       <w:r>
         <w:rPr>
           <w:rFonts w:hint="eastAsia"/>
@@ -5933,12 +7570,14 @@
         </w:rPr>
         <w:t>但</w:t>
       </w:r>
+      <w:proofErr w:type="spellStart"/>
       <w:r>
         <w:rPr>
           <w:rFonts w:hint="eastAsia"/>
         </w:rPr>
         <w:t>superhost</w:t>
       </w:r>
+      <w:proofErr w:type="spellEnd"/>
       <w:r>
         <w:rPr>
           <w:rFonts w:hint="eastAsia"/>
@@ -6054,7 +7693,21 @@
         <w:rPr>
           <w:color w:val="EE0000"/>
         </w:rPr>
-        <w:t xml:space="preserve"> vs paris 2406</w:t>
+        <w:t xml:space="preserve"> vs </w:t>
+      </w:r>
+      <w:proofErr w:type="spellStart"/>
+      <w:r>
+        <w:rPr>
+          <w:color w:val="EE0000"/>
+        </w:rPr>
+        <w:t>paris</w:t>
+      </w:r>
+      <w:proofErr w:type="spellEnd"/>
+      <w:r>
+        <w:rPr>
+          <w:color w:val="EE0000"/>
+        </w:rPr>
+        <w:t xml:space="preserve"> 2406</w:t>
       </w:r>
     </w:p>
     <w:p>
@@ -6070,7 +7723,39 @@
           <w:rFonts w:hint="eastAsia"/>
           <w:color w:val="EE0000"/>
         </w:rPr>
-        <w:t>策略效果都有加强（有交互coef，比无交互coef高）</w:t>
+        <w:t>策略效果都有加强（有交互</w:t>
+      </w:r>
+      <w:proofErr w:type="spellStart"/>
+      <w:r>
+        <w:rPr>
+          <w:rFonts w:hint="eastAsia"/>
+          <w:color w:val="EE0000"/>
+        </w:rPr>
+        <w:t>coef</w:t>
+      </w:r>
+      <w:proofErr w:type="spellEnd"/>
+      <w:r>
+        <w:rPr>
+          <w:rFonts w:hint="eastAsia"/>
+          <w:color w:val="EE0000"/>
+        </w:rPr>
+        <w:t>，比无交互</w:t>
+      </w:r>
+      <w:proofErr w:type="spellStart"/>
+      <w:r>
+        <w:rPr>
+          <w:rFonts w:hint="eastAsia"/>
+          <w:color w:val="EE0000"/>
+        </w:rPr>
+        <w:t>coef</w:t>
+      </w:r>
+      <w:proofErr w:type="spellEnd"/>
+      <w:r>
+        <w:rPr>
+          <w:rFonts w:hint="eastAsia"/>
+          <w:color w:val="EE0000"/>
+        </w:rPr>
+        <w:t>高）</w:t>
       </w:r>
       <w:r>
         <w:rPr>
@@ -6140,6 +7825,7 @@
         </w:rPr>
         <w:t>在</w:t>
       </w:r>
+      <w:proofErr w:type="spellStart"/>
       <w:r>
         <w:rPr>
           <w:rFonts w:hint="eastAsia"/>
@@ -6147,6 +7833,7 @@
         </w:rPr>
         <w:t>paris</w:t>
       </w:r>
+      <w:proofErr w:type="spellEnd"/>
       <w:r>
         <w:rPr>
           <w:rFonts w:hint="eastAsia"/>
@@ -6203,6 +7890,7 @@
         </w:rPr>
         <w:t>和</w:t>
       </w:r>
+      <w:proofErr w:type="spellStart"/>
       <w:r>
         <w:rPr>
           <w:rFonts w:hint="eastAsia"/>
@@ -6210,6 +7898,7 @@
         </w:rPr>
         <w:t>superhost</w:t>
       </w:r>
+      <w:proofErr w:type="spellEnd"/>
       <w:r>
         <w:rPr>
           <w:rFonts w:hint="eastAsia"/>
@@ -6351,8 +8040,17 @@
           <w:rFonts w:hint="eastAsia"/>
           <w:color w:val="EE0000"/>
         </w:rPr>
-        <w:t>//ym</w:t>
-      </w:r>
+        <w:t>//</w:t>
+      </w:r>
+      <w:proofErr w:type="spellStart"/>
+      <w:r>
+        <w:rPr>
+          <w:rFonts w:hint="eastAsia"/>
+          <w:color w:val="EE0000"/>
+        </w:rPr>
+        <w:t>ym</w:t>
+      </w:r>
+      <w:proofErr w:type="spellEnd"/>
       <w:r>
         <w:rPr>
           <w:color w:val="EE0000"/>
@@ -6406,7 +8104,63 @@
         <w:rPr>
           <w:color w:val="EE0000"/>
         </w:rPr>
-        <w:t xml:space="preserve">用ols做交互tactics x context/ym, 以及进一步的三重交互x superhost/status_changed; </w:t>
+        <w:t>用</w:t>
+      </w:r>
+      <w:proofErr w:type="spellStart"/>
+      <w:r>
+        <w:rPr>
+          <w:color w:val="EE0000"/>
+        </w:rPr>
+        <w:t>ols</w:t>
+      </w:r>
+      <w:proofErr w:type="spellEnd"/>
+      <w:r>
+        <w:rPr>
+          <w:color w:val="EE0000"/>
+        </w:rPr>
+        <w:t>做交互tactics x context/</w:t>
+      </w:r>
+      <w:proofErr w:type="spellStart"/>
+      <w:r>
+        <w:rPr>
+          <w:color w:val="EE0000"/>
+        </w:rPr>
+        <w:t>ym</w:t>
+      </w:r>
+      <w:proofErr w:type="spellEnd"/>
+      <w:r>
+        <w:rPr>
+          <w:color w:val="EE0000"/>
+        </w:rPr>
+        <w:t xml:space="preserve">, 以及进一步的三重交互x </w:t>
+      </w:r>
+      <w:proofErr w:type="spellStart"/>
+      <w:r>
+        <w:rPr>
+          <w:color w:val="EE0000"/>
+        </w:rPr>
+        <w:t>superhost</w:t>
+      </w:r>
+      <w:proofErr w:type="spellEnd"/>
+      <w:r>
+        <w:rPr>
+          <w:color w:val="EE0000"/>
+        </w:rPr>
+        <w:t>/</w:t>
+      </w:r>
+      <w:proofErr w:type="spellStart"/>
+      <w:r>
+        <w:rPr>
+          <w:color w:val="EE0000"/>
+        </w:rPr>
+        <w:t>status_changed</w:t>
+      </w:r>
+      <w:proofErr w:type="spellEnd"/>
+      <w:r>
+        <w:rPr>
+          <w:color w:val="EE0000"/>
+        </w:rPr>
+        <w:t xml:space="preserve">; </w:t>
       </w:r>
       <w:r>
         <w:rPr>
@@ -6587,7 +8341,35 @@
         <w:rPr>
           <w:color w:val="0070C0"/>
         </w:rPr>
-        <w:t>房东类型 (new vs old, superhost vs autres)</w:t>
+        <w:t xml:space="preserve">房东类型 (new vs old, </w:t>
+      </w:r>
+      <w:proofErr w:type="spellStart"/>
+      <w:r>
+        <w:rPr>
+          <w:color w:val="0070C0"/>
+        </w:rPr>
+        <w:t>superhost</w:t>
+      </w:r>
+      <w:proofErr w:type="spellEnd"/>
+      <w:r>
+        <w:rPr>
+          <w:color w:val="0070C0"/>
+        </w:rPr>
+        <w:t xml:space="preserve"> vs </w:t>
+      </w:r>
+      <w:proofErr w:type="spellStart"/>
+      <w:r>
+        <w:rPr>
+          <w:color w:val="0070C0"/>
+        </w:rPr>
+        <w:t>autres</w:t>
+      </w:r>
+      <w:proofErr w:type="spellEnd"/>
+      <w:r>
+        <w:rPr>
+          <w:color w:val="0070C0"/>
+        </w:rPr>
+        <w:t>)</w:t>
       </w:r>
     </w:p>
     <w:p>
@@ -6865,7 +8647,21 @@
         <w:rPr>
           <w:color w:val="0070C0"/>
         </w:rPr>
-        <w:t>context / ym（城市与时间标记）</w:t>
+        <w:t xml:space="preserve">context / </w:t>
+      </w:r>
+      <w:proofErr w:type="spellStart"/>
+      <w:r>
+        <w:rPr>
+          <w:color w:val="0070C0"/>
+        </w:rPr>
+        <w:t>ym</w:t>
+      </w:r>
+      <w:proofErr w:type="spellEnd"/>
+      <w:r>
+        <w:rPr>
+          <w:color w:val="0070C0"/>
+        </w:rPr>
+        <w:t>（城市与时间标记）</w:t>
       </w:r>
     </w:p>
     <w:p>
@@ -6910,8 +8706,16 @@
           <w:color w:val="0070C0"/>
         </w:rPr>
         <w:lastRenderedPageBreak/>
-        <w:t>tactics × context / ym</w:t>
-      </w:r>
+        <w:t xml:space="preserve">tactics × context / </w:t>
+      </w:r>
+      <w:proofErr w:type="spellStart"/>
+      <w:r>
+        <w:rPr>
+          <w:color w:val="0070C0"/>
+        </w:rPr>
+        <w:t>ym</w:t>
+      </w:r>
+      <w:proofErr w:type="spellEnd"/>
     </w:p>
     <w:p>
       <w:pPr>
@@ -6928,7 +8732,49 @@
         <w:rPr>
           <w:color w:val="0070C0"/>
         </w:rPr>
-        <w:t>tactics × context × host-type (superhost / new_host / status_changed)</w:t>
+        <w:t>tactics × context × host-type (</w:t>
+      </w:r>
+      <w:proofErr w:type="spellStart"/>
+      <w:r>
+        <w:rPr>
+          <w:color w:val="0070C0"/>
+        </w:rPr>
+        <w:t>superhost</w:t>
+      </w:r>
+      <w:proofErr w:type="spellEnd"/>
+      <w:r>
+        <w:rPr>
+          <w:color w:val="0070C0"/>
+        </w:rPr>
+        <w:t xml:space="preserve"> / </w:t>
+      </w:r>
+      <w:proofErr w:type="spellStart"/>
+      <w:r>
+        <w:rPr>
+          <w:color w:val="0070C0"/>
+        </w:rPr>
+        <w:t>new_host</w:t>
+      </w:r>
+      <w:proofErr w:type="spellEnd"/>
+      <w:r>
+        <w:rPr>
+          <w:color w:val="0070C0"/>
+        </w:rPr>
+        <w:t xml:space="preserve"> / </w:t>
+      </w:r>
+      <w:proofErr w:type="spellStart"/>
+      <w:r>
+        <w:rPr>
+          <w:color w:val="0070C0"/>
+        </w:rPr>
+        <w:t>status_changed</w:t>
+      </w:r>
+      <w:proofErr w:type="spellEnd"/>
+      <w:r>
+        <w:rPr>
+          <w:color w:val="0070C0"/>
+        </w:rPr>
+        <w:t>)</w:t>
       </w:r>
     </w:p>
     <w:p>
@@ -7060,29 +8906,141 @@
         <w:rPr>
           <w:color w:val="EE0000"/>
         </w:rPr>
-        <w:t>在描述性结果中，在2406london vs 2406paris数据中，以及巴黎2312vs 2406，策略变量之间没有显著差别，在2406数据中新进入市场对比旧房东，superhost对比其他普通房东，都呈现出更加偏好auto promotion以外的自我展示策略。</w:t>
-      </w:r>
-    </w:p>
-    <w:p>
-      <w:pPr>
-        <w:rPr>
-          <w:rFonts w:hint="eastAsia"/>
-          <w:color w:val="EE0000"/>
-        </w:rPr>
-      </w:pPr>
-    </w:p>
-    <w:p>
-      <w:pPr>
-        <w:rPr>
-          <w:rFonts w:hint="eastAsia"/>
-          <w:color w:val="EE0000"/>
-        </w:rPr>
-      </w:pPr>
-      <w:r>
-        <w:rPr>
-          <w:color w:val="EE0000"/>
-        </w:rPr>
-        <w:t>在ols回归结果中，策略变量呈现出openness消极但是效果不明显，authenticity，sociability积极显著，self promotion消极显著，exemplification积极显著的趋势；尽管london和paris房东在自我展示测数值策略对比中没有展现出显著差异，但在交互中，paris对除了self promotion外所有策略都产生了消极的压制作用，尤其是exemplification，但却逆转录了self promotion的消极作用。</w:t>
+        <w:t>在描述性结果中，在2406london vs 2406paris数据中，以及巴黎2312vs 2406，策略变量之间没有显著差别，在2406数据中新进入市场对比旧房东，</w:t>
+      </w:r>
+      <w:proofErr w:type="spellStart"/>
+      <w:r>
+        <w:rPr>
+          <w:color w:val="EE0000"/>
+        </w:rPr>
+        <w:t>superhost</w:t>
+      </w:r>
+      <w:proofErr w:type="spellEnd"/>
+      <w:r>
+        <w:rPr>
+          <w:color w:val="EE0000"/>
+        </w:rPr>
+        <w:t>对比其他普通房东，都呈现出更加偏好auto promotion以外的自我展示策略。</w:t>
+      </w:r>
+    </w:p>
+    <w:p>
+      <w:pPr>
+        <w:rPr>
+          <w:rFonts w:hint="eastAsia"/>
+          <w:color w:val="EE0000"/>
+        </w:rPr>
+      </w:pPr>
+    </w:p>
+    <w:p>
+      <w:pPr>
+        <w:rPr>
+          <w:rFonts w:hint="eastAsia"/>
+          <w:color w:val="EE0000"/>
+        </w:rPr>
+      </w:pPr>
+      <w:r>
+        <w:rPr>
+          <w:color w:val="EE0000"/>
+        </w:rPr>
+        <w:t>在</w:t>
+      </w:r>
+      <w:proofErr w:type="spellStart"/>
+      <w:r>
+        <w:rPr>
+          <w:color w:val="EE0000"/>
+        </w:rPr>
+        <w:t>ols</w:t>
+      </w:r>
+      <w:proofErr w:type="spellEnd"/>
+      <w:r>
+        <w:rPr>
+          <w:color w:val="EE0000"/>
+        </w:rPr>
+        <w:t>回归结果中，策略变量呈现出openness消极但是效果不明显，authenticity，sociability积极显著，</w:t>
+      </w:r>
+      <w:proofErr w:type="spellStart"/>
+      <w:r>
+        <w:rPr>
+          <w:color w:val="EE0000"/>
+        </w:rPr>
+        <w:t>self promotion</w:t>
+      </w:r>
+      <w:proofErr w:type="spellEnd"/>
+      <w:r>
+        <w:rPr>
+          <w:color w:val="EE0000"/>
+        </w:rPr>
+        <w:t>消极显著，exemplification积极显著的趋势；尽管</w:t>
+      </w:r>
+      <w:proofErr w:type="spellStart"/>
+      <w:r>
+        <w:rPr>
+          <w:color w:val="EE0000"/>
+        </w:rPr>
+        <w:t>london</w:t>
+      </w:r>
+      <w:proofErr w:type="spellEnd"/>
+      <w:r>
+        <w:rPr>
+          <w:color w:val="EE0000"/>
+        </w:rPr>
+        <w:t>和</w:t>
+      </w:r>
+      <w:proofErr w:type="spellStart"/>
+      <w:r>
+        <w:rPr>
+          <w:color w:val="EE0000"/>
+        </w:rPr>
+        <w:t>paris</w:t>
+      </w:r>
+      <w:proofErr w:type="spellEnd"/>
+      <w:r>
+        <w:rPr>
+          <w:color w:val="EE0000"/>
+        </w:rPr>
+        <w:t>房东在自我展示测数值策略对比中没有展现出显著差异，但在交互中，</w:t>
+      </w:r>
+      <w:proofErr w:type="spellStart"/>
+      <w:r>
+        <w:rPr>
+          <w:color w:val="EE0000"/>
+        </w:rPr>
+        <w:t>paris</w:t>
+      </w:r>
+      <w:proofErr w:type="spellEnd"/>
+      <w:r>
+        <w:rPr>
+          <w:color w:val="EE0000"/>
+        </w:rPr>
+        <w:t>对除了</w:t>
+      </w:r>
+      <w:proofErr w:type="spellStart"/>
+      <w:r>
+        <w:rPr>
+          <w:color w:val="EE0000"/>
+        </w:rPr>
+        <w:t>self promotion</w:t>
+      </w:r>
+      <w:proofErr w:type="spellEnd"/>
+      <w:r>
+        <w:rPr>
+          <w:color w:val="EE0000"/>
+        </w:rPr>
+        <w:t>外所有策略都产生了消极的压制作用，尤其是exemplification，但却逆转录了</w:t>
+      </w:r>
+      <w:proofErr w:type="spellStart"/>
+      <w:r>
+        <w:rPr>
+          <w:color w:val="EE0000"/>
+        </w:rPr>
+        <w:t>self promotion</w:t>
+      </w:r>
+      <w:proofErr w:type="spellEnd"/>
+      <w:r>
+        <w:rPr>
+          <w:color w:val="EE0000"/>
+        </w:rPr>
+        <w:t>的消极作用。</w:t>
       </w:r>
     </w:p>
     <w:p>
@@ -7101,7 +9059,21 @@
         <w:rPr>
           <w:rFonts w:hint="eastAsia"/>
         </w:rPr>
-        <w:t>以及authenticity在paris 语境下失去了显著性，openness的消极效果出现显著，sociability保持积极显著，但被削弱。</w:t>
+        <w:t>以及authenticity在</w:t>
+      </w:r>
+      <w:proofErr w:type="spellStart"/>
+      <w:r>
+        <w:rPr>
+          <w:rFonts w:hint="eastAsia"/>
+        </w:rPr>
+        <w:t>paris</w:t>
+      </w:r>
+      <w:proofErr w:type="spellEnd"/>
+      <w:r>
+        <w:rPr>
+          <w:rFonts w:hint="eastAsia"/>
+        </w:rPr>
+        <w:t xml:space="preserve"> 语境下失去了显著性，openness的消极效果出现显著，sociability保持积极显著，但被削弱。</w:t>
       </w:r>
     </w:p>
     <w:p>
@@ -7141,18 +9113,19 @@
           <w:bCs/>
           <w:color w:val="000000" w:themeColor="text1"/>
         </w:rPr>
-        <w:t>City和ym之间tactics的数据差异不显著</w:t>
-      </w:r>
-    </w:p>
-    <w:p>
-      <w:pPr>
+        <w:t>City和</w:t>
+      </w:r>
+      <w:proofErr w:type="spellStart"/>
+      <w:r>
         <w:rPr>
           <w:rFonts w:hint="eastAsia"/>
           <w:b/>
           <w:bCs/>
           <w:color w:val="000000" w:themeColor="text1"/>
         </w:rPr>
-      </w:pPr>
+        <w:t>ym</w:t>
+      </w:r>
+      <w:proofErr w:type="spellEnd"/>
       <w:r>
         <w:rPr>
           <w:rFonts w:hint="eastAsia"/>
@@ -7160,16 +9133,66 @@
           <w:bCs/>
           <w:color w:val="000000" w:themeColor="text1"/>
         </w:rPr>
-        <w:t>房东类型之间反而差距更大：Superhost和status</w:t>
-      </w:r>
-      <w:r>
-        <w:rPr>
+        <w:t>之间tactics的数据差异不显著</w:t>
+      </w:r>
+    </w:p>
+    <w:p>
+      <w:pPr>
+        <w:rPr>
+          <w:rFonts w:hint="eastAsia"/>
           <w:b/>
           <w:bCs/>
           <w:color w:val="000000" w:themeColor="text1"/>
         </w:rPr>
+      </w:pPr>
+      <w:r>
+        <w:rPr>
+          <w:rFonts w:hint="eastAsia"/>
+          <w:b/>
+          <w:bCs/>
+          <w:color w:val="000000" w:themeColor="text1"/>
+        </w:rPr>
+        <w:t>房东类型之间反而差距更大：</w:t>
+      </w:r>
+      <w:proofErr w:type="spellStart"/>
+      <w:r>
+        <w:rPr>
+          <w:rFonts w:hint="eastAsia"/>
+          <w:b/>
+          <w:bCs/>
+          <w:color w:val="000000" w:themeColor="text1"/>
+        </w:rPr>
+        <w:t>Superhost</w:t>
+      </w:r>
+      <w:proofErr w:type="spellEnd"/>
+      <w:r>
+        <w:rPr>
+          <w:rFonts w:hint="eastAsia"/>
+          <w:b/>
+          <w:bCs/>
+          <w:color w:val="000000" w:themeColor="text1"/>
+        </w:rPr>
+        <w:t>和</w:t>
+      </w:r>
+      <w:proofErr w:type="spellStart"/>
+      <w:r>
+        <w:rPr>
+          <w:rFonts w:hint="eastAsia"/>
+          <w:b/>
+          <w:bCs/>
+          <w:color w:val="000000" w:themeColor="text1"/>
+        </w:rPr>
+        <w:t>status</w:t>
+      </w:r>
+      <w:r>
+        <w:rPr>
+          <w:b/>
+          <w:bCs/>
+          <w:color w:val="000000" w:themeColor="text1"/>
+        </w:rPr>
         <w:t>_changed</w:t>
       </w:r>
+      <w:proofErr w:type="spellEnd"/>
       <w:r>
         <w:rPr>
           <w:rFonts w:hint="eastAsia"/>
@@ -7206,18 +9229,19 @@
           <w:bCs/>
           <w:color w:val="000000" w:themeColor="text1"/>
         </w:rPr>
-        <w:t>X city显著差异，paris对除promo外tactic进行验证</w:t>
-      </w:r>
-    </w:p>
-    <w:p>
-      <w:pPr>
+        <w:t>X city显著差异，</w:t>
+      </w:r>
+      <w:proofErr w:type="spellStart"/>
+      <w:r>
         <w:rPr>
           <w:rFonts w:hint="eastAsia"/>
           <w:b/>
           <w:bCs/>
           <w:color w:val="000000" w:themeColor="text1"/>
         </w:rPr>
-      </w:pPr>
+        <w:t>paris</w:t>
+      </w:r>
+      <w:proofErr w:type="spellEnd"/>
       <w:r>
         <w:rPr>
           <w:rFonts w:hint="eastAsia"/>
@@ -7225,36 +9249,75 @@
           <w:bCs/>
           <w:color w:val="000000" w:themeColor="text1"/>
         </w:rPr>
+        <w:t>对除promo外tactic进行验证</w:t>
+      </w:r>
+    </w:p>
+    <w:p>
+      <w:pPr>
+        <w:rPr>
+          <w:rFonts w:hint="eastAsia"/>
+          <w:b/>
+          <w:bCs/>
+          <w:color w:val="000000" w:themeColor="text1"/>
+        </w:rPr>
+      </w:pPr>
+      <w:r>
+        <w:rPr>
+          <w:rFonts w:hint="eastAsia"/>
+          <w:b/>
+          <w:bCs/>
+          <w:color w:val="000000" w:themeColor="text1"/>
+        </w:rPr>
         <w:lastRenderedPageBreak/>
-        <w:t>X ym无特别差异</w:t>
-      </w:r>
-    </w:p>
-    <w:p>
-      <w:pPr>
+        <w:t xml:space="preserve">X </w:t>
+      </w:r>
+      <w:proofErr w:type="spellStart"/>
+      <w:r>
         <w:rPr>
           <w:rFonts w:hint="eastAsia"/>
           <w:b/>
           <w:bCs/>
           <w:color w:val="000000" w:themeColor="text1"/>
         </w:rPr>
-      </w:pPr>
-    </w:p>
-    <w:p>
-      <w:pPr>
+        <w:t>ym</w:t>
+      </w:r>
+      <w:proofErr w:type="spellEnd"/>
+      <w:r>
         <w:rPr>
           <w:rFonts w:hint="eastAsia"/>
           <w:b/>
           <w:bCs/>
           <w:color w:val="000000" w:themeColor="text1"/>
         </w:rPr>
-      </w:pPr>
-      <w:r>
+        <w:t>无特别差异</w:t>
+      </w:r>
+    </w:p>
+    <w:p>
+      <w:pPr>
         <w:rPr>
           <w:rFonts w:hint="eastAsia"/>
           <w:b/>
           <w:bCs/>
           <w:color w:val="000000" w:themeColor="text1"/>
         </w:rPr>
+      </w:pPr>
+    </w:p>
+    <w:p>
+      <w:pPr>
+        <w:rPr>
+          <w:rFonts w:hint="eastAsia"/>
+          <w:b/>
+          <w:bCs/>
+          <w:color w:val="000000" w:themeColor="text1"/>
+        </w:rPr>
+      </w:pPr>
+      <w:r>
+        <w:rPr>
+          <w:rFonts w:hint="eastAsia"/>
+          <w:b/>
+          <w:bCs/>
+          <w:color w:val="000000" w:themeColor="text1"/>
+        </w:rPr>
         <w:t xml:space="preserve">X </w:t>
       </w:r>
       <w:r>
@@ -7263,15 +9326,25 @@
           <w:bCs/>
           <w:color w:val="000000" w:themeColor="text1"/>
         </w:rPr>
-        <w:t>city X superhost</w:t>
-      </w:r>
-      <w:r>
-        <w:rPr>
-          <w:rFonts w:hint="eastAsia"/>
+        <w:t xml:space="preserve">city X </w:t>
+      </w:r>
+      <w:proofErr w:type="spellStart"/>
+      <w:r>
+        <w:rPr>
           <w:b/>
           <w:bCs/>
           <w:color w:val="000000" w:themeColor="text1"/>
         </w:rPr>
+        <w:t>superhost</w:t>
+      </w:r>
+      <w:proofErr w:type="spellEnd"/>
+      <w:r>
+        <w:rPr>
+          <w:rFonts w:hint="eastAsia"/>
+          <w:b/>
+          <w:bCs/>
+          <w:color w:val="000000" w:themeColor="text1"/>
+        </w:rPr>
         <w:t xml:space="preserve"> ：</w:t>
       </w:r>
       <w:r>
@@ -7418,11 +9491,29 @@
         </w:rPr>
         <w:t>：</w:t>
       </w:r>
-      <w:r>
-        <w:t>df_all</w:t>
-      </w:r>
-      <w:r>
-        <w:t xml:space="preserve"> : city x superhost </w:t>
+      <w:proofErr w:type="spellStart"/>
+      <w:r>
+        <w:t>df_</w:t>
+      </w:r>
+      <w:proofErr w:type="gramStart"/>
+      <w:r>
+        <w:t>all</w:t>
+      </w:r>
+      <w:proofErr w:type="spellEnd"/>
+      <w:r>
+        <w:t xml:space="preserve"> :</w:t>
+      </w:r>
+      <w:proofErr w:type="gramEnd"/>
+      <w:r>
+        <w:t xml:space="preserve"> city x </w:t>
+      </w:r>
+      <w:proofErr w:type="spellStart"/>
+      <w:r>
+        <w:t>superhost</w:t>
+      </w:r>
+      <w:proofErr w:type="spellEnd"/>
+      <w:r>
+        <w:t xml:space="preserve"> </w:t>
       </w:r>
     </w:p>
     <w:p>
@@ -7432,9 +9523,11 @@
           <w:rFonts w:hint="eastAsia"/>
         </w:rPr>
       </w:pPr>
+      <w:proofErr w:type="spellStart"/>
       <w:r>
         <w:t>paris</w:t>
       </w:r>
+      <w:proofErr w:type="spellEnd"/>
       <w:r>
         <w:t>削弱</w:t>
       </w:r>
@@ -7450,8 +9543,13 @@
       <w:r>
         <w:t>无论是否为</w:t>
       </w:r>
-      <w:r>
-        <w:t>superhost，personality</w:t>
+      <w:proofErr w:type="spellStart"/>
+      <w:r>
+        <w:t>superhost</w:t>
+      </w:r>
+      <w:proofErr w:type="spellEnd"/>
+      <w:r>
+        <w:t>，personality</w:t>
       </w:r>
       <w:r>
         <w:t>不稳定</w:t>
@@ -7498,8 +9596,16 @@
         <w:rPr>
           <w:color w:val="EE0000"/>
         </w:rPr>
-        <w:t>，paris</w:t>
-      </w:r>
+        <w:t>，</w:t>
+      </w:r>
+      <w:proofErr w:type="spellStart"/>
+      <w:r>
+        <w:rPr>
+          <w:color w:val="EE0000"/>
+        </w:rPr>
+        <w:t>paris</w:t>
+      </w:r>
+      <w:proofErr w:type="spellEnd"/>
       <w:r>
         <w:rPr>
           <w:color w:val="EE0000"/>
@@ -7518,12 +9624,28 @@
         </w:rPr>
         <w:t>但细分为对于</w:t>
       </w:r>
-      <w:r>
-        <w:rPr>
-          <w:color w:val="EE0000"/>
-        </w:rPr>
-        <w:t>paris autres</w:t>
-      </w:r>
+      <w:proofErr w:type="spellStart"/>
+      <w:r>
+        <w:rPr>
+          <w:color w:val="EE0000"/>
+        </w:rPr>
+        <w:t>paris</w:t>
+      </w:r>
+      <w:proofErr w:type="spellEnd"/>
+      <w:r>
+        <w:rPr>
+          <w:color w:val="EE0000"/>
+        </w:rPr>
+        <w:t xml:space="preserve"> </w:t>
+      </w:r>
+      <w:proofErr w:type="spellStart"/>
+      <w:r>
+        <w:rPr>
+          <w:color w:val="EE0000"/>
+        </w:rPr>
+        <w:t>autres</w:t>
+      </w:r>
+      <w:proofErr w:type="spellEnd"/>
       <w:r>
         <w:rPr>
           <w:color w:val="EE0000"/>
@@ -7542,12 +9664,28 @@
         </w:rPr>
         <w:t>对</w:t>
       </w:r>
-      <w:r>
-        <w:rPr>
-          <w:color w:val="EE0000"/>
-        </w:rPr>
-        <w:t>paris superhost</w:t>
-      </w:r>
+      <w:proofErr w:type="spellStart"/>
+      <w:r>
+        <w:rPr>
+          <w:color w:val="EE0000"/>
+        </w:rPr>
+        <w:t>paris</w:t>
+      </w:r>
+      <w:proofErr w:type="spellEnd"/>
+      <w:r>
+        <w:rPr>
+          <w:color w:val="EE0000"/>
+        </w:rPr>
+        <w:t xml:space="preserve"> </w:t>
+      </w:r>
+      <w:proofErr w:type="spellStart"/>
+      <w:r>
+        <w:rPr>
+          <w:color w:val="EE0000"/>
+        </w:rPr>
+        <w:t>superhost</w:t>
+      </w:r>
+      <w:proofErr w:type="spellEnd"/>
       <w:r>
         <w:rPr>
           <w:color w:val="EE0000"/>
@@ -7590,11 +9728,19 @@
         </w:rPr>
         <w:t>但仅限</w:t>
       </w:r>
-      <w:r>
-        <w:rPr>
-          <w:color w:val="EE0000"/>
-        </w:rPr>
-        <w:t>autres）</w:t>
+      <w:proofErr w:type="spellStart"/>
+      <w:r>
+        <w:rPr>
+          <w:color w:val="EE0000"/>
+        </w:rPr>
+        <w:t>autres</w:t>
+      </w:r>
+      <w:proofErr w:type="spellEnd"/>
+      <w:r>
+        <w:rPr>
+          <w:color w:val="EE0000"/>
+        </w:rPr>
+        <w:t>）</w:t>
       </w:r>
     </w:p>
     <w:p>
@@ -7614,12 +9760,14 @@
           <w:color w:val="EE0000"/>
         </w:rPr>
       </w:pPr>
+      <w:proofErr w:type="spellStart"/>
       <w:r>
         <w:rPr>
           <w:color w:val="EE0000"/>
         </w:rPr>
         <w:t>exemplarite</w:t>
       </w:r>
+      <w:proofErr w:type="spellEnd"/>
       <w:r>
         <w:rPr>
           <w:color w:val="EE0000"/>
@@ -7652,12 +9800,28 @@
         </w:rPr>
         <w:t>对于</w:t>
       </w:r>
-      <w:r>
-        <w:rPr>
-          <w:color w:val="EE0000"/>
-        </w:rPr>
-        <w:t>paris autres</w:t>
-      </w:r>
+      <w:proofErr w:type="spellStart"/>
+      <w:r>
+        <w:rPr>
+          <w:color w:val="EE0000"/>
+        </w:rPr>
+        <w:t>paris</w:t>
+      </w:r>
+      <w:proofErr w:type="spellEnd"/>
+      <w:r>
+        <w:rPr>
+          <w:color w:val="EE0000"/>
+        </w:rPr>
+        <w:t xml:space="preserve"> </w:t>
+      </w:r>
+      <w:proofErr w:type="spellStart"/>
+      <w:r>
+        <w:rPr>
+          <w:color w:val="EE0000"/>
+        </w:rPr>
+        <w:t>autres</w:t>
+      </w:r>
+      <w:proofErr w:type="spellEnd"/>
       <w:r>
         <w:rPr>
           <w:color w:val="EE0000"/>
@@ -7676,12 +9840,28 @@
         </w:rPr>
         <w:t>对于</w:t>
       </w:r>
-      <w:r>
-        <w:rPr>
-          <w:color w:val="EE0000"/>
-        </w:rPr>
-        <w:t>paris superhost</w:t>
-      </w:r>
+      <w:proofErr w:type="spellStart"/>
+      <w:r>
+        <w:rPr>
+          <w:color w:val="EE0000"/>
+        </w:rPr>
+        <w:t>paris</w:t>
+      </w:r>
+      <w:proofErr w:type="spellEnd"/>
+      <w:r>
+        <w:rPr>
+          <w:color w:val="EE0000"/>
+        </w:rPr>
+        <w:t xml:space="preserve"> </w:t>
+      </w:r>
+      <w:proofErr w:type="spellStart"/>
+      <w:r>
+        <w:rPr>
+          <w:color w:val="EE0000"/>
+        </w:rPr>
+        <w:t>superhost</w:t>
+      </w:r>
+      <w:proofErr w:type="spellEnd"/>
       <w:r>
         <w:rPr>
           <w:color w:val="EE0000"/>
@@ -7692,8 +9872,30 @@
         <w:rPr>
           <w:color w:val="EE0000"/>
         </w:rPr>
-        <w:t>，（london autres</w:t>
-      </w:r>
+        <w:t>，（</w:t>
+      </w:r>
+      <w:proofErr w:type="spellStart"/>
+      <w:r>
+        <w:rPr>
+          <w:color w:val="EE0000"/>
+        </w:rPr>
+        <w:t>london</w:t>
+      </w:r>
+      <w:proofErr w:type="spellEnd"/>
+      <w:r>
+        <w:rPr>
+          <w:color w:val="EE0000"/>
+        </w:rPr>
+        <w:t xml:space="preserve"> </w:t>
+      </w:r>
+      <w:proofErr w:type="spellStart"/>
+      <w:r>
+        <w:rPr>
+          <w:color w:val="EE0000"/>
+        </w:rPr>
+        <w:t>autres</w:t>
+      </w:r>
+      <w:proofErr w:type="spellEnd"/>
       <w:r>
         <w:rPr>
           <w:color w:val="EE0000"/>
@@ -7704,8 +9906,30 @@
         <w:rPr>
           <w:color w:val="EE0000"/>
         </w:rPr>
-        <w:t>，london superhost</w:t>
-      </w:r>
+        <w:t>，</w:t>
+      </w:r>
+      <w:proofErr w:type="spellStart"/>
+      <w:r>
+        <w:rPr>
+          <w:color w:val="EE0000"/>
+        </w:rPr>
+        <w:t>london</w:t>
+      </w:r>
+      <w:proofErr w:type="spellEnd"/>
+      <w:r>
+        <w:rPr>
+          <w:color w:val="EE0000"/>
+        </w:rPr>
+        <w:t xml:space="preserve"> </w:t>
+      </w:r>
+      <w:proofErr w:type="spellStart"/>
+      <w:r>
+        <w:rPr>
+          <w:color w:val="EE0000"/>
+        </w:rPr>
+        <w:t>superhost</w:t>
+      </w:r>
+      <w:proofErr w:type="spellEnd"/>
       <w:r>
         <w:rPr>
           <w:color w:val="EE0000"/>
@@ -7753,12 +9977,14 @@
         </w:rPr>
         <w:t>改变了</w:t>
       </w:r>
+      <w:proofErr w:type="spellStart"/>
       <w:r>
         <w:rPr>
           <w:color w:val="EE0000"/>
         </w:rPr>
         <w:t>exemp</w:t>
       </w:r>
+      <w:proofErr w:type="spellEnd"/>
       <w:r>
         <w:rPr>
           <w:color w:val="EE0000"/>
@@ -7802,20 +10028,30 @@
         <w:rPr>
           <w:color w:val="EE0000"/>
         </w:rPr>
-        <w:t>，paris</w:t>
-      </w:r>
+        <w:t>，</w:t>
+      </w:r>
+      <w:proofErr w:type="spellStart"/>
+      <w:r>
+        <w:rPr>
+          <w:color w:val="EE0000"/>
+        </w:rPr>
+        <w:t>paris</w:t>
+      </w:r>
+      <w:proofErr w:type="spellEnd"/>
       <w:r>
         <w:rPr>
           <w:color w:val="EE0000"/>
         </w:rPr>
         <w:t>对</w:t>
       </w:r>
+      <w:proofErr w:type="spellStart"/>
       <w:r>
         <w:rPr>
           <w:color w:val="EE0000"/>
         </w:rPr>
         <w:t>exem</w:t>
       </w:r>
+      <w:proofErr w:type="spellEnd"/>
       <w:r>
         <w:rPr>
           <w:color w:val="EE0000"/>
@@ -7834,24 +10070,28 @@
         </w:rPr>
         <w:t>对</w:t>
       </w:r>
+      <w:proofErr w:type="spellStart"/>
       <w:r>
         <w:rPr>
           <w:color w:val="EE0000"/>
         </w:rPr>
         <w:t>autres</w:t>
       </w:r>
+      <w:proofErr w:type="spellEnd"/>
       <w:r>
         <w:rPr>
           <w:color w:val="EE0000"/>
         </w:rPr>
         <w:t>的削弱大于对</w:t>
       </w:r>
+      <w:proofErr w:type="spellStart"/>
       <w:r>
         <w:rPr>
           <w:color w:val="EE0000"/>
         </w:rPr>
         <w:t>superhost</w:t>
       </w:r>
+      <w:proofErr w:type="spellEnd"/>
       <w:r>
         <w:rPr>
           <w:color w:val="EE0000"/>
@@ -7888,6 +10128,7 @@
           <w:rFonts w:hint="eastAsia"/>
         </w:rPr>
       </w:pPr>
+      <w:proofErr w:type="spellStart"/>
       <w:r>
         <w:rPr>
           <w:rFonts w:hint="eastAsia"/>
@@ -7895,8 +10136,17 @@
         <w:t>D</w:t>
       </w:r>
       <w:r>
-        <w:t>f_all :</w:t>
-      </w:r>
+        <w:t>f_</w:t>
+      </w:r>
+      <w:proofErr w:type="gramStart"/>
+      <w:r>
+        <w:t>all</w:t>
+      </w:r>
+      <w:proofErr w:type="spellEnd"/>
+      <w:r>
+        <w:t> :</w:t>
+      </w:r>
+      <w:proofErr w:type="gramEnd"/>
       <w:r>
         <w:rPr>
           <w:rFonts w:hint="eastAsia"/>
@@ -7904,11 +10154,16 @@
         <w:t xml:space="preserve"> </w:t>
       </w:r>
       <w:r>
-        <w:t>tactics* city* s</w:t>
+        <w:t xml:space="preserve">tactics* city* </w:t>
+      </w:r>
+      <w:proofErr w:type="spellStart"/>
+      <w:r>
+        <w:t>s</w:t>
       </w:r>
       <w:r>
         <w:t>tatus_changed</w:t>
       </w:r>
+      <w:proofErr w:type="spellEnd"/>
     </w:p>
     <w:p>
       <w:pPr>
@@ -7918,6 +10173,7 @@
           <w:color w:val="EE0000"/>
         </w:rPr>
       </w:pPr>
+      <w:proofErr w:type="spellStart"/>
       <w:r>
         <w:rPr>
           <w:rFonts w:hint="eastAsia"/>
@@ -7931,6 +10187,7 @@
         </w:rPr>
         <w:t>_changed</w:t>
       </w:r>
+      <w:proofErr w:type="spellEnd"/>
       <w:r>
         <w:rPr>
           <w:rFonts w:hint="eastAsia"/>
@@ -7939,6 +10196,7 @@
         </w:rPr>
         <w:t>不像是</w:t>
       </w:r>
+      <w:proofErr w:type="spellStart"/>
       <w:r>
         <w:rPr>
           <w:rFonts w:hint="eastAsia"/>
@@ -7946,6 +10204,7 @@
         </w:rPr>
         <w:t>superhost</w:t>
       </w:r>
+      <w:proofErr w:type="spellEnd"/>
       <w:r>
         <w:rPr>
           <w:rFonts w:hint="eastAsia"/>
@@ -7985,12 +10244,14 @@
           <w:rFonts w:hint="eastAsia"/>
         </w:rPr>
       </w:pPr>
+      <w:proofErr w:type="spellStart"/>
       <w:r>
         <w:t>s</w:t>
       </w:r>
       <w:r>
         <w:t>tatus_changed</w:t>
       </w:r>
+      <w:proofErr w:type="spellEnd"/>
       <w:r>
         <w:rPr>
           <w:rFonts w:hint="eastAsia"/>
@@ -8021,6 +10282,7 @@
           <w:rFonts w:hint="eastAsia"/>
         </w:rPr>
       </w:pPr>
+      <w:proofErr w:type="spellStart"/>
       <w:r>
         <w:rPr>
           <w:rFonts w:hint="eastAsia"/>
@@ -8028,11 +10290,28 @@
         <w:t>df</w:t>
       </w:r>
       <w:r>
-        <w:t>_paris_all : tactics * y</w:t>
+        <w:t>_paris_</w:t>
+      </w:r>
+      <w:proofErr w:type="gramStart"/>
+      <w:r>
+        <w:t>all</w:t>
+      </w:r>
+      <w:proofErr w:type="spellEnd"/>
+      <w:r>
+        <w:t> :</w:t>
+      </w:r>
+      <w:proofErr w:type="gramEnd"/>
+      <w:r>
+        <w:t xml:space="preserve"> tactics * </w:t>
+      </w:r>
+      <w:proofErr w:type="spellStart"/>
+      <w:r>
+        <w:t>y</w:t>
       </w:r>
       <w:r>
         <w:t>m</w:t>
       </w:r>
+      <w:proofErr w:type="spellEnd"/>
     </w:p>
     <w:p>
       <w:pPr>
@@ -8041,6 +10320,7 @@
           <w:rFonts w:hint="eastAsia"/>
         </w:rPr>
       </w:pPr>
+      <w:proofErr w:type="spellStart"/>
       <w:r>
         <w:rPr>
           <w:rFonts w:hint="eastAsia"/>
@@ -8048,6 +10328,7 @@
         <w:lastRenderedPageBreak/>
         <w:t>ym</w:t>
       </w:r>
+      <w:proofErr w:type="spellEnd"/>
       <w:r>
         <w:t xml:space="preserve"> </w:t>
       </w:r>
@@ -8055,7 +10336,21 @@
         <w:rPr>
           <w:rFonts w:hint="eastAsia"/>
         </w:rPr>
-        <w:t>几乎不交互</w:t>
+        <w:t>几乎</w:t>
+      </w:r>
+      <w:proofErr w:type="gramStart"/>
+      <w:r>
+        <w:rPr>
+          <w:rFonts w:hint="eastAsia"/>
+        </w:rPr>
+        <w:t>不</w:t>
+      </w:r>
+      <w:proofErr w:type="gramEnd"/>
+      <w:r>
+        <w:rPr>
+          <w:rFonts w:hint="eastAsia"/>
+        </w:rPr>
+        <w:t>交互</w:t>
       </w:r>
     </w:p>
     <w:p>
@@ -8065,6 +10360,7 @@
           <w:rFonts w:hint="eastAsia"/>
         </w:rPr>
       </w:pPr>
+      <w:proofErr w:type="spellStart"/>
       <w:r>
         <w:rPr>
           <w:rFonts w:hint="eastAsia"/>
@@ -8072,11 +10368,36 @@
         <w:t>df</w:t>
       </w:r>
       <w:r>
-        <w:t>_paris_all : tactics * y</w:t>
-      </w:r>
-      <w:r>
-        <w:t>m* host_is_superhost</w:t>
-      </w:r>
+        <w:t>_paris_</w:t>
+      </w:r>
+      <w:proofErr w:type="gramStart"/>
+      <w:r>
+        <w:t>all</w:t>
+      </w:r>
+      <w:proofErr w:type="spellEnd"/>
+      <w:r>
+        <w:t> :</w:t>
+      </w:r>
+      <w:proofErr w:type="gramEnd"/>
+      <w:r>
+        <w:t xml:space="preserve"> tactics * </w:t>
+      </w:r>
+      <w:proofErr w:type="spellStart"/>
+      <w:r>
+        <w:t>y</w:t>
+      </w:r>
+      <w:r>
+        <w:t>m</w:t>
+      </w:r>
+      <w:proofErr w:type="spellEnd"/>
+      <w:r>
+        <w:t xml:space="preserve">* </w:t>
+      </w:r>
+      <w:proofErr w:type="spellStart"/>
+      <w:r>
+        <w:t>host_is_superhost</w:t>
+      </w:r>
+      <w:proofErr w:type="spellEnd"/>
     </w:p>
     <w:p>
       <w:pPr>
@@ -8085,12 +10406,14 @@
           <w:rFonts w:hint="eastAsia"/>
         </w:rPr>
       </w:pPr>
+      <w:proofErr w:type="spellStart"/>
       <w:r>
         <w:rPr>
           <w:rFonts w:hint="eastAsia"/>
         </w:rPr>
         <w:t>ym</w:t>
       </w:r>
+      <w:proofErr w:type="spellEnd"/>
       <w:r>
         <w:rPr>
           <w:rFonts w:hint="eastAsia"/>
@@ -8101,7 +10424,21 @@
         <w:rPr>
           <w:rFonts w:hint="eastAsia"/>
         </w:rPr>
-        <w:t>几乎不交互</w:t>
+        <w:t>几乎</w:t>
+      </w:r>
+      <w:proofErr w:type="gramStart"/>
+      <w:r>
+        <w:rPr>
+          <w:rFonts w:hint="eastAsia"/>
+        </w:rPr>
+        <w:t>不</w:t>
+      </w:r>
+      <w:proofErr w:type="gramEnd"/>
+      <w:r>
+        <w:rPr>
+          <w:rFonts w:hint="eastAsia"/>
+        </w:rPr>
+        <w:t>交互</w:t>
       </w:r>
       <w:r>
         <w:br/>
@@ -8149,7 +10486,14 @@
         <w:rPr>
           <w:rFonts w:hint="eastAsia"/>
         </w:rPr>
-        <w:t>18/02/2026</w:t>
+        <w:t>18/02/</w:t>
+      </w:r>
+      <w:proofErr w:type="gramStart"/>
+      <w:r>
+        <w:rPr>
+          <w:rFonts w:hint="eastAsia"/>
+        </w:rPr>
+        <w:t>2026</w:t>
       </w:r>
       <w:r>
         <w:t> </w:t>
@@ -8157,13 +10501,15 @@
       <w:r>
         <w:t>:</w:t>
       </w:r>
-    </w:p>
-    <w:p>
-      <w:pPr>
-        <w:rPr>
-          <w:rFonts w:hint="eastAsia"/>
-        </w:rPr>
-      </w:pPr>
+      <w:proofErr w:type="gramEnd"/>
+    </w:p>
+    <w:p>
+      <w:pPr>
+        <w:rPr>
+          <w:rFonts w:hint="eastAsia"/>
+        </w:rPr>
+      </w:pPr>
+      <w:proofErr w:type="spellStart"/>
       <w:r>
         <w:rPr>
           <w:rFonts w:hint="eastAsia"/>
@@ -8173,13 +10519,15 @@
       <w:r>
         <w:t>ost_pic_clf</w:t>
       </w:r>
-    </w:p>
-    <w:p>
-      <w:pPr>
-        <w:rPr>
-          <w:rFonts w:hint="eastAsia"/>
-        </w:rPr>
-      </w:pPr>
+      <w:proofErr w:type="spellEnd"/>
+    </w:p>
+    <w:p>
+      <w:pPr>
+        <w:rPr>
+          <w:rFonts w:hint="eastAsia"/>
+        </w:rPr>
+      </w:pPr>
+      <w:proofErr w:type="gramStart"/>
       <w:r>
         <w:rPr>
           <w:rFonts w:hint="eastAsia"/>
@@ -8198,9 +10546,11 @@
       <w:r>
         <w:t>:</w:t>
       </w:r>
+      <w:proofErr w:type="gramEnd"/>
       <w:r>
         <w:t xml:space="preserve"> </w:t>
       </w:r>
+      <w:proofErr w:type="spellStart"/>
       <w:r>
         <w:rPr>
           <w:rFonts w:hint="eastAsia"/>
@@ -8210,6 +10560,7 @@
       <w:r>
         <w:t>o_person</w:t>
       </w:r>
+      <w:proofErr w:type="spellEnd"/>
       <w:r>
         <w:t> </w:t>
       </w:r>
@@ -8276,6 +10627,7 @@
       <w:r>
         <w:t xml:space="preserve"> </w:t>
       </w:r>
+      <w:proofErr w:type="spellStart"/>
       <w:r>
         <w:rPr>
           <w:rFonts w:hint="eastAsia"/>
@@ -8285,33 +10637,56 @@
       <w:r>
         <w:t>s_smile</w:t>
       </w:r>
+      <w:proofErr w:type="spellEnd"/>
       <w:r>
         <w:t> ?</w:t>
       </w:r>
       <w:r>
-        <w:t xml:space="preserve"> quality ? sexe ? </w:t>
-      </w:r>
-    </w:p>
-    <w:p>
-      <w:pPr>
-        <w:rPr>
-          <w:rFonts w:hint="eastAsia"/>
-        </w:rPr>
-      </w:pPr>
-    </w:p>
-    <w:p>
-      <w:pPr>
-        <w:rPr>
-          <w:rFonts w:hint="eastAsia"/>
-        </w:rPr>
-      </w:pPr>
-    </w:p>
-    <w:p>
-      <w:pPr>
-        <w:rPr>
-          <w:rFonts w:hint="eastAsia"/>
-        </w:rPr>
-      </w:pPr>
+        <w:t xml:space="preserve"> </w:t>
+      </w:r>
+      <w:proofErr w:type="gramStart"/>
+      <w:r>
+        <w:t>quality ?</w:t>
+      </w:r>
+      <w:proofErr w:type="gramEnd"/>
+      <w:r>
+        <w:t xml:space="preserve"> </w:t>
+      </w:r>
+      <w:proofErr w:type="spellStart"/>
+      <w:proofErr w:type="gramStart"/>
+      <w:r>
+        <w:t>sexe</w:t>
+      </w:r>
+      <w:proofErr w:type="spellEnd"/>
+      <w:r>
+        <w:t> ?</w:t>
+      </w:r>
+      <w:proofErr w:type="gramEnd"/>
+      <w:r>
+        <w:t xml:space="preserve"> </w:t>
+      </w:r>
+    </w:p>
+    <w:p>
+      <w:pPr>
+        <w:rPr>
+          <w:rFonts w:hint="eastAsia"/>
+        </w:rPr>
+      </w:pPr>
+    </w:p>
+    <w:p>
+      <w:pPr>
+        <w:rPr>
+          <w:rFonts w:hint="eastAsia"/>
+        </w:rPr>
+      </w:pPr>
+    </w:p>
+    <w:p>
+      <w:pPr>
+        <w:rPr>
+          <w:rFonts w:hint="eastAsia"/>
+        </w:rPr>
+      </w:pPr>
+      <w:proofErr w:type="spellStart"/>
       <w:r>
         <w:rPr>
           <w:rFonts w:hint="eastAsia"/>
@@ -8319,8 +10694,25 @@
         <w:t>H</w:t>
       </w:r>
       <w:r>
-        <w:t>as_person : MTCNN / RetinaFace</w:t>
-      </w:r>
+        <w:t>as_</w:t>
+      </w:r>
+      <w:proofErr w:type="gramStart"/>
+      <w:r>
+        <w:t>person</w:t>
+      </w:r>
+      <w:proofErr w:type="spellEnd"/>
+      <w:r>
+        <w:t> :</w:t>
+      </w:r>
+      <w:proofErr w:type="gramEnd"/>
+      <w:r>
+        <w:t xml:space="preserve"> MTCNN / </w:t>
+      </w:r>
+      <w:proofErr w:type="spellStart"/>
+      <w:r>
+        <w:t>RetinaFace</w:t>
+      </w:r>
+      <w:proofErr w:type="spellEnd"/>
     </w:p>
     <w:p>
       <w:pPr>
@@ -8335,18 +10727,37 @@
         <w:t>P</w:t>
       </w:r>
       <w:r>
-        <w:t xml:space="preserve">ro / life : </w:t>
-      </w:r>
-      <w:r>
-        <w:rPr>
-          <w:b/>
-          <w:bCs/>
-        </w:rPr>
-        <w:t>clip+mlp</w:t>
-      </w:r>
+        <w:t xml:space="preserve">ro / </w:t>
+      </w:r>
+      <w:proofErr w:type="gramStart"/>
+      <w:r>
+        <w:t>life :</w:t>
+      </w:r>
+      <w:proofErr w:type="gramEnd"/>
+      <w:r>
+        <w:t xml:space="preserve"> </w:t>
+      </w:r>
+      <w:proofErr w:type="spellStart"/>
+      <w:r>
+        <w:rPr>
+          <w:b/>
+          <w:bCs/>
+        </w:rPr>
+        <w:t>clip+</w:t>
+      </w:r>
+      <w:proofErr w:type="gramStart"/>
+      <w:r>
+        <w:rPr>
+          <w:b/>
+          <w:bCs/>
+        </w:rPr>
+        <w:t>mlp</w:t>
+      </w:r>
+      <w:proofErr w:type="spellEnd"/>
       <w:r>
         <w:t> ?</w:t>
       </w:r>
+      <w:proofErr w:type="gramEnd"/>
     </w:p>
     <w:p>
       <w:pPr>
@@ -8481,12 +10892,21 @@
           <w:rFonts w:hint="eastAsia"/>
         </w:rPr>
       </w:pPr>
-      <w:r>
-        <w:rPr>
-          <w:b/>
-          <w:bCs/>
-        </w:rPr>
-        <w:t>UperNet / DeepLabv3 segmentation</w:t>
+      <w:proofErr w:type="spellStart"/>
+      <w:r>
+        <w:rPr>
+          <w:b/>
+          <w:bCs/>
+        </w:rPr>
+        <w:t>UperNet</w:t>
+      </w:r>
+      <w:proofErr w:type="spellEnd"/>
+      <w:r>
+        <w:rPr>
+          <w:b/>
+          <w:bCs/>
+        </w:rPr>
+        <w:t xml:space="preserve"> / DeepLabv3 segmentation</w:t>
       </w:r>
       <w:r>
         <w:t xml:space="preserve"> → 提取背景类型/场景类别</w:t>
@@ -8569,7 +10989,23 @@
           <w:rFonts w:hint="eastAsia"/>
           <w:lang w:val="fr-FR"/>
         </w:rPr>
-        <w:t>MTCNN稳定地检测不出侧脸大头照（应归为life）</w:t>
+        <w:t>MTCNN稳定地检测不出侧</w:t>
+      </w:r>
+      <w:proofErr w:type="gramStart"/>
+      <w:r>
+        <w:rPr>
+          <w:rFonts w:hint="eastAsia"/>
+          <w:lang w:val="fr-FR"/>
+        </w:rPr>
+        <w:t>脸大头照</w:t>
+      </w:r>
+      <w:proofErr w:type="gramEnd"/>
+      <w:r>
+        <w:rPr>
+          <w:rFonts w:hint="eastAsia"/>
+          <w:lang w:val="fr-FR"/>
+        </w:rPr>
+        <w:t>（应归为life）</w:t>
       </w:r>
     </w:p>
     <w:p>
@@ -8733,20 +11169,23 @@
     <w:p>
       <w:pPr>
         <w:rPr>
-          <w:lang w:val="fr-FR"/>
-        </w:rPr>
-      </w:pPr>
-    </w:p>
-    <w:p>
-      <w:pPr>
-        <w:rPr>
-          <w:lang w:val="fr-FR"/>
-        </w:rPr>
-      </w:pPr>
-    </w:p>
-    <w:p>
-      <w:pPr>
-        <w:rPr>
+          <w:rFonts w:hint="eastAsia"/>
+          <w:lang w:val="fr-FR"/>
+        </w:rPr>
+      </w:pPr>
+    </w:p>
+    <w:p>
+      <w:pPr>
+        <w:rPr>
+          <w:rFonts w:hint="eastAsia"/>
+          <w:lang w:val="fr-FR"/>
+        </w:rPr>
+      </w:pPr>
+    </w:p>
+    <w:p>
+      <w:pPr>
+        <w:rPr>
+          <w:rFonts w:hint="eastAsia"/>
           <w:lang w:val="fr-FR"/>
         </w:rPr>
       </w:pPr>
@@ -8878,7 +11317,21 @@
         <w:rPr>
           <w:color w:val="0070C0"/>
         </w:rPr>
-        <w:t>只在 superhost 下显著</w:t>
+        <w:t xml:space="preserve">只在 </w:t>
+      </w:r>
+      <w:proofErr w:type="spellStart"/>
+      <w:r>
+        <w:rPr>
+          <w:color w:val="0070C0"/>
+        </w:rPr>
+        <w:t>superhost</w:t>
+      </w:r>
+      <w:proofErr w:type="spellEnd"/>
+      <w:r>
+        <w:rPr>
+          <w:color w:val="0070C0"/>
+        </w:rPr>
+        <w:t xml:space="preserve"> 下显著</w:t>
       </w:r>
     </w:p>
     <w:p>
@@ -9118,55 +11571,63 @@
     <w:p>
       <w:pPr>
         <w:rPr>
-          <w:color w:val="0070C0"/>
-        </w:rPr>
-      </w:pPr>
-    </w:p>
-    <w:p>
-      <w:pPr>
-        <w:rPr>
-          <w:color w:val="0070C0"/>
-        </w:rPr>
-      </w:pPr>
-    </w:p>
-    <w:p>
-      <w:pPr>
-        <w:rPr>
-          <w:color w:val="0070C0"/>
-        </w:rPr>
-      </w:pPr>
-    </w:p>
-    <w:p>
-      <w:pPr>
-        <w:rPr>
-          <w:color w:val="0070C0"/>
-        </w:rPr>
-      </w:pPr>
-    </w:p>
-    <w:p>
-      <w:pPr>
-        <w:rPr>
-          <w:color w:val="0070C0"/>
-        </w:rPr>
-      </w:pPr>
-    </w:p>
-    <w:p>
-      <w:pPr>
-        <w:rPr>
-          <w:color w:val="0070C0"/>
-        </w:rPr>
-      </w:pPr>
-    </w:p>
-    <w:p>
-      <w:pPr>
-        <w:rPr>
-          <w:color w:val="0070C0"/>
-        </w:rPr>
-      </w:pPr>
-    </w:p>
-    <w:p>
-      <w:pPr>
-        <w:rPr>
+          <w:rFonts w:hint="eastAsia"/>
+          <w:color w:val="0070C0"/>
+        </w:rPr>
+      </w:pPr>
+    </w:p>
+    <w:p>
+      <w:pPr>
+        <w:rPr>
+          <w:rFonts w:hint="eastAsia"/>
+          <w:color w:val="0070C0"/>
+        </w:rPr>
+      </w:pPr>
+    </w:p>
+    <w:p>
+      <w:pPr>
+        <w:rPr>
+          <w:rFonts w:hint="eastAsia"/>
+          <w:color w:val="0070C0"/>
+        </w:rPr>
+      </w:pPr>
+    </w:p>
+    <w:p>
+      <w:pPr>
+        <w:rPr>
+          <w:rFonts w:hint="eastAsia"/>
+          <w:color w:val="0070C0"/>
+        </w:rPr>
+      </w:pPr>
+    </w:p>
+    <w:p>
+      <w:pPr>
+        <w:rPr>
+          <w:rFonts w:hint="eastAsia"/>
+          <w:color w:val="0070C0"/>
+        </w:rPr>
+      </w:pPr>
+    </w:p>
+    <w:p>
+      <w:pPr>
+        <w:rPr>
+          <w:rFonts w:hint="eastAsia"/>
+          <w:color w:val="0070C0"/>
+        </w:rPr>
+      </w:pPr>
+    </w:p>
+    <w:p>
+      <w:pPr>
+        <w:rPr>
+          <w:rFonts w:hint="eastAsia"/>
+          <w:color w:val="0070C0"/>
+        </w:rPr>
+      </w:pPr>
+    </w:p>
+    <w:p>
+      <w:pPr>
+        <w:rPr>
+          <w:rFonts w:hint="eastAsia"/>
           <w:color w:val="0070C0"/>
         </w:rPr>
       </w:pPr>
@@ -9175,30 +11636,35 @@
       <w:pPr>
         <w:pStyle w:val="1"/>
         <w:rPr>
-          <w:lang w:val="fr-FR"/>
-        </w:rPr>
-      </w:pPr>
-      <w:r>
-        <w:rPr>
-          <w:rFonts w:hint="eastAsia"/>
-        </w:rPr>
-        <w:t>19/03/2026</w:t>
+          <w:rFonts w:hint="eastAsia"/>
+        </w:rPr>
+      </w:pPr>
+      <w:r>
+        <w:rPr>
+          <w:rFonts w:hint="eastAsia"/>
+        </w:rPr>
+        <w:t>19/03/</w:t>
+      </w:r>
+      <w:proofErr w:type="gramStart"/>
+      <w:r>
+        <w:rPr>
+          <w:rFonts w:hint="eastAsia"/>
+        </w:rPr>
+        <w:t>2026</w:t>
       </w:r>
       <w:r>
         <w:t> </w:t>
       </w:r>
       <w:r>
-        <w:rPr>
-          <w:lang w:val="fr-FR"/>
-        </w:rPr>
         <w:t>:</w:t>
       </w:r>
+      <w:proofErr w:type="gramEnd"/>
     </w:p>
     <w:p>
       <w:pPr>
         <w:jc w:val="center"/>
         <w:rPr>
-          <w:lang w:val="fr-FR"/>
+          <w:rFonts w:hint="eastAsia"/>
         </w:rPr>
       </w:pPr>
     </w:p>
@@ -9228,6 +11694,11 @@
       </w:r>
     </w:p>
     <w:p>
+      <w:pPr>
+        <w:rPr>
+          <w:rFonts w:hint="eastAsia"/>
+        </w:rPr>
+      </w:pPr>
       <w:r>
         <w:t>(Paris_2024 - Paris_2023)</w:t>
       </w:r>
@@ -9240,11 +11711,17 @@
         <w:t>(London_2024 - London_2023)</w:t>
       </w:r>
     </w:p>
-    <w:p/>
-    <w:p>
-      <w:pPr>
-        <w:rPr>
-          <w:lang w:val="fr-FR"/>
+    <w:p>
+      <w:pPr>
+        <w:rPr>
+          <w:rFonts w:hint="eastAsia"/>
+        </w:rPr>
+      </w:pPr>
+    </w:p>
+    <w:p>
+      <w:pPr>
+        <w:rPr>
+          <w:rFonts w:hint="eastAsia"/>
         </w:rPr>
       </w:pPr>
       <w:r>
@@ -9258,7 +11735,6 @@
         <w:rPr>
           <w:b/>
           <w:bCs/>
-          <w:lang w:val="fr-FR"/>
         </w:rPr>
         <w:t>（Parallel Trend）</w:t>
       </w:r>
@@ -9267,7 +11743,6 @@
           <w:rFonts w:hint="eastAsia"/>
           <w:b/>
           <w:bCs/>
-          <w:lang w:val="fr-FR"/>
         </w:rPr>
         <w:t> :</w:t>
       </w:r>
@@ -9277,70 +11752,56 @@
       <w:r>
         <w:rPr>
           <w:rFonts w:hint="eastAsia"/>
-          <w:lang w:val="fr-FR"/>
         </w:rPr>
         <w:t xml:space="preserve">, </w:t>
       </w:r>
       <w:r>
-        <w:rPr>
-          <w:lang w:val="fr-FR"/>
-        </w:rPr>
         <w:t xml:space="preserve">Paris </w:t>
       </w:r>
       <w:r>
         <w:t>和</w:t>
       </w:r>
       <w:r>
-        <w:rPr>
-          <w:lang w:val="fr-FR"/>
-        </w:rPr>
         <w:t xml:space="preserve"> London </w:t>
       </w:r>
       <w:r>
         <w:t>本来应该</w:t>
       </w:r>
       <w:r>
-        <w:rPr>
-          <w:lang w:val="fr-FR"/>
-        </w:rPr>
         <w:t>“</w:t>
       </w:r>
       <w:r>
         <w:t>变化趋势一样</w:t>
       </w:r>
       <w:r>
-        <w:rPr>
-          <w:lang w:val="fr-FR"/>
-        </w:rPr>
         <w:t>”</w:t>
       </w:r>
     </w:p>
     <w:p>
       <w:pPr>
         <w:rPr>
-          <w:lang w:val="fr-FR"/>
-        </w:rPr>
-      </w:pPr>
-    </w:p>
-    <w:p>
-      <w:pPr>
-        <w:rPr>
-          <w:lang w:val="fr-FR"/>
-        </w:rPr>
-      </w:pPr>
-    </w:p>
-    <w:p>
-      <w:pPr>
-        <w:rPr>
-          <w:lang w:val="fr-FR"/>
-        </w:rPr>
-      </w:pPr>
-    </w:p>
-    <w:p>
-      <w:pPr>
-        <w:rPr>
-          <w:rFonts w:hint="eastAsia"/>
-          <w:lang w:val="fr-FR"/>
+          <w:rFonts w:hint="eastAsia"/>
+        </w:rPr>
+      </w:pPr>
+    </w:p>
+    <w:p>
+      <w:pPr>
+        <w:rPr>
+          <w:rFonts w:hint="eastAsia"/>
+        </w:rPr>
+      </w:pPr>
+    </w:p>
+    <w:p>
+      <w:pPr>
+        <w:rPr>
+          <w:rFonts w:hint="eastAsia"/>
+        </w:rPr>
+      </w:pPr>
+    </w:p>
+    <w:p>
+      <w:pPr>
+        <w:rPr>
+          <w:rFonts w:hint="eastAsia"/>
         </w:rPr>
       </w:pPr>
     </w:p>
@@ -9353,23 +11814,49 @@
         </w:numPr>
         <w:ind w:left="284"/>
         <w:rPr>
-          <w:lang w:val="fr-FR"/>
-        </w:rPr>
-      </w:pPr>
-      <w:r>
-        <w:rPr>
-          <w:rFonts w:hint="eastAsia"/>
-          <w:lang w:val="fr-FR"/>
-        </w:rPr>
-        <w:t>房东再jo期间的策略变化</w:t>
-      </w:r>
-      <w:r>
-        <w:rPr>
-          <w:rFonts w:hint="eastAsia"/>
-          <w:lang w:val="fr-FR"/>
-        </w:rPr>
-        <w:t>（desc</w:t>
-      </w:r>
+          <w:rFonts w:hint="eastAsia"/>
+          <w:lang w:val="fr-FR"/>
+        </w:rPr>
+      </w:pPr>
+      <w:r>
+        <w:rPr>
+          <w:rFonts w:hint="eastAsia"/>
+          <w:lang w:val="fr-FR"/>
+        </w:rPr>
+        <w:t>房东再</w:t>
+      </w:r>
+      <w:proofErr w:type="spellStart"/>
+      <w:r>
+        <w:rPr>
+          <w:rFonts w:hint="eastAsia"/>
+          <w:lang w:val="fr-FR"/>
+        </w:rPr>
+        <w:t>jo</w:t>
+      </w:r>
+      <w:proofErr w:type="spellEnd"/>
+      <w:r>
+        <w:rPr>
+          <w:rFonts w:hint="eastAsia"/>
+          <w:lang w:val="fr-FR"/>
+        </w:rPr>
+        <w:t>期间的策略变化</w:t>
+      </w:r>
+      <w:r>
+        <w:rPr>
+          <w:rFonts w:hint="eastAsia"/>
+          <w:lang w:val="fr-FR"/>
+        </w:rPr>
+        <w:t>（</w:t>
+      </w:r>
+      <w:proofErr w:type="spellStart"/>
+      <w:r>
+        <w:rPr>
+          <w:rFonts w:hint="eastAsia"/>
+          <w:lang w:val="fr-FR"/>
+        </w:rPr>
+        <w:t>desc</w:t>
+      </w:r>
+      <w:proofErr w:type="spellEnd"/>
       <w:r>
         <w:rPr>
           <w:lang w:val="fr-FR"/>
@@ -9423,15 +11910,25 @@
         </w:numPr>
         <w:ind w:left="567" w:hanging="283"/>
         <w:rPr>
-          <w:lang w:val="fr-FR"/>
-        </w:rPr>
-      </w:pPr>
-      <w:r>
-        <w:rPr>
-          <w:rFonts w:hint="eastAsia"/>
-          <w:lang w:val="fr-FR"/>
-        </w:rPr>
-        <w:t>Ttest用于说明存在差异</w:t>
+          <w:rFonts w:hint="eastAsia"/>
+          <w:lang w:val="fr-FR"/>
+        </w:rPr>
+      </w:pPr>
+      <w:proofErr w:type="spellStart"/>
+      <w:r>
+        <w:rPr>
+          <w:rFonts w:hint="eastAsia"/>
+          <w:lang w:val="fr-FR"/>
+        </w:rPr>
+        <w:t>Ttest</w:t>
+      </w:r>
+      <w:proofErr w:type="spellEnd"/>
+      <w:r>
+        <w:rPr>
+          <w:rFonts w:hint="eastAsia"/>
+          <w:lang w:val="fr-FR"/>
+        </w:rPr>
+        <w:t>用于说明存在差异</w:t>
       </w:r>
     </w:p>
     <w:p>
@@ -9443,15 +11940,41 @@
         </w:numPr>
         <w:ind w:left="567" w:hanging="283"/>
         <w:rPr>
-          <w:lang w:val="fr-FR"/>
-        </w:rPr>
-      </w:pPr>
-      <w:r>
-        <w:rPr>
-          <w:rFonts w:hint="eastAsia"/>
-          <w:lang w:val="fr-FR"/>
-        </w:rPr>
-        <w:t>Did来说明是否是jo导致的</w:t>
+          <w:rFonts w:hint="eastAsia"/>
+          <w:lang w:val="fr-FR"/>
+        </w:rPr>
+      </w:pPr>
+      <w:proofErr w:type="spellStart"/>
+      <w:r>
+        <w:rPr>
+          <w:rFonts w:hint="eastAsia"/>
+          <w:lang w:val="fr-FR"/>
+        </w:rPr>
+        <w:t>Did</w:t>
+      </w:r>
+      <w:proofErr w:type="spellEnd"/>
+      <w:r>
+        <w:rPr>
+          <w:rFonts w:hint="eastAsia"/>
+          <w:lang w:val="fr-FR"/>
+        </w:rPr>
+        <w:t>来说明是否是</w:t>
+      </w:r>
+      <w:proofErr w:type="spellStart"/>
+      <w:r>
+        <w:rPr>
+          <w:rFonts w:hint="eastAsia"/>
+          <w:lang w:val="fr-FR"/>
+        </w:rPr>
+        <w:t>jo</w:t>
+      </w:r>
+      <w:proofErr w:type="spellEnd"/>
+      <w:r>
+        <w:rPr>
+          <w:rFonts w:hint="eastAsia"/>
+          <w:lang w:val="fr-FR"/>
+        </w:rPr>
+        <w:t>导致的</w:t>
       </w:r>
     </w:p>
     <w:p>
@@ -9473,21 +11996,39 @@
         </w:numPr>
         <w:ind w:left="284"/>
         <w:rPr>
-          <w:lang w:val="fr-FR"/>
-        </w:rPr>
-      </w:pPr>
-      <w:r>
-        <w:rPr>
-          <w:rFonts w:hint="eastAsia"/>
-          <w:lang w:val="fr-FR"/>
-        </w:rPr>
-        <w:t>Jo对于策略效果的影响（ols）</w:t>
+          <w:rFonts w:hint="eastAsia"/>
+          <w:lang w:val="fr-FR"/>
+        </w:rPr>
+      </w:pPr>
+      <w:r>
+        <w:rPr>
+          <w:rFonts w:hint="eastAsia"/>
+          <w:lang w:val="fr-FR"/>
+        </w:rPr>
+        <w:t>Jo对于策略效果的影响（</w:t>
+      </w:r>
+      <w:proofErr w:type="spellStart"/>
+      <w:r>
+        <w:rPr>
+          <w:rFonts w:hint="eastAsia"/>
+          <w:lang w:val="fr-FR"/>
+        </w:rPr>
+        <w:t>ols</w:t>
+      </w:r>
+      <w:proofErr w:type="spellEnd"/>
+      <w:r>
+        <w:rPr>
+          <w:rFonts w:hint="eastAsia"/>
+          <w:lang w:val="fr-FR"/>
+        </w:rPr>
+        <w:t>）</w:t>
       </w:r>
     </w:p>
     <w:p>
       <w:pPr>
         <w:ind w:left="-76"/>
         <w:rPr>
+          <w:rFonts w:hint="eastAsia"/>
           <w:lang w:val="fr-FR"/>
         </w:rPr>
       </w:pPr>
@@ -9496,6 +12037,7 @@
       <w:pPr>
         <w:ind w:left="-76"/>
         <w:rPr>
+          <w:rFonts w:hint="eastAsia"/>
           <w:lang w:val="fr-FR"/>
         </w:rPr>
       </w:pPr>
@@ -9535,7 +12077,25 @@
           <w:bCs/>
           <w:lang w:val="fr-FR"/>
         </w:rPr>
-        <w:t>（correlation）”</w:t>
+        <w:t>（</w:t>
+      </w:r>
+      <w:proofErr w:type="spellStart"/>
+      <w:r>
+        <w:rPr>
+          <w:b/>
+          <w:bCs/>
+          <w:lang w:val="fr-FR"/>
+        </w:rPr>
+        <w:t>correlation</w:t>
+      </w:r>
+      <w:proofErr w:type="spellEnd"/>
+      <w:r>
+        <w:rPr>
+          <w:b/>
+          <w:bCs/>
+          <w:lang w:val="fr-FR"/>
+        </w:rPr>
+        <w:t>）”</w:t>
       </w:r>
       <w:r>
         <w:rPr>
@@ -9601,13 +12161,32 @@
           <w:bCs/>
           <w:lang w:val="fr-FR"/>
         </w:rPr>
-        <w:t>（causality）”</w:t>
+        <w:t>（</w:t>
+      </w:r>
+      <w:proofErr w:type="spellStart"/>
+      <w:r>
+        <w:rPr>
+          <w:b/>
+          <w:bCs/>
+          <w:lang w:val="fr-FR"/>
+        </w:rPr>
+        <w:t>causality</w:t>
+      </w:r>
+      <w:proofErr w:type="spellEnd"/>
+      <w:r>
+        <w:rPr>
+          <w:b/>
+          <w:bCs/>
+          <w:lang w:val="fr-FR"/>
+        </w:rPr>
+        <w:t>）”</w:t>
       </w:r>
     </w:p>
     <w:p>
       <w:pPr>
         <w:ind w:left="-76"/>
         <w:rPr>
+          <w:rFonts w:hint="eastAsia"/>
           <w:lang w:val="fr-FR"/>
         </w:rPr>
       </w:pPr>
@@ -9625,6 +12204,7 @@
       <w:pPr>
         <w:ind w:left="-76"/>
         <w:rPr>
+          <w:rFonts w:hint="eastAsia"/>
           <w:lang w:val="fr-FR"/>
         </w:rPr>
       </w:pPr>
@@ -9673,6 +12253,7 @@
         </w:rPr>
         <w:t>的</w:t>
       </w:r>
+      <w:proofErr w:type="spellStart"/>
       <w:r>
         <w:rPr>
           <w:rFonts w:hint="eastAsia"/>
@@ -9680,6 +12261,7 @@
         </w:rPr>
         <w:t>dummy</w:t>
       </w:r>
+      <w:proofErr w:type="spellEnd"/>
       <w:r>
         <w:rPr>
           <w:rFonts w:hint="eastAsia"/>
@@ -9691,6 +12273,7 @@
       <w:pPr>
         <w:ind w:left="-76"/>
         <w:rPr>
+          <w:rFonts w:hint="eastAsia"/>
           <w:lang w:val="fr-FR"/>
         </w:rPr>
       </w:pPr>
@@ -9701,12 +12284,14 @@
         </w:rPr>
         <w:t>城市变量</w:t>
       </w:r>
+      <w:proofErr w:type="spellStart"/>
       <w:r>
         <w:rPr>
           <w:lang w:val="fr-FR"/>
         </w:rPr>
         <w:t>is_paris</w:t>
       </w:r>
+      <w:proofErr w:type="spellEnd"/>
     </w:p>
     <w:p>
       <w:pPr>
@@ -9721,7 +12306,15 @@
           <w:rFonts w:hint="eastAsia"/>
           <w:lang w:val="fr-FR"/>
         </w:rPr>
-        <w:t>时间变量post</w:t>
+        <w:t>时间变量</w:t>
+      </w:r>
+      <w:proofErr w:type="spellStart"/>
+      <w:r>
+        <w:rPr>
+          <w:rFonts w:hint="eastAsia"/>
+          <w:lang w:val="fr-FR"/>
+        </w:rPr>
+        <w:t>post</w:t>
       </w:r>
       <w:r>
         <w:rPr>
@@ -9729,11 +12322,13 @@
         </w:rPr>
         <w:t>_jo</w:t>
       </w:r>
+      <w:proofErr w:type="spellEnd"/>
     </w:p>
     <w:p>
       <w:pPr>
         <w:ind w:left="-76"/>
         <w:rPr>
+          <w:rFonts w:hint="eastAsia"/>
           <w:lang w:val="fr-FR"/>
         </w:rPr>
       </w:pPr>
@@ -9742,6 +12337,7 @@
       <w:pPr>
         <w:ind w:left="-76"/>
         <w:rPr>
+          <w:rFonts w:hint="eastAsia"/>
           <w:lang w:val="fr-FR"/>
         </w:rPr>
       </w:pPr>
@@ -9764,13 +12360,23 @@
           <w:lang w:val="fr-FR"/>
         </w:rPr>
       </w:pPr>
-      <w:r>
-        <w:rPr>
-          <w:rFonts w:hint="eastAsia"/>
-          <w:color w:val="0070C0"/>
-          <w:lang w:val="fr-FR"/>
-        </w:rPr>
-        <w:t xml:space="preserve">Strategy = β0 </w:t>
+      <w:proofErr w:type="spellStart"/>
+      <w:r>
+        <w:rPr>
+          <w:rFonts w:hint="eastAsia"/>
+          <w:color w:val="0070C0"/>
+          <w:lang w:val="fr-FR"/>
+        </w:rPr>
+        <w:t>Strategy</w:t>
+      </w:r>
+      <w:proofErr w:type="spellEnd"/>
+      <w:r>
+        <w:rPr>
+          <w:rFonts w:hint="eastAsia"/>
+          <w:color w:val="0070C0"/>
+          <w:lang w:val="fr-FR"/>
+        </w:rPr>
+        <w:t xml:space="preserve"> = β0 </w:t>
       </w:r>
     </w:p>
     <w:p>
@@ -9815,13 +12421,483 @@
         <w:rPr>
           <w:rFonts w:hint="eastAsia"/>
           <w:color w:val="0070C0"/>
-          <w:lang w:val="fr-FR"/>
-        </w:rPr>
-      </w:pPr>
-      <w:r>
-        <w:rPr>
-          <w:rFonts w:hint="eastAsia"/>
-          <w:color w:val="0070C0"/>
+        </w:rPr>
+      </w:pPr>
+      <w:r>
+        <w:rPr>
+          <w:rFonts w:hint="eastAsia"/>
+          <w:color w:val="0070C0"/>
+          <w:lang w:val="fr-FR"/>
+        </w:rPr>
+        <w:t xml:space="preserve">         </w:t>
+      </w:r>
+      <w:r>
+        <w:rPr>
+          <w:rFonts w:hint="eastAsia"/>
+          <w:color w:val="0070C0"/>
+        </w:rPr>
+        <w:t xml:space="preserve">+ </w:t>
+      </w:r>
+      <w:r>
+        <w:rPr>
+          <w:rFonts w:hint="eastAsia"/>
+          <w:color w:val="0070C0"/>
+          <w:lang w:val="fr-FR"/>
+        </w:rPr>
+        <w:t>β</w:t>
+      </w:r>
+      <w:r>
+        <w:rPr>
+          <w:rFonts w:hint="eastAsia"/>
+          <w:color w:val="0070C0"/>
+        </w:rPr>
+        <w:t>3 * (Paris × Post)</w:t>
+      </w:r>
+    </w:p>
+    <w:p>
+      <w:pPr>
+        <w:ind w:left="-76"/>
+        <w:rPr>
+          <w:rFonts w:hint="eastAsia"/>
+          <w:color w:val="0070C0"/>
+        </w:rPr>
+      </w:pPr>
+      <w:r>
+        <w:rPr>
+          <w:rFonts w:hint="eastAsia"/>
+          <w:color w:val="0070C0"/>
+        </w:rPr>
+        <w:t xml:space="preserve">         + Controls</w:t>
+      </w:r>
+    </w:p>
+    <w:p>
+      <w:pPr>
+        <w:ind w:left="-76"/>
+        <w:rPr>
+          <w:rFonts w:hint="eastAsia"/>
+          <w:color w:val="0070C0"/>
+        </w:rPr>
+      </w:pPr>
+      <w:r>
+        <w:rPr>
+          <w:rFonts w:hint="eastAsia"/>
+          <w:color w:val="0070C0"/>
+        </w:rPr>
+        <w:t xml:space="preserve">         + </w:t>
+      </w:r>
+      <w:r>
+        <w:rPr>
+          <w:rFonts w:hint="eastAsia"/>
+          <w:color w:val="0070C0"/>
+          <w:lang w:val="fr-FR"/>
+        </w:rPr>
+        <w:t>ε</w:t>
+      </w:r>
+    </w:p>
+    <w:p>
+      <w:pPr>
+        <w:ind w:left="-76"/>
+        <w:rPr>
+          <w:rFonts w:hint="eastAsia"/>
+          <w:color w:val="0070C0"/>
+        </w:rPr>
+      </w:pPr>
+    </w:p>
+    <w:p>
+      <w:pPr>
+        <w:ind w:left="-76"/>
+        <w:rPr>
+          <w:rFonts w:hint="eastAsia"/>
+          <w:color w:val="0070C0"/>
+        </w:rPr>
+      </w:pPr>
+      <w:proofErr w:type="spellStart"/>
+      <w:r>
+        <w:rPr>
+          <w:rFonts w:hint="eastAsia"/>
+          <w:color w:val="0070C0"/>
+        </w:rPr>
+        <w:t>BookingRate</w:t>
+      </w:r>
+      <w:proofErr w:type="spellEnd"/>
+      <w:r>
+        <w:rPr>
+          <w:rFonts w:hint="eastAsia"/>
+          <w:color w:val="0070C0"/>
+        </w:rPr>
+        <w:t xml:space="preserve"> = </w:t>
+      </w:r>
+      <w:r>
+        <w:rPr>
+          <w:rFonts w:hint="eastAsia"/>
+          <w:color w:val="0070C0"/>
+          <w:lang w:val="fr-FR"/>
+        </w:rPr>
+        <w:t>β</w:t>
+      </w:r>
+      <w:r>
+        <w:rPr>
+          <w:rFonts w:hint="eastAsia"/>
+          <w:color w:val="0070C0"/>
+        </w:rPr>
+        <w:t>0</w:t>
+      </w:r>
+    </w:p>
+    <w:p>
+      <w:pPr>
+        <w:ind w:left="-76"/>
+        <w:rPr>
+          <w:rFonts w:hint="eastAsia"/>
+          <w:color w:val="0070C0"/>
+        </w:rPr>
+      </w:pPr>
+      <w:r>
+        <w:rPr>
+          <w:rFonts w:hint="eastAsia"/>
+          <w:color w:val="0070C0"/>
+        </w:rPr>
+        <w:t xml:space="preserve">            + </w:t>
+      </w:r>
+      <w:r>
+        <w:rPr>
+          <w:rFonts w:hint="eastAsia"/>
+          <w:color w:val="0070C0"/>
+          <w:lang w:val="fr-FR"/>
+        </w:rPr>
+        <w:t>β</w:t>
+      </w:r>
+      <w:r>
+        <w:rPr>
+          <w:rFonts w:hint="eastAsia"/>
+          <w:color w:val="0070C0"/>
+        </w:rPr>
+        <w:t>1 * Strategy</w:t>
+      </w:r>
+    </w:p>
+    <w:p>
+      <w:pPr>
+        <w:ind w:left="-76"/>
+        <w:rPr>
+          <w:rFonts w:hint="eastAsia"/>
+          <w:color w:val="0070C0"/>
+        </w:rPr>
+      </w:pPr>
+      <w:r>
+        <w:rPr>
+          <w:rFonts w:hint="eastAsia"/>
+          <w:color w:val="0070C0"/>
+        </w:rPr>
+        <w:t xml:space="preserve">            + </w:t>
+      </w:r>
+      <w:r>
+        <w:rPr>
+          <w:rFonts w:hint="eastAsia"/>
+          <w:color w:val="0070C0"/>
+          <w:lang w:val="fr-FR"/>
+        </w:rPr>
+        <w:t>β</w:t>
+      </w:r>
+      <w:r>
+        <w:rPr>
+          <w:rFonts w:hint="eastAsia"/>
+          <w:color w:val="0070C0"/>
+        </w:rPr>
+        <w:t>2 * Post</w:t>
+      </w:r>
+    </w:p>
+    <w:p>
+      <w:pPr>
+        <w:ind w:left="-76"/>
+        <w:rPr>
+          <w:rFonts w:hint="eastAsia"/>
+          <w:color w:val="0070C0"/>
+        </w:rPr>
+      </w:pPr>
+      <w:r>
+        <w:rPr>
+          <w:rFonts w:hint="eastAsia"/>
+          <w:color w:val="0070C0"/>
+        </w:rPr>
+        <w:t xml:space="preserve">            + </w:t>
+      </w:r>
+      <w:r>
+        <w:rPr>
+          <w:rFonts w:hint="eastAsia"/>
+          <w:color w:val="0070C0"/>
+          <w:lang w:val="fr-FR"/>
+        </w:rPr>
+        <w:t>β</w:t>
+      </w:r>
+      <w:r>
+        <w:rPr>
+          <w:rFonts w:hint="eastAsia"/>
+          <w:color w:val="0070C0"/>
+        </w:rPr>
+        <w:t>3 * (Strategy × Post)</w:t>
+      </w:r>
+    </w:p>
+    <w:p>
+      <w:pPr>
+        <w:ind w:left="-76"/>
+        <w:rPr>
+          <w:rFonts w:hint="eastAsia"/>
+          <w:color w:val="0070C0"/>
+        </w:rPr>
+      </w:pPr>
+      <w:r>
+        <w:rPr>
+          <w:rFonts w:hint="eastAsia"/>
+          <w:color w:val="0070C0"/>
+        </w:rPr>
+        <w:t xml:space="preserve">            + Controls</w:t>
+      </w:r>
+    </w:p>
+    <w:p>
+      <w:pPr>
+        <w:ind w:left="-76"/>
+        <w:rPr>
+          <w:rFonts w:hint="eastAsia"/>
+          <w:color w:val="0070C0"/>
+        </w:rPr>
+      </w:pPr>
+      <w:r>
+        <w:rPr>
+          <w:rFonts w:hint="eastAsia"/>
+          <w:color w:val="0070C0"/>
+        </w:rPr>
+        <w:t xml:space="preserve">            + </w:t>
+      </w:r>
+      <w:r>
+        <w:rPr>
+          <w:rFonts w:hint="eastAsia"/>
+          <w:color w:val="0070C0"/>
+          <w:lang w:val="fr-FR"/>
+        </w:rPr>
+        <w:t>ε</w:t>
+      </w:r>
+    </w:p>
+    <w:p>
+      <w:pPr>
+        <w:ind w:left="-76"/>
+        <w:rPr>
+          <w:rFonts w:hint="eastAsia"/>
+        </w:rPr>
+      </w:pPr>
+    </w:p>
+    <w:p>
+      <w:pPr>
+        <w:ind w:left="-76"/>
+      </w:pPr>
+    </w:p>
+    <w:p>
+      <w:pPr>
+        <w:ind w:left="-76"/>
+      </w:pPr>
+    </w:p>
+    <w:p>
+      <w:pPr>
+        <w:ind w:left="-76"/>
+      </w:pPr>
+    </w:p>
+    <w:p>
+      <w:pPr>
+        <w:ind w:left="-76"/>
+      </w:pPr>
+    </w:p>
+    <w:p>
+      <w:pPr>
+        <w:ind w:left="-76"/>
+      </w:pPr>
+    </w:p>
+    <w:p>
+      <w:pPr>
+        <w:ind w:left="-76"/>
+      </w:pPr>
+    </w:p>
+    <w:p>
+      <w:pPr>
+        <w:pStyle w:val="1"/>
+        <w:rPr>
+          <w:lang w:val="fr-FR"/>
+        </w:rPr>
+      </w:pPr>
+      <w:r>
+        <w:rPr>
+          <w:rFonts w:hint="eastAsia"/>
+        </w:rPr>
+        <w:t>21/03/</w:t>
+      </w:r>
+      <w:proofErr w:type="gramStart"/>
+      <w:r>
+        <w:rPr>
+          <w:rFonts w:hint="eastAsia"/>
+        </w:rPr>
+        <w:t>26</w:t>
+      </w:r>
+      <w:r>
+        <w:t> </w:t>
+      </w:r>
+      <w:r>
+        <w:rPr>
+          <w:lang w:val="fr-FR"/>
+        </w:rPr>
+        <w:t>:</w:t>
+      </w:r>
+      <w:proofErr w:type="gramEnd"/>
+    </w:p>
+    <w:p>
+      <w:proofErr w:type="gramStart"/>
+      <w:r>
+        <w:rPr>
+          <w:rFonts w:hint="eastAsia"/>
+        </w:rPr>
+        <w:t>Data</w:t>
+      </w:r>
+      <w:r>
+        <w:t> :</w:t>
+      </w:r>
+      <w:proofErr w:type="gramEnd"/>
+      <w:r>
+        <w:t xml:space="preserve"> 4 </w:t>
+      </w:r>
+      <w:proofErr w:type="spellStart"/>
+      <w:r>
+        <w:t>ddatsets</w:t>
+      </w:r>
+      <w:proofErr w:type="spellEnd"/>
+    </w:p>
+    <w:p>
+      <w:r>
+        <w:t>2306 x 2406 x </w:t>
+      </w:r>
+      <w:proofErr w:type="spellStart"/>
+      <w:r>
+        <w:t>paris</w:t>
+      </w:r>
+      <w:proofErr w:type="spellEnd"/>
+      <w:r>
+        <w:t xml:space="preserve"> x </w:t>
+      </w:r>
+      <w:proofErr w:type="spellStart"/>
+      <w:r>
+        <w:t>londo</w:t>
+      </w:r>
+      <w:r>
+        <w:t>n</w:t>
+      </w:r>
+      <w:proofErr w:type="spellEnd"/>
+    </w:p>
+    <w:p/>
+    <w:p>
+      <w:proofErr w:type="gramStart"/>
+      <w:r>
+        <w:rPr>
+          <w:rFonts w:hint="eastAsia"/>
+        </w:rPr>
+        <w:t>D</w:t>
+      </w:r>
+      <w:r>
+        <w:t>es :</w:t>
+      </w:r>
+      <w:proofErr w:type="gramEnd"/>
+      <w:r>
+        <w:t xml:space="preserve"> </w:t>
+      </w:r>
+    </w:p>
+    <w:p>
+      <w:r>
+        <w:rPr>
+          <w:rFonts w:hint="eastAsia"/>
+        </w:rPr>
+        <w:t>C</w:t>
+      </w:r>
+      <w:r>
+        <w:t xml:space="preserve">ity / time / </w:t>
+      </w:r>
+      <w:proofErr w:type="spellStart"/>
+      <w:r>
+        <w:t>tactics_mean</w:t>
+      </w:r>
+      <w:proofErr w:type="spellEnd"/>
+      <w:r>
+        <w:t xml:space="preserve"> </w:t>
+      </w:r>
+    </w:p>
+    <w:p/>
+    <w:p>
+      <w:pPr>
+        <w:rPr>
+          <w:lang w:val="fr-FR"/>
+        </w:rPr>
+      </w:pPr>
+      <w:r>
+        <w:rPr>
+          <w:lang w:val="fr-FR"/>
+        </w:rPr>
+        <w:t>OLS1 :</w:t>
+      </w:r>
+    </w:p>
+    <w:p>
+      <w:pPr>
+        <w:rPr>
+          <w:rFonts w:hint="eastAsia"/>
+          <w:lang w:val="fr-FR"/>
+        </w:rPr>
+      </w:pPr>
+      <w:r>
+        <w:rPr>
+          <w:lang w:val="fr-FR"/>
+        </w:rPr>
+        <w:t>tac</w:t>
+      </w:r>
+      <w:r>
+        <w:rPr>
+          <w:rFonts w:hint="eastAsia"/>
+          <w:lang w:val="fr-FR"/>
+        </w:rPr>
+        <w:t xml:space="preserve"> = β0 </w:t>
+      </w:r>
+    </w:p>
+    <w:p>
+      <w:pPr>
+        <w:rPr>
+          <w:rFonts w:hint="eastAsia"/>
+          <w:lang w:val="fr-FR"/>
+        </w:rPr>
+      </w:pPr>
+      <w:r>
+        <w:rPr>
+          <w:rFonts w:hint="eastAsia"/>
+          <w:lang w:val="fr-FR"/>
+        </w:rPr>
+        <w:t xml:space="preserve">         + β1 * Paris</w:t>
+      </w:r>
+    </w:p>
+    <w:p>
+      <w:pPr>
+        <w:rPr>
+          <w:rFonts w:hint="eastAsia"/>
+          <w:lang w:val="fr-FR"/>
+        </w:rPr>
+      </w:pPr>
+      <w:r>
+        <w:rPr>
+          <w:rFonts w:hint="eastAsia"/>
+          <w:lang w:val="fr-FR"/>
+        </w:rPr>
+        <w:t xml:space="preserve">         + β2 * Post</w:t>
+      </w:r>
+    </w:p>
+    <w:p>
+      <w:pPr>
+        <w:rPr>
+          <w:rFonts w:hint="eastAsia"/>
+          <w:lang w:val="fr-FR"/>
+        </w:rPr>
+      </w:pPr>
+      <w:r>
+        <w:rPr>
+          <w:rFonts w:hint="eastAsia"/>
           <w:lang w:val="fr-FR"/>
         </w:rPr>
         <w:t xml:space="preserve">         + β3 * (Paris × Post)</w:t>
@@ -9829,223 +12905,351 @@
     </w:p>
     <w:p>
       <w:pPr>
-        <w:ind w:left="-76"/>
-        <w:rPr>
-          <w:rFonts w:hint="eastAsia"/>
-          <w:color w:val="0070C0"/>
-          <w:lang w:val="fr-FR"/>
-        </w:rPr>
-      </w:pPr>
-      <w:r>
-        <w:rPr>
-          <w:rFonts w:hint="eastAsia"/>
-          <w:color w:val="0070C0"/>
-          <w:lang w:val="fr-FR"/>
-        </w:rPr>
-        <w:t xml:space="preserve">         + Controls</w:t>
-      </w:r>
-    </w:p>
-    <w:p>
-      <w:pPr>
-        <w:ind w:left="-76"/>
-        <w:rPr>
-          <w:color w:val="0070C0"/>
-          <w:lang w:val="fr-FR"/>
-        </w:rPr>
-      </w:pPr>
-      <w:r>
-        <w:rPr>
-          <w:rFonts w:hint="eastAsia"/>
-          <w:color w:val="0070C0"/>
+        <w:rPr>
+          <w:lang w:val="fr-FR"/>
+        </w:rPr>
+      </w:pPr>
+      <w:r>
+        <w:rPr>
+          <w:rFonts w:hint="eastAsia"/>
           <w:lang w:val="fr-FR"/>
         </w:rPr>
         <w:t xml:space="preserve">         + ε</w:t>
       </w:r>
     </w:p>
     <w:p>
-      <w:pPr>
-        <w:ind w:left="-76"/>
-        <w:rPr>
-          <w:color w:val="0070C0"/>
-          <w:lang w:val="fr-FR"/>
-        </w:rPr>
-      </w:pPr>
-    </w:p>
-    <w:p>
-      <w:pPr>
-        <w:ind w:left="-76"/>
-        <w:rPr>
-          <w:rFonts w:hint="eastAsia"/>
-          <w:color w:val="0070C0"/>
-        </w:rPr>
-      </w:pPr>
-      <w:r>
-        <w:rPr>
-          <w:rFonts w:hint="eastAsia"/>
-          <w:color w:val="0070C0"/>
-        </w:rPr>
-        <w:t xml:space="preserve">BookingRate = </w:t>
-      </w:r>
-      <w:r>
-        <w:rPr>
-          <w:rFonts w:hint="eastAsia"/>
-          <w:color w:val="0070C0"/>
-          <w:lang w:val="fr-FR"/>
-        </w:rPr>
-        <w:t>β</w:t>
-      </w:r>
-      <w:r>
-        <w:rPr>
-          <w:rFonts w:hint="eastAsia"/>
-          <w:color w:val="0070C0"/>
-        </w:rPr>
-        <w:t>0</w:t>
-      </w:r>
-    </w:p>
-    <w:p>
-      <w:pPr>
-        <w:ind w:left="-76"/>
-        <w:rPr>
-          <w:rFonts w:hint="eastAsia"/>
-          <w:color w:val="0070C0"/>
-        </w:rPr>
-      </w:pPr>
-      <w:r>
-        <w:rPr>
-          <w:rFonts w:hint="eastAsia"/>
-          <w:color w:val="0070C0"/>
-        </w:rPr>
-        <w:t xml:space="preserve">            + </w:t>
-      </w:r>
-      <w:r>
-        <w:rPr>
-          <w:rFonts w:hint="eastAsia"/>
-          <w:color w:val="0070C0"/>
-          <w:lang w:val="fr-FR"/>
-        </w:rPr>
-        <w:t>β</w:t>
-      </w:r>
-      <w:r>
-        <w:rPr>
-          <w:rFonts w:hint="eastAsia"/>
-          <w:color w:val="0070C0"/>
-        </w:rPr>
-        <w:t>1 * Strategy</w:t>
-      </w:r>
-    </w:p>
-    <w:p>
-      <w:pPr>
-        <w:ind w:left="-76"/>
-        <w:rPr>
-          <w:rFonts w:hint="eastAsia"/>
-          <w:color w:val="0070C0"/>
-        </w:rPr>
-      </w:pPr>
-      <w:r>
-        <w:rPr>
-          <w:rFonts w:hint="eastAsia"/>
-          <w:color w:val="0070C0"/>
-        </w:rPr>
-        <w:t xml:space="preserve">            + </w:t>
-      </w:r>
-      <w:r>
-        <w:rPr>
-          <w:rFonts w:hint="eastAsia"/>
-          <w:color w:val="0070C0"/>
-          <w:lang w:val="fr-FR"/>
-        </w:rPr>
-        <w:t>β</w:t>
-      </w:r>
-      <w:r>
-        <w:rPr>
-          <w:rFonts w:hint="eastAsia"/>
-          <w:color w:val="0070C0"/>
-        </w:rPr>
-        <w:t>2 * Post</w:t>
-      </w:r>
-    </w:p>
-    <w:p>
-      <w:pPr>
-        <w:ind w:left="-76"/>
-        <w:rPr>
-          <w:rFonts w:hint="eastAsia"/>
-          <w:color w:val="0070C0"/>
-        </w:rPr>
-      </w:pPr>
-      <w:r>
-        <w:rPr>
-          <w:rFonts w:hint="eastAsia"/>
-          <w:color w:val="0070C0"/>
-        </w:rPr>
-        <w:t xml:space="preserve">            + </w:t>
-      </w:r>
-      <w:r>
-        <w:rPr>
-          <w:rFonts w:hint="eastAsia"/>
-          <w:color w:val="0070C0"/>
-          <w:lang w:val="fr-FR"/>
-        </w:rPr>
-        <w:t>β</w:t>
-      </w:r>
-      <w:r>
-        <w:rPr>
-          <w:rFonts w:hint="eastAsia"/>
-          <w:color w:val="0070C0"/>
-        </w:rPr>
-        <w:t>3 * (Strategy × Post)</w:t>
-      </w:r>
-    </w:p>
-    <w:p>
-      <w:pPr>
-        <w:ind w:left="-76"/>
-        <w:rPr>
-          <w:rFonts w:hint="eastAsia"/>
-          <w:color w:val="0070C0"/>
-        </w:rPr>
-      </w:pPr>
-      <w:r>
-        <w:rPr>
-          <w:rFonts w:hint="eastAsia"/>
-          <w:color w:val="0070C0"/>
-        </w:rPr>
-        <w:t xml:space="preserve">            + Controls</w:t>
-      </w:r>
-    </w:p>
-    <w:p>
-      <w:pPr>
-        <w:ind w:left="-76"/>
-        <w:rPr>
-          <w:color w:val="0070C0"/>
-        </w:rPr>
-      </w:pPr>
-      <w:r>
-        <w:rPr>
-          <w:rFonts w:hint="eastAsia"/>
-          <w:color w:val="0070C0"/>
-        </w:rPr>
-        <w:t xml:space="preserve">            + </w:t>
-      </w:r>
-      <w:r>
-        <w:rPr>
-          <w:rFonts w:hint="eastAsia"/>
-          <w:color w:val="0070C0"/>
-          <w:lang w:val="fr-FR"/>
-        </w:rPr>
-        <w:t>ε</w:t>
-      </w:r>
-    </w:p>
-    <w:p>
-      <w:pPr>
-        <w:ind w:left="-76"/>
-      </w:pPr>
-    </w:p>
-    <w:p>
-      <w:pPr>
-        <w:ind w:left="-76"/>
+      <w:r>
+        <w:t>β0</w:t>
+      </w:r>
+      <w:r>
+        <w:t> </w:t>
+      </w:r>
+      <w:r>
+        <w:t>:</w:t>
+      </w:r>
+      <w:r>
+        <w:t xml:space="preserve"> </w:t>
+      </w:r>
+      <w:r>
+        <w:t>London 在 2306 的平均水平</w:t>
+      </w:r>
+    </w:p>
+    <w:p>
+      <w:r>
+        <w:t xml:space="preserve">beta1 : </w:t>
+      </w:r>
+      <w:r>
+        <w:t>Paris vs London 在 2306 的差异（城市固定差异）</w:t>
+      </w:r>
+    </w:p>
+    <w:p>
+      <w:pPr>
+        <w:rPr>
+          <w:lang w:val="fr-FR"/>
+        </w:rPr>
+      </w:pPr>
+      <w:r>
+        <w:t xml:space="preserve">beta2 : </w:t>
+      </w:r>
+      <w:r>
+        <w:t>London 从 2306 → 2406 的变化</w:t>
+      </w:r>
+    </w:p>
+    <w:p>
+      <w:pPr>
+        <w:rPr>
+          <w:b/>
+          <w:bCs/>
+          <w:lang w:val="fr-FR"/>
+        </w:rPr>
+      </w:pPr>
+      <w:r>
+        <w:rPr>
+          <w:b/>
+          <w:bCs/>
+          <w:lang w:val="fr-FR"/>
+        </w:rPr>
+        <w:t xml:space="preserve">beta3 : </w:t>
+      </w:r>
+      <w:r>
+        <w:rPr>
+          <w:b/>
+          <w:bCs/>
+        </w:rPr>
+        <w:t>(Paris变化) - (London变化)</w:t>
+      </w:r>
+      <w:r>
+        <w:rPr>
+          <w:b/>
+          <w:bCs/>
+        </w:rPr>
+        <w:t xml:space="preserve"> </w:t>
+      </w:r>
+      <w:r>
+        <w:rPr>
+          <w:b/>
+          <w:bCs/>
+        </w:rPr>
+        <w:t>奥运对 Paris 的“额外影响”</w:t>
+      </w:r>
+    </w:p>
+    <w:p>
+      <w:pPr>
+        <w:rPr>
+          <w:b/>
+          <w:bCs/>
+          <w:lang w:val="fr-FR"/>
+        </w:rPr>
+      </w:pPr>
+    </w:p>
+    <w:p>
+      <w:pPr>
+        <w:rPr>
+          <w:b/>
+          <w:bCs/>
+          <w:lang w:val="fr-FR"/>
+        </w:rPr>
+      </w:pPr>
+    </w:p>
+    <w:p>
+      <w:pPr>
+        <w:rPr>
+          <w:b/>
+          <w:bCs/>
+          <w:lang w:val="fr-FR"/>
+        </w:rPr>
+      </w:pPr>
+      <w:proofErr w:type="gramStart"/>
+      <w:r>
+        <w:rPr>
+          <w:b/>
+          <w:bCs/>
+          <w:lang w:val="fr-FR"/>
+        </w:rPr>
+        <w:t>table</w:t>
+      </w:r>
+      <w:proofErr w:type="gramEnd"/>
+      <w:r>
+        <w:rPr>
+          <w:b/>
+          <w:bCs/>
+          <w:lang w:val="fr-FR"/>
+        </w:rPr>
+        <w:t xml:space="preserve"> de </w:t>
+      </w:r>
+      <w:proofErr w:type="spellStart"/>
+      <w:r>
+        <w:rPr>
+          <w:b/>
+          <w:bCs/>
+          <w:lang w:val="fr-FR"/>
+        </w:rPr>
+        <w:t>recap</w:t>
+      </w:r>
+      <w:proofErr w:type="spellEnd"/>
+      <w:r>
+        <w:rPr>
+          <w:b/>
+          <w:bCs/>
+          <w:lang w:val="fr-FR"/>
+        </w:rPr>
+        <w:t xml:space="preserve"> de </w:t>
+      </w:r>
+      <w:r>
+        <w:rPr>
+          <w:b/>
+          <w:bCs/>
+          <w:lang w:val="fr-FR"/>
+        </w:rPr>
+        <w:t>DID :</w:t>
+      </w:r>
+    </w:p>
+    <w:p>
+      <w:pPr>
+        <w:rPr>
+          <w:b/>
+          <w:bCs/>
+        </w:rPr>
+      </w:pPr>
+      <w:r>
+        <w:rPr>
+          <w:rFonts w:hint="eastAsia"/>
+          <w:b/>
+          <w:bCs/>
+        </w:rPr>
+        <w:t>tac</w:t>
+      </w:r>
+      <w:r>
+        <w:rPr>
+          <w:b/>
+          <w:bCs/>
+        </w:rPr>
+        <w:t xml:space="preserve"> </w:t>
+      </w:r>
+      <w:r>
+        <w:rPr>
+          <w:rFonts w:hint="eastAsia"/>
+          <w:b/>
+          <w:bCs/>
+        </w:rPr>
+        <w:t xml:space="preserve">/ </w:t>
+      </w:r>
+      <w:r>
+        <w:rPr>
+          <w:rFonts w:hint="eastAsia"/>
+          <w:b/>
+          <w:bCs/>
+        </w:rPr>
+        <w:t xml:space="preserve">beta3 </w:t>
+      </w:r>
+      <w:r>
+        <w:rPr>
+          <w:b/>
+          <w:bCs/>
+        </w:rPr>
+        <w:t>/</w:t>
+      </w:r>
+      <w:r>
+        <w:rPr>
+          <w:b/>
+          <w:bCs/>
+        </w:rPr>
+        <w:t xml:space="preserve"> p </w:t>
+      </w:r>
+    </w:p>
+    <w:p>
+      <w:pPr>
+        <w:rPr>
+          <w:b/>
+          <w:bCs/>
+          <w:lang w:val="fr-FR"/>
+        </w:rPr>
+      </w:pPr>
+    </w:p>
+    <w:p>
+      <w:pPr>
+        <w:rPr>
+          <w:b/>
+          <w:bCs/>
+          <w:lang w:val="fr-FR"/>
+        </w:rPr>
+      </w:pPr>
+    </w:p>
+    <w:p>
+      <w:r>
+        <w:rPr>
+          <w:rFonts w:hint="eastAsia"/>
+        </w:rPr>
+        <w:t>R</w:t>
+      </w:r>
+      <w:r>
+        <w:t xml:space="preserve">ange of </w:t>
+      </w:r>
+      <w:proofErr w:type="gramStart"/>
+      <w:r>
+        <w:t>tac ?</w:t>
+      </w:r>
+      <w:proofErr w:type="gramEnd"/>
+    </w:p>
+    <w:p/>
+    <w:p/>
+    <w:p/>
+    <w:p/>
+    <w:p/>
+    <w:p/>
+    <w:p>
+      <w:pPr>
+        <w:rPr>
+          <w:rFonts w:hint="eastAsia"/>
+          <w:lang w:val="fr-FR"/>
+        </w:rPr>
+      </w:pPr>
+      <w:r>
+        <w:rPr>
+          <w:rFonts w:hint="eastAsia"/>
+          <w:lang w:val="fr-FR"/>
+        </w:rPr>
+        <w:t>P</w:t>
+      </w:r>
+      <w:r>
+        <w:rPr>
+          <w:lang w:val="fr-FR"/>
+        </w:rPr>
+        <w:t>rocess :</w:t>
+      </w:r>
+    </w:p>
+    <w:p>
+      <w:pPr>
+        <w:rPr>
+          <w:lang w:val="fr-FR"/>
+        </w:rPr>
+      </w:pPr>
+      <w:proofErr w:type="spellStart"/>
+      <w:r>
+        <w:rPr>
+          <w:rFonts w:hint="eastAsia"/>
+          <w:lang w:val="fr-FR"/>
+        </w:rPr>
+        <w:t>R</w:t>
+      </w:r>
+      <w:r>
+        <w:rPr>
+          <w:lang w:val="fr-FR"/>
+        </w:rPr>
+        <w:t>eview_scores_rating</w:t>
+      </w:r>
+      <w:proofErr w:type="spellEnd"/>
+      <w:r>
+        <w:rPr>
+          <w:rFonts w:hint="eastAsia"/>
+          <w:lang w:val="fr-FR"/>
+        </w:rPr>
+        <w:t>缺失严重，填</w:t>
+      </w:r>
+      <w:proofErr w:type="spellStart"/>
+      <w:r>
+        <w:rPr>
+          <w:rFonts w:hint="eastAsia"/>
+          <w:lang w:val="fr-FR"/>
+        </w:rPr>
+        <w:t>mean+</w:t>
+      </w:r>
+      <w:r>
+        <w:rPr>
+          <w:lang w:val="fr-FR"/>
+        </w:rPr>
+        <w:t>has_rating</w:t>
+      </w:r>
+      <w:proofErr w:type="spellEnd"/>
+      <w:r>
+        <w:rPr>
+          <w:lang w:val="fr-FR"/>
+        </w:rPr>
+        <w:t> </w:t>
+      </w:r>
+      <w:r>
+        <w:rPr>
+          <w:rFonts w:hint="eastAsia"/>
+          <w:lang w:val="fr-FR"/>
+        </w:rPr>
+        <w:t>组合</w:t>
+      </w:r>
+      <w:r>
+        <w:rPr>
+          <w:lang w:val="fr-FR"/>
+        </w:rPr>
+        <w:t>!</w:t>
+      </w:r>
+    </w:p>
+    <w:p>
+      <w:pPr>
+        <w:rPr>
+          <w:lang w:val="fr-FR"/>
+        </w:rPr>
       </w:pPr>
     </w:p>
     <w:sectPr>
-      <w:footerReference w:type="default" r:id="rId10"/>
+      <w:footerReference w:type="default" r:id="rId9"/>
       <w:pgSz w:w="11906" w:h="16838"/>
       <w:pgMar w:top="1440" w:right="1800" w:bottom="1440" w:left="1800" w:header="851" w:footer="992" w:gutter="0"/>
       <w:cols w:space="425"/>

--- a/note_airbnb2.docx
+++ b/note_airbnb2.docx
@@ -2242,147 +2242,98 @@
       <w:pPr>
         <w:rPr>
           <w:rFonts w:hint="eastAsia"/>
-          <w:lang w:val="fr-FR"/>
-        </w:rPr>
-      </w:pPr>
+        </w:rPr>
+      </w:pPr>
+      <w:r>
+        <w:rPr>
+          <w:rFonts w:hint="eastAsia"/>
+        </w:rPr>
+        <w:t xml:space="preserve">pipe = </w:t>
+      </w:r>
       <w:proofErr w:type="gramStart"/>
       <w:r>
         <w:rPr>
           <w:rFonts w:hint="eastAsia"/>
-          <w:lang w:val="fr-FR"/>
-        </w:rPr>
-        <w:t>pipe</w:t>
+        </w:rPr>
+        <w:t>pipeline(</w:t>
       </w:r>
       <w:proofErr w:type="gramEnd"/>
       <w:r>
         <w:rPr>
           <w:rFonts w:hint="eastAsia"/>
-          <w:lang w:val="fr-FR"/>
-        </w:rPr>
-        <w:t xml:space="preserve"> = </w:t>
-      </w:r>
+        </w:rPr>
+        <w:t>"zero-shot-classification", model="</w:t>
+      </w:r>
+      <w:proofErr w:type="spellStart"/>
+      <w:r>
+        <w:rPr>
+          <w:rFonts w:hint="eastAsia"/>
+        </w:rPr>
+        <w:t>tasksource</w:t>
+      </w:r>
+      <w:proofErr w:type="spellEnd"/>
+      <w:r>
+        <w:rPr>
+          <w:rFonts w:hint="eastAsia"/>
+        </w:rPr>
+        <w:t>/</w:t>
+      </w:r>
+      <w:proofErr w:type="spellStart"/>
+      <w:r>
+        <w:rPr>
+          <w:rFonts w:hint="eastAsia"/>
+        </w:rPr>
+        <w:t>ModernBERT</w:t>
+      </w:r>
+      <w:proofErr w:type="spellEnd"/>
+      <w:r>
+        <w:rPr>
+          <w:rFonts w:hint="eastAsia"/>
+        </w:rPr>
+        <w:t>-large-</w:t>
+      </w:r>
+      <w:proofErr w:type="spellStart"/>
+      <w:r>
+        <w:rPr>
+          <w:rFonts w:hint="eastAsia"/>
+        </w:rPr>
+        <w:t>nli</w:t>
+      </w:r>
+      <w:proofErr w:type="spellEnd"/>
+      <w:r>
+        <w:rPr>
+          <w:rFonts w:hint="eastAsia"/>
+        </w:rPr>
+        <w:t xml:space="preserve">")      </w:t>
+      </w:r>
+    </w:p>
+    <w:p>
+      <w:pPr>
+        <w:rPr>
+          <w:rFonts w:hint="eastAsia"/>
+        </w:rPr>
+      </w:pPr>
+      <w:r>
+        <w:t xml:space="preserve">  "</w:t>
+      </w:r>
+      <w:proofErr w:type="spellStart"/>
       <w:proofErr w:type="gramStart"/>
       <w:r>
-        <w:rPr>
-          <w:rFonts w:hint="eastAsia"/>
-          <w:lang w:val="fr-FR"/>
-        </w:rPr>
-        <w:t>pipeline(</w:t>
+        <w:t>model</w:t>
       </w:r>
       <w:proofErr w:type="gramEnd"/>
       <w:r>
-        <w:rPr>
-          <w:rFonts w:hint="eastAsia"/>
-          <w:lang w:val="fr-FR"/>
-        </w:rPr>
-        <w:t>"</w:t>
-      </w:r>
-      <w:proofErr w:type="spellStart"/>
-      <w:r>
-        <w:rPr>
-          <w:rFonts w:hint="eastAsia"/>
-          <w:lang w:val="fr-FR"/>
-        </w:rPr>
-        <w:t>zero</w:t>
-      </w:r>
-      <w:proofErr w:type="spellEnd"/>
-      <w:r>
-        <w:rPr>
-          <w:rFonts w:hint="eastAsia"/>
-          <w:lang w:val="fr-FR"/>
-        </w:rPr>
-        <w:t>-shot-classification", model="</w:t>
-      </w:r>
-      <w:proofErr w:type="spellStart"/>
-      <w:r>
-        <w:rPr>
-          <w:rFonts w:hint="eastAsia"/>
-          <w:lang w:val="fr-FR"/>
-        </w:rPr>
-        <w:t>tasksource</w:t>
-      </w:r>
-      <w:proofErr w:type="spellEnd"/>
-      <w:r>
-        <w:rPr>
-          <w:rFonts w:hint="eastAsia"/>
-          <w:lang w:val="fr-FR"/>
-        </w:rPr>
-        <w:t>/</w:t>
-      </w:r>
-      <w:proofErr w:type="spellStart"/>
-      <w:r>
-        <w:rPr>
-          <w:rFonts w:hint="eastAsia"/>
-          <w:lang w:val="fr-FR"/>
-        </w:rPr>
-        <w:t>ModernBERT</w:t>
-      </w:r>
-      <w:proofErr w:type="spellEnd"/>
-      <w:r>
-        <w:rPr>
-          <w:rFonts w:hint="eastAsia"/>
-          <w:lang w:val="fr-FR"/>
-        </w:rPr>
-        <w:t>-large-</w:t>
-      </w:r>
-      <w:proofErr w:type="spellStart"/>
-      <w:r>
-        <w:rPr>
-          <w:rFonts w:hint="eastAsia"/>
-          <w:lang w:val="fr-FR"/>
-        </w:rPr>
-        <w:t>nli</w:t>
-      </w:r>
-      <w:proofErr w:type="spellEnd"/>
-      <w:r>
-        <w:rPr>
-          <w:rFonts w:hint="eastAsia"/>
-          <w:lang w:val="fr-FR"/>
-        </w:rPr>
-        <w:t xml:space="preserve">")      </w:t>
-      </w:r>
-    </w:p>
-    <w:p>
-      <w:pPr>
-        <w:rPr>
-          <w:rFonts w:hint="eastAsia"/>
-          <w:lang w:val="fr-FR"/>
-        </w:rPr>
-      </w:pPr>
-      <w:r>
-        <w:rPr>
-          <w:lang w:val="fr-FR"/>
-        </w:rPr>
-        <w:t xml:space="preserve">  "</w:t>
-      </w:r>
-      <w:proofErr w:type="spellStart"/>
-      <w:r>
-        <w:rPr>
-          <w:lang w:val="fr-FR"/>
-        </w:rPr>
-        <w:t>model_max_length</w:t>
-      </w:r>
-      <w:proofErr w:type="spellEnd"/>
-      <w:proofErr w:type="gramStart"/>
-      <w:r>
-        <w:rPr>
-          <w:lang w:val="fr-FR"/>
-        </w:rPr>
-        <w:t>":</w:t>
-      </w:r>
-      <w:proofErr w:type="gramEnd"/>
-      <w:r>
-        <w:rPr>
-          <w:lang w:val="fr-FR"/>
-        </w:rPr>
-        <w:t xml:space="preserve"> 1000000000000000019884624838656,</w:t>
-      </w:r>
-    </w:p>
-    <w:p>
-      <w:pPr>
-        <w:rPr>
-          <w:rFonts w:hint="eastAsia"/>
-          <w:lang w:val="fr-FR"/>
+        <w:t>_max_length</w:t>
+      </w:r>
+      <w:proofErr w:type="spellEnd"/>
+      <w:r>
+        <w:t>": 1000000000000000019884624838656,</w:t>
+      </w:r>
+    </w:p>
+    <w:p>
+      <w:pPr>
+        <w:rPr>
+          <w:rFonts w:hint="eastAsia"/>
         </w:rPr>
       </w:pPr>
     </w:p>
@@ -2785,9 +2736,6 @@
         <w:instrText>HYPERLINK "https://github.com/UKPLab/EasyNMT"</w:instrText>
       </w:r>
       <w:r>
-        <w:rPr>
-          <w:rFonts w:hint="eastAsia"/>
-        </w:rPr>
         <w:fldChar w:fldCharType="separate"/>
       </w:r>
       <w:r>
@@ -12687,38 +12635,56 @@
     <w:p>
       <w:pPr>
         <w:ind w:left="-76"/>
+        <w:rPr>
+          <w:rFonts w:hint="eastAsia"/>
+        </w:rPr>
       </w:pPr>
     </w:p>
     <w:p>
       <w:pPr>
         <w:ind w:left="-76"/>
+        <w:rPr>
+          <w:rFonts w:hint="eastAsia"/>
+        </w:rPr>
       </w:pPr>
     </w:p>
     <w:p>
       <w:pPr>
         <w:ind w:left="-76"/>
+        <w:rPr>
+          <w:rFonts w:hint="eastAsia"/>
+        </w:rPr>
       </w:pPr>
     </w:p>
     <w:p>
       <w:pPr>
         <w:ind w:left="-76"/>
+        <w:rPr>
+          <w:rFonts w:hint="eastAsia"/>
+        </w:rPr>
       </w:pPr>
     </w:p>
     <w:p>
       <w:pPr>
         <w:ind w:left="-76"/>
+        <w:rPr>
+          <w:rFonts w:hint="eastAsia"/>
+        </w:rPr>
       </w:pPr>
     </w:p>
     <w:p>
       <w:pPr>
         <w:ind w:left="-76"/>
+        <w:rPr>
+          <w:rFonts w:hint="eastAsia"/>
+        </w:rPr>
       </w:pPr>
     </w:p>
     <w:p>
       <w:pPr>
         <w:pStyle w:val="1"/>
         <w:rPr>
-          <w:lang w:val="fr-FR"/>
+          <w:rFonts w:hint="eastAsia"/>
         </w:rPr>
       </w:pPr>
       <w:r>
@@ -12738,14 +12704,16 @@
         <w:t> </w:t>
       </w:r>
       <w:r>
-        <w:rPr>
-          <w:lang w:val="fr-FR"/>
-        </w:rPr>
         <w:t>:</w:t>
       </w:r>
       <w:proofErr w:type="gramEnd"/>
     </w:p>
     <w:p>
+      <w:pPr>
+        <w:rPr>
+          <w:rFonts w:hint="eastAsia"/>
+        </w:rPr>
+      </w:pPr>
       <w:proofErr w:type="gramStart"/>
       <w:r>
         <w:rPr>
@@ -12767,6 +12735,11 @@
       <w:proofErr w:type="spellEnd"/>
     </w:p>
     <w:p>
+      <w:pPr>
+        <w:rPr>
+          <w:rFonts w:hint="eastAsia"/>
+        </w:rPr>
+      </w:pPr>
       <w:r>
         <w:t>2306 x 2406 x </w:t>
       </w:r>
@@ -12787,8 +12760,19 @@
       </w:r>
       <w:proofErr w:type="spellEnd"/>
     </w:p>
-    <w:p/>
-    <w:p>
+    <w:p>
+      <w:pPr>
+        <w:rPr>
+          <w:rFonts w:hint="eastAsia"/>
+        </w:rPr>
+      </w:pPr>
+    </w:p>
+    <w:p>
+      <w:pPr>
+        <w:rPr>
+          <w:rFonts w:hint="eastAsia"/>
+        </w:rPr>
+      </w:pPr>
       <w:proofErr w:type="gramStart"/>
       <w:r>
         <w:rPr>
@@ -12823,19 +12807,79 @@
         <w:t xml:space="preserve"> </w:t>
       </w:r>
     </w:p>
-    <w:p/>
-    <w:p>
-      <w:pPr>
-        <w:rPr>
-          <w:lang w:val="fr-FR"/>
-        </w:rPr>
-      </w:pPr>
-      <w:r>
-        <w:rPr>
-          <w:lang w:val="fr-FR"/>
+    <w:p>
+      <w:pPr>
+        <w:rPr>
+          <w:lang w:val="fr-FR"/>
+        </w:rPr>
+      </w:pPr>
+      <w:proofErr w:type="spellStart"/>
+      <w:r>
+        <w:rPr>
+          <w:rFonts w:hint="eastAsia"/>
+          <w:lang w:val="fr-FR"/>
+        </w:rPr>
+        <w:t>T</w:t>
+      </w:r>
+      <w:r>
+        <w:rPr>
+          <w:lang w:val="fr-FR"/>
+        </w:rPr>
+        <w:t>test</w:t>
+      </w:r>
+      <w:proofErr w:type="spellEnd"/>
+      <w:r>
+        <w:rPr>
+          <w:lang w:val="fr-FR"/>
+        </w:rPr>
+        <w:t> ?</w:t>
+      </w:r>
+    </w:p>
+    <w:p>
+      <w:pPr>
+        <w:rPr>
+          <w:rFonts w:hint="eastAsia"/>
+          <w:lang w:val="fr-FR"/>
+        </w:rPr>
+      </w:pPr>
+    </w:p>
+    <w:p>
+      <w:pPr>
+        <w:rPr>
+          <w:rFonts w:hint="eastAsia"/>
+        </w:rPr>
+      </w:pPr>
+    </w:p>
+    <w:p>
+      <w:pPr>
+        <w:rPr>
+          <w:rFonts w:hint="eastAsia"/>
+          <w:b/>
+          <w:bCs/>
+        </w:rPr>
+      </w:pPr>
+      <w:r>
+        <w:rPr>
+          <w:b/>
+          <w:bCs/>
         </w:rPr>
         <w:t>OLS1 :</w:t>
       </w:r>
+      <w:r>
+        <w:rPr>
+          <w:b/>
+          <w:bCs/>
+        </w:rPr>
+        <w:t xml:space="preserve"> </w:t>
+      </w:r>
+      <w:r>
+        <w:rPr>
+          <w:rFonts w:hint="eastAsia"/>
+          <w:b/>
+          <w:bCs/>
+        </w:rPr>
+        <w:t>奥运对于策略分布/行为表现的影响</w:t>
+      </w:r>
     </w:p>
     <w:p>
       <w:pPr>
@@ -12906,6 +12950,7 @@
     <w:p>
       <w:pPr>
         <w:rPr>
+          <w:rFonts w:hint="eastAsia"/>
           <w:lang w:val="fr-FR"/>
         </w:rPr>
       </w:pPr>
@@ -12918,316 +12963,345 @@
       </w:r>
     </w:p>
     <w:p>
-      <w:r>
-        <w:t>β0</w:t>
-      </w:r>
-      <w:r>
+      <w:pPr>
+        <w:rPr>
+          <w:rFonts w:hint="eastAsia"/>
+          <w:lang w:val="fr-FR"/>
+        </w:rPr>
+      </w:pPr>
+      <w:r>
+        <w:t>β</w:t>
+      </w:r>
+      <w:r>
+        <w:rPr>
+          <w:lang w:val="fr-FR"/>
+        </w:rPr>
+        <w:t xml:space="preserve">0 : London </w:t>
+      </w:r>
+      <w:r>
+        <w:t>在</w:t>
+      </w:r>
+      <w:r>
+        <w:rPr>
+          <w:lang w:val="fr-FR"/>
+        </w:rPr>
+        <w:t xml:space="preserve"> 2306 </w:t>
+      </w:r>
+      <w:r>
+        <w:t>的平均水平</w:t>
+      </w:r>
+    </w:p>
+    <w:p>
+      <w:pPr>
+        <w:rPr>
+          <w:rFonts w:hint="eastAsia"/>
+          <w:lang w:val="fr-FR"/>
+        </w:rPr>
+      </w:pPr>
+      <w:r>
+        <w:rPr>
+          <w:lang w:val="fr-FR"/>
+        </w:rPr>
+        <w:t xml:space="preserve">beta1 : Paris vs London </w:t>
+      </w:r>
+      <w:r>
+        <w:t>在</w:t>
+      </w:r>
+      <w:r>
+        <w:rPr>
+          <w:lang w:val="fr-FR"/>
+        </w:rPr>
+        <w:t xml:space="preserve"> 2306 </w:t>
+      </w:r>
+      <w:r>
+        <w:t>的差异</w:t>
+      </w:r>
+      <w:r>
+        <w:rPr>
+          <w:lang w:val="fr-FR"/>
+        </w:rPr>
+        <w:t>（</w:t>
+      </w:r>
+      <w:r>
+        <w:t>城市固定差异</w:t>
+      </w:r>
+      <w:r>
+        <w:rPr>
+          <w:lang w:val="fr-FR"/>
+        </w:rPr>
+        <w:t>）</w:t>
+      </w:r>
+    </w:p>
+    <w:p>
+      <w:pPr>
+        <w:rPr>
+          <w:rFonts w:hint="eastAsia"/>
+          <w:lang w:val="fr-FR"/>
+        </w:rPr>
+      </w:pPr>
+      <w:r>
+        <w:t xml:space="preserve">beta2 : </w:t>
+      </w:r>
+      <w:r>
+        <w:t>London 从 2306 → 2406 的变化</w:t>
+      </w:r>
+    </w:p>
+    <w:p>
+      <w:pPr>
+        <w:rPr>
+          <w:rFonts w:hint="eastAsia"/>
+          <w:b/>
+          <w:bCs/>
+          <w:lang w:val="fr-FR"/>
+        </w:rPr>
+      </w:pPr>
+      <w:r>
+        <w:rPr>
+          <w:b/>
+          <w:bCs/>
+          <w:lang w:val="fr-FR"/>
+        </w:rPr>
+        <w:t xml:space="preserve">beta3 : </w:t>
+      </w:r>
+      <w:r>
+        <w:rPr>
+          <w:b/>
+          <w:bCs/>
+        </w:rPr>
+        <w:t>(Paris变化) - (London变化) 奥运对 Paris 的“额外影响”</w:t>
+      </w:r>
+    </w:p>
+    <w:p>
+      <w:pPr>
+        <w:rPr>
+          <w:rFonts w:hint="eastAsia"/>
+          <w:b/>
+          <w:bCs/>
+          <w:lang w:val="fr-FR"/>
+        </w:rPr>
+      </w:pPr>
+    </w:p>
+    <w:p>
+      <w:pPr>
+        <w:rPr>
+          <w:rFonts w:hint="eastAsia"/>
+          <w:b/>
+          <w:bCs/>
+          <w:lang w:val="fr-FR"/>
+        </w:rPr>
+      </w:pPr>
+    </w:p>
+    <w:p>
+      <w:pPr>
+        <w:rPr>
+          <w:rFonts w:hint="eastAsia"/>
+          <w:b/>
+          <w:bCs/>
+          <w:lang w:val="fr-FR"/>
+        </w:rPr>
+      </w:pPr>
+      <w:proofErr w:type="gramStart"/>
+      <w:r>
+        <w:rPr>
+          <w:b/>
+          <w:bCs/>
+          <w:lang w:val="fr-FR"/>
+        </w:rPr>
+        <w:lastRenderedPageBreak/>
+        <w:t>table</w:t>
+      </w:r>
+      <w:proofErr w:type="gramEnd"/>
+      <w:r>
+        <w:rPr>
+          <w:b/>
+          <w:bCs/>
+          <w:lang w:val="fr-FR"/>
+        </w:rPr>
+        <w:t xml:space="preserve"> de </w:t>
+      </w:r>
+      <w:proofErr w:type="spellStart"/>
+      <w:r>
+        <w:rPr>
+          <w:b/>
+          <w:bCs/>
+          <w:lang w:val="fr-FR"/>
+        </w:rPr>
+        <w:t>recap</w:t>
+      </w:r>
+      <w:proofErr w:type="spellEnd"/>
+      <w:r>
+        <w:rPr>
+          <w:b/>
+          <w:bCs/>
+          <w:lang w:val="fr-FR"/>
+        </w:rPr>
+        <w:t xml:space="preserve"> de </w:t>
+      </w:r>
+      <w:r>
+        <w:rPr>
+          <w:b/>
+          <w:bCs/>
+          <w:lang w:val="fr-FR"/>
+        </w:rPr>
+        <w:t>DID :</w:t>
+      </w:r>
+    </w:p>
+    <w:p>
+      <w:pPr>
+        <w:rPr>
+          <w:rFonts w:hint="eastAsia"/>
+          <w:b/>
+          <w:bCs/>
+        </w:rPr>
+      </w:pPr>
+      <w:r>
+        <w:rPr>
+          <w:rFonts w:hint="eastAsia"/>
+          <w:b/>
+          <w:bCs/>
+          <w:highlight w:val="yellow"/>
+        </w:rPr>
+        <w:t>tac</w:t>
+      </w:r>
+      <w:r>
+        <w:rPr>
+          <w:b/>
+          <w:bCs/>
+          <w:highlight w:val="yellow"/>
+        </w:rPr>
+        <w:t xml:space="preserve"> </w:t>
+      </w:r>
+      <w:r>
+        <w:rPr>
+          <w:rFonts w:hint="eastAsia"/>
+          <w:b/>
+          <w:bCs/>
+          <w:highlight w:val="yellow"/>
+        </w:rPr>
+        <w:t xml:space="preserve">/ beta3 </w:t>
+      </w:r>
+      <w:r>
+        <w:rPr>
+          <w:b/>
+          <w:bCs/>
+          <w:highlight w:val="yellow"/>
+        </w:rPr>
+        <w:t>/ p</w:t>
+      </w:r>
+      <w:r>
+        <w:rPr>
+          <w:b/>
+          <w:bCs/>
+        </w:rPr>
+        <w:t xml:space="preserve"> </w:t>
+      </w:r>
+    </w:p>
+    <w:p>
+      <w:pPr>
+        <w:rPr>
+          <w:b/>
+          <w:bCs/>
+          <w:lang w:val="fr-FR"/>
+        </w:rPr>
+      </w:pPr>
+    </w:p>
+    <w:p>
+      <w:pPr>
+        <w:rPr>
+          <w:rFonts w:hint="eastAsia"/>
+        </w:rPr>
+      </w:pPr>
+      <w:r>
+        <w:rPr>
+          <w:rFonts w:hint="eastAsia"/>
+        </w:rPr>
+        <w:t>R</w:t>
+      </w:r>
+      <w:r>
+        <w:t xml:space="preserve">ange of </w:t>
+      </w:r>
+      <w:proofErr w:type="gramStart"/>
+      <w:r>
+        <w:t>tac ?</w:t>
+      </w:r>
+      <w:proofErr w:type="gramEnd"/>
+    </w:p>
+    <w:p>
+      <w:pPr>
+        <w:rPr>
+          <w:rFonts w:hint="eastAsia"/>
+        </w:rPr>
+      </w:pPr>
+    </w:p>
+    <w:p>
+      <w:pPr>
+        <w:rPr>
+          <w:rFonts w:hint="eastAsia"/>
+        </w:rPr>
+      </w:pPr>
+      <w:proofErr w:type="gramStart"/>
+      <w:r>
+        <w:rPr>
+          <w:rFonts w:hint="eastAsia"/>
+        </w:rPr>
+        <w:t>P</w:t>
+      </w:r>
+      <w:r>
+        <w:t>rocess :</w:t>
+      </w:r>
+      <w:proofErr w:type="gramEnd"/>
+    </w:p>
+    <w:p>
+      <w:pPr>
+        <w:rPr>
+          <w:rFonts w:hint="eastAsia"/>
+          <w:lang w:val="fr-FR"/>
+        </w:rPr>
+      </w:pPr>
+      <w:proofErr w:type="spellStart"/>
+      <w:r>
+        <w:rPr>
+          <w:rFonts w:hint="eastAsia"/>
+          <w:lang w:val="fr-FR"/>
+        </w:rPr>
+        <w:t>R</w:t>
+      </w:r>
+      <w:r>
+        <w:rPr>
+          <w:lang w:val="fr-FR"/>
+        </w:rPr>
+        <w:t>eview_scores_rating</w:t>
+      </w:r>
+      <w:proofErr w:type="spellEnd"/>
+      <w:r>
+        <w:rPr>
+          <w:rFonts w:hint="eastAsia"/>
+          <w:lang w:val="fr-FR"/>
+        </w:rPr>
+        <w:t>缺失严重，填</w:t>
+      </w:r>
+      <w:proofErr w:type="spellStart"/>
+      <w:r>
+        <w:rPr>
+          <w:rFonts w:hint="eastAsia"/>
+          <w:lang w:val="fr-FR"/>
+        </w:rPr>
+        <w:t>mean+</w:t>
+      </w:r>
+      <w:r>
+        <w:rPr>
+          <w:lang w:val="fr-FR"/>
+        </w:rPr>
+        <w:t>has_rating</w:t>
+      </w:r>
+      <w:proofErr w:type="spellEnd"/>
+      <w:r>
+        <w:rPr>
+          <w:lang w:val="fr-FR"/>
+        </w:rPr>
         <w:t> </w:t>
       </w:r>
       <w:r>
-        <w:t>:</w:t>
-      </w:r>
-      <w:r>
-        <w:t xml:space="preserve"> </w:t>
-      </w:r>
-      <w:r>
-        <w:t>London 在 2306 的平均水平</w:t>
-      </w:r>
-    </w:p>
-    <w:p>
-      <w:r>
-        <w:t xml:space="preserve">beta1 : </w:t>
-      </w:r>
-      <w:r>
-        <w:t>Paris vs London 在 2306 的差异（城市固定差异）</w:t>
-      </w:r>
-    </w:p>
-    <w:p>
-      <w:pPr>
-        <w:rPr>
-          <w:lang w:val="fr-FR"/>
-        </w:rPr>
-      </w:pPr>
-      <w:r>
-        <w:t xml:space="preserve">beta2 : </w:t>
-      </w:r>
-      <w:r>
-        <w:t>London 从 2306 → 2406 的变化</w:t>
-      </w:r>
-    </w:p>
-    <w:p>
-      <w:pPr>
-        <w:rPr>
-          <w:b/>
-          <w:bCs/>
-          <w:lang w:val="fr-FR"/>
-        </w:rPr>
-      </w:pPr>
-      <w:r>
-        <w:rPr>
-          <w:b/>
-          <w:bCs/>
-          <w:lang w:val="fr-FR"/>
-        </w:rPr>
-        <w:t xml:space="preserve">beta3 : </w:t>
-      </w:r>
-      <w:r>
-        <w:rPr>
-          <w:b/>
-          <w:bCs/>
-        </w:rPr>
-        <w:t>(Paris变化) - (London变化)</w:t>
-      </w:r>
-      <w:r>
-        <w:rPr>
-          <w:b/>
-          <w:bCs/>
-        </w:rPr>
-        <w:t xml:space="preserve"> </w:t>
-      </w:r>
-      <w:r>
-        <w:rPr>
-          <w:b/>
-          <w:bCs/>
-        </w:rPr>
-        <w:t>奥运对 Paris 的“额外影响”</w:t>
-      </w:r>
-    </w:p>
-    <w:p>
-      <w:pPr>
-        <w:rPr>
-          <w:b/>
-          <w:bCs/>
-          <w:lang w:val="fr-FR"/>
-        </w:rPr>
-      </w:pPr>
-    </w:p>
-    <w:p>
-      <w:pPr>
-        <w:rPr>
-          <w:b/>
-          <w:bCs/>
-          <w:lang w:val="fr-FR"/>
-        </w:rPr>
-      </w:pPr>
-    </w:p>
-    <w:p>
-      <w:pPr>
-        <w:rPr>
-          <w:b/>
-          <w:bCs/>
-          <w:lang w:val="fr-FR"/>
-        </w:rPr>
-      </w:pPr>
-      <w:proofErr w:type="gramStart"/>
-      <w:r>
-        <w:rPr>
-          <w:b/>
-          <w:bCs/>
-          <w:lang w:val="fr-FR"/>
-        </w:rPr>
-        <w:t>table</w:t>
-      </w:r>
-      <w:proofErr w:type="gramEnd"/>
-      <w:r>
-        <w:rPr>
-          <w:b/>
-          <w:bCs/>
-          <w:lang w:val="fr-FR"/>
-        </w:rPr>
-        <w:t xml:space="preserve"> de </w:t>
-      </w:r>
-      <w:proofErr w:type="spellStart"/>
-      <w:r>
-        <w:rPr>
-          <w:b/>
-          <w:bCs/>
-          <w:lang w:val="fr-FR"/>
-        </w:rPr>
-        <w:t>recap</w:t>
-      </w:r>
-      <w:proofErr w:type="spellEnd"/>
-      <w:r>
-        <w:rPr>
-          <w:b/>
-          <w:bCs/>
-          <w:lang w:val="fr-FR"/>
-        </w:rPr>
-        <w:t xml:space="preserve"> de </w:t>
-      </w:r>
-      <w:r>
-        <w:rPr>
-          <w:b/>
-          <w:bCs/>
-          <w:lang w:val="fr-FR"/>
-        </w:rPr>
-        <w:t>DID :</w:t>
-      </w:r>
-    </w:p>
-    <w:p>
-      <w:pPr>
-        <w:rPr>
-          <w:b/>
-          <w:bCs/>
-        </w:rPr>
-      </w:pPr>
-      <w:r>
-        <w:rPr>
-          <w:rFonts w:hint="eastAsia"/>
-          <w:b/>
-          <w:bCs/>
-        </w:rPr>
-        <w:t>tac</w:t>
-      </w:r>
-      <w:r>
-        <w:rPr>
-          <w:b/>
-          <w:bCs/>
-        </w:rPr>
-        <w:t xml:space="preserve"> </w:t>
-      </w:r>
-      <w:r>
-        <w:rPr>
-          <w:rFonts w:hint="eastAsia"/>
-          <w:b/>
-          <w:bCs/>
-        </w:rPr>
-        <w:t xml:space="preserve">/ </w:t>
-      </w:r>
-      <w:r>
-        <w:rPr>
-          <w:rFonts w:hint="eastAsia"/>
-          <w:b/>
-          <w:bCs/>
-        </w:rPr>
-        <w:t xml:space="preserve">beta3 </w:t>
-      </w:r>
-      <w:r>
-        <w:rPr>
-          <w:b/>
-          <w:bCs/>
-        </w:rPr>
-        <w:t>/</w:t>
-      </w:r>
-      <w:r>
-        <w:rPr>
-          <w:b/>
-          <w:bCs/>
-        </w:rPr>
-        <w:t xml:space="preserve"> p </w:t>
-      </w:r>
-    </w:p>
-    <w:p>
-      <w:pPr>
-        <w:rPr>
-          <w:b/>
-          <w:bCs/>
-          <w:lang w:val="fr-FR"/>
-        </w:rPr>
-      </w:pPr>
-    </w:p>
-    <w:p>
-      <w:pPr>
-        <w:rPr>
-          <w:b/>
-          <w:bCs/>
-          <w:lang w:val="fr-FR"/>
-        </w:rPr>
-      </w:pPr>
-    </w:p>
-    <w:p>
-      <w:r>
-        <w:rPr>
-          <w:rFonts w:hint="eastAsia"/>
-        </w:rPr>
-        <w:t>R</w:t>
-      </w:r>
-      <w:r>
-        <w:t xml:space="preserve">ange of </w:t>
-      </w:r>
-      <w:proofErr w:type="gramStart"/>
-      <w:r>
-        <w:t>tac ?</w:t>
-      </w:r>
-      <w:proofErr w:type="gramEnd"/>
-    </w:p>
-    <w:p/>
-    <w:p/>
-    <w:p/>
-    <w:p/>
-    <w:p/>
-    <w:p/>
-    <w:p>
-      <w:pPr>
-        <w:rPr>
-          <w:rFonts w:hint="eastAsia"/>
-          <w:lang w:val="fr-FR"/>
-        </w:rPr>
-      </w:pPr>
-      <w:r>
-        <w:rPr>
-          <w:rFonts w:hint="eastAsia"/>
-          <w:lang w:val="fr-FR"/>
-        </w:rPr>
-        <w:t>P</w:t>
-      </w:r>
-      <w:r>
-        <w:rPr>
-          <w:lang w:val="fr-FR"/>
-        </w:rPr>
-        <w:t>rocess :</w:t>
-      </w:r>
-    </w:p>
-    <w:p>
-      <w:pPr>
-        <w:rPr>
-          <w:lang w:val="fr-FR"/>
-        </w:rPr>
-      </w:pPr>
-      <w:proofErr w:type="spellStart"/>
-      <w:r>
-        <w:rPr>
-          <w:rFonts w:hint="eastAsia"/>
-          <w:lang w:val="fr-FR"/>
-        </w:rPr>
-        <w:t>R</w:t>
-      </w:r>
-      <w:r>
-        <w:rPr>
-          <w:lang w:val="fr-FR"/>
-        </w:rPr>
-        <w:t>eview_scores_rating</w:t>
-      </w:r>
-      <w:proofErr w:type="spellEnd"/>
-      <w:r>
-        <w:rPr>
-          <w:rFonts w:hint="eastAsia"/>
-          <w:lang w:val="fr-FR"/>
-        </w:rPr>
-        <w:t>缺失严重，填</w:t>
-      </w:r>
-      <w:proofErr w:type="spellStart"/>
-      <w:r>
-        <w:rPr>
-          <w:rFonts w:hint="eastAsia"/>
-          <w:lang w:val="fr-FR"/>
-        </w:rPr>
-        <w:t>mean+</w:t>
-      </w:r>
-      <w:r>
-        <w:rPr>
-          <w:lang w:val="fr-FR"/>
-        </w:rPr>
-        <w:t>has_rating</w:t>
-      </w:r>
-      <w:proofErr w:type="spellEnd"/>
-      <w:r>
-        <w:rPr>
-          <w:lang w:val="fr-FR"/>
-        </w:rPr>
-        <w:t> </w:t>
-      </w:r>
-      <w:r>
         <w:rPr>
           <w:rFonts w:hint="eastAsia"/>
           <w:lang w:val="fr-FR"/>
@@ -13244,6 +13318,68 @@
     <w:p>
       <w:pPr>
         <w:rPr>
+          <w:lang w:val="fr-FR"/>
+        </w:rPr>
+      </w:pPr>
+    </w:p>
+    <w:p>
+      <w:pPr>
+        <w:rPr>
+          <w:lang w:val="fr-FR"/>
+        </w:rPr>
+      </w:pPr>
+    </w:p>
+    <w:p>
+      <w:pPr>
+        <w:rPr>
+          <w:b/>
+          <w:bCs/>
+          <w:lang w:val="fr-FR"/>
+        </w:rPr>
+      </w:pPr>
+      <w:r>
+        <w:rPr>
+          <w:rFonts w:hint="eastAsia"/>
+          <w:b/>
+          <w:bCs/>
+          <w:lang w:val="fr-FR"/>
+        </w:rPr>
+        <w:t>OLS 2</w:t>
+      </w:r>
+      <w:r>
+        <w:rPr>
+          <w:b/>
+          <w:bCs/>
+          <w:lang w:val="fr-FR"/>
+        </w:rPr>
+        <w:t xml:space="preserve"> : </w:t>
+      </w:r>
+      <w:proofErr w:type="spellStart"/>
+      <w:r>
+        <w:rPr>
+          <w:b/>
+          <w:bCs/>
+          <w:lang w:val="fr-FR"/>
+        </w:rPr>
+        <w:t>jo</w:t>
+      </w:r>
+      <w:proofErr w:type="spellEnd"/>
+      <w:r>
+        <w:rPr>
+          <w:rFonts w:hint="eastAsia"/>
+          <w:b/>
+          <w:bCs/>
+          <w:lang w:val="fr-FR"/>
+        </w:rPr>
+        <w:t>对于策略效果的影响</w:t>
+      </w:r>
+    </w:p>
+    <w:p>
+      <w:pPr>
+        <w:rPr>
+          <w:rFonts w:hint="eastAsia"/>
+          <w:b/>
+          <w:bCs/>
           <w:lang w:val="fr-FR"/>
         </w:rPr>
       </w:pPr>
@@ -18130,6 +18266,7 @@
   <w:style w:type="character" w:default="1" w:styleId="a0">
     <w:name w:val="Default Paragraph Font"/>
     <w:uiPriority w:val="1"/>
+    <w:semiHidden/>
     <w:unhideWhenUsed/>
   </w:style>
   <w:style w:type="table" w:default="1" w:styleId="a1">
